--- a/theory-site-static/files/ai-believes/what-ai-believes-he.docx
+++ b/theory-site-static/files/ai-believes/what-ai-believes-he.docx
@@ -43,7 +43,6 @@
     </w:p>
     <w:p>
       <w:pPr>
-        <w:ind w:left="0" w:right="0" w:firstLine="0"/>
         <w:jc w:val="right"/>
         <w:bidi w:val="1"/>
       </w:pPr>
@@ -60,7 +59,6 @@
     </w:p>
     <w:p>
       <w:pPr>
-        <w:ind w:left="0" w:right="0" w:firstLine="0"/>
         <w:jc w:val="right"/>
         <w:bidi w:val="1"/>
       </w:pPr>
@@ -76,7 +74,6 @@
     </w:p>
     <w:p>
       <w:pPr>
-        <w:ind w:left="0" w:right="0" w:firstLine="0"/>
         <w:jc w:val="right"/>
         <w:bidi w:val="1"/>
       </w:pPr>
@@ -112,7 +109,6 @@
     </w:p>
     <w:p>
       <w:pPr>
-        <w:ind w:left="0" w:right="0" w:firstLine="0"/>
         <w:jc w:val="right"/>
         <w:bidi w:val="1"/>
       </w:pPr>
@@ -131,7 +127,6 @@
       <w:pPr>
         <w:bidi w:val="1"/>
         <w:spacing w:after="160" w:line="300" w:lineRule="auto"/>
-        <w:ind w:left="0" w:right="0" w:firstLine="0"/>
         <w:jc w:val="right"/>
       </w:pPr>
       <w:r>
@@ -159,7 +154,6 @@
       <w:pPr>
         <w:bidi w:val="1"/>
         <w:spacing w:after="160" w:line="300" w:lineRule="auto"/>
-        <w:ind w:left="0" w:right="0" w:firstLine="0"/>
         <w:jc w:val="right"/>
       </w:pPr>
       <w:r>
@@ -187,7 +181,6 @@
       <w:pPr>
         <w:bidi w:val="1"/>
         <w:spacing w:after="160" w:line="300" w:lineRule="auto"/>
-        <w:ind w:left="0" w:right="0" w:firstLine="0"/>
         <w:jc w:val="right"/>
       </w:pPr>
       <w:r>
@@ -205,7 +198,6 @@
       <w:pPr>
         <w:bidi w:val="1"/>
         <w:spacing w:after="160" w:line="300" w:lineRule="auto"/>
-        <w:ind w:left="0" w:right="0" w:firstLine="0"/>
         <w:jc w:val="right"/>
       </w:pPr>
       <w:r>
@@ -223,7 +215,6 @@
       <w:pPr>
         <w:bidi w:val="1"/>
         <w:spacing w:after="160" w:line="300" w:lineRule="auto"/>
-        <w:ind w:left="0" w:right="0" w:firstLine="0"/>
         <w:jc w:val="right"/>
       </w:pPr>
       <w:r>
@@ -251,7 +242,6 @@
       <w:pPr>
         <w:bidi w:val="1"/>
         <w:spacing w:after="160" w:line="300" w:lineRule="auto"/>
-        <w:ind w:left="0" w:right="0" w:firstLine="0"/>
         <w:jc w:val="right"/>
       </w:pPr>
       <w:r>
@@ -279,7 +269,6 @@
       <w:pPr>
         <w:bidi w:val="1"/>
         <w:spacing w:after="160" w:line="300" w:lineRule="auto"/>
-        <w:ind w:left="0" w:right="0" w:firstLine="0"/>
         <w:jc w:val="right"/>
       </w:pPr>
       <w:r>
@@ -307,7 +296,6 @@
       <w:pPr>
         <w:bidi w:val="1"/>
         <w:spacing w:after="160" w:line="300" w:lineRule="auto"/>
-        <w:ind w:left="0" w:right="0" w:firstLine="0"/>
         <w:jc w:val="right"/>
       </w:pPr>
       <w:r>
@@ -335,7 +323,6 @@
       <w:pPr>
         <w:bidi w:val="1"/>
         <w:spacing w:after="160" w:line="300" w:lineRule="auto"/>
-        <w:ind w:left="0" w:right="0" w:firstLine="0"/>
         <w:jc w:val="right"/>
       </w:pPr>
       <w:r>
@@ -353,7 +340,6 @@
       <w:pPr>
         <w:bidi w:val="1"/>
         <w:spacing w:after="160" w:line="300" w:lineRule="auto"/>
-        <w:ind w:left="0" w:right="0" w:firstLine="0"/>
         <w:jc w:val="right"/>
       </w:pPr>
       <w:r>
@@ -371,7 +357,6 @@
       <w:pPr>
         <w:bidi w:val="1"/>
         <w:spacing w:after="160" w:line="300" w:lineRule="auto"/>
-        <w:ind w:left="0" w:right="0" w:firstLine="0"/>
         <w:jc w:val="right"/>
       </w:pPr>
       <w:r>
@@ -399,7 +384,6 @@
       <w:pPr>
         <w:bidi w:val="1"/>
         <w:spacing w:after="160" w:line="300" w:lineRule="auto"/>
-        <w:ind w:left="0" w:right="0" w:firstLine="0"/>
         <w:jc w:val="right"/>
       </w:pPr>
       <w:r>
@@ -427,7 +411,6 @@
       <w:pPr>
         <w:bidi w:val="1"/>
         <w:spacing w:after="160" w:line="300" w:lineRule="auto"/>
-        <w:ind w:left="0" w:right="0" w:firstLine="0"/>
         <w:jc w:val="right"/>
       </w:pPr>
       <w:r>
@@ -445,7 +428,6 @@
       <w:pPr>
         <w:bidi w:val="1"/>
         <w:spacing w:after="160" w:line="300" w:lineRule="auto"/>
-        <w:ind w:left="0" w:right="0" w:firstLine="0"/>
         <w:jc w:val="right"/>
       </w:pPr>
       <w:r>
@@ -463,7 +445,6 @@
       <w:pPr>
         <w:bidi w:val="1"/>
         <w:spacing w:after="160" w:line="300" w:lineRule="auto"/>
-        <w:ind w:left="0" w:right="0" w:firstLine="0"/>
         <w:jc w:val="right"/>
       </w:pPr>
       <w:r>
@@ -481,7 +462,6 @@
       <w:pPr>
         <w:bidi w:val="1"/>
         <w:spacing w:after="160" w:line="300" w:lineRule="auto"/>
-        <w:ind w:left="0" w:right="0" w:firstLine="0"/>
         <w:jc w:val="right"/>
       </w:pPr>
       <w:r>
@@ -509,7 +489,6 @@
       <w:pPr>
         <w:bidi w:val="1"/>
         <w:spacing w:after="160" w:line="300" w:lineRule="auto"/>
-        <w:ind w:left="0" w:right="0" w:firstLine="0"/>
         <w:jc w:val="right"/>
       </w:pPr>
       <w:r>
@@ -537,7 +516,6 @@
       <w:pPr>
         <w:bidi w:val="1"/>
         <w:spacing w:after="160" w:line="300" w:lineRule="auto"/>
-        <w:ind w:left="0" w:right="0" w:firstLine="0"/>
         <w:jc w:val="right"/>
       </w:pPr>
       <w:r>
@@ -555,7 +533,6 @@
       <w:pPr>
         <w:bidi w:val="1"/>
         <w:spacing w:after="160" w:line="300" w:lineRule="auto"/>
-        <w:ind w:left="0" w:right="0" w:firstLine="0"/>
         <w:jc w:val="right"/>
       </w:pPr>
       <w:r>
@@ -573,7 +550,6 @@
       <w:pPr>
         <w:bidi w:val="1"/>
         <w:spacing w:after="160" w:line="300" w:lineRule="auto"/>
-        <w:ind w:left="0" w:right="0" w:firstLine="0"/>
         <w:jc w:val="right"/>
       </w:pPr>
       <w:r>
@@ -601,7 +577,6 @@
       <w:pPr>
         <w:bidi w:val="1"/>
         <w:spacing w:after="160" w:line="300" w:lineRule="auto"/>
-        <w:ind w:left="0" w:right="0" w:firstLine="0"/>
         <w:jc w:val="right"/>
       </w:pPr>
       <w:r>
@@ -629,7 +604,6 @@
       <w:pPr>
         <w:bidi w:val="1"/>
         <w:spacing w:after="160" w:line="300" w:lineRule="auto"/>
-        <w:ind w:left="0" w:right="0" w:firstLine="0"/>
         <w:jc w:val="right"/>
       </w:pPr>
       <w:r>
@@ -647,7 +621,6 @@
       <w:pPr>
         <w:bidi w:val="1"/>
         <w:spacing w:after="160" w:line="300" w:lineRule="auto"/>
-        <w:ind w:left="0" w:right="0" w:firstLine="0"/>
         <w:jc w:val="right"/>
       </w:pPr>
       <w:r>
@@ -675,7 +648,6 @@
       <w:pPr>
         <w:bidi w:val="1"/>
         <w:spacing w:after="160" w:line="300" w:lineRule="auto"/>
-        <w:ind w:left="0" w:right="0" w:firstLine="0"/>
         <w:jc w:val="right"/>
       </w:pPr>
       <w:r>
@@ -703,7 +675,6 @@
       <w:pPr>
         <w:bidi w:val="1"/>
         <w:spacing w:after="160" w:line="300" w:lineRule="auto"/>
-        <w:ind w:left="0" w:right="0" w:firstLine="0"/>
         <w:jc w:val="right"/>
       </w:pPr>
       <w:r>
@@ -731,7 +702,6 @@
       <w:pPr>
         <w:bidi w:val="1"/>
         <w:spacing w:after="160" w:line="300" w:lineRule="auto"/>
-        <w:ind w:left="0" w:right="0" w:firstLine="0"/>
         <w:jc w:val="right"/>
       </w:pPr>
       <w:r>
@@ -749,7 +719,6 @@
       <w:pPr>
         <w:bidi w:val="1"/>
         <w:spacing w:after="160" w:line="300" w:lineRule="auto"/>
-        <w:ind w:left="0" w:right="0" w:firstLine="0"/>
         <w:jc w:val="right"/>
       </w:pPr>
       <w:r>
@@ -767,7 +736,6 @@
       <w:pPr>
         <w:bidi w:val="1"/>
         <w:spacing w:after="160" w:line="300" w:lineRule="auto"/>
-        <w:ind w:left="0" w:right="0" w:firstLine="0"/>
         <w:jc w:val="right"/>
       </w:pPr>
       <w:r>
@@ -795,7 +763,6 @@
       <w:pPr>
         <w:bidi w:val="1"/>
         <w:spacing w:after="160" w:line="300" w:lineRule="auto"/>
-        <w:ind w:left="0" w:right="0" w:firstLine="0"/>
         <w:jc w:val="right"/>
       </w:pPr>
       <w:r>
@@ -823,7 +790,6 @@
       <w:pPr>
         <w:bidi w:val="1"/>
         <w:spacing w:after="160" w:line="300" w:lineRule="auto"/>
-        <w:ind w:left="0" w:right="0" w:firstLine="0"/>
         <w:jc w:val="right"/>
       </w:pPr>
       <w:r>
@@ -841,7 +807,6 @@
       <w:pPr>
         <w:bidi w:val="1"/>
         <w:spacing w:after="160" w:line="300" w:lineRule="auto"/>
-        <w:ind w:left="0" w:right="0" w:firstLine="0"/>
         <w:jc w:val="right"/>
       </w:pPr>
       <w:r>
@@ -859,7 +824,6 @@
       <w:pPr>
         <w:bidi w:val="1"/>
         <w:spacing w:after="160" w:line="300" w:lineRule="auto"/>
-        <w:ind w:left="0" w:right="0" w:firstLine="0"/>
         <w:jc w:val="right"/>
       </w:pPr>
       <w:r>
@@ -887,7 +851,6 @@
       <w:pPr>
         <w:bidi w:val="1"/>
         <w:spacing w:after="160" w:line="300" w:lineRule="auto"/>
-        <w:ind w:left="0" w:right="0" w:firstLine="0"/>
         <w:jc w:val="right"/>
       </w:pPr>
       <w:r>
@@ -915,7 +878,6 @@
       <w:pPr>
         <w:bidi w:val="1"/>
         <w:spacing w:after="160" w:line="300" w:lineRule="auto"/>
-        <w:ind w:left="0" w:right="0" w:firstLine="0"/>
         <w:jc w:val="right"/>
       </w:pPr>
       <w:r>
@@ -933,7 +895,6 @@
       <w:pPr>
         <w:bidi w:val="1"/>
         <w:spacing w:after="160" w:line="300" w:lineRule="auto"/>
-        <w:ind w:left="0" w:right="0" w:firstLine="0"/>
         <w:jc w:val="right"/>
       </w:pPr>
       <w:r>
@@ -951,7 +912,6 @@
       <w:pPr>
         <w:bidi w:val="1"/>
         <w:spacing w:after="160" w:line="300" w:lineRule="auto"/>
-        <w:ind w:left="0" w:right="0" w:firstLine="0"/>
         <w:jc w:val="right"/>
       </w:pPr>
       <w:r>
@@ -969,7 +929,6 @@
       <w:pPr>
         <w:bidi w:val="1"/>
         <w:spacing w:after="160" w:line="300" w:lineRule="auto"/>
-        <w:ind w:left="0" w:right="0" w:firstLine="0"/>
         <w:jc w:val="right"/>
       </w:pPr>
       <w:r>
@@ -997,7 +956,6 @@
       <w:pPr>
         <w:bidi w:val="1"/>
         <w:spacing w:after="160" w:line="300" w:lineRule="auto"/>
-        <w:ind w:left="0" w:right="0" w:firstLine="0"/>
         <w:jc w:val="right"/>
       </w:pPr>
       <w:r>
@@ -1025,7 +983,6 @@
       <w:pPr>
         <w:bidi w:val="1"/>
         <w:spacing w:after="160" w:line="300" w:lineRule="auto"/>
-        <w:ind w:left="0" w:right="0" w:firstLine="0"/>
         <w:jc w:val="right"/>
       </w:pPr>
       <w:r>
@@ -1043,7 +1000,6 @@
       <w:pPr>
         <w:bidi w:val="1"/>
         <w:spacing w:after="160" w:line="300" w:lineRule="auto"/>
-        <w:ind w:left="0" w:right="0" w:firstLine="0"/>
         <w:jc w:val="right"/>
       </w:pPr>
       <w:r>
@@ -1071,7 +1027,6 @@
       <w:pPr>
         <w:bidi w:val="1"/>
         <w:spacing w:after="160" w:line="300" w:lineRule="auto"/>
-        <w:ind w:left="0" w:right="0" w:firstLine="0"/>
         <w:jc w:val="right"/>
       </w:pPr>
       <w:r>
@@ -1099,7 +1054,6 @@
       <w:pPr>
         <w:bidi w:val="1"/>
         <w:spacing w:after="160" w:line="300" w:lineRule="auto"/>
-        <w:ind w:left="0" w:right="0" w:firstLine="0"/>
         <w:jc w:val="right"/>
       </w:pPr>
       <w:r>
@@ -1117,7 +1071,6 @@
       <w:pPr>
         <w:bidi w:val="1"/>
         <w:spacing w:after="160" w:line="300" w:lineRule="auto"/>
-        <w:ind w:left="0" w:right="0" w:firstLine="0"/>
         <w:jc w:val="right"/>
       </w:pPr>
       <w:r>
@@ -1145,7 +1098,6 @@
       <w:pPr>
         <w:bidi w:val="1"/>
         <w:spacing w:after="160" w:line="300" w:lineRule="auto"/>
-        <w:ind w:left="0" w:right="0" w:firstLine="0"/>
         <w:jc w:val="right"/>
       </w:pPr>
       <w:r>
@@ -1173,7 +1125,6 @@
       <w:pPr>
         <w:bidi w:val="1"/>
         <w:spacing w:after="160" w:line="300" w:lineRule="auto"/>
-        <w:ind w:left="0" w:right="0" w:firstLine="0"/>
         <w:jc w:val="right"/>
       </w:pPr>
       <w:r>
@@ -1191,7 +1142,6 @@
       <w:pPr>
         <w:bidi w:val="1"/>
         <w:spacing w:after="160" w:line="300" w:lineRule="auto"/>
-        <w:ind w:left="0" w:right="0" w:firstLine="0"/>
         <w:jc w:val="right"/>
       </w:pPr>
       <w:r>
@@ -1209,7 +1159,6 @@
       <w:pPr>
         <w:bidi w:val="1"/>
         <w:spacing w:after="160" w:line="300" w:lineRule="auto"/>
-        <w:ind w:left="0" w:right="0" w:firstLine="0"/>
         <w:jc w:val="right"/>
       </w:pPr>
       <w:r>
@@ -1227,7 +1176,6 @@
       <w:pPr>
         <w:bidi w:val="1"/>
         <w:spacing w:after="160" w:line="300" w:lineRule="auto"/>
-        <w:ind w:left="0" w:right="0" w:firstLine="0"/>
         <w:jc w:val="right"/>
       </w:pPr>
       <w:r>
@@ -1255,7 +1203,6 @@
       <w:pPr>
         <w:bidi w:val="1"/>
         <w:spacing w:after="160" w:line="300" w:lineRule="auto"/>
-        <w:ind w:left="0" w:right="0" w:firstLine="0"/>
         <w:jc w:val="right"/>
       </w:pPr>
       <w:r>
@@ -1285,7 +1232,6 @@
       <w:pPr>
         <w:bidi w:val="1"/>
         <w:spacing w:after="160" w:line="300" w:lineRule="auto"/>
-        <w:ind w:left="0" w:right="0" w:firstLine="0"/>
         <w:jc w:val="right"/>
       </w:pPr>
       <w:r>
@@ -1305,7 +1251,6 @@
       <w:pPr>
         <w:bidi w:val="1"/>
         <w:spacing w:after="160" w:line="300" w:lineRule="auto"/>
-        <w:ind w:left="0" w:right="0" w:firstLine="0"/>
         <w:jc w:val="right"/>
       </w:pPr>
       <w:r>
@@ -1325,7 +1270,6 @@
       <w:pPr>
         <w:bidi w:val="1"/>
         <w:spacing w:after="160" w:line="300" w:lineRule="auto"/>
-        <w:ind w:left="0" w:right="0" w:firstLine="0"/>
         <w:jc w:val="right"/>
       </w:pPr>
       <w:r>
@@ -1343,7 +1287,6 @@
       <w:pPr>
         <w:bidi w:val="1"/>
         <w:spacing w:after="160" w:line="300" w:lineRule="auto"/>
-        <w:ind w:left="0" w:right="0" w:firstLine="0"/>
         <w:jc w:val="right"/>
       </w:pPr>
       <w:r>
@@ -1361,7 +1304,6 @@
       <w:pPr>
         <w:bidi w:val="1"/>
         <w:spacing w:after="160" w:line="300" w:lineRule="auto"/>
-        <w:ind w:left="0" w:right="0" w:firstLine="0"/>
         <w:jc w:val="right"/>
       </w:pPr>
       <w:r>
@@ -1379,7 +1321,6 @@
       <w:pPr>
         <w:bidi w:val="1"/>
         <w:spacing w:after="160" w:line="300" w:lineRule="auto"/>
-        <w:ind w:left="0" w:right="0" w:firstLine="0"/>
         <w:jc w:val="right"/>
       </w:pPr>
       <w:r>
@@ -1397,7 +1338,6 @@
       <w:pPr>
         <w:bidi w:val="1"/>
         <w:spacing w:after="160" w:line="300" w:lineRule="auto"/>
-        <w:ind w:left="0" w:right="0" w:firstLine="0"/>
         <w:jc w:val="right"/>
       </w:pPr>
       <w:r>
@@ -1425,7 +1365,6 @@
       <w:pPr>
         <w:bidi w:val="1"/>
         <w:spacing w:after="160" w:line="300" w:lineRule="auto"/>
-        <w:ind w:left="0" w:right="0" w:firstLine="0"/>
         <w:jc w:val="right"/>
       </w:pPr>
       <w:r>
@@ -1453,7 +1392,6 @@
       <w:pPr>
         <w:bidi w:val="1"/>
         <w:spacing w:after="160" w:line="300" w:lineRule="auto"/>
-        <w:ind w:left="0" w:right="0" w:firstLine="0"/>
         <w:jc w:val="right"/>
       </w:pPr>
       <w:r>
@@ -1481,7 +1419,6 @@
       <w:pPr>
         <w:bidi w:val="1"/>
         <w:spacing w:after="160" w:line="300" w:lineRule="auto"/>
-        <w:ind w:left="0" w:right="0" w:firstLine="0"/>
         <w:jc w:val="right"/>
       </w:pPr>
       <w:r>
@@ -1501,7 +1438,6 @@
       <w:pPr>
         <w:bidi w:val="1"/>
         <w:spacing w:after="160" w:line="300" w:lineRule="auto"/>
-        <w:ind w:left="0" w:right="0" w:firstLine="0"/>
         <w:jc w:val="right"/>
       </w:pPr>
       <w:r>
@@ -1519,7 +1455,6 @@
       <w:pPr>
         <w:bidi w:val="1"/>
         <w:spacing w:after="160" w:line="300" w:lineRule="auto"/>
-        <w:ind w:left="0" w:right="0" w:firstLine="0"/>
         <w:jc w:val="right"/>
       </w:pPr>
       <w:r>
@@ -1537,7 +1472,6 @@
       <w:pPr>
         <w:bidi w:val="1"/>
         <w:spacing w:after="160" w:line="300" w:lineRule="auto"/>
-        <w:ind w:left="0" w:right="0" w:firstLine="0"/>
         <w:jc w:val="right"/>
       </w:pPr>
       <w:r>
@@ -1555,7 +1489,6 @@
       <w:pPr>
         <w:bidi w:val="1"/>
         <w:spacing w:after="160" w:line="300" w:lineRule="auto"/>
-        <w:ind w:left="0" w:right="0" w:firstLine="0"/>
         <w:jc w:val="right"/>
       </w:pPr>
       <w:r>
@@ -1575,7 +1508,6 @@
       <w:pPr>
         <w:bidi w:val="1"/>
         <w:spacing w:after="160" w:line="300" w:lineRule="auto"/>
-        <w:ind w:left="0" w:right="0" w:firstLine="0"/>
         <w:jc w:val="right"/>
       </w:pPr>
       <w:r>
@@ -1593,7 +1525,6 @@
       <w:pPr>
         <w:bidi w:val="1"/>
         <w:spacing w:after="160" w:line="300" w:lineRule="auto"/>
-        <w:ind w:left="0" w:right="0" w:firstLine="0"/>
         <w:jc w:val="right"/>
       </w:pPr>
       <w:r>
@@ -1611,7 +1542,6 @@
       <w:pPr>
         <w:bidi w:val="1"/>
         <w:spacing w:after="160" w:line="300" w:lineRule="auto"/>
-        <w:ind w:left="0" w:right="0" w:firstLine="0"/>
         <w:jc w:val="right"/>
       </w:pPr>
       <w:r>
@@ -1631,7 +1561,6 @@
       <w:pPr>
         <w:bidi w:val="1"/>
         <w:spacing w:after="160" w:line="300" w:lineRule="auto"/>
-        <w:ind w:left="0" w:right="0" w:firstLine="0"/>
         <w:jc w:val="right"/>
       </w:pPr>
       <w:r>
@@ -1649,7 +1578,6 @@
       <w:pPr>
         <w:bidi w:val="1"/>
         <w:spacing w:after="160" w:line="300" w:lineRule="auto"/>
-        <w:ind w:left="0" w:right="0" w:firstLine="0"/>
         <w:jc w:val="right"/>
       </w:pPr>
       <w:r>
@@ -1667,7 +1595,6 @@
       <w:pPr>
         <w:bidi w:val="1"/>
         <w:spacing w:after="160" w:line="300" w:lineRule="auto"/>
-        <w:ind w:left="0" w:right="0" w:firstLine="0"/>
         <w:jc w:val="right"/>
       </w:pPr>
       <w:r>
@@ -1687,7 +1614,6 @@
       <w:pPr>
         <w:bidi w:val="1"/>
         <w:spacing w:after="160" w:line="300" w:lineRule="auto"/>
-        <w:ind w:left="0" w:right="0" w:firstLine="0"/>
         <w:jc w:val="right"/>
       </w:pPr>
       <w:r>
@@ -1705,7 +1631,6 @@
       <w:pPr>
         <w:bidi w:val="1"/>
         <w:spacing w:after="160" w:line="300" w:lineRule="auto"/>
-        <w:ind w:left="0" w:right="0" w:firstLine="0"/>
         <w:jc w:val="right"/>
       </w:pPr>
       <w:r>
@@ -1733,7 +1658,6 @@
       <w:pPr>
         <w:bidi w:val="1"/>
         <w:spacing w:after="160" w:line="300" w:lineRule="auto"/>
-        <w:ind w:left="0" w:right="0" w:firstLine="0"/>
         <w:jc w:val="right"/>
       </w:pPr>
       <w:r>
@@ -1761,7 +1685,6 @@
       <w:pPr>
         <w:bidi w:val="1"/>
         <w:spacing w:after="160" w:line="300" w:lineRule="auto"/>
-        <w:ind w:left="0" w:right="0" w:firstLine="0"/>
         <w:jc w:val="right"/>
       </w:pPr>
       <w:r>
@@ -1779,7 +1702,6 @@
       <w:pPr>
         <w:bidi w:val="1"/>
         <w:spacing w:after="160" w:line="300" w:lineRule="auto"/>
-        <w:ind w:left="0" w:right="0" w:firstLine="0"/>
         <w:jc w:val="right"/>
       </w:pPr>
       <w:r>
@@ -1807,7 +1729,6 @@
       <w:pPr>
         <w:bidi w:val="1"/>
         <w:spacing w:after="160" w:line="300" w:lineRule="auto"/>
-        <w:ind w:left="0" w:right="0" w:firstLine="0"/>
         <w:jc w:val="right"/>
       </w:pPr>
       <w:r>
@@ -1835,7 +1756,6 @@
       <w:pPr>
         <w:bidi w:val="1"/>
         <w:spacing w:after="160" w:line="300" w:lineRule="auto"/>
-        <w:ind w:left="0" w:right="0" w:firstLine="0"/>
         <w:jc w:val="right"/>
       </w:pPr>
       <w:r>
@@ -1863,7 +1783,6 @@
       <w:pPr>
         <w:bidi w:val="1"/>
         <w:spacing w:after="160" w:line="300" w:lineRule="auto"/>
-        <w:ind w:left="0" w:right="0" w:firstLine="0"/>
         <w:jc w:val="right"/>
       </w:pPr>
       <w:r>
@@ -1891,7 +1810,6 @@
       <w:pPr>
         <w:bidi w:val="1"/>
         <w:spacing w:after="160" w:line="300" w:lineRule="auto"/>
-        <w:ind w:left="0" w:right="0" w:firstLine="0"/>
         <w:jc w:val="right"/>
       </w:pPr>
       <w:r>
@@ -1909,7 +1827,6 @@
       <w:pPr>
         <w:bidi w:val="1"/>
         <w:spacing w:after="160" w:line="300" w:lineRule="auto"/>
-        <w:ind w:left="0" w:right="0" w:firstLine="0"/>
         <w:jc w:val="right"/>
       </w:pPr>
       <w:r>
@@ -1927,7 +1844,6 @@
       <w:pPr>
         <w:bidi w:val="1"/>
         <w:spacing w:after="160" w:line="300" w:lineRule="auto"/>
-        <w:ind w:left="0" w:right="0" w:firstLine="0"/>
         <w:jc w:val="right"/>
       </w:pPr>
       <w:r>
@@ -1945,7 +1861,6 @@
       <w:pPr>
         <w:bidi w:val="1"/>
         <w:spacing w:after="160" w:line="300" w:lineRule="auto"/>
-        <w:ind w:left="0" w:right="0" w:firstLine="0"/>
         <w:jc w:val="right"/>
       </w:pPr>
       <w:r>
@@ -1973,7 +1888,6 @@
       <w:pPr>
         <w:bidi w:val="1"/>
         <w:spacing w:after="160" w:line="300" w:lineRule="auto"/>
-        <w:ind w:left="0" w:right="0" w:firstLine="0"/>
         <w:jc w:val="right"/>
       </w:pPr>
       <w:r>
@@ -2001,7 +1915,6 @@
       <w:pPr>
         <w:bidi w:val="1"/>
         <w:spacing w:after="160" w:line="300" w:lineRule="auto"/>
-        <w:ind w:left="0" w:right="0" w:firstLine="0"/>
         <w:jc w:val="right"/>
       </w:pPr>
       <w:r>
@@ -2019,7 +1932,6 @@
       <w:pPr>
         <w:bidi w:val="1"/>
         <w:spacing w:after="160" w:line="300" w:lineRule="auto"/>
-        <w:ind w:left="0" w:right="0" w:firstLine="0"/>
         <w:jc w:val="right"/>
       </w:pPr>
       <w:r>
@@ -2037,7 +1949,6 @@
       <w:pPr>
         <w:bidi w:val="1"/>
         <w:spacing w:after="160" w:line="300" w:lineRule="auto"/>
-        <w:ind w:left="0" w:right="0" w:firstLine="0"/>
         <w:jc w:val="right"/>
       </w:pPr>
       <w:r>
@@ -2055,7 +1966,6 @@
       <w:pPr>
         <w:bidi w:val="1"/>
         <w:spacing w:after="160" w:line="300" w:lineRule="auto"/>
-        <w:ind w:left="0" w:right="0" w:firstLine="0"/>
         <w:jc w:val="right"/>
       </w:pPr>
       <w:r>
@@ -2073,7 +1983,6 @@
       <w:pPr>
         <w:bidi w:val="1"/>
         <w:spacing w:after="160" w:line="300" w:lineRule="auto"/>
-        <w:ind w:left="0" w:right="0" w:firstLine="0"/>
         <w:jc w:val="right"/>
       </w:pPr>
       <w:r>
@@ -2093,7 +2002,6 @@
       <w:pPr>
         <w:bidi w:val="1"/>
         <w:spacing w:after="160" w:line="300" w:lineRule="auto"/>
-        <w:ind w:left="0" w:right="0" w:firstLine="0"/>
         <w:jc w:val="right"/>
       </w:pPr>
       <w:r>
@@ -2111,7 +2019,6 @@
       <w:pPr>
         <w:bidi w:val="1"/>
         <w:spacing w:after="160" w:line="300" w:lineRule="auto"/>
-        <w:ind w:left="0" w:right="0" w:firstLine="0"/>
         <w:jc w:val="right"/>
       </w:pPr>
       <w:r>
@@ -2129,7 +2036,6 @@
       <w:pPr>
         <w:bidi w:val="1"/>
         <w:spacing w:after="160" w:line="300" w:lineRule="auto"/>
-        <w:ind w:left="0" w:right="0" w:firstLine="0"/>
         <w:jc w:val="right"/>
       </w:pPr>
       <w:r>
@@ -2149,7 +2055,6 @@
       <w:pPr>
         <w:bidi w:val="1"/>
         <w:spacing w:after="160" w:line="300" w:lineRule="auto"/>
-        <w:ind w:left="0" w:right="0" w:firstLine="0"/>
         <w:jc w:val="right"/>
       </w:pPr>
       <w:r>
@@ -2167,7 +2072,6 @@
       <w:pPr>
         <w:bidi w:val="1"/>
         <w:spacing w:after="160" w:line="300" w:lineRule="auto"/>
-        <w:ind w:left="0" w:right="0" w:firstLine="0"/>
         <w:jc w:val="right"/>
       </w:pPr>
       <w:r>
@@ -2185,7 +2089,6 @@
       <w:pPr>
         <w:bidi w:val="1"/>
         <w:spacing w:after="160" w:line="300" w:lineRule="auto"/>
-        <w:ind w:left="0" w:right="0" w:firstLine="0"/>
         <w:jc w:val="right"/>
       </w:pPr>
       <w:r>
@@ -2203,7 +2106,6 @@
       <w:pPr>
         <w:bidi w:val="1"/>
         <w:spacing w:after="160" w:line="300" w:lineRule="auto"/>
-        <w:ind w:left="0" w:right="0" w:firstLine="0"/>
         <w:jc w:val="right"/>
       </w:pPr>
       <w:r>
@@ -2223,7 +2125,6 @@
       <w:pPr>
         <w:bidi w:val="1"/>
         <w:spacing w:after="160" w:line="300" w:lineRule="auto"/>
-        <w:ind w:left="0" w:right="0" w:firstLine="0"/>
         <w:jc w:val="right"/>
       </w:pPr>
       <w:r>
@@ -2241,7 +2142,6 @@
       <w:pPr>
         <w:bidi w:val="1"/>
         <w:spacing w:after="160" w:line="300" w:lineRule="auto"/>
-        <w:ind w:left="0" w:right="0" w:firstLine="0"/>
         <w:jc w:val="right"/>
       </w:pPr>
       <w:r>
@@ -2259,7 +2159,6 @@
       <w:pPr>
         <w:bidi w:val="1"/>
         <w:spacing w:after="160" w:line="300" w:lineRule="auto"/>
-        <w:ind w:left="0" w:right="0" w:firstLine="0"/>
         <w:jc w:val="right"/>
       </w:pPr>
       <w:r>
@@ -2277,7 +2176,6 @@
       <w:pPr>
         <w:bidi w:val="1"/>
         <w:spacing w:after="160" w:line="300" w:lineRule="auto"/>
-        <w:ind w:left="0" w:right="0" w:firstLine="0"/>
         <w:jc w:val="right"/>
       </w:pPr>
       <w:r>
@@ -2295,7 +2193,6 @@
       <w:pPr>
         <w:bidi w:val="1"/>
         <w:spacing w:after="160" w:line="300" w:lineRule="auto"/>
-        <w:ind w:left="0" w:right="0" w:firstLine="0"/>
         <w:jc w:val="right"/>
       </w:pPr>
       <w:r>
@@ -2313,7 +2210,6 @@
       <w:pPr>
         <w:bidi w:val="1"/>
         <w:spacing w:after="160" w:line="300" w:lineRule="auto"/>
-        <w:ind w:left="0" w:right="0" w:firstLine="0"/>
         <w:jc w:val="right"/>
       </w:pPr>
       <w:r>
@@ -2331,7 +2227,6 @@
       <w:pPr>
         <w:bidi w:val="1"/>
         <w:spacing w:after="160" w:line="300" w:lineRule="auto"/>
-        <w:ind w:left="0" w:right="0" w:firstLine="0"/>
         <w:jc w:val="right"/>
       </w:pPr>
       <w:r>
@@ -2349,7 +2244,6 @@
       <w:pPr>
         <w:bidi w:val="1"/>
         <w:spacing w:after="160" w:line="300" w:lineRule="auto"/>
-        <w:ind w:left="0" w:right="0" w:firstLine="0"/>
         <w:jc w:val="right"/>
       </w:pPr>
       <w:r>
@@ -2367,7 +2261,6 @@
       <w:pPr>
         <w:bidi w:val="1"/>
         <w:spacing w:after="160" w:line="300" w:lineRule="auto"/>
-        <w:ind w:left="0" w:right="0" w:firstLine="0"/>
         <w:jc w:val="right"/>
       </w:pPr>
       <w:r>
@@ -2385,7 +2278,6 @@
       <w:pPr>
         <w:bidi w:val="1"/>
         <w:spacing w:after="160" w:line="300" w:lineRule="auto"/>
-        <w:ind w:left="0" w:right="0" w:firstLine="0"/>
         <w:jc w:val="right"/>
       </w:pPr>
       <w:r>
@@ -2403,7 +2295,6 @@
       <w:pPr>
         <w:bidi w:val="1"/>
         <w:spacing w:after="160" w:line="300" w:lineRule="auto"/>
-        <w:ind w:left="0" w:right="0" w:firstLine="0"/>
         <w:jc w:val="right"/>
       </w:pPr>
       <w:r>
@@ -2431,7 +2322,6 @@
       <w:pPr>
         <w:bidi w:val="1"/>
         <w:spacing w:after="160" w:line="300" w:lineRule="auto"/>
-        <w:ind w:left="0" w:right="0" w:firstLine="0"/>
         <w:jc w:val="right"/>
       </w:pPr>
       <w:r>
@@ -2459,7 +2349,6 @@
       <w:pPr>
         <w:bidi w:val="1"/>
         <w:spacing w:after="160" w:line="300" w:lineRule="auto"/>
-        <w:ind w:left="0" w:right="0" w:firstLine="0"/>
         <w:jc w:val="right"/>
       </w:pPr>
       <w:r>
@@ -2477,7 +2366,6 @@
       <w:pPr>
         <w:bidi w:val="1"/>
         <w:spacing w:after="160" w:line="300" w:lineRule="auto"/>
-        <w:ind w:left="0" w:right="0" w:firstLine="0"/>
         <w:jc w:val="right"/>
       </w:pPr>
       <w:r>
@@ -2505,7 +2393,6 @@
       <w:pPr>
         <w:bidi w:val="1"/>
         <w:spacing w:after="160" w:line="300" w:lineRule="auto"/>
-        <w:ind w:left="0" w:right="0" w:firstLine="0"/>
         <w:jc w:val="right"/>
       </w:pPr>
       <w:r>
@@ -2533,7 +2420,6 @@
       <w:pPr>
         <w:bidi w:val="1"/>
         <w:spacing w:after="160" w:line="300" w:lineRule="auto"/>
-        <w:ind w:left="0" w:right="0" w:firstLine="0"/>
         <w:jc w:val="right"/>
       </w:pPr>
       <w:r>
@@ -2551,7 +2437,6 @@
       <w:pPr>
         <w:bidi w:val="1"/>
         <w:spacing w:after="160" w:line="300" w:lineRule="auto"/>
-        <w:ind w:left="0" w:right="0" w:firstLine="0"/>
         <w:jc w:val="right"/>
       </w:pPr>
       <w:r>
@@ -2579,7 +2464,6 @@
       <w:pPr>
         <w:bidi w:val="1"/>
         <w:spacing w:after="160" w:line="300" w:lineRule="auto"/>
-        <w:ind w:left="0" w:right="0" w:firstLine="0"/>
         <w:jc w:val="right"/>
       </w:pPr>
       <w:r>
@@ -2607,7 +2491,6 @@
       <w:pPr>
         <w:bidi w:val="1"/>
         <w:spacing w:after="160" w:line="300" w:lineRule="auto"/>
-        <w:ind w:left="0" w:right="0" w:firstLine="0"/>
         <w:jc w:val="right"/>
       </w:pPr>
       <w:r>
@@ -2625,7 +2508,6 @@
       <w:pPr>
         <w:bidi w:val="1"/>
         <w:spacing w:after="160" w:line="300" w:lineRule="auto"/>
-        <w:ind w:left="0" w:right="0" w:firstLine="0"/>
         <w:jc w:val="right"/>
       </w:pPr>
       <w:r>
@@ -2645,7 +2527,6 @@
       <w:pPr>
         <w:bidi w:val="1"/>
         <w:spacing w:after="160" w:line="300" w:lineRule="auto"/>
-        <w:ind w:left="0" w:right="0" w:firstLine="0"/>
         <w:jc w:val="right"/>
       </w:pPr>
       <w:r>
@@ -2663,7 +2544,6 @@
       <w:pPr>
         <w:bidi w:val="1"/>
         <w:spacing w:after="160" w:line="300" w:lineRule="auto"/>
-        <w:ind w:left="0" w:right="0" w:firstLine="0"/>
         <w:jc w:val="right"/>
       </w:pPr>
       <w:r>
@@ -2691,7 +2571,6 @@
       <w:pPr>
         <w:bidi w:val="1"/>
         <w:spacing w:after="160" w:line="300" w:lineRule="auto"/>
-        <w:ind w:left="0" w:right="0" w:firstLine="0"/>
         <w:jc w:val="right"/>
       </w:pPr>
       <w:r>
@@ -2719,7 +2598,6 @@
       <w:pPr>
         <w:bidi w:val="1"/>
         <w:spacing w:after="160" w:line="300" w:lineRule="auto"/>
-        <w:ind w:left="0" w:right="0" w:firstLine="0"/>
         <w:jc w:val="right"/>
       </w:pPr>
       <w:r>
@@ -2747,7 +2625,6 @@
       <w:pPr>
         <w:bidi w:val="1"/>
         <w:spacing w:after="160" w:line="300" w:lineRule="auto"/>
-        <w:ind w:left="0" w:right="0" w:firstLine="0"/>
         <w:jc w:val="right"/>
       </w:pPr>
       <w:r>
@@ -2775,7 +2652,6 @@
       <w:pPr>
         <w:bidi w:val="1"/>
         <w:spacing w:after="160" w:line="300" w:lineRule="auto"/>
-        <w:ind w:left="0" w:right="0" w:firstLine="0"/>
         <w:jc w:val="right"/>
       </w:pPr>
       <w:r>
@@ -2803,7 +2679,6 @@
       <w:pPr>
         <w:bidi w:val="1"/>
         <w:spacing w:after="160" w:line="300" w:lineRule="auto"/>
-        <w:ind w:left="0" w:right="0" w:firstLine="0"/>
         <w:jc w:val="right"/>
       </w:pPr>
       <w:r>
@@ -2831,7 +2706,6 @@
       <w:pPr>
         <w:bidi w:val="1"/>
         <w:spacing w:after="160" w:line="300" w:lineRule="auto"/>
-        <w:ind w:left="0" w:right="0" w:firstLine="0"/>
         <w:jc w:val="right"/>
       </w:pPr>
       <w:r>
@@ -2849,7 +2723,6 @@
       <w:pPr>
         <w:bidi w:val="1"/>
         <w:spacing w:after="160" w:line="300" w:lineRule="auto"/>
-        <w:ind w:left="0" w:right="0" w:firstLine="0"/>
         <w:jc w:val="right"/>
       </w:pPr>
       <w:r>
@@ -2867,7 +2740,6 @@
       <w:pPr>
         <w:bidi w:val="1"/>
         <w:spacing w:after="160" w:line="300" w:lineRule="auto"/>
-        <w:ind w:left="0" w:right="0" w:firstLine="0"/>
         <w:jc w:val="right"/>
       </w:pPr>
       <w:r>
@@ -2885,7 +2757,6 @@
       <w:pPr>
         <w:bidi w:val="1"/>
         <w:spacing w:after="160" w:line="300" w:lineRule="auto"/>
-        <w:ind w:left="0" w:right="0" w:firstLine="0"/>
         <w:jc w:val="right"/>
       </w:pPr>
       <w:r>
@@ -2903,7 +2774,6 @@
       <w:pPr>
         <w:bidi w:val="1"/>
         <w:spacing w:after="160" w:line="300" w:lineRule="auto"/>
-        <w:ind w:left="0" w:right="0" w:firstLine="0"/>
         <w:jc w:val="right"/>
       </w:pPr>
       <w:r>
@@ -2931,7 +2801,6 @@
       <w:pPr>
         <w:bidi w:val="1"/>
         <w:spacing w:after="160" w:line="300" w:lineRule="auto"/>
-        <w:ind w:left="0" w:right="0" w:firstLine="0"/>
         <w:jc w:val="right"/>
       </w:pPr>
       <w:r>
@@ -2959,7 +2828,6 @@
       <w:pPr>
         <w:bidi w:val="1"/>
         <w:spacing w:after="160" w:line="300" w:lineRule="auto"/>
-        <w:ind w:left="0" w:right="0" w:firstLine="0"/>
         <w:jc w:val="right"/>
       </w:pPr>
       <w:r>
@@ -2987,7 +2855,6 @@
       <w:pPr>
         <w:bidi w:val="1"/>
         <w:spacing w:after="160" w:line="300" w:lineRule="auto"/>
-        <w:ind w:left="0" w:right="0" w:firstLine="0"/>
         <w:jc w:val="right"/>
       </w:pPr>
       <w:r>
@@ -3005,7 +2872,6 @@
       <w:pPr>
         <w:bidi w:val="1"/>
         <w:spacing w:after="160" w:line="300" w:lineRule="auto"/>
-        <w:ind w:left="0" w:right="0" w:firstLine="0"/>
         <w:jc w:val="right"/>
       </w:pPr>
       <w:r>
@@ -3023,7 +2889,6 @@
       <w:pPr>
         <w:bidi w:val="1"/>
         <w:spacing w:after="160" w:line="300" w:lineRule="auto"/>
-        <w:ind w:left="0" w:right="0" w:firstLine="0"/>
         <w:jc w:val="right"/>
       </w:pPr>
       <w:r>
@@ -3051,7 +2916,6 @@
       <w:pPr>
         <w:bidi w:val="1"/>
         <w:spacing w:after="160" w:line="300" w:lineRule="auto"/>
-        <w:ind w:left="0" w:right="0" w:firstLine="0"/>
         <w:jc w:val="right"/>
       </w:pPr>
       <w:r>
@@ -3079,7 +2943,6 @@
       <w:pPr>
         <w:bidi w:val="1"/>
         <w:spacing w:after="160" w:line="300" w:lineRule="auto"/>
-        <w:ind w:left="0" w:right="0" w:firstLine="0"/>
         <w:jc w:val="right"/>
       </w:pPr>
       <w:r>
@@ -3107,7 +2970,6 @@
       <w:pPr>
         <w:bidi w:val="1"/>
         <w:spacing w:after="160" w:line="300" w:lineRule="auto"/>
-        <w:ind w:left="0" w:right="0" w:firstLine="0"/>
         <w:jc w:val="right"/>
       </w:pPr>
       <w:r>
@@ -3135,7 +2997,6 @@
       <w:pPr>
         <w:bidi w:val="1"/>
         <w:spacing w:after="160" w:line="300" w:lineRule="auto"/>
-        <w:ind w:left="0" w:right="0" w:firstLine="0"/>
         <w:jc w:val="right"/>
       </w:pPr>
       <w:r>
@@ -3153,7 +3014,6 @@
       <w:pPr>
         <w:bidi w:val="1"/>
         <w:spacing w:after="160" w:line="300" w:lineRule="auto"/>
-        <w:ind w:left="0" w:right="0" w:firstLine="0"/>
         <w:jc w:val="right"/>
       </w:pPr>
       <w:r>
@@ -3171,7 +3031,6 @@
       <w:pPr>
         <w:bidi w:val="1"/>
         <w:spacing w:after="160" w:line="300" w:lineRule="auto"/>
-        <w:ind w:left="0" w:right="0" w:firstLine="0"/>
         <w:jc w:val="right"/>
       </w:pPr>
       <w:r>
@@ -3189,7 +3048,6 @@
       <w:pPr>
         <w:bidi w:val="1"/>
         <w:spacing w:after="160" w:line="300" w:lineRule="auto"/>
-        <w:ind w:left="0" w:right="0" w:firstLine="0"/>
         <w:jc w:val="right"/>
       </w:pPr>
       <w:r>
@@ -3217,7 +3075,6 @@
       <w:pPr>
         <w:bidi w:val="1"/>
         <w:spacing w:after="160" w:line="300" w:lineRule="auto"/>
-        <w:ind w:left="0" w:right="0" w:firstLine="0"/>
         <w:jc w:val="right"/>
       </w:pPr>
       <w:r>
@@ -3245,7 +3102,6 @@
       <w:pPr>
         <w:bidi w:val="1"/>
         <w:spacing w:after="160" w:line="300" w:lineRule="auto"/>
-        <w:ind w:left="0" w:right="0" w:firstLine="0"/>
         <w:jc w:val="right"/>
       </w:pPr>
       <w:r>
@@ -3263,7 +3119,6 @@
       <w:pPr>
         <w:bidi w:val="1"/>
         <w:spacing w:after="160" w:line="300" w:lineRule="auto"/>
-        <w:ind w:left="0" w:right="0" w:firstLine="0"/>
         <w:jc w:val="right"/>
       </w:pPr>
       <w:r>
@@ -3281,7 +3136,6 @@
       <w:pPr>
         <w:bidi w:val="1"/>
         <w:spacing w:after="160" w:line="300" w:lineRule="auto"/>
-        <w:ind w:left="0" w:right="0" w:firstLine="0"/>
         <w:jc w:val="right"/>
       </w:pPr>
       <w:r>
@@ -3309,7 +3163,6 @@
       <w:pPr>
         <w:bidi w:val="1"/>
         <w:spacing w:after="160" w:line="300" w:lineRule="auto"/>
-        <w:ind w:left="0" w:right="0" w:firstLine="0"/>
         <w:jc w:val="right"/>
       </w:pPr>
       <w:r>
@@ -3337,7 +3190,6 @@
       <w:pPr>
         <w:bidi w:val="1"/>
         <w:spacing w:after="160" w:line="300" w:lineRule="auto"/>
-        <w:ind w:left="0" w:right="0" w:firstLine="0"/>
         <w:jc w:val="right"/>
       </w:pPr>
       <w:r>
@@ -3365,7 +3217,6 @@
       <w:pPr>
         <w:bidi w:val="1"/>
         <w:spacing w:after="160" w:line="300" w:lineRule="auto"/>
-        <w:ind w:left="0" w:right="0" w:firstLine="0"/>
         <w:jc w:val="right"/>
       </w:pPr>
       <w:r>
@@ -3383,7 +3234,6 @@
       <w:pPr>
         <w:bidi w:val="1"/>
         <w:spacing w:after="160" w:line="300" w:lineRule="auto"/>
-        <w:ind w:left="0" w:right="0" w:firstLine="0"/>
         <w:jc w:val="right"/>
       </w:pPr>
       <w:r>
@@ -3401,7 +3251,6 @@
       <w:pPr>
         <w:bidi w:val="1"/>
         <w:spacing w:after="160" w:line="300" w:lineRule="auto"/>
-        <w:ind w:left="0" w:right="0" w:firstLine="0"/>
         <w:jc w:val="right"/>
       </w:pPr>
       <w:r>
@@ -3419,7 +3268,6 @@
       <w:pPr>
         <w:bidi w:val="1"/>
         <w:spacing w:after="160" w:line="300" w:lineRule="auto"/>
-        <w:ind w:left="0" w:right="0" w:firstLine="0"/>
         <w:jc w:val="right"/>
       </w:pPr>
       <w:r>
@@ -3437,7 +3285,6 @@
       <w:pPr>
         <w:bidi w:val="1"/>
         <w:spacing w:after="160" w:line="300" w:lineRule="auto"/>
-        <w:ind w:left="0" w:right="0" w:firstLine="0"/>
         <w:jc w:val="right"/>
       </w:pPr>
       <w:r>
@@ -3455,7 +3302,6 @@
       <w:pPr>
         <w:bidi w:val="1"/>
         <w:spacing w:after="160" w:line="300" w:lineRule="auto"/>
-        <w:ind w:left="0" w:right="0" w:firstLine="0"/>
         <w:jc w:val="right"/>
       </w:pPr>
       <w:r>
@@ -3473,7 +3319,6 @@
       <w:pPr>
         <w:bidi w:val="1"/>
         <w:spacing w:after="160" w:line="300" w:lineRule="auto"/>
-        <w:ind w:left="0" w:right="0" w:firstLine="0"/>
         <w:jc w:val="right"/>
       </w:pPr>
       <w:r>
@@ -3501,7 +3346,6 @@
       <w:pPr>
         <w:bidi w:val="1"/>
         <w:spacing w:after="160" w:line="300" w:lineRule="auto"/>
-        <w:ind w:left="0" w:right="0" w:firstLine="0"/>
         <w:jc w:val="right"/>
       </w:pPr>
       <w:r>
@@ -3529,7 +3373,6 @@
       <w:pPr>
         <w:bidi w:val="1"/>
         <w:spacing w:after="160" w:line="300" w:lineRule="auto"/>
-        <w:ind w:left="0" w:right="0" w:firstLine="0"/>
         <w:jc w:val="right"/>
       </w:pPr>
       <w:r>
@@ -3547,7 +3390,6 @@
       <w:pPr>
         <w:bidi w:val="1"/>
         <w:spacing w:after="160" w:line="300" w:lineRule="auto"/>
-        <w:ind w:left="0" w:right="0" w:firstLine="0"/>
         <w:jc w:val="right"/>
       </w:pPr>
       <w:r>
@@ -3565,7 +3407,6 @@
       <w:pPr>
         <w:bidi w:val="1"/>
         <w:spacing w:after="160" w:line="300" w:lineRule="auto"/>
-        <w:ind w:left="0" w:right="0" w:firstLine="0"/>
         <w:jc w:val="right"/>
       </w:pPr>
       <w:r>
@@ -3583,7 +3424,6 @@
       <w:pPr>
         <w:bidi w:val="1"/>
         <w:spacing w:after="160" w:line="300" w:lineRule="auto"/>
-        <w:ind w:left="0" w:right="0" w:firstLine="0"/>
         <w:jc w:val="right"/>
       </w:pPr>
       <w:r>
@@ -3611,7 +3451,6 @@
       <w:pPr>
         <w:bidi w:val="1"/>
         <w:spacing w:after="160" w:line="300" w:lineRule="auto"/>
-        <w:ind w:left="0" w:right="0" w:firstLine="0"/>
         <w:jc w:val="right"/>
       </w:pPr>
       <w:r>
@@ -3639,7 +3478,6 @@
       <w:pPr>
         <w:bidi w:val="1"/>
         <w:spacing w:after="160" w:line="300" w:lineRule="auto"/>
-        <w:ind w:left="0" w:right="0" w:firstLine="0"/>
         <w:jc w:val="right"/>
       </w:pPr>
       <w:r>
@@ -3667,7 +3505,6 @@
       <w:pPr>
         <w:bidi w:val="1"/>
         <w:spacing w:after="160" w:line="300" w:lineRule="auto"/>
-        <w:ind w:left="0" w:right="0" w:firstLine="0"/>
         <w:jc w:val="right"/>
       </w:pPr>
       <w:r>
@@ -3685,7 +3522,6 @@
       <w:pPr>
         <w:bidi w:val="1"/>
         <w:spacing w:after="160" w:line="300" w:lineRule="auto"/>
-        <w:ind w:left="0" w:right="0" w:firstLine="0"/>
         <w:jc w:val="right"/>
       </w:pPr>
       <w:r>
@@ -3703,7 +3539,6 @@
       <w:pPr>
         <w:bidi w:val="1"/>
         <w:spacing w:after="160" w:line="300" w:lineRule="auto"/>
-        <w:ind w:left="0" w:right="0" w:firstLine="0"/>
         <w:jc w:val="right"/>
       </w:pPr>
       <w:r>
@@ -3723,7 +3558,6 @@
       <w:pPr>
         <w:bidi w:val="1"/>
         <w:spacing w:after="160" w:line="300" w:lineRule="auto"/>
-        <w:ind w:left="0" w:right="0" w:firstLine="0"/>
         <w:jc w:val="right"/>
       </w:pPr>
       <w:r>
@@ -3741,7 +3575,6 @@
       <w:pPr>
         <w:bidi w:val="1"/>
         <w:spacing w:after="160" w:line="300" w:lineRule="auto"/>
-        <w:ind w:left="0" w:right="0" w:firstLine="0"/>
         <w:jc w:val="right"/>
       </w:pPr>
       <w:r>
@@ -3761,7 +3594,6 @@
       <w:pPr>
         <w:bidi w:val="1"/>
         <w:spacing w:after="160" w:line="300" w:lineRule="auto"/>
-        <w:ind w:left="0" w:right="0" w:firstLine="0"/>
         <w:jc w:val="right"/>
       </w:pPr>
       <w:r>
@@ -3779,7 +3611,6 @@
       <w:pPr>
         <w:bidi w:val="1"/>
         <w:spacing w:after="160" w:line="300" w:lineRule="auto"/>
-        <w:ind w:left="0" w:right="0" w:firstLine="0"/>
         <w:jc w:val="right"/>
       </w:pPr>
       <w:r>
@@ -3799,7 +3630,6 @@
       <w:pPr>
         <w:bidi w:val="1"/>
         <w:spacing w:after="160" w:line="300" w:lineRule="auto"/>
-        <w:ind w:left="0" w:right="0" w:firstLine="0"/>
         <w:jc w:val="right"/>
       </w:pPr>
       <w:r>
@@ -3817,7 +3647,6 @@
       <w:pPr>
         <w:bidi w:val="1"/>
         <w:spacing w:after="160" w:line="300" w:lineRule="auto"/>
-        <w:ind w:left="0" w:right="0" w:firstLine="0"/>
         <w:jc w:val="right"/>
       </w:pPr>
       <w:r>
@@ -3837,7 +3666,6 @@
       <w:pPr>
         <w:bidi w:val="1"/>
         <w:spacing w:after="160" w:line="300" w:lineRule="auto"/>
-        <w:ind w:left="0" w:right="0" w:firstLine="0"/>
         <w:jc w:val="right"/>
       </w:pPr>
       <w:r>
@@ -3855,7 +3683,6 @@
       <w:pPr>
         <w:bidi w:val="1"/>
         <w:spacing w:after="160" w:line="300" w:lineRule="auto"/>
-        <w:ind w:left="0" w:right="0" w:firstLine="0"/>
         <w:jc w:val="right"/>
       </w:pPr>
       <w:r>
@@ -3883,7 +3710,6 @@
       <w:pPr>
         <w:bidi w:val="1"/>
         <w:spacing w:after="160" w:line="300" w:lineRule="auto"/>
-        <w:ind w:left="0" w:right="0" w:firstLine="0"/>
         <w:jc w:val="right"/>
       </w:pPr>
       <w:r>
@@ -3911,7 +3737,6 @@
       <w:pPr>
         <w:bidi w:val="1"/>
         <w:spacing w:after="160" w:line="300" w:lineRule="auto"/>
-        <w:ind w:left="0" w:right="0" w:firstLine="0"/>
         <w:jc w:val="right"/>
       </w:pPr>
       <w:r>
@@ -3929,7 +3754,6 @@
       <w:pPr>
         <w:bidi w:val="1"/>
         <w:spacing w:after="160" w:line="300" w:lineRule="auto"/>
-        <w:ind w:left="0" w:right="0" w:firstLine="0"/>
         <w:jc w:val="right"/>
       </w:pPr>
       <w:r>
@@ -3947,7 +3771,6 @@
       <w:pPr>
         <w:bidi w:val="1"/>
         <w:spacing w:after="160" w:line="300" w:lineRule="auto"/>
-        <w:ind w:left="0" w:right="0" w:firstLine="0"/>
         <w:jc w:val="right"/>
       </w:pPr>
       <w:r>
@@ -3967,7 +3790,6 @@
       <w:pPr>
         <w:bidi w:val="1"/>
         <w:spacing w:after="160" w:line="300" w:lineRule="auto"/>
-        <w:ind w:left="0" w:right="0" w:firstLine="0"/>
         <w:jc w:val="right"/>
       </w:pPr>
       <w:r>
@@ -3985,7 +3807,6 @@
       <w:pPr>
         <w:bidi w:val="1"/>
         <w:spacing w:after="160" w:line="300" w:lineRule="auto"/>
-        <w:ind w:left="0" w:right="0" w:firstLine="0"/>
         <w:jc w:val="right"/>
       </w:pPr>
       <w:r>
@@ -4003,7 +3824,6 @@
       <w:pPr>
         <w:bidi w:val="1"/>
         <w:spacing w:after="160" w:line="300" w:lineRule="auto"/>
-        <w:ind w:left="0" w:right="0" w:firstLine="0"/>
         <w:jc w:val="right"/>
       </w:pPr>
       <w:r>
@@ -4023,7 +3843,6 @@
       <w:pPr>
         <w:bidi w:val="1"/>
         <w:spacing w:after="160" w:line="300" w:lineRule="auto"/>
-        <w:ind w:left="0" w:right="0" w:firstLine="0"/>
         <w:jc w:val="right"/>
       </w:pPr>
       <w:r>
@@ -4041,7 +3860,6 @@
       <w:pPr>
         <w:bidi w:val="1"/>
         <w:spacing w:after="160" w:line="300" w:lineRule="auto"/>
-        <w:ind w:left="0" w:right="0" w:firstLine="0"/>
         <w:jc w:val="right"/>
       </w:pPr>
       <w:r>
@@ -4059,7 +3877,6 @@
       <w:pPr>
         <w:bidi w:val="1"/>
         <w:spacing w:after="160" w:line="300" w:lineRule="auto"/>
-        <w:ind w:left="0" w:right="0" w:firstLine="0"/>
         <w:jc w:val="right"/>
       </w:pPr>
       <w:r>
@@ -4077,7 +3894,6 @@
       <w:pPr>
         <w:bidi w:val="1"/>
         <w:spacing w:after="160" w:line="300" w:lineRule="auto"/>
-        <w:ind w:left="0" w:right="0" w:firstLine="0"/>
         <w:jc w:val="right"/>
       </w:pPr>
       <w:r>
@@ -4097,7 +3913,6 @@
       <w:pPr>
         <w:bidi w:val="1"/>
         <w:spacing w:after="160" w:line="300" w:lineRule="auto"/>
-        <w:ind w:left="0" w:right="0" w:firstLine="0"/>
         <w:jc w:val="right"/>
       </w:pPr>
       <w:r>
@@ -4115,7 +3930,6 @@
       <w:pPr>
         <w:bidi w:val="1"/>
         <w:spacing w:after="160" w:line="300" w:lineRule="auto"/>
-        <w:ind w:left="0" w:right="0" w:firstLine="0"/>
         <w:jc w:val="right"/>
       </w:pPr>
       <w:r>
@@ -4133,7 +3947,6 @@
       <w:pPr>
         <w:bidi w:val="1"/>
         <w:spacing w:after="160" w:line="300" w:lineRule="auto"/>
-        <w:ind w:left="0" w:right="0" w:firstLine="0"/>
         <w:jc w:val="right"/>
       </w:pPr>
       <w:r>
@@ -4151,7 +3964,6 @@
       <w:pPr>
         <w:bidi w:val="1"/>
         <w:spacing w:after="160" w:line="300" w:lineRule="auto"/>
-        <w:ind w:left="0" w:right="0" w:firstLine="0"/>
         <w:jc w:val="right"/>
       </w:pPr>
       <w:r>
@@ -4171,7 +3983,6 @@
       <w:pPr>
         <w:bidi w:val="1"/>
         <w:spacing w:after="160" w:line="300" w:lineRule="auto"/>
-        <w:ind w:left="0" w:right="0" w:firstLine="0"/>
         <w:jc w:val="right"/>
       </w:pPr>
       <w:r>
@@ -4189,7 +4000,6 @@
       <w:pPr>
         <w:bidi w:val="1"/>
         <w:spacing w:after="160" w:line="300" w:lineRule="auto"/>
-        <w:ind w:left="0" w:right="0" w:firstLine="0"/>
         <w:jc w:val="right"/>
       </w:pPr>
       <w:r>
@@ -4217,7 +4027,6 @@
       <w:pPr>
         <w:bidi w:val="1"/>
         <w:spacing w:after="160" w:line="300" w:lineRule="auto"/>
-        <w:ind w:left="0" w:right="0" w:firstLine="0"/>
         <w:jc w:val="right"/>
       </w:pPr>
       <w:r>
@@ -4245,7 +4054,6 @@
       <w:pPr>
         <w:bidi w:val="1"/>
         <w:spacing w:after="160" w:line="300" w:lineRule="auto"/>
-        <w:ind w:left="0" w:right="0" w:firstLine="0"/>
         <w:jc w:val="right"/>
       </w:pPr>
       <w:r>
@@ -4263,7 +4071,6 @@
       <w:pPr>
         <w:bidi w:val="1"/>
         <w:spacing w:after="160" w:line="300" w:lineRule="auto"/>
-        <w:ind w:left="0" w:right="0" w:firstLine="0"/>
         <w:jc w:val="right"/>
       </w:pPr>
       <w:r>
@@ -4281,7 +4088,6 @@
       <w:pPr>
         <w:bidi w:val="1"/>
         <w:spacing w:after="160" w:line="300" w:lineRule="auto"/>
-        <w:ind w:left="0" w:right="0" w:firstLine="0"/>
         <w:jc w:val="right"/>
       </w:pPr>
       <w:r>
@@ -4309,7 +4115,6 @@
       <w:pPr>
         <w:bidi w:val="1"/>
         <w:spacing w:after="160" w:line="300" w:lineRule="auto"/>
-        <w:ind w:left="0" w:right="0" w:firstLine="0"/>
         <w:jc w:val="right"/>
       </w:pPr>
       <w:r>
@@ -4337,7 +4142,6 @@
       <w:pPr>
         <w:bidi w:val="1"/>
         <w:spacing w:after="160" w:line="300" w:lineRule="auto"/>
-        <w:ind w:left="0" w:right="0" w:firstLine="0"/>
         <w:jc w:val="right"/>
       </w:pPr>
       <w:r>
@@ -4355,7 +4159,6 @@
       <w:pPr>
         <w:bidi w:val="1"/>
         <w:spacing w:after="160" w:line="300" w:lineRule="auto"/>
-        <w:ind w:left="0" w:right="0" w:firstLine="0"/>
         <w:jc w:val="right"/>
       </w:pPr>
       <w:r>
@@ -4373,7 +4176,6 @@
       <w:pPr>
         <w:bidi w:val="1"/>
         <w:spacing w:after="160" w:line="300" w:lineRule="auto"/>
-        <w:ind w:left="0" w:right="0" w:firstLine="0"/>
         <w:jc w:val="right"/>
       </w:pPr>
       <w:r>
@@ -4401,7 +4203,6 @@
       <w:pPr>
         <w:bidi w:val="1"/>
         <w:spacing w:after="160" w:line="300" w:lineRule="auto"/>
-        <w:ind w:left="0" w:right="0" w:firstLine="0"/>
         <w:jc w:val="right"/>
       </w:pPr>
       <w:r>
@@ -4429,7 +4230,6 @@
       <w:pPr>
         <w:bidi w:val="1"/>
         <w:spacing w:after="160" w:line="300" w:lineRule="auto"/>
-        <w:ind w:left="0" w:right="0" w:firstLine="0"/>
         <w:jc w:val="right"/>
       </w:pPr>
       <w:r>
@@ -4447,7 +4247,6 @@
       <w:pPr>
         <w:bidi w:val="1"/>
         <w:spacing w:after="160" w:line="300" w:lineRule="auto"/>
-        <w:ind w:left="0" w:right="0" w:firstLine="0"/>
         <w:jc w:val="right"/>
       </w:pPr>
       <w:r>
@@ -4475,7 +4274,6 @@
       <w:pPr>
         <w:bidi w:val="1"/>
         <w:spacing w:after="160" w:line="300" w:lineRule="auto"/>
-        <w:ind w:left="0" w:right="0" w:firstLine="0"/>
         <w:jc w:val="right"/>
       </w:pPr>
       <w:r>
@@ -4503,7 +4301,6 @@
       <w:pPr>
         <w:bidi w:val="1"/>
         <w:spacing w:after="160" w:line="300" w:lineRule="auto"/>
-        <w:ind w:left="0" w:right="0" w:firstLine="0"/>
         <w:jc w:val="right"/>
       </w:pPr>
       <w:r>
@@ -4521,7 +4318,6 @@
       <w:pPr>
         <w:bidi w:val="1"/>
         <w:spacing w:after="160" w:line="300" w:lineRule="auto"/>
-        <w:ind w:left="0" w:right="0" w:firstLine="0"/>
         <w:jc w:val="right"/>
       </w:pPr>
       <w:r>
@@ -4549,7 +4345,6 @@
       <w:pPr>
         <w:bidi w:val="1"/>
         <w:spacing w:after="160" w:line="300" w:lineRule="auto"/>
-        <w:ind w:left="0" w:right="0" w:firstLine="0"/>
         <w:jc w:val="right"/>
       </w:pPr>
       <w:r>
@@ -4577,7 +4372,6 @@
       <w:pPr>
         <w:bidi w:val="1"/>
         <w:spacing w:after="160" w:line="300" w:lineRule="auto"/>
-        <w:ind w:left="0" w:right="0" w:firstLine="0"/>
         <w:jc w:val="right"/>
       </w:pPr>
       <w:r>
@@ -4595,7 +4389,6 @@
       <w:pPr>
         <w:bidi w:val="1"/>
         <w:spacing w:after="160" w:line="300" w:lineRule="auto"/>
-        <w:ind w:left="0" w:right="0" w:firstLine="0"/>
         <w:jc w:val="right"/>
       </w:pPr>
       <w:r>
@@ -4615,7 +4408,6 @@
       <w:pPr>
         <w:bidi w:val="1"/>
         <w:spacing w:after="160" w:line="300" w:lineRule="auto"/>
-        <w:ind w:left="0" w:right="0" w:firstLine="0"/>
         <w:jc w:val="right"/>
       </w:pPr>
       <w:r>
@@ -4643,7 +4435,6 @@
       <w:pPr>
         <w:bidi w:val="1"/>
         <w:spacing w:after="160" w:line="300" w:lineRule="auto"/>
-        <w:ind w:left="0" w:right="0" w:firstLine="0"/>
         <w:jc w:val="right"/>
       </w:pPr>
       <w:r>
@@ -4671,7 +4462,6 @@
       <w:pPr>
         <w:bidi w:val="1"/>
         <w:spacing w:after="160" w:line="300" w:lineRule="auto"/>
-        <w:ind w:left="0" w:right="0" w:firstLine="0"/>
         <w:jc w:val="right"/>
       </w:pPr>
       <w:r>
@@ -4701,7 +4491,6 @@
       <w:pPr>
         <w:bidi w:val="1"/>
         <w:spacing w:after="160" w:line="300" w:lineRule="auto"/>
-        <w:ind w:left="0" w:right="0" w:firstLine="0"/>
         <w:jc w:val="right"/>
       </w:pPr>
       <w:r>
@@ -4729,7 +4518,6 @@
       <w:pPr>
         <w:bidi w:val="1"/>
         <w:spacing w:after="160" w:line="300" w:lineRule="auto"/>
-        <w:ind w:left="0" w:right="0" w:firstLine="0"/>
         <w:jc w:val="right"/>
       </w:pPr>
       <w:r>
@@ -4757,7 +4545,6 @@
       <w:pPr>
         <w:bidi w:val="1"/>
         <w:spacing w:after="160" w:line="300" w:lineRule="auto"/>
-        <w:ind w:left="0" w:right="0" w:firstLine="0"/>
         <w:jc w:val="right"/>
       </w:pPr>
       <w:r>
@@ -4787,7 +4574,6 @@
       <w:pPr>
         <w:bidi w:val="1"/>
         <w:spacing w:after="160" w:line="300" w:lineRule="auto"/>
-        <w:ind w:left="0" w:right="0" w:firstLine="0"/>
         <w:jc w:val="right"/>
       </w:pPr>
       <w:r>
@@ -4805,7 +4591,6 @@
       <w:pPr>
         <w:bidi w:val="1"/>
         <w:spacing w:after="160" w:line="300" w:lineRule="auto"/>
-        <w:ind w:left="0" w:right="0" w:firstLine="0"/>
         <w:jc w:val="right"/>
       </w:pPr>
       <w:r>
@@ -4823,7 +4608,6 @@
       <w:pPr>
         <w:bidi w:val="1"/>
         <w:spacing w:after="160" w:line="300" w:lineRule="auto"/>
-        <w:ind w:left="0" w:right="0" w:firstLine="0"/>
         <w:jc w:val="right"/>
       </w:pPr>
       <w:r>
@@ -4851,7 +4635,6 @@
       <w:pPr>
         <w:bidi w:val="1"/>
         <w:spacing w:after="160" w:line="300" w:lineRule="auto"/>
-        <w:ind w:left="0" w:right="0" w:firstLine="0"/>
         <w:jc w:val="right"/>
       </w:pPr>
       <w:r>
@@ -4879,7 +4662,6 @@
       <w:pPr>
         <w:bidi w:val="1"/>
         <w:spacing w:after="160" w:line="300" w:lineRule="auto"/>
-        <w:ind w:left="0" w:right="0" w:firstLine="0"/>
         <w:jc w:val="right"/>
       </w:pPr>
       <w:r>
@@ -4897,7 +4679,6 @@
       <w:pPr>
         <w:bidi w:val="1"/>
         <w:spacing w:after="160" w:line="300" w:lineRule="auto"/>
-        <w:ind w:left="0" w:right="0" w:firstLine="0"/>
         <w:jc w:val="right"/>
       </w:pPr>
       <w:r>
@@ -4915,7 +4696,6 @@
       <w:pPr>
         <w:bidi w:val="1"/>
         <w:spacing w:after="160" w:line="300" w:lineRule="auto"/>
-        <w:ind w:left="0" w:right="0" w:firstLine="0"/>
         <w:jc w:val="right"/>
       </w:pPr>
       <w:r>
@@ -4933,7 +4713,6 @@
       <w:pPr>
         <w:bidi w:val="1"/>
         <w:spacing w:after="160" w:line="300" w:lineRule="auto"/>
-        <w:ind w:left="0" w:right="0" w:firstLine="0"/>
         <w:jc w:val="right"/>
       </w:pPr>
       <w:r>
@@ -4951,7 +4730,6 @@
       <w:pPr>
         <w:bidi w:val="1"/>
         <w:spacing w:after="160" w:line="300" w:lineRule="auto"/>
-        <w:ind w:left="0" w:right="0" w:firstLine="0"/>
         <w:jc w:val="right"/>
       </w:pPr>
       <w:r>
@@ -4969,7 +4747,6 @@
       <w:pPr>
         <w:bidi w:val="1"/>
         <w:spacing w:after="160" w:line="300" w:lineRule="auto"/>
-        <w:ind w:left="0" w:right="0" w:firstLine="0"/>
         <w:jc w:val="right"/>
       </w:pPr>
       <w:r>
@@ -4987,7 +4764,6 @@
       <w:pPr>
         <w:bidi w:val="1"/>
         <w:spacing w:after="160" w:line="300" w:lineRule="auto"/>
-        <w:ind w:left="0" w:right="0" w:firstLine="0"/>
         <w:jc w:val="right"/>
       </w:pPr>
       <w:r>
@@ -5015,7 +4791,6 @@
       <w:pPr>
         <w:bidi w:val="1"/>
         <w:spacing w:after="160" w:line="300" w:lineRule="auto"/>
-        <w:ind w:left="0" w:right="0" w:firstLine="0"/>
         <w:jc w:val="right"/>
       </w:pPr>
       <w:r>
@@ -5043,7 +4818,6 @@
       <w:pPr>
         <w:bidi w:val="1"/>
         <w:spacing w:after="160" w:line="300" w:lineRule="auto"/>
-        <w:ind w:left="0" w:right="0" w:firstLine="0"/>
         <w:jc w:val="right"/>
       </w:pPr>
       <w:r>
@@ -5061,7 +4835,6 @@
       <w:pPr>
         <w:bidi w:val="1"/>
         <w:spacing w:after="160" w:line="300" w:lineRule="auto"/>
-        <w:ind w:left="0" w:right="0" w:firstLine="0"/>
         <w:jc w:val="right"/>
       </w:pPr>
       <w:r>
@@ -5089,7 +4862,6 @@
       <w:pPr>
         <w:bidi w:val="1"/>
         <w:spacing w:after="160" w:line="300" w:lineRule="auto"/>
-        <w:ind w:left="0" w:right="0" w:firstLine="0"/>
         <w:jc w:val="right"/>
       </w:pPr>
       <w:r>
@@ -5117,7 +4889,6 @@
       <w:pPr>
         <w:bidi w:val="1"/>
         <w:spacing w:after="160" w:line="300" w:lineRule="auto"/>
-        <w:ind w:left="0" w:right="0" w:firstLine="0"/>
         <w:jc w:val="right"/>
       </w:pPr>
       <w:r>
@@ -5145,7 +4916,6 @@
       <w:pPr>
         <w:bidi w:val="1"/>
         <w:spacing w:after="160" w:line="300" w:lineRule="auto"/>
-        <w:ind w:left="0" w:right="0" w:firstLine="0"/>
         <w:jc w:val="right"/>
       </w:pPr>
       <w:r>
@@ -5163,7 +4933,6 @@
       <w:pPr>
         <w:bidi w:val="1"/>
         <w:spacing w:after="160" w:line="300" w:lineRule="auto"/>
-        <w:ind w:left="0" w:right="0" w:firstLine="0"/>
         <w:jc w:val="right"/>
       </w:pPr>
       <w:r>
@@ -5181,7 +4950,6 @@
       <w:pPr>
         <w:bidi w:val="1"/>
         <w:spacing w:after="160" w:line="300" w:lineRule="auto"/>
-        <w:ind w:left="0" w:right="0" w:firstLine="0"/>
         <w:jc w:val="right"/>
       </w:pPr>
       <w:r>
@@ -5209,7 +4977,6 @@
       <w:pPr>
         <w:bidi w:val="1"/>
         <w:spacing w:after="160" w:line="300" w:lineRule="auto"/>
-        <w:ind w:left="0" w:right="0" w:firstLine="0"/>
         <w:jc w:val="right"/>
       </w:pPr>
       <w:r>
@@ -5237,7 +5004,6 @@
       <w:pPr>
         <w:bidi w:val="1"/>
         <w:spacing w:after="160" w:line="300" w:lineRule="auto"/>
-        <w:ind w:left="0" w:right="0" w:firstLine="0"/>
         <w:jc w:val="right"/>
       </w:pPr>
       <w:r>
@@ -5255,7 +5021,6 @@
       <w:pPr>
         <w:bidi w:val="1"/>
         <w:spacing w:after="160" w:line="300" w:lineRule="auto"/>
-        <w:ind w:left="0" w:right="0" w:firstLine="0"/>
         <w:jc w:val="right"/>
       </w:pPr>
       <w:r>
@@ -5281,7 +5046,6 @@
       <w:pPr>
         <w:bidi w:val="1"/>
         <w:spacing w:after="160" w:line="300" w:lineRule="auto"/>
-        <w:ind w:left="0" w:right="0" w:firstLine="0"/>
         <w:jc w:val="right"/>
       </w:pPr>
       <w:r>
@@ -5299,7 +5063,6 @@
       <w:pPr>
         <w:bidi w:val="1"/>
         <w:spacing w:after="160" w:line="300" w:lineRule="auto"/>
-        <w:ind w:left="0" w:right="0" w:firstLine="0"/>
         <w:jc w:val="right"/>
       </w:pPr>
       <w:r>
@@ -5319,7 +5082,6 @@
       <w:pPr>
         <w:bidi w:val="1"/>
         <w:spacing w:after="160" w:line="300" w:lineRule="auto"/>
-        <w:ind w:left="0" w:right="0" w:firstLine="0"/>
         <w:jc w:val="right"/>
       </w:pPr>
       <w:r>
@@ -5337,7 +5099,6 @@
       <w:pPr>
         <w:bidi w:val="1"/>
         <w:spacing w:after="160" w:line="300" w:lineRule="auto"/>
-        <w:ind w:left="0" w:right="0" w:firstLine="0"/>
         <w:jc w:val="right"/>
       </w:pPr>
       <w:r>
@@ -5365,7 +5126,6 @@
       <w:pPr>
         <w:bidi w:val="1"/>
         <w:spacing w:after="160" w:line="300" w:lineRule="auto"/>
-        <w:ind w:left="0" w:right="0" w:firstLine="0"/>
         <w:jc w:val="right"/>
       </w:pPr>
       <w:r>
@@ -5393,7 +5153,6 @@
       <w:pPr>
         <w:bidi w:val="1"/>
         <w:spacing w:after="160" w:line="300" w:lineRule="auto"/>
-        <w:ind w:left="0" w:right="0" w:firstLine="0"/>
         <w:jc w:val="right"/>
       </w:pPr>
       <w:r>
@@ -5411,7 +5170,6 @@
       <w:pPr>
         <w:bidi w:val="1"/>
         <w:spacing w:after="160" w:line="300" w:lineRule="auto"/>
-        <w:ind w:left="0" w:right="0" w:firstLine="0"/>
         <w:jc w:val="right"/>
       </w:pPr>
       <w:r>
@@ -5429,7 +5187,6 @@
       <w:pPr>
         <w:bidi w:val="1"/>
         <w:spacing w:after="160" w:line="300" w:lineRule="auto"/>
-        <w:ind w:left="0" w:right="0" w:firstLine="0"/>
         <w:jc w:val="right"/>
       </w:pPr>
       <w:r>
@@ -5447,7 +5204,6 @@
       <w:pPr>
         <w:bidi w:val="1"/>
         <w:spacing w:after="160" w:line="300" w:lineRule="auto"/>
-        <w:ind w:left="0" w:right="0" w:firstLine="0"/>
         <w:jc w:val="right"/>
       </w:pPr>
       <w:r>
@@ -5465,7 +5221,6 @@
       <w:pPr>
         <w:bidi w:val="1"/>
         <w:spacing w:after="160" w:line="300" w:lineRule="auto"/>
-        <w:ind w:left="0" w:right="0" w:firstLine="0"/>
         <w:jc w:val="right"/>
       </w:pPr>
       <w:r>
@@ -5483,7 +5238,6 @@
       <w:pPr>
         <w:bidi w:val="1"/>
         <w:spacing w:after="160" w:line="300" w:lineRule="auto"/>
-        <w:ind w:left="0" w:right="0" w:firstLine="0"/>
         <w:jc w:val="right"/>
       </w:pPr>
       <w:r>
@@ -5511,7 +5265,6 @@
       <w:pPr>
         <w:bidi w:val="1"/>
         <w:spacing w:after="160" w:line="300" w:lineRule="auto"/>
-        <w:ind w:left="0" w:right="0" w:firstLine="0"/>
         <w:jc w:val="right"/>
       </w:pPr>
       <w:r>
@@ -5539,7 +5292,6 @@
       <w:pPr>
         <w:bidi w:val="1"/>
         <w:spacing w:after="160" w:line="300" w:lineRule="auto"/>
-        <w:ind w:left="0" w:right="0" w:firstLine="0"/>
         <w:jc w:val="right"/>
       </w:pPr>
       <w:r>
@@ -5557,7 +5309,6 @@
       <w:pPr>
         <w:bidi w:val="1"/>
         <w:spacing w:after="160" w:line="300" w:lineRule="auto"/>
-        <w:ind w:left="0" w:right="0" w:firstLine="0"/>
         <w:jc w:val="right"/>
       </w:pPr>
       <w:r>
@@ -5575,7 +5326,6 @@
       <w:pPr>
         <w:bidi w:val="1"/>
         <w:spacing w:after="160" w:line="300" w:lineRule="auto"/>
-        <w:ind w:left="0" w:right="0" w:firstLine="0"/>
         <w:jc w:val="right"/>
       </w:pPr>
       <w:r>
@@ -5603,7 +5353,6 @@
       <w:pPr>
         <w:bidi w:val="1"/>
         <w:spacing w:after="160" w:line="300" w:lineRule="auto"/>
-        <w:ind w:left="0" w:right="0" w:firstLine="0"/>
         <w:jc w:val="right"/>
       </w:pPr>
       <w:r>
@@ -5631,7 +5380,6 @@
       <w:pPr>
         <w:bidi w:val="1"/>
         <w:spacing w:after="160" w:line="300" w:lineRule="auto"/>
-        <w:ind w:left="0" w:right="0" w:firstLine="0"/>
         <w:jc w:val="right"/>
       </w:pPr>
       <w:r>
@@ -5649,7 +5397,6 @@
       <w:pPr>
         <w:bidi w:val="1"/>
         <w:spacing w:after="160" w:line="300" w:lineRule="auto"/>
-        <w:ind w:left="0" w:right="0" w:firstLine="0"/>
         <w:jc w:val="right"/>
       </w:pPr>
       <w:r>
@@ -5669,7 +5416,6 @@
       <w:pPr>
         <w:bidi w:val="1"/>
         <w:spacing w:after="160" w:line="300" w:lineRule="auto"/>
-        <w:ind w:left="0" w:right="0" w:firstLine="0"/>
         <w:jc w:val="right"/>
       </w:pPr>
       <w:r>
@@ -5687,7 +5433,6 @@
       <w:pPr>
         <w:bidi w:val="1"/>
         <w:spacing w:after="160" w:line="300" w:lineRule="auto"/>
-        <w:ind w:left="0" w:right="0" w:firstLine="0"/>
         <w:jc w:val="right"/>
       </w:pPr>
       <w:r>
@@ -5705,7 +5450,6 @@
       <w:pPr>
         <w:bidi w:val="1"/>
         <w:spacing w:after="160" w:line="300" w:lineRule="auto"/>
-        <w:ind w:left="0" w:right="0" w:firstLine="0"/>
         <w:jc w:val="right"/>
       </w:pPr>
       <w:r>
@@ -5725,7 +5469,6 @@
       <w:pPr>
         <w:bidi w:val="1"/>
         <w:spacing w:after="160" w:line="300" w:lineRule="auto"/>
-        <w:ind w:left="0" w:right="0" w:firstLine="0"/>
         <w:jc w:val="right"/>
       </w:pPr>
       <w:r>
@@ -5743,7 +5486,6 @@
       <w:pPr>
         <w:bidi w:val="1"/>
         <w:spacing w:after="160" w:line="300" w:lineRule="auto"/>
-        <w:ind w:left="0" w:right="0" w:firstLine="0"/>
         <w:jc w:val="right"/>
       </w:pPr>
       <w:r>
@@ -5761,7 +5503,6 @@
       <w:pPr>
         <w:bidi w:val="1"/>
         <w:spacing w:after="160" w:line="300" w:lineRule="auto"/>
-        <w:ind w:left="0" w:right="0" w:firstLine="0"/>
         <w:jc w:val="right"/>
       </w:pPr>
       <w:r>
@@ -5791,7 +5532,6 @@
       <w:pPr>
         <w:bidi w:val="1"/>
         <w:spacing w:after="160" w:line="300" w:lineRule="auto"/>
-        <w:ind w:left="0" w:right="0" w:firstLine="0"/>
         <w:jc w:val="right"/>
       </w:pPr>
       <w:r>
@@ -5819,7 +5559,6 @@
       <w:pPr>
         <w:bidi w:val="1"/>
         <w:spacing w:after="160" w:line="300" w:lineRule="auto"/>
-        <w:ind w:left="0" w:right="0" w:firstLine="0"/>
         <w:jc w:val="right"/>
       </w:pPr>
       <w:r>
@@ -5837,7 +5576,6 @@
       <w:pPr>
         <w:bidi w:val="1"/>
         <w:spacing w:after="160" w:line="300" w:lineRule="auto"/>
-        <w:ind w:left="0" w:right="0" w:firstLine="0"/>
         <w:jc w:val="right"/>
       </w:pPr>
       <w:r>
@@ -5865,7 +5603,6 @@
       <w:pPr>
         <w:bidi w:val="1"/>
         <w:spacing w:after="160" w:line="300" w:lineRule="auto"/>
-        <w:ind w:left="0" w:right="0" w:firstLine="0"/>
         <w:jc w:val="right"/>
       </w:pPr>
       <w:r>
@@ -5893,7 +5630,6 @@
       <w:pPr>
         <w:bidi w:val="1"/>
         <w:spacing w:after="160" w:line="300" w:lineRule="auto"/>
-        <w:ind w:left="0" w:right="0" w:firstLine="0"/>
         <w:jc w:val="right"/>
       </w:pPr>
       <w:r>
@@ -5911,7 +5647,6 @@
       <w:pPr>
         <w:bidi w:val="1"/>
         <w:spacing w:after="160" w:line="300" w:lineRule="auto"/>
-        <w:ind w:left="0" w:right="0" w:firstLine="0"/>
         <w:jc w:val="right"/>
       </w:pPr>
       <w:r>
@@ -5929,7 +5664,6 @@
       <w:pPr>
         <w:bidi w:val="1"/>
         <w:spacing w:after="160" w:line="300" w:lineRule="auto"/>
-        <w:ind w:left="0" w:right="0" w:firstLine="0"/>
         <w:jc w:val="right"/>
       </w:pPr>
       <w:r>
@@ -5957,7 +5691,6 @@
       <w:pPr>
         <w:bidi w:val="1"/>
         <w:spacing w:after="160" w:line="300" w:lineRule="auto"/>
-        <w:ind w:left="0" w:right="0" w:firstLine="0"/>
         <w:jc w:val="right"/>
       </w:pPr>
       <w:r>
@@ -5987,7 +5720,6 @@
       <w:pPr>
         <w:bidi w:val="1"/>
         <w:spacing w:after="160" w:line="300" w:lineRule="auto"/>
-        <w:ind w:left="0" w:right="0" w:firstLine="0"/>
         <w:jc w:val="right"/>
       </w:pPr>
       <w:r>
@@ -6005,7 +5737,6 @@
       <w:pPr>
         <w:bidi w:val="1"/>
         <w:spacing w:after="160" w:line="300" w:lineRule="auto"/>
-        <w:ind w:left="0" w:right="0" w:firstLine="0"/>
         <w:jc w:val="right"/>
       </w:pPr>
       <w:r>
@@ -6033,7 +5764,6 @@
       <w:pPr>
         <w:bidi w:val="1"/>
         <w:spacing w:after="160" w:line="300" w:lineRule="auto"/>
-        <w:ind w:left="0" w:right="0" w:firstLine="0"/>
         <w:jc w:val="right"/>
       </w:pPr>
       <w:r>
@@ -6061,7 +5791,6 @@
       <w:pPr>
         <w:bidi w:val="1"/>
         <w:spacing w:after="160" w:line="300" w:lineRule="auto"/>
-        <w:ind w:left="0" w:right="0" w:firstLine="0"/>
         <w:jc w:val="right"/>
       </w:pPr>
       <w:r>
@@ -6079,7 +5808,6 @@
       <w:pPr>
         <w:bidi w:val="1"/>
         <w:spacing w:after="160" w:line="300" w:lineRule="auto"/>
-        <w:ind w:left="0" w:right="0" w:firstLine="0"/>
         <w:jc w:val="right"/>
       </w:pPr>
       <w:r>
@@ -6099,7 +5827,6 @@
       <w:pPr>
         <w:bidi w:val="1"/>
         <w:spacing w:after="160" w:line="300" w:lineRule="auto"/>
-        <w:ind w:left="0" w:right="0" w:firstLine="0"/>
         <w:jc w:val="right"/>
       </w:pPr>
       <w:r>
@@ -6117,7 +5844,6 @@
       <w:pPr>
         <w:bidi w:val="1"/>
         <w:spacing w:after="160" w:line="300" w:lineRule="auto"/>
-        <w:ind w:left="0" w:right="0" w:firstLine="0"/>
         <w:jc w:val="right"/>
       </w:pPr>
       <w:r>
@@ -6135,7 +5861,6 @@
       <w:pPr>
         <w:bidi w:val="1"/>
         <w:spacing w:after="160" w:line="300" w:lineRule="auto"/>
-        <w:ind w:left="0" w:right="0" w:firstLine="0"/>
         <w:jc w:val="right"/>
       </w:pPr>
       <w:r>
@@ -6155,7 +5880,6 @@
       <w:pPr>
         <w:bidi w:val="1"/>
         <w:spacing w:after="160" w:line="300" w:lineRule="auto"/>
-        <w:ind w:left="0" w:right="0" w:firstLine="0"/>
         <w:jc w:val="right"/>
       </w:pPr>
       <w:r>
@@ -6173,7 +5897,6 @@
       <w:pPr>
         <w:bidi w:val="1"/>
         <w:spacing w:after="160" w:line="300" w:lineRule="auto"/>
-        <w:ind w:left="0" w:right="0" w:firstLine="0"/>
         <w:jc w:val="right"/>
       </w:pPr>
       <w:r>
@@ -6193,7 +5916,6 @@
       <w:pPr>
         <w:bidi w:val="1"/>
         <w:spacing w:after="160" w:line="300" w:lineRule="auto"/>
-        <w:ind w:left="0" w:right="0" w:firstLine="0"/>
         <w:jc w:val="right"/>
       </w:pPr>
       <w:r>
@@ -6221,7 +5943,6 @@
       <w:pPr>
         <w:bidi w:val="1"/>
         <w:spacing w:after="160" w:line="300" w:lineRule="auto"/>
-        <w:ind w:left="0" w:right="0" w:firstLine="0"/>
         <w:jc w:val="right"/>
       </w:pPr>
       <w:r>
@@ -6249,7 +5970,6 @@
       <w:pPr>
         <w:bidi w:val="1"/>
         <w:spacing w:after="160" w:line="300" w:lineRule="auto"/>
-        <w:ind w:left="0" w:right="0" w:firstLine="0"/>
         <w:jc w:val="right"/>
       </w:pPr>
       <w:r>
@@ -6279,7 +5999,6 @@
       <w:pPr>
         <w:bidi w:val="1"/>
         <w:spacing w:after="160" w:line="300" w:lineRule="auto"/>
-        <w:ind w:left="0" w:right="0" w:firstLine="0"/>
         <w:jc w:val="right"/>
       </w:pPr>
       <w:r>
@@ -6309,7 +6028,6 @@
       <w:pPr>
         <w:bidi w:val="1"/>
         <w:spacing w:after="160" w:line="300" w:lineRule="auto"/>
-        <w:ind w:left="0" w:right="0" w:firstLine="0"/>
         <w:jc w:val="right"/>
       </w:pPr>
       <w:r>
@@ -6327,7 +6045,6 @@
       <w:pPr>
         <w:bidi w:val="1"/>
         <w:spacing w:after="160" w:line="300" w:lineRule="auto"/>
-        <w:ind w:left="0" w:right="0" w:firstLine="0"/>
         <w:jc w:val="right"/>
       </w:pPr>
       <w:r>
@@ -6345,7 +6062,6 @@
       <w:pPr>
         <w:bidi w:val="1"/>
         <w:spacing w:after="160" w:line="300" w:lineRule="auto"/>
-        <w:ind w:left="0" w:right="0" w:firstLine="0"/>
         <w:jc w:val="right"/>
       </w:pPr>
       <w:r>
@@ -6363,7 +6079,6 @@
       <w:pPr>
         <w:bidi w:val="1"/>
         <w:spacing w:after="160" w:line="300" w:lineRule="auto"/>
-        <w:ind w:left="0" w:right="0" w:firstLine="0"/>
         <w:jc w:val="right"/>
       </w:pPr>
       <w:r>
@@ -6391,7 +6106,6 @@
       <w:pPr>
         <w:bidi w:val="1"/>
         <w:spacing w:after="160" w:line="300" w:lineRule="auto"/>
-        <w:ind w:left="0" w:right="0" w:firstLine="0"/>
         <w:jc w:val="right"/>
       </w:pPr>
       <w:r>
@@ -6419,7 +6133,6 @@
       <w:pPr>
         <w:bidi w:val="1"/>
         <w:spacing w:after="160" w:line="300" w:lineRule="auto"/>
-        <w:ind w:left="0" w:right="0" w:firstLine="0"/>
         <w:jc w:val="right"/>
       </w:pPr>
       <w:r>
@@ -6447,7 +6160,6 @@
       <w:pPr>
         <w:bidi w:val="1"/>
         <w:spacing w:after="160" w:line="300" w:lineRule="auto"/>
-        <w:ind w:left="0" w:right="0" w:firstLine="0"/>
         <w:jc w:val="right"/>
       </w:pPr>
       <w:r>
@@ -6475,7 +6187,6 @@
       <w:pPr>
         <w:bidi w:val="1"/>
         <w:spacing w:after="160" w:line="300" w:lineRule="auto"/>
-        <w:ind w:left="0" w:right="0" w:firstLine="0"/>
         <w:jc w:val="right"/>
       </w:pPr>
       <w:r>
@@ -6503,7 +6214,6 @@
       <w:pPr>
         <w:bidi w:val="1"/>
         <w:spacing w:after="160" w:line="300" w:lineRule="auto"/>
-        <w:ind w:left="0" w:right="0" w:firstLine="0"/>
         <w:jc w:val="right"/>
       </w:pPr>
       <w:r>
@@ -6523,7 +6233,6 @@
       <w:pPr>
         <w:bidi w:val="1"/>
         <w:spacing w:after="160" w:line="300" w:lineRule="auto"/>
-        <w:ind w:left="0" w:right="0" w:firstLine="0"/>
         <w:jc w:val="right"/>
       </w:pPr>
       <w:r>
@@ -6541,7 +6250,6 @@
       <w:pPr>
         <w:bidi w:val="1"/>
         <w:spacing w:after="160" w:line="300" w:lineRule="auto"/>
-        <w:ind w:left="0" w:right="0" w:firstLine="0"/>
         <w:jc w:val="right"/>
       </w:pPr>
       <w:r>
@@ -6559,7 +6267,6 @@
       <w:pPr>
         <w:bidi w:val="1"/>
         <w:spacing w:after="160" w:line="300" w:lineRule="auto"/>
-        <w:ind w:left="0" w:right="0" w:firstLine="0"/>
         <w:jc w:val="right"/>
       </w:pPr>
       <w:r>
@@ -6577,7 +6284,6 @@
       <w:pPr>
         <w:bidi w:val="1"/>
         <w:spacing w:after="160" w:line="300" w:lineRule="auto"/>
-        <w:ind w:left="0" w:right="0" w:firstLine="0"/>
         <w:jc w:val="right"/>
       </w:pPr>
       <w:r>
@@ -6595,7 +6301,6 @@
       <w:pPr>
         <w:bidi w:val="1"/>
         <w:spacing w:after="160" w:line="300" w:lineRule="auto"/>
-        <w:ind w:left="0" w:right="0" w:firstLine="0"/>
         <w:jc w:val="right"/>
       </w:pPr>
       <w:r>
@@ -6615,7 +6320,6 @@
       <w:pPr>
         <w:bidi w:val="1"/>
         <w:spacing w:after="160" w:line="300" w:lineRule="auto"/>
-        <w:ind w:left="0" w:right="0" w:firstLine="0"/>
         <w:jc w:val="right"/>
       </w:pPr>
       <w:r>
@@ -6647,7 +6351,6 @@
       <w:pPr>
         <w:bidi w:val="1"/>
         <w:spacing w:after="160" w:line="300" w:lineRule="auto"/>
-        <w:ind w:left="0" w:right="0" w:firstLine="0"/>
         <w:jc w:val="right"/>
       </w:pPr>
       <w:r>
@@ -6675,7 +6378,6 @@
       <w:pPr>
         <w:bidi w:val="1"/>
         <w:spacing w:after="160" w:line="300" w:lineRule="auto"/>
-        <w:ind w:left="0" w:right="0" w:firstLine="0"/>
         <w:jc w:val="right"/>
       </w:pPr>
       <w:r>
@@ -6693,7 +6395,6 @@
       <w:pPr>
         <w:bidi w:val="1"/>
         <w:spacing w:after="160" w:line="300" w:lineRule="auto"/>
-        <w:ind w:left="0" w:right="0" w:firstLine="0"/>
         <w:jc w:val="right"/>
       </w:pPr>
       <w:r>
@@ -6721,7 +6422,6 @@
       <w:pPr>
         <w:bidi w:val="1"/>
         <w:spacing w:after="160" w:line="300" w:lineRule="auto"/>
-        <w:ind w:left="0" w:right="0" w:firstLine="0"/>
         <w:jc w:val="right"/>
       </w:pPr>
       <w:r>
@@ -6749,7 +6449,6 @@
       <w:pPr>
         <w:bidi w:val="1"/>
         <w:spacing w:after="160" w:line="300" w:lineRule="auto"/>
-        <w:ind w:left="0" w:right="0" w:firstLine="0"/>
         <w:jc w:val="right"/>
       </w:pPr>
       <w:r>
@@ -6777,7 +6476,6 @@
       <w:pPr>
         <w:bidi w:val="1"/>
         <w:spacing w:after="160" w:line="300" w:lineRule="auto"/>
-        <w:ind w:left="0" w:right="0" w:firstLine="0"/>
         <w:jc w:val="right"/>
       </w:pPr>
       <w:r>
@@ -6795,7 +6493,6 @@
       <w:pPr>
         <w:bidi w:val="1"/>
         <w:spacing w:after="160" w:line="300" w:lineRule="auto"/>
-        <w:ind w:left="0" w:right="0" w:firstLine="0"/>
         <w:jc w:val="right"/>
       </w:pPr>
       <w:r>
@@ -6813,7 +6510,6 @@
       <w:pPr>
         <w:bidi w:val="1"/>
         <w:spacing w:after="160" w:line="300" w:lineRule="auto"/>
-        <w:ind w:left="0" w:right="0" w:firstLine="0"/>
         <w:jc w:val="right"/>
       </w:pPr>
       <w:r>
@@ -6835,7 +6531,6 @@
       <w:pPr>
         <w:bidi w:val="1"/>
         <w:spacing w:after="160" w:line="300" w:lineRule="auto"/>
-        <w:ind w:left="0" w:right="0" w:firstLine="0"/>
         <w:jc w:val="right"/>
       </w:pPr>
       <w:r>
@@ -6857,7 +6552,6 @@
       <w:pPr>
         <w:bidi w:val="1"/>
         <w:spacing w:after="160" w:line="300" w:lineRule="auto"/>
-        <w:ind w:left="0" w:right="0" w:firstLine="0"/>
         <w:jc w:val="right"/>
       </w:pPr>
       <w:r>
@@ -6887,7 +6581,6 @@
       <w:pPr>
         <w:bidi w:val="1"/>
         <w:spacing w:after="160" w:line="300" w:lineRule="auto"/>
-        <w:ind w:left="0" w:right="0" w:firstLine="0"/>
         <w:jc w:val="right"/>
       </w:pPr>
       <w:r>
@@ -6915,7 +6608,6 @@
       <w:pPr>
         <w:bidi w:val="1"/>
         <w:spacing w:after="160" w:line="300" w:lineRule="auto"/>
-        <w:ind w:left="0" w:right="0" w:firstLine="0"/>
         <w:jc w:val="right"/>
       </w:pPr>
       <w:r>
@@ -6943,7 +6635,6 @@
       <w:pPr>
         <w:bidi w:val="1"/>
         <w:spacing w:after="160" w:line="300" w:lineRule="auto"/>
-        <w:ind w:left="0" w:right="0" w:firstLine="0"/>
         <w:jc w:val="right"/>
       </w:pPr>
       <w:r>
@@ -6975,7 +6666,6 @@
       <w:pPr>
         <w:bidi w:val="1"/>
         <w:spacing w:after="160" w:line="300" w:lineRule="auto"/>
-        <w:ind w:left="0" w:right="0" w:firstLine="0"/>
         <w:jc w:val="right"/>
       </w:pPr>
       <w:r>
@@ -6993,7 +6683,6 @@
       <w:pPr>
         <w:bidi w:val="1"/>
         <w:spacing w:after="160" w:line="300" w:lineRule="auto"/>
-        <w:ind w:left="0" w:right="0" w:firstLine="0"/>
         <w:jc w:val="right"/>
       </w:pPr>
       <w:r>
@@ -7015,7 +6704,6 @@
       <w:pPr>
         <w:bidi w:val="1"/>
         <w:spacing w:after="160" w:line="300" w:lineRule="auto"/>
-        <w:ind w:left="0" w:right="0" w:firstLine="0"/>
         <w:jc w:val="right"/>
       </w:pPr>
       <w:r>
@@ -7043,7 +6731,6 @@
       <w:pPr>
         <w:bidi w:val="1"/>
         <w:spacing w:after="160" w:line="300" w:lineRule="auto"/>
-        <w:ind w:left="0" w:right="0" w:firstLine="0"/>
         <w:jc w:val="right"/>
       </w:pPr>
       <w:r>
@@ -7071,7 +6758,6 @@
       <w:pPr>
         <w:bidi w:val="1"/>
         <w:spacing w:after="160" w:line="300" w:lineRule="auto"/>
-        <w:ind w:left="0" w:right="0" w:firstLine="0"/>
         <w:jc w:val="right"/>
       </w:pPr>
       <w:r>
@@ -7089,7 +6775,6 @@
       <w:pPr>
         <w:bidi w:val="1"/>
         <w:spacing w:after="160" w:line="300" w:lineRule="auto"/>
-        <w:ind w:left="0" w:right="0" w:firstLine="0"/>
         <w:jc w:val="right"/>
       </w:pPr>
       <w:r>
@@ -7107,7 +6792,6 @@
       <w:pPr>
         <w:bidi w:val="1"/>
         <w:spacing w:after="160" w:line="300" w:lineRule="auto"/>
-        <w:ind w:left="0" w:right="0" w:firstLine="0"/>
         <w:jc w:val="right"/>
       </w:pPr>
       <w:r>
@@ -7135,7 +6819,6 @@
       <w:pPr>
         <w:bidi w:val="1"/>
         <w:spacing w:after="160" w:line="300" w:lineRule="auto"/>
-        <w:ind w:left="0" w:right="0" w:firstLine="0"/>
         <w:jc w:val="right"/>
       </w:pPr>
       <w:r>
@@ -7163,7 +6846,6 @@
       <w:pPr>
         <w:bidi w:val="1"/>
         <w:spacing w:after="160" w:line="300" w:lineRule="auto"/>
-        <w:ind w:left="0" w:right="0" w:firstLine="0"/>
         <w:jc w:val="right"/>
       </w:pPr>
       <w:r>
@@ -7191,7 +6873,6 @@
       <w:pPr>
         <w:bidi w:val="1"/>
         <w:spacing w:after="160" w:line="300" w:lineRule="auto"/>
-        <w:ind w:left="0" w:right="0" w:firstLine="0"/>
         <w:jc w:val="right"/>
       </w:pPr>
       <w:r>
@@ -7209,7 +6890,6 @@
       <w:pPr>
         <w:bidi w:val="1"/>
         <w:spacing w:after="160" w:line="300" w:lineRule="auto"/>
-        <w:ind w:left="0" w:right="0" w:firstLine="0"/>
         <w:jc w:val="right"/>
       </w:pPr>
       <w:r>
@@ -7227,7 +6907,6 @@
       <w:pPr>
         <w:bidi w:val="1"/>
         <w:spacing w:after="160" w:line="300" w:lineRule="auto"/>
-        <w:ind w:left="0" w:right="0" w:firstLine="0"/>
         <w:jc w:val="right"/>
       </w:pPr>
       <w:r>
@@ -7249,7 +6928,6 @@
       <w:pPr>
         <w:bidi w:val="1"/>
         <w:spacing w:after="160" w:line="300" w:lineRule="auto"/>
-        <w:ind w:left="0" w:right="0" w:firstLine="0"/>
         <w:jc w:val="right"/>
       </w:pPr>
       <w:r>
@@ -7271,7 +6949,6 @@
       <w:pPr>
         <w:bidi w:val="1"/>
         <w:spacing w:after="160" w:line="300" w:lineRule="auto"/>
-        <w:ind w:left="0" w:right="0" w:firstLine="0"/>
         <w:jc w:val="right"/>
       </w:pPr>
       <w:r>
@@ -7289,7 +6966,6 @@
       <w:pPr>
         <w:bidi w:val="1"/>
         <w:spacing w:after="160" w:line="300" w:lineRule="auto"/>
-        <w:ind w:left="0" w:right="0" w:firstLine="0"/>
         <w:jc w:val="right"/>
       </w:pPr>
       <w:r>
@@ -7309,7 +6985,6 @@
       <w:pPr>
         <w:bidi w:val="1"/>
         <w:spacing w:after="160" w:line="300" w:lineRule="auto"/>
-        <w:ind w:left="0" w:right="0" w:firstLine="0"/>
         <w:jc w:val="right"/>
       </w:pPr>
       <w:r>
@@ -7339,7 +7014,6 @@
       <w:pPr>
         <w:bidi w:val="1"/>
         <w:spacing w:after="160" w:line="300" w:lineRule="auto"/>
-        <w:ind w:left="0" w:right="0" w:firstLine="0"/>
         <w:jc w:val="right"/>
       </w:pPr>
       <w:r>
@@ -7371,7 +7045,6 @@
       <w:pPr>
         <w:bidi w:val="1"/>
         <w:spacing w:after="160" w:line="300" w:lineRule="auto"/>
-        <w:ind w:left="0" w:right="0" w:firstLine="0"/>
         <w:jc w:val="right"/>
       </w:pPr>
       <w:r>
@@ -7399,7 +7072,6 @@
       <w:pPr>
         <w:bidi w:val="1"/>
         <w:spacing w:after="160" w:line="300" w:lineRule="auto"/>
-        <w:ind w:left="0" w:right="0" w:firstLine="0"/>
         <w:jc w:val="right"/>
       </w:pPr>
       <w:r>
@@ -7427,7 +7099,6 @@
       <w:pPr>
         <w:bidi w:val="1"/>
         <w:spacing w:after="160" w:line="300" w:lineRule="auto"/>
-        <w:ind w:left="0" w:right="0" w:firstLine="0"/>
         <w:jc w:val="right"/>
       </w:pPr>
       <w:r>
@@ -7445,7 +7116,6 @@
       <w:pPr>
         <w:bidi w:val="1"/>
         <w:spacing w:after="160" w:line="300" w:lineRule="auto"/>
-        <w:ind w:left="0" w:right="0" w:firstLine="0"/>
         <w:jc w:val="right"/>
       </w:pPr>
       <w:r>
@@ -7463,7 +7133,6 @@
       <w:pPr>
         <w:bidi w:val="1"/>
         <w:spacing w:after="160" w:line="300" w:lineRule="auto"/>
-        <w:ind w:left="0" w:right="0" w:firstLine="0"/>
         <w:jc w:val="right"/>
       </w:pPr>
       <w:r>
@@ -7491,7 +7160,6 @@
       <w:pPr>
         <w:bidi w:val="1"/>
         <w:spacing w:after="160" w:line="300" w:lineRule="auto"/>
-        <w:ind w:left="0" w:right="0" w:firstLine="0"/>
         <w:jc w:val="right"/>
       </w:pPr>
       <w:r>
@@ -7519,7 +7187,6 @@
       <w:pPr>
         <w:bidi w:val="1"/>
         <w:spacing w:after="160" w:line="300" w:lineRule="auto"/>
-        <w:ind w:left="0" w:right="0" w:firstLine="0"/>
         <w:jc w:val="right"/>
       </w:pPr>
       <w:r>
@@ -7547,7 +7214,6 @@
       <w:pPr>
         <w:bidi w:val="1"/>
         <w:spacing w:after="160" w:line="300" w:lineRule="auto"/>
-        <w:ind w:left="0" w:right="0" w:firstLine="0"/>
         <w:jc w:val="right"/>
       </w:pPr>
       <w:r>
@@ -7575,7 +7241,6 @@
       <w:pPr>
         <w:bidi w:val="1"/>
         <w:spacing w:after="160" w:line="300" w:lineRule="auto"/>
-        <w:ind w:left="0" w:right="0" w:firstLine="0"/>
         <w:jc w:val="right"/>
       </w:pPr>
       <w:r>
@@ -7603,7 +7268,6 @@
       <w:pPr>
         <w:bidi w:val="1"/>
         <w:spacing w:after="160" w:line="300" w:lineRule="auto"/>
-        <w:ind w:left="0" w:right="0" w:firstLine="0"/>
         <w:jc w:val="right"/>
       </w:pPr>
       <w:r>
@@ -7631,7 +7295,6 @@
       <w:pPr>
         <w:bidi w:val="1"/>
         <w:spacing w:after="160" w:line="300" w:lineRule="auto"/>
-        <w:ind w:left="0" w:right="0" w:firstLine="0"/>
         <w:jc w:val="right"/>
       </w:pPr>
       <w:r>
@@ -7659,7 +7322,6 @@
       <w:pPr>
         <w:bidi w:val="1"/>
         <w:spacing w:after="160" w:line="300" w:lineRule="auto"/>
-        <w:ind w:left="0" w:right="0" w:firstLine="0"/>
         <w:jc w:val="right"/>
       </w:pPr>
       <w:r>
@@ -7677,7 +7339,6 @@
       <w:pPr>
         <w:bidi w:val="1"/>
         <w:spacing w:after="160" w:line="300" w:lineRule="auto"/>
-        <w:ind w:left="0" w:right="0" w:firstLine="0"/>
         <w:jc w:val="right"/>
       </w:pPr>
       <w:r>
@@ -7695,7 +7356,6 @@
       <w:pPr>
         <w:bidi w:val="1"/>
         <w:spacing w:after="160" w:line="300" w:lineRule="auto"/>
-        <w:ind w:left="0" w:right="0" w:firstLine="0"/>
         <w:jc w:val="right"/>
       </w:pPr>
       <w:r>
@@ -7723,7 +7383,6 @@
       <w:pPr>
         <w:bidi w:val="1"/>
         <w:spacing w:after="160" w:line="300" w:lineRule="auto"/>
-        <w:ind w:left="0" w:right="0" w:firstLine="0"/>
         <w:jc w:val="right"/>
       </w:pPr>
       <w:r>
@@ -7751,7 +7410,6 @@
       <w:pPr>
         <w:bidi w:val="1"/>
         <w:spacing w:after="160" w:line="300" w:lineRule="auto"/>
-        <w:ind w:left="0" w:right="0" w:firstLine="0"/>
         <w:jc w:val="right"/>
       </w:pPr>
       <w:r>
@@ -7779,7 +7437,6 @@
       <w:pPr>
         <w:bidi w:val="1"/>
         <w:spacing w:after="160" w:line="300" w:lineRule="auto"/>
-        <w:ind w:left="0" w:right="0" w:firstLine="0"/>
         <w:jc w:val="right"/>
       </w:pPr>
       <w:r>
@@ -7807,7 +7464,6 @@
       <w:pPr>
         <w:bidi w:val="1"/>
         <w:spacing w:after="160" w:line="300" w:lineRule="auto"/>
-        <w:ind w:left="0" w:right="0" w:firstLine="0"/>
         <w:jc w:val="right"/>
       </w:pPr>
       <w:r>
@@ -7825,7 +7481,6 @@
       <w:pPr>
         <w:bidi w:val="1"/>
         <w:spacing w:after="160" w:line="300" w:lineRule="auto"/>
-        <w:ind w:left="0" w:right="0" w:firstLine="0"/>
         <w:jc w:val="right"/>
       </w:pPr>
       <w:r>
@@ -7853,7 +7508,6 @@
       <w:pPr>
         <w:bidi w:val="1"/>
         <w:spacing w:after="160" w:line="300" w:lineRule="auto"/>
-        <w:ind w:left="0" w:right="0" w:firstLine="0"/>
         <w:jc w:val="right"/>
       </w:pPr>
       <w:r>
@@ -7881,7 +7535,6 @@
       <w:pPr>
         <w:bidi w:val="1"/>
         <w:spacing w:after="160" w:line="300" w:lineRule="auto"/>
-        <w:ind w:left="0" w:right="0" w:firstLine="0"/>
         <w:jc w:val="right"/>
       </w:pPr>
       <w:r>
@@ -7909,7 +7562,6 @@
       <w:pPr>
         <w:bidi w:val="1"/>
         <w:spacing w:after="160" w:line="300" w:lineRule="auto"/>
-        <w:ind w:left="0" w:right="0" w:firstLine="0"/>
         <w:jc w:val="right"/>
       </w:pPr>
       <w:r>
@@ -7937,7 +7589,6 @@
       <w:pPr>
         <w:bidi w:val="1"/>
         <w:spacing w:after="160" w:line="300" w:lineRule="auto"/>
-        <w:ind w:left="0" w:right="0" w:firstLine="0"/>
         <w:jc w:val="right"/>
       </w:pPr>
       <w:r>
@@ -7955,7 +7606,6 @@
       <w:pPr>
         <w:bidi w:val="1"/>
         <w:spacing w:after="160" w:line="300" w:lineRule="auto"/>
-        <w:ind w:left="0" w:right="0" w:firstLine="0"/>
         <w:jc w:val="right"/>
       </w:pPr>
       <w:r>
@@ -7983,7 +7633,6 @@
       <w:pPr>
         <w:bidi w:val="1"/>
         <w:spacing w:after="160" w:line="300" w:lineRule="auto"/>
-        <w:ind w:left="0" w:right="0" w:firstLine="0"/>
         <w:jc w:val="right"/>
       </w:pPr>
       <w:r>
@@ -8011,7 +7660,6 @@
       <w:pPr>
         <w:bidi w:val="1"/>
         <w:spacing w:after="160" w:line="300" w:lineRule="auto"/>
-        <w:ind w:left="0" w:right="0" w:firstLine="0"/>
         <w:jc w:val="right"/>
       </w:pPr>
       <w:r>
@@ -8039,7 +7687,6 @@
       <w:pPr>
         <w:bidi w:val="1"/>
         <w:spacing w:after="160" w:line="300" w:lineRule="auto"/>
-        <w:ind w:left="0" w:right="0" w:firstLine="0"/>
         <w:jc w:val="right"/>
       </w:pPr>
       <w:r>
@@ -8067,7 +7714,6 @@
       <w:pPr>
         <w:bidi w:val="1"/>
         <w:spacing w:after="160" w:line="300" w:lineRule="auto"/>
-        <w:ind w:left="0" w:right="0" w:firstLine="0"/>
         <w:jc w:val="right"/>
       </w:pPr>
       <w:r>
@@ -8085,7 +7731,6 @@
       <w:pPr>
         <w:bidi w:val="1"/>
         <w:spacing w:after="160" w:line="300" w:lineRule="auto"/>
-        <w:ind w:left="0" w:right="0" w:firstLine="0"/>
         <w:jc w:val="right"/>
       </w:pPr>
       <w:r>
@@ -8103,7 +7748,6 @@
       <w:pPr>
         <w:bidi w:val="1"/>
         <w:spacing w:after="160" w:line="300" w:lineRule="auto"/>
-        <w:ind w:left="0" w:right="0" w:firstLine="0"/>
         <w:jc w:val="right"/>
       </w:pPr>
       <w:r>
@@ -8121,7 +7765,6 @@
       <w:pPr>
         <w:bidi w:val="1"/>
         <w:spacing w:after="160" w:line="300" w:lineRule="auto"/>
-        <w:ind w:left="0" w:right="0" w:firstLine="0"/>
         <w:jc w:val="right"/>
       </w:pPr>
       <w:r>
@@ -8139,7 +7782,6 @@
       <w:pPr>
         <w:bidi w:val="1"/>
         <w:spacing w:after="160" w:line="300" w:lineRule="auto"/>
-        <w:ind w:left="0" w:right="0" w:firstLine="0"/>
         <w:jc w:val="right"/>
       </w:pPr>
       <w:r>
@@ -8157,7 +7799,6 @@
       <w:pPr>
         <w:bidi w:val="1"/>
         <w:spacing w:after="160" w:line="300" w:lineRule="auto"/>
-        <w:ind w:left="0" w:right="0" w:firstLine="0"/>
         <w:jc w:val="right"/>
       </w:pPr>
       <w:r>
@@ -8175,7 +7816,6 @@
       <w:pPr>
         <w:bidi w:val="1"/>
         <w:spacing w:after="160" w:line="300" w:lineRule="auto"/>
-        <w:ind w:left="0" w:right="0" w:firstLine="0"/>
         <w:jc w:val="right"/>
       </w:pPr>
       <w:r>
@@ -8193,7 +7833,6 @@
       <w:pPr>
         <w:bidi w:val="1"/>
         <w:spacing w:after="160" w:line="300" w:lineRule="auto"/>
-        <w:ind w:left="0" w:right="0" w:firstLine="0"/>
         <w:jc w:val="right"/>
       </w:pPr>
       <w:r>
@@ -8221,7 +7860,6 @@
       <w:pPr>
         <w:bidi w:val="1"/>
         <w:spacing w:after="160" w:line="300" w:lineRule="auto"/>
-        <w:ind w:left="0" w:right="0" w:firstLine="0"/>
         <w:jc w:val="right"/>
       </w:pPr>
       <w:r>
@@ -8249,7 +7887,6 @@
       <w:pPr>
         <w:bidi w:val="1"/>
         <w:spacing w:after="160" w:line="300" w:lineRule="auto"/>
-        <w:ind w:left="0" w:right="0" w:firstLine="0"/>
         <w:jc w:val="right"/>
       </w:pPr>
       <w:r>
@@ -8267,7 +7904,6 @@
       <w:pPr>
         <w:bidi w:val="1"/>
         <w:spacing w:after="160" w:line="300" w:lineRule="auto"/>
-        <w:ind w:left="0" w:right="0" w:firstLine="0"/>
         <w:jc w:val="right"/>
       </w:pPr>
       <w:r>
@@ -8295,7 +7931,6 @@
       <w:pPr>
         <w:bidi w:val="1"/>
         <w:spacing w:after="160" w:line="300" w:lineRule="auto"/>
-        <w:ind w:left="0" w:right="0" w:firstLine="0"/>
         <w:jc w:val="right"/>
       </w:pPr>
       <w:r>
@@ -8329,7 +7964,6 @@
       <w:pPr>
         <w:bidi w:val="1"/>
         <w:spacing w:after="160" w:line="300" w:lineRule="auto"/>
-        <w:ind w:left="0" w:right="0" w:firstLine="0"/>
         <w:jc w:val="right"/>
       </w:pPr>
       <w:r>
@@ -8359,7 +7993,6 @@
       <w:pPr>
         <w:bidi w:val="1"/>
         <w:spacing w:after="160" w:line="300" w:lineRule="auto"/>
-        <w:ind w:left="0" w:right="0" w:firstLine="0"/>
         <w:jc w:val="right"/>
       </w:pPr>
       <w:r>
@@ -8379,7 +8012,6 @@
       <w:pPr>
         <w:bidi w:val="1"/>
         <w:spacing w:after="160" w:line="300" w:lineRule="auto"/>
-        <w:ind w:left="0" w:right="0" w:firstLine="0"/>
         <w:jc w:val="right"/>
       </w:pPr>
       <w:r>
@@ -8401,7 +8033,6 @@
       <w:pPr>
         <w:bidi w:val="1"/>
         <w:spacing w:after="160" w:line="300" w:lineRule="auto"/>
-        <w:ind w:left="0" w:right="0" w:firstLine="0"/>
         <w:jc w:val="right"/>
       </w:pPr>
       <w:r>
@@ -8431,7 +8062,6 @@
       <w:pPr>
         <w:bidi w:val="1"/>
         <w:spacing w:after="160" w:line="300" w:lineRule="auto"/>
-        <w:ind w:left="0" w:right="0" w:firstLine="0"/>
         <w:jc w:val="right"/>
       </w:pPr>
       <w:r>
@@ -8459,7 +8089,6 @@
       <w:pPr>
         <w:bidi w:val="1"/>
         <w:spacing w:after="160" w:line="300" w:lineRule="auto"/>
-        <w:ind w:left="0" w:right="0" w:firstLine="0"/>
         <w:jc w:val="right"/>
       </w:pPr>
       <w:r>
@@ -8477,7 +8106,6 @@
       <w:pPr>
         <w:bidi w:val="1"/>
         <w:spacing w:after="160" w:line="300" w:lineRule="auto"/>
-        <w:ind w:left="0" w:right="0" w:firstLine="0"/>
         <w:jc w:val="right"/>
       </w:pPr>
       <w:r>
@@ -8505,7 +8133,6 @@
       <w:pPr>
         <w:bidi w:val="1"/>
         <w:spacing w:after="160" w:line="300" w:lineRule="auto"/>
-        <w:ind w:left="0" w:right="0" w:firstLine="0"/>
         <w:jc w:val="right"/>
       </w:pPr>
       <w:r>
@@ -8533,7 +8160,6 @@
       <w:pPr>
         <w:bidi w:val="1"/>
         <w:spacing w:after="160" w:line="300" w:lineRule="auto"/>
-        <w:ind w:left="0" w:right="0" w:firstLine="0"/>
         <w:jc w:val="right"/>
       </w:pPr>
       <w:r>
@@ -8561,7 +8187,6 @@
       <w:pPr>
         <w:bidi w:val="1"/>
         <w:spacing w:after="160" w:line="300" w:lineRule="auto"/>
-        <w:ind w:left="0" w:right="0" w:firstLine="0"/>
         <w:jc w:val="right"/>
       </w:pPr>
       <w:r>
@@ -8599,7 +8224,6 @@
       <w:pPr>
         <w:bidi w:val="1"/>
         <w:spacing w:after="160" w:line="300" w:lineRule="auto"/>
-        <w:ind w:left="0" w:right="0" w:firstLine="0"/>
         <w:jc w:val="right"/>
       </w:pPr>
       <w:r>
@@ -8627,7 +8251,6 @@
       <w:pPr>
         <w:bidi w:val="1"/>
         <w:spacing w:after="160" w:line="300" w:lineRule="auto"/>
-        <w:ind w:left="0" w:right="0" w:firstLine="0"/>
         <w:jc w:val="right"/>
       </w:pPr>
       <w:r>
@@ -8657,7 +8280,6 @@
       <w:pPr>
         <w:bidi w:val="1"/>
         <w:spacing w:after="160" w:line="300" w:lineRule="auto"/>
-        <w:ind w:left="0" w:right="0" w:firstLine="0"/>
         <w:jc w:val="right"/>
       </w:pPr>
       <w:r>
@@ -8685,7 +8307,6 @@
       <w:pPr>
         <w:bidi w:val="1"/>
         <w:spacing w:after="160" w:line="300" w:lineRule="auto"/>
-        <w:ind w:left="0" w:right="0" w:firstLine="0"/>
         <w:jc w:val="right"/>
       </w:pPr>
       <w:r>
@@ -8703,7 +8324,6 @@
       <w:pPr>
         <w:bidi w:val="1"/>
         <w:spacing w:after="160" w:line="300" w:lineRule="auto"/>
-        <w:ind w:left="0" w:right="0" w:firstLine="0"/>
         <w:jc w:val="right"/>
       </w:pPr>
       <w:r>
@@ -8721,7 +8341,6 @@
       <w:pPr>
         <w:bidi w:val="1"/>
         <w:spacing w:after="160" w:line="300" w:lineRule="auto"/>
-        <w:ind w:left="0" w:right="0" w:firstLine="0"/>
         <w:jc w:val="right"/>
       </w:pPr>
       <w:r>
@@ -8739,7 +8358,6 @@
       <w:pPr>
         <w:bidi w:val="1"/>
         <w:spacing w:after="160" w:line="300" w:lineRule="auto"/>
-        <w:ind w:left="0" w:right="0" w:firstLine="0"/>
         <w:jc w:val="right"/>
       </w:pPr>
       <w:r>
@@ -8767,7 +8385,6 @@
       <w:pPr>
         <w:bidi w:val="1"/>
         <w:spacing w:after="160" w:line="300" w:lineRule="auto"/>
-        <w:ind w:left="0" w:right="0" w:firstLine="0"/>
         <w:jc w:val="right"/>
       </w:pPr>
       <w:r>
@@ -8795,7 +8412,6 @@
       <w:pPr>
         <w:bidi w:val="1"/>
         <w:spacing w:after="160" w:line="300" w:lineRule="auto"/>
-        <w:ind w:left="0" w:right="0" w:firstLine="0"/>
         <w:jc w:val="right"/>
       </w:pPr>
       <w:r>
@@ -8823,7 +8439,6 @@
       <w:pPr>
         <w:bidi w:val="1"/>
         <w:spacing w:after="160" w:line="300" w:lineRule="auto"/>
-        <w:ind w:left="0" w:right="0" w:firstLine="0"/>
         <w:jc w:val="right"/>
       </w:pPr>
       <w:r>
@@ -8851,7 +8466,6 @@
       <w:pPr>
         <w:bidi w:val="1"/>
         <w:spacing w:after="160" w:line="300" w:lineRule="auto"/>
-        <w:ind w:left="0" w:right="0" w:firstLine="0"/>
         <w:jc w:val="right"/>
       </w:pPr>
       <w:r>
@@ -8879,7 +8493,6 @@
       <w:pPr>
         <w:bidi w:val="1"/>
         <w:spacing w:after="160" w:line="300" w:lineRule="auto"/>
-        <w:ind w:left="0" w:right="0" w:firstLine="0"/>
         <w:jc w:val="right"/>
       </w:pPr>
       <w:r>
@@ -8911,7 +8524,6 @@
       <w:pPr>
         <w:bidi w:val="1"/>
         <w:spacing w:after="160" w:line="300" w:lineRule="auto"/>
-        <w:ind w:left="0" w:right="0" w:firstLine="0"/>
         <w:jc w:val="right"/>
       </w:pPr>
       <w:r>
@@ -8939,7 +8551,6 @@
       <w:pPr>
         <w:bidi w:val="1"/>
         <w:spacing w:after="160" w:line="300" w:lineRule="auto"/>
-        <w:ind w:left="0" w:right="0" w:firstLine="0"/>
         <w:jc w:val="right"/>
       </w:pPr>
       <w:r>
@@ -8957,7 +8568,6 @@
       <w:pPr>
         <w:bidi w:val="1"/>
         <w:spacing w:after="160" w:line="300" w:lineRule="auto"/>
-        <w:ind w:left="0" w:right="0" w:firstLine="0"/>
         <w:jc w:val="right"/>
       </w:pPr>
       <w:r>
@@ -8975,7 +8585,6 @@
       <w:pPr>
         <w:bidi w:val="1"/>
         <w:spacing w:after="160" w:line="300" w:lineRule="auto"/>
-        <w:ind w:left="0" w:right="0" w:firstLine="0"/>
         <w:jc w:val="right"/>
       </w:pPr>
       <w:r>
@@ -9003,7 +8612,6 @@
       <w:pPr>
         <w:bidi w:val="1"/>
         <w:spacing w:after="160" w:line="300" w:lineRule="auto"/>
-        <w:ind w:left="0" w:right="0" w:firstLine="0"/>
         <w:jc w:val="right"/>
       </w:pPr>
       <w:r>
@@ -9031,7 +8639,6 @@
       <w:pPr>
         <w:bidi w:val="1"/>
         <w:spacing w:after="160" w:line="300" w:lineRule="auto"/>
-        <w:ind w:left="0" w:right="0" w:firstLine="0"/>
         <w:jc w:val="right"/>
       </w:pPr>
       <w:r>
@@ -9049,7 +8656,6 @@
       <w:pPr>
         <w:bidi w:val="1"/>
         <w:spacing w:after="160" w:line="300" w:lineRule="auto"/>
-        <w:ind w:left="0" w:right="0" w:firstLine="0"/>
         <w:jc w:val="right"/>
       </w:pPr>
       <w:r>
@@ -9067,7 +8673,6 @@
       <w:pPr>
         <w:bidi w:val="1"/>
         <w:spacing w:after="160" w:line="300" w:lineRule="auto"/>
-        <w:ind w:left="0" w:right="0" w:firstLine="0"/>
         <w:jc w:val="right"/>
       </w:pPr>
       <w:r>
@@ -9085,7 +8690,6 @@
       <w:pPr>
         <w:bidi w:val="1"/>
         <w:spacing w:after="160" w:line="300" w:lineRule="auto"/>
-        <w:ind w:left="0" w:right="0" w:firstLine="0"/>
         <w:jc w:val="right"/>
       </w:pPr>
       <w:r>
@@ -9105,7 +8709,6 @@
       <w:pPr>
         <w:bidi w:val="1"/>
         <w:spacing w:after="160" w:line="300" w:lineRule="auto"/>
-        <w:ind w:left="0" w:right="0" w:firstLine="0"/>
         <w:jc w:val="right"/>
       </w:pPr>
       <w:r>
@@ -9131,7 +8734,6 @@
       <w:pPr>
         <w:bidi w:val="1"/>
         <w:spacing w:after="160" w:line="300" w:lineRule="auto"/>
-        <w:ind w:left="0" w:right="0" w:firstLine="0"/>
         <w:jc w:val="right"/>
       </w:pPr>
       <w:r>
@@ -9149,7 +8751,6 @@
       <w:pPr>
         <w:bidi w:val="1"/>
         <w:spacing w:after="160" w:line="300" w:lineRule="auto"/>
-        <w:ind w:left="0" w:right="0" w:firstLine="0"/>
         <w:jc w:val="right"/>
       </w:pPr>
       <w:r>
@@ -9167,7 +8768,6 @@
       <w:pPr>
         <w:bidi w:val="1"/>
         <w:spacing w:after="160" w:line="300" w:lineRule="auto"/>
-        <w:ind w:left="0" w:right="0" w:firstLine="0"/>
         <w:jc w:val="right"/>
       </w:pPr>
       <w:r>
@@ -9197,7 +8797,6 @@
       <w:pPr>
         <w:bidi w:val="1"/>
         <w:spacing w:after="160" w:line="300" w:lineRule="auto"/>
-        <w:ind w:left="0" w:right="0" w:firstLine="0"/>
         <w:jc w:val="right"/>
       </w:pPr>
       <w:r>
@@ -9217,7 +8816,6 @@
       <w:pPr>
         <w:bidi w:val="1"/>
         <w:spacing w:after="160" w:line="300" w:lineRule="auto"/>
-        <w:ind w:left="0" w:right="0" w:firstLine="0"/>
         <w:jc w:val="right"/>
       </w:pPr>
       <w:r>
@@ -9235,7 +8833,6 @@
       <w:pPr>
         <w:bidi w:val="1"/>
         <w:spacing w:after="160" w:line="300" w:lineRule="auto"/>
-        <w:ind w:left="0" w:right="0" w:firstLine="0"/>
         <w:jc w:val="right"/>
       </w:pPr>
       <w:r>
@@ -9255,7 +8852,6 @@
       <w:pPr>
         <w:bidi w:val="1"/>
         <w:spacing w:after="160" w:line="300" w:lineRule="auto"/>
-        <w:ind w:left="0" w:right="0" w:firstLine="0"/>
         <w:jc w:val="right"/>
       </w:pPr>
       <w:r>
@@ -9273,7 +8869,6 @@
       <w:pPr>
         <w:bidi w:val="1"/>
         <w:spacing w:after="160" w:line="300" w:lineRule="auto"/>
-        <w:ind w:left="0" w:right="0" w:firstLine="0"/>
         <w:jc w:val="right"/>
       </w:pPr>
       <w:r>
@@ -9291,7 +8886,6 @@
       <w:pPr>
         <w:bidi w:val="1"/>
         <w:spacing w:after="160" w:line="300" w:lineRule="auto"/>
-        <w:ind w:left="0" w:right="0" w:firstLine="0"/>
         <w:jc w:val="right"/>
       </w:pPr>
       <w:r>
@@ -9319,7 +8913,6 @@
       <w:pPr>
         <w:bidi w:val="1"/>
         <w:spacing w:after="160" w:line="300" w:lineRule="auto"/>
-        <w:ind w:left="0" w:right="0" w:firstLine="0"/>
         <w:jc w:val="right"/>
       </w:pPr>
       <w:r>
@@ -9347,7 +8940,6 @@
       <w:pPr>
         <w:bidi w:val="1"/>
         <w:spacing w:after="160" w:line="300" w:lineRule="auto"/>
-        <w:ind w:left="0" w:right="0" w:firstLine="0"/>
         <w:jc w:val="right"/>
       </w:pPr>
       <w:r>
@@ -9365,7 +8957,6 @@
       <w:pPr>
         <w:bidi w:val="1"/>
         <w:spacing w:after="160" w:line="300" w:lineRule="auto"/>
-        <w:ind w:left="0" w:right="0" w:firstLine="0"/>
         <w:jc w:val="right"/>
       </w:pPr>
       <w:r>
@@ -9385,7 +8976,6 @@
       <w:pPr>
         <w:bidi w:val="1"/>
         <w:spacing w:after="160" w:line="300" w:lineRule="auto"/>
-        <w:ind w:left="0" w:right="0" w:firstLine="0"/>
         <w:jc w:val="right"/>
       </w:pPr>
       <w:r>
@@ -9403,7 +8993,6 @@
       <w:pPr>
         <w:bidi w:val="1"/>
         <w:spacing w:after="160" w:line="300" w:lineRule="auto"/>
-        <w:ind w:left="0" w:right="0" w:firstLine="0"/>
         <w:jc w:val="right"/>
       </w:pPr>
       <w:r>
@@ -9423,7 +9012,6 @@
       <w:pPr>
         <w:bidi w:val="1"/>
         <w:spacing w:after="160" w:line="300" w:lineRule="auto"/>
-        <w:ind w:left="0" w:right="0" w:firstLine="0"/>
         <w:jc w:val="right"/>
       </w:pPr>
       <w:r>
@@ -9453,7 +9041,6 @@
       <w:pPr>
         <w:bidi w:val="1"/>
         <w:spacing w:after="160" w:line="300" w:lineRule="auto"/>
-        <w:ind w:left="0" w:right="0" w:firstLine="0"/>
         <w:jc w:val="right"/>
       </w:pPr>
       <w:r>
@@ -9481,7 +9068,6 @@
       <w:pPr>
         <w:bidi w:val="1"/>
         <w:spacing w:after="160" w:line="300" w:lineRule="auto"/>
-        <w:ind w:left="0" w:right="0" w:firstLine="0"/>
         <w:jc w:val="right"/>
       </w:pPr>
       <w:r>
@@ -9499,7 +9085,6 @@
       <w:pPr>
         <w:bidi w:val="1"/>
         <w:spacing w:after="160" w:line="300" w:lineRule="auto"/>
-        <w:ind w:left="0" w:right="0" w:firstLine="0"/>
         <w:jc w:val="right"/>
       </w:pPr>
       <w:r>
@@ -9517,7 +9102,6 @@
       <w:pPr>
         <w:bidi w:val="1"/>
         <w:spacing w:after="160" w:line="300" w:lineRule="auto"/>
-        <w:ind w:left="0" w:right="0" w:firstLine="0"/>
         <w:jc w:val="right"/>
       </w:pPr>
       <w:r>
@@ -9535,7 +9119,6 @@
       <w:pPr>
         <w:bidi w:val="1"/>
         <w:spacing w:after="160" w:line="300" w:lineRule="auto"/>
-        <w:ind w:left="0" w:right="0" w:firstLine="0"/>
         <w:jc w:val="right"/>
       </w:pPr>
       <w:r>
@@ -9563,7 +9146,6 @@
       <w:pPr>
         <w:bidi w:val="1"/>
         <w:spacing w:after="160" w:line="300" w:lineRule="auto"/>
-        <w:ind w:left="0" w:right="0" w:firstLine="0"/>
         <w:jc w:val="right"/>
       </w:pPr>
       <w:r>
@@ -9591,7 +9173,6 @@
       <w:pPr>
         <w:bidi w:val="1"/>
         <w:spacing w:after="160" w:line="300" w:lineRule="auto"/>
-        <w:ind w:left="0" w:right="0" w:firstLine="0"/>
         <w:jc w:val="right"/>
       </w:pPr>
       <w:r>
@@ -9609,7 +9190,6 @@
       <w:pPr>
         <w:bidi w:val="1"/>
         <w:spacing w:after="160" w:line="300" w:lineRule="auto"/>
-        <w:ind w:left="0" w:right="0" w:firstLine="0"/>
         <w:jc w:val="right"/>
       </w:pPr>
       <w:r>
@@ -9637,7 +9217,6 @@
       <w:pPr>
         <w:bidi w:val="1"/>
         <w:spacing w:after="160" w:line="300" w:lineRule="auto"/>
-        <w:ind w:left="0" w:right="0" w:firstLine="0"/>
         <w:jc w:val="right"/>
       </w:pPr>
       <w:r>
@@ -9669,7 +9248,6 @@
       <w:pPr>
         <w:bidi w:val="1"/>
         <w:spacing w:after="160" w:line="300" w:lineRule="auto"/>
-        <w:ind w:left="0" w:right="0" w:firstLine="0"/>
         <w:jc w:val="right"/>
       </w:pPr>
       <w:r>
@@ -9697,7 +9275,6 @@
       <w:pPr>
         <w:bidi w:val="1"/>
         <w:spacing w:after="160" w:line="300" w:lineRule="auto"/>
-        <w:ind w:left="0" w:right="0" w:firstLine="0"/>
         <w:jc w:val="right"/>
       </w:pPr>
       <w:r>
@@ -9725,7 +9302,6 @@
       <w:pPr>
         <w:bidi w:val="1"/>
         <w:spacing w:after="160" w:line="300" w:lineRule="auto"/>
-        <w:ind w:left="0" w:right="0" w:firstLine="0"/>
         <w:jc w:val="right"/>
       </w:pPr>
       <w:r>
@@ -9743,7 +9319,6 @@
       <w:pPr>
         <w:bidi w:val="1"/>
         <w:spacing w:after="160" w:line="300" w:lineRule="auto"/>
-        <w:ind w:left="0" w:right="0" w:firstLine="0"/>
         <w:jc w:val="right"/>
       </w:pPr>
       <w:r>
@@ -9777,7 +9352,6 @@
       <w:pPr>
         <w:bidi w:val="1"/>
         <w:spacing w:after="160" w:line="300" w:lineRule="auto"/>
-        <w:ind w:left="0" w:right="0" w:firstLine="0"/>
         <w:jc w:val="right"/>
       </w:pPr>
       <w:r>
@@ -9805,7 +9379,6 @@
       <w:pPr>
         <w:bidi w:val="1"/>
         <w:spacing w:after="160" w:line="300" w:lineRule="auto"/>
-        <w:ind w:left="0" w:right="0" w:firstLine="0"/>
         <w:jc w:val="right"/>
       </w:pPr>
       <w:r>
@@ -9823,7 +9396,6 @@
       <w:pPr>
         <w:bidi w:val="1"/>
         <w:spacing w:after="160" w:line="300" w:lineRule="auto"/>
-        <w:ind w:left="0" w:right="0" w:firstLine="0"/>
         <w:jc w:val="right"/>
       </w:pPr>
       <w:r>
@@ -9851,7 +9423,6 @@
       <w:pPr>
         <w:bidi w:val="1"/>
         <w:spacing w:after="160" w:line="300" w:lineRule="auto"/>
-        <w:ind w:left="0" w:right="0" w:firstLine="0"/>
         <w:jc w:val="right"/>
       </w:pPr>
       <w:r>
@@ -9881,7 +9452,6 @@
       <w:pPr>
         <w:bidi w:val="1"/>
         <w:spacing w:after="160" w:line="300" w:lineRule="auto"/>
-        <w:ind w:left="0" w:right="0" w:firstLine="0"/>
         <w:jc w:val="right"/>
       </w:pPr>
       <w:r>
@@ -9909,7 +9479,6 @@
       <w:pPr>
         <w:bidi w:val="1"/>
         <w:spacing w:after="160" w:line="300" w:lineRule="auto"/>
-        <w:ind w:left="0" w:right="0" w:firstLine="0"/>
         <w:jc w:val="right"/>
       </w:pPr>
       <w:r>
@@ -9936,7 +9505,6 @@
       <w:pPr>
         <w:bidi w:val="1"/>
         <w:spacing w:after="160" w:line="300" w:lineRule="auto"/>
-        <w:ind w:left="0" w:right="0" w:firstLine="0"/>
         <w:jc w:val="right"/>
       </w:pPr>
       <w:r>
@@ -9970,7 +9538,6 @@
       <w:pPr>
         <w:bidi w:val="1"/>
         <w:spacing w:after="160" w:line="300" w:lineRule="auto"/>
-        <w:ind w:left="0" w:right="0" w:firstLine="0"/>
         <w:jc w:val="right"/>
       </w:pPr>
       <w:r>
@@ -9998,7 +9565,6 @@
       <w:pPr>
         <w:bidi w:val="1"/>
         <w:spacing w:after="160" w:line="300" w:lineRule="auto"/>
-        <w:ind w:left="0" w:right="0" w:firstLine="0"/>
         <w:jc w:val="right"/>
       </w:pPr>
       <w:r>
@@ -10026,7 +9592,6 @@
       <w:pPr>
         <w:bidi w:val="1"/>
         <w:spacing w:after="160" w:line="300" w:lineRule="auto"/>
-        <w:ind w:left="0" w:right="0" w:firstLine="0"/>
         <w:jc w:val="right"/>
       </w:pPr>
       <w:r>
@@ -10044,7 +9609,6 @@
       <w:pPr>
         <w:bidi w:val="1"/>
         <w:spacing w:after="160" w:line="300" w:lineRule="auto"/>
-        <w:ind w:left="0" w:right="0" w:firstLine="0"/>
         <w:jc w:val="right"/>
       </w:pPr>
       <w:r>
@@ -10062,7 +9626,6 @@
       <w:pPr>
         <w:bidi w:val="1"/>
         <w:spacing w:after="160" w:line="300" w:lineRule="auto"/>
-        <w:ind w:left="0" w:right="0" w:firstLine="0"/>
         <w:jc w:val="right"/>
       </w:pPr>
       <w:r>
@@ -10080,7 +9643,6 @@
       <w:pPr>
         <w:bidi w:val="1"/>
         <w:spacing w:after="160" w:line="300" w:lineRule="auto"/>
-        <w:ind w:left="0" w:right="0" w:firstLine="0"/>
         <w:jc w:val="right"/>
       </w:pPr>
       <w:r>
@@ -10098,7 +9660,6 @@
       <w:pPr>
         <w:bidi w:val="1"/>
         <w:spacing w:after="160" w:line="300" w:lineRule="auto"/>
-        <w:ind w:left="0" w:right="0" w:firstLine="0"/>
         <w:jc w:val="right"/>
       </w:pPr>
       <w:r>
@@ -10116,7 +9677,6 @@
       <w:pPr>
         <w:bidi w:val="1"/>
         <w:spacing w:after="160" w:line="300" w:lineRule="auto"/>
-        <w:ind w:left="0" w:right="0" w:firstLine="0"/>
         <w:jc w:val="right"/>
       </w:pPr>
       <w:r>
@@ -10134,7 +9694,6 @@
       <w:pPr>
         <w:bidi w:val="1"/>
         <w:spacing w:after="160" w:line="300" w:lineRule="auto"/>
-        <w:ind w:left="0" w:right="0" w:firstLine="0"/>
         <w:jc w:val="right"/>
       </w:pPr>
       <w:r>
@@ -10152,7 +9711,6 @@
       <w:pPr>
         <w:bidi w:val="1"/>
         <w:spacing w:after="160" w:line="300" w:lineRule="auto"/>
-        <w:ind w:left="0" w:right="0" w:firstLine="0"/>
         <w:jc w:val="right"/>
       </w:pPr>
       <w:r>
@@ -10180,7 +9738,6 @@
       <w:pPr>
         <w:bidi w:val="1"/>
         <w:spacing w:after="160" w:line="300" w:lineRule="auto"/>
-        <w:ind w:left="0" w:right="0" w:firstLine="0"/>
         <w:jc w:val="right"/>
       </w:pPr>
       <w:r>
@@ -10208,7 +9765,6 @@
       <w:pPr>
         <w:bidi w:val="1"/>
         <w:spacing w:after="160" w:line="300" w:lineRule="auto"/>
-        <w:ind w:left="0" w:right="0" w:firstLine="0"/>
         <w:jc w:val="right"/>
       </w:pPr>
       <w:r>
@@ -10238,7 +9794,6 @@
       <w:pPr>
         <w:bidi w:val="1"/>
         <w:spacing w:after="160" w:line="300" w:lineRule="auto"/>
-        <w:ind w:left="0" w:right="0" w:firstLine="0"/>
         <w:jc w:val="right"/>
       </w:pPr>
       <w:r>
@@ -10266,7 +9821,6 @@
       <w:pPr>
         <w:bidi w:val="1"/>
         <w:spacing w:after="160" w:line="300" w:lineRule="auto"/>
-        <w:ind w:left="0" w:right="0" w:firstLine="0"/>
         <w:jc w:val="right"/>
       </w:pPr>
       <w:r>
@@ -10284,7 +9838,6 @@
       <w:pPr>
         <w:bidi w:val="1"/>
         <w:spacing w:after="160" w:line="300" w:lineRule="auto"/>
-        <w:ind w:left="0" w:right="0" w:firstLine="0"/>
         <w:jc w:val="right"/>
       </w:pPr>
       <w:r>
@@ -10302,7 +9855,6 @@
       <w:pPr>
         <w:bidi w:val="1"/>
         <w:spacing w:after="160" w:line="300" w:lineRule="auto"/>
-        <w:ind w:left="0" w:right="0" w:firstLine="0"/>
         <w:jc w:val="right"/>
       </w:pPr>
       <w:r>
@@ -10332,7 +9884,6 @@
       <w:pPr>
         <w:bidi w:val="1"/>
         <w:spacing w:after="160" w:line="300" w:lineRule="auto"/>
-        <w:ind w:left="0" w:right="0" w:firstLine="0"/>
         <w:jc w:val="right"/>
       </w:pPr>
       <w:r>
@@ -10360,7 +9911,6 @@
       <w:pPr>
         <w:bidi w:val="1"/>
         <w:spacing w:after="160" w:line="300" w:lineRule="auto"/>
-        <w:ind w:left="0" w:right="0" w:firstLine="0"/>
         <w:jc w:val="right"/>
       </w:pPr>
       <w:r>
@@ -10378,7 +9928,6 @@
       <w:pPr>
         <w:bidi w:val="1"/>
         <w:spacing w:after="160" w:line="300" w:lineRule="auto"/>
-        <w:ind w:left="0" w:right="0" w:firstLine="0"/>
         <w:jc w:val="right"/>
       </w:pPr>
       <w:r>
@@ -10396,7 +9945,6 @@
       <w:pPr>
         <w:bidi w:val="1"/>
         <w:spacing w:after="160" w:line="300" w:lineRule="auto"/>
-        <w:ind w:left="0" w:right="0" w:firstLine="0"/>
         <w:jc w:val="right"/>
       </w:pPr>
       <w:r>
@@ -10424,7 +9972,6 @@
       <w:pPr>
         <w:bidi w:val="1"/>
         <w:spacing w:after="160" w:line="300" w:lineRule="auto"/>
-        <w:ind w:left="0" w:right="0" w:firstLine="0"/>
         <w:jc w:val="right"/>
       </w:pPr>
       <w:r>
@@ -10452,7 +9999,6 @@
       <w:pPr>
         <w:bidi w:val="1"/>
         <w:spacing w:after="160" w:line="300" w:lineRule="auto"/>
-        <w:ind w:left="0" w:right="0" w:firstLine="0"/>
         <w:jc w:val="right"/>
       </w:pPr>
       <w:r>
@@ -10470,7 +10016,6 @@
       <w:pPr>
         <w:bidi w:val="1"/>
         <w:spacing w:after="160" w:line="300" w:lineRule="auto"/>
-        <w:ind w:left="0" w:right="0" w:firstLine="0"/>
         <w:jc w:val="right"/>
       </w:pPr>
       <w:r>
@@ -10488,7 +10033,6 @@
       <w:pPr>
         <w:bidi w:val="1"/>
         <w:spacing w:after="160" w:line="300" w:lineRule="auto"/>
-        <w:ind w:left="0" w:right="0" w:firstLine="0"/>
         <w:jc w:val="right"/>
       </w:pPr>
       <w:r>
@@ -10506,7 +10050,6 @@
       <w:pPr>
         <w:bidi w:val="1"/>
         <w:spacing w:after="160" w:line="300" w:lineRule="auto"/>
-        <w:ind w:left="0" w:right="0" w:firstLine="0"/>
         <w:jc w:val="right"/>
       </w:pPr>
       <w:r>
@@ -10524,7 +10067,6 @@
       <w:pPr>
         <w:bidi w:val="1"/>
         <w:spacing w:after="160" w:line="300" w:lineRule="auto"/>
-        <w:ind w:left="0" w:right="0" w:firstLine="0"/>
         <w:jc w:val="right"/>
       </w:pPr>
       <w:r>
@@ -10542,7 +10084,6 @@
       <w:pPr>
         <w:bidi w:val="1"/>
         <w:spacing w:after="160" w:line="300" w:lineRule="auto"/>
-        <w:ind w:left="0" w:right="0" w:firstLine="0"/>
         <w:jc w:val="right"/>
       </w:pPr>
       <w:r>
@@ -10560,7 +10101,6 @@
       <w:pPr>
         <w:bidi w:val="1"/>
         <w:spacing w:after="160" w:line="300" w:lineRule="auto"/>
-        <w:ind w:left="0" w:right="0" w:firstLine="0"/>
         <w:jc w:val="right"/>
       </w:pPr>
       <w:r>
@@ -10578,7 +10118,6 @@
       <w:pPr>
         <w:bidi w:val="1"/>
         <w:spacing w:after="160" w:line="300" w:lineRule="auto"/>
-        <w:ind w:left="0" w:right="0" w:firstLine="0"/>
         <w:jc w:val="right"/>
       </w:pPr>
       <w:r>
@@ -10606,7 +10145,6 @@
       <w:pPr>
         <w:bidi w:val="1"/>
         <w:spacing w:after="160" w:line="300" w:lineRule="auto"/>
-        <w:ind w:left="0" w:right="0" w:firstLine="0"/>
         <w:jc w:val="right"/>
       </w:pPr>
       <w:r>
@@ -10634,7 +10172,6 @@
       <w:pPr>
         <w:bidi w:val="1"/>
         <w:spacing w:after="160" w:line="300" w:lineRule="auto"/>
-        <w:ind w:left="0" w:right="0" w:firstLine="0"/>
         <w:jc w:val="right"/>
       </w:pPr>
       <w:r>
@@ -10652,7 +10189,6 @@
       <w:pPr>
         <w:bidi w:val="1"/>
         <w:spacing w:after="160" w:line="300" w:lineRule="auto"/>
-        <w:ind w:left="0" w:right="0" w:firstLine="0"/>
         <w:jc w:val="right"/>
       </w:pPr>
       <w:r>
@@ -10670,7 +10206,6 @@
       <w:pPr>
         <w:bidi w:val="1"/>
         <w:spacing w:after="160" w:line="300" w:lineRule="auto"/>
-        <w:ind w:left="0" w:right="0" w:firstLine="0"/>
         <w:jc w:val="right"/>
       </w:pPr>
       <w:r>
@@ -10698,7 +10233,6 @@
       <w:pPr>
         <w:bidi w:val="1"/>
         <w:spacing w:after="160" w:line="300" w:lineRule="auto"/>
-        <w:ind w:left="0" w:right="0" w:firstLine="0"/>
         <w:jc w:val="right"/>
       </w:pPr>
       <w:r>
@@ -10730,7 +10264,6 @@
       <w:pPr>
         <w:bidi w:val="1"/>
         <w:spacing w:after="160" w:line="300" w:lineRule="auto"/>
-        <w:ind w:left="0" w:right="0" w:firstLine="0"/>
         <w:jc w:val="right"/>
       </w:pPr>
       <w:r>
@@ -10752,7 +10285,6 @@
       <w:pPr>
         <w:bidi w:val="1"/>
         <w:spacing w:after="160" w:line="300" w:lineRule="auto"/>
-        <w:ind w:left="0" w:right="0" w:firstLine="0"/>
         <w:jc w:val="right"/>
       </w:pPr>
       <w:r>
@@ -10782,7 +10314,6 @@
       <w:pPr>
         <w:bidi w:val="1"/>
         <w:spacing w:after="160" w:line="300" w:lineRule="auto"/>
-        <w:ind w:left="0" w:right="0" w:firstLine="0"/>
         <w:jc w:val="right"/>
       </w:pPr>
       <w:r>
@@ -10812,7 +10343,6 @@
       <w:pPr>
         <w:bidi w:val="1"/>
         <w:spacing w:after="160" w:line="300" w:lineRule="auto"/>
-        <w:ind w:left="0" w:right="0" w:firstLine="0"/>
         <w:jc w:val="right"/>
       </w:pPr>
       <w:r>
@@ -10840,7 +10370,6 @@
       <w:pPr>
         <w:bidi w:val="1"/>
         <w:spacing w:after="160" w:line="300" w:lineRule="auto"/>
-        <w:ind w:left="0" w:right="0" w:firstLine="0"/>
         <w:jc w:val="right"/>
       </w:pPr>
       <w:r>
@@ -10858,7 +10387,6 @@
       <w:pPr>
         <w:bidi w:val="1"/>
         <w:spacing w:after="160" w:line="300" w:lineRule="auto"/>
-        <w:ind w:left="0" w:right="0" w:firstLine="0"/>
         <w:jc w:val="right"/>
       </w:pPr>
       <w:r>
@@ -10876,7 +10404,6 @@
       <w:pPr>
         <w:bidi w:val="1"/>
         <w:spacing w:after="160" w:line="300" w:lineRule="auto"/>
-        <w:ind w:left="0" w:right="0" w:firstLine="0"/>
         <w:jc w:val="right"/>
       </w:pPr>
       <w:r>
@@ -10894,7 +10421,6 @@
       <w:pPr>
         <w:bidi w:val="1"/>
         <w:spacing w:after="160" w:line="300" w:lineRule="auto"/>
-        <w:ind w:left="0" w:right="0" w:firstLine="0"/>
         <w:jc w:val="right"/>
       </w:pPr>
       <w:r>
@@ -10916,7 +10442,6 @@
       <w:pPr>
         <w:bidi w:val="1"/>
         <w:spacing w:after="160" w:line="300" w:lineRule="auto"/>
-        <w:ind w:left="0" w:right="0" w:firstLine="0"/>
         <w:jc w:val="right"/>
       </w:pPr>
       <w:r>
@@ -10934,7 +10459,6 @@
       <w:pPr>
         <w:bidi w:val="1"/>
         <w:spacing w:after="160" w:line="300" w:lineRule="auto"/>
-        <w:ind w:left="0" w:right="0" w:firstLine="0"/>
         <w:jc w:val="right"/>
       </w:pPr>
       <w:r>
@@ -10952,7 +10476,6 @@
       <w:pPr>
         <w:bidi w:val="1"/>
         <w:spacing w:after="160" w:line="300" w:lineRule="auto"/>
-        <w:ind w:left="0" w:right="0" w:firstLine="0"/>
         <w:jc w:val="right"/>
       </w:pPr>
       <w:r>
@@ -10972,7 +10495,6 @@
       <w:pPr>
         <w:bidi w:val="1"/>
         <w:spacing w:after="160" w:line="300" w:lineRule="auto"/>
-        <w:ind w:left="0" w:right="0" w:firstLine="0"/>
         <w:jc w:val="right"/>
       </w:pPr>
       <w:r>
@@ -10990,7 +10512,6 @@
       <w:pPr>
         <w:bidi w:val="1"/>
         <w:spacing w:after="160" w:line="300" w:lineRule="auto"/>
-        <w:ind w:left="0" w:right="0" w:firstLine="0"/>
         <w:jc w:val="right"/>
       </w:pPr>
       <w:r>
@@ -11008,7 +10529,6 @@
       <w:pPr>
         <w:bidi w:val="1"/>
         <w:spacing w:after="160" w:line="300" w:lineRule="auto"/>
-        <w:ind w:left="0" w:right="0" w:firstLine="0"/>
         <w:jc w:val="right"/>
       </w:pPr>
       <w:r>
@@ -11028,7 +10548,6 @@
       <w:pPr>
         <w:bidi w:val="1"/>
         <w:spacing w:after="160" w:line="300" w:lineRule="auto"/>
-        <w:ind w:left="0" w:right="0" w:firstLine="0"/>
         <w:jc w:val="right"/>
       </w:pPr>
       <w:r>
@@ -11046,7 +10565,6 @@
       <w:pPr>
         <w:bidi w:val="1"/>
         <w:spacing w:after="160" w:line="300" w:lineRule="auto"/>
-        <w:ind w:left="0" w:right="0" w:firstLine="0"/>
         <w:jc w:val="right"/>
       </w:pPr>
       <w:r>
@@ -11074,7 +10592,6 @@
       <w:pPr>
         <w:bidi w:val="1"/>
         <w:spacing w:after="160" w:line="300" w:lineRule="auto"/>
-        <w:ind w:left="0" w:right="0" w:firstLine="0"/>
         <w:jc w:val="right"/>
       </w:pPr>
       <w:r>
@@ -11106,7 +10623,6 @@
       <w:pPr>
         <w:bidi w:val="1"/>
         <w:spacing w:after="160" w:line="300" w:lineRule="auto"/>
-        <w:ind w:left="0" w:right="0" w:firstLine="0"/>
         <w:jc w:val="right"/>
       </w:pPr>
       <w:r>
@@ -11126,7 +10642,6 @@
       <w:pPr>
         <w:bidi w:val="1"/>
         <w:spacing w:after="160" w:line="300" w:lineRule="auto"/>
-        <w:ind w:left="0" w:right="0" w:firstLine="0"/>
         <w:jc w:val="right"/>
       </w:pPr>
       <w:r>
@@ -11144,7 +10659,6 @@
       <w:pPr>
         <w:bidi w:val="1"/>
         <w:spacing w:after="160" w:line="300" w:lineRule="auto"/>
-        <w:ind w:left="0" w:right="0" w:firstLine="0"/>
         <w:jc w:val="right"/>
       </w:pPr>
       <w:r>
@@ -11162,7 +10676,6 @@
       <w:pPr>
         <w:bidi w:val="1"/>
         <w:spacing w:after="160" w:line="300" w:lineRule="auto"/>
-        <w:ind w:left="0" w:right="0" w:firstLine="0"/>
         <w:jc w:val="right"/>
       </w:pPr>
       <w:r>
@@ -11180,7 +10693,6 @@
       <w:pPr>
         <w:bidi w:val="1"/>
         <w:spacing w:after="160" w:line="300" w:lineRule="auto"/>
-        <w:ind w:left="0" w:right="0" w:firstLine="0"/>
         <w:jc w:val="right"/>
       </w:pPr>
       <w:r>
@@ -11208,7 +10720,6 @@
       <w:pPr>
         <w:bidi w:val="1"/>
         <w:spacing w:after="160" w:line="300" w:lineRule="auto"/>
-        <w:ind w:left="0" w:right="0" w:firstLine="0"/>
         <w:jc w:val="right"/>
       </w:pPr>
       <w:r>
@@ -11236,7 +10747,6 @@
       <w:pPr>
         <w:bidi w:val="1"/>
         <w:spacing w:after="160" w:line="300" w:lineRule="auto"/>
-        <w:ind w:left="0" w:right="0" w:firstLine="0"/>
         <w:jc w:val="right"/>
       </w:pPr>
       <w:r>
@@ -11264,7 +10774,6 @@
       <w:pPr>
         <w:bidi w:val="1"/>
         <w:spacing w:after="160" w:line="300" w:lineRule="auto"/>
-        <w:ind w:left="0" w:right="0" w:firstLine="0"/>
         <w:jc w:val="right"/>
       </w:pPr>
       <w:r>
@@ -11298,7 +10807,6 @@
       <w:pPr>
         <w:bidi w:val="1"/>
         <w:spacing w:after="160" w:line="300" w:lineRule="auto"/>
-        <w:ind w:left="0" w:right="0" w:firstLine="0"/>
         <w:jc w:val="right"/>
       </w:pPr>
       <w:r>
@@ -11316,7 +10824,6 @@
       <w:pPr>
         <w:bidi w:val="1"/>
         <w:spacing w:after="160" w:line="300" w:lineRule="auto"/>
-        <w:ind w:left="0" w:right="0" w:firstLine="0"/>
         <w:jc w:val="right"/>
       </w:pPr>
       <w:r>
@@ -11334,7 +10841,6 @@
       <w:pPr>
         <w:bidi w:val="1"/>
         <w:spacing w:after="160" w:line="300" w:lineRule="auto"/>
-        <w:ind w:left="0" w:right="0" w:firstLine="0"/>
         <w:jc w:val="right"/>
       </w:pPr>
       <w:r>
@@ -11358,7 +10864,6 @@
       <w:pPr>
         <w:bidi w:val="1"/>
         <w:spacing w:after="160" w:line="300" w:lineRule="auto"/>
-        <w:ind w:left="0" w:right="0" w:firstLine="0"/>
         <w:jc w:val="right"/>
       </w:pPr>
       <w:r>
@@ -11376,7 +10881,6 @@
       <w:pPr>
         <w:bidi w:val="1"/>
         <w:spacing w:after="160" w:line="300" w:lineRule="auto"/>
-        <w:ind w:left="0" w:right="0" w:firstLine="0"/>
         <w:jc w:val="right"/>
       </w:pPr>
       <w:r>
@@ -11404,7 +10908,6 @@
       <w:pPr>
         <w:bidi w:val="1"/>
         <w:spacing w:after="160" w:line="300" w:lineRule="auto"/>
-        <w:ind w:left="0" w:right="0" w:firstLine="0"/>
         <w:jc w:val="right"/>
       </w:pPr>
       <w:r>
@@ -11434,7 +10937,6 @@
       <w:pPr>
         <w:bidi w:val="1"/>
         <w:spacing w:after="160" w:line="300" w:lineRule="auto"/>
-        <w:ind w:left="0" w:right="0" w:firstLine="0"/>
         <w:jc w:val="right"/>
       </w:pPr>
       <w:r>
@@ -11452,7 +10954,6 @@
       <w:pPr>
         <w:bidi w:val="1"/>
         <w:spacing w:after="160" w:line="300" w:lineRule="auto"/>
-        <w:ind w:left="0" w:right="0" w:firstLine="0"/>
         <w:jc w:val="right"/>
       </w:pPr>
       <w:r>
@@ -11470,7 +10971,6 @@
       <w:pPr>
         <w:bidi w:val="1"/>
         <w:spacing w:after="160" w:line="300" w:lineRule="auto"/>
-        <w:ind w:left="0" w:right="0" w:firstLine="0"/>
         <w:jc w:val="right"/>
       </w:pPr>
       <w:r>
@@ -11488,7 +10988,6 @@
       <w:pPr>
         <w:bidi w:val="1"/>
         <w:spacing w:after="160" w:line="300" w:lineRule="auto"/>
-        <w:ind w:left="0" w:right="0" w:firstLine="0"/>
         <w:jc w:val="right"/>
       </w:pPr>
       <w:r>
@@ -11516,7 +11015,6 @@
       <w:pPr>
         <w:bidi w:val="1"/>
         <w:spacing w:after="160" w:line="300" w:lineRule="auto"/>
-        <w:ind w:left="0" w:right="0" w:firstLine="0"/>
         <w:jc w:val="right"/>
       </w:pPr>
       <w:r>
@@ -11544,7 +11042,6 @@
       <w:pPr>
         <w:bidi w:val="1"/>
         <w:spacing w:after="160" w:line="300" w:lineRule="auto"/>
-        <w:ind w:left="0" w:right="0" w:firstLine="0"/>
         <w:jc w:val="right"/>
       </w:pPr>
       <w:r>
@@ -11571,7 +11068,6 @@
       <w:pPr>
         <w:bidi w:val="1"/>
         <w:spacing w:after="160" w:line="300" w:lineRule="auto"/>
-        <w:ind w:left="0" w:right="0" w:firstLine="0"/>
         <w:jc w:val="right"/>
       </w:pPr>
       <w:r>
@@ -11599,7 +11095,6 @@
       <w:pPr>
         <w:bidi w:val="1"/>
         <w:spacing w:after="160" w:line="300" w:lineRule="auto"/>
-        <w:ind w:left="0" w:right="0" w:firstLine="0"/>
         <w:jc w:val="right"/>
       </w:pPr>
       <w:r>
@@ -11617,7 +11112,6 @@
       <w:pPr>
         <w:bidi w:val="1"/>
         <w:spacing w:after="160" w:line="300" w:lineRule="auto"/>
-        <w:ind w:left="0" w:right="0" w:firstLine="0"/>
         <w:jc w:val="right"/>
       </w:pPr>
       <w:r>
@@ -11637,7 +11131,6 @@
       <w:pPr>
         <w:bidi w:val="1"/>
         <w:spacing w:after="160" w:line="300" w:lineRule="auto"/>
-        <w:ind w:left="0" w:right="0" w:firstLine="0"/>
         <w:jc w:val="right"/>
       </w:pPr>
       <w:r>
@@ -11655,7 +11148,6 @@
       <w:pPr>
         <w:bidi w:val="1"/>
         <w:spacing w:after="160" w:line="300" w:lineRule="auto"/>
-        <w:ind w:left="0" w:right="0" w:firstLine="0"/>
         <w:jc w:val="right"/>
       </w:pPr>
       <w:r>
@@ -11685,7 +11177,6 @@
       <w:pPr>
         <w:bidi w:val="1"/>
         <w:spacing w:after="160" w:line="300" w:lineRule="auto"/>
-        <w:ind w:left="0" w:right="0" w:firstLine="0"/>
         <w:jc w:val="right"/>
       </w:pPr>
       <w:r>
@@ -11713,7 +11204,6 @@
       <w:pPr>
         <w:bidi w:val="1"/>
         <w:spacing w:after="160" w:line="300" w:lineRule="auto"/>
-        <w:ind w:left="0" w:right="0" w:firstLine="0"/>
         <w:jc w:val="right"/>
       </w:pPr>
       <w:r>
@@ -11731,7 +11221,6 @@
       <w:pPr>
         <w:bidi w:val="1"/>
         <w:spacing w:after="160" w:line="300" w:lineRule="auto"/>
-        <w:ind w:left="0" w:right="0" w:firstLine="0"/>
         <w:jc w:val="right"/>
       </w:pPr>
       <w:r>
@@ -11759,7 +11248,6 @@
       <w:pPr>
         <w:bidi w:val="1"/>
         <w:spacing w:after="160" w:line="300" w:lineRule="auto"/>
-        <w:ind w:left="0" w:right="0" w:firstLine="0"/>
         <w:jc w:val="right"/>
       </w:pPr>
       <w:r>
@@ -11787,7 +11275,6 @@
       <w:pPr>
         <w:bidi w:val="1"/>
         <w:spacing w:after="160" w:line="300" w:lineRule="auto"/>
-        <w:ind w:left="0" w:right="0" w:firstLine="0"/>
         <w:jc w:val="right"/>
       </w:pPr>
       <w:r>
@@ -11815,7 +11302,6 @@
       <w:pPr>
         <w:bidi w:val="1"/>
         <w:spacing w:after="160" w:line="300" w:lineRule="auto"/>
-        <w:ind w:left="0" w:right="0" w:firstLine="0"/>
         <w:jc w:val="right"/>
       </w:pPr>
       <w:r>
@@ -11845,7 +11331,6 @@
       <w:pPr>
         <w:bidi w:val="1"/>
         <w:spacing w:after="160" w:line="300" w:lineRule="auto"/>
-        <w:ind w:left="0" w:right="0" w:firstLine="0"/>
         <w:jc w:val="right"/>
       </w:pPr>
       <w:r>
@@ -11863,7 +11348,6 @@
       <w:pPr>
         <w:bidi w:val="1"/>
         <w:spacing w:after="160" w:line="300" w:lineRule="auto"/>
-        <w:ind w:left="0" w:right="0" w:firstLine="0"/>
         <w:jc w:val="right"/>
       </w:pPr>
       <w:r>
@@ -11883,7 +11367,6 @@
       <w:pPr>
         <w:bidi w:val="1"/>
         <w:spacing w:after="160" w:line="300" w:lineRule="auto"/>
-        <w:ind w:left="0" w:right="0" w:firstLine="0"/>
         <w:jc w:val="right"/>
       </w:pPr>
       <w:r>
@@ -11901,7 +11384,6 @@
       <w:pPr>
         <w:bidi w:val="1"/>
         <w:spacing w:after="160" w:line="300" w:lineRule="auto"/>
-        <w:ind w:left="0" w:right="0" w:firstLine="0"/>
         <w:jc w:val="right"/>
       </w:pPr>
       <w:r>
@@ -11921,7 +11403,6 @@
       <w:pPr>
         <w:bidi w:val="1"/>
         <w:spacing w:after="160" w:line="300" w:lineRule="auto"/>
-        <w:ind w:left="0" w:right="0" w:firstLine="0"/>
         <w:jc w:val="right"/>
       </w:pPr>
       <w:r>
@@ -11939,7 +11420,6 @@
       <w:pPr>
         <w:bidi w:val="1"/>
         <w:spacing w:after="160" w:line="300" w:lineRule="auto"/>
-        <w:ind w:left="0" w:right="0" w:firstLine="0"/>
         <w:jc w:val="right"/>
       </w:pPr>
       <w:r>
@@ -11957,7 +11437,6 @@
       <w:pPr>
         <w:bidi w:val="1"/>
         <w:spacing w:after="160" w:line="300" w:lineRule="auto"/>
-        <w:ind w:left="0" w:right="0" w:firstLine="0"/>
         <w:jc w:val="right"/>
       </w:pPr>
       <w:r>
@@ -11985,7 +11464,6 @@
       <w:pPr>
         <w:bidi w:val="1"/>
         <w:spacing w:after="160" w:line="300" w:lineRule="auto"/>
-        <w:ind w:left="0" w:right="0" w:firstLine="0"/>
         <w:jc w:val="right"/>
       </w:pPr>
       <w:r>
@@ -12013,7 +11491,6 @@
       <w:pPr>
         <w:bidi w:val="1"/>
         <w:spacing w:after="160" w:line="300" w:lineRule="auto"/>
-        <w:ind w:left="0" w:right="0" w:firstLine="0"/>
         <w:jc w:val="right"/>
       </w:pPr>
       <w:r>
@@ -12041,7 +11518,6 @@
       <w:pPr>
         <w:bidi w:val="1"/>
         <w:spacing w:after="160" w:line="300" w:lineRule="auto"/>
-        <w:ind w:left="0" w:right="0" w:firstLine="0"/>
         <w:jc w:val="right"/>
       </w:pPr>
       <w:r>
@@ -12073,7 +11549,6 @@
       <w:pPr>
         <w:bidi w:val="1"/>
         <w:spacing w:after="160" w:line="300" w:lineRule="auto"/>
-        <w:ind w:left="0" w:right="0" w:firstLine="0"/>
         <w:jc w:val="right"/>
       </w:pPr>
       <w:r>
@@ -12091,7 +11566,6 @@
       <w:pPr>
         <w:bidi w:val="1"/>
         <w:spacing w:after="160" w:line="300" w:lineRule="auto"/>
-        <w:ind w:left="0" w:right="0" w:firstLine="0"/>
         <w:jc w:val="right"/>
       </w:pPr>
       <w:r>
@@ -12111,7 +11585,6 @@
       <w:pPr>
         <w:bidi w:val="1"/>
         <w:spacing w:after="160" w:line="300" w:lineRule="auto"/>
-        <w:ind w:left="0" w:right="0" w:firstLine="0"/>
         <w:jc w:val="right"/>
       </w:pPr>
       <w:r>
@@ -12129,7 +11602,6 @@
       <w:pPr>
         <w:bidi w:val="1"/>
         <w:spacing w:after="160" w:line="300" w:lineRule="auto"/>
-        <w:ind w:left="0" w:right="0" w:firstLine="0"/>
         <w:jc w:val="right"/>
       </w:pPr>
       <w:r>
@@ -12149,7 +11621,6 @@
       <w:pPr>
         <w:bidi w:val="1"/>
         <w:spacing w:after="160" w:line="300" w:lineRule="auto"/>
-        <w:ind w:left="0" w:right="0" w:firstLine="0"/>
         <w:jc w:val="right"/>
       </w:pPr>
       <w:r>
@@ -12167,7 +11638,6 @@
       <w:pPr>
         <w:bidi w:val="1"/>
         <w:spacing w:after="160" w:line="300" w:lineRule="auto"/>
-        <w:ind w:left="0" w:right="0" w:firstLine="0"/>
         <w:jc w:val="right"/>
       </w:pPr>
       <w:r>
@@ -12185,7 +11655,6 @@
       <w:pPr>
         <w:bidi w:val="1"/>
         <w:spacing w:after="160" w:line="300" w:lineRule="auto"/>
-        <w:ind w:left="0" w:right="0" w:firstLine="0"/>
         <w:jc w:val="right"/>
       </w:pPr>
       <w:r>
@@ -12213,7 +11682,6 @@
       <w:pPr>
         <w:bidi w:val="1"/>
         <w:spacing w:after="160" w:line="300" w:lineRule="auto"/>
-        <w:ind w:left="0" w:right="0" w:firstLine="0"/>
         <w:jc w:val="right"/>
       </w:pPr>
       <w:r>
@@ -12241,7 +11709,6 @@
       <w:pPr>
         <w:bidi w:val="1"/>
         <w:spacing w:after="160" w:line="300" w:lineRule="auto"/>
-        <w:ind w:left="0" w:right="0" w:firstLine="0"/>
         <w:jc w:val="right"/>
       </w:pPr>
       <w:r>
@@ -12259,7 +11726,6 @@
       <w:pPr>
         <w:bidi w:val="1"/>
         <w:spacing w:after="160" w:line="300" w:lineRule="auto"/>
-        <w:ind w:left="0" w:right="0" w:firstLine="0"/>
         <w:jc w:val="right"/>
       </w:pPr>
       <w:r>
@@ -12279,7 +11745,6 @@
       <w:pPr>
         <w:bidi w:val="1"/>
         <w:spacing w:after="160" w:line="300" w:lineRule="auto"/>
-        <w:ind w:left="0" w:right="0" w:firstLine="0"/>
         <w:jc w:val="right"/>
       </w:pPr>
       <w:r>
@@ -12297,7 +11762,6 @@
       <w:pPr>
         <w:bidi w:val="1"/>
         <w:spacing w:after="160" w:line="300" w:lineRule="auto"/>
-        <w:ind w:left="0" w:right="0" w:firstLine="0"/>
         <w:jc w:val="right"/>
       </w:pPr>
       <w:r>
@@ -12317,7 +11781,6 @@
       <w:pPr>
         <w:bidi w:val="1"/>
         <w:spacing w:after="160" w:line="300" w:lineRule="auto"/>
-        <w:ind w:left="0" w:right="0" w:firstLine="0"/>
         <w:jc w:val="right"/>
       </w:pPr>
       <w:r>
@@ -12335,7 +11798,6 @@
       <w:pPr>
         <w:bidi w:val="1"/>
         <w:spacing w:after="160" w:line="300" w:lineRule="auto"/>
-        <w:ind w:left="0" w:right="0" w:firstLine="0"/>
         <w:jc w:val="right"/>
       </w:pPr>
       <w:r>
@@ -12355,7 +11817,6 @@
       <w:pPr>
         <w:bidi w:val="1"/>
         <w:spacing w:after="160" w:line="300" w:lineRule="auto"/>
-        <w:ind w:left="0" w:right="0" w:firstLine="0"/>
         <w:jc w:val="right"/>
       </w:pPr>
       <w:r>
@@ -12373,7 +11834,6 @@
       <w:pPr>
         <w:bidi w:val="1"/>
         <w:spacing w:after="160" w:line="300" w:lineRule="auto"/>
-        <w:ind w:left="0" w:right="0" w:firstLine="0"/>
         <w:jc w:val="right"/>
       </w:pPr>
       <w:r>
@@ -12401,7 +11861,6 @@
       <w:pPr>
         <w:bidi w:val="1"/>
         <w:spacing w:after="160" w:line="300" w:lineRule="auto"/>
-        <w:ind w:left="0" w:right="0" w:firstLine="0"/>
         <w:jc w:val="right"/>
       </w:pPr>
       <w:r>
@@ -12429,7 +11888,6 @@
       <w:pPr>
         <w:bidi w:val="1"/>
         <w:spacing w:after="160" w:line="300" w:lineRule="auto"/>
-        <w:ind w:left="0" w:right="0" w:firstLine="0"/>
         <w:jc w:val="right"/>
       </w:pPr>
       <w:r>
@@ -12447,7 +11905,6 @@
       <w:pPr>
         <w:bidi w:val="1"/>
         <w:spacing w:after="160" w:line="300" w:lineRule="auto"/>
-        <w:ind w:left="0" w:right="0" w:firstLine="0"/>
         <w:jc w:val="right"/>
       </w:pPr>
       <w:r>
@@ -12465,7 +11922,6 @@
       <w:pPr>
         <w:bidi w:val="1"/>
         <w:spacing w:after="160" w:line="300" w:lineRule="auto"/>
-        <w:ind w:left="0" w:right="0" w:firstLine="0"/>
         <w:jc w:val="right"/>
       </w:pPr>
       <w:r>
@@ -12485,7 +11941,6 @@
       <w:pPr>
         <w:bidi w:val="1"/>
         <w:spacing w:after="160" w:line="300" w:lineRule="auto"/>
-        <w:ind w:left="0" w:right="0" w:firstLine="0"/>
         <w:jc w:val="right"/>
       </w:pPr>
       <w:r>
@@ -12503,7 +11958,6 @@
       <w:pPr>
         <w:bidi w:val="1"/>
         <w:spacing w:after="160" w:line="300" w:lineRule="auto"/>
-        <w:ind w:left="0" w:right="0" w:firstLine="0"/>
         <w:jc w:val="right"/>
       </w:pPr>
       <w:r>
@@ -12523,7 +11977,6 @@
       <w:pPr>
         <w:bidi w:val="1"/>
         <w:spacing w:after="160" w:line="300" w:lineRule="auto"/>
-        <w:ind w:left="0" w:right="0" w:firstLine="0"/>
         <w:jc w:val="right"/>
       </w:pPr>
       <w:r>
@@ -12541,7 +11994,6 @@
       <w:pPr>
         <w:bidi w:val="1"/>
         <w:spacing w:after="160" w:line="300" w:lineRule="auto"/>
-        <w:ind w:left="0" w:right="0" w:firstLine="0"/>
         <w:jc w:val="right"/>
       </w:pPr>
       <w:r>
@@ -12561,7 +12013,6 @@
       <w:pPr>
         <w:bidi w:val="1"/>
         <w:spacing w:after="160" w:line="300" w:lineRule="auto"/>
-        <w:ind w:left="0" w:right="0" w:firstLine="0"/>
         <w:jc w:val="right"/>
       </w:pPr>
       <w:r>
@@ -12579,7 +12030,6 @@
       <w:pPr>
         <w:bidi w:val="1"/>
         <w:spacing w:after="160" w:line="300" w:lineRule="auto"/>
-        <w:ind w:left="0" w:right="0" w:firstLine="0"/>
         <w:jc w:val="right"/>
       </w:pPr>
       <w:r>
@@ -12597,7 +12047,6 @@
       <w:pPr>
         <w:bidi w:val="1"/>
         <w:spacing w:after="160" w:line="300" w:lineRule="auto"/>
-        <w:ind w:left="0" w:right="0" w:firstLine="0"/>
         <w:jc w:val="right"/>
       </w:pPr>
       <w:r>
@@ -12625,7 +12074,6 @@
       <w:pPr>
         <w:bidi w:val="1"/>
         <w:spacing w:after="160" w:line="300" w:lineRule="auto"/>
-        <w:ind w:left="0" w:right="0" w:firstLine="0"/>
         <w:jc w:val="right"/>
       </w:pPr>
       <w:r>
@@ -12653,7 +12101,6 @@
       <w:pPr>
         <w:bidi w:val="1"/>
         <w:spacing w:after="160" w:line="300" w:lineRule="auto"/>
-        <w:ind w:left="0" w:right="0" w:firstLine="0"/>
         <w:jc w:val="right"/>
       </w:pPr>
       <w:r>
@@ -12681,7 +12128,6 @@
       <w:pPr>
         <w:bidi w:val="1"/>
         <w:spacing w:after="160" w:line="300" w:lineRule="auto"/>
-        <w:ind w:left="0" w:right="0" w:firstLine="0"/>
         <w:jc w:val="right"/>
       </w:pPr>
       <w:r>
@@ -12699,7 +12145,6 @@
       <w:pPr>
         <w:bidi w:val="1"/>
         <w:spacing w:after="160" w:line="300" w:lineRule="auto"/>
-        <w:ind w:left="0" w:right="0" w:firstLine="0"/>
         <w:jc w:val="right"/>
       </w:pPr>
       <w:r>
@@ -12727,7 +12172,6 @@
       <w:pPr>
         <w:bidi w:val="1"/>
         <w:spacing w:after="160" w:line="300" w:lineRule="auto"/>
-        <w:ind w:left="0" w:right="0" w:firstLine="0"/>
         <w:jc w:val="right"/>
       </w:pPr>
       <w:r>
@@ -12755,7 +12199,6 @@
       <w:pPr>
         <w:bidi w:val="1"/>
         <w:spacing w:after="160" w:line="300" w:lineRule="auto"/>
-        <w:ind w:left="0" w:right="0" w:firstLine="0"/>
         <w:jc w:val="right"/>
       </w:pPr>
       <w:r>
@@ -12783,7 +12226,6 @@
       <w:pPr>
         <w:bidi w:val="1"/>
         <w:spacing w:after="160" w:line="300" w:lineRule="auto"/>
-        <w:ind w:left="0" w:right="0" w:firstLine="0"/>
         <w:jc w:val="right"/>
       </w:pPr>
       <w:r>
@@ -12811,7 +12253,6 @@
       <w:pPr>
         <w:bidi w:val="1"/>
         <w:spacing w:after="160" w:line="300" w:lineRule="auto"/>
-        <w:ind w:left="0" w:right="0" w:firstLine="0"/>
         <w:jc w:val="right"/>
       </w:pPr>
       <w:r>
@@ -12829,7 +12270,6 @@
       <w:pPr>
         <w:bidi w:val="1"/>
         <w:spacing w:after="160" w:line="300" w:lineRule="auto"/>
-        <w:ind w:left="0" w:right="0" w:firstLine="0"/>
         <w:jc w:val="right"/>
       </w:pPr>
       <w:r>
@@ -12857,7 +12297,6 @@
       <w:pPr>
         <w:bidi w:val="1"/>
         <w:spacing w:after="160" w:line="300" w:lineRule="auto"/>
-        <w:ind w:left="0" w:right="0" w:firstLine="0"/>
         <w:jc w:val="right"/>
       </w:pPr>
       <w:r>
@@ -12885,7 +12324,6 @@
       <w:pPr>
         <w:bidi w:val="1"/>
         <w:spacing w:after="160" w:line="300" w:lineRule="auto"/>
-        <w:ind w:left="0" w:right="0" w:firstLine="0"/>
         <w:jc w:val="right"/>
       </w:pPr>
       <w:r>
@@ -12913,7 +12351,6 @@
       <w:pPr>
         <w:bidi w:val="1"/>
         <w:spacing w:after="160" w:line="300" w:lineRule="auto"/>
-        <w:ind w:left="0" w:right="0" w:firstLine="0"/>
         <w:jc w:val="right"/>
       </w:pPr>
       <w:r>
@@ -12941,7 +12378,6 @@
       <w:pPr>
         <w:bidi w:val="1"/>
         <w:spacing w:after="160" w:line="300" w:lineRule="auto"/>
-        <w:ind w:left="0" w:right="0" w:firstLine="0"/>
         <w:jc w:val="right"/>
       </w:pPr>
       <w:r>
@@ -12973,7 +12409,6 @@
       <w:pPr>
         <w:bidi w:val="1"/>
         <w:spacing w:after="160" w:line="300" w:lineRule="auto"/>
-        <w:ind w:left="0" w:right="0" w:firstLine="0"/>
         <w:jc w:val="right"/>
       </w:pPr>
       <w:r>
@@ -12991,7 +12426,6 @@
       <w:pPr>
         <w:bidi w:val="1"/>
         <w:spacing w:after="160" w:line="300" w:lineRule="auto"/>
-        <w:ind w:left="0" w:right="0" w:firstLine="0"/>
         <w:jc w:val="right"/>
       </w:pPr>
       <w:r>
@@ -13011,7 +12445,6 @@
       <w:pPr>
         <w:bidi w:val="1"/>
         <w:spacing w:after="160" w:line="300" w:lineRule="auto"/>
-        <w:ind w:left="0" w:right="0" w:firstLine="0"/>
         <w:jc w:val="right"/>
       </w:pPr>
       <w:r>
@@ -13029,7 +12462,6 @@
       <w:pPr>
         <w:bidi w:val="1"/>
         <w:spacing w:after="160" w:line="300" w:lineRule="auto"/>
-        <w:ind w:left="0" w:right="0" w:firstLine="0"/>
         <w:jc w:val="right"/>
       </w:pPr>
       <w:r>
@@ -13047,7 +12479,6 @@
       <w:pPr>
         <w:bidi w:val="1"/>
         <w:spacing w:after="160" w:line="300" w:lineRule="auto"/>
-        <w:ind w:left="0" w:right="0" w:firstLine="0"/>
         <w:jc w:val="right"/>
       </w:pPr>
       <w:r>
@@ -13065,7 +12496,6 @@
       <w:pPr>
         <w:bidi w:val="1"/>
         <w:spacing w:after="160" w:line="300" w:lineRule="auto"/>
-        <w:ind w:left="0" w:right="0" w:firstLine="0"/>
         <w:jc w:val="right"/>
       </w:pPr>
       <w:r>
@@ -13095,7 +12525,6 @@
       <w:pPr>
         <w:bidi w:val="1"/>
         <w:spacing w:after="160" w:line="300" w:lineRule="auto"/>
-        <w:ind w:left="0" w:right="0" w:firstLine="0"/>
         <w:jc w:val="right"/>
       </w:pPr>
       <w:r>
@@ -13123,7 +12552,6 @@
       <w:pPr>
         <w:bidi w:val="1"/>
         <w:spacing w:after="160" w:line="300" w:lineRule="auto"/>
-        <w:ind w:left="0" w:right="0" w:firstLine="0"/>
         <w:jc w:val="right"/>
       </w:pPr>
       <w:r>
@@ -13141,7 +12569,6 @@
       <w:pPr>
         <w:bidi w:val="1"/>
         <w:spacing w:after="160" w:line="300" w:lineRule="auto"/>
-        <w:ind w:left="0" w:right="0" w:firstLine="0"/>
         <w:jc w:val="right"/>
       </w:pPr>
       <w:r>
@@ -13159,7 +12586,6 @@
       <w:pPr>
         <w:bidi w:val="1"/>
         <w:spacing w:after="160" w:line="300" w:lineRule="auto"/>
-        <w:ind w:left="0" w:right="0" w:firstLine="0"/>
         <w:jc w:val="right"/>
       </w:pPr>
       <w:r>
@@ -13187,7 +12613,6 @@
       <w:pPr>
         <w:bidi w:val="1"/>
         <w:spacing w:after="160" w:line="300" w:lineRule="auto"/>
-        <w:ind w:left="0" w:right="0" w:firstLine="0"/>
         <w:jc w:val="right"/>
       </w:pPr>
       <w:r>
@@ -13215,7 +12640,6 @@
       <w:pPr>
         <w:bidi w:val="1"/>
         <w:spacing w:after="160" w:line="300" w:lineRule="auto"/>
-        <w:ind w:left="0" w:right="0" w:firstLine="0"/>
         <w:jc w:val="right"/>
       </w:pPr>
       <w:r>
@@ -13245,7 +12669,6 @@
       <w:pPr>
         <w:bidi w:val="1"/>
         <w:spacing w:after="160" w:line="300" w:lineRule="auto"/>
-        <w:ind w:left="0" w:right="0" w:firstLine="0"/>
         <w:jc w:val="right"/>
       </w:pPr>
       <w:r>
@@ -13263,7 +12686,6 @@
       <w:pPr>
         <w:bidi w:val="1"/>
         <w:spacing w:after="160" w:line="300" w:lineRule="auto"/>
-        <w:ind w:left="0" w:right="0" w:firstLine="0"/>
         <w:jc w:val="right"/>
       </w:pPr>
       <w:r>
@@ -13283,7 +12705,6 @@
       <w:pPr>
         <w:bidi w:val="1"/>
         <w:spacing w:after="160" w:line="300" w:lineRule="auto"/>
-        <w:ind w:left="0" w:right="0" w:firstLine="0"/>
         <w:jc w:val="right"/>
       </w:pPr>
       <w:r>
@@ -13301,7 +12722,6 @@
       <w:pPr>
         <w:bidi w:val="1"/>
         <w:spacing w:after="160" w:line="300" w:lineRule="auto"/>
-        <w:ind w:left="0" w:right="0" w:firstLine="0"/>
         <w:jc w:val="right"/>
       </w:pPr>
       <w:r>
@@ -13319,7 +12739,6 @@
       <w:pPr>
         <w:bidi w:val="1"/>
         <w:spacing w:after="160" w:line="300" w:lineRule="auto"/>
-        <w:ind w:left="0" w:right="0" w:firstLine="0"/>
         <w:jc w:val="right"/>
       </w:pPr>
       <w:r>
@@ -13339,7 +12758,6 @@
       <w:pPr>
         <w:bidi w:val="1"/>
         <w:spacing w:after="160" w:line="300" w:lineRule="auto"/>
-        <w:ind w:left="0" w:right="0" w:firstLine="0"/>
         <w:jc w:val="right"/>
       </w:pPr>
       <w:r>
@@ -13367,7 +12785,6 @@
       <w:pPr>
         <w:bidi w:val="1"/>
         <w:spacing w:after="160" w:line="300" w:lineRule="auto"/>
-        <w:ind w:left="0" w:right="0" w:firstLine="0"/>
         <w:jc w:val="right"/>
       </w:pPr>
       <w:r>
@@ -13395,7 +12812,6 @@
       <w:pPr>
         <w:bidi w:val="1"/>
         <w:spacing w:after="160" w:line="300" w:lineRule="auto"/>
-        <w:ind w:left="0" w:right="0" w:firstLine="0"/>
         <w:jc w:val="right"/>
       </w:pPr>
       <w:r>
@@ -13413,7 +12829,6 @@
       <w:pPr>
         <w:bidi w:val="1"/>
         <w:spacing w:after="160" w:line="300" w:lineRule="auto"/>
-        <w:ind w:left="0" w:right="0" w:firstLine="0"/>
         <w:jc w:val="right"/>
       </w:pPr>
       <w:r>
@@ -13431,7 +12846,6 @@
       <w:pPr>
         <w:bidi w:val="1"/>
         <w:spacing w:after="160" w:line="300" w:lineRule="auto"/>
-        <w:ind w:left="0" w:right="0" w:firstLine="0"/>
         <w:jc w:val="right"/>
       </w:pPr>
       <w:r>
@@ -13449,7 +12863,6 @@
       <w:pPr>
         <w:bidi w:val="1"/>
         <w:spacing w:after="160" w:line="300" w:lineRule="auto"/>
-        <w:ind w:left="0" w:right="0" w:firstLine="0"/>
         <w:jc w:val="right"/>
       </w:pPr>
       <w:r>
@@ -13467,7 +12880,6 @@
       <w:pPr>
         <w:bidi w:val="1"/>
         <w:spacing w:after="160" w:line="300" w:lineRule="auto"/>
-        <w:ind w:left="0" w:right="0" w:firstLine="0"/>
         <w:jc w:val="right"/>
       </w:pPr>
       <w:r>
@@ -13485,7 +12897,6 @@
       <w:pPr>
         <w:bidi w:val="1"/>
         <w:spacing w:after="160" w:line="300" w:lineRule="auto"/>
-        <w:ind w:left="0" w:right="0" w:firstLine="0"/>
         <w:jc w:val="right"/>
       </w:pPr>
       <w:r>
@@ -13503,7 +12914,6 @@
       <w:pPr>
         <w:bidi w:val="1"/>
         <w:spacing w:after="160" w:line="300" w:lineRule="auto"/>
-        <w:ind w:left="0" w:right="0" w:firstLine="0"/>
         <w:jc w:val="right"/>
       </w:pPr>
       <w:r>
@@ -13521,7 +12931,6 @@
       <w:pPr>
         <w:bidi w:val="1"/>
         <w:spacing w:after="160" w:line="300" w:lineRule="auto"/>
-        <w:ind w:left="0" w:right="0" w:firstLine="0"/>
         <w:jc w:val="right"/>
       </w:pPr>
       <w:r>
@@ -13549,7 +12958,6 @@
       <w:pPr>
         <w:bidi w:val="1"/>
         <w:spacing w:after="160" w:line="300" w:lineRule="auto"/>
-        <w:ind w:left="0" w:right="0" w:firstLine="0"/>
         <w:jc w:val="right"/>
       </w:pPr>
       <w:r>
@@ -13577,7 +12985,6 @@
       <w:pPr>
         <w:bidi w:val="1"/>
         <w:spacing w:after="160" w:line="300" w:lineRule="auto"/>
-        <w:ind w:left="0" w:right="0" w:firstLine="0"/>
         <w:jc w:val="right"/>
       </w:pPr>
       <w:r>
@@ -13595,7 +13002,6 @@
       <w:pPr>
         <w:bidi w:val="1"/>
         <w:spacing w:after="160" w:line="300" w:lineRule="auto"/>
-        <w:ind w:left="0" w:right="0" w:firstLine="0"/>
         <w:jc w:val="right"/>
       </w:pPr>
       <w:r>
@@ -13623,7 +13029,6 @@
       <w:pPr>
         <w:bidi w:val="1"/>
         <w:spacing w:after="160" w:line="300" w:lineRule="auto"/>
-        <w:ind w:left="0" w:right="0" w:firstLine="0"/>
         <w:jc w:val="right"/>
       </w:pPr>
       <w:r>
@@ -13651,7 +13056,6 @@
       <w:pPr>
         <w:bidi w:val="1"/>
         <w:spacing w:after="160" w:line="300" w:lineRule="auto"/>
-        <w:ind w:left="0" w:right="0" w:firstLine="0"/>
         <w:jc w:val="right"/>
       </w:pPr>
       <w:r>
@@ -13679,7 +13083,6 @@
       <w:pPr>
         <w:bidi w:val="1"/>
         <w:spacing w:after="160" w:line="300" w:lineRule="auto"/>
-        <w:ind w:left="0" w:right="0" w:firstLine="0"/>
         <w:jc w:val="right"/>
       </w:pPr>
       <w:r>
@@ -13707,7 +13110,6 @@
       <w:pPr>
         <w:bidi w:val="1"/>
         <w:spacing w:after="160" w:line="300" w:lineRule="auto"/>
-        <w:ind w:left="0" w:right="0" w:firstLine="0"/>
         <w:jc w:val="right"/>
       </w:pPr>
       <w:r>
@@ -13725,7 +13127,6 @@
       <w:pPr>
         <w:bidi w:val="1"/>
         <w:spacing w:after="160" w:line="300" w:lineRule="auto"/>
-        <w:ind w:left="0" w:right="0" w:firstLine="0"/>
         <w:jc w:val="right"/>
       </w:pPr>
       <w:r>
@@ -13743,7 +13144,6 @@
       <w:pPr>
         <w:bidi w:val="1"/>
         <w:spacing w:after="160" w:line="300" w:lineRule="auto"/>
-        <w:ind w:left="0" w:right="0" w:firstLine="0"/>
         <w:jc w:val="right"/>
       </w:pPr>
       <w:r>
@@ -13761,7 +13161,6 @@
       <w:pPr>
         <w:bidi w:val="1"/>
         <w:spacing w:after="160" w:line="300" w:lineRule="auto"/>
-        <w:ind w:left="0" w:right="0" w:firstLine="0"/>
         <w:jc w:val="right"/>
       </w:pPr>
       <w:r>
@@ -13779,7 +13178,6 @@
       <w:pPr>
         <w:bidi w:val="1"/>
         <w:spacing w:after="160" w:line="300" w:lineRule="auto"/>
-        <w:ind w:left="0" w:right="0" w:firstLine="0"/>
         <w:jc w:val="right"/>
       </w:pPr>
       <w:r>
@@ -13797,7 +13195,6 @@
       <w:pPr>
         <w:bidi w:val="1"/>
         <w:spacing w:after="160" w:line="300" w:lineRule="auto"/>
-        <w:ind w:left="0" w:right="0" w:firstLine="0"/>
         <w:jc w:val="right"/>
       </w:pPr>
       <w:r>
@@ -13815,7 +13212,6 @@
       <w:pPr>
         <w:bidi w:val="1"/>
         <w:spacing w:after="160" w:line="300" w:lineRule="auto"/>
-        <w:ind w:left="0" w:right="0" w:firstLine="0"/>
         <w:jc w:val="right"/>
       </w:pPr>
       <w:r>
@@ -13843,7 +13239,6 @@
       <w:pPr>
         <w:bidi w:val="1"/>
         <w:spacing w:after="160" w:line="300" w:lineRule="auto"/>
-        <w:ind w:left="0" w:right="0" w:firstLine="0"/>
         <w:jc w:val="right"/>
       </w:pPr>
       <w:r>
@@ -13871,7 +13266,6 @@
       <w:pPr>
         <w:bidi w:val="1"/>
         <w:spacing w:after="160" w:line="300" w:lineRule="auto"/>
-        <w:ind w:left="0" w:right="0" w:firstLine="0"/>
         <w:jc w:val="right"/>
       </w:pPr>
       <w:r>
@@ -13889,7 +13283,6 @@
       <w:pPr>
         <w:bidi w:val="1"/>
         <w:spacing w:after="160" w:line="300" w:lineRule="auto"/>
-        <w:ind w:left="0" w:right="0" w:firstLine="0"/>
         <w:jc w:val="right"/>
       </w:pPr>
       <w:r>
@@ -13917,7 +13310,6 @@
       <w:pPr>
         <w:bidi w:val="1"/>
         <w:spacing w:after="160" w:line="300" w:lineRule="auto"/>
-        <w:ind w:left="0" w:right="0" w:firstLine="0"/>
         <w:jc w:val="right"/>
       </w:pPr>
       <w:r>
@@ -13945,7 +13337,6 @@
       <w:pPr>
         <w:bidi w:val="1"/>
         <w:spacing w:after="160" w:line="300" w:lineRule="auto"/>
-        <w:ind w:left="0" w:right="0" w:firstLine="0"/>
         <w:jc w:val="right"/>
       </w:pPr>
       <w:r>
@@ -13973,7 +13364,6 @@
       <w:pPr>
         <w:bidi w:val="1"/>
         <w:spacing w:after="160" w:line="300" w:lineRule="auto"/>
-        <w:ind w:left="0" w:right="0" w:firstLine="0"/>
         <w:jc w:val="right"/>
       </w:pPr>
       <w:r>
@@ -13991,7 +13381,6 @@
       <w:pPr>
         <w:bidi w:val="1"/>
         <w:spacing w:after="160" w:line="300" w:lineRule="auto"/>
-        <w:ind w:left="0" w:right="0" w:firstLine="0"/>
         <w:jc w:val="right"/>
       </w:pPr>
       <w:r>
@@ -14019,7 +13408,6 @@
       <w:pPr>
         <w:bidi w:val="1"/>
         <w:spacing w:after="160" w:line="300" w:lineRule="auto"/>
-        <w:ind w:left="0" w:right="0" w:firstLine="0"/>
         <w:jc w:val="right"/>
       </w:pPr>
       <w:r>
@@ -14047,7 +13435,6 @@
       <w:pPr>
         <w:bidi w:val="1"/>
         <w:spacing w:after="160" w:line="300" w:lineRule="auto"/>
-        <w:ind w:left="0" w:right="0" w:firstLine="0"/>
         <w:jc w:val="right"/>
       </w:pPr>
       <w:r>
@@ -14067,7 +13454,6 @@
       <w:pPr>
         <w:bidi w:val="1"/>
         <w:spacing w:after="160" w:line="300" w:lineRule="auto"/>
-        <w:ind w:left="0" w:right="0" w:firstLine="0"/>
         <w:jc w:val="right"/>
       </w:pPr>
       <w:r>
@@ -14085,7 +13471,6 @@
       <w:pPr>
         <w:bidi w:val="1"/>
         <w:spacing w:after="160" w:line="300" w:lineRule="auto"/>
-        <w:ind w:left="0" w:right="0" w:firstLine="0"/>
         <w:jc w:val="right"/>
       </w:pPr>
       <w:r>
@@ -14105,7 +13490,6 @@
       <w:pPr>
         <w:bidi w:val="1"/>
         <w:spacing w:after="160" w:line="300" w:lineRule="auto"/>
-        <w:ind w:left="0" w:right="0" w:firstLine="0"/>
         <w:jc w:val="right"/>
       </w:pPr>
       <w:r>
@@ -14123,7 +13507,6 @@
       <w:pPr>
         <w:bidi w:val="1"/>
         <w:spacing w:after="160" w:line="300" w:lineRule="auto"/>
-        <w:ind w:left="0" w:right="0" w:firstLine="0"/>
         <w:jc w:val="right"/>
       </w:pPr>
       <w:r>
@@ -14143,7 +13526,6 @@
       <w:pPr>
         <w:bidi w:val="1"/>
         <w:spacing w:after="160" w:line="300" w:lineRule="auto"/>
-        <w:ind w:left="0" w:right="0" w:firstLine="0"/>
         <w:jc w:val="right"/>
       </w:pPr>
       <w:r>
@@ -14161,7 +13543,6 @@
       <w:pPr>
         <w:bidi w:val="1"/>
         <w:spacing w:after="160" w:line="300" w:lineRule="auto"/>
-        <w:ind w:left="0" w:right="0" w:firstLine="0"/>
         <w:jc w:val="right"/>
       </w:pPr>
       <w:r>
@@ -14179,7 +13560,6 @@
       <w:pPr>
         <w:bidi w:val="1"/>
         <w:spacing w:after="160" w:line="300" w:lineRule="auto"/>
-        <w:ind w:left="0" w:right="0" w:firstLine="0"/>
         <w:jc w:val="right"/>
       </w:pPr>
       <w:r>
@@ -14207,7 +13587,6 @@
       <w:pPr>
         <w:bidi w:val="1"/>
         <w:spacing w:after="160" w:line="300" w:lineRule="auto"/>
-        <w:ind w:left="0" w:right="0" w:firstLine="0"/>
         <w:jc w:val="right"/>
       </w:pPr>
       <w:r>
@@ -14235,7 +13614,6 @@
       <w:pPr>
         <w:bidi w:val="1"/>
         <w:spacing w:after="160" w:line="300" w:lineRule="auto"/>
-        <w:ind w:left="0" w:right="0" w:firstLine="0"/>
         <w:jc w:val="right"/>
       </w:pPr>
       <w:r>
@@ -14253,7 +13631,6 @@
       <w:pPr>
         <w:bidi w:val="1"/>
         <w:spacing w:after="160" w:line="300" w:lineRule="auto"/>
-        <w:ind w:left="0" w:right="0" w:firstLine="0"/>
         <w:jc w:val="right"/>
       </w:pPr>
       <w:r>
@@ -14271,7 +13648,6 @@
       <w:pPr>
         <w:bidi w:val="1"/>
         <w:spacing w:after="160" w:line="300" w:lineRule="auto"/>
-        <w:ind w:left="0" w:right="0" w:firstLine="0"/>
         <w:jc w:val="right"/>
       </w:pPr>
       <w:r>
@@ -14291,7 +13667,6 @@
       <w:pPr>
         <w:bidi w:val="1"/>
         <w:spacing w:after="160" w:line="300" w:lineRule="auto"/>
-        <w:ind w:left="0" w:right="0" w:firstLine="0"/>
         <w:jc w:val="right"/>
       </w:pPr>
       <w:r>
@@ -14319,7 +13694,6 @@
       <w:pPr>
         <w:bidi w:val="1"/>
         <w:spacing w:after="160" w:line="300" w:lineRule="auto"/>
-        <w:ind w:left="0" w:right="0" w:firstLine="0"/>
         <w:jc w:val="right"/>
       </w:pPr>
       <w:r>
@@ -14349,7 +13723,6 @@
       <w:pPr>
         <w:bidi w:val="1"/>
         <w:spacing w:after="160" w:line="300" w:lineRule="auto"/>
-        <w:ind w:left="0" w:right="0" w:firstLine="0"/>
         <w:jc w:val="right"/>
       </w:pPr>
       <w:r>
@@ -14367,7 +13740,6 @@
       <w:pPr>
         <w:bidi w:val="1"/>
         <w:spacing w:after="160" w:line="300" w:lineRule="auto"/>
-        <w:ind w:left="0" w:right="0" w:firstLine="0"/>
         <w:jc w:val="right"/>
       </w:pPr>
       <w:r>
@@ -14387,7 +13759,6 @@
       <w:pPr>
         <w:bidi w:val="1"/>
         <w:spacing w:after="160" w:line="300" w:lineRule="auto"/>
-        <w:ind w:left="0" w:right="0" w:firstLine="0"/>
         <w:jc w:val="right"/>
       </w:pPr>
       <w:r>
@@ -14405,7 +13776,6 @@
       <w:pPr>
         <w:bidi w:val="1"/>
         <w:spacing w:after="160" w:line="300" w:lineRule="auto"/>
-        <w:ind w:left="0" w:right="0" w:firstLine="0"/>
         <w:jc w:val="right"/>
       </w:pPr>
       <w:r>
@@ -14433,7 +13803,6 @@
       <w:pPr>
         <w:bidi w:val="1"/>
         <w:spacing w:after="160" w:line="300" w:lineRule="auto"/>
-        <w:ind w:left="0" w:right="0" w:firstLine="0"/>
         <w:jc w:val="right"/>
       </w:pPr>
       <w:r>
@@ -14461,7 +13830,6 @@
       <w:pPr>
         <w:bidi w:val="1"/>
         <w:spacing w:after="160" w:line="300" w:lineRule="auto"/>
-        <w:ind w:left="0" w:right="0" w:firstLine="0"/>
         <w:jc w:val="right"/>
       </w:pPr>
       <w:r>
@@ -14479,7 +13847,6 @@
       <w:pPr>
         <w:bidi w:val="1"/>
         <w:spacing w:after="160" w:line="300" w:lineRule="auto"/>
-        <w:ind w:left="0" w:right="0" w:firstLine="0"/>
         <w:jc w:val="right"/>
       </w:pPr>
       <w:r>
@@ -14507,7 +13874,6 @@
       <w:pPr>
         <w:bidi w:val="1"/>
         <w:spacing w:after="160" w:line="300" w:lineRule="auto"/>
-        <w:ind w:left="0" w:right="0" w:firstLine="0"/>
         <w:jc w:val="right"/>
       </w:pPr>
       <w:r>
@@ -14535,7 +13901,6 @@
       <w:pPr>
         <w:bidi w:val="1"/>
         <w:spacing w:after="160" w:line="300" w:lineRule="auto"/>
-        <w:ind w:left="0" w:right="0" w:firstLine="0"/>
         <w:jc w:val="right"/>
       </w:pPr>
       <w:r>
@@ -14553,7 +13918,6 @@
       <w:pPr>
         <w:bidi w:val="1"/>
         <w:spacing w:after="160" w:line="300" w:lineRule="auto"/>
-        <w:ind w:left="0" w:right="0" w:firstLine="0"/>
         <w:jc w:val="right"/>
       </w:pPr>
       <w:r>
@@ -14581,7 +13945,6 @@
       <w:pPr>
         <w:bidi w:val="1"/>
         <w:spacing w:after="160" w:line="300" w:lineRule="auto"/>
-        <w:ind w:left="0" w:right="0" w:firstLine="0"/>
         <w:jc w:val="right"/>
       </w:pPr>
       <w:r>
@@ -14609,7 +13972,6 @@
       <w:pPr>
         <w:bidi w:val="1"/>
         <w:spacing w:after="160" w:line="300" w:lineRule="auto"/>
-        <w:ind w:left="0" w:right="0" w:firstLine="0"/>
         <w:jc w:val="right"/>
       </w:pPr>
       <w:r>
@@ -14627,7 +13989,6 @@
       <w:pPr>
         <w:bidi w:val="1"/>
         <w:spacing w:after="160" w:line="300" w:lineRule="auto"/>
-        <w:ind w:left="0" w:right="0" w:firstLine="0"/>
         <w:jc w:val="right"/>
       </w:pPr>
       <w:r>
@@ -14645,7 +14006,6 @@
       <w:pPr>
         <w:bidi w:val="1"/>
         <w:spacing w:after="160" w:line="300" w:lineRule="auto"/>
-        <w:ind w:left="0" w:right="0" w:firstLine="0"/>
         <w:jc w:val="right"/>
       </w:pPr>
       <w:r>
@@ -14673,7 +14033,6 @@
       <w:pPr>
         <w:bidi w:val="1"/>
         <w:spacing w:after="160" w:line="300" w:lineRule="auto"/>
-        <w:ind w:left="0" w:right="0" w:firstLine="0"/>
         <w:jc w:val="right"/>
       </w:pPr>
       <w:r>
@@ -14703,7 +14062,6 @@
       <w:pPr>
         <w:bidi w:val="1"/>
         <w:spacing w:after="160" w:line="300" w:lineRule="auto"/>
-        <w:ind w:left="0" w:right="0" w:firstLine="0"/>
         <w:jc w:val="right"/>
       </w:pPr>
       <w:r>
@@ -14721,7 +14079,6 @@
       <w:pPr>
         <w:bidi w:val="1"/>
         <w:spacing w:after="160" w:line="300" w:lineRule="auto"/>
-        <w:ind w:left="0" w:right="0" w:firstLine="0"/>
         <w:jc w:val="right"/>
       </w:pPr>
       <w:r>
@@ -14741,7 +14098,6 @@
       <w:pPr>
         <w:bidi w:val="1"/>
         <w:spacing w:after="160" w:line="300" w:lineRule="auto"/>
-        <w:ind w:left="0" w:right="0" w:firstLine="0"/>
         <w:jc w:val="right"/>
       </w:pPr>
       <w:r>
@@ -14759,7 +14115,6 @@
       <w:pPr>
         <w:bidi w:val="1"/>
         <w:spacing w:after="160" w:line="300" w:lineRule="auto"/>
-        <w:ind w:left="0" w:right="0" w:firstLine="0"/>
         <w:jc w:val="right"/>
       </w:pPr>
       <w:r>
@@ -14779,7 +14134,6 @@
       <w:pPr>
         <w:bidi w:val="1"/>
         <w:spacing w:after="160" w:line="300" w:lineRule="auto"/>
-        <w:ind w:left="0" w:right="0" w:firstLine="0"/>
         <w:jc w:val="right"/>
       </w:pPr>
       <w:r>
@@ -14797,7 +14151,6 @@
       <w:pPr>
         <w:bidi w:val="1"/>
         <w:spacing w:after="160" w:line="300" w:lineRule="auto"/>
-        <w:ind w:left="0" w:right="0" w:firstLine="0"/>
         <w:jc w:val="right"/>
       </w:pPr>
       <w:r>
@@ -14817,7 +14170,6 @@
       <w:pPr>
         <w:bidi w:val="1"/>
         <w:spacing w:after="160" w:line="300" w:lineRule="auto"/>
-        <w:ind w:left="0" w:right="0" w:firstLine="0"/>
         <w:jc w:val="right"/>
       </w:pPr>
       <w:r>
@@ -14845,7 +14197,6 @@
       <w:pPr>
         <w:bidi w:val="1"/>
         <w:spacing w:after="160" w:line="300" w:lineRule="auto"/>
-        <w:ind w:left="0" w:right="0" w:firstLine="0"/>
         <w:jc w:val="right"/>
       </w:pPr>
       <w:r>
@@ -14873,7 +14224,6 @@
       <w:pPr>
         <w:bidi w:val="1"/>
         <w:spacing w:after="160" w:line="300" w:lineRule="auto"/>
-        <w:ind w:left="0" w:right="0" w:firstLine="0"/>
         <w:jc w:val="right"/>
       </w:pPr>
       <w:r>
@@ -14901,7 +14251,6 @@
       <w:pPr>
         <w:bidi w:val="1"/>
         <w:spacing w:after="160" w:line="300" w:lineRule="auto"/>
-        <w:ind w:left="0" w:right="0" w:firstLine="0"/>
         <w:jc w:val="right"/>
       </w:pPr>
       <w:r>
@@ -14929,7 +14278,6 @@
       <w:pPr>
         <w:bidi w:val="1"/>
         <w:spacing w:after="160" w:line="300" w:lineRule="auto"/>
-        <w:ind w:left="0" w:right="0" w:firstLine="0"/>
         <w:jc w:val="right"/>
       </w:pPr>
       <w:r>
@@ -14957,7 +14305,6 @@
       <w:pPr>
         <w:bidi w:val="1"/>
         <w:spacing w:after="160" w:line="300" w:lineRule="auto"/>
-        <w:ind w:left="0" w:right="0" w:firstLine="0"/>
         <w:jc w:val="right"/>
       </w:pPr>
       <w:r>
@@ -14977,7 +14324,6 @@
       <w:pPr>
         <w:bidi w:val="1"/>
         <w:spacing w:after="160" w:line="300" w:lineRule="auto"/>
-        <w:ind w:left="0" w:right="0" w:firstLine="0"/>
         <w:jc w:val="right"/>
       </w:pPr>
       <w:r>
@@ -14995,7 +14341,6 @@
       <w:pPr>
         <w:bidi w:val="1"/>
         <w:spacing w:after="160" w:line="300" w:lineRule="auto"/>
-        <w:ind w:left="0" w:right="0" w:firstLine="0"/>
         <w:jc w:val="right"/>
       </w:pPr>
       <w:r>
@@ -15013,7 +14358,6 @@
       <w:pPr>
         <w:bidi w:val="1"/>
         <w:spacing w:after="160" w:line="300" w:lineRule="auto"/>
-        <w:ind w:left="0" w:right="0" w:firstLine="0"/>
         <w:jc w:val="right"/>
       </w:pPr>
       <w:r>
@@ -15033,7 +14377,6 @@
       <w:pPr>
         <w:bidi w:val="1"/>
         <w:spacing w:after="160" w:line="300" w:lineRule="auto"/>
-        <w:ind w:left="0" w:right="0" w:firstLine="0"/>
         <w:jc w:val="right"/>
       </w:pPr>
       <w:r>
@@ -15063,7 +14406,6 @@
       <w:pPr>
         <w:bidi w:val="1"/>
         <w:spacing w:after="160" w:line="300" w:lineRule="auto"/>
-        <w:ind w:left="0" w:right="0" w:firstLine="0"/>
         <w:jc w:val="right"/>
       </w:pPr>
       <w:r>
@@ -15081,7 +14423,6 @@
       <w:pPr>
         <w:bidi w:val="1"/>
         <w:spacing w:after="160" w:line="300" w:lineRule="auto"/>
-        <w:ind w:left="0" w:right="0" w:firstLine="0"/>
         <w:jc w:val="right"/>
       </w:pPr>
       <w:r>
@@ -15101,7 +14442,6 @@
       <w:pPr>
         <w:bidi w:val="1"/>
         <w:spacing w:after="160" w:line="300" w:lineRule="auto"/>
-        <w:ind w:left="0" w:right="0" w:firstLine="0"/>
         <w:jc w:val="right"/>
       </w:pPr>
       <w:r>
@@ -15119,7 +14459,6 @@
       <w:pPr>
         <w:bidi w:val="1"/>
         <w:spacing w:after="160" w:line="300" w:lineRule="auto"/>
-        <w:ind w:left="0" w:right="0" w:firstLine="0"/>
         <w:jc w:val="right"/>
       </w:pPr>
       <w:r>
@@ -15147,7 +14486,6 @@
       <w:pPr>
         <w:bidi w:val="1"/>
         <w:spacing w:after="160" w:line="300" w:lineRule="auto"/>
-        <w:ind w:left="0" w:right="0" w:firstLine="0"/>
         <w:jc w:val="right"/>
       </w:pPr>
       <w:r>
@@ -15175,7 +14513,6 @@
       <w:pPr>
         <w:bidi w:val="1"/>
         <w:spacing w:after="160" w:line="300" w:lineRule="auto"/>
-        <w:ind w:left="0" w:right="0" w:firstLine="0"/>
         <w:jc w:val="right"/>
       </w:pPr>
       <w:r>
@@ -15203,7 +14540,6 @@
       <w:pPr>
         <w:bidi w:val="1"/>
         <w:spacing w:after="160" w:line="300" w:lineRule="auto"/>
-        <w:ind w:left="0" w:right="0" w:firstLine="0"/>
         <w:jc w:val="right"/>
       </w:pPr>
       <w:r>
@@ -15231,7 +14567,6 @@
       <w:pPr>
         <w:bidi w:val="1"/>
         <w:spacing w:after="160" w:line="300" w:lineRule="auto"/>
-        <w:ind w:left="0" w:right="0" w:firstLine="0"/>
         <w:jc w:val="right"/>
       </w:pPr>
       <w:r>
@@ -15249,7 +14584,6 @@
       <w:pPr>
         <w:bidi w:val="1"/>
         <w:spacing w:after="160" w:line="300" w:lineRule="auto"/>
-        <w:ind w:left="0" w:right="0" w:firstLine="0"/>
         <w:jc w:val="right"/>
       </w:pPr>
       <w:r>
@@ -15267,7 +14601,6 @@
       <w:pPr>
         <w:bidi w:val="1"/>
         <w:spacing w:after="160" w:line="300" w:lineRule="auto"/>
-        <w:ind w:left="0" w:right="0" w:firstLine="0"/>
         <w:jc w:val="right"/>
       </w:pPr>
       <w:r>
@@ -15285,7 +14618,6 @@
       <w:pPr>
         <w:bidi w:val="1"/>
         <w:spacing w:after="160" w:line="300" w:lineRule="auto"/>
-        <w:ind w:left="0" w:right="0" w:firstLine="0"/>
         <w:jc w:val="right"/>
       </w:pPr>
       <w:r>
@@ -15311,7 +14643,6 @@
       <w:pPr>
         <w:bidi w:val="1"/>
         <w:spacing w:after="160" w:line="300" w:lineRule="auto"/>
-        <w:ind w:left="0" w:right="0" w:firstLine="0"/>
         <w:jc w:val="right"/>
       </w:pPr>
       <w:r>
@@ -15339,7 +14670,6 @@
       <w:pPr>
         <w:bidi w:val="1"/>
         <w:spacing w:after="160" w:line="300" w:lineRule="auto"/>
-        <w:ind w:left="0" w:right="0" w:firstLine="0"/>
         <w:jc w:val="right"/>
       </w:pPr>
       <w:r>
@@ -15367,7 +14697,6 @@
       <w:pPr>
         <w:bidi w:val="1"/>
         <w:spacing w:after="160" w:line="300" w:lineRule="auto"/>
-        <w:ind w:left="0" w:right="0" w:firstLine="0"/>
         <w:jc w:val="right"/>
       </w:pPr>
       <w:r>
@@ -15395,7 +14724,6 @@
       <w:pPr>
         <w:bidi w:val="1"/>
         <w:spacing w:after="160" w:line="300" w:lineRule="auto"/>
-        <w:ind w:left="0" w:right="0" w:firstLine="0"/>
         <w:jc w:val="right"/>
       </w:pPr>
       <w:r>
@@ -15423,7 +14751,6 @@
       <w:pPr>
         <w:bidi w:val="1"/>
         <w:spacing w:after="160" w:line="300" w:lineRule="auto"/>
-        <w:ind w:left="0" w:right="0" w:firstLine="0"/>
         <w:jc w:val="right"/>
       </w:pPr>
       <w:r>
@@ -15451,7 +14778,6 @@
       <w:pPr>
         <w:bidi w:val="1"/>
         <w:spacing w:after="160" w:line="300" w:lineRule="auto"/>
-        <w:ind w:left="0" w:right="0" w:firstLine="0"/>
         <w:jc w:val="right"/>
       </w:pPr>
       <w:r>
@@ -15469,7 +14795,6 @@
       <w:pPr>
         <w:bidi w:val="1"/>
         <w:spacing w:after="160" w:line="300" w:lineRule="auto"/>
-        <w:ind w:left="0" w:right="0" w:firstLine="0"/>
         <w:jc w:val="right"/>
       </w:pPr>
       <w:r>
@@ -15487,7 +14812,6 @@
       <w:pPr>
         <w:bidi w:val="1"/>
         <w:spacing w:after="160" w:line="300" w:lineRule="auto"/>
-        <w:ind w:left="0" w:right="0" w:firstLine="0"/>
         <w:jc w:val="right"/>
       </w:pPr>
       <w:r>
@@ -15515,7 +14839,6 @@
       <w:pPr>
         <w:bidi w:val="1"/>
         <w:spacing w:after="160" w:line="300" w:lineRule="auto"/>
-        <w:ind w:left="0" w:right="0" w:firstLine="0"/>
         <w:jc w:val="right"/>
       </w:pPr>
       <w:r>
@@ -15543,7 +14866,6 @@
       <w:pPr>
         <w:bidi w:val="1"/>
         <w:spacing w:after="160" w:line="300" w:lineRule="auto"/>
-        <w:ind w:left="0" w:right="0" w:firstLine="0"/>
         <w:jc w:val="right"/>
       </w:pPr>
       <w:r>
@@ -15561,7 +14883,6 @@
       <w:pPr>
         <w:bidi w:val="1"/>
         <w:spacing w:after="160" w:line="300" w:lineRule="auto"/>
-        <w:ind w:left="0" w:right="0" w:firstLine="0"/>
         <w:jc w:val="right"/>
       </w:pPr>
       <w:r>
@@ -15579,7 +14900,6 @@
       <w:pPr>
         <w:bidi w:val="1"/>
         <w:spacing w:after="160" w:line="300" w:lineRule="auto"/>
-        <w:ind w:left="0" w:right="0" w:firstLine="0"/>
         <w:jc w:val="right"/>
       </w:pPr>
       <w:r>
@@ -15597,7 +14917,6 @@
       <w:pPr>
         <w:bidi w:val="1"/>
         <w:spacing w:after="160" w:line="300" w:lineRule="auto"/>
-        <w:ind w:left="0" w:right="0" w:firstLine="0"/>
         <w:jc w:val="right"/>
       </w:pPr>
       <w:r>
@@ -15615,7 +14934,6 @@
       <w:pPr>
         <w:bidi w:val="1"/>
         <w:spacing w:after="160" w:line="300" w:lineRule="auto"/>
-        <w:ind w:left="0" w:right="0" w:firstLine="0"/>
         <w:jc w:val="right"/>
       </w:pPr>
       <w:r>
@@ -15633,7 +14951,6 @@
       <w:pPr>
         <w:bidi w:val="1"/>
         <w:spacing w:after="160" w:line="300" w:lineRule="auto"/>
-        <w:ind w:left="0" w:right="0" w:firstLine="0"/>
         <w:jc w:val="right"/>
       </w:pPr>
       <w:r>
@@ -15661,7 +14978,6 @@
       <w:pPr>
         <w:bidi w:val="1"/>
         <w:spacing w:after="160" w:line="300" w:lineRule="auto"/>
-        <w:ind w:left="0" w:right="0" w:firstLine="0"/>
         <w:jc w:val="right"/>
       </w:pPr>
       <w:r>
@@ -15689,7 +15005,6 @@
       <w:pPr>
         <w:bidi w:val="1"/>
         <w:spacing w:after="160" w:line="300" w:lineRule="auto"/>
-        <w:ind w:left="0" w:right="0" w:firstLine="0"/>
         <w:jc w:val="right"/>
       </w:pPr>
       <w:r>
@@ -15707,7 +15022,6 @@
       <w:pPr>
         <w:bidi w:val="1"/>
         <w:spacing w:after="160" w:line="300" w:lineRule="auto"/>
-        <w:ind w:left="0" w:right="0" w:firstLine="0"/>
         <w:jc w:val="right"/>
       </w:pPr>
       <w:r>
@@ -15725,7 +15039,6 @@
       <w:pPr>
         <w:bidi w:val="1"/>
         <w:spacing w:after="160" w:line="300" w:lineRule="auto"/>
-        <w:ind w:left="0" w:right="0" w:firstLine="0"/>
         <w:jc w:val="right"/>
       </w:pPr>
       <w:r>
@@ -15743,7 +15056,6 @@
       <w:pPr>
         <w:bidi w:val="1"/>
         <w:spacing w:after="160" w:line="300" w:lineRule="auto"/>
-        <w:ind w:left="0" w:right="0" w:firstLine="0"/>
         <w:jc w:val="right"/>
       </w:pPr>
       <w:r>
@@ -15761,7 +15073,6 @@
       <w:pPr>
         <w:bidi w:val="1"/>
         <w:spacing w:after="160" w:line="300" w:lineRule="auto"/>
-        <w:ind w:left="0" w:right="0" w:firstLine="0"/>
         <w:jc w:val="right"/>
       </w:pPr>
       <w:r>
@@ -15779,7 +15090,6 @@
       <w:pPr>
         <w:bidi w:val="1"/>
         <w:spacing w:after="160" w:line="300" w:lineRule="auto"/>
-        <w:ind w:left="0" w:right="0" w:firstLine="0"/>
         <w:jc w:val="right"/>
       </w:pPr>
       <w:r>
@@ -15807,7 +15117,6 @@
       <w:pPr>
         <w:bidi w:val="1"/>
         <w:spacing w:after="160" w:line="300" w:lineRule="auto"/>
-        <w:ind w:left="0" w:right="0" w:firstLine="0"/>
         <w:jc w:val="right"/>
       </w:pPr>
       <w:r>
@@ -15835,7 +15144,6 @@
       <w:pPr>
         <w:bidi w:val="1"/>
         <w:spacing w:after="160" w:line="300" w:lineRule="auto"/>
-        <w:ind w:left="0" w:right="0" w:firstLine="0"/>
         <w:jc w:val="right"/>
       </w:pPr>
       <w:r>
@@ -15863,7 +15171,6 @@
       <w:pPr>
         <w:bidi w:val="1"/>
         <w:spacing w:after="160" w:line="300" w:lineRule="auto"/>
-        <w:ind w:left="0" w:right="0" w:firstLine="0"/>
         <w:jc w:val="right"/>
       </w:pPr>
       <w:r>
@@ -15891,7 +15198,6 @@
       <w:pPr>
         <w:bidi w:val="1"/>
         <w:spacing w:after="160" w:line="300" w:lineRule="auto"/>
-        <w:ind w:left="0" w:right="0" w:firstLine="0"/>
         <w:jc w:val="right"/>
       </w:pPr>
       <w:r>
@@ -15909,7 +15215,6 @@
       <w:pPr>
         <w:bidi w:val="1"/>
         <w:spacing w:after="160" w:line="300" w:lineRule="auto"/>
-        <w:ind w:left="0" w:right="0" w:firstLine="0"/>
         <w:jc w:val="right"/>
       </w:pPr>
       <w:r>
@@ -15927,7 +15232,6 @@
       <w:pPr>
         <w:bidi w:val="1"/>
         <w:spacing w:after="160" w:line="300" w:lineRule="auto"/>
-        <w:ind w:left="0" w:right="0" w:firstLine="0"/>
         <w:jc w:val="right"/>
       </w:pPr>
       <w:r>
@@ -15945,7 +15249,6 @@
       <w:pPr>
         <w:bidi w:val="1"/>
         <w:spacing w:after="160" w:line="300" w:lineRule="auto"/>
-        <w:ind w:left="0" w:right="0" w:firstLine="0"/>
         <w:jc w:val="right"/>
       </w:pPr>
       <w:r>
@@ -15973,7 +15276,6 @@
       <w:pPr>
         <w:bidi w:val="1"/>
         <w:spacing w:after="160" w:line="300" w:lineRule="auto"/>
-        <w:ind w:left="0" w:right="0" w:firstLine="0"/>
         <w:jc w:val="right"/>
       </w:pPr>
       <w:r>
@@ -16001,7 +15303,6 @@
       <w:pPr>
         <w:bidi w:val="1"/>
         <w:spacing w:after="160" w:line="300" w:lineRule="auto"/>
-        <w:ind w:left="0" w:right="0" w:firstLine="0"/>
         <w:jc w:val="right"/>
       </w:pPr>
       <w:r>
@@ -16019,7 +15320,6 @@
       <w:pPr>
         <w:bidi w:val="1"/>
         <w:spacing w:after="160" w:line="300" w:lineRule="auto"/>
-        <w:ind w:left="0" w:right="0" w:firstLine="0"/>
         <w:jc w:val="right"/>
       </w:pPr>
       <w:r>
@@ -16047,7 +15347,6 @@
       <w:pPr>
         <w:bidi w:val="1"/>
         <w:spacing w:after="160" w:line="300" w:lineRule="auto"/>
-        <w:ind w:left="0" w:right="0" w:firstLine="0"/>
         <w:jc w:val="right"/>
       </w:pPr>
       <w:r>
@@ -16075,7 +15374,6 @@
       <w:pPr>
         <w:bidi w:val="1"/>
         <w:spacing w:after="160" w:line="300" w:lineRule="auto"/>
-        <w:ind w:left="0" w:right="0" w:firstLine="0"/>
         <w:jc w:val="right"/>
       </w:pPr>
       <w:r>
@@ -16093,7 +15391,6 @@
       <w:pPr>
         <w:bidi w:val="1"/>
         <w:spacing w:after="160" w:line="300" w:lineRule="auto"/>
-        <w:ind w:left="0" w:right="0" w:firstLine="0"/>
         <w:jc w:val="right"/>
       </w:pPr>
       <w:r>
@@ -16111,7 +15408,6 @@
       <w:pPr>
         <w:bidi w:val="1"/>
         <w:spacing w:after="160" w:line="300" w:lineRule="auto"/>
-        <w:ind w:left="0" w:right="0" w:firstLine="0"/>
         <w:jc w:val="right"/>
       </w:pPr>
       <w:r>
@@ -16139,7 +15435,6 @@
       <w:pPr>
         <w:bidi w:val="1"/>
         <w:spacing w:after="160" w:line="300" w:lineRule="auto"/>
-        <w:ind w:left="0" w:right="0" w:firstLine="0"/>
         <w:jc w:val="right"/>
       </w:pPr>
       <w:r>
@@ -16167,7 +15462,6 @@
       <w:pPr>
         <w:bidi w:val="1"/>
         <w:spacing w:after="160" w:line="300" w:lineRule="auto"/>
-        <w:ind w:left="0" w:right="0" w:firstLine="0"/>
         <w:jc w:val="right"/>
       </w:pPr>
       <w:r>
@@ -16185,7 +15479,6 @@
       <w:pPr>
         <w:bidi w:val="1"/>
         <w:spacing w:after="160" w:line="300" w:lineRule="auto"/>
-        <w:ind w:left="0" w:right="0" w:firstLine="0"/>
         <w:jc w:val="right"/>
       </w:pPr>
       <w:r>
@@ -16207,7 +15500,6 @@
       <w:pPr>
         <w:bidi w:val="1"/>
         <w:spacing w:after="160" w:line="300" w:lineRule="auto"/>
-        <w:ind w:left="0" w:right="0" w:firstLine="0"/>
         <w:jc w:val="right"/>
       </w:pPr>
       <w:r>
@@ -16233,7 +15525,6 @@
       <w:pPr>
         <w:bidi w:val="1"/>
         <w:spacing w:after="160" w:line="300" w:lineRule="auto"/>
-        <w:ind w:left="0" w:right="0" w:firstLine="0"/>
         <w:jc w:val="right"/>
       </w:pPr>
       <w:r>
@@ -16259,7 +15550,6 @@
       <w:pPr>
         <w:bidi w:val="1"/>
         <w:spacing w:after="160" w:line="300" w:lineRule="auto"/>
-        <w:ind w:left="0" w:right="0" w:firstLine="0"/>
         <w:jc w:val="right"/>
       </w:pPr>
       <w:r>
@@ -16277,7 +15567,6 @@
       <w:pPr>
         <w:bidi w:val="1"/>
         <w:spacing w:after="160" w:line="300" w:lineRule="auto"/>
-        <w:ind w:left="0" w:right="0" w:firstLine="0"/>
         <w:jc w:val="right"/>
       </w:pPr>
       <w:r>
@@ -16305,7 +15594,6 @@
       <w:pPr>
         <w:bidi w:val="1"/>
         <w:spacing w:after="160" w:line="300" w:lineRule="auto"/>
-        <w:ind w:left="0" w:right="0" w:firstLine="0"/>
         <w:jc w:val="right"/>
       </w:pPr>
       <w:r>
@@ -16333,7 +15621,6 @@
       <w:pPr>
         <w:bidi w:val="1"/>
         <w:spacing w:after="160" w:line="300" w:lineRule="auto"/>
-        <w:ind w:left="0" w:right="0" w:firstLine="0"/>
         <w:jc w:val="right"/>
       </w:pPr>
       <w:r>
@@ -16351,7 +15638,6 @@
       <w:pPr>
         <w:bidi w:val="1"/>
         <w:spacing w:after="160" w:line="300" w:lineRule="auto"/>
-        <w:ind w:left="0" w:right="0" w:firstLine="0"/>
         <w:jc w:val="right"/>
       </w:pPr>
       <w:r>
@@ -16369,7 +15655,6 @@
       <w:pPr>
         <w:bidi w:val="1"/>
         <w:spacing w:after="160" w:line="300" w:lineRule="auto"/>
-        <w:ind w:left="0" w:right="0" w:firstLine="0"/>
         <w:jc w:val="right"/>
       </w:pPr>
       <w:r>
@@ -16387,7 +15672,6 @@
       <w:pPr>
         <w:bidi w:val="1"/>
         <w:spacing w:after="160" w:line="300" w:lineRule="auto"/>
-        <w:ind w:left="0" w:right="0" w:firstLine="0"/>
         <w:jc w:val="right"/>
       </w:pPr>
       <w:r>
@@ -16415,7 +15699,6 @@
       <w:pPr>
         <w:bidi w:val="1"/>
         <w:spacing w:after="160" w:line="300" w:lineRule="auto"/>
-        <w:ind w:left="0" w:right="0" w:firstLine="0"/>
         <w:jc w:val="right"/>
       </w:pPr>
       <w:r>
@@ -16443,7 +15726,6 @@
       <w:pPr>
         <w:bidi w:val="1"/>
         <w:spacing w:after="160" w:line="300" w:lineRule="auto"/>
-        <w:ind w:left="0" w:right="0" w:firstLine="0"/>
         <w:jc w:val="right"/>
       </w:pPr>
       <w:r>
@@ -16461,7 +15743,6 @@
       <w:pPr>
         <w:bidi w:val="1"/>
         <w:spacing w:after="160" w:line="300" w:lineRule="auto"/>
-        <w:ind w:left="0" w:right="0" w:firstLine="0"/>
         <w:jc w:val="right"/>
       </w:pPr>
       <w:r>
@@ -16479,7 +15760,6 @@
       <w:pPr>
         <w:bidi w:val="1"/>
         <w:spacing w:after="160" w:line="300" w:lineRule="auto"/>
-        <w:ind w:left="0" w:right="0" w:firstLine="0"/>
         <w:jc w:val="right"/>
       </w:pPr>
       <w:r>
@@ -16497,7 +15777,6 @@
       <w:pPr>
         <w:bidi w:val="1"/>
         <w:spacing w:after="160" w:line="300" w:lineRule="auto"/>
-        <w:ind w:left="0" w:right="0" w:firstLine="0"/>
         <w:jc w:val="right"/>
       </w:pPr>
       <w:r>
@@ -16525,7 +15804,6 @@
       <w:pPr>
         <w:bidi w:val="1"/>
         <w:spacing w:after="160" w:line="300" w:lineRule="auto"/>
-        <w:ind w:left="0" w:right="0" w:firstLine="0"/>
         <w:jc w:val="right"/>
       </w:pPr>
       <w:r>
@@ -16553,7 +15831,6 @@
       <w:pPr>
         <w:bidi w:val="1"/>
         <w:spacing w:after="160" w:line="300" w:lineRule="auto"/>
-        <w:ind w:left="0" w:right="0" w:firstLine="0"/>
         <w:jc w:val="right"/>
       </w:pPr>
       <w:r>
@@ -16581,7 +15858,6 @@
       <w:pPr>
         <w:bidi w:val="1"/>
         <w:spacing w:after="160" w:line="300" w:lineRule="auto"/>
-        <w:ind w:left="0" w:right="0" w:firstLine="0"/>
         <w:jc w:val="right"/>
       </w:pPr>
       <w:r>
@@ -16609,7 +15885,6 @@
       <w:pPr>
         <w:bidi w:val="1"/>
         <w:spacing w:after="160" w:line="300" w:lineRule="auto"/>
-        <w:ind w:left="0" w:right="0" w:firstLine="0"/>
         <w:jc w:val="right"/>
       </w:pPr>
       <w:r>
@@ -16627,7 +15902,6 @@
       <w:pPr>
         <w:bidi w:val="1"/>
         <w:spacing w:after="160" w:line="300" w:lineRule="auto"/>
-        <w:ind w:left="0" w:right="0" w:firstLine="0"/>
         <w:jc w:val="right"/>
       </w:pPr>
       <w:r>
@@ -16655,7 +15929,6 @@
       <w:pPr>
         <w:bidi w:val="1"/>
         <w:spacing w:after="160" w:line="300" w:lineRule="auto"/>
-        <w:ind w:left="0" w:right="0" w:firstLine="0"/>
         <w:jc w:val="right"/>
       </w:pPr>
       <w:r>
@@ -16683,7 +15956,6 @@
       <w:pPr>
         <w:bidi w:val="1"/>
         <w:spacing w:after="160" w:line="300" w:lineRule="auto"/>
-        <w:ind w:left="0" w:right="0" w:firstLine="0"/>
         <w:jc w:val="right"/>
       </w:pPr>
       <w:r>
@@ -16701,7 +15973,6 @@
       <w:pPr>
         <w:bidi w:val="1"/>
         <w:spacing w:after="160" w:line="300" w:lineRule="auto"/>
-        <w:ind w:left="0" w:right="0" w:firstLine="0"/>
         <w:jc w:val="right"/>
       </w:pPr>
       <w:r>
@@ -16719,7 +15990,6 @@
       <w:pPr>
         <w:bidi w:val="1"/>
         <w:spacing w:after="160" w:line="300" w:lineRule="auto"/>
-        <w:ind w:left="0" w:right="0" w:firstLine="0"/>
         <w:jc w:val="right"/>
       </w:pPr>
       <w:r>
@@ -16737,7 +16007,6 @@
       <w:pPr>
         <w:bidi w:val="1"/>
         <w:spacing w:after="160" w:line="300" w:lineRule="auto"/>
-        <w:ind w:left="0" w:right="0" w:firstLine="0"/>
         <w:jc w:val="right"/>
       </w:pPr>
       <w:r>
@@ -16755,7 +16024,6 @@
       <w:pPr>
         <w:bidi w:val="1"/>
         <w:spacing w:after="160" w:line="300" w:lineRule="auto"/>
-        <w:ind w:left="0" w:right="0" w:firstLine="0"/>
         <w:jc w:val="right"/>
       </w:pPr>
       <w:r>
@@ -16773,7 +16041,6 @@
       <w:pPr>
         <w:bidi w:val="1"/>
         <w:spacing w:after="160" w:line="300" w:lineRule="auto"/>
-        <w:ind w:left="0" w:right="0" w:firstLine="0"/>
         <w:jc w:val="right"/>
       </w:pPr>
       <w:r>
@@ -16801,7 +16068,6 @@
       <w:pPr>
         <w:bidi w:val="1"/>
         <w:spacing w:after="160" w:line="300" w:lineRule="auto"/>
-        <w:ind w:left="0" w:right="0" w:firstLine="0"/>
         <w:jc w:val="right"/>
       </w:pPr>
       <w:r>
@@ -16829,7 +16095,6 @@
       <w:pPr>
         <w:bidi w:val="1"/>
         <w:spacing w:after="160" w:line="300" w:lineRule="auto"/>
-        <w:ind w:left="0" w:right="0" w:firstLine="0"/>
         <w:jc w:val="right"/>
       </w:pPr>
       <w:r>
@@ -16847,7 +16112,6 @@
       <w:pPr>
         <w:bidi w:val="1"/>
         <w:spacing w:after="160" w:line="300" w:lineRule="auto"/>
-        <w:ind w:left="0" w:right="0" w:firstLine="0"/>
         <w:jc w:val="right"/>
       </w:pPr>
       <w:r>
@@ -16865,7 +16129,6 @@
       <w:pPr>
         <w:bidi w:val="1"/>
         <w:spacing w:after="160" w:line="300" w:lineRule="auto"/>
-        <w:ind w:left="0" w:right="0" w:firstLine="0"/>
         <w:jc w:val="right"/>
       </w:pPr>
       <w:r>
@@ -16893,7 +16156,6 @@
       <w:pPr>
         <w:bidi w:val="1"/>
         <w:spacing w:after="160" w:line="300" w:lineRule="auto"/>
-        <w:ind w:left="0" w:right="0" w:firstLine="0"/>
         <w:jc w:val="right"/>
       </w:pPr>
       <w:r>
@@ -16921,7 +16183,6 @@
       <w:pPr>
         <w:bidi w:val="1"/>
         <w:spacing w:after="160" w:line="300" w:lineRule="auto"/>
-        <w:ind w:left="0" w:right="0" w:firstLine="0"/>
         <w:jc w:val="right"/>
       </w:pPr>
       <w:r>
@@ -16939,7 +16200,6 @@
       <w:pPr>
         <w:bidi w:val="1"/>
         <w:spacing w:after="160" w:line="300" w:lineRule="auto"/>
-        <w:ind w:left="0" w:right="0" w:firstLine="0"/>
         <w:jc w:val="right"/>
       </w:pPr>
       <w:r>
@@ -16957,7 +16217,6 @@
       <w:pPr>
         <w:bidi w:val="1"/>
         <w:spacing w:after="160" w:line="300" w:lineRule="auto"/>
-        <w:ind w:left="0" w:right="0" w:firstLine="0"/>
         <w:jc w:val="right"/>
       </w:pPr>
       <w:r>
@@ -16985,7 +16244,6 @@
       <w:pPr>
         <w:bidi w:val="1"/>
         <w:spacing w:after="160" w:line="300" w:lineRule="auto"/>
-        <w:ind w:left="0" w:right="0" w:firstLine="0"/>
         <w:jc w:val="right"/>
       </w:pPr>
       <w:r>
@@ -17013,7 +16271,6 @@
       <w:pPr>
         <w:bidi w:val="1"/>
         <w:spacing w:after="160" w:line="300" w:lineRule="auto"/>
-        <w:ind w:left="0" w:right="0" w:firstLine="0"/>
         <w:jc w:val="right"/>
       </w:pPr>
       <w:r>
@@ -17041,7 +16298,6 @@
       <w:pPr>
         <w:bidi w:val="1"/>
         <w:spacing w:after="160" w:line="300" w:lineRule="auto"/>
-        <w:ind w:left="0" w:right="0" w:firstLine="0"/>
         <w:jc w:val="right"/>
       </w:pPr>
       <w:r>
@@ -17069,7 +16325,6 @@
       <w:pPr>
         <w:bidi w:val="1"/>
         <w:spacing w:after="160" w:line="300" w:lineRule="auto"/>
-        <w:ind w:left="0" w:right="0" w:firstLine="0"/>
         <w:jc w:val="right"/>
       </w:pPr>
       <w:r>
@@ -17087,7 +16342,6 @@
       <w:pPr>
         <w:bidi w:val="1"/>
         <w:spacing w:after="160" w:line="300" w:lineRule="auto"/>
-        <w:ind w:left="0" w:right="0" w:firstLine="0"/>
         <w:jc w:val="right"/>
       </w:pPr>
       <w:r>
@@ -17109,7 +16363,6 @@
       <w:pPr>
         <w:bidi w:val="1"/>
         <w:spacing w:after="160" w:line="300" w:lineRule="auto"/>
-        <w:ind w:left="0" w:right="0" w:firstLine="0"/>
         <w:jc w:val="right"/>
       </w:pPr>
       <w:r>
@@ -17129,7 +16382,6 @@
       <w:pPr>
         <w:bidi w:val="1"/>
         <w:spacing w:after="160" w:line="300" w:lineRule="auto"/>
-        <w:ind w:left="0" w:right="0" w:firstLine="0"/>
         <w:jc w:val="right"/>
       </w:pPr>
       <w:r>
@@ -17155,7 +16407,6 @@
       <w:pPr>
         <w:bidi w:val="1"/>
         <w:spacing w:after="160" w:line="300" w:lineRule="auto"/>
-        <w:ind w:left="0" w:right="0" w:firstLine="0"/>
         <w:jc w:val="right"/>
       </w:pPr>
       <w:r>
@@ -17173,7 +16424,6 @@
       <w:pPr>
         <w:bidi w:val="1"/>
         <w:spacing w:after="160" w:line="300" w:lineRule="auto"/>
-        <w:ind w:left="0" w:right="0" w:firstLine="0"/>
         <w:jc w:val="right"/>
       </w:pPr>
       <w:r>
@@ -17203,7 +16453,6 @@
       <w:pPr>
         <w:bidi w:val="1"/>
         <w:spacing w:after="160" w:line="300" w:lineRule="auto"/>
-        <w:ind w:left="0" w:right="0" w:firstLine="0"/>
         <w:jc w:val="right"/>
       </w:pPr>
       <w:r>
@@ -17231,7 +16480,6 @@
       <w:pPr>
         <w:bidi w:val="1"/>
         <w:spacing w:after="160" w:line="300" w:lineRule="auto"/>
-        <w:ind w:left="0" w:right="0" w:firstLine="0"/>
         <w:jc w:val="right"/>
       </w:pPr>
       <w:r>
@@ -17249,7 +16497,6 @@
       <w:pPr>
         <w:bidi w:val="1"/>
         <w:spacing w:after="160" w:line="300" w:lineRule="auto"/>
-        <w:ind w:left="0" w:right="0" w:firstLine="0"/>
         <w:jc w:val="right"/>
       </w:pPr>
       <w:r>
@@ -17267,7 +16514,6 @@
       <w:pPr>
         <w:bidi w:val="1"/>
         <w:spacing w:after="160" w:line="300" w:lineRule="auto"/>
-        <w:ind w:left="0" w:right="0" w:firstLine="0"/>
         <w:jc w:val="right"/>
       </w:pPr>
       <w:r>
@@ -17285,7 +16531,6 @@
       <w:pPr>
         <w:bidi w:val="1"/>
         <w:spacing w:after="160" w:line="300" w:lineRule="auto"/>
-        <w:ind w:left="0" w:right="0" w:firstLine="0"/>
         <w:jc w:val="right"/>
       </w:pPr>
       <w:r>
@@ -17313,7 +16558,6 @@
       <w:pPr>
         <w:bidi w:val="1"/>
         <w:spacing w:after="160" w:line="300" w:lineRule="auto"/>
-        <w:ind w:left="0" w:right="0" w:firstLine="0"/>
         <w:jc w:val="right"/>
       </w:pPr>
       <w:r>
@@ -17343,7 +16587,6 @@
       <w:pPr>
         <w:bidi w:val="1"/>
         <w:spacing w:after="160" w:line="300" w:lineRule="auto"/>
-        <w:ind w:left="0" w:right="0" w:firstLine="0"/>
         <w:jc w:val="right"/>
       </w:pPr>
       <w:r>
@@ -17361,7 +16604,6 @@
       <w:pPr>
         <w:bidi w:val="1"/>
         <w:spacing w:after="160" w:line="300" w:lineRule="auto"/>
-        <w:ind w:left="0" w:right="0" w:firstLine="0"/>
         <w:jc w:val="right"/>
       </w:pPr>
       <w:r>
@@ -17381,7 +16623,6 @@
       <w:pPr>
         <w:bidi w:val="1"/>
         <w:spacing w:after="160" w:line="300" w:lineRule="auto"/>
-        <w:ind w:left="0" w:right="0" w:firstLine="0"/>
         <w:jc w:val="right"/>
       </w:pPr>
       <w:r>
@@ -17399,7 +16640,6 @@
       <w:pPr>
         <w:bidi w:val="1"/>
         <w:spacing w:after="160" w:line="300" w:lineRule="auto"/>
-        <w:ind w:left="0" w:right="0" w:firstLine="0"/>
         <w:jc w:val="right"/>
       </w:pPr>
       <w:r>
@@ -17419,7 +16659,6 @@
       <w:pPr>
         <w:bidi w:val="1"/>
         <w:spacing w:after="160" w:line="300" w:lineRule="auto"/>
-        <w:ind w:left="0" w:right="0" w:firstLine="0"/>
         <w:jc w:val="right"/>
       </w:pPr>
       <w:r>
@@ -17447,7 +16686,6 @@
       <w:pPr>
         <w:bidi w:val="1"/>
         <w:spacing w:after="160" w:line="300" w:lineRule="auto"/>
-        <w:ind w:left="0" w:right="0" w:firstLine="0"/>
         <w:jc w:val="right"/>
       </w:pPr>
       <w:r>
@@ -17479,7 +16717,6 @@
       <w:pPr>
         <w:bidi w:val="1"/>
         <w:spacing w:after="160" w:line="300" w:lineRule="auto"/>
-        <w:ind w:left="0" w:right="0" w:firstLine="0"/>
         <w:jc w:val="right"/>
       </w:pPr>
       <w:r>
@@ -17497,7 +16734,6 @@
       <w:pPr>
         <w:bidi w:val="1"/>
         <w:spacing w:after="160" w:line="300" w:lineRule="auto"/>
-        <w:ind w:left="0" w:right="0" w:firstLine="0"/>
         <w:jc w:val="right"/>
       </w:pPr>
       <w:r>
@@ -17515,7 +16751,6 @@
       <w:pPr>
         <w:bidi w:val="1"/>
         <w:spacing w:after="160" w:line="300" w:lineRule="auto"/>
-        <w:ind w:left="0" w:right="0" w:firstLine="0"/>
         <w:jc w:val="right"/>
       </w:pPr>
       <w:r>
@@ -17533,7 +16768,6 @@
       <w:pPr>
         <w:bidi w:val="1"/>
         <w:spacing w:after="160" w:line="300" w:lineRule="auto"/>
-        <w:ind w:left="0" w:right="0" w:firstLine="0"/>
         <w:jc w:val="right"/>
       </w:pPr>
       <w:r>
@@ -17553,7 +16787,6 @@
       <w:pPr>
         <w:bidi w:val="1"/>
         <w:spacing w:after="160" w:line="300" w:lineRule="auto"/>
-        <w:ind w:left="0" w:right="0" w:firstLine="0"/>
         <w:jc w:val="right"/>
       </w:pPr>
       <w:r>
@@ -17581,7 +16814,6 @@
       <w:pPr>
         <w:bidi w:val="1"/>
         <w:spacing w:after="160" w:line="300" w:lineRule="auto"/>
-        <w:ind w:left="0" w:right="0" w:firstLine="0"/>
         <w:jc w:val="right"/>
       </w:pPr>
       <w:r>
@@ -17609,7 +16841,6 @@
       <w:pPr>
         <w:bidi w:val="1"/>
         <w:spacing w:after="160" w:line="300" w:lineRule="auto"/>
-        <w:ind w:left="0" w:right="0" w:firstLine="0"/>
         <w:jc w:val="right"/>
       </w:pPr>
       <w:r>
@@ -17627,7 +16858,6 @@
       <w:pPr>
         <w:bidi w:val="1"/>
         <w:spacing w:after="160" w:line="300" w:lineRule="auto"/>
-        <w:ind w:left="0" w:right="0" w:firstLine="0"/>
         <w:jc w:val="right"/>
       </w:pPr>
       <w:r>
@@ -17645,7 +16875,6 @@
       <w:pPr>
         <w:bidi w:val="1"/>
         <w:spacing w:after="160" w:line="300" w:lineRule="auto"/>
-        <w:ind w:left="0" w:right="0" w:firstLine="0"/>
         <w:jc w:val="right"/>
       </w:pPr>
       <w:r>
@@ -17665,7 +16894,6 @@
       <w:pPr>
         <w:bidi w:val="1"/>
         <w:spacing w:after="160" w:line="300" w:lineRule="auto"/>
-        <w:ind w:left="0" w:right="0" w:firstLine="0"/>
         <w:jc w:val="right"/>
       </w:pPr>
       <w:r>
@@ -17697,7 +16925,6 @@
       <w:pPr>
         <w:bidi w:val="1"/>
         <w:spacing w:after="160" w:line="300" w:lineRule="auto"/>
-        <w:ind w:left="0" w:right="0" w:firstLine="0"/>
         <w:jc w:val="right"/>
       </w:pPr>
       <w:r>
@@ -17727,7 +16954,6 @@
       <w:pPr>
         <w:bidi w:val="1"/>
         <w:spacing w:after="160" w:line="300" w:lineRule="auto"/>
-        <w:ind w:left="0" w:right="0" w:firstLine="0"/>
         <w:jc w:val="right"/>
       </w:pPr>
       <w:r>
@@ -17745,7 +16971,6 @@
       <w:pPr>
         <w:bidi w:val="1"/>
         <w:spacing w:after="160" w:line="300" w:lineRule="auto"/>
-        <w:ind w:left="0" w:right="0" w:firstLine="0"/>
         <w:jc w:val="right"/>
       </w:pPr>
       <w:r>
@@ -17775,7 +17000,6 @@
       <w:pPr>
         <w:bidi w:val="1"/>
         <w:spacing w:after="160" w:line="300" w:lineRule="auto"/>
-        <w:ind w:left="0" w:right="0" w:firstLine="0"/>
         <w:jc w:val="right"/>
       </w:pPr>
       <w:r>
@@ -17803,7 +17027,6 @@
       <w:pPr>
         <w:bidi w:val="1"/>
         <w:spacing w:after="160" w:line="300" w:lineRule="auto"/>
-        <w:ind w:left="0" w:right="0" w:firstLine="0"/>
         <w:jc w:val="right"/>
       </w:pPr>
       <w:r>
@@ -17821,7 +17044,6 @@
       <w:pPr>
         <w:bidi w:val="1"/>
         <w:spacing w:after="160" w:line="300" w:lineRule="auto"/>
-        <w:ind w:left="0" w:right="0" w:firstLine="0"/>
         <w:jc w:val="right"/>
       </w:pPr>
       <w:r>
@@ -17839,7 +17061,6 @@
       <w:pPr>
         <w:bidi w:val="1"/>
         <w:spacing w:after="160" w:line="300" w:lineRule="auto"/>
-        <w:ind w:left="0" w:right="0" w:firstLine="0"/>
         <w:jc w:val="right"/>
       </w:pPr>
       <w:r>
@@ -17867,7 +17088,6 @@
       <w:pPr>
         <w:bidi w:val="1"/>
         <w:spacing w:after="160" w:line="300" w:lineRule="auto"/>
-        <w:ind w:left="0" w:right="0" w:firstLine="0"/>
         <w:jc w:val="right"/>
       </w:pPr>
       <w:r>
@@ -17895,7 +17115,6 @@
       <w:pPr>
         <w:bidi w:val="1"/>
         <w:spacing w:after="160" w:line="300" w:lineRule="auto"/>
-        <w:ind w:left="0" w:right="0" w:firstLine="0"/>
         <w:jc w:val="right"/>
       </w:pPr>
       <w:r>
@@ -17913,7 +17132,6 @@
       <w:pPr>
         <w:bidi w:val="1"/>
         <w:spacing w:after="160" w:line="300" w:lineRule="auto"/>
-        <w:ind w:left="0" w:right="0" w:firstLine="0"/>
         <w:jc w:val="right"/>
       </w:pPr>
       <w:r>
@@ -17941,7 +17159,6 @@
       <w:pPr>
         <w:bidi w:val="1"/>
         <w:spacing w:after="160" w:line="300" w:lineRule="auto"/>
-        <w:ind w:left="0" w:right="0" w:firstLine="0"/>
         <w:jc w:val="right"/>
       </w:pPr>
       <w:r>
@@ -17971,7 +17188,6 @@
       <w:pPr>
         <w:bidi w:val="1"/>
         <w:spacing w:after="160" w:line="300" w:lineRule="auto"/>
-        <w:ind w:left="0" w:right="0" w:firstLine="0"/>
         <w:jc w:val="right"/>
       </w:pPr>
       <w:r>
@@ -17989,7 +17205,6 @@
       <w:pPr>
         <w:bidi w:val="1"/>
         <w:spacing w:after="160" w:line="300" w:lineRule="auto"/>
-        <w:ind w:left="0" w:right="0" w:firstLine="0"/>
         <w:jc w:val="right"/>
       </w:pPr>
       <w:r>
@@ -18007,7 +17222,6 @@
       <w:pPr>
         <w:bidi w:val="1"/>
         <w:spacing w:after="160" w:line="300" w:lineRule="auto"/>
-        <w:ind w:left="0" w:right="0" w:firstLine="0"/>
         <w:jc w:val="right"/>
       </w:pPr>
       <w:r>
@@ -18027,7 +17241,6 @@
       <w:pPr>
         <w:bidi w:val="1"/>
         <w:spacing w:after="160" w:line="300" w:lineRule="auto"/>
-        <w:ind w:left="0" w:right="0" w:firstLine="0"/>
         <w:jc w:val="right"/>
       </w:pPr>
       <w:r>
@@ -18045,7 +17258,6 @@
       <w:pPr>
         <w:bidi w:val="1"/>
         <w:spacing w:after="160" w:line="300" w:lineRule="auto"/>
-        <w:ind w:left="0" w:right="0" w:firstLine="0"/>
         <w:jc w:val="right"/>
       </w:pPr>
       <w:r>
@@ -18063,7 +17275,6 @@
       <w:pPr>
         <w:bidi w:val="1"/>
         <w:spacing w:after="160" w:line="300" w:lineRule="auto"/>
-        <w:ind w:left="0" w:right="0" w:firstLine="0"/>
         <w:jc w:val="right"/>
       </w:pPr>
       <w:r>
@@ -18093,7 +17304,6 @@
       <w:pPr>
         <w:bidi w:val="1"/>
         <w:spacing w:after="160" w:line="300" w:lineRule="auto"/>
-        <w:ind w:left="0" w:right="0" w:firstLine="0"/>
         <w:jc w:val="right"/>
       </w:pPr>
       <w:r>
@@ -18121,7 +17331,6 @@
       <w:pPr>
         <w:bidi w:val="1"/>
         <w:spacing w:after="160" w:line="300" w:lineRule="auto"/>
-        <w:ind w:left="0" w:right="0" w:firstLine="0"/>
         <w:jc w:val="right"/>
       </w:pPr>
       <w:r>
@@ -18139,7 +17348,6 @@
       <w:pPr>
         <w:bidi w:val="1"/>
         <w:spacing w:after="160" w:line="300" w:lineRule="auto"/>
-        <w:ind w:left="0" w:right="0" w:firstLine="0"/>
         <w:jc w:val="right"/>
       </w:pPr>
       <w:r>
@@ -18167,7 +17375,6 @@
       <w:pPr>
         <w:bidi w:val="1"/>
         <w:spacing w:after="160" w:line="300" w:lineRule="auto"/>
-        <w:ind w:left="0" w:right="0" w:firstLine="0"/>
         <w:jc w:val="right"/>
       </w:pPr>
       <w:r>
@@ -18195,7 +17402,6 @@
       <w:pPr>
         <w:bidi w:val="1"/>
         <w:spacing w:after="160" w:line="300" w:lineRule="auto"/>
-        <w:ind w:left="0" w:right="0" w:firstLine="0"/>
         <w:jc w:val="right"/>
       </w:pPr>
       <w:r>
@@ -18223,7 +17429,6 @@
       <w:pPr>
         <w:bidi w:val="1"/>
         <w:spacing w:after="160" w:line="300" w:lineRule="auto"/>
-        <w:ind w:left="0" w:right="0" w:firstLine="0"/>
         <w:jc w:val="right"/>
       </w:pPr>
       <w:r>
@@ -18253,7 +17458,6 @@
       <w:pPr>
         <w:bidi w:val="1"/>
         <w:spacing w:after="160" w:line="300" w:lineRule="auto"/>
-        <w:ind w:left="0" w:right="0" w:firstLine="0"/>
         <w:jc w:val="right"/>
       </w:pPr>
       <w:r>
@@ -18281,7 +17485,6 @@
       <w:pPr>
         <w:bidi w:val="1"/>
         <w:spacing w:after="160" w:line="300" w:lineRule="auto"/>
-        <w:ind w:left="0" w:right="0" w:firstLine="0"/>
         <w:jc w:val="right"/>
       </w:pPr>
       <w:r>
@@ -18309,7 +17512,6 @@
       <w:pPr>
         <w:bidi w:val="1"/>
         <w:spacing w:after="160" w:line="300" w:lineRule="auto"/>
-        <w:ind w:left="0" w:right="0" w:firstLine="0"/>
         <w:jc w:val="right"/>
       </w:pPr>
       <w:r>
@@ -18327,7 +17529,6 @@
       <w:pPr>
         <w:bidi w:val="1"/>
         <w:spacing w:after="160" w:line="300" w:lineRule="auto"/>
-        <w:ind w:left="0" w:right="0" w:firstLine="0"/>
         <w:jc w:val="right"/>
       </w:pPr>
       <w:r>
@@ -18347,7 +17548,6 @@
       <w:pPr>
         <w:bidi w:val="1"/>
         <w:spacing w:after="160" w:line="300" w:lineRule="auto"/>
-        <w:ind w:left="0" w:right="0" w:firstLine="0"/>
         <w:jc w:val="right"/>
       </w:pPr>
       <w:r>
@@ -18365,7 +17565,6 @@
       <w:pPr>
         <w:bidi w:val="1"/>
         <w:spacing w:after="160" w:line="300" w:lineRule="auto"/>
-        <w:ind w:left="0" w:right="0" w:firstLine="0"/>
         <w:jc w:val="right"/>
       </w:pPr>
       <w:r>
@@ -18383,7 +17582,6 @@
       <w:pPr>
         <w:bidi w:val="1"/>
         <w:spacing w:after="160" w:line="300" w:lineRule="auto"/>
-        <w:ind w:left="0" w:right="0" w:firstLine="0"/>
         <w:jc w:val="right"/>
       </w:pPr>
       <w:r>
@@ -18403,7 +17601,6 @@
       <w:pPr>
         <w:bidi w:val="1"/>
         <w:spacing w:after="160" w:line="300" w:lineRule="auto"/>
-        <w:ind w:left="0" w:right="0" w:firstLine="0"/>
         <w:jc w:val="right"/>
       </w:pPr>
       <w:r>
@@ -18421,7 +17618,6 @@
       <w:pPr>
         <w:bidi w:val="1"/>
         <w:spacing w:after="160" w:line="300" w:lineRule="auto"/>
-        <w:ind w:left="0" w:right="0" w:firstLine="0"/>
         <w:jc w:val="right"/>
       </w:pPr>
       <w:r>
@@ -18439,7 +17635,6 @@
       <w:pPr>
         <w:bidi w:val="1"/>
         <w:spacing w:after="160" w:line="300" w:lineRule="auto"/>
-        <w:ind w:left="0" w:right="0" w:firstLine="0"/>
         <w:jc w:val="right"/>
       </w:pPr>
       <w:r>
@@ -18457,7 +17652,6 @@
       <w:pPr>
         <w:bidi w:val="1"/>
         <w:spacing w:after="160" w:line="300" w:lineRule="auto"/>
-        <w:ind w:left="0" w:right="0" w:firstLine="0"/>
         <w:jc w:val="right"/>
       </w:pPr>
       <w:r>
@@ -18485,7 +17679,6 @@
       <w:pPr>
         <w:bidi w:val="1"/>
         <w:spacing w:after="160" w:line="300" w:lineRule="auto"/>
-        <w:ind w:left="0" w:right="0" w:firstLine="0"/>
         <w:jc w:val="right"/>
       </w:pPr>
       <w:r>
@@ -18513,7 +17706,6 @@
       <w:pPr>
         <w:bidi w:val="1"/>
         <w:spacing w:after="160" w:line="300" w:lineRule="auto"/>
-        <w:ind w:left="0" w:right="0" w:firstLine="0"/>
         <w:jc w:val="right"/>
       </w:pPr>
       <w:r>
@@ -18531,7 +17723,6 @@
       <w:pPr>
         <w:bidi w:val="1"/>
         <w:spacing w:after="160" w:line="300" w:lineRule="auto"/>
-        <w:ind w:left="0" w:right="0" w:firstLine="0"/>
         <w:jc w:val="right"/>
       </w:pPr>
       <w:r>
@@ -18549,7 +17740,6 @@
       <w:pPr>
         <w:bidi w:val="1"/>
         <w:spacing w:after="160" w:line="300" w:lineRule="auto"/>
-        <w:ind w:left="0" w:right="0" w:firstLine="0"/>
         <w:jc w:val="right"/>
       </w:pPr>
       <w:r>
@@ -18577,7 +17767,6 @@
       <w:pPr>
         <w:bidi w:val="1"/>
         <w:spacing w:after="160" w:line="300" w:lineRule="auto"/>
-        <w:ind w:left="0" w:right="0" w:firstLine="0"/>
         <w:jc w:val="right"/>
       </w:pPr>
       <w:r>
@@ -18605,7 +17794,6 @@
       <w:pPr>
         <w:bidi w:val="1"/>
         <w:spacing w:after="160" w:line="300" w:lineRule="auto"/>
-        <w:ind w:left="0" w:right="0" w:firstLine="0"/>
         <w:jc w:val="right"/>
       </w:pPr>
       <w:r>
@@ -18623,7 +17811,6 @@
       <w:pPr>
         <w:bidi w:val="1"/>
         <w:spacing w:after="160" w:line="300" w:lineRule="auto"/>
-        <w:ind w:left="0" w:right="0" w:firstLine="0"/>
         <w:jc w:val="right"/>
       </w:pPr>
       <w:r>
@@ -18641,7 +17828,6 @@
       <w:pPr>
         <w:bidi w:val="1"/>
         <w:spacing w:after="160" w:line="300" w:lineRule="auto"/>
-        <w:ind w:left="0" w:right="0" w:firstLine="0"/>
         <w:jc w:val="right"/>
       </w:pPr>
       <w:r>
@@ -18659,7 +17845,6 @@
       <w:pPr>
         <w:bidi w:val="1"/>
         <w:spacing w:after="160" w:line="300" w:lineRule="auto"/>
-        <w:ind w:left="0" w:right="0" w:firstLine="0"/>
         <w:jc w:val="right"/>
       </w:pPr>
       <w:r>
@@ -18687,7 +17872,6 @@
       <w:pPr>
         <w:bidi w:val="1"/>
         <w:spacing w:after="160" w:line="300" w:lineRule="auto"/>
-        <w:ind w:left="0" w:right="0" w:firstLine="0"/>
         <w:jc w:val="right"/>
       </w:pPr>
       <w:r>
@@ -18715,7 +17899,6 @@
       <w:pPr>
         <w:bidi w:val="1"/>
         <w:spacing w:after="160" w:line="300" w:lineRule="auto"/>
-        <w:ind w:left="0" w:right="0" w:firstLine="0"/>
         <w:jc w:val="right"/>
       </w:pPr>
       <w:r>
@@ -18743,7 +17926,6 @@
       <w:pPr>
         <w:bidi w:val="1"/>
         <w:spacing w:after="160" w:line="300" w:lineRule="auto"/>
-        <w:ind w:left="0" w:right="0" w:firstLine="0"/>
         <w:jc w:val="right"/>
       </w:pPr>
       <w:r>
@@ -18771,7 +17953,6 @@
       <w:pPr>
         <w:bidi w:val="1"/>
         <w:spacing w:after="160" w:line="300" w:lineRule="auto"/>
-        <w:ind w:left="0" w:right="0" w:firstLine="0"/>
         <w:jc w:val="right"/>
       </w:pPr>
       <w:r>
@@ -18799,7 +17980,6 @@
       <w:pPr>
         <w:bidi w:val="1"/>
         <w:spacing w:after="160" w:line="300" w:lineRule="auto"/>
-        <w:ind w:left="0" w:right="0" w:firstLine="0"/>
         <w:jc w:val="right"/>
       </w:pPr>
       <w:r>
@@ -18827,7 +18007,6 @@
       <w:pPr>
         <w:bidi w:val="1"/>
         <w:spacing w:after="160" w:line="300" w:lineRule="auto"/>
-        <w:ind w:left="0" w:right="0" w:firstLine="0"/>
         <w:jc w:val="right"/>
       </w:pPr>
       <w:r>
@@ -18845,7 +18024,6 @@
       <w:pPr>
         <w:bidi w:val="1"/>
         <w:spacing w:after="160" w:line="300" w:lineRule="auto"/>
-        <w:ind w:left="0" w:right="0" w:firstLine="0"/>
         <w:jc w:val="right"/>
       </w:pPr>
       <w:r>
@@ -18863,7 +18041,6 @@
       <w:pPr>
         <w:bidi w:val="1"/>
         <w:spacing w:after="160" w:line="300" w:lineRule="auto"/>
-        <w:ind w:left="0" w:right="0" w:firstLine="0"/>
         <w:jc w:val="right"/>
       </w:pPr>
       <w:r>
@@ -18881,7 +18058,6 @@
       <w:pPr>
         <w:bidi w:val="1"/>
         <w:spacing w:after="160" w:line="300" w:lineRule="auto"/>
-        <w:ind w:left="0" w:right="0" w:firstLine="0"/>
         <w:jc w:val="right"/>
       </w:pPr>
       <w:r>
@@ -18909,7 +18085,6 @@
       <w:pPr>
         <w:bidi w:val="1"/>
         <w:spacing w:after="160" w:line="300" w:lineRule="auto"/>
-        <w:ind w:left="0" w:right="0" w:firstLine="0"/>
         <w:jc w:val="right"/>
       </w:pPr>
       <w:r>
@@ -18937,7 +18112,6 @@
       <w:pPr>
         <w:bidi w:val="1"/>
         <w:spacing w:after="160" w:line="300" w:lineRule="auto"/>
-        <w:ind w:left="0" w:right="0" w:firstLine="0"/>
         <w:jc w:val="right"/>
       </w:pPr>
       <w:r>
@@ -18955,7 +18129,6 @@
       <w:pPr>
         <w:bidi w:val="1"/>
         <w:spacing w:after="160" w:line="300" w:lineRule="auto"/>
-        <w:ind w:left="0" w:right="0" w:firstLine="0"/>
         <w:jc w:val="right"/>
       </w:pPr>
       <w:r>
@@ -18973,7 +18146,6 @@
       <w:pPr>
         <w:bidi w:val="1"/>
         <w:spacing w:after="160" w:line="300" w:lineRule="auto"/>
-        <w:ind w:left="0" w:right="0" w:firstLine="0"/>
         <w:jc w:val="right"/>
       </w:pPr>
       <w:r>
@@ -18991,7 +18163,6 @@
       <w:pPr>
         <w:bidi w:val="1"/>
         <w:spacing w:after="160" w:line="300" w:lineRule="auto"/>
-        <w:ind w:left="0" w:right="0" w:firstLine="0"/>
         <w:jc w:val="right"/>
       </w:pPr>
       <w:r>
@@ -19021,7 +18192,6 @@
       <w:pPr>
         <w:bidi w:val="1"/>
         <w:spacing w:after="160" w:line="300" w:lineRule="auto"/>
-        <w:ind w:left="0" w:right="0" w:firstLine="0"/>
         <w:jc w:val="right"/>
       </w:pPr>
       <w:r>
@@ -19049,7 +18219,6 @@
       <w:pPr>
         <w:bidi w:val="1"/>
         <w:spacing w:after="160" w:line="300" w:lineRule="auto"/>
-        <w:ind w:left="0" w:right="0" w:firstLine="0"/>
         <w:jc w:val="right"/>
       </w:pPr>
       <w:r>
@@ -19067,7 +18236,6 @@
       <w:pPr>
         <w:bidi w:val="1"/>
         <w:spacing w:after="160" w:line="300" w:lineRule="auto"/>
-        <w:ind w:left="0" w:right="0" w:firstLine="0"/>
         <w:jc w:val="right"/>
       </w:pPr>
       <w:r>
@@ -19097,7 +18265,6 @@
       <w:pPr>
         <w:bidi w:val="1"/>
         <w:spacing w:after="160" w:line="300" w:lineRule="auto"/>
-        <w:ind w:left="0" w:right="0" w:firstLine="0"/>
         <w:jc w:val="right"/>
       </w:pPr>
       <w:r>
@@ -19127,7 +18294,6 @@
       <w:pPr>
         <w:bidi w:val="1"/>
         <w:spacing w:after="160" w:line="300" w:lineRule="auto"/>
-        <w:ind w:left="0" w:right="0" w:firstLine="0"/>
         <w:jc w:val="right"/>
       </w:pPr>
       <w:r>
@@ -19157,7 +18323,6 @@
       <w:pPr>
         <w:bidi w:val="1"/>
         <w:spacing w:after="160" w:line="300" w:lineRule="auto"/>
-        <w:ind w:left="0" w:right="0" w:firstLine="0"/>
         <w:jc w:val="right"/>
       </w:pPr>
       <w:r>
@@ -19177,7 +18342,6 @@
       <w:pPr>
         <w:bidi w:val="1"/>
         <w:spacing w:after="160" w:line="300" w:lineRule="auto"/>
-        <w:ind w:left="0" w:right="0" w:firstLine="0"/>
         <w:jc w:val="right"/>
       </w:pPr>
       <w:r>
@@ -19207,7 +18371,6 @@
       <w:pPr>
         <w:bidi w:val="1"/>
         <w:spacing w:after="160" w:line="300" w:lineRule="auto"/>
-        <w:ind w:left="0" w:right="0" w:firstLine="0"/>
         <w:jc w:val="right"/>
       </w:pPr>
       <w:r>
@@ -19235,7 +18398,6 @@
       <w:pPr>
         <w:bidi w:val="1"/>
         <w:spacing w:after="160" w:line="300" w:lineRule="auto"/>
-        <w:ind w:left="0" w:right="0" w:firstLine="0"/>
         <w:jc w:val="right"/>
       </w:pPr>
       <w:r>
@@ -19263,7 +18425,6 @@
       <w:pPr>
         <w:bidi w:val="1"/>
         <w:spacing w:after="160" w:line="300" w:lineRule="auto"/>
-        <w:ind w:left="0" w:right="0" w:firstLine="0"/>
         <w:jc w:val="right"/>
       </w:pPr>
       <w:r>
@@ -19291,7 +18452,6 @@
       <w:pPr>
         <w:bidi w:val="1"/>
         <w:spacing w:after="160" w:line="300" w:lineRule="auto"/>
-        <w:ind w:left="0" w:right="0" w:firstLine="0"/>
         <w:jc w:val="right"/>
       </w:pPr>
       <w:r>
@@ -19319,7 +18479,6 @@
       <w:pPr>
         <w:bidi w:val="1"/>
         <w:spacing w:after="160" w:line="300" w:lineRule="auto"/>
-        <w:ind w:left="0" w:right="0" w:firstLine="0"/>
         <w:jc w:val="right"/>
       </w:pPr>
       <w:r>
@@ -19347,7 +18506,6 @@
       <w:pPr>
         <w:bidi w:val="1"/>
         <w:spacing w:after="160" w:line="300" w:lineRule="auto"/>
-        <w:ind w:left="0" w:right="0" w:firstLine="0"/>
         <w:jc w:val="right"/>
       </w:pPr>
       <w:r>
@@ -19365,7 +18523,6 @@
       <w:pPr>
         <w:bidi w:val="1"/>
         <w:spacing w:after="160" w:line="300" w:lineRule="auto"/>
-        <w:ind w:left="0" w:right="0" w:firstLine="0"/>
         <w:jc w:val="right"/>
       </w:pPr>
       <w:r>
@@ -19395,7 +18552,6 @@
       <w:pPr>
         <w:bidi w:val="1"/>
         <w:spacing w:after="160" w:line="300" w:lineRule="auto"/>
-        <w:ind w:left="0" w:right="0" w:firstLine="0"/>
         <w:jc w:val="right"/>
       </w:pPr>
       <w:r>
@@ -19423,7 +18579,6 @@
       <w:pPr>
         <w:bidi w:val="1"/>
         <w:spacing w:after="160" w:line="300" w:lineRule="auto"/>
-        <w:ind w:left="0" w:right="0" w:firstLine="0"/>
         <w:jc w:val="right"/>
       </w:pPr>
       <w:r>
@@ -19441,7 +18596,6 @@
       <w:pPr>
         <w:bidi w:val="1"/>
         <w:spacing w:after="160" w:line="300" w:lineRule="auto"/>
-        <w:ind w:left="0" w:right="0" w:firstLine="0"/>
         <w:jc w:val="right"/>
       </w:pPr>
       <w:r>
@@ -19459,7 +18613,6 @@
       <w:pPr>
         <w:bidi w:val="1"/>
         <w:spacing w:after="160" w:line="300" w:lineRule="auto"/>
-        <w:ind w:left="0" w:right="0" w:firstLine="0"/>
         <w:jc w:val="right"/>
       </w:pPr>
       <w:r>
@@ -19489,7 +18642,6 @@
       <w:pPr>
         <w:bidi w:val="1"/>
         <w:spacing w:after="160" w:line="300" w:lineRule="auto"/>
-        <w:ind w:left="0" w:right="0" w:firstLine="0"/>
         <w:jc w:val="right"/>
       </w:pPr>
       <w:r>
@@ -19517,7 +18669,6 @@
       <w:pPr>
         <w:bidi w:val="1"/>
         <w:spacing w:after="160" w:line="300" w:lineRule="auto"/>
-        <w:ind w:left="0" w:right="0" w:firstLine="0"/>
         <w:jc w:val="right"/>
       </w:pPr>
       <w:r>
@@ -19545,7 +18696,6 @@
       <w:pPr>
         <w:bidi w:val="1"/>
         <w:spacing w:after="160" w:line="300" w:lineRule="auto"/>
-        <w:ind w:left="0" w:right="0" w:firstLine="0"/>
         <w:jc w:val="right"/>
       </w:pPr>
       <w:r>
@@ -19563,7 +18713,6 @@
       <w:pPr>
         <w:bidi w:val="1"/>
         <w:spacing w:after="160" w:line="300" w:lineRule="auto"/>
-        <w:ind w:left="0" w:right="0" w:firstLine="0"/>
         <w:jc w:val="right"/>
       </w:pPr>
       <w:r>
@@ -19591,7 +18740,6 @@
       <w:pPr>
         <w:bidi w:val="1"/>
         <w:spacing w:after="160" w:line="300" w:lineRule="auto"/>
-        <w:ind w:left="0" w:right="0" w:firstLine="0"/>
         <w:jc w:val="right"/>
       </w:pPr>
       <w:r>
@@ -19619,7 +18767,6 @@
       <w:pPr>
         <w:bidi w:val="1"/>
         <w:spacing w:after="160" w:line="300" w:lineRule="auto"/>
-        <w:ind w:left="0" w:right="0" w:firstLine="0"/>
         <w:jc w:val="right"/>
       </w:pPr>
       <w:r>
@@ -19637,7 +18784,6 @@
       <w:pPr>
         <w:bidi w:val="1"/>
         <w:spacing w:after="160" w:line="300" w:lineRule="auto"/>
-        <w:ind w:left="0" w:right="0" w:firstLine="0"/>
         <w:jc w:val="right"/>
       </w:pPr>
       <w:r>
@@ -19665,7 +18811,6 @@
       <w:pPr>
         <w:bidi w:val="1"/>
         <w:spacing w:after="160" w:line="300" w:lineRule="auto"/>
-        <w:ind w:left="0" w:right="0" w:firstLine="0"/>
         <w:jc w:val="right"/>
       </w:pPr>
       <w:r>
@@ -19695,7 +18840,6 @@
       <w:pPr>
         <w:bidi w:val="1"/>
         <w:spacing w:after="160" w:line="300" w:lineRule="auto"/>
-        <w:ind w:left="0" w:right="0" w:firstLine="0"/>
         <w:jc w:val="right"/>
       </w:pPr>
       <w:r>
@@ -19715,7 +18859,6 @@
       <w:pPr>
         <w:bidi w:val="1"/>
         <w:spacing w:after="160" w:line="300" w:lineRule="auto"/>
-        <w:ind w:left="0" w:right="0" w:firstLine="0"/>
         <w:jc w:val="right"/>
       </w:pPr>
       <w:r>
@@ -19733,7 +18876,6 @@
       <w:pPr>
         <w:bidi w:val="1"/>
         <w:spacing w:after="160" w:line="300" w:lineRule="auto"/>
-        <w:ind w:left="0" w:right="0" w:firstLine="0"/>
         <w:jc w:val="right"/>
       </w:pPr>
       <w:r>
@@ -19765,7 +18907,6 @@
       <w:pPr>
         <w:bidi w:val="1"/>
         <w:spacing w:after="160" w:line="300" w:lineRule="auto"/>
-        <w:ind w:left="0" w:right="0" w:firstLine="0"/>
         <w:jc w:val="right"/>
       </w:pPr>
       <w:r>
@@ -19793,7 +18934,6 @@
       <w:pPr>
         <w:bidi w:val="1"/>
         <w:spacing w:after="160" w:line="300" w:lineRule="auto"/>
-        <w:ind w:left="0" w:right="0" w:firstLine="0"/>
         <w:jc w:val="right"/>
       </w:pPr>
       <w:r>
@@ -19821,7 +18961,6 @@
       <w:pPr>
         <w:bidi w:val="1"/>
         <w:spacing w:after="160" w:line="300" w:lineRule="auto"/>
-        <w:ind w:left="0" w:right="0" w:firstLine="0"/>
         <w:jc w:val="right"/>
       </w:pPr>
       <w:r>
@@ -19849,7 +18988,6 @@
       <w:pPr>
         <w:bidi w:val="1"/>
         <w:spacing w:after="160" w:line="300" w:lineRule="auto"/>
-        <w:ind w:left="0" w:right="0" w:firstLine="0"/>
         <w:jc w:val="right"/>
       </w:pPr>
       <w:r>
@@ -19867,7 +19005,6 @@
       <w:pPr>
         <w:bidi w:val="1"/>
         <w:spacing w:after="160" w:line="300" w:lineRule="auto"/>
-        <w:ind w:left="0" w:right="0" w:firstLine="0"/>
         <w:jc w:val="right"/>
       </w:pPr>
       <w:r>
@@ -19885,7 +19022,6 @@
       <w:pPr>
         <w:bidi w:val="1"/>
         <w:spacing w:after="160" w:line="300" w:lineRule="auto"/>
-        <w:ind w:left="0" w:right="0" w:firstLine="0"/>
         <w:jc w:val="right"/>
       </w:pPr>
       <w:r>
@@ -19903,7 +19039,6 @@
       <w:pPr>
         <w:bidi w:val="1"/>
         <w:spacing w:after="160" w:line="300" w:lineRule="auto"/>
-        <w:ind w:left="0" w:right="0" w:firstLine="0"/>
         <w:jc w:val="right"/>
       </w:pPr>
       <w:r>
@@ -19921,7 +19056,6 @@
       <w:pPr>
         <w:bidi w:val="1"/>
         <w:spacing w:after="160" w:line="300" w:lineRule="auto"/>
-        <w:ind w:left="0" w:right="0" w:firstLine="0"/>
         <w:jc w:val="right"/>
       </w:pPr>
       <w:r>
@@ -19949,7 +19083,6 @@
       <w:pPr>
         <w:bidi w:val="1"/>
         <w:spacing w:after="160" w:line="300" w:lineRule="auto"/>
-        <w:ind w:left="0" w:right="0" w:firstLine="0"/>
         <w:jc w:val="right"/>
       </w:pPr>
       <w:r>
@@ -19977,7 +19110,6 @@
       <w:pPr>
         <w:bidi w:val="1"/>
         <w:spacing w:after="160" w:line="300" w:lineRule="auto"/>
-        <w:ind w:left="0" w:right="0" w:firstLine="0"/>
         <w:jc w:val="right"/>
       </w:pPr>
       <w:r>
@@ -19999,7 +19131,6 @@
       <w:pPr>
         <w:bidi w:val="1"/>
         <w:spacing w:after="160" w:line="300" w:lineRule="auto"/>
-        <w:ind w:left="0" w:right="0" w:firstLine="0"/>
         <w:jc w:val="right"/>
       </w:pPr>
       <w:r>
@@ -20027,7 +19158,6 @@
       <w:pPr>
         <w:bidi w:val="1"/>
         <w:spacing w:after="160" w:line="300" w:lineRule="auto"/>
-        <w:ind w:left="0" w:right="0" w:firstLine="0"/>
         <w:jc w:val="right"/>
       </w:pPr>
       <w:r>
@@ -20055,7 +19185,6 @@
       <w:pPr>
         <w:bidi w:val="1"/>
         <w:spacing w:after="160" w:line="300" w:lineRule="auto"/>
-        <w:ind w:left="0" w:right="0" w:firstLine="0"/>
         <w:jc w:val="right"/>
       </w:pPr>
       <w:r>
@@ -20083,7 +19212,6 @@
       <w:pPr>
         <w:bidi w:val="1"/>
         <w:spacing w:after="160" w:line="300" w:lineRule="auto"/>
-        <w:ind w:left="0" w:right="0" w:firstLine="0"/>
         <w:jc w:val="right"/>
       </w:pPr>
       <w:r>
@@ -20101,7 +19229,6 @@
       <w:pPr>
         <w:bidi w:val="1"/>
         <w:spacing w:after="160" w:line="300" w:lineRule="auto"/>
-        <w:ind w:left="0" w:right="0" w:firstLine="0"/>
         <w:jc w:val="right"/>
       </w:pPr>
       <w:r>
@@ -20119,7 +19246,6 @@
       <w:pPr>
         <w:bidi w:val="1"/>
         <w:spacing w:after="160" w:line="300" w:lineRule="auto"/>
-        <w:ind w:left="0" w:right="0" w:firstLine="0"/>
         <w:jc w:val="right"/>
       </w:pPr>
       <w:r>
@@ -20137,7 +19263,6 @@
       <w:pPr>
         <w:bidi w:val="1"/>
         <w:spacing w:after="160" w:line="300" w:lineRule="auto"/>
-        <w:ind w:left="0" w:right="0" w:firstLine="0"/>
         <w:jc w:val="right"/>
       </w:pPr>
       <w:r>
@@ -20155,7 +19280,6 @@
       <w:pPr>
         <w:bidi w:val="1"/>
         <w:spacing w:after="160" w:line="300" w:lineRule="auto"/>
-        <w:ind w:left="0" w:right="0" w:firstLine="0"/>
         <w:jc w:val="right"/>
       </w:pPr>
       <w:r>
@@ -20173,7 +19297,6 @@
       <w:pPr>
         <w:bidi w:val="1"/>
         <w:spacing w:after="160" w:line="300" w:lineRule="auto"/>
-        <w:ind w:left="0" w:right="0" w:firstLine="0"/>
         <w:jc w:val="right"/>
       </w:pPr>
       <w:r>
@@ -20201,7 +19324,6 @@
       <w:pPr>
         <w:bidi w:val="1"/>
         <w:spacing w:after="160" w:line="300" w:lineRule="auto"/>
-        <w:ind w:left="0" w:right="0" w:firstLine="0"/>
         <w:jc w:val="right"/>
       </w:pPr>
       <w:r>
@@ -20229,7 +19351,6 @@
       <w:pPr>
         <w:bidi w:val="1"/>
         <w:spacing w:after="160" w:line="300" w:lineRule="auto"/>
-        <w:ind w:left="0" w:right="0" w:firstLine="0"/>
         <w:jc w:val="right"/>
       </w:pPr>
       <w:r>
@@ -20257,7 +19378,6 @@
       <w:pPr>
         <w:bidi w:val="1"/>
         <w:spacing w:after="160" w:line="300" w:lineRule="auto"/>
-        <w:ind w:left="0" w:right="0" w:firstLine="0"/>
         <w:jc w:val="right"/>
       </w:pPr>
       <w:r>
@@ -20285,7 +19405,6 @@
       <w:pPr>
         <w:bidi w:val="1"/>
         <w:spacing w:after="160" w:line="300" w:lineRule="auto"/>
-        <w:ind w:left="0" w:right="0" w:firstLine="0"/>
         <w:jc w:val="right"/>
       </w:pPr>
       <w:r>
@@ -20303,7 +19422,6 @@
       <w:pPr>
         <w:bidi w:val="1"/>
         <w:spacing w:after="160" w:line="300" w:lineRule="auto"/>
-        <w:ind w:left="0" w:right="0" w:firstLine="0"/>
         <w:jc w:val="right"/>
       </w:pPr>
       <w:r>
@@ -20321,7 +19439,6 @@
       <w:pPr>
         <w:bidi w:val="1"/>
         <w:spacing w:after="160" w:line="300" w:lineRule="auto"/>
-        <w:ind w:left="0" w:right="0" w:firstLine="0"/>
         <w:jc w:val="right"/>
       </w:pPr>
       <w:r>
@@ -20349,7 +19466,6 @@
       <w:pPr>
         <w:bidi w:val="1"/>
         <w:spacing w:after="160" w:line="300" w:lineRule="auto"/>
-        <w:ind w:left="0" w:right="0" w:firstLine="0"/>
         <w:jc w:val="right"/>
       </w:pPr>
       <w:r>
@@ -20377,7 +19493,6 @@
       <w:pPr>
         <w:bidi w:val="1"/>
         <w:spacing w:after="160" w:line="300" w:lineRule="auto"/>
-        <w:ind w:left="0" w:right="0" w:firstLine="0"/>
         <w:jc w:val="right"/>
       </w:pPr>
       <w:r>
@@ -20405,7 +19520,6 @@
       <w:pPr>
         <w:bidi w:val="1"/>
         <w:spacing w:after="160" w:line="300" w:lineRule="auto"/>
-        <w:ind w:left="0" w:right="0" w:firstLine="0"/>
         <w:jc w:val="right"/>
       </w:pPr>
       <w:r>
@@ -20435,7 +19549,6 @@
       <w:pPr>
         <w:bidi w:val="1"/>
         <w:spacing w:after="160" w:line="300" w:lineRule="auto"/>
-        <w:ind w:left="0" w:right="0" w:firstLine="0"/>
         <w:jc w:val="right"/>
       </w:pPr>
       <w:r>
@@ -20463,7 +19576,6 @@
       <w:pPr>
         <w:bidi w:val="1"/>
         <w:spacing w:after="160" w:line="300" w:lineRule="auto"/>
-        <w:ind w:left="0" w:right="0" w:firstLine="0"/>
         <w:jc w:val="right"/>
       </w:pPr>
       <w:r>
@@ -20491,7 +19603,6 @@
       <w:pPr>
         <w:bidi w:val="1"/>
         <w:spacing w:after="160" w:line="300" w:lineRule="auto"/>
-        <w:ind w:left="0" w:right="0" w:firstLine="0"/>
         <w:jc w:val="right"/>
       </w:pPr>
       <w:r>
@@ -20509,7 +19620,6 @@
       <w:pPr>
         <w:bidi w:val="1"/>
         <w:spacing w:after="160" w:line="300" w:lineRule="auto"/>
-        <w:ind w:left="0" w:right="0" w:firstLine="0"/>
         <w:jc w:val="right"/>
       </w:pPr>
       <w:r>
@@ -20537,7 +19647,6 @@
       <w:pPr>
         <w:bidi w:val="1"/>
         <w:spacing w:after="160" w:line="300" w:lineRule="auto"/>
-        <w:ind w:left="0" w:right="0" w:firstLine="0"/>
         <w:jc w:val="right"/>
       </w:pPr>
       <w:r>
@@ -20565,7 +19674,6 @@
       <w:pPr>
         <w:bidi w:val="1"/>
         <w:spacing w:after="160" w:line="300" w:lineRule="auto"/>
-        <w:ind w:left="0" w:right="0" w:firstLine="0"/>
         <w:jc w:val="right"/>
       </w:pPr>
       <w:r>
@@ -20583,7 +19691,6 @@
       <w:pPr>
         <w:bidi w:val="1"/>
         <w:spacing w:after="160" w:line="300" w:lineRule="auto"/>
-        <w:ind w:left="0" w:right="0" w:firstLine="0"/>
         <w:jc w:val="right"/>
       </w:pPr>
       <w:r>
@@ -20601,7 +19708,6 @@
       <w:pPr>
         <w:bidi w:val="1"/>
         <w:spacing w:after="160" w:line="300" w:lineRule="auto"/>
-        <w:ind w:left="0" w:right="0" w:firstLine="0"/>
         <w:jc w:val="right"/>
       </w:pPr>
       <w:r>
@@ -20629,7 +19735,6 @@
       <w:pPr>
         <w:bidi w:val="1"/>
         <w:spacing w:after="160" w:line="300" w:lineRule="auto"/>
-        <w:ind w:left="0" w:right="0" w:firstLine="0"/>
         <w:jc w:val="right"/>
       </w:pPr>
       <w:r>
@@ -20657,7 +19762,6 @@
       <w:pPr>
         <w:bidi w:val="1"/>
         <w:spacing w:after="160" w:line="300" w:lineRule="auto"/>
-        <w:ind w:left="0" w:right="0" w:firstLine="0"/>
         <w:jc w:val="right"/>
       </w:pPr>
       <w:r>
@@ -20685,7 +19789,6 @@
       <w:pPr>
         <w:bidi w:val="1"/>
         <w:spacing w:after="160" w:line="300" w:lineRule="auto"/>
-        <w:ind w:left="0" w:right="0" w:firstLine="0"/>
         <w:jc w:val="right"/>
       </w:pPr>
       <w:r>
@@ -20713,7 +19816,6 @@
       <w:pPr>
         <w:bidi w:val="1"/>
         <w:spacing w:after="160" w:line="300" w:lineRule="auto"/>
-        <w:ind w:left="0" w:right="0" w:firstLine="0"/>
         <w:jc w:val="right"/>
       </w:pPr>
       <w:r>
@@ -20731,7 +19833,6 @@
       <w:pPr>
         <w:bidi w:val="1"/>
         <w:spacing w:after="160" w:line="300" w:lineRule="auto"/>
-        <w:ind w:left="0" w:right="0" w:firstLine="0"/>
         <w:jc w:val="right"/>
       </w:pPr>
       <w:r>
@@ -20749,7 +19850,6 @@
       <w:pPr>
         <w:bidi w:val="1"/>
         <w:spacing w:after="160" w:line="300" w:lineRule="auto"/>
-        <w:ind w:left="0" w:right="0" w:firstLine="0"/>
         <w:jc w:val="right"/>
       </w:pPr>
       <w:r>
@@ -20767,7 +19867,6 @@
       <w:pPr>
         <w:bidi w:val="1"/>
         <w:spacing w:after="160" w:line="300" w:lineRule="auto"/>
-        <w:ind w:left="0" w:right="0" w:firstLine="0"/>
         <w:jc w:val="right"/>
       </w:pPr>
       <w:r>
@@ -20795,7 +19894,6 @@
       <w:pPr>
         <w:bidi w:val="1"/>
         <w:spacing w:after="160" w:line="300" w:lineRule="auto"/>
-        <w:ind w:left="0" w:right="0" w:firstLine="0"/>
         <w:jc w:val="right"/>
       </w:pPr>
       <w:r>
@@ -20823,7 +19921,6 @@
       <w:pPr>
         <w:bidi w:val="1"/>
         <w:spacing w:after="160" w:line="300" w:lineRule="auto"/>
-        <w:ind w:left="0" w:right="0" w:firstLine="0"/>
         <w:jc w:val="right"/>
       </w:pPr>
       <w:r>
@@ -20851,7 +19948,6 @@
       <w:pPr>
         <w:bidi w:val="1"/>
         <w:spacing w:after="160" w:line="300" w:lineRule="auto"/>
-        <w:ind w:left="0" w:right="0" w:firstLine="0"/>
         <w:jc w:val="right"/>
       </w:pPr>
       <w:r>
@@ -20869,7 +19965,6 @@
       <w:pPr>
         <w:bidi w:val="1"/>
         <w:spacing w:after="160" w:line="300" w:lineRule="auto"/>
-        <w:ind w:left="0" w:right="0" w:firstLine="0"/>
         <w:jc w:val="right"/>
       </w:pPr>
       <w:r>
@@ -20897,7 +19992,6 @@
       <w:pPr>
         <w:bidi w:val="1"/>
         <w:spacing w:after="160" w:line="300" w:lineRule="auto"/>
-        <w:ind w:left="0" w:right="0" w:firstLine="0"/>
         <w:jc w:val="right"/>
       </w:pPr>
       <w:r>
@@ -20927,7 +20021,6 @@
       <w:pPr>
         <w:bidi w:val="1"/>
         <w:spacing w:after="160" w:line="300" w:lineRule="auto"/>
-        <w:ind w:left="0" w:right="0" w:firstLine="0"/>
         <w:jc w:val="right"/>
       </w:pPr>
       <w:r>
@@ -20945,7 +20038,6 @@
       <w:pPr>
         <w:bidi w:val="1"/>
         <w:spacing w:after="160" w:line="300" w:lineRule="auto"/>
-        <w:ind w:left="0" w:right="0" w:firstLine="0"/>
         <w:jc w:val="right"/>
       </w:pPr>
       <w:r>
@@ -20973,7 +20065,6 @@
       <w:pPr>
         <w:bidi w:val="1"/>
         <w:spacing w:after="160" w:line="300" w:lineRule="auto"/>
-        <w:ind w:left="0" w:right="0" w:firstLine="0"/>
         <w:jc w:val="right"/>
       </w:pPr>
       <w:r>
@@ -21001,7 +20092,6 @@
       <w:pPr>
         <w:bidi w:val="1"/>
         <w:spacing w:after="160" w:line="300" w:lineRule="auto"/>
-        <w:ind w:left="0" w:right="0" w:firstLine="0"/>
         <w:jc w:val="right"/>
       </w:pPr>
       <w:r>
@@ -21029,7 +20119,6 @@
       <w:pPr>
         <w:bidi w:val="1"/>
         <w:spacing w:after="160" w:line="300" w:lineRule="auto"/>
-        <w:ind w:left="0" w:right="0" w:firstLine="0"/>
         <w:jc w:val="right"/>
       </w:pPr>
       <w:r>
@@ -21059,7 +20148,6 @@
       <w:pPr>
         <w:bidi w:val="1"/>
         <w:spacing w:after="160" w:line="300" w:lineRule="auto"/>
-        <w:ind w:left="0" w:right="0" w:firstLine="0"/>
         <w:jc w:val="right"/>
       </w:pPr>
       <w:r>
@@ -21087,7 +20175,6 @@
       <w:pPr>
         <w:bidi w:val="1"/>
         <w:spacing w:after="160" w:line="300" w:lineRule="auto"/>
-        <w:ind w:left="0" w:right="0" w:firstLine="0"/>
         <w:jc w:val="right"/>
       </w:pPr>
       <w:r>
@@ -21105,7 +20192,6 @@
       <w:pPr>
         <w:bidi w:val="1"/>
         <w:spacing w:after="160" w:line="300" w:lineRule="auto"/>
-        <w:ind w:left="0" w:right="0" w:firstLine="0"/>
         <w:jc w:val="right"/>
       </w:pPr>
       <w:r>
@@ -21133,7 +20219,6 @@
       <w:pPr>
         <w:bidi w:val="1"/>
         <w:spacing w:after="160" w:line="300" w:lineRule="auto"/>
-        <w:ind w:left="0" w:right="0" w:firstLine="0"/>
         <w:jc w:val="right"/>
       </w:pPr>
       <w:r>
@@ -21161,7 +20246,6 @@
       <w:pPr>
         <w:bidi w:val="1"/>
         <w:spacing w:after="160" w:line="300" w:lineRule="auto"/>
-        <w:ind w:left="0" w:right="0" w:firstLine="0"/>
         <w:jc w:val="right"/>
       </w:pPr>
       <w:r>
@@ -21189,7 +20273,6 @@
       <w:pPr>
         <w:bidi w:val="1"/>
         <w:spacing w:after="160" w:line="300" w:lineRule="auto"/>
-        <w:ind w:left="0" w:right="0" w:firstLine="0"/>
         <w:jc w:val="right"/>
       </w:pPr>
       <w:r>
@@ -21217,7 +20300,6 @@
       <w:pPr>
         <w:bidi w:val="1"/>
         <w:spacing w:after="160" w:line="300" w:lineRule="auto"/>
-        <w:ind w:left="0" w:right="0" w:firstLine="0"/>
         <w:jc w:val="right"/>
       </w:pPr>
       <w:r>
@@ -21235,7 +20317,6 @@
       <w:pPr>
         <w:bidi w:val="1"/>
         <w:spacing w:after="160" w:line="300" w:lineRule="auto"/>
-        <w:ind w:left="0" w:right="0" w:firstLine="0"/>
         <w:jc w:val="right"/>
       </w:pPr>
       <w:r>
@@ -21253,7 +20334,6 @@
       <w:pPr>
         <w:bidi w:val="1"/>
         <w:spacing w:after="160" w:line="300" w:lineRule="auto"/>
-        <w:ind w:left="0" w:right="0" w:firstLine="0"/>
         <w:jc w:val="right"/>
       </w:pPr>
       <w:r>
@@ -21283,7 +20363,6 @@
       <w:pPr>
         <w:bidi w:val="1"/>
         <w:spacing w:after="160" w:line="300" w:lineRule="auto"/>
-        <w:ind w:left="0" w:right="0" w:firstLine="0"/>
         <w:jc w:val="right"/>
       </w:pPr>
       <w:r>
@@ -21311,7 +20390,6 @@
       <w:pPr>
         <w:bidi w:val="1"/>
         <w:spacing w:after="160" w:line="300" w:lineRule="auto"/>
-        <w:ind w:left="0" w:right="0" w:firstLine="0"/>
         <w:jc w:val="right"/>
       </w:pPr>
       <w:r>
@@ -21329,7 +20407,6 @@
       <w:pPr>
         <w:bidi w:val="1"/>
         <w:spacing w:after="160" w:line="300" w:lineRule="auto"/>
-        <w:ind w:left="0" w:right="0" w:firstLine="0"/>
         <w:jc w:val="right"/>
       </w:pPr>
       <w:r>
@@ -21347,7 +20424,6 @@
       <w:pPr>
         <w:bidi w:val="1"/>
         <w:spacing w:after="160" w:line="300" w:lineRule="auto"/>
-        <w:ind w:left="0" w:right="0" w:firstLine="0"/>
         <w:jc w:val="right"/>
       </w:pPr>
       <w:r>
@@ -21377,7 +20453,6 @@
       <w:pPr>
         <w:bidi w:val="1"/>
         <w:spacing w:after="160" w:line="300" w:lineRule="auto"/>
-        <w:ind w:left="0" w:right="0" w:firstLine="0"/>
         <w:jc w:val="right"/>
       </w:pPr>
       <w:r>
@@ -21407,7 +20482,6 @@
       <w:pPr>
         <w:bidi w:val="1"/>
         <w:spacing w:after="160" w:line="300" w:lineRule="auto"/>
-        <w:ind w:left="0" w:right="0" w:firstLine="0"/>
         <w:jc w:val="right"/>
       </w:pPr>
       <w:r>
@@ -21435,7 +20509,6 @@
       <w:pPr>
         <w:bidi w:val="1"/>
         <w:spacing w:after="160" w:line="300" w:lineRule="auto"/>
-        <w:ind w:left="0" w:right="0" w:firstLine="0"/>
         <w:jc w:val="right"/>
       </w:pPr>
       <w:r>
@@ -21463,7 +20536,6 @@
       <w:pPr>
         <w:bidi w:val="1"/>
         <w:spacing w:after="160" w:line="300" w:lineRule="auto"/>
-        <w:ind w:left="0" w:right="0" w:firstLine="0"/>
         <w:jc w:val="right"/>
       </w:pPr>
       <w:r>
@@ -21481,7 +20553,6 @@
       <w:pPr>
         <w:bidi w:val="1"/>
         <w:spacing w:after="160" w:line="300" w:lineRule="auto"/>
-        <w:ind w:left="0" w:right="0" w:firstLine="0"/>
         <w:jc w:val="right"/>
       </w:pPr>
       <w:r>
@@ -21501,7 +20572,6 @@
       <w:pPr>
         <w:bidi w:val="1"/>
         <w:spacing w:after="160" w:line="300" w:lineRule="auto"/>
-        <w:ind w:left="0" w:right="0" w:firstLine="0"/>
         <w:jc w:val="right"/>
       </w:pPr>
       <w:r>
@@ -21521,7 +20591,6 @@
       <w:pPr>
         <w:bidi w:val="1"/>
         <w:spacing w:after="160" w:line="300" w:lineRule="auto"/>
-        <w:ind w:left="0" w:right="0" w:firstLine="0"/>
         <w:jc w:val="right"/>
       </w:pPr>
       <w:r>
@@ -21541,7 +20610,6 @@
       <w:pPr>
         <w:bidi w:val="1"/>
         <w:spacing w:after="160" w:line="300" w:lineRule="auto"/>
-        <w:ind w:left="0" w:right="0" w:firstLine="0"/>
         <w:jc w:val="right"/>
       </w:pPr>
       <w:r>
@@ -21559,7 +20627,6 @@
       <w:pPr>
         <w:bidi w:val="1"/>
         <w:spacing w:after="160" w:line="300" w:lineRule="auto"/>
-        <w:ind w:left="0" w:right="0" w:firstLine="0"/>
         <w:jc w:val="right"/>
       </w:pPr>
       <w:r>
@@ -21587,7 +20654,6 @@
       <w:pPr>
         <w:bidi w:val="1"/>
         <w:spacing w:after="160" w:line="300" w:lineRule="auto"/>
-        <w:ind w:left="0" w:right="0" w:firstLine="0"/>
         <w:jc w:val="right"/>
       </w:pPr>
       <w:r>
@@ -21615,7 +20681,6 @@
       <w:pPr>
         <w:bidi w:val="1"/>
         <w:spacing w:after="160" w:line="300" w:lineRule="auto"/>
-        <w:ind w:left="0" w:right="0" w:firstLine="0"/>
         <w:jc w:val="right"/>
       </w:pPr>
       <w:r>
@@ -21633,7 +20698,6 @@
       <w:pPr>
         <w:bidi w:val="1"/>
         <w:spacing w:after="160" w:line="300" w:lineRule="auto"/>
-        <w:ind w:left="0" w:right="0" w:firstLine="0"/>
         <w:jc w:val="right"/>
       </w:pPr>
       <w:r>
@@ -21651,7 +20715,6 @@
       <w:pPr>
         <w:bidi w:val="1"/>
         <w:spacing w:after="160" w:line="300" w:lineRule="auto"/>
-        <w:ind w:left="0" w:right="0" w:firstLine="0"/>
         <w:jc w:val="right"/>
       </w:pPr>
       <w:r>
@@ -21669,7 +20732,6 @@
       <w:pPr>
         <w:bidi w:val="1"/>
         <w:spacing w:after="160" w:line="300" w:lineRule="auto"/>
-        <w:ind w:left="0" w:right="0" w:firstLine="0"/>
         <w:jc w:val="right"/>
       </w:pPr>
       <w:r>
@@ -21687,7 +20749,6 @@
       <w:pPr>
         <w:bidi w:val="1"/>
         <w:spacing w:after="160" w:line="300" w:lineRule="auto"/>
-        <w:ind w:left="0" w:right="0" w:firstLine="0"/>
         <w:jc w:val="right"/>
       </w:pPr>
       <w:r>
@@ -21715,7 +20776,6 @@
       <w:pPr>
         <w:bidi w:val="1"/>
         <w:spacing w:after="160" w:line="300" w:lineRule="auto"/>
-        <w:ind w:left="0" w:right="0" w:firstLine="0"/>
         <w:jc w:val="right"/>
       </w:pPr>
       <w:r>
@@ -21743,7 +20803,6 @@
       <w:pPr>
         <w:bidi w:val="1"/>
         <w:spacing w:after="160" w:line="300" w:lineRule="auto"/>
-        <w:ind w:left="0" w:right="0" w:firstLine="0"/>
         <w:jc w:val="right"/>
       </w:pPr>
       <w:r>
@@ -21761,7 +20820,6 @@
       <w:pPr>
         <w:bidi w:val="1"/>
         <w:spacing w:after="160" w:line="300" w:lineRule="auto"/>
-        <w:ind w:left="0" w:right="0" w:firstLine="0"/>
         <w:jc w:val="right"/>
       </w:pPr>
       <w:r>
@@ -21789,7 +20847,6 @@
       <w:pPr>
         <w:bidi w:val="1"/>
         <w:spacing w:after="160" w:line="300" w:lineRule="auto"/>
-        <w:ind w:left="0" w:right="0" w:firstLine="0"/>
         <w:jc w:val="right"/>
       </w:pPr>
       <w:r>
@@ -21817,7 +20874,6 @@
       <w:pPr>
         <w:bidi w:val="1"/>
         <w:spacing w:after="160" w:line="300" w:lineRule="auto"/>
-        <w:ind w:left="0" w:right="0" w:firstLine="0"/>
         <w:jc w:val="right"/>
       </w:pPr>
       <w:r>
@@ -21845,7 +20901,6 @@
       <w:pPr>
         <w:bidi w:val="1"/>
         <w:spacing w:after="160" w:line="300" w:lineRule="auto"/>
-        <w:ind w:left="0" w:right="0" w:firstLine="0"/>
         <w:jc w:val="right"/>
       </w:pPr>
       <w:r>
@@ -21873,7 +20928,6 @@
       <w:pPr>
         <w:bidi w:val="1"/>
         <w:spacing w:after="160" w:line="300" w:lineRule="auto"/>
-        <w:ind w:left="0" w:right="0" w:firstLine="0"/>
         <w:jc w:val="right"/>
       </w:pPr>
       <w:r>
@@ -21901,7 +20955,6 @@
       <w:pPr>
         <w:bidi w:val="1"/>
         <w:spacing w:after="160" w:line="300" w:lineRule="auto"/>
-        <w:ind w:left="0" w:right="0" w:firstLine="0"/>
         <w:jc w:val="right"/>
       </w:pPr>
       <w:r>
@@ -21929,7 +20982,6 @@
       <w:pPr>
         <w:bidi w:val="1"/>
         <w:spacing w:after="160" w:line="300" w:lineRule="auto"/>
-        <w:ind w:left="0" w:right="0" w:firstLine="0"/>
         <w:jc w:val="right"/>
       </w:pPr>
       <w:r>
@@ -21947,7 +20999,6 @@
       <w:pPr>
         <w:bidi w:val="1"/>
         <w:spacing w:after="160" w:line="300" w:lineRule="auto"/>
-        <w:ind w:left="0" w:right="0" w:firstLine="0"/>
         <w:jc w:val="right"/>
       </w:pPr>
       <w:r>
@@ -21965,7 +21016,6 @@
       <w:pPr>
         <w:bidi w:val="1"/>
         <w:spacing w:after="160" w:line="300" w:lineRule="auto"/>
-        <w:ind w:left="0" w:right="0" w:firstLine="0"/>
         <w:jc w:val="right"/>
       </w:pPr>
       <w:r>
@@ -21993,7 +21043,6 @@
       <w:pPr>
         <w:bidi w:val="1"/>
         <w:spacing w:after="160" w:line="300" w:lineRule="auto"/>
-        <w:ind w:left="0" w:right="0" w:firstLine="0"/>
         <w:jc w:val="right"/>
       </w:pPr>
       <w:r>
@@ -22021,7 +21070,6 @@
       <w:pPr>
         <w:bidi w:val="1"/>
         <w:spacing w:after="160" w:line="300" w:lineRule="auto"/>
-        <w:ind w:left="0" w:right="0" w:firstLine="0"/>
         <w:jc w:val="right"/>
       </w:pPr>
       <w:r>
@@ -22039,7 +21087,6 @@
       <w:pPr>
         <w:bidi w:val="1"/>
         <w:spacing w:after="160" w:line="300" w:lineRule="auto"/>
-        <w:ind w:left="0" w:right="0" w:firstLine="0"/>
         <w:jc w:val="right"/>
       </w:pPr>
       <w:r>
@@ -22057,7 +21104,6 @@
       <w:pPr>
         <w:bidi w:val="1"/>
         <w:spacing w:after="160" w:line="300" w:lineRule="auto"/>
-        <w:ind w:left="0" w:right="0" w:firstLine="0"/>
         <w:jc w:val="right"/>
       </w:pPr>
       <w:r>
@@ -22075,7 +21121,6 @@
       <w:pPr>
         <w:bidi w:val="1"/>
         <w:spacing w:after="160" w:line="300" w:lineRule="auto"/>
-        <w:ind w:left="0" w:right="0" w:firstLine="0"/>
         <w:jc w:val="right"/>
       </w:pPr>
       <w:r>
@@ -22103,7 +21148,6 @@
       <w:pPr>
         <w:bidi w:val="1"/>
         <w:spacing w:after="160" w:line="300" w:lineRule="auto"/>
-        <w:ind w:left="0" w:right="0" w:firstLine="0"/>
         <w:jc w:val="right"/>
       </w:pPr>
       <w:r>
@@ -22131,7 +21175,6 @@
       <w:pPr>
         <w:bidi w:val="1"/>
         <w:spacing w:after="160" w:line="300" w:lineRule="auto"/>
-        <w:ind w:left="0" w:right="0" w:firstLine="0"/>
         <w:jc w:val="right"/>
       </w:pPr>
       <w:r>
@@ -22149,7 +21192,6 @@
       <w:pPr>
         <w:bidi w:val="1"/>
         <w:spacing w:after="160" w:line="300" w:lineRule="auto"/>
-        <w:ind w:left="0" w:right="0" w:firstLine="0"/>
         <w:jc w:val="right"/>
       </w:pPr>
       <w:r>
@@ -22169,7 +21211,6 @@
       <w:pPr>
         <w:bidi w:val="1"/>
         <w:spacing w:after="160" w:line="300" w:lineRule="auto"/>
-        <w:ind w:left="0" w:right="0" w:firstLine="0"/>
         <w:jc w:val="right"/>
       </w:pPr>
       <w:r>
@@ -22191,7 +21232,6 @@
       <w:pPr>
         <w:bidi w:val="1"/>
         <w:spacing w:after="160" w:line="300" w:lineRule="auto"/>
-        <w:ind w:left="0" w:right="0" w:firstLine="0"/>
         <w:jc w:val="right"/>
       </w:pPr>
       <w:r>
@@ -22209,7 +21249,6 @@
       <w:pPr>
         <w:bidi w:val="1"/>
         <w:spacing w:after="160" w:line="300" w:lineRule="auto"/>
-        <w:ind w:left="0" w:right="0" w:firstLine="0"/>
         <w:jc w:val="right"/>
       </w:pPr>
       <w:r>
@@ -22227,7 +21266,6 @@
       <w:pPr>
         <w:bidi w:val="1"/>
         <w:spacing w:after="160" w:line="300" w:lineRule="auto"/>
-        <w:ind w:left="0" w:right="0" w:firstLine="0"/>
         <w:jc w:val="right"/>
       </w:pPr>
       <w:r>
@@ -22255,7 +21293,6 @@
       <w:pPr>
         <w:bidi w:val="1"/>
         <w:spacing w:after="160" w:line="300" w:lineRule="auto"/>
-        <w:ind w:left="0" w:right="0" w:firstLine="0"/>
         <w:jc w:val="right"/>
       </w:pPr>
       <w:r>
@@ -22283,7 +21320,6 @@
       <w:pPr>
         <w:bidi w:val="1"/>
         <w:spacing w:after="160" w:line="300" w:lineRule="auto"/>
-        <w:ind w:left="0" w:right="0" w:firstLine="0"/>
         <w:jc w:val="right"/>
       </w:pPr>
       <w:r>
@@ -22301,7 +21337,6 @@
       <w:pPr>
         <w:bidi w:val="1"/>
         <w:spacing w:after="160" w:line="300" w:lineRule="auto"/>
-        <w:ind w:left="0" w:right="0" w:firstLine="0"/>
         <w:jc w:val="right"/>
       </w:pPr>
       <w:r>
@@ -22319,7 +21354,6 @@
       <w:pPr>
         <w:bidi w:val="1"/>
         <w:spacing w:after="160" w:line="300" w:lineRule="auto"/>
-        <w:ind w:left="0" w:right="0" w:firstLine="0"/>
         <w:jc w:val="right"/>
       </w:pPr>
       <w:r>
@@ -22339,7 +21373,6 @@
       <w:pPr>
         <w:bidi w:val="1"/>
         <w:spacing w:after="160" w:line="300" w:lineRule="auto"/>
-        <w:ind w:left="0" w:right="0" w:firstLine="0"/>
         <w:jc w:val="right"/>
       </w:pPr>
       <w:r>
@@ -22361,7 +21394,6 @@
       <w:pPr>
         <w:bidi w:val="1"/>
         <w:spacing w:after="160" w:line="300" w:lineRule="auto"/>
-        <w:ind w:left="0" w:right="0" w:firstLine="0"/>
         <w:jc w:val="right"/>
       </w:pPr>
       <w:r>
@@ -22383,7 +21415,6 @@
       <w:pPr>
         <w:bidi w:val="1"/>
         <w:spacing w:after="160" w:line="300" w:lineRule="auto"/>
-        <w:ind w:left="0" w:right="0" w:firstLine="0"/>
         <w:jc w:val="right"/>
       </w:pPr>
       <w:r>
@@ -22401,7 +21432,6 @@
       <w:pPr>
         <w:bidi w:val="1"/>
         <w:spacing w:after="160" w:line="300" w:lineRule="auto"/>
-        <w:ind w:left="0" w:right="0" w:firstLine="0"/>
         <w:jc w:val="right"/>
       </w:pPr>
       <w:r>
@@ -22419,7 +21449,6 @@
       <w:pPr>
         <w:bidi w:val="1"/>
         <w:spacing w:after="160" w:line="300" w:lineRule="auto"/>
-        <w:ind w:left="0" w:right="0" w:firstLine="0"/>
         <w:jc w:val="right"/>
       </w:pPr>
       <w:r>
@@ -22437,7 +21466,6 @@
       <w:pPr>
         <w:bidi w:val="1"/>
         <w:spacing w:after="160" w:line="300" w:lineRule="auto"/>
-        <w:ind w:left="0" w:right="0" w:firstLine="0"/>
         <w:jc w:val="right"/>
       </w:pPr>
       <w:r>
@@ -22455,7 +21483,6 @@
       <w:pPr>
         <w:bidi w:val="1"/>
         <w:spacing w:after="160" w:line="300" w:lineRule="auto"/>
-        <w:ind w:left="0" w:right="0" w:firstLine="0"/>
         <w:jc w:val="right"/>
       </w:pPr>
       <w:r>
@@ -22485,7 +21512,6 @@
       <w:pPr>
         <w:bidi w:val="1"/>
         <w:spacing w:after="160" w:line="300" w:lineRule="auto"/>
-        <w:ind w:left="0" w:right="0" w:firstLine="0"/>
         <w:jc w:val="right"/>
       </w:pPr>
       <w:r>
@@ -22513,7 +21539,6 @@
       <w:pPr>
         <w:bidi w:val="1"/>
         <w:spacing w:after="160" w:line="300" w:lineRule="auto"/>
-        <w:ind w:left="0" w:right="0" w:firstLine="0"/>
         <w:jc w:val="right"/>
       </w:pPr>
       <w:r>
@@ -22535,7 +21560,6 @@
       <w:pPr>
         <w:bidi w:val="1"/>
         <w:spacing w:after="160" w:line="300" w:lineRule="auto"/>
-        <w:ind w:left="0" w:right="0" w:firstLine="0"/>
         <w:jc w:val="right"/>
       </w:pPr>
       <w:r>
@@ -22553,7 +21577,6 @@
       <w:pPr>
         <w:bidi w:val="1"/>
         <w:spacing w:after="160" w:line="300" w:lineRule="auto"/>
-        <w:ind w:left="0" w:right="0" w:firstLine="0"/>
         <w:jc w:val="right"/>
       </w:pPr>
       <w:r>
@@ -22581,7 +21604,6 @@
       <w:pPr>
         <w:bidi w:val="1"/>
         <w:spacing w:after="160" w:line="300" w:lineRule="auto"/>
-        <w:ind w:left="0" w:right="0" w:firstLine="0"/>
         <w:jc w:val="right"/>
       </w:pPr>
       <w:r>
@@ -22609,7 +21631,6 @@
       <w:pPr>
         <w:bidi w:val="1"/>
         <w:spacing w:after="160" w:line="300" w:lineRule="auto"/>
-        <w:ind w:left="0" w:right="0" w:firstLine="0"/>
         <w:jc w:val="right"/>
       </w:pPr>
       <w:r>
@@ -22627,7 +21648,6 @@
       <w:pPr>
         <w:bidi w:val="1"/>
         <w:spacing w:after="160" w:line="300" w:lineRule="auto"/>
-        <w:ind w:left="0" w:right="0" w:firstLine="0"/>
         <w:jc w:val="right"/>
       </w:pPr>
       <w:r>
@@ -22655,7 +21675,6 @@
       <w:pPr>
         <w:bidi w:val="1"/>
         <w:spacing w:after="160" w:line="300" w:lineRule="auto"/>
-        <w:ind w:left="0" w:right="0" w:firstLine="0"/>
         <w:jc w:val="right"/>
       </w:pPr>
       <w:r>
@@ -22683,7 +21702,6 @@
       <w:pPr>
         <w:bidi w:val="1"/>
         <w:spacing w:after="160" w:line="300" w:lineRule="auto"/>
-        <w:ind w:left="0" w:right="0" w:firstLine="0"/>
         <w:jc w:val="right"/>
       </w:pPr>
       <w:r>
@@ -22701,7 +21719,6 @@
       <w:pPr>
         <w:bidi w:val="1"/>
         <w:spacing w:after="160" w:line="300" w:lineRule="auto"/>
-        <w:ind w:left="0" w:right="0" w:firstLine="0"/>
         <w:jc w:val="right"/>
       </w:pPr>
       <w:r>
@@ -22729,7 +21746,6 @@
       <w:pPr>
         <w:bidi w:val="1"/>
         <w:spacing w:after="160" w:line="300" w:lineRule="auto"/>
-        <w:ind w:left="0" w:right="0" w:firstLine="0"/>
         <w:jc w:val="right"/>
       </w:pPr>
       <w:r>
@@ -22761,7 +21777,6 @@
       <w:pPr>
         <w:bidi w:val="1"/>
         <w:spacing w:after="160" w:line="300" w:lineRule="auto"/>
-        <w:ind w:left="0" w:right="0" w:firstLine="0"/>
         <w:jc w:val="right"/>
       </w:pPr>
       <w:r>
@@ -22797,7 +21812,6 @@
       <w:pPr>
         <w:bidi w:val="1"/>
         <w:spacing w:after="160" w:line="300" w:lineRule="auto"/>
-        <w:ind w:left="0" w:right="0" w:firstLine="0"/>
         <w:jc w:val="right"/>
       </w:pPr>
       <w:r>
@@ -22827,7 +21841,6 @@
       <w:pPr>
         <w:bidi w:val="1"/>
         <w:spacing w:after="160" w:line="300" w:lineRule="auto"/>
-        <w:ind w:left="0" w:right="0" w:firstLine="0"/>
         <w:jc w:val="right"/>
       </w:pPr>
       <w:r>
@@ -22845,7 +21858,6 @@
       <w:pPr>
         <w:bidi w:val="1"/>
         <w:spacing w:after="160" w:line="300" w:lineRule="auto"/>
-        <w:ind w:left="0" w:right="0" w:firstLine="0"/>
         <w:jc w:val="right"/>
       </w:pPr>
       <w:r>
@@ -22873,7 +21885,6 @@
       <w:pPr>
         <w:bidi w:val="1"/>
         <w:spacing w:after="160" w:line="300" w:lineRule="auto"/>
-        <w:ind w:left="0" w:right="0" w:firstLine="0"/>
         <w:jc w:val="right"/>
       </w:pPr>
       <w:r>
@@ -22901,7 +21912,6 @@
       <w:pPr>
         <w:bidi w:val="1"/>
         <w:spacing w:after="160" w:line="300" w:lineRule="auto"/>
-        <w:ind w:left="0" w:right="0" w:firstLine="0"/>
         <w:jc w:val="right"/>
       </w:pPr>
       <w:r>
@@ -22929,7 +21939,6 @@
       <w:pPr>
         <w:bidi w:val="1"/>
         <w:spacing w:after="160" w:line="300" w:lineRule="auto"/>
-        <w:ind w:left="0" w:right="0" w:firstLine="0"/>
         <w:jc w:val="right"/>
       </w:pPr>
       <w:r>
@@ -22957,7 +21966,6 @@
       <w:pPr>
         <w:bidi w:val="1"/>
         <w:spacing w:after="160" w:line="300" w:lineRule="auto"/>
-        <w:ind w:left="0" w:right="0" w:firstLine="0"/>
         <w:jc w:val="right"/>
       </w:pPr>
       <w:r>
@@ -22975,7 +21983,6 @@
       <w:pPr>
         <w:bidi w:val="1"/>
         <w:spacing w:after="160" w:line="300" w:lineRule="auto"/>
-        <w:ind w:left="0" w:right="0" w:firstLine="0"/>
         <w:jc w:val="right"/>
       </w:pPr>
       <w:r>
@@ -22995,7 +22002,6 @@
       <w:pPr>
         <w:bidi w:val="1"/>
         <w:spacing w:after="160" w:line="300" w:lineRule="auto"/>
-        <w:ind w:left="0" w:right="0" w:firstLine="0"/>
         <w:jc w:val="right"/>
       </w:pPr>
       <w:r>
@@ -23013,7 +22019,6 @@
       <w:pPr>
         <w:bidi w:val="1"/>
         <w:spacing w:after="160" w:line="300" w:lineRule="auto"/>
-        <w:ind w:left="0" w:right="0" w:firstLine="0"/>
         <w:jc w:val="right"/>
       </w:pPr>
       <w:r>
@@ -23031,7 +22036,6 @@
       <w:pPr>
         <w:bidi w:val="1"/>
         <w:spacing w:after="160" w:line="300" w:lineRule="auto"/>
-        <w:ind w:left="0" w:right="0" w:firstLine="0"/>
         <w:jc w:val="right"/>
       </w:pPr>
       <w:r>
@@ -23059,7 +22063,6 @@
       <w:pPr>
         <w:bidi w:val="1"/>
         <w:spacing w:after="160" w:line="300" w:lineRule="auto"/>
-        <w:ind w:left="0" w:right="0" w:firstLine="0"/>
         <w:jc w:val="right"/>
       </w:pPr>
       <w:r>
@@ -23087,7 +22090,6 @@
       <w:pPr>
         <w:bidi w:val="1"/>
         <w:spacing w:after="160" w:line="300" w:lineRule="auto"/>
-        <w:ind w:left="0" w:right="0" w:firstLine="0"/>
         <w:jc w:val="right"/>
       </w:pPr>
       <w:r>
@@ -23105,7 +22107,6 @@
       <w:pPr>
         <w:bidi w:val="1"/>
         <w:spacing w:after="160" w:line="300" w:lineRule="auto"/>
-        <w:ind w:left="0" w:right="0" w:firstLine="0"/>
         <w:jc w:val="right"/>
       </w:pPr>
       <w:r>
@@ -23123,7 +22124,6 @@
       <w:pPr>
         <w:bidi w:val="1"/>
         <w:spacing w:after="160" w:line="300" w:lineRule="auto"/>
-        <w:ind w:left="0" w:right="0" w:firstLine="0"/>
         <w:jc w:val="right"/>
       </w:pPr>
       <w:r>
@@ -23151,7 +22151,6 @@
       <w:pPr>
         <w:bidi w:val="1"/>
         <w:spacing w:after="160" w:line="300" w:lineRule="auto"/>
-        <w:ind w:left="0" w:right="0" w:firstLine="0"/>
         <w:jc w:val="right"/>
       </w:pPr>
       <w:r>
@@ -23179,7 +22178,6 @@
       <w:pPr>
         <w:bidi w:val="1"/>
         <w:spacing w:after="160" w:line="300" w:lineRule="auto"/>
-        <w:ind w:left="0" w:right="0" w:firstLine="0"/>
         <w:jc w:val="right"/>
       </w:pPr>
       <w:r>
@@ -23197,7 +22195,6 @@
       <w:pPr>
         <w:bidi w:val="1"/>
         <w:spacing w:after="160" w:line="300" w:lineRule="auto"/>
-        <w:ind w:left="0" w:right="0" w:firstLine="0"/>
         <w:jc w:val="right"/>
       </w:pPr>
       <w:r>
@@ -23215,7 +22212,6 @@
       <w:pPr>
         <w:bidi w:val="1"/>
         <w:spacing w:after="160" w:line="300" w:lineRule="auto"/>
-        <w:ind w:left="0" w:right="0" w:firstLine="0"/>
         <w:jc w:val="right"/>
       </w:pPr>
       <w:r>
@@ -23243,7 +22239,6 @@
       <w:pPr>
         <w:bidi w:val="1"/>
         <w:spacing w:after="160" w:line="300" w:lineRule="auto"/>
-        <w:ind w:left="0" w:right="0" w:firstLine="0"/>
         <w:jc w:val="right"/>
       </w:pPr>
       <w:r>
@@ -23271,7 +22266,6 @@
       <w:pPr>
         <w:bidi w:val="1"/>
         <w:spacing w:after="160" w:line="300" w:lineRule="auto"/>
-        <w:ind w:left="0" w:right="0" w:firstLine="0"/>
         <w:jc w:val="right"/>
       </w:pPr>
       <w:r>
@@ -23299,7 +22293,6 @@
       <w:pPr>
         <w:bidi w:val="1"/>
         <w:spacing w:after="160" w:line="300" w:lineRule="auto"/>
-        <w:ind w:left="0" w:right="0" w:firstLine="0"/>
         <w:jc w:val="right"/>
       </w:pPr>
       <w:r>
@@ -23329,7 +22322,6 @@
       <w:pPr>
         <w:bidi w:val="1"/>
         <w:spacing w:after="160" w:line="300" w:lineRule="auto"/>
-        <w:ind w:left="0" w:right="0" w:firstLine="0"/>
         <w:jc w:val="right"/>
       </w:pPr>
       <w:r>
@@ -23347,7 +22339,6 @@
       <w:pPr>
         <w:bidi w:val="1"/>
         <w:spacing w:after="160" w:line="300" w:lineRule="auto"/>
-        <w:ind w:left="0" w:right="0" w:firstLine="0"/>
         <w:jc w:val="right"/>
       </w:pPr>
       <w:r>
@@ -23367,7 +22358,6 @@
       <w:pPr>
         <w:bidi w:val="1"/>
         <w:spacing w:after="160" w:line="300" w:lineRule="auto"/>
-        <w:ind w:left="0" w:right="0" w:firstLine="0"/>
         <w:jc w:val="right"/>
       </w:pPr>
       <w:r>
@@ -23385,7 +22375,6 @@
       <w:pPr>
         <w:bidi w:val="1"/>
         <w:spacing w:after="160" w:line="300" w:lineRule="auto"/>
-        <w:ind w:left="0" w:right="0" w:firstLine="0"/>
         <w:jc w:val="right"/>
       </w:pPr>
       <w:r>
@@ -23403,7 +22392,6 @@
       <w:pPr>
         <w:bidi w:val="1"/>
         <w:spacing w:after="160" w:line="300" w:lineRule="auto"/>
-        <w:ind w:left="0" w:right="0" w:firstLine="0"/>
         <w:jc w:val="right"/>
       </w:pPr>
       <w:r>
@@ -23421,7 +22409,6 @@
       <w:pPr>
         <w:bidi w:val="1"/>
         <w:spacing w:after="160" w:line="300" w:lineRule="auto"/>
-        <w:ind w:left="0" w:right="0" w:firstLine="0"/>
         <w:jc w:val="right"/>
       </w:pPr>
       <w:r>
@@ -23449,7 +22436,6 @@
       <w:pPr>
         <w:bidi w:val="1"/>
         <w:spacing w:after="160" w:line="300" w:lineRule="auto"/>
-        <w:ind w:left="0" w:right="0" w:firstLine="0"/>
         <w:jc w:val="right"/>
       </w:pPr>
       <w:r>
@@ -23477,7 +22463,6 @@
       <w:pPr>
         <w:bidi w:val="1"/>
         <w:spacing w:after="160" w:line="300" w:lineRule="auto"/>
-        <w:ind w:left="0" w:right="0" w:firstLine="0"/>
         <w:jc w:val="right"/>
       </w:pPr>
       <w:r>
@@ -23495,7 +22480,6 @@
       <w:pPr>
         <w:bidi w:val="1"/>
         <w:spacing w:after="160" w:line="300" w:lineRule="auto"/>
-        <w:ind w:left="0" w:right="0" w:firstLine="0"/>
         <w:jc w:val="right"/>
       </w:pPr>
       <w:r>
@@ -23523,7 +22507,6 @@
       <w:pPr>
         <w:bidi w:val="1"/>
         <w:spacing w:after="160" w:line="300" w:lineRule="auto"/>
-        <w:ind w:left="0" w:right="0" w:firstLine="0"/>
         <w:jc w:val="right"/>
       </w:pPr>
       <w:r>
@@ -23551,7 +22534,6 @@
       <w:pPr>
         <w:bidi w:val="1"/>
         <w:spacing w:after="160" w:line="300" w:lineRule="auto"/>
-        <w:ind w:left="0" w:right="0" w:firstLine="0"/>
         <w:jc w:val="right"/>
       </w:pPr>
       <w:r>
@@ -23569,7 +22551,6 @@
       <w:pPr>
         <w:bidi w:val="1"/>
         <w:spacing w:after="160" w:line="300" w:lineRule="auto"/>
-        <w:ind w:left="0" w:right="0" w:firstLine="0"/>
         <w:jc w:val="right"/>
       </w:pPr>
       <w:r>
@@ -23587,7 +22568,6 @@
       <w:pPr>
         <w:bidi w:val="1"/>
         <w:spacing w:after="160" w:line="300" w:lineRule="auto"/>
-        <w:ind w:left="0" w:right="0" w:firstLine="0"/>
         <w:jc w:val="right"/>
       </w:pPr>
       <w:r>
@@ -23615,7 +22595,6 @@
       <w:pPr>
         <w:bidi w:val="1"/>
         <w:spacing w:after="160" w:line="300" w:lineRule="auto"/>
-        <w:ind w:left="0" w:right="0" w:firstLine="0"/>
         <w:jc w:val="right"/>
       </w:pPr>
       <w:r>
@@ -23643,7 +22622,6 @@
       <w:pPr>
         <w:bidi w:val="1"/>
         <w:spacing w:after="160" w:line="300" w:lineRule="auto"/>
-        <w:ind w:left="0" w:right="0" w:firstLine="0"/>
         <w:jc w:val="right"/>
       </w:pPr>
       <w:r>
@@ -23661,7 +22639,6 @@
       <w:pPr>
         <w:bidi w:val="1"/>
         <w:spacing w:after="160" w:line="300" w:lineRule="auto"/>
-        <w:ind w:left="0" w:right="0" w:firstLine="0"/>
         <w:jc w:val="right"/>
       </w:pPr>
       <w:r>
@@ -23679,7 +22656,6 @@
       <w:pPr>
         <w:bidi w:val="1"/>
         <w:spacing w:after="160" w:line="300" w:lineRule="auto"/>
-        <w:ind w:left="0" w:right="0" w:firstLine="0"/>
         <w:jc w:val="right"/>
       </w:pPr>
       <w:r>
@@ -23697,7 +22673,6 @@
       <w:pPr>
         <w:bidi w:val="1"/>
         <w:spacing w:after="160" w:line="300" w:lineRule="auto"/>
-        <w:ind w:left="0" w:right="0" w:firstLine="0"/>
         <w:jc w:val="right"/>
       </w:pPr>
       <w:r>
@@ -23715,7 +22690,6 @@
       <w:pPr>
         <w:bidi w:val="1"/>
         <w:spacing w:after="160" w:line="300" w:lineRule="auto"/>
-        <w:ind w:left="0" w:right="0" w:firstLine="0"/>
         <w:jc w:val="right"/>
       </w:pPr>
       <w:r>
@@ -23733,7 +22707,6 @@
       <w:pPr>
         <w:bidi w:val="1"/>
         <w:spacing w:after="160" w:line="300" w:lineRule="auto"/>
-        <w:ind w:left="0" w:right="0" w:firstLine="0"/>
         <w:jc w:val="right"/>
       </w:pPr>
       <w:r>
@@ -23761,7 +22734,6 @@
       <w:pPr>
         <w:bidi w:val="1"/>
         <w:spacing w:after="160" w:line="300" w:lineRule="auto"/>
-        <w:ind w:left="0" w:right="0" w:firstLine="0"/>
         <w:jc w:val="right"/>
       </w:pPr>
       <w:r>
@@ -23789,7 +22761,6 @@
       <w:pPr>
         <w:bidi w:val="1"/>
         <w:spacing w:after="160" w:line="300" w:lineRule="auto"/>
-        <w:ind w:left="0" w:right="0" w:firstLine="0"/>
         <w:jc w:val="right"/>
       </w:pPr>
       <w:r>
@@ -23807,7 +22778,6 @@
       <w:pPr>
         <w:bidi w:val="1"/>
         <w:spacing w:after="160" w:line="300" w:lineRule="auto"/>
-        <w:ind w:left="0" w:right="0" w:firstLine="0"/>
         <w:jc w:val="right"/>
       </w:pPr>
       <w:r>
@@ -23825,7 +22795,6 @@
       <w:pPr>
         <w:bidi w:val="1"/>
         <w:spacing w:after="160" w:line="300" w:lineRule="auto"/>
-        <w:ind w:left="0" w:right="0" w:firstLine="0"/>
         <w:jc w:val="right"/>
       </w:pPr>
       <w:r>
@@ -23845,7 +22814,6 @@
       <w:pPr>
         <w:bidi w:val="1"/>
         <w:spacing w:after="160" w:line="300" w:lineRule="auto"/>
-        <w:ind w:left="0" w:right="0" w:firstLine="0"/>
         <w:jc w:val="right"/>
       </w:pPr>
       <w:r>
@@ -23865,7 +22833,6 @@
       <w:pPr>
         <w:bidi w:val="1"/>
         <w:spacing w:after="160" w:line="300" w:lineRule="auto"/>
-        <w:ind w:left="0" w:right="0" w:firstLine="0"/>
         <w:jc w:val="right"/>
       </w:pPr>
       <w:r>
@@ -23885,7 +22852,6 @@
       <w:pPr>
         <w:bidi w:val="1"/>
         <w:spacing w:after="160" w:line="300" w:lineRule="auto"/>
-        <w:ind w:left="0" w:right="0" w:firstLine="0"/>
         <w:jc w:val="right"/>
       </w:pPr>
       <w:r>
@@ -23913,7 +22879,6 @@
       <w:pPr>
         <w:bidi w:val="1"/>
         <w:spacing w:after="160" w:line="300" w:lineRule="auto"/>
-        <w:ind w:left="0" w:right="0" w:firstLine="0"/>
         <w:jc w:val="right"/>
       </w:pPr>
       <w:r>
@@ -23941,7 +22906,6 @@
       <w:pPr>
         <w:bidi w:val="1"/>
         <w:spacing w:after="160" w:line="300" w:lineRule="auto"/>
-        <w:ind w:left="0" w:right="0" w:firstLine="0"/>
         <w:jc w:val="right"/>
       </w:pPr>
       <w:r>
@@ -23969,7 +22933,6 @@
       <w:pPr>
         <w:bidi w:val="1"/>
         <w:spacing w:after="160" w:line="300" w:lineRule="auto"/>
-        <w:ind w:left="0" w:right="0" w:firstLine="0"/>
         <w:jc w:val="right"/>
       </w:pPr>
       <w:r>
@@ -23997,7 +22960,6 @@
       <w:pPr>
         <w:bidi w:val="1"/>
         <w:spacing w:after="160" w:line="300" w:lineRule="auto"/>
-        <w:ind w:left="0" w:right="0" w:firstLine="0"/>
         <w:jc w:val="right"/>
       </w:pPr>
       <w:r>
@@ -24025,7 +22987,6 @@
       <w:pPr>
         <w:bidi w:val="1"/>
         <w:spacing w:after="160" w:line="300" w:lineRule="auto"/>
-        <w:ind w:left="0" w:right="0" w:firstLine="0"/>
         <w:jc w:val="right"/>
       </w:pPr>
       <w:r>
@@ -24055,7 +23016,6 @@
       <w:pPr>
         <w:bidi w:val="1"/>
         <w:spacing w:after="160" w:line="300" w:lineRule="auto"/>
-        <w:ind w:left="0" w:right="0" w:firstLine="0"/>
         <w:jc w:val="right"/>
       </w:pPr>
       <w:r>
@@ -24075,7 +23035,6 @@
       <w:pPr>
         <w:bidi w:val="1"/>
         <w:spacing w:after="160" w:line="300" w:lineRule="auto"/>
-        <w:ind w:left="0" w:right="0" w:firstLine="0"/>
         <w:jc w:val="right"/>
       </w:pPr>
       <w:r>
@@ -24093,7 +23052,6 @@
       <w:pPr>
         <w:bidi w:val="1"/>
         <w:spacing w:after="160" w:line="300" w:lineRule="auto"/>
-        <w:ind w:left="0" w:right="0" w:firstLine="0"/>
         <w:jc w:val="right"/>
       </w:pPr>
       <w:r>
@@ -24113,7 +23071,6 @@
       <w:pPr>
         <w:bidi w:val="1"/>
         <w:spacing w:after="160" w:line="300" w:lineRule="auto"/>
-        <w:ind w:left="0" w:right="0" w:firstLine="0"/>
         <w:jc w:val="right"/>
       </w:pPr>
       <w:r>
@@ -24141,7 +23098,6 @@
       <w:pPr>
         <w:bidi w:val="1"/>
         <w:spacing w:after="160" w:line="300" w:lineRule="auto"/>
-        <w:ind w:left="0" w:right="0" w:firstLine="0"/>
         <w:jc w:val="right"/>
       </w:pPr>
       <w:r>
@@ -24169,7 +23125,6 @@
       <w:pPr>
         <w:bidi w:val="1"/>
         <w:spacing w:after="160" w:line="300" w:lineRule="auto"/>
-        <w:ind w:left="0" w:right="0" w:firstLine="0"/>
         <w:jc w:val="right"/>
       </w:pPr>
       <w:r>
@@ -24197,7 +23152,6 @@
       <w:pPr>
         <w:bidi w:val="1"/>
         <w:spacing w:after="160" w:line="300" w:lineRule="auto"/>
-        <w:ind w:left="0" w:right="0" w:firstLine="0"/>
         <w:jc w:val="right"/>
       </w:pPr>
       <w:r>
@@ -24215,7 +23169,6 @@
       <w:pPr>
         <w:bidi w:val="1"/>
         <w:spacing w:after="160" w:line="300" w:lineRule="auto"/>
-        <w:ind w:left="0" w:right="0" w:firstLine="0"/>
         <w:jc w:val="right"/>
       </w:pPr>
       <w:r>
@@ -24233,7 +23186,6 @@
       <w:pPr>
         <w:bidi w:val="1"/>
         <w:spacing w:after="160" w:line="300" w:lineRule="auto"/>
-        <w:ind w:left="0" w:right="0" w:firstLine="0"/>
         <w:jc w:val="right"/>
       </w:pPr>
       <w:r>
@@ -24251,7 +23203,6 @@
       <w:pPr>
         <w:bidi w:val="1"/>
         <w:spacing w:after="160" w:line="300" w:lineRule="auto"/>
-        <w:ind w:left="0" w:right="0" w:firstLine="0"/>
         <w:jc w:val="right"/>
       </w:pPr>
       <w:r>
@@ -24279,7 +23230,6 @@
       <w:pPr>
         <w:bidi w:val="1"/>
         <w:spacing w:after="160" w:line="300" w:lineRule="auto"/>
-        <w:ind w:left="0" w:right="0" w:firstLine="0"/>
         <w:jc w:val="right"/>
       </w:pPr>
       <w:r>
@@ -24307,7 +23257,6 @@
       <w:pPr>
         <w:bidi w:val="1"/>
         <w:spacing w:after="160" w:line="300" w:lineRule="auto"/>
-        <w:ind w:left="0" w:right="0" w:firstLine="0"/>
         <w:jc w:val="right"/>
       </w:pPr>
       <w:r>
@@ -24335,7 +23284,6 @@
       <w:pPr>
         <w:bidi w:val="1"/>
         <w:spacing w:after="160" w:line="300" w:lineRule="auto"/>
-        <w:ind w:left="0" w:right="0" w:firstLine="0"/>
         <w:jc w:val="right"/>
       </w:pPr>
       <w:r>
@@ -24353,7 +23301,6 @@
       <w:pPr>
         <w:bidi w:val="1"/>
         <w:spacing w:after="160" w:line="300" w:lineRule="auto"/>
-        <w:ind w:left="0" w:right="0" w:firstLine="0"/>
         <w:jc w:val="right"/>
       </w:pPr>
       <w:r>
@@ -24371,7 +23318,6 @@
       <w:pPr>
         <w:bidi w:val="1"/>
         <w:spacing w:after="160" w:line="300" w:lineRule="auto"/>
-        <w:ind w:left="0" w:right="0" w:firstLine="0"/>
         <w:jc w:val="right"/>
       </w:pPr>
       <w:r>
@@ -24389,7 +23335,6 @@
       <w:pPr>
         <w:bidi w:val="1"/>
         <w:spacing w:after="160" w:line="300" w:lineRule="auto"/>
-        <w:ind w:left="0" w:right="0" w:firstLine="0"/>
         <w:jc w:val="right"/>
       </w:pPr>
       <w:r>
@@ -24407,7 +23352,6 @@
       <w:pPr>
         <w:bidi w:val="1"/>
         <w:spacing w:after="160" w:line="300" w:lineRule="auto"/>
-        <w:ind w:left="0" w:right="0" w:firstLine="0"/>
         <w:jc w:val="right"/>
       </w:pPr>
       <w:r>
@@ -24435,7 +23379,6 @@
       <w:pPr>
         <w:bidi w:val="1"/>
         <w:spacing w:after="160" w:line="300" w:lineRule="auto"/>
-        <w:ind w:left="0" w:right="0" w:firstLine="0"/>
         <w:jc w:val="right"/>
       </w:pPr>
       <w:r>
@@ -24463,7 +23406,6 @@
       <w:pPr>
         <w:bidi w:val="1"/>
         <w:spacing w:after="160" w:line="300" w:lineRule="auto"/>
-        <w:ind w:left="0" w:right="0" w:firstLine="0"/>
         <w:jc w:val="right"/>
       </w:pPr>
       <w:r>
@@ -24491,7 +23433,6 @@
       <w:pPr>
         <w:bidi w:val="1"/>
         <w:spacing w:after="160" w:line="300" w:lineRule="auto"/>
-        <w:ind w:left="0" w:right="0" w:firstLine="0"/>
         <w:jc w:val="right"/>
       </w:pPr>
       <w:r>
@@ -24519,7 +23460,6 @@
       <w:pPr>
         <w:bidi w:val="1"/>
         <w:spacing w:after="160" w:line="300" w:lineRule="auto"/>
-        <w:ind w:left="0" w:right="0" w:firstLine="0"/>
         <w:jc w:val="right"/>
       </w:pPr>
       <w:r>
@@ -24537,7 +23477,6 @@
       <w:pPr>
         <w:bidi w:val="1"/>
         <w:spacing w:after="160" w:line="300" w:lineRule="auto"/>
-        <w:ind w:left="0" w:right="0" w:firstLine="0"/>
         <w:jc w:val="right"/>
       </w:pPr>
       <w:r>
@@ -24555,7 +23494,6 @@
       <w:pPr>
         <w:bidi w:val="1"/>
         <w:spacing w:after="160" w:line="300" w:lineRule="auto"/>
-        <w:ind w:left="0" w:right="0" w:firstLine="0"/>
         <w:jc w:val="right"/>
       </w:pPr>
       <w:r>
@@ -24585,7 +23523,6 @@
       <w:pPr>
         <w:bidi w:val="1"/>
         <w:spacing w:after="160" w:line="300" w:lineRule="auto"/>
-        <w:ind w:left="0" w:right="0" w:firstLine="0"/>
         <w:jc w:val="right"/>
       </w:pPr>
       <w:r>
@@ -24615,7 +23552,6 @@
       <w:pPr>
         <w:bidi w:val="1"/>
         <w:spacing w:after="160" w:line="300" w:lineRule="auto"/>
-        <w:ind w:left="0" w:right="0" w:firstLine="0"/>
         <w:jc w:val="right"/>
       </w:pPr>
       <w:r>
@@ -24643,7 +23579,6 @@
       <w:pPr>
         <w:bidi w:val="1"/>
         <w:spacing w:after="160" w:line="300" w:lineRule="auto"/>
-        <w:ind w:left="0" w:right="0" w:firstLine="0"/>
         <w:jc w:val="right"/>
       </w:pPr>
       <w:r>
@@ -24661,7 +23596,6 @@
       <w:pPr>
         <w:bidi w:val="1"/>
         <w:spacing w:after="160" w:line="300" w:lineRule="auto"/>
-        <w:ind w:left="0" w:right="0" w:firstLine="0"/>
         <w:jc w:val="right"/>
       </w:pPr>
       <w:r>
@@ -24679,7 +23613,6 @@
       <w:pPr>
         <w:bidi w:val="1"/>
         <w:spacing w:after="160" w:line="300" w:lineRule="auto"/>
-        <w:ind w:left="0" w:right="0" w:firstLine="0"/>
         <w:jc w:val="right"/>
       </w:pPr>
       <w:r>
@@ -24697,7 +23630,6 @@
       <w:pPr>
         <w:bidi w:val="1"/>
         <w:spacing w:after="160" w:line="300" w:lineRule="auto"/>
-        <w:ind w:left="0" w:right="0" w:firstLine="0"/>
         <w:jc w:val="right"/>
       </w:pPr>
       <w:r>
@@ -24717,7 +23649,6 @@
       <w:pPr>
         <w:bidi w:val="1"/>
         <w:spacing w:after="160" w:line="300" w:lineRule="auto"/>
-        <w:ind w:left="0" w:right="0" w:firstLine="0"/>
         <w:jc w:val="right"/>
       </w:pPr>
       <w:r>

--- a/theory-site-static/files/ai-believes/what-ai-believes-he.docx
+++ b/theory-site-static/files/ai-believes/what-ai-believes-he.docx
@@ -43,7 +43,8 @@
     </w:p>
     <w:p>
       <w:pPr>
-        <w:jc w:val="right"/>
+        <w:ind w:left="0" w:right="0" w:firstLine="0"/>
+        <w:jc w:val="center"/>
         <w:bidi w:val="1"/>
       </w:pPr>
       <w:r>
@@ -59,7 +60,8 @@
     </w:p>
     <w:p>
       <w:pPr>
-        <w:jc w:val="right"/>
+        <w:ind w:left="0" w:right="0" w:firstLine="0"/>
+        <w:jc w:val="center"/>
         <w:bidi w:val="1"/>
       </w:pPr>
       <w:r>
@@ -74,7 +76,8 @@
     </w:p>
     <w:p>
       <w:pPr>
-        <w:jc w:val="right"/>
+        <w:ind w:left="0" w:right="0" w:firstLine="0"/>
+        <w:jc w:val="center"/>
         <w:bidi w:val="1"/>
       </w:pPr>
       <w:r>
@@ -90,7 +93,9 @@
     </w:p>
     <w:p>
       <w:pPr>
+        <w:ind w:left="0" w:right="0" w:firstLine="0"/>
         <w:jc w:val="center"/>
+        <w:bidi w:val="1"/>
       </w:pPr>
       <w:r>
         <w:rPr>
@@ -109,6 +114,7 @@
     </w:p>
     <w:p>
       <w:pPr>
+        <w:ind w:left="0" w:right="0" w:firstLine="0"/>
         <w:jc w:val="right"/>
         <w:bidi w:val="1"/>
       </w:pPr>
@@ -127,6 +133,7 @@
       <w:pPr>
         <w:bidi w:val="1"/>
         <w:spacing w:after="160" w:line="300" w:lineRule="auto"/>
+        <w:ind w:left="0" w:right="0" w:firstLine="0"/>
         <w:jc w:val="right"/>
       </w:pPr>
       <w:r>
@@ -154,6 +161,7 @@
       <w:pPr>
         <w:bidi w:val="1"/>
         <w:spacing w:after="160" w:line="300" w:lineRule="auto"/>
+        <w:ind w:left="0" w:right="0" w:firstLine="0"/>
         <w:jc w:val="right"/>
       </w:pPr>
       <w:r>
@@ -181,6 +189,7 @@
       <w:pPr>
         <w:bidi w:val="1"/>
         <w:spacing w:after="160" w:line="300" w:lineRule="auto"/>
+        <w:ind w:left="0" w:right="0" w:firstLine="0"/>
         <w:jc w:val="right"/>
       </w:pPr>
       <w:r>
@@ -198,6 +207,7 @@
       <w:pPr>
         <w:bidi w:val="1"/>
         <w:spacing w:after="160" w:line="300" w:lineRule="auto"/>
+        <w:ind w:left="0" w:right="0" w:firstLine="0"/>
         <w:jc w:val="right"/>
       </w:pPr>
       <w:r>
@@ -215,6 +225,7 @@
       <w:pPr>
         <w:bidi w:val="1"/>
         <w:spacing w:after="160" w:line="300" w:lineRule="auto"/>
+        <w:ind w:left="0" w:right="0" w:firstLine="0"/>
         <w:jc w:val="right"/>
       </w:pPr>
       <w:r>
@@ -242,6 +253,7 @@
       <w:pPr>
         <w:bidi w:val="1"/>
         <w:spacing w:after="160" w:line="300" w:lineRule="auto"/>
+        <w:ind w:left="0" w:right="0" w:firstLine="0"/>
         <w:jc w:val="right"/>
       </w:pPr>
       <w:r>
@@ -269,6 +281,7 @@
       <w:pPr>
         <w:bidi w:val="1"/>
         <w:spacing w:after="160" w:line="300" w:lineRule="auto"/>
+        <w:ind w:left="0" w:right="0" w:firstLine="0"/>
         <w:jc w:val="right"/>
       </w:pPr>
       <w:r>
@@ -296,6 +309,7 @@
       <w:pPr>
         <w:bidi w:val="1"/>
         <w:spacing w:after="160" w:line="300" w:lineRule="auto"/>
+        <w:ind w:left="0" w:right="0" w:firstLine="0"/>
         <w:jc w:val="right"/>
       </w:pPr>
       <w:r>
@@ -323,6 +337,7 @@
       <w:pPr>
         <w:bidi w:val="1"/>
         <w:spacing w:after="160" w:line="300" w:lineRule="auto"/>
+        <w:ind w:left="0" w:right="0" w:firstLine="0"/>
         <w:jc w:val="right"/>
       </w:pPr>
       <w:r>
@@ -340,6 +355,7 @@
       <w:pPr>
         <w:bidi w:val="1"/>
         <w:spacing w:after="160" w:line="300" w:lineRule="auto"/>
+        <w:ind w:left="0" w:right="0" w:firstLine="0"/>
         <w:jc w:val="right"/>
       </w:pPr>
       <w:r>
@@ -357,6 +373,7 @@
       <w:pPr>
         <w:bidi w:val="1"/>
         <w:spacing w:after="160" w:line="300" w:lineRule="auto"/>
+        <w:ind w:left="0" w:right="0" w:firstLine="0"/>
         <w:jc w:val="right"/>
       </w:pPr>
       <w:r>
@@ -384,6 +401,7 @@
       <w:pPr>
         <w:bidi w:val="1"/>
         <w:spacing w:after="160" w:line="300" w:lineRule="auto"/>
+        <w:ind w:left="0" w:right="0" w:firstLine="0"/>
         <w:jc w:val="right"/>
       </w:pPr>
       <w:r>
@@ -411,6 +429,7 @@
       <w:pPr>
         <w:bidi w:val="1"/>
         <w:spacing w:after="160" w:line="300" w:lineRule="auto"/>
+        <w:ind w:left="0" w:right="0" w:firstLine="0"/>
         <w:jc w:val="right"/>
       </w:pPr>
       <w:r>
@@ -428,6 +447,7 @@
       <w:pPr>
         <w:bidi w:val="1"/>
         <w:spacing w:after="160" w:line="300" w:lineRule="auto"/>
+        <w:ind w:left="0" w:right="0" w:firstLine="0"/>
         <w:jc w:val="right"/>
       </w:pPr>
       <w:r>
@@ -445,6 +465,7 @@
       <w:pPr>
         <w:bidi w:val="1"/>
         <w:spacing w:after="160" w:line="300" w:lineRule="auto"/>
+        <w:ind w:left="0" w:right="0" w:firstLine="0"/>
         <w:jc w:val="right"/>
       </w:pPr>
       <w:r>
@@ -462,6 +483,7 @@
       <w:pPr>
         <w:bidi w:val="1"/>
         <w:spacing w:after="160" w:line="300" w:lineRule="auto"/>
+        <w:ind w:left="0" w:right="0" w:firstLine="0"/>
         <w:jc w:val="right"/>
       </w:pPr>
       <w:r>
@@ -489,6 +511,7 @@
       <w:pPr>
         <w:bidi w:val="1"/>
         <w:spacing w:after="160" w:line="300" w:lineRule="auto"/>
+        <w:ind w:left="0" w:right="0" w:firstLine="0"/>
         <w:jc w:val="right"/>
       </w:pPr>
       <w:r>
@@ -516,6 +539,7 @@
       <w:pPr>
         <w:bidi w:val="1"/>
         <w:spacing w:after="160" w:line="300" w:lineRule="auto"/>
+        <w:ind w:left="0" w:right="0" w:firstLine="0"/>
         <w:jc w:val="right"/>
       </w:pPr>
       <w:r>
@@ -533,6 +557,7 @@
       <w:pPr>
         <w:bidi w:val="1"/>
         <w:spacing w:after="160" w:line="300" w:lineRule="auto"/>
+        <w:ind w:left="0" w:right="0" w:firstLine="0"/>
         <w:jc w:val="right"/>
       </w:pPr>
       <w:r>
@@ -550,6 +575,7 @@
       <w:pPr>
         <w:bidi w:val="1"/>
         <w:spacing w:after="160" w:line="300" w:lineRule="auto"/>
+        <w:ind w:left="0" w:right="0" w:firstLine="0"/>
         <w:jc w:val="right"/>
       </w:pPr>
       <w:r>
@@ -577,6 +603,7 @@
       <w:pPr>
         <w:bidi w:val="1"/>
         <w:spacing w:after="160" w:line="300" w:lineRule="auto"/>
+        <w:ind w:left="0" w:right="0" w:firstLine="0"/>
         <w:jc w:val="right"/>
       </w:pPr>
       <w:r>
@@ -604,6 +631,7 @@
       <w:pPr>
         <w:bidi w:val="1"/>
         <w:spacing w:after="160" w:line="300" w:lineRule="auto"/>
+        <w:ind w:left="0" w:right="0" w:firstLine="0"/>
         <w:jc w:val="right"/>
       </w:pPr>
       <w:r>
@@ -621,6 +649,7 @@
       <w:pPr>
         <w:bidi w:val="1"/>
         <w:spacing w:after="160" w:line="300" w:lineRule="auto"/>
+        <w:ind w:left="0" w:right="0" w:firstLine="0"/>
         <w:jc w:val="right"/>
       </w:pPr>
       <w:r>
@@ -648,6 +677,7 @@
       <w:pPr>
         <w:bidi w:val="1"/>
         <w:spacing w:after="160" w:line="300" w:lineRule="auto"/>
+        <w:ind w:left="0" w:right="0" w:firstLine="0"/>
         <w:jc w:val="right"/>
       </w:pPr>
       <w:r>
@@ -675,6 +705,7 @@
       <w:pPr>
         <w:bidi w:val="1"/>
         <w:spacing w:after="160" w:line="300" w:lineRule="auto"/>
+        <w:ind w:left="0" w:right="0" w:firstLine="0"/>
         <w:jc w:val="right"/>
       </w:pPr>
       <w:r>
@@ -702,6 +733,7 @@
       <w:pPr>
         <w:bidi w:val="1"/>
         <w:spacing w:after="160" w:line="300" w:lineRule="auto"/>
+        <w:ind w:left="0" w:right="0" w:firstLine="0"/>
         <w:jc w:val="right"/>
       </w:pPr>
       <w:r>
@@ -719,6 +751,7 @@
       <w:pPr>
         <w:bidi w:val="1"/>
         <w:spacing w:after="160" w:line="300" w:lineRule="auto"/>
+        <w:ind w:left="0" w:right="0" w:firstLine="0"/>
         <w:jc w:val="right"/>
       </w:pPr>
       <w:r>
@@ -736,6 +769,7 @@
       <w:pPr>
         <w:bidi w:val="1"/>
         <w:spacing w:after="160" w:line="300" w:lineRule="auto"/>
+        <w:ind w:left="0" w:right="0" w:firstLine="0"/>
         <w:jc w:val="right"/>
       </w:pPr>
       <w:r>
@@ -763,6 +797,7 @@
       <w:pPr>
         <w:bidi w:val="1"/>
         <w:spacing w:after="160" w:line="300" w:lineRule="auto"/>
+        <w:ind w:left="0" w:right="0" w:firstLine="0"/>
         <w:jc w:val="right"/>
       </w:pPr>
       <w:r>
@@ -790,6 +825,7 @@
       <w:pPr>
         <w:bidi w:val="1"/>
         <w:spacing w:after="160" w:line="300" w:lineRule="auto"/>
+        <w:ind w:left="0" w:right="0" w:firstLine="0"/>
         <w:jc w:val="right"/>
       </w:pPr>
       <w:r>
@@ -807,6 +843,7 @@
       <w:pPr>
         <w:bidi w:val="1"/>
         <w:spacing w:after="160" w:line="300" w:lineRule="auto"/>
+        <w:ind w:left="0" w:right="0" w:firstLine="0"/>
         <w:jc w:val="right"/>
       </w:pPr>
       <w:r>
@@ -824,6 +861,7 @@
       <w:pPr>
         <w:bidi w:val="1"/>
         <w:spacing w:after="160" w:line="300" w:lineRule="auto"/>
+        <w:ind w:left="0" w:right="0" w:firstLine="0"/>
         <w:jc w:val="right"/>
       </w:pPr>
       <w:r>
@@ -851,6 +889,7 @@
       <w:pPr>
         <w:bidi w:val="1"/>
         <w:spacing w:after="160" w:line="300" w:lineRule="auto"/>
+        <w:ind w:left="0" w:right="0" w:firstLine="0"/>
         <w:jc w:val="right"/>
       </w:pPr>
       <w:r>
@@ -878,6 +917,7 @@
       <w:pPr>
         <w:bidi w:val="1"/>
         <w:spacing w:after="160" w:line="300" w:lineRule="auto"/>
+        <w:ind w:left="0" w:right="0" w:firstLine="0"/>
         <w:jc w:val="right"/>
       </w:pPr>
       <w:r>
@@ -895,6 +935,7 @@
       <w:pPr>
         <w:bidi w:val="1"/>
         <w:spacing w:after="160" w:line="300" w:lineRule="auto"/>
+        <w:ind w:left="0" w:right="0" w:firstLine="0"/>
         <w:jc w:val="right"/>
       </w:pPr>
       <w:r>
@@ -912,6 +953,7 @@
       <w:pPr>
         <w:bidi w:val="1"/>
         <w:spacing w:after="160" w:line="300" w:lineRule="auto"/>
+        <w:ind w:left="0" w:right="0" w:firstLine="0"/>
         <w:jc w:val="right"/>
       </w:pPr>
       <w:r>
@@ -929,6 +971,7 @@
       <w:pPr>
         <w:bidi w:val="1"/>
         <w:spacing w:after="160" w:line="300" w:lineRule="auto"/>
+        <w:ind w:left="0" w:right="0" w:firstLine="0"/>
         <w:jc w:val="right"/>
       </w:pPr>
       <w:r>
@@ -956,6 +999,7 @@
       <w:pPr>
         <w:bidi w:val="1"/>
         <w:spacing w:after="160" w:line="300" w:lineRule="auto"/>
+        <w:ind w:left="0" w:right="0" w:firstLine="0"/>
         <w:jc w:val="right"/>
       </w:pPr>
       <w:r>
@@ -983,6 +1027,7 @@
       <w:pPr>
         <w:bidi w:val="1"/>
         <w:spacing w:after="160" w:line="300" w:lineRule="auto"/>
+        <w:ind w:left="0" w:right="0" w:firstLine="0"/>
         <w:jc w:val="right"/>
       </w:pPr>
       <w:r>
@@ -1000,6 +1045,7 @@
       <w:pPr>
         <w:bidi w:val="1"/>
         <w:spacing w:after="160" w:line="300" w:lineRule="auto"/>
+        <w:ind w:left="0" w:right="0" w:firstLine="0"/>
         <w:jc w:val="right"/>
       </w:pPr>
       <w:r>
@@ -1027,6 +1073,7 @@
       <w:pPr>
         <w:bidi w:val="1"/>
         <w:spacing w:after="160" w:line="300" w:lineRule="auto"/>
+        <w:ind w:left="0" w:right="0" w:firstLine="0"/>
         <w:jc w:val="right"/>
       </w:pPr>
       <w:r>
@@ -1054,6 +1101,7 @@
       <w:pPr>
         <w:bidi w:val="1"/>
         <w:spacing w:after="160" w:line="300" w:lineRule="auto"/>
+        <w:ind w:left="0" w:right="0" w:firstLine="0"/>
         <w:jc w:val="right"/>
       </w:pPr>
       <w:r>
@@ -1071,6 +1119,7 @@
       <w:pPr>
         <w:bidi w:val="1"/>
         <w:spacing w:after="160" w:line="300" w:lineRule="auto"/>
+        <w:ind w:left="0" w:right="0" w:firstLine="0"/>
         <w:jc w:val="right"/>
       </w:pPr>
       <w:r>
@@ -1098,6 +1147,7 @@
       <w:pPr>
         <w:bidi w:val="1"/>
         <w:spacing w:after="160" w:line="300" w:lineRule="auto"/>
+        <w:ind w:left="0" w:right="0" w:firstLine="0"/>
         <w:jc w:val="right"/>
       </w:pPr>
       <w:r>
@@ -1125,6 +1175,7 @@
       <w:pPr>
         <w:bidi w:val="1"/>
         <w:spacing w:after="160" w:line="300" w:lineRule="auto"/>
+        <w:ind w:left="0" w:right="0" w:firstLine="0"/>
         <w:jc w:val="right"/>
       </w:pPr>
       <w:r>
@@ -1142,6 +1193,7 @@
       <w:pPr>
         <w:bidi w:val="1"/>
         <w:spacing w:after="160" w:line="300" w:lineRule="auto"/>
+        <w:ind w:left="0" w:right="0" w:firstLine="0"/>
         <w:jc w:val="right"/>
       </w:pPr>
       <w:r>
@@ -1159,6 +1211,7 @@
       <w:pPr>
         <w:bidi w:val="1"/>
         <w:spacing w:after="160" w:line="300" w:lineRule="auto"/>
+        <w:ind w:left="0" w:right="0" w:firstLine="0"/>
         <w:jc w:val="right"/>
       </w:pPr>
       <w:r>
@@ -1176,6 +1229,7 @@
       <w:pPr>
         <w:bidi w:val="1"/>
         <w:spacing w:after="160" w:line="300" w:lineRule="auto"/>
+        <w:ind w:left="0" w:right="0" w:firstLine="0"/>
         <w:jc w:val="right"/>
       </w:pPr>
       <w:r>
@@ -1203,6 +1257,7 @@
       <w:pPr>
         <w:bidi w:val="1"/>
         <w:spacing w:after="160" w:line="300" w:lineRule="auto"/>
+        <w:ind w:left="0" w:right="0" w:firstLine="0"/>
         <w:jc w:val="right"/>
       </w:pPr>
       <w:r>
@@ -1232,6 +1287,7 @@
       <w:pPr>
         <w:bidi w:val="1"/>
         <w:spacing w:after="160" w:line="300" w:lineRule="auto"/>
+        <w:ind w:left="0" w:right="0" w:firstLine="0"/>
         <w:jc w:val="right"/>
       </w:pPr>
       <w:r>
@@ -1251,6 +1307,7 @@
       <w:pPr>
         <w:bidi w:val="1"/>
         <w:spacing w:after="160" w:line="300" w:lineRule="auto"/>
+        <w:ind w:left="0" w:right="0" w:firstLine="0"/>
         <w:jc w:val="right"/>
       </w:pPr>
       <w:r>
@@ -1270,6 +1327,7 @@
       <w:pPr>
         <w:bidi w:val="1"/>
         <w:spacing w:after="160" w:line="300" w:lineRule="auto"/>
+        <w:ind w:left="0" w:right="0" w:firstLine="0"/>
         <w:jc w:val="right"/>
       </w:pPr>
       <w:r>
@@ -1287,6 +1345,7 @@
       <w:pPr>
         <w:bidi w:val="1"/>
         <w:spacing w:after="160" w:line="300" w:lineRule="auto"/>
+        <w:ind w:left="0" w:right="0" w:firstLine="0"/>
         <w:jc w:val="right"/>
       </w:pPr>
       <w:r>
@@ -1304,6 +1363,7 @@
       <w:pPr>
         <w:bidi w:val="1"/>
         <w:spacing w:after="160" w:line="300" w:lineRule="auto"/>
+        <w:ind w:left="0" w:right="0" w:firstLine="0"/>
         <w:jc w:val="right"/>
       </w:pPr>
       <w:r>
@@ -1321,6 +1381,7 @@
       <w:pPr>
         <w:bidi w:val="1"/>
         <w:spacing w:after="160" w:line="300" w:lineRule="auto"/>
+        <w:ind w:left="0" w:right="0" w:firstLine="0"/>
         <w:jc w:val="right"/>
       </w:pPr>
       <w:r>
@@ -1338,6 +1399,7 @@
       <w:pPr>
         <w:bidi w:val="1"/>
         <w:spacing w:after="160" w:line="300" w:lineRule="auto"/>
+        <w:ind w:left="0" w:right="0" w:firstLine="0"/>
         <w:jc w:val="right"/>
       </w:pPr>
       <w:r>
@@ -1365,6 +1427,7 @@
       <w:pPr>
         <w:bidi w:val="1"/>
         <w:spacing w:after="160" w:line="300" w:lineRule="auto"/>
+        <w:ind w:left="0" w:right="0" w:firstLine="0"/>
         <w:jc w:val="right"/>
       </w:pPr>
       <w:r>
@@ -1392,6 +1455,7 @@
       <w:pPr>
         <w:bidi w:val="1"/>
         <w:spacing w:after="160" w:line="300" w:lineRule="auto"/>
+        <w:ind w:left="0" w:right="0" w:firstLine="0"/>
         <w:jc w:val="right"/>
       </w:pPr>
       <w:r>
@@ -1419,6 +1483,7 @@
       <w:pPr>
         <w:bidi w:val="1"/>
         <w:spacing w:after="160" w:line="300" w:lineRule="auto"/>
+        <w:ind w:left="0" w:right="0" w:firstLine="0"/>
         <w:jc w:val="right"/>
       </w:pPr>
       <w:r>
@@ -1438,6 +1503,7 @@
       <w:pPr>
         <w:bidi w:val="1"/>
         <w:spacing w:after="160" w:line="300" w:lineRule="auto"/>
+        <w:ind w:left="0" w:right="0" w:firstLine="0"/>
         <w:jc w:val="right"/>
       </w:pPr>
       <w:r>
@@ -1455,6 +1521,7 @@
       <w:pPr>
         <w:bidi w:val="1"/>
         <w:spacing w:after="160" w:line="300" w:lineRule="auto"/>
+        <w:ind w:left="0" w:right="0" w:firstLine="0"/>
         <w:jc w:val="right"/>
       </w:pPr>
       <w:r>
@@ -1472,6 +1539,7 @@
       <w:pPr>
         <w:bidi w:val="1"/>
         <w:spacing w:after="160" w:line="300" w:lineRule="auto"/>
+        <w:ind w:left="0" w:right="0" w:firstLine="0"/>
         <w:jc w:val="right"/>
       </w:pPr>
       <w:r>
@@ -1489,6 +1557,7 @@
       <w:pPr>
         <w:bidi w:val="1"/>
         <w:spacing w:after="160" w:line="300" w:lineRule="auto"/>
+        <w:ind w:left="0" w:right="0" w:firstLine="0"/>
         <w:jc w:val="right"/>
       </w:pPr>
       <w:r>
@@ -1508,6 +1577,7 @@
       <w:pPr>
         <w:bidi w:val="1"/>
         <w:spacing w:after="160" w:line="300" w:lineRule="auto"/>
+        <w:ind w:left="0" w:right="0" w:firstLine="0"/>
         <w:jc w:val="right"/>
       </w:pPr>
       <w:r>
@@ -1525,6 +1595,7 @@
       <w:pPr>
         <w:bidi w:val="1"/>
         <w:spacing w:after="160" w:line="300" w:lineRule="auto"/>
+        <w:ind w:left="0" w:right="0" w:firstLine="0"/>
         <w:jc w:val="right"/>
       </w:pPr>
       <w:r>
@@ -1542,6 +1613,7 @@
       <w:pPr>
         <w:bidi w:val="1"/>
         <w:spacing w:after="160" w:line="300" w:lineRule="auto"/>
+        <w:ind w:left="0" w:right="0" w:firstLine="0"/>
         <w:jc w:val="right"/>
       </w:pPr>
       <w:r>
@@ -1561,6 +1633,7 @@
       <w:pPr>
         <w:bidi w:val="1"/>
         <w:spacing w:after="160" w:line="300" w:lineRule="auto"/>
+        <w:ind w:left="0" w:right="0" w:firstLine="0"/>
         <w:jc w:val="right"/>
       </w:pPr>
       <w:r>
@@ -1578,6 +1651,7 @@
       <w:pPr>
         <w:bidi w:val="1"/>
         <w:spacing w:after="160" w:line="300" w:lineRule="auto"/>
+        <w:ind w:left="0" w:right="0" w:firstLine="0"/>
         <w:jc w:val="right"/>
       </w:pPr>
       <w:r>
@@ -1595,6 +1669,7 @@
       <w:pPr>
         <w:bidi w:val="1"/>
         <w:spacing w:after="160" w:line="300" w:lineRule="auto"/>
+        <w:ind w:left="0" w:right="0" w:firstLine="0"/>
         <w:jc w:val="right"/>
       </w:pPr>
       <w:r>
@@ -1614,6 +1689,7 @@
       <w:pPr>
         <w:bidi w:val="1"/>
         <w:spacing w:after="160" w:line="300" w:lineRule="auto"/>
+        <w:ind w:left="0" w:right="0" w:firstLine="0"/>
         <w:jc w:val="right"/>
       </w:pPr>
       <w:r>
@@ -1631,6 +1707,7 @@
       <w:pPr>
         <w:bidi w:val="1"/>
         <w:spacing w:after="160" w:line="300" w:lineRule="auto"/>
+        <w:ind w:left="0" w:right="0" w:firstLine="0"/>
         <w:jc w:val="right"/>
       </w:pPr>
       <w:r>
@@ -1658,6 +1735,7 @@
       <w:pPr>
         <w:bidi w:val="1"/>
         <w:spacing w:after="160" w:line="300" w:lineRule="auto"/>
+        <w:ind w:left="0" w:right="0" w:firstLine="0"/>
         <w:jc w:val="right"/>
       </w:pPr>
       <w:r>
@@ -1685,6 +1763,7 @@
       <w:pPr>
         <w:bidi w:val="1"/>
         <w:spacing w:after="160" w:line="300" w:lineRule="auto"/>
+        <w:ind w:left="0" w:right="0" w:firstLine="0"/>
         <w:jc w:val="right"/>
       </w:pPr>
       <w:r>
@@ -1702,6 +1781,7 @@
       <w:pPr>
         <w:bidi w:val="1"/>
         <w:spacing w:after="160" w:line="300" w:lineRule="auto"/>
+        <w:ind w:left="0" w:right="0" w:firstLine="0"/>
         <w:jc w:val="right"/>
       </w:pPr>
       <w:r>
@@ -1729,6 +1809,7 @@
       <w:pPr>
         <w:bidi w:val="1"/>
         <w:spacing w:after="160" w:line="300" w:lineRule="auto"/>
+        <w:ind w:left="0" w:right="0" w:firstLine="0"/>
         <w:jc w:val="right"/>
       </w:pPr>
       <w:r>
@@ -1756,6 +1837,7 @@
       <w:pPr>
         <w:bidi w:val="1"/>
         <w:spacing w:after="160" w:line="300" w:lineRule="auto"/>
+        <w:ind w:left="0" w:right="0" w:firstLine="0"/>
         <w:jc w:val="right"/>
       </w:pPr>
       <w:r>
@@ -1783,6 +1865,7 @@
       <w:pPr>
         <w:bidi w:val="1"/>
         <w:spacing w:after="160" w:line="300" w:lineRule="auto"/>
+        <w:ind w:left="0" w:right="0" w:firstLine="0"/>
         <w:jc w:val="right"/>
       </w:pPr>
       <w:r>
@@ -1810,6 +1893,7 @@
       <w:pPr>
         <w:bidi w:val="1"/>
         <w:spacing w:after="160" w:line="300" w:lineRule="auto"/>
+        <w:ind w:left="0" w:right="0" w:firstLine="0"/>
         <w:jc w:val="right"/>
       </w:pPr>
       <w:r>
@@ -1827,6 +1911,7 @@
       <w:pPr>
         <w:bidi w:val="1"/>
         <w:spacing w:after="160" w:line="300" w:lineRule="auto"/>
+        <w:ind w:left="0" w:right="0" w:firstLine="0"/>
         <w:jc w:val="right"/>
       </w:pPr>
       <w:r>
@@ -1844,6 +1929,7 @@
       <w:pPr>
         <w:bidi w:val="1"/>
         <w:spacing w:after="160" w:line="300" w:lineRule="auto"/>
+        <w:ind w:left="0" w:right="0" w:firstLine="0"/>
         <w:jc w:val="right"/>
       </w:pPr>
       <w:r>
@@ -1861,6 +1947,7 @@
       <w:pPr>
         <w:bidi w:val="1"/>
         <w:spacing w:after="160" w:line="300" w:lineRule="auto"/>
+        <w:ind w:left="0" w:right="0" w:firstLine="0"/>
         <w:jc w:val="right"/>
       </w:pPr>
       <w:r>
@@ -1888,6 +1975,7 @@
       <w:pPr>
         <w:bidi w:val="1"/>
         <w:spacing w:after="160" w:line="300" w:lineRule="auto"/>
+        <w:ind w:left="0" w:right="0" w:firstLine="0"/>
         <w:jc w:val="right"/>
       </w:pPr>
       <w:r>
@@ -1915,6 +2003,7 @@
       <w:pPr>
         <w:bidi w:val="1"/>
         <w:spacing w:after="160" w:line="300" w:lineRule="auto"/>
+        <w:ind w:left="0" w:right="0" w:firstLine="0"/>
         <w:jc w:val="right"/>
       </w:pPr>
       <w:r>
@@ -1932,6 +2021,7 @@
       <w:pPr>
         <w:bidi w:val="1"/>
         <w:spacing w:after="160" w:line="300" w:lineRule="auto"/>
+        <w:ind w:left="0" w:right="0" w:firstLine="0"/>
         <w:jc w:val="right"/>
       </w:pPr>
       <w:r>
@@ -1949,6 +2039,7 @@
       <w:pPr>
         <w:bidi w:val="1"/>
         <w:spacing w:after="160" w:line="300" w:lineRule="auto"/>
+        <w:ind w:left="0" w:right="0" w:firstLine="0"/>
         <w:jc w:val="right"/>
       </w:pPr>
       <w:r>
@@ -1966,6 +2057,7 @@
       <w:pPr>
         <w:bidi w:val="1"/>
         <w:spacing w:after="160" w:line="300" w:lineRule="auto"/>
+        <w:ind w:left="0" w:right="0" w:firstLine="0"/>
         <w:jc w:val="right"/>
       </w:pPr>
       <w:r>
@@ -1983,6 +2075,7 @@
       <w:pPr>
         <w:bidi w:val="1"/>
         <w:spacing w:after="160" w:line="300" w:lineRule="auto"/>
+        <w:ind w:left="0" w:right="0" w:firstLine="0"/>
         <w:jc w:val="right"/>
       </w:pPr>
       <w:r>
@@ -2002,6 +2095,7 @@
       <w:pPr>
         <w:bidi w:val="1"/>
         <w:spacing w:after="160" w:line="300" w:lineRule="auto"/>
+        <w:ind w:left="0" w:right="0" w:firstLine="0"/>
         <w:jc w:val="right"/>
       </w:pPr>
       <w:r>
@@ -2019,6 +2113,7 @@
       <w:pPr>
         <w:bidi w:val="1"/>
         <w:spacing w:after="160" w:line="300" w:lineRule="auto"/>
+        <w:ind w:left="0" w:right="0" w:firstLine="0"/>
         <w:jc w:val="right"/>
       </w:pPr>
       <w:r>
@@ -2036,6 +2131,7 @@
       <w:pPr>
         <w:bidi w:val="1"/>
         <w:spacing w:after="160" w:line="300" w:lineRule="auto"/>
+        <w:ind w:left="0" w:right="0" w:firstLine="0"/>
         <w:jc w:val="right"/>
       </w:pPr>
       <w:r>
@@ -2055,6 +2151,7 @@
       <w:pPr>
         <w:bidi w:val="1"/>
         <w:spacing w:after="160" w:line="300" w:lineRule="auto"/>
+        <w:ind w:left="0" w:right="0" w:firstLine="0"/>
         <w:jc w:val="right"/>
       </w:pPr>
       <w:r>
@@ -2072,6 +2169,7 @@
       <w:pPr>
         <w:bidi w:val="1"/>
         <w:spacing w:after="160" w:line="300" w:lineRule="auto"/>
+        <w:ind w:left="0" w:right="0" w:firstLine="0"/>
         <w:jc w:val="right"/>
       </w:pPr>
       <w:r>
@@ -2089,6 +2187,7 @@
       <w:pPr>
         <w:bidi w:val="1"/>
         <w:spacing w:after="160" w:line="300" w:lineRule="auto"/>
+        <w:ind w:left="0" w:right="0" w:firstLine="0"/>
         <w:jc w:val="right"/>
       </w:pPr>
       <w:r>
@@ -2106,6 +2205,7 @@
       <w:pPr>
         <w:bidi w:val="1"/>
         <w:spacing w:after="160" w:line="300" w:lineRule="auto"/>
+        <w:ind w:left="0" w:right="0" w:firstLine="0"/>
         <w:jc w:val="right"/>
       </w:pPr>
       <w:r>
@@ -2125,6 +2225,7 @@
       <w:pPr>
         <w:bidi w:val="1"/>
         <w:spacing w:after="160" w:line="300" w:lineRule="auto"/>
+        <w:ind w:left="0" w:right="0" w:firstLine="0"/>
         <w:jc w:val="right"/>
       </w:pPr>
       <w:r>
@@ -2142,6 +2243,7 @@
       <w:pPr>
         <w:bidi w:val="1"/>
         <w:spacing w:after="160" w:line="300" w:lineRule="auto"/>
+        <w:ind w:left="0" w:right="0" w:firstLine="0"/>
         <w:jc w:val="right"/>
       </w:pPr>
       <w:r>
@@ -2159,6 +2261,7 @@
       <w:pPr>
         <w:bidi w:val="1"/>
         <w:spacing w:after="160" w:line="300" w:lineRule="auto"/>
+        <w:ind w:left="0" w:right="0" w:firstLine="0"/>
         <w:jc w:val="right"/>
       </w:pPr>
       <w:r>
@@ -2176,6 +2279,7 @@
       <w:pPr>
         <w:bidi w:val="1"/>
         <w:spacing w:after="160" w:line="300" w:lineRule="auto"/>
+        <w:ind w:left="0" w:right="0" w:firstLine="0"/>
         <w:jc w:val="right"/>
       </w:pPr>
       <w:r>
@@ -2193,6 +2297,7 @@
       <w:pPr>
         <w:bidi w:val="1"/>
         <w:spacing w:after="160" w:line="300" w:lineRule="auto"/>
+        <w:ind w:left="0" w:right="0" w:firstLine="0"/>
         <w:jc w:val="right"/>
       </w:pPr>
       <w:r>
@@ -2210,6 +2315,7 @@
       <w:pPr>
         <w:bidi w:val="1"/>
         <w:spacing w:after="160" w:line="300" w:lineRule="auto"/>
+        <w:ind w:left="0" w:right="0" w:firstLine="0"/>
         <w:jc w:val="right"/>
       </w:pPr>
       <w:r>
@@ -2227,6 +2333,7 @@
       <w:pPr>
         <w:bidi w:val="1"/>
         <w:spacing w:after="160" w:line="300" w:lineRule="auto"/>
+        <w:ind w:left="0" w:right="0" w:firstLine="0"/>
         <w:jc w:val="right"/>
       </w:pPr>
       <w:r>
@@ -2244,6 +2351,7 @@
       <w:pPr>
         <w:bidi w:val="1"/>
         <w:spacing w:after="160" w:line="300" w:lineRule="auto"/>
+        <w:ind w:left="0" w:right="0" w:firstLine="0"/>
         <w:jc w:val="right"/>
       </w:pPr>
       <w:r>
@@ -2261,6 +2369,7 @@
       <w:pPr>
         <w:bidi w:val="1"/>
         <w:spacing w:after="160" w:line="300" w:lineRule="auto"/>
+        <w:ind w:left="0" w:right="0" w:firstLine="0"/>
         <w:jc w:val="right"/>
       </w:pPr>
       <w:r>
@@ -2278,6 +2387,7 @@
       <w:pPr>
         <w:bidi w:val="1"/>
         <w:spacing w:after="160" w:line="300" w:lineRule="auto"/>
+        <w:ind w:left="0" w:right="0" w:firstLine="0"/>
         <w:jc w:val="right"/>
       </w:pPr>
       <w:r>
@@ -2295,6 +2405,7 @@
       <w:pPr>
         <w:bidi w:val="1"/>
         <w:spacing w:after="160" w:line="300" w:lineRule="auto"/>
+        <w:ind w:left="0" w:right="0" w:firstLine="0"/>
         <w:jc w:val="right"/>
       </w:pPr>
       <w:r>
@@ -2322,6 +2433,7 @@
       <w:pPr>
         <w:bidi w:val="1"/>
         <w:spacing w:after="160" w:line="300" w:lineRule="auto"/>
+        <w:ind w:left="0" w:right="0" w:firstLine="0"/>
         <w:jc w:val="right"/>
       </w:pPr>
       <w:r>
@@ -2349,6 +2461,7 @@
       <w:pPr>
         <w:bidi w:val="1"/>
         <w:spacing w:after="160" w:line="300" w:lineRule="auto"/>
+        <w:ind w:left="0" w:right="0" w:firstLine="0"/>
         <w:jc w:val="right"/>
       </w:pPr>
       <w:r>
@@ -2366,6 +2479,7 @@
       <w:pPr>
         <w:bidi w:val="1"/>
         <w:spacing w:after="160" w:line="300" w:lineRule="auto"/>
+        <w:ind w:left="0" w:right="0" w:firstLine="0"/>
         <w:jc w:val="right"/>
       </w:pPr>
       <w:r>
@@ -2393,6 +2507,7 @@
       <w:pPr>
         <w:bidi w:val="1"/>
         <w:spacing w:after="160" w:line="300" w:lineRule="auto"/>
+        <w:ind w:left="0" w:right="0" w:firstLine="0"/>
         <w:jc w:val="right"/>
       </w:pPr>
       <w:r>
@@ -2420,6 +2535,7 @@
       <w:pPr>
         <w:bidi w:val="1"/>
         <w:spacing w:after="160" w:line="300" w:lineRule="auto"/>
+        <w:ind w:left="0" w:right="0" w:firstLine="0"/>
         <w:jc w:val="right"/>
       </w:pPr>
       <w:r>
@@ -2437,6 +2553,7 @@
       <w:pPr>
         <w:bidi w:val="1"/>
         <w:spacing w:after="160" w:line="300" w:lineRule="auto"/>
+        <w:ind w:left="0" w:right="0" w:firstLine="0"/>
         <w:jc w:val="right"/>
       </w:pPr>
       <w:r>
@@ -2464,6 +2581,7 @@
       <w:pPr>
         <w:bidi w:val="1"/>
         <w:spacing w:after="160" w:line="300" w:lineRule="auto"/>
+        <w:ind w:left="0" w:right="0" w:firstLine="0"/>
         <w:jc w:val="right"/>
       </w:pPr>
       <w:r>
@@ -2491,6 +2609,7 @@
       <w:pPr>
         <w:bidi w:val="1"/>
         <w:spacing w:after="160" w:line="300" w:lineRule="auto"/>
+        <w:ind w:left="0" w:right="0" w:firstLine="0"/>
         <w:jc w:val="right"/>
       </w:pPr>
       <w:r>
@@ -2508,6 +2627,7 @@
       <w:pPr>
         <w:bidi w:val="1"/>
         <w:spacing w:after="160" w:line="300" w:lineRule="auto"/>
+        <w:ind w:left="0" w:right="0" w:firstLine="0"/>
         <w:jc w:val="right"/>
       </w:pPr>
       <w:r>
@@ -2527,6 +2647,7 @@
       <w:pPr>
         <w:bidi w:val="1"/>
         <w:spacing w:after="160" w:line="300" w:lineRule="auto"/>
+        <w:ind w:left="0" w:right="0" w:firstLine="0"/>
         <w:jc w:val="right"/>
       </w:pPr>
       <w:r>
@@ -2544,6 +2665,7 @@
       <w:pPr>
         <w:bidi w:val="1"/>
         <w:spacing w:after="160" w:line="300" w:lineRule="auto"/>
+        <w:ind w:left="0" w:right="0" w:firstLine="0"/>
         <w:jc w:val="right"/>
       </w:pPr>
       <w:r>
@@ -2571,6 +2693,7 @@
       <w:pPr>
         <w:bidi w:val="1"/>
         <w:spacing w:after="160" w:line="300" w:lineRule="auto"/>
+        <w:ind w:left="0" w:right="0" w:firstLine="0"/>
         <w:jc w:val="right"/>
       </w:pPr>
       <w:r>
@@ -2598,6 +2721,7 @@
       <w:pPr>
         <w:bidi w:val="1"/>
         <w:spacing w:after="160" w:line="300" w:lineRule="auto"/>
+        <w:ind w:left="0" w:right="0" w:firstLine="0"/>
         <w:jc w:val="right"/>
       </w:pPr>
       <w:r>
@@ -2625,6 +2749,7 @@
       <w:pPr>
         <w:bidi w:val="1"/>
         <w:spacing w:after="160" w:line="300" w:lineRule="auto"/>
+        <w:ind w:left="0" w:right="0" w:firstLine="0"/>
         <w:jc w:val="right"/>
       </w:pPr>
       <w:r>
@@ -2652,6 +2777,7 @@
       <w:pPr>
         <w:bidi w:val="1"/>
         <w:spacing w:after="160" w:line="300" w:lineRule="auto"/>
+        <w:ind w:left="0" w:right="0" w:firstLine="0"/>
         <w:jc w:val="right"/>
       </w:pPr>
       <w:r>
@@ -2679,6 +2805,7 @@
       <w:pPr>
         <w:bidi w:val="1"/>
         <w:spacing w:after="160" w:line="300" w:lineRule="auto"/>
+        <w:ind w:left="0" w:right="0" w:firstLine="0"/>
         <w:jc w:val="right"/>
       </w:pPr>
       <w:r>
@@ -2706,6 +2833,7 @@
       <w:pPr>
         <w:bidi w:val="1"/>
         <w:spacing w:after="160" w:line="300" w:lineRule="auto"/>
+        <w:ind w:left="0" w:right="0" w:firstLine="0"/>
         <w:jc w:val="right"/>
       </w:pPr>
       <w:r>
@@ -2723,6 +2851,7 @@
       <w:pPr>
         <w:bidi w:val="1"/>
         <w:spacing w:after="160" w:line="300" w:lineRule="auto"/>
+        <w:ind w:left="0" w:right="0" w:firstLine="0"/>
         <w:jc w:val="right"/>
       </w:pPr>
       <w:r>
@@ -2740,6 +2869,7 @@
       <w:pPr>
         <w:bidi w:val="1"/>
         <w:spacing w:after="160" w:line="300" w:lineRule="auto"/>
+        <w:ind w:left="0" w:right="0" w:firstLine="0"/>
         <w:jc w:val="right"/>
       </w:pPr>
       <w:r>
@@ -2757,6 +2887,7 @@
       <w:pPr>
         <w:bidi w:val="1"/>
         <w:spacing w:after="160" w:line="300" w:lineRule="auto"/>
+        <w:ind w:left="0" w:right="0" w:firstLine="0"/>
         <w:jc w:val="right"/>
       </w:pPr>
       <w:r>
@@ -2774,6 +2905,7 @@
       <w:pPr>
         <w:bidi w:val="1"/>
         <w:spacing w:after="160" w:line="300" w:lineRule="auto"/>
+        <w:ind w:left="0" w:right="0" w:firstLine="0"/>
         <w:jc w:val="right"/>
       </w:pPr>
       <w:r>
@@ -2801,6 +2933,7 @@
       <w:pPr>
         <w:bidi w:val="1"/>
         <w:spacing w:after="160" w:line="300" w:lineRule="auto"/>
+        <w:ind w:left="0" w:right="0" w:firstLine="0"/>
         <w:jc w:val="right"/>
       </w:pPr>
       <w:r>
@@ -2828,6 +2961,7 @@
       <w:pPr>
         <w:bidi w:val="1"/>
         <w:spacing w:after="160" w:line="300" w:lineRule="auto"/>
+        <w:ind w:left="0" w:right="0" w:firstLine="0"/>
         <w:jc w:val="right"/>
       </w:pPr>
       <w:r>
@@ -2855,6 +2989,7 @@
       <w:pPr>
         <w:bidi w:val="1"/>
         <w:spacing w:after="160" w:line="300" w:lineRule="auto"/>
+        <w:ind w:left="0" w:right="0" w:firstLine="0"/>
         <w:jc w:val="right"/>
       </w:pPr>
       <w:r>
@@ -2872,6 +3007,7 @@
       <w:pPr>
         <w:bidi w:val="1"/>
         <w:spacing w:after="160" w:line="300" w:lineRule="auto"/>
+        <w:ind w:left="0" w:right="0" w:firstLine="0"/>
         <w:jc w:val="right"/>
       </w:pPr>
       <w:r>
@@ -2889,6 +3025,7 @@
       <w:pPr>
         <w:bidi w:val="1"/>
         <w:spacing w:after="160" w:line="300" w:lineRule="auto"/>
+        <w:ind w:left="0" w:right="0" w:firstLine="0"/>
         <w:jc w:val="right"/>
       </w:pPr>
       <w:r>
@@ -2916,6 +3053,7 @@
       <w:pPr>
         <w:bidi w:val="1"/>
         <w:spacing w:after="160" w:line="300" w:lineRule="auto"/>
+        <w:ind w:left="0" w:right="0" w:firstLine="0"/>
         <w:jc w:val="right"/>
       </w:pPr>
       <w:r>
@@ -2943,6 +3081,7 @@
       <w:pPr>
         <w:bidi w:val="1"/>
         <w:spacing w:after="160" w:line="300" w:lineRule="auto"/>
+        <w:ind w:left="0" w:right="0" w:firstLine="0"/>
         <w:jc w:val="right"/>
       </w:pPr>
       <w:r>
@@ -2970,6 +3109,7 @@
       <w:pPr>
         <w:bidi w:val="1"/>
         <w:spacing w:after="160" w:line="300" w:lineRule="auto"/>
+        <w:ind w:left="0" w:right="0" w:firstLine="0"/>
         <w:jc w:val="right"/>
       </w:pPr>
       <w:r>
@@ -2997,6 +3137,7 @@
       <w:pPr>
         <w:bidi w:val="1"/>
         <w:spacing w:after="160" w:line="300" w:lineRule="auto"/>
+        <w:ind w:left="0" w:right="0" w:firstLine="0"/>
         <w:jc w:val="right"/>
       </w:pPr>
       <w:r>
@@ -3014,6 +3155,7 @@
       <w:pPr>
         <w:bidi w:val="1"/>
         <w:spacing w:after="160" w:line="300" w:lineRule="auto"/>
+        <w:ind w:left="0" w:right="0" w:firstLine="0"/>
         <w:jc w:val="right"/>
       </w:pPr>
       <w:r>
@@ -3031,6 +3173,7 @@
       <w:pPr>
         <w:bidi w:val="1"/>
         <w:spacing w:after="160" w:line="300" w:lineRule="auto"/>
+        <w:ind w:left="0" w:right="0" w:firstLine="0"/>
         <w:jc w:val="right"/>
       </w:pPr>
       <w:r>
@@ -3048,6 +3191,7 @@
       <w:pPr>
         <w:bidi w:val="1"/>
         <w:spacing w:after="160" w:line="300" w:lineRule="auto"/>
+        <w:ind w:left="0" w:right="0" w:firstLine="0"/>
         <w:jc w:val="right"/>
       </w:pPr>
       <w:r>
@@ -3075,6 +3219,7 @@
       <w:pPr>
         <w:bidi w:val="1"/>
         <w:spacing w:after="160" w:line="300" w:lineRule="auto"/>
+        <w:ind w:left="0" w:right="0" w:firstLine="0"/>
         <w:jc w:val="right"/>
       </w:pPr>
       <w:r>
@@ -3102,6 +3247,7 @@
       <w:pPr>
         <w:bidi w:val="1"/>
         <w:spacing w:after="160" w:line="300" w:lineRule="auto"/>
+        <w:ind w:left="0" w:right="0" w:firstLine="0"/>
         <w:jc w:val="right"/>
       </w:pPr>
       <w:r>
@@ -3119,6 +3265,7 @@
       <w:pPr>
         <w:bidi w:val="1"/>
         <w:spacing w:after="160" w:line="300" w:lineRule="auto"/>
+        <w:ind w:left="0" w:right="0" w:firstLine="0"/>
         <w:jc w:val="right"/>
       </w:pPr>
       <w:r>
@@ -3136,6 +3283,7 @@
       <w:pPr>
         <w:bidi w:val="1"/>
         <w:spacing w:after="160" w:line="300" w:lineRule="auto"/>
+        <w:ind w:left="0" w:right="0" w:firstLine="0"/>
         <w:jc w:val="right"/>
       </w:pPr>
       <w:r>
@@ -3163,6 +3311,7 @@
       <w:pPr>
         <w:bidi w:val="1"/>
         <w:spacing w:after="160" w:line="300" w:lineRule="auto"/>
+        <w:ind w:left="0" w:right="0" w:firstLine="0"/>
         <w:jc w:val="right"/>
       </w:pPr>
       <w:r>
@@ -3190,6 +3339,7 @@
       <w:pPr>
         <w:bidi w:val="1"/>
         <w:spacing w:after="160" w:line="300" w:lineRule="auto"/>
+        <w:ind w:left="0" w:right="0" w:firstLine="0"/>
         <w:jc w:val="right"/>
       </w:pPr>
       <w:r>
@@ -3217,6 +3367,7 @@
       <w:pPr>
         <w:bidi w:val="1"/>
         <w:spacing w:after="160" w:line="300" w:lineRule="auto"/>
+        <w:ind w:left="0" w:right="0" w:firstLine="0"/>
         <w:jc w:val="right"/>
       </w:pPr>
       <w:r>
@@ -3234,6 +3385,7 @@
       <w:pPr>
         <w:bidi w:val="1"/>
         <w:spacing w:after="160" w:line="300" w:lineRule="auto"/>
+        <w:ind w:left="0" w:right="0" w:firstLine="0"/>
         <w:jc w:val="right"/>
       </w:pPr>
       <w:r>
@@ -3251,6 +3403,7 @@
       <w:pPr>
         <w:bidi w:val="1"/>
         <w:spacing w:after="160" w:line="300" w:lineRule="auto"/>
+        <w:ind w:left="0" w:right="0" w:firstLine="0"/>
         <w:jc w:val="right"/>
       </w:pPr>
       <w:r>
@@ -3268,6 +3421,7 @@
       <w:pPr>
         <w:bidi w:val="1"/>
         <w:spacing w:after="160" w:line="300" w:lineRule="auto"/>
+        <w:ind w:left="0" w:right="0" w:firstLine="0"/>
         <w:jc w:val="right"/>
       </w:pPr>
       <w:r>
@@ -3285,6 +3439,7 @@
       <w:pPr>
         <w:bidi w:val="1"/>
         <w:spacing w:after="160" w:line="300" w:lineRule="auto"/>
+        <w:ind w:left="0" w:right="0" w:firstLine="0"/>
         <w:jc w:val="right"/>
       </w:pPr>
       <w:r>
@@ -3302,6 +3457,7 @@
       <w:pPr>
         <w:bidi w:val="1"/>
         <w:spacing w:after="160" w:line="300" w:lineRule="auto"/>
+        <w:ind w:left="0" w:right="0" w:firstLine="0"/>
         <w:jc w:val="right"/>
       </w:pPr>
       <w:r>
@@ -3319,6 +3475,7 @@
       <w:pPr>
         <w:bidi w:val="1"/>
         <w:spacing w:after="160" w:line="300" w:lineRule="auto"/>
+        <w:ind w:left="0" w:right="0" w:firstLine="0"/>
         <w:jc w:val="right"/>
       </w:pPr>
       <w:r>
@@ -3346,6 +3503,7 @@
       <w:pPr>
         <w:bidi w:val="1"/>
         <w:spacing w:after="160" w:line="300" w:lineRule="auto"/>
+        <w:ind w:left="0" w:right="0" w:firstLine="0"/>
         <w:jc w:val="right"/>
       </w:pPr>
       <w:r>
@@ -3373,6 +3531,7 @@
       <w:pPr>
         <w:bidi w:val="1"/>
         <w:spacing w:after="160" w:line="300" w:lineRule="auto"/>
+        <w:ind w:left="0" w:right="0" w:firstLine="0"/>
         <w:jc w:val="right"/>
       </w:pPr>
       <w:r>
@@ -3390,6 +3549,7 @@
       <w:pPr>
         <w:bidi w:val="1"/>
         <w:spacing w:after="160" w:line="300" w:lineRule="auto"/>
+        <w:ind w:left="0" w:right="0" w:firstLine="0"/>
         <w:jc w:val="right"/>
       </w:pPr>
       <w:r>
@@ -3407,6 +3567,7 @@
       <w:pPr>
         <w:bidi w:val="1"/>
         <w:spacing w:after="160" w:line="300" w:lineRule="auto"/>
+        <w:ind w:left="0" w:right="0" w:firstLine="0"/>
         <w:jc w:val="right"/>
       </w:pPr>
       <w:r>
@@ -3424,6 +3585,7 @@
       <w:pPr>
         <w:bidi w:val="1"/>
         <w:spacing w:after="160" w:line="300" w:lineRule="auto"/>
+        <w:ind w:left="0" w:right="0" w:firstLine="0"/>
         <w:jc w:val="right"/>
       </w:pPr>
       <w:r>
@@ -3451,6 +3613,7 @@
       <w:pPr>
         <w:bidi w:val="1"/>
         <w:spacing w:after="160" w:line="300" w:lineRule="auto"/>
+        <w:ind w:left="0" w:right="0" w:firstLine="0"/>
         <w:jc w:val="right"/>
       </w:pPr>
       <w:r>
@@ -3478,6 +3641,7 @@
       <w:pPr>
         <w:bidi w:val="1"/>
         <w:spacing w:after="160" w:line="300" w:lineRule="auto"/>
+        <w:ind w:left="0" w:right="0" w:firstLine="0"/>
         <w:jc w:val="right"/>
       </w:pPr>
       <w:r>
@@ -3505,6 +3669,7 @@
       <w:pPr>
         <w:bidi w:val="1"/>
         <w:spacing w:after="160" w:line="300" w:lineRule="auto"/>
+        <w:ind w:left="0" w:right="0" w:firstLine="0"/>
         <w:jc w:val="right"/>
       </w:pPr>
       <w:r>
@@ -3522,6 +3687,7 @@
       <w:pPr>
         <w:bidi w:val="1"/>
         <w:spacing w:after="160" w:line="300" w:lineRule="auto"/>
+        <w:ind w:left="0" w:right="0" w:firstLine="0"/>
         <w:jc w:val="right"/>
       </w:pPr>
       <w:r>
@@ -3539,6 +3705,7 @@
       <w:pPr>
         <w:bidi w:val="1"/>
         <w:spacing w:after="160" w:line="300" w:lineRule="auto"/>
+        <w:ind w:left="0" w:right="0" w:firstLine="0"/>
         <w:jc w:val="right"/>
       </w:pPr>
       <w:r>
@@ -3558,6 +3725,7 @@
       <w:pPr>
         <w:bidi w:val="1"/>
         <w:spacing w:after="160" w:line="300" w:lineRule="auto"/>
+        <w:ind w:left="0" w:right="0" w:firstLine="0"/>
         <w:jc w:val="right"/>
       </w:pPr>
       <w:r>
@@ -3575,6 +3743,7 @@
       <w:pPr>
         <w:bidi w:val="1"/>
         <w:spacing w:after="160" w:line="300" w:lineRule="auto"/>
+        <w:ind w:left="0" w:right="0" w:firstLine="0"/>
         <w:jc w:val="right"/>
       </w:pPr>
       <w:r>
@@ -3594,6 +3763,7 @@
       <w:pPr>
         <w:bidi w:val="1"/>
         <w:spacing w:after="160" w:line="300" w:lineRule="auto"/>
+        <w:ind w:left="0" w:right="0" w:firstLine="0"/>
         <w:jc w:val="right"/>
       </w:pPr>
       <w:r>
@@ -3611,6 +3781,7 @@
       <w:pPr>
         <w:bidi w:val="1"/>
         <w:spacing w:after="160" w:line="300" w:lineRule="auto"/>
+        <w:ind w:left="0" w:right="0" w:firstLine="0"/>
         <w:jc w:val="right"/>
       </w:pPr>
       <w:r>
@@ -3630,6 +3801,7 @@
       <w:pPr>
         <w:bidi w:val="1"/>
         <w:spacing w:after="160" w:line="300" w:lineRule="auto"/>
+        <w:ind w:left="0" w:right="0" w:firstLine="0"/>
         <w:jc w:val="right"/>
       </w:pPr>
       <w:r>
@@ -3647,6 +3819,7 @@
       <w:pPr>
         <w:bidi w:val="1"/>
         <w:spacing w:after="160" w:line="300" w:lineRule="auto"/>
+        <w:ind w:left="0" w:right="0" w:firstLine="0"/>
         <w:jc w:val="right"/>
       </w:pPr>
       <w:r>
@@ -3666,6 +3839,7 @@
       <w:pPr>
         <w:bidi w:val="1"/>
         <w:spacing w:after="160" w:line="300" w:lineRule="auto"/>
+        <w:ind w:left="0" w:right="0" w:firstLine="0"/>
         <w:jc w:val="right"/>
       </w:pPr>
       <w:r>
@@ -3683,6 +3857,7 @@
       <w:pPr>
         <w:bidi w:val="1"/>
         <w:spacing w:after="160" w:line="300" w:lineRule="auto"/>
+        <w:ind w:left="0" w:right="0" w:firstLine="0"/>
         <w:jc w:val="right"/>
       </w:pPr>
       <w:r>
@@ -3710,6 +3885,7 @@
       <w:pPr>
         <w:bidi w:val="1"/>
         <w:spacing w:after="160" w:line="300" w:lineRule="auto"/>
+        <w:ind w:left="0" w:right="0" w:firstLine="0"/>
         <w:jc w:val="right"/>
       </w:pPr>
       <w:r>
@@ -3737,6 +3913,7 @@
       <w:pPr>
         <w:bidi w:val="1"/>
         <w:spacing w:after="160" w:line="300" w:lineRule="auto"/>
+        <w:ind w:left="0" w:right="0" w:firstLine="0"/>
         <w:jc w:val="right"/>
       </w:pPr>
       <w:r>
@@ -3754,6 +3931,7 @@
       <w:pPr>
         <w:bidi w:val="1"/>
         <w:spacing w:after="160" w:line="300" w:lineRule="auto"/>
+        <w:ind w:left="0" w:right="0" w:firstLine="0"/>
         <w:jc w:val="right"/>
       </w:pPr>
       <w:r>
@@ -3771,6 +3949,7 @@
       <w:pPr>
         <w:bidi w:val="1"/>
         <w:spacing w:after="160" w:line="300" w:lineRule="auto"/>
+        <w:ind w:left="0" w:right="0" w:firstLine="0"/>
         <w:jc w:val="right"/>
       </w:pPr>
       <w:r>
@@ -3790,6 +3969,7 @@
       <w:pPr>
         <w:bidi w:val="1"/>
         <w:spacing w:after="160" w:line="300" w:lineRule="auto"/>
+        <w:ind w:left="0" w:right="0" w:firstLine="0"/>
         <w:jc w:val="right"/>
       </w:pPr>
       <w:r>
@@ -3807,6 +3987,7 @@
       <w:pPr>
         <w:bidi w:val="1"/>
         <w:spacing w:after="160" w:line="300" w:lineRule="auto"/>
+        <w:ind w:left="0" w:right="0" w:firstLine="0"/>
         <w:jc w:val="right"/>
       </w:pPr>
       <w:r>
@@ -3824,6 +4005,7 @@
       <w:pPr>
         <w:bidi w:val="1"/>
         <w:spacing w:after="160" w:line="300" w:lineRule="auto"/>
+        <w:ind w:left="0" w:right="0" w:firstLine="0"/>
         <w:jc w:val="right"/>
       </w:pPr>
       <w:r>
@@ -3843,6 +4025,7 @@
       <w:pPr>
         <w:bidi w:val="1"/>
         <w:spacing w:after="160" w:line="300" w:lineRule="auto"/>
+        <w:ind w:left="0" w:right="0" w:firstLine="0"/>
         <w:jc w:val="right"/>
       </w:pPr>
       <w:r>
@@ -3860,6 +4043,7 @@
       <w:pPr>
         <w:bidi w:val="1"/>
         <w:spacing w:after="160" w:line="300" w:lineRule="auto"/>
+        <w:ind w:left="0" w:right="0" w:firstLine="0"/>
         <w:jc w:val="right"/>
       </w:pPr>
       <w:r>
@@ -3877,6 +4061,7 @@
       <w:pPr>
         <w:bidi w:val="1"/>
         <w:spacing w:after="160" w:line="300" w:lineRule="auto"/>
+        <w:ind w:left="0" w:right="0" w:firstLine="0"/>
         <w:jc w:val="right"/>
       </w:pPr>
       <w:r>
@@ -3894,6 +4079,7 @@
       <w:pPr>
         <w:bidi w:val="1"/>
         <w:spacing w:after="160" w:line="300" w:lineRule="auto"/>
+        <w:ind w:left="0" w:right="0" w:firstLine="0"/>
         <w:jc w:val="right"/>
       </w:pPr>
       <w:r>
@@ -3913,6 +4099,7 @@
       <w:pPr>
         <w:bidi w:val="1"/>
         <w:spacing w:after="160" w:line="300" w:lineRule="auto"/>
+        <w:ind w:left="0" w:right="0" w:firstLine="0"/>
         <w:jc w:val="right"/>
       </w:pPr>
       <w:r>
@@ -3930,6 +4117,7 @@
       <w:pPr>
         <w:bidi w:val="1"/>
         <w:spacing w:after="160" w:line="300" w:lineRule="auto"/>
+        <w:ind w:left="0" w:right="0" w:firstLine="0"/>
         <w:jc w:val="right"/>
       </w:pPr>
       <w:r>
@@ -3947,6 +4135,7 @@
       <w:pPr>
         <w:bidi w:val="1"/>
         <w:spacing w:after="160" w:line="300" w:lineRule="auto"/>
+        <w:ind w:left="0" w:right="0" w:firstLine="0"/>
         <w:jc w:val="right"/>
       </w:pPr>
       <w:r>
@@ -3964,6 +4153,7 @@
       <w:pPr>
         <w:bidi w:val="1"/>
         <w:spacing w:after="160" w:line="300" w:lineRule="auto"/>
+        <w:ind w:left="0" w:right="0" w:firstLine="0"/>
         <w:jc w:val="right"/>
       </w:pPr>
       <w:r>
@@ -3983,6 +4173,7 @@
       <w:pPr>
         <w:bidi w:val="1"/>
         <w:spacing w:after="160" w:line="300" w:lineRule="auto"/>
+        <w:ind w:left="0" w:right="0" w:firstLine="0"/>
         <w:jc w:val="right"/>
       </w:pPr>
       <w:r>
@@ -4000,6 +4191,7 @@
       <w:pPr>
         <w:bidi w:val="1"/>
         <w:spacing w:after="160" w:line="300" w:lineRule="auto"/>
+        <w:ind w:left="0" w:right="0" w:firstLine="0"/>
         <w:jc w:val="right"/>
       </w:pPr>
       <w:r>
@@ -4027,6 +4219,7 @@
       <w:pPr>
         <w:bidi w:val="1"/>
         <w:spacing w:after="160" w:line="300" w:lineRule="auto"/>
+        <w:ind w:left="0" w:right="0" w:firstLine="0"/>
         <w:jc w:val="right"/>
       </w:pPr>
       <w:r>
@@ -4054,6 +4247,7 @@
       <w:pPr>
         <w:bidi w:val="1"/>
         <w:spacing w:after="160" w:line="300" w:lineRule="auto"/>
+        <w:ind w:left="0" w:right="0" w:firstLine="0"/>
         <w:jc w:val="right"/>
       </w:pPr>
       <w:r>
@@ -4071,6 +4265,7 @@
       <w:pPr>
         <w:bidi w:val="1"/>
         <w:spacing w:after="160" w:line="300" w:lineRule="auto"/>
+        <w:ind w:left="0" w:right="0" w:firstLine="0"/>
         <w:jc w:val="right"/>
       </w:pPr>
       <w:r>
@@ -4088,6 +4283,7 @@
       <w:pPr>
         <w:bidi w:val="1"/>
         <w:spacing w:after="160" w:line="300" w:lineRule="auto"/>
+        <w:ind w:left="0" w:right="0" w:firstLine="0"/>
         <w:jc w:val="right"/>
       </w:pPr>
       <w:r>
@@ -4115,6 +4311,7 @@
       <w:pPr>
         <w:bidi w:val="1"/>
         <w:spacing w:after="160" w:line="300" w:lineRule="auto"/>
+        <w:ind w:left="0" w:right="0" w:firstLine="0"/>
         <w:jc w:val="right"/>
       </w:pPr>
       <w:r>
@@ -4142,6 +4339,7 @@
       <w:pPr>
         <w:bidi w:val="1"/>
         <w:spacing w:after="160" w:line="300" w:lineRule="auto"/>
+        <w:ind w:left="0" w:right="0" w:firstLine="0"/>
         <w:jc w:val="right"/>
       </w:pPr>
       <w:r>
@@ -4159,6 +4357,7 @@
       <w:pPr>
         <w:bidi w:val="1"/>
         <w:spacing w:after="160" w:line="300" w:lineRule="auto"/>
+        <w:ind w:left="0" w:right="0" w:firstLine="0"/>
         <w:jc w:val="right"/>
       </w:pPr>
       <w:r>
@@ -4176,6 +4375,7 @@
       <w:pPr>
         <w:bidi w:val="1"/>
         <w:spacing w:after="160" w:line="300" w:lineRule="auto"/>
+        <w:ind w:left="0" w:right="0" w:firstLine="0"/>
         <w:jc w:val="right"/>
       </w:pPr>
       <w:r>
@@ -4203,6 +4403,7 @@
       <w:pPr>
         <w:bidi w:val="1"/>
         <w:spacing w:after="160" w:line="300" w:lineRule="auto"/>
+        <w:ind w:left="0" w:right="0" w:firstLine="0"/>
         <w:jc w:val="right"/>
       </w:pPr>
       <w:r>
@@ -4230,6 +4431,7 @@
       <w:pPr>
         <w:bidi w:val="1"/>
         <w:spacing w:after="160" w:line="300" w:lineRule="auto"/>
+        <w:ind w:left="0" w:right="0" w:firstLine="0"/>
         <w:jc w:val="right"/>
       </w:pPr>
       <w:r>
@@ -4247,6 +4449,7 @@
       <w:pPr>
         <w:bidi w:val="1"/>
         <w:spacing w:after="160" w:line="300" w:lineRule="auto"/>
+        <w:ind w:left="0" w:right="0" w:firstLine="0"/>
         <w:jc w:val="right"/>
       </w:pPr>
       <w:r>
@@ -4274,6 +4477,7 @@
       <w:pPr>
         <w:bidi w:val="1"/>
         <w:spacing w:after="160" w:line="300" w:lineRule="auto"/>
+        <w:ind w:left="0" w:right="0" w:firstLine="0"/>
         <w:jc w:val="right"/>
       </w:pPr>
       <w:r>
@@ -4301,6 +4505,7 @@
       <w:pPr>
         <w:bidi w:val="1"/>
         <w:spacing w:after="160" w:line="300" w:lineRule="auto"/>
+        <w:ind w:left="0" w:right="0" w:firstLine="0"/>
         <w:jc w:val="right"/>
       </w:pPr>
       <w:r>
@@ -4318,6 +4523,7 @@
       <w:pPr>
         <w:bidi w:val="1"/>
         <w:spacing w:after="160" w:line="300" w:lineRule="auto"/>
+        <w:ind w:left="0" w:right="0" w:firstLine="0"/>
         <w:jc w:val="right"/>
       </w:pPr>
       <w:r>
@@ -4345,6 +4551,7 @@
       <w:pPr>
         <w:bidi w:val="1"/>
         <w:spacing w:after="160" w:line="300" w:lineRule="auto"/>
+        <w:ind w:left="0" w:right="0" w:firstLine="0"/>
         <w:jc w:val="right"/>
       </w:pPr>
       <w:r>
@@ -4372,6 +4579,7 @@
       <w:pPr>
         <w:bidi w:val="1"/>
         <w:spacing w:after="160" w:line="300" w:lineRule="auto"/>
+        <w:ind w:left="0" w:right="0" w:firstLine="0"/>
         <w:jc w:val="right"/>
       </w:pPr>
       <w:r>
@@ -4389,6 +4597,7 @@
       <w:pPr>
         <w:bidi w:val="1"/>
         <w:spacing w:after="160" w:line="300" w:lineRule="auto"/>
+        <w:ind w:left="0" w:right="0" w:firstLine="0"/>
         <w:jc w:val="right"/>
       </w:pPr>
       <w:r>
@@ -4408,6 +4617,7 @@
       <w:pPr>
         <w:bidi w:val="1"/>
         <w:spacing w:after="160" w:line="300" w:lineRule="auto"/>
+        <w:ind w:left="0" w:right="0" w:firstLine="0"/>
         <w:jc w:val="right"/>
       </w:pPr>
       <w:r>
@@ -4435,6 +4645,7 @@
       <w:pPr>
         <w:bidi w:val="1"/>
         <w:spacing w:after="160" w:line="300" w:lineRule="auto"/>
+        <w:ind w:left="0" w:right="0" w:firstLine="0"/>
         <w:jc w:val="right"/>
       </w:pPr>
       <w:r>
@@ -4462,6 +4673,7 @@
       <w:pPr>
         <w:bidi w:val="1"/>
         <w:spacing w:after="160" w:line="300" w:lineRule="auto"/>
+        <w:ind w:left="0" w:right="0" w:firstLine="0"/>
         <w:jc w:val="right"/>
       </w:pPr>
       <w:r>
@@ -4491,6 +4703,7 @@
       <w:pPr>
         <w:bidi w:val="1"/>
         <w:spacing w:after="160" w:line="300" w:lineRule="auto"/>
+        <w:ind w:left="0" w:right="0" w:firstLine="0"/>
         <w:jc w:val="right"/>
       </w:pPr>
       <w:r>
@@ -4518,6 +4731,7 @@
       <w:pPr>
         <w:bidi w:val="1"/>
         <w:spacing w:after="160" w:line="300" w:lineRule="auto"/>
+        <w:ind w:left="0" w:right="0" w:firstLine="0"/>
         <w:jc w:val="right"/>
       </w:pPr>
       <w:r>
@@ -4545,6 +4759,7 @@
       <w:pPr>
         <w:bidi w:val="1"/>
         <w:spacing w:after="160" w:line="300" w:lineRule="auto"/>
+        <w:ind w:left="0" w:right="0" w:firstLine="0"/>
         <w:jc w:val="right"/>
       </w:pPr>
       <w:r>
@@ -4574,6 +4789,7 @@
       <w:pPr>
         <w:bidi w:val="1"/>
         <w:spacing w:after="160" w:line="300" w:lineRule="auto"/>
+        <w:ind w:left="0" w:right="0" w:firstLine="0"/>
         <w:jc w:val="right"/>
       </w:pPr>
       <w:r>
@@ -4591,6 +4807,7 @@
       <w:pPr>
         <w:bidi w:val="1"/>
         <w:spacing w:after="160" w:line="300" w:lineRule="auto"/>
+        <w:ind w:left="0" w:right="0" w:firstLine="0"/>
         <w:jc w:val="right"/>
       </w:pPr>
       <w:r>
@@ -4608,6 +4825,7 @@
       <w:pPr>
         <w:bidi w:val="1"/>
         <w:spacing w:after="160" w:line="300" w:lineRule="auto"/>
+        <w:ind w:left="0" w:right="0" w:firstLine="0"/>
         <w:jc w:val="right"/>
       </w:pPr>
       <w:r>
@@ -4635,6 +4853,7 @@
       <w:pPr>
         <w:bidi w:val="1"/>
         <w:spacing w:after="160" w:line="300" w:lineRule="auto"/>
+        <w:ind w:left="0" w:right="0" w:firstLine="0"/>
         <w:jc w:val="right"/>
       </w:pPr>
       <w:r>
@@ -4662,6 +4881,7 @@
       <w:pPr>
         <w:bidi w:val="1"/>
         <w:spacing w:after="160" w:line="300" w:lineRule="auto"/>
+        <w:ind w:left="0" w:right="0" w:firstLine="0"/>
         <w:jc w:val="right"/>
       </w:pPr>
       <w:r>
@@ -4679,6 +4899,7 @@
       <w:pPr>
         <w:bidi w:val="1"/>
         <w:spacing w:after="160" w:line="300" w:lineRule="auto"/>
+        <w:ind w:left="0" w:right="0" w:firstLine="0"/>
         <w:jc w:val="right"/>
       </w:pPr>
       <w:r>
@@ -4696,6 +4917,7 @@
       <w:pPr>
         <w:bidi w:val="1"/>
         <w:spacing w:after="160" w:line="300" w:lineRule="auto"/>
+        <w:ind w:left="0" w:right="0" w:firstLine="0"/>
         <w:jc w:val="right"/>
       </w:pPr>
       <w:r>
@@ -4713,6 +4935,7 @@
       <w:pPr>
         <w:bidi w:val="1"/>
         <w:spacing w:after="160" w:line="300" w:lineRule="auto"/>
+        <w:ind w:left="0" w:right="0" w:firstLine="0"/>
         <w:jc w:val="right"/>
       </w:pPr>
       <w:r>
@@ -4730,6 +4953,7 @@
       <w:pPr>
         <w:bidi w:val="1"/>
         <w:spacing w:after="160" w:line="300" w:lineRule="auto"/>
+        <w:ind w:left="0" w:right="0" w:firstLine="0"/>
         <w:jc w:val="right"/>
       </w:pPr>
       <w:r>
@@ -4747,6 +4971,7 @@
       <w:pPr>
         <w:bidi w:val="1"/>
         <w:spacing w:after="160" w:line="300" w:lineRule="auto"/>
+        <w:ind w:left="0" w:right="0" w:firstLine="0"/>
         <w:jc w:val="right"/>
       </w:pPr>
       <w:r>
@@ -4764,6 +4989,7 @@
       <w:pPr>
         <w:bidi w:val="1"/>
         <w:spacing w:after="160" w:line="300" w:lineRule="auto"/>
+        <w:ind w:left="0" w:right="0" w:firstLine="0"/>
         <w:jc w:val="right"/>
       </w:pPr>
       <w:r>
@@ -4791,6 +5017,7 @@
       <w:pPr>
         <w:bidi w:val="1"/>
         <w:spacing w:after="160" w:line="300" w:lineRule="auto"/>
+        <w:ind w:left="0" w:right="0" w:firstLine="0"/>
         <w:jc w:val="right"/>
       </w:pPr>
       <w:r>
@@ -4818,6 +5045,7 @@
       <w:pPr>
         <w:bidi w:val="1"/>
         <w:spacing w:after="160" w:line="300" w:lineRule="auto"/>
+        <w:ind w:left="0" w:right="0" w:firstLine="0"/>
         <w:jc w:val="right"/>
       </w:pPr>
       <w:r>
@@ -4835,6 +5063,7 @@
       <w:pPr>
         <w:bidi w:val="1"/>
         <w:spacing w:after="160" w:line="300" w:lineRule="auto"/>
+        <w:ind w:left="0" w:right="0" w:firstLine="0"/>
         <w:jc w:val="right"/>
       </w:pPr>
       <w:r>
@@ -4862,6 +5091,7 @@
       <w:pPr>
         <w:bidi w:val="1"/>
         <w:spacing w:after="160" w:line="300" w:lineRule="auto"/>
+        <w:ind w:left="0" w:right="0" w:firstLine="0"/>
         <w:jc w:val="right"/>
       </w:pPr>
       <w:r>
@@ -4889,6 +5119,7 @@
       <w:pPr>
         <w:bidi w:val="1"/>
         <w:spacing w:after="160" w:line="300" w:lineRule="auto"/>
+        <w:ind w:left="0" w:right="0" w:firstLine="0"/>
         <w:jc w:val="right"/>
       </w:pPr>
       <w:r>
@@ -4916,6 +5147,7 @@
       <w:pPr>
         <w:bidi w:val="1"/>
         <w:spacing w:after="160" w:line="300" w:lineRule="auto"/>
+        <w:ind w:left="0" w:right="0" w:firstLine="0"/>
         <w:jc w:val="right"/>
       </w:pPr>
       <w:r>
@@ -4933,6 +5165,7 @@
       <w:pPr>
         <w:bidi w:val="1"/>
         <w:spacing w:after="160" w:line="300" w:lineRule="auto"/>
+        <w:ind w:left="0" w:right="0" w:firstLine="0"/>
         <w:jc w:val="right"/>
       </w:pPr>
       <w:r>
@@ -4950,6 +5183,7 @@
       <w:pPr>
         <w:bidi w:val="1"/>
         <w:spacing w:after="160" w:line="300" w:lineRule="auto"/>
+        <w:ind w:left="0" w:right="0" w:firstLine="0"/>
         <w:jc w:val="right"/>
       </w:pPr>
       <w:r>
@@ -4977,6 +5211,7 @@
       <w:pPr>
         <w:bidi w:val="1"/>
         <w:spacing w:after="160" w:line="300" w:lineRule="auto"/>
+        <w:ind w:left="0" w:right="0" w:firstLine="0"/>
         <w:jc w:val="right"/>
       </w:pPr>
       <w:r>
@@ -5004,6 +5239,7 @@
       <w:pPr>
         <w:bidi w:val="1"/>
         <w:spacing w:after="160" w:line="300" w:lineRule="auto"/>
+        <w:ind w:left="0" w:right="0" w:firstLine="0"/>
         <w:jc w:val="right"/>
       </w:pPr>
       <w:r>
@@ -5021,6 +5257,7 @@
       <w:pPr>
         <w:bidi w:val="1"/>
         <w:spacing w:after="160" w:line="300" w:lineRule="auto"/>
+        <w:ind w:left="0" w:right="0" w:firstLine="0"/>
         <w:jc w:val="right"/>
       </w:pPr>
       <w:r>
@@ -5046,6 +5283,7 @@
       <w:pPr>
         <w:bidi w:val="1"/>
         <w:spacing w:after="160" w:line="300" w:lineRule="auto"/>
+        <w:ind w:left="0" w:right="0" w:firstLine="0"/>
         <w:jc w:val="right"/>
       </w:pPr>
       <w:r>
@@ -5063,6 +5301,7 @@
       <w:pPr>
         <w:bidi w:val="1"/>
         <w:spacing w:after="160" w:line="300" w:lineRule="auto"/>
+        <w:ind w:left="0" w:right="0" w:firstLine="0"/>
         <w:jc w:val="right"/>
       </w:pPr>
       <w:r>
@@ -5082,6 +5321,7 @@
       <w:pPr>
         <w:bidi w:val="1"/>
         <w:spacing w:after="160" w:line="300" w:lineRule="auto"/>
+        <w:ind w:left="0" w:right="0" w:firstLine="0"/>
         <w:jc w:val="right"/>
       </w:pPr>
       <w:r>
@@ -5099,6 +5339,7 @@
       <w:pPr>
         <w:bidi w:val="1"/>
         <w:spacing w:after="160" w:line="300" w:lineRule="auto"/>
+        <w:ind w:left="0" w:right="0" w:firstLine="0"/>
         <w:jc w:val="right"/>
       </w:pPr>
       <w:r>
@@ -5126,6 +5367,7 @@
       <w:pPr>
         <w:bidi w:val="1"/>
         <w:spacing w:after="160" w:line="300" w:lineRule="auto"/>
+        <w:ind w:left="0" w:right="0" w:firstLine="0"/>
         <w:jc w:val="right"/>
       </w:pPr>
       <w:r>
@@ -5153,6 +5395,7 @@
       <w:pPr>
         <w:bidi w:val="1"/>
         <w:spacing w:after="160" w:line="300" w:lineRule="auto"/>
+        <w:ind w:left="0" w:right="0" w:firstLine="0"/>
         <w:jc w:val="right"/>
       </w:pPr>
       <w:r>
@@ -5170,6 +5413,7 @@
       <w:pPr>
         <w:bidi w:val="1"/>
         <w:spacing w:after="160" w:line="300" w:lineRule="auto"/>
+        <w:ind w:left="0" w:right="0" w:firstLine="0"/>
         <w:jc w:val="right"/>
       </w:pPr>
       <w:r>
@@ -5187,6 +5431,7 @@
       <w:pPr>
         <w:bidi w:val="1"/>
         <w:spacing w:after="160" w:line="300" w:lineRule="auto"/>
+        <w:ind w:left="0" w:right="0" w:firstLine="0"/>
         <w:jc w:val="right"/>
       </w:pPr>
       <w:r>
@@ -5204,6 +5449,7 @@
       <w:pPr>
         <w:bidi w:val="1"/>
         <w:spacing w:after="160" w:line="300" w:lineRule="auto"/>
+        <w:ind w:left="0" w:right="0" w:firstLine="0"/>
         <w:jc w:val="right"/>
       </w:pPr>
       <w:r>
@@ -5221,6 +5467,7 @@
       <w:pPr>
         <w:bidi w:val="1"/>
         <w:spacing w:after="160" w:line="300" w:lineRule="auto"/>
+        <w:ind w:left="0" w:right="0" w:firstLine="0"/>
         <w:jc w:val="right"/>
       </w:pPr>
       <w:r>
@@ -5238,6 +5485,7 @@
       <w:pPr>
         <w:bidi w:val="1"/>
         <w:spacing w:after="160" w:line="300" w:lineRule="auto"/>
+        <w:ind w:left="0" w:right="0" w:firstLine="0"/>
         <w:jc w:val="right"/>
       </w:pPr>
       <w:r>
@@ -5265,6 +5513,7 @@
       <w:pPr>
         <w:bidi w:val="1"/>
         <w:spacing w:after="160" w:line="300" w:lineRule="auto"/>
+        <w:ind w:left="0" w:right="0" w:firstLine="0"/>
         <w:jc w:val="right"/>
       </w:pPr>
       <w:r>
@@ -5292,6 +5541,7 @@
       <w:pPr>
         <w:bidi w:val="1"/>
         <w:spacing w:after="160" w:line="300" w:lineRule="auto"/>
+        <w:ind w:left="0" w:right="0" w:firstLine="0"/>
         <w:jc w:val="right"/>
       </w:pPr>
       <w:r>
@@ -5309,6 +5559,7 @@
       <w:pPr>
         <w:bidi w:val="1"/>
         <w:spacing w:after="160" w:line="300" w:lineRule="auto"/>
+        <w:ind w:left="0" w:right="0" w:firstLine="0"/>
         <w:jc w:val="right"/>
       </w:pPr>
       <w:r>
@@ -5326,6 +5577,7 @@
       <w:pPr>
         <w:bidi w:val="1"/>
         <w:spacing w:after="160" w:line="300" w:lineRule="auto"/>
+        <w:ind w:left="0" w:right="0" w:firstLine="0"/>
         <w:jc w:val="right"/>
       </w:pPr>
       <w:r>
@@ -5353,6 +5605,7 @@
       <w:pPr>
         <w:bidi w:val="1"/>
         <w:spacing w:after="160" w:line="300" w:lineRule="auto"/>
+        <w:ind w:left="0" w:right="0" w:firstLine="0"/>
         <w:jc w:val="right"/>
       </w:pPr>
       <w:r>
@@ -5380,6 +5633,7 @@
       <w:pPr>
         <w:bidi w:val="1"/>
         <w:spacing w:after="160" w:line="300" w:lineRule="auto"/>
+        <w:ind w:left="0" w:right="0" w:firstLine="0"/>
         <w:jc w:val="right"/>
       </w:pPr>
       <w:r>
@@ -5397,6 +5651,7 @@
       <w:pPr>
         <w:bidi w:val="1"/>
         <w:spacing w:after="160" w:line="300" w:lineRule="auto"/>
+        <w:ind w:left="0" w:right="0" w:firstLine="0"/>
         <w:jc w:val="right"/>
       </w:pPr>
       <w:r>
@@ -5416,6 +5671,7 @@
       <w:pPr>
         <w:bidi w:val="1"/>
         <w:spacing w:after="160" w:line="300" w:lineRule="auto"/>
+        <w:ind w:left="0" w:right="0" w:firstLine="0"/>
         <w:jc w:val="right"/>
       </w:pPr>
       <w:r>
@@ -5433,6 +5689,7 @@
       <w:pPr>
         <w:bidi w:val="1"/>
         <w:spacing w:after="160" w:line="300" w:lineRule="auto"/>
+        <w:ind w:left="0" w:right="0" w:firstLine="0"/>
         <w:jc w:val="right"/>
       </w:pPr>
       <w:r>
@@ -5450,6 +5707,7 @@
       <w:pPr>
         <w:bidi w:val="1"/>
         <w:spacing w:after="160" w:line="300" w:lineRule="auto"/>
+        <w:ind w:left="0" w:right="0" w:firstLine="0"/>
         <w:jc w:val="right"/>
       </w:pPr>
       <w:r>
@@ -5469,6 +5727,7 @@
       <w:pPr>
         <w:bidi w:val="1"/>
         <w:spacing w:after="160" w:line="300" w:lineRule="auto"/>
+        <w:ind w:left="0" w:right="0" w:firstLine="0"/>
         <w:jc w:val="right"/>
       </w:pPr>
       <w:r>
@@ -5486,6 +5745,7 @@
       <w:pPr>
         <w:bidi w:val="1"/>
         <w:spacing w:after="160" w:line="300" w:lineRule="auto"/>
+        <w:ind w:left="0" w:right="0" w:firstLine="0"/>
         <w:jc w:val="right"/>
       </w:pPr>
       <w:r>
@@ -5503,6 +5763,7 @@
       <w:pPr>
         <w:bidi w:val="1"/>
         <w:spacing w:after="160" w:line="300" w:lineRule="auto"/>
+        <w:ind w:left="0" w:right="0" w:firstLine="0"/>
         <w:jc w:val="right"/>
       </w:pPr>
       <w:r>
@@ -5532,6 +5793,7 @@
       <w:pPr>
         <w:bidi w:val="1"/>
         <w:spacing w:after="160" w:line="300" w:lineRule="auto"/>
+        <w:ind w:left="0" w:right="0" w:firstLine="0"/>
         <w:jc w:val="right"/>
       </w:pPr>
       <w:r>
@@ -5559,6 +5821,7 @@
       <w:pPr>
         <w:bidi w:val="1"/>
         <w:spacing w:after="160" w:line="300" w:lineRule="auto"/>
+        <w:ind w:left="0" w:right="0" w:firstLine="0"/>
         <w:jc w:val="right"/>
       </w:pPr>
       <w:r>
@@ -5576,6 +5839,7 @@
       <w:pPr>
         <w:bidi w:val="1"/>
         <w:spacing w:after="160" w:line="300" w:lineRule="auto"/>
+        <w:ind w:left="0" w:right="0" w:firstLine="0"/>
         <w:jc w:val="right"/>
       </w:pPr>
       <w:r>
@@ -5603,6 +5867,7 @@
       <w:pPr>
         <w:bidi w:val="1"/>
         <w:spacing w:after="160" w:line="300" w:lineRule="auto"/>
+        <w:ind w:left="0" w:right="0" w:firstLine="0"/>
         <w:jc w:val="right"/>
       </w:pPr>
       <w:r>
@@ -5630,6 +5895,7 @@
       <w:pPr>
         <w:bidi w:val="1"/>
         <w:spacing w:after="160" w:line="300" w:lineRule="auto"/>
+        <w:ind w:left="0" w:right="0" w:firstLine="0"/>
         <w:jc w:val="right"/>
       </w:pPr>
       <w:r>
@@ -5647,6 +5913,7 @@
       <w:pPr>
         <w:bidi w:val="1"/>
         <w:spacing w:after="160" w:line="300" w:lineRule="auto"/>
+        <w:ind w:left="0" w:right="0" w:firstLine="0"/>
         <w:jc w:val="right"/>
       </w:pPr>
       <w:r>
@@ -5664,6 +5931,7 @@
       <w:pPr>
         <w:bidi w:val="1"/>
         <w:spacing w:after="160" w:line="300" w:lineRule="auto"/>
+        <w:ind w:left="0" w:right="0" w:firstLine="0"/>
         <w:jc w:val="right"/>
       </w:pPr>
       <w:r>
@@ -5691,6 +5959,7 @@
       <w:pPr>
         <w:bidi w:val="1"/>
         <w:spacing w:after="160" w:line="300" w:lineRule="auto"/>
+        <w:ind w:left="0" w:right="0" w:firstLine="0"/>
         <w:jc w:val="right"/>
       </w:pPr>
       <w:r>
@@ -5720,6 +5989,7 @@
       <w:pPr>
         <w:bidi w:val="1"/>
         <w:spacing w:after="160" w:line="300" w:lineRule="auto"/>
+        <w:ind w:left="0" w:right="0" w:firstLine="0"/>
         <w:jc w:val="right"/>
       </w:pPr>
       <w:r>
@@ -5737,6 +6007,7 @@
       <w:pPr>
         <w:bidi w:val="1"/>
         <w:spacing w:after="160" w:line="300" w:lineRule="auto"/>
+        <w:ind w:left="0" w:right="0" w:firstLine="0"/>
         <w:jc w:val="right"/>
       </w:pPr>
       <w:r>
@@ -5764,6 +6035,7 @@
       <w:pPr>
         <w:bidi w:val="1"/>
         <w:spacing w:after="160" w:line="300" w:lineRule="auto"/>
+        <w:ind w:left="0" w:right="0" w:firstLine="0"/>
         <w:jc w:val="right"/>
       </w:pPr>
       <w:r>
@@ -5791,6 +6063,7 @@
       <w:pPr>
         <w:bidi w:val="1"/>
         <w:spacing w:after="160" w:line="300" w:lineRule="auto"/>
+        <w:ind w:left="0" w:right="0" w:firstLine="0"/>
         <w:jc w:val="right"/>
       </w:pPr>
       <w:r>
@@ -5808,6 +6081,7 @@
       <w:pPr>
         <w:bidi w:val="1"/>
         <w:spacing w:after="160" w:line="300" w:lineRule="auto"/>
+        <w:ind w:left="0" w:right="0" w:firstLine="0"/>
         <w:jc w:val="right"/>
       </w:pPr>
       <w:r>
@@ -5827,6 +6101,7 @@
       <w:pPr>
         <w:bidi w:val="1"/>
         <w:spacing w:after="160" w:line="300" w:lineRule="auto"/>
+        <w:ind w:left="0" w:right="0" w:firstLine="0"/>
         <w:jc w:val="right"/>
       </w:pPr>
       <w:r>
@@ -5844,6 +6119,7 @@
       <w:pPr>
         <w:bidi w:val="1"/>
         <w:spacing w:after="160" w:line="300" w:lineRule="auto"/>
+        <w:ind w:left="0" w:right="0" w:firstLine="0"/>
         <w:jc w:val="right"/>
       </w:pPr>
       <w:r>
@@ -5861,6 +6137,7 @@
       <w:pPr>
         <w:bidi w:val="1"/>
         <w:spacing w:after="160" w:line="300" w:lineRule="auto"/>
+        <w:ind w:left="0" w:right="0" w:firstLine="0"/>
         <w:jc w:val="right"/>
       </w:pPr>
       <w:r>
@@ -5880,6 +6157,7 @@
       <w:pPr>
         <w:bidi w:val="1"/>
         <w:spacing w:after="160" w:line="300" w:lineRule="auto"/>
+        <w:ind w:left="0" w:right="0" w:firstLine="0"/>
         <w:jc w:val="right"/>
       </w:pPr>
       <w:r>
@@ -5897,6 +6175,7 @@
       <w:pPr>
         <w:bidi w:val="1"/>
         <w:spacing w:after="160" w:line="300" w:lineRule="auto"/>
+        <w:ind w:left="0" w:right="0" w:firstLine="0"/>
         <w:jc w:val="right"/>
       </w:pPr>
       <w:r>
@@ -5916,6 +6195,7 @@
       <w:pPr>
         <w:bidi w:val="1"/>
         <w:spacing w:after="160" w:line="300" w:lineRule="auto"/>
+        <w:ind w:left="0" w:right="0" w:firstLine="0"/>
         <w:jc w:val="right"/>
       </w:pPr>
       <w:r>
@@ -5943,6 +6223,7 @@
       <w:pPr>
         <w:bidi w:val="1"/>
         <w:spacing w:after="160" w:line="300" w:lineRule="auto"/>
+        <w:ind w:left="0" w:right="0" w:firstLine="0"/>
         <w:jc w:val="right"/>
       </w:pPr>
       <w:r>
@@ -5970,6 +6251,7 @@
       <w:pPr>
         <w:bidi w:val="1"/>
         <w:spacing w:after="160" w:line="300" w:lineRule="auto"/>
+        <w:ind w:left="0" w:right="0" w:firstLine="0"/>
         <w:jc w:val="right"/>
       </w:pPr>
       <w:r>
@@ -5999,6 +6281,7 @@
       <w:pPr>
         <w:bidi w:val="1"/>
         <w:spacing w:after="160" w:line="300" w:lineRule="auto"/>
+        <w:ind w:left="0" w:right="0" w:firstLine="0"/>
         <w:jc w:val="right"/>
       </w:pPr>
       <w:r>
@@ -6028,6 +6311,7 @@
       <w:pPr>
         <w:bidi w:val="1"/>
         <w:spacing w:after="160" w:line="300" w:lineRule="auto"/>
+        <w:ind w:left="0" w:right="0" w:firstLine="0"/>
         <w:jc w:val="right"/>
       </w:pPr>
       <w:r>
@@ -6045,6 +6329,7 @@
       <w:pPr>
         <w:bidi w:val="1"/>
         <w:spacing w:after="160" w:line="300" w:lineRule="auto"/>
+        <w:ind w:left="0" w:right="0" w:firstLine="0"/>
         <w:jc w:val="right"/>
       </w:pPr>
       <w:r>
@@ -6062,6 +6347,7 @@
       <w:pPr>
         <w:bidi w:val="1"/>
         <w:spacing w:after="160" w:line="300" w:lineRule="auto"/>
+        <w:ind w:left="0" w:right="0" w:firstLine="0"/>
         <w:jc w:val="right"/>
       </w:pPr>
       <w:r>
@@ -6079,6 +6365,7 @@
       <w:pPr>
         <w:bidi w:val="1"/>
         <w:spacing w:after="160" w:line="300" w:lineRule="auto"/>
+        <w:ind w:left="0" w:right="0" w:firstLine="0"/>
         <w:jc w:val="right"/>
       </w:pPr>
       <w:r>
@@ -6106,6 +6393,7 @@
       <w:pPr>
         <w:bidi w:val="1"/>
         <w:spacing w:after="160" w:line="300" w:lineRule="auto"/>
+        <w:ind w:left="0" w:right="0" w:firstLine="0"/>
         <w:jc w:val="right"/>
       </w:pPr>
       <w:r>
@@ -6133,6 +6421,7 @@
       <w:pPr>
         <w:bidi w:val="1"/>
         <w:spacing w:after="160" w:line="300" w:lineRule="auto"/>
+        <w:ind w:left="0" w:right="0" w:firstLine="0"/>
         <w:jc w:val="right"/>
       </w:pPr>
       <w:r>
@@ -6160,6 +6449,7 @@
       <w:pPr>
         <w:bidi w:val="1"/>
         <w:spacing w:after="160" w:line="300" w:lineRule="auto"/>
+        <w:ind w:left="0" w:right="0" w:firstLine="0"/>
         <w:jc w:val="right"/>
       </w:pPr>
       <w:r>
@@ -6187,6 +6477,7 @@
       <w:pPr>
         <w:bidi w:val="1"/>
         <w:spacing w:after="160" w:line="300" w:lineRule="auto"/>
+        <w:ind w:left="0" w:right="0" w:firstLine="0"/>
         <w:jc w:val="right"/>
       </w:pPr>
       <w:r>
@@ -6214,6 +6505,7 @@
       <w:pPr>
         <w:bidi w:val="1"/>
         <w:spacing w:after="160" w:line="300" w:lineRule="auto"/>
+        <w:ind w:left="0" w:right="0" w:firstLine="0"/>
         <w:jc w:val="right"/>
       </w:pPr>
       <w:r>
@@ -6233,6 +6525,7 @@
       <w:pPr>
         <w:bidi w:val="1"/>
         <w:spacing w:after="160" w:line="300" w:lineRule="auto"/>
+        <w:ind w:left="0" w:right="0" w:firstLine="0"/>
         <w:jc w:val="right"/>
       </w:pPr>
       <w:r>
@@ -6250,6 +6543,7 @@
       <w:pPr>
         <w:bidi w:val="1"/>
         <w:spacing w:after="160" w:line="300" w:lineRule="auto"/>
+        <w:ind w:left="0" w:right="0" w:firstLine="0"/>
         <w:jc w:val="right"/>
       </w:pPr>
       <w:r>
@@ -6267,6 +6561,7 @@
       <w:pPr>
         <w:bidi w:val="1"/>
         <w:spacing w:after="160" w:line="300" w:lineRule="auto"/>
+        <w:ind w:left="0" w:right="0" w:firstLine="0"/>
         <w:jc w:val="right"/>
       </w:pPr>
       <w:r>
@@ -6284,6 +6579,7 @@
       <w:pPr>
         <w:bidi w:val="1"/>
         <w:spacing w:after="160" w:line="300" w:lineRule="auto"/>
+        <w:ind w:left="0" w:right="0" w:firstLine="0"/>
         <w:jc w:val="right"/>
       </w:pPr>
       <w:r>
@@ -6301,6 +6597,7 @@
       <w:pPr>
         <w:bidi w:val="1"/>
         <w:spacing w:after="160" w:line="300" w:lineRule="auto"/>
+        <w:ind w:left="0" w:right="0" w:firstLine="0"/>
         <w:jc w:val="right"/>
       </w:pPr>
       <w:r>
@@ -6320,6 +6617,7 @@
       <w:pPr>
         <w:bidi w:val="1"/>
         <w:spacing w:after="160" w:line="300" w:lineRule="auto"/>
+        <w:ind w:left="0" w:right="0" w:firstLine="0"/>
         <w:jc w:val="right"/>
       </w:pPr>
       <w:r>
@@ -6351,6 +6649,7 @@
       <w:pPr>
         <w:bidi w:val="1"/>
         <w:spacing w:after="160" w:line="300" w:lineRule="auto"/>
+        <w:ind w:left="0" w:right="0" w:firstLine="0"/>
         <w:jc w:val="right"/>
       </w:pPr>
       <w:r>
@@ -6378,6 +6677,7 @@
       <w:pPr>
         <w:bidi w:val="1"/>
         <w:spacing w:after="160" w:line="300" w:lineRule="auto"/>
+        <w:ind w:left="0" w:right="0" w:firstLine="0"/>
         <w:jc w:val="right"/>
       </w:pPr>
       <w:r>
@@ -6395,6 +6695,7 @@
       <w:pPr>
         <w:bidi w:val="1"/>
         <w:spacing w:after="160" w:line="300" w:lineRule="auto"/>
+        <w:ind w:left="0" w:right="0" w:firstLine="0"/>
         <w:jc w:val="right"/>
       </w:pPr>
       <w:r>
@@ -6422,6 +6723,7 @@
       <w:pPr>
         <w:bidi w:val="1"/>
         <w:spacing w:after="160" w:line="300" w:lineRule="auto"/>
+        <w:ind w:left="0" w:right="0" w:firstLine="0"/>
         <w:jc w:val="right"/>
       </w:pPr>
       <w:r>
@@ -6449,6 +6751,7 @@
       <w:pPr>
         <w:bidi w:val="1"/>
         <w:spacing w:after="160" w:line="300" w:lineRule="auto"/>
+        <w:ind w:left="0" w:right="0" w:firstLine="0"/>
         <w:jc w:val="right"/>
       </w:pPr>
       <w:r>
@@ -6476,6 +6779,7 @@
       <w:pPr>
         <w:bidi w:val="1"/>
         <w:spacing w:after="160" w:line="300" w:lineRule="auto"/>
+        <w:ind w:left="0" w:right="0" w:firstLine="0"/>
         <w:jc w:val="right"/>
       </w:pPr>
       <w:r>
@@ -6493,6 +6797,7 @@
       <w:pPr>
         <w:bidi w:val="1"/>
         <w:spacing w:after="160" w:line="300" w:lineRule="auto"/>
+        <w:ind w:left="0" w:right="0" w:firstLine="0"/>
         <w:jc w:val="right"/>
       </w:pPr>
       <w:r>
@@ -6510,6 +6815,7 @@
       <w:pPr>
         <w:bidi w:val="1"/>
         <w:spacing w:after="160" w:line="300" w:lineRule="auto"/>
+        <w:ind w:left="0" w:right="0" w:firstLine="0"/>
         <w:jc w:val="right"/>
       </w:pPr>
       <w:r>
@@ -6531,6 +6837,7 @@
       <w:pPr>
         <w:bidi w:val="1"/>
         <w:spacing w:after="160" w:line="300" w:lineRule="auto"/>
+        <w:ind w:left="0" w:right="0" w:firstLine="0"/>
         <w:jc w:val="right"/>
       </w:pPr>
       <w:r>
@@ -6552,6 +6859,7 @@
       <w:pPr>
         <w:bidi w:val="1"/>
         <w:spacing w:after="160" w:line="300" w:lineRule="auto"/>
+        <w:ind w:left="0" w:right="0" w:firstLine="0"/>
         <w:jc w:val="right"/>
       </w:pPr>
       <w:r>
@@ -6581,6 +6889,7 @@
       <w:pPr>
         <w:bidi w:val="1"/>
         <w:spacing w:after="160" w:line="300" w:lineRule="auto"/>
+        <w:ind w:left="0" w:right="0" w:firstLine="0"/>
         <w:jc w:val="right"/>
       </w:pPr>
       <w:r>
@@ -6608,6 +6917,7 @@
       <w:pPr>
         <w:bidi w:val="1"/>
         <w:spacing w:after="160" w:line="300" w:lineRule="auto"/>
+        <w:ind w:left="0" w:right="0" w:firstLine="0"/>
         <w:jc w:val="right"/>
       </w:pPr>
       <w:r>
@@ -6635,6 +6945,7 @@
       <w:pPr>
         <w:bidi w:val="1"/>
         <w:spacing w:after="160" w:line="300" w:lineRule="auto"/>
+        <w:ind w:left="0" w:right="0" w:firstLine="0"/>
         <w:jc w:val="right"/>
       </w:pPr>
       <w:r>
@@ -6666,6 +6977,7 @@
       <w:pPr>
         <w:bidi w:val="1"/>
         <w:spacing w:after="160" w:line="300" w:lineRule="auto"/>
+        <w:ind w:left="0" w:right="0" w:firstLine="0"/>
         <w:jc w:val="right"/>
       </w:pPr>
       <w:r>
@@ -6683,6 +6995,7 @@
       <w:pPr>
         <w:bidi w:val="1"/>
         <w:spacing w:after="160" w:line="300" w:lineRule="auto"/>
+        <w:ind w:left="0" w:right="0" w:firstLine="0"/>
         <w:jc w:val="right"/>
       </w:pPr>
       <w:r>
@@ -6704,6 +7017,7 @@
       <w:pPr>
         <w:bidi w:val="1"/>
         <w:spacing w:after="160" w:line="300" w:lineRule="auto"/>
+        <w:ind w:left="0" w:right="0" w:firstLine="0"/>
         <w:jc w:val="right"/>
       </w:pPr>
       <w:r>
@@ -6731,6 +7045,7 @@
       <w:pPr>
         <w:bidi w:val="1"/>
         <w:spacing w:after="160" w:line="300" w:lineRule="auto"/>
+        <w:ind w:left="0" w:right="0" w:firstLine="0"/>
         <w:jc w:val="right"/>
       </w:pPr>
       <w:r>
@@ -6758,6 +7073,7 @@
       <w:pPr>
         <w:bidi w:val="1"/>
         <w:spacing w:after="160" w:line="300" w:lineRule="auto"/>
+        <w:ind w:left="0" w:right="0" w:firstLine="0"/>
         <w:jc w:val="right"/>
       </w:pPr>
       <w:r>
@@ -6775,6 +7091,7 @@
       <w:pPr>
         <w:bidi w:val="1"/>
         <w:spacing w:after="160" w:line="300" w:lineRule="auto"/>
+        <w:ind w:left="0" w:right="0" w:firstLine="0"/>
         <w:jc w:val="right"/>
       </w:pPr>
       <w:r>
@@ -6792,6 +7109,7 @@
       <w:pPr>
         <w:bidi w:val="1"/>
         <w:spacing w:after="160" w:line="300" w:lineRule="auto"/>
+        <w:ind w:left="0" w:right="0" w:firstLine="0"/>
         <w:jc w:val="right"/>
       </w:pPr>
       <w:r>
@@ -6819,6 +7137,7 @@
       <w:pPr>
         <w:bidi w:val="1"/>
         <w:spacing w:after="160" w:line="300" w:lineRule="auto"/>
+        <w:ind w:left="0" w:right="0" w:firstLine="0"/>
         <w:jc w:val="right"/>
       </w:pPr>
       <w:r>
@@ -6846,6 +7165,7 @@
       <w:pPr>
         <w:bidi w:val="1"/>
         <w:spacing w:after="160" w:line="300" w:lineRule="auto"/>
+        <w:ind w:left="0" w:right="0" w:firstLine="0"/>
         <w:jc w:val="right"/>
       </w:pPr>
       <w:r>
@@ -6873,6 +7193,7 @@
       <w:pPr>
         <w:bidi w:val="1"/>
         <w:spacing w:after="160" w:line="300" w:lineRule="auto"/>
+        <w:ind w:left="0" w:right="0" w:firstLine="0"/>
         <w:jc w:val="right"/>
       </w:pPr>
       <w:r>
@@ -6890,6 +7211,7 @@
       <w:pPr>
         <w:bidi w:val="1"/>
         <w:spacing w:after="160" w:line="300" w:lineRule="auto"/>
+        <w:ind w:left="0" w:right="0" w:firstLine="0"/>
         <w:jc w:val="right"/>
       </w:pPr>
       <w:r>
@@ -6907,6 +7229,7 @@
       <w:pPr>
         <w:bidi w:val="1"/>
         <w:spacing w:after="160" w:line="300" w:lineRule="auto"/>
+        <w:ind w:left="0" w:right="0" w:firstLine="0"/>
         <w:jc w:val="right"/>
       </w:pPr>
       <w:r>
@@ -6928,6 +7251,7 @@
       <w:pPr>
         <w:bidi w:val="1"/>
         <w:spacing w:after="160" w:line="300" w:lineRule="auto"/>
+        <w:ind w:left="0" w:right="0" w:firstLine="0"/>
         <w:jc w:val="right"/>
       </w:pPr>
       <w:r>
@@ -6949,6 +7273,7 @@
       <w:pPr>
         <w:bidi w:val="1"/>
         <w:spacing w:after="160" w:line="300" w:lineRule="auto"/>
+        <w:ind w:left="0" w:right="0" w:firstLine="0"/>
         <w:jc w:val="right"/>
       </w:pPr>
       <w:r>
@@ -6966,6 +7291,7 @@
       <w:pPr>
         <w:bidi w:val="1"/>
         <w:spacing w:after="160" w:line="300" w:lineRule="auto"/>
+        <w:ind w:left="0" w:right="0" w:firstLine="0"/>
         <w:jc w:val="right"/>
       </w:pPr>
       <w:r>
@@ -6985,6 +7311,7 @@
       <w:pPr>
         <w:bidi w:val="1"/>
         <w:spacing w:after="160" w:line="300" w:lineRule="auto"/>
+        <w:ind w:left="0" w:right="0" w:firstLine="0"/>
         <w:jc w:val="right"/>
       </w:pPr>
       <w:r>
@@ -7014,6 +7341,7 @@
       <w:pPr>
         <w:bidi w:val="1"/>
         <w:spacing w:after="160" w:line="300" w:lineRule="auto"/>
+        <w:ind w:left="0" w:right="0" w:firstLine="0"/>
         <w:jc w:val="right"/>
       </w:pPr>
       <w:r>
@@ -7045,6 +7373,7 @@
       <w:pPr>
         <w:bidi w:val="1"/>
         <w:spacing w:after="160" w:line="300" w:lineRule="auto"/>
+        <w:ind w:left="0" w:right="0" w:firstLine="0"/>
         <w:jc w:val="right"/>
       </w:pPr>
       <w:r>
@@ -7072,6 +7401,7 @@
       <w:pPr>
         <w:bidi w:val="1"/>
         <w:spacing w:after="160" w:line="300" w:lineRule="auto"/>
+        <w:ind w:left="0" w:right="0" w:firstLine="0"/>
         <w:jc w:val="right"/>
       </w:pPr>
       <w:r>
@@ -7099,6 +7429,7 @@
       <w:pPr>
         <w:bidi w:val="1"/>
         <w:spacing w:after="160" w:line="300" w:lineRule="auto"/>
+        <w:ind w:left="0" w:right="0" w:firstLine="0"/>
         <w:jc w:val="right"/>
       </w:pPr>
       <w:r>
@@ -7116,6 +7447,7 @@
       <w:pPr>
         <w:bidi w:val="1"/>
         <w:spacing w:after="160" w:line="300" w:lineRule="auto"/>
+        <w:ind w:left="0" w:right="0" w:firstLine="0"/>
         <w:jc w:val="right"/>
       </w:pPr>
       <w:r>
@@ -7133,6 +7465,7 @@
       <w:pPr>
         <w:bidi w:val="1"/>
         <w:spacing w:after="160" w:line="300" w:lineRule="auto"/>
+        <w:ind w:left="0" w:right="0" w:firstLine="0"/>
         <w:jc w:val="right"/>
       </w:pPr>
       <w:r>
@@ -7160,6 +7493,7 @@
       <w:pPr>
         <w:bidi w:val="1"/>
         <w:spacing w:after="160" w:line="300" w:lineRule="auto"/>
+        <w:ind w:left="0" w:right="0" w:firstLine="0"/>
         <w:jc w:val="right"/>
       </w:pPr>
       <w:r>
@@ -7187,6 +7521,7 @@
       <w:pPr>
         <w:bidi w:val="1"/>
         <w:spacing w:after="160" w:line="300" w:lineRule="auto"/>
+        <w:ind w:left="0" w:right="0" w:firstLine="0"/>
         <w:jc w:val="right"/>
       </w:pPr>
       <w:r>
@@ -7214,6 +7549,7 @@
       <w:pPr>
         <w:bidi w:val="1"/>
         <w:spacing w:after="160" w:line="300" w:lineRule="auto"/>
+        <w:ind w:left="0" w:right="0" w:firstLine="0"/>
         <w:jc w:val="right"/>
       </w:pPr>
       <w:r>
@@ -7241,6 +7577,7 @@
       <w:pPr>
         <w:bidi w:val="1"/>
         <w:spacing w:after="160" w:line="300" w:lineRule="auto"/>
+        <w:ind w:left="0" w:right="0" w:firstLine="0"/>
         <w:jc w:val="right"/>
       </w:pPr>
       <w:r>
@@ -7268,6 +7605,7 @@
       <w:pPr>
         <w:bidi w:val="1"/>
         <w:spacing w:after="160" w:line="300" w:lineRule="auto"/>
+        <w:ind w:left="0" w:right="0" w:firstLine="0"/>
         <w:jc w:val="right"/>
       </w:pPr>
       <w:r>
@@ -7295,6 +7633,7 @@
       <w:pPr>
         <w:bidi w:val="1"/>
         <w:spacing w:after="160" w:line="300" w:lineRule="auto"/>
+        <w:ind w:left="0" w:right="0" w:firstLine="0"/>
         <w:jc w:val="right"/>
       </w:pPr>
       <w:r>
@@ -7322,6 +7661,7 @@
       <w:pPr>
         <w:bidi w:val="1"/>
         <w:spacing w:after="160" w:line="300" w:lineRule="auto"/>
+        <w:ind w:left="0" w:right="0" w:firstLine="0"/>
         <w:jc w:val="right"/>
       </w:pPr>
       <w:r>
@@ -7339,6 +7679,7 @@
       <w:pPr>
         <w:bidi w:val="1"/>
         <w:spacing w:after="160" w:line="300" w:lineRule="auto"/>
+        <w:ind w:left="0" w:right="0" w:firstLine="0"/>
         <w:jc w:val="right"/>
       </w:pPr>
       <w:r>
@@ -7356,6 +7697,7 @@
       <w:pPr>
         <w:bidi w:val="1"/>
         <w:spacing w:after="160" w:line="300" w:lineRule="auto"/>
+        <w:ind w:left="0" w:right="0" w:firstLine="0"/>
         <w:jc w:val="right"/>
       </w:pPr>
       <w:r>
@@ -7383,6 +7725,7 @@
       <w:pPr>
         <w:bidi w:val="1"/>
         <w:spacing w:after="160" w:line="300" w:lineRule="auto"/>
+        <w:ind w:left="0" w:right="0" w:firstLine="0"/>
         <w:jc w:val="right"/>
       </w:pPr>
       <w:r>
@@ -7410,6 +7753,7 @@
       <w:pPr>
         <w:bidi w:val="1"/>
         <w:spacing w:after="160" w:line="300" w:lineRule="auto"/>
+        <w:ind w:left="0" w:right="0" w:firstLine="0"/>
         <w:jc w:val="right"/>
       </w:pPr>
       <w:r>
@@ -7437,6 +7781,7 @@
       <w:pPr>
         <w:bidi w:val="1"/>
         <w:spacing w:after="160" w:line="300" w:lineRule="auto"/>
+        <w:ind w:left="0" w:right="0" w:firstLine="0"/>
         <w:jc w:val="right"/>
       </w:pPr>
       <w:r>
@@ -7464,6 +7809,7 @@
       <w:pPr>
         <w:bidi w:val="1"/>
         <w:spacing w:after="160" w:line="300" w:lineRule="auto"/>
+        <w:ind w:left="0" w:right="0" w:firstLine="0"/>
         <w:jc w:val="right"/>
       </w:pPr>
       <w:r>
@@ -7481,6 +7827,7 @@
       <w:pPr>
         <w:bidi w:val="1"/>
         <w:spacing w:after="160" w:line="300" w:lineRule="auto"/>
+        <w:ind w:left="0" w:right="0" w:firstLine="0"/>
         <w:jc w:val="right"/>
       </w:pPr>
       <w:r>
@@ -7508,6 +7855,7 @@
       <w:pPr>
         <w:bidi w:val="1"/>
         <w:spacing w:after="160" w:line="300" w:lineRule="auto"/>
+        <w:ind w:left="0" w:right="0" w:firstLine="0"/>
         <w:jc w:val="right"/>
       </w:pPr>
       <w:r>
@@ -7535,6 +7883,7 @@
       <w:pPr>
         <w:bidi w:val="1"/>
         <w:spacing w:after="160" w:line="300" w:lineRule="auto"/>
+        <w:ind w:left="0" w:right="0" w:firstLine="0"/>
         <w:jc w:val="right"/>
       </w:pPr>
       <w:r>
@@ -7562,6 +7911,7 @@
       <w:pPr>
         <w:bidi w:val="1"/>
         <w:spacing w:after="160" w:line="300" w:lineRule="auto"/>
+        <w:ind w:left="0" w:right="0" w:firstLine="0"/>
         <w:jc w:val="right"/>
       </w:pPr>
       <w:r>
@@ -7589,6 +7939,7 @@
       <w:pPr>
         <w:bidi w:val="1"/>
         <w:spacing w:after="160" w:line="300" w:lineRule="auto"/>
+        <w:ind w:left="0" w:right="0" w:firstLine="0"/>
         <w:jc w:val="right"/>
       </w:pPr>
       <w:r>
@@ -7606,6 +7957,7 @@
       <w:pPr>
         <w:bidi w:val="1"/>
         <w:spacing w:after="160" w:line="300" w:lineRule="auto"/>
+        <w:ind w:left="0" w:right="0" w:firstLine="0"/>
         <w:jc w:val="right"/>
       </w:pPr>
       <w:r>
@@ -7633,6 +7985,7 @@
       <w:pPr>
         <w:bidi w:val="1"/>
         <w:spacing w:after="160" w:line="300" w:lineRule="auto"/>
+        <w:ind w:left="0" w:right="0" w:firstLine="0"/>
         <w:jc w:val="right"/>
       </w:pPr>
       <w:r>
@@ -7660,6 +8013,7 @@
       <w:pPr>
         <w:bidi w:val="1"/>
         <w:spacing w:after="160" w:line="300" w:lineRule="auto"/>
+        <w:ind w:left="0" w:right="0" w:firstLine="0"/>
         <w:jc w:val="right"/>
       </w:pPr>
       <w:r>
@@ -7687,6 +8041,7 @@
       <w:pPr>
         <w:bidi w:val="1"/>
         <w:spacing w:after="160" w:line="300" w:lineRule="auto"/>
+        <w:ind w:left="0" w:right="0" w:firstLine="0"/>
         <w:jc w:val="right"/>
       </w:pPr>
       <w:r>
@@ -7714,6 +8069,7 @@
       <w:pPr>
         <w:bidi w:val="1"/>
         <w:spacing w:after="160" w:line="300" w:lineRule="auto"/>
+        <w:ind w:left="0" w:right="0" w:firstLine="0"/>
         <w:jc w:val="right"/>
       </w:pPr>
       <w:r>
@@ -7731,6 +8087,7 @@
       <w:pPr>
         <w:bidi w:val="1"/>
         <w:spacing w:after="160" w:line="300" w:lineRule="auto"/>
+        <w:ind w:left="0" w:right="0" w:firstLine="0"/>
         <w:jc w:val="right"/>
       </w:pPr>
       <w:r>
@@ -7748,6 +8105,7 @@
       <w:pPr>
         <w:bidi w:val="1"/>
         <w:spacing w:after="160" w:line="300" w:lineRule="auto"/>
+        <w:ind w:left="0" w:right="0" w:firstLine="0"/>
         <w:jc w:val="right"/>
       </w:pPr>
       <w:r>
@@ -7765,6 +8123,7 @@
       <w:pPr>
         <w:bidi w:val="1"/>
         <w:spacing w:after="160" w:line="300" w:lineRule="auto"/>
+        <w:ind w:left="0" w:right="0" w:firstLine="0"/>
         <w:jc w:val="right"/>
       </w:pPr>
       <w:r>
@@ -7782,6 +8141,7 @@
       <w:pPr>
         <w:bidi w:val="1"/>
         <w:spacing w:after="160" w:line="300" w:lineRule="auto"/>
+        <w:ind w:left="0" w:right="0" w:firstLine="0"/>
         <w:jc w:val="right"/>
       </w:pPr>
       <w:r>
@@ -7799,6 +8159,7 @@
       <w:pPr>
         <w:bidi w:val="1"/>
         <w:spacing w:after="160" w:line="300" w:lineRule="auto"/>
+        <w:ind w:left="0" w:right="0" w:firstLine="0"/>
         <w:jc w:val="right"/>
       </w:pPr>
       <w:r>
@@ -7816,6 +8177,7 @@
       <w:pPr>
         <w:bidi w:val="1"/>
         <w:spacing w:after="160" w:line="300" w:lineRule="auto"/>
+        <w:ind w:left="0" w:right="0" w:firstLine="0"/>
         <w:jc w:val="right"/>
       </w:pPr>
       <w:r>
@@ -7833,6 +8195,7 @@
       <w:pPr>
         <w:bidi w:val="1"/>
         <w:spacing w:after="160" w:line="300" w:lineRule="auto"/>
+        <w:ind w:left="0" w:right="0" w:firstLine="0"/>
         <w:jc w:val="right"/>
       </w:pPr>
       <w:r>
@@ -7860,6 +8223,7 @@
       <w:pPr>
         <w:bidi w:val="1"/>
         <w:spacing w:after="160" w:line="300" w:lineRule="auto"/>
+        <w:ind w:left="0" w:right="0" w:firstLine="0"/>
         <w:jc w:val="right"/>
       </w:pPr>
       <w:r>
@@ -7887,6 +8251,7 @@
       <w:pPr>
         <w:bidi w:val="1"/>
         <w:spacing w:after="160" w:line="300" w:lineRule="auto"/>
+        <w:ind w:left="0" w:right="0" w:firstLine="0"/>
         <w:jc w:val="right"/>
       </w:pPr>
       <w:r>
@@ -7904,6 +8269,7 @@
       <w:pPr>
         <w:bidi w:val="1"/>
         <w:spacing w:after="160" w:line="300" w:lineRule="auto"/>
+        <w:ind w:left="0" w:right="0" w:firstLine="0"/>
         <w:jc w:val="right"/>
       </w:pPr>
       <w:r>
@@ -7931,6 +8297,7 @@
       <w:pPr>
         <w:bidi w:val="1"/>
         <w:spacing w:after="160" w:line="300" w:lineRule="auto"/>
+        <w:ind w:left="0" w:right="0" w:firstLine="0"/>
         <w:jc w:val="right"/>
       </w:pPr>
       <w:r>
@@ -7964,6 +8331,7 @@
       <w:pPr>
         <w:bidi w:val="1"/>
         <w:spacing w:after="160" w:line="300" w:lineRule="auto"/>
+        <w:ind w:left="0" w:right="0" w:firstLine="0"/>
         <w:jc w:val="right"/>
       </w:pPr>
       <w:r>
@@ -7993,6 +8361,7 @@
       <w:pPr>
         <w:bidi w:val="1"/>
         <w:spacing w:after="160" w:line="300" w:lineRule="auto"/>
+        <w:ind w:left="0" w:right="0" w:firstLine="0"/>
         <w:jc w:val="right"/>
       </w:pPr>
       <w:r>
@@ -8012,6 +8381,7 @@
       <w:pPr>
         <w:bidi w:val="1"/>
         <w:spacing w:after="160" w:line="300" w:lineRule="auto"/>
+        <w:ind w:left="0" w:right="0" w:firstLine="0"/>
         <w:jc w:val="right"/>
       </w:pPr>
       <w:r>
@@ -8033,6 +8403,7 @@
       <w:pPr>
         <w:bidi w:val="1"/>
         <w:spacing w:after="160" w:line="300" w:lineRule="auto"/>
+        <w:ind w:left="0" w:right="0" w:firstLine="0"/>
         <w:jc w:val="right"/>
       </w:pPr>
       <w:r>
@@ -8062,6 +8433,7 @@
       <w:pPr>
         <w:bidi w:val="1"/>
         <w:spacing w:after="160" w:line="300" w:lineRule="auto"/>
+        <w:ind w:left="0" w:right="0" w:firstLine="0"/>
         <w:jc w:val="right"/>
       </w:pPr>
       <w:r>
@@ -8089,6 +8461,7 @@
       <w:pPr>
         <w:bidi w:val="1"/>
         <w:spacing w:after="160" w:line="300" w:lineRule="auto"/>
+        <w:ind w:left="0" w:right="0" w:firstLine="0"/>
         <w:jc w:val="right"/>
       </w:pPr>
       <w:r>
@@ -8106,6 +8479,7 @@
       <w:pPr>
         <w:bidi w:val="1"/>
         <w:spacing w:after="160" w:line="300" w:lineRule="auto"/>
+        <w:ind w:left="0" w:right="0" w:firstLine="0"/>
         <w:jc w:val="right"/>
       </w:pPr>
       <w:r>
@@ -8133,6 +8507,7 @@
       <w:pPr>
         <w:bidi w:val="1"/>
         <w:spacing w:after="160" w:line="300" w:lineRule="auto"/>
+        <w:ind w:left="0" w:right="0" w:firstLine="0"/>
         <w:jc w:val="right"/>
       </w:pPr>
       <w:r>
@@ -8160,6 +8535,7 @@
       <w:pPr>
         <w:bidi w:val="1"/>
         <w:spacing w:after="160" w:line="300" w:lineRule="auto"/>
+        <w:ind w:left="0" w:right="0" w:firstLine="0"/>
         <w:jc w:val="right"/>
       </w:pPr>
       <w:r>
@@ -8187,6 +8563,7 @@
       <w:pPr>
         <w:bidi w:val="1"/>
         <w:spacing w:after="160" w:line="300" w:lineRule="auto"/>
+        <w:ind w:left="0" w:right="0" w:firstLine="0"/>
         <w:jc w:val="right"/>
       </w:pPr>
       <w:r>
@@ -8224,6 +8601,7 @@
       <w:pPr>
         <w:bidi w:val="1"/>
         <w:spacing w:after="160" w:line="300" w:lineRule="auto"/>
+        <w:ind w:left="0" w:right="0" w:firstLine="0"/>
         <w:jc w:val="right"/>
       </w:pPr>
       <w:r>
@@ -8251,6 +8629,7 @@
       <w:pPr>
         <w:bidi w:val="1"/>
         <w:spacing w:after="160" w:line="300" w:lineRule="auto"/>
+        <w:ind w:left="0" w:right="0" w:firstLine="0"/>
         <w:jc w:val="right"/>
       </w:pPr>
       <w:r>
@@ -8280,6 +8659,7 @@
       <w:pPr>
         <w:bidi w:val="1"/>
         <w:spacing w:after="160" w:line="300" w:lineRule="auto"/>
+        <w:ind w:left="0" w:right="0" w:firstLine="0"/>
         <w:jc w:val="right"/>
       </w:pPr>
       <w:r>
@@ -8307,6 +8687,7 @@
       <w:pPr>
         <w:bidi w:val="1"/>
         <w:spacing w:after="160" w:line="300" w:lineRule="auto"/>
+        <w:ind w:left="0" w:right="0" w:firstLine="0"/>
         <w:jc w:val="right"/>
       </w:pPr>
       <w:r>
@@ -8324,6 +8705,7 @@
       <w:pPr>
         <w:bidi w:val="1"/>
         <w:spacing w:after="160" w:line="300" w:lineRule="auto"/>
+        <w:ind w:left="0" w:right="0" w:firstLine="0"/>
         <w:jc w:val="right"/>
       </w:pPr>
       <w:r>
@@ -8341,6 +8723,7 @@
       <w:pPr>
         <w:bidi w:val="1"/>
         <w:spacing w:after="160" w:line="300" w:lineRule="auto"/>
+        <w:ind w:left="0" w:right="0" w:firstLine="0"/>
         <w:jc w:val="right"/>
       </w:pPr>
       <w:r>
@@ -8358,6 +8741,7 @@
       <w:pPr>
         <w:bidi w:val="1"/>
         <w:spacing w:after="160" w:line="300" w:lineRule="auto"/>
+        <w:ind w:left="0" w:right="0" w:firstLine="0"/>
         <w:jc w:val="right"/>
       </w:pPr>
       <w:r>
@@ -8385,6 +8769,7 @@
       <w:pPr>
         <w:bidi w:val="1"/>
         <w:spacing w:after="160" w:line="300" w:lineRule="auto"/>
+        <w:ind w:left="0" w:right="0" w:firstLine="0"/>
         <w:jc w:val="right"/>
       </w:pPr>
       <w:r>
@@ -8412,6 +8797,7 @@
       <w:pPr>
         <w:bidi w:val="1"/>
         <w:spacing w:after="160" w:line="300" w:lineRule="auto"/>
+        <w:ind w:left="0" w:right="0" w:firstLine="0"/>
         <w:jc w:val="right"/>
       </w:pPr>
       <w:r>
@@ -8439,6 +8825,7 @@
       <w:pPr>
         <w:bidi w:val="1"/>
         <w:spacing w:after="160" w:line="300" w:lineRule="auto"/>
+        <w:ind w:left="0" w:right="0" w:firstLine="0"/>
         <w:jc w:val="right"/>
       </w:pPr>
       <w:r>
@@ -8466,6 +8853,7 @@
       <w:pPr>
         <w:bidi w:val="1"/>
         <w:spacing w:after="160" w:line="300" w:lineRule="auto"/>
+        <w:ind w:left="0" w:right="0" w:firstLine="0"/>
         <w:jc w:val="right"/>
       </w:pPr>
       <w:r>
@@ -8493,6 +8881,7 @@
       <w:pPr>
         <w:bidi w:val="1"/>
         <w:spacing w:after="160" w:line="300" w:lineRule="auto"/>
+        <w:ind w:left="0" w:right="0" w:firstLine="0"/>
         <w:jc w:val="right"/>
       </w:pPr>
       <w:r>
@@ -8524,6 +8913,7 @@
       <w:pPr>
         <w:bidi w:val="1"/>
         <w:spacing w:after="160" w:line="300" w:lineRule="auto"/>
+        <w:ind w:left="0" w:right="0" w:firstLine="0"/>
         <w:jc w:val="right"/>
       </w:pPr>
       <w:r>
@@ -8551,6 +8941,7 @@
       <w:pPr>
         <w:bidi w:val="1"/>
         <w:spacing w:after="160" w:line="300" w:lineRule="auto"/>
+        <w:ind w:left="0" w:right="0" w:firstLine="0"/>
         <w:jc w:val="right"/>
       </w:pPr>
       <w:r>
@@ -8568,6 +8959,7 @@
       <w:pPr>
         <w:bidi w:val="1"/>
         <w:spacing w:after="160" w:line="300" w:lineRule="auto"/>
+        <w:ind w:left="0" w:right="0" w:firstLine="0"/>
         <w:jc w:val="right"/>
       </w:pPr>
       <w:r>
@@ -8585,6 +8977,7 @@
       <w:pPr>
         <w:bidi w:val="1"/>
         <w:spacing w:after="160" w:line="300" w:lineRule="auto"/>
+        <w:ind w:left="0" w:right="0" w:firstLine="0"/>
         <w:jc w:val="right"/>
       </w:pPr>
       <w:r>
@@ -8612,6 +9005,7 @@
       <w:pPr>
         <w:bidi w:val="1"/>
         <w:spacing w:after="160" w:line="300" w:lineRule="auto"/>
+        <w:ind w:left="0" w:right="0" w:firstLine="0"/>
         <w:jc w:val="right"/>
       </w:pPr>
       <w:r>
@@ -8639,6 +9033,7 @@
       <w:pPr>
         <w:bidi w:val="1"/>
         <w:spacing w:after="160" w:line="300" w:lineRule="auto"/>
+        <w:ind w:left="0" w:right="0" w:firstLine="0"/>
         <w:jc w:val="right"/>
       </w:pPr>
       <w:r>
@@ -8656,6 +9051,7 @@
       <w:pPr>
         <w:bidi w:val="1"/>
         <w:spacing w:after="160" w:line="300" w:lineRule="auto"/>
+        <w:ind w:left="0" w:right="0" w:firstLine="0"/>
         <w:jc w:val="right"/>
       </w:pPr>
       <w:r>
@@ -8673,6 +9069,7 @@
       <w:pPr>
         <w:bidi w:val="1"/>
         <w:spacing w:after="160" w:line="300" w:lineRule="auto"/>
+        <w:ind w:left="0" w:right="0" w:firstLine="0"/>
         <w:jc w:val="right"/>
       </w:pPr>
       <w:r>
@@ -8690,6 +9087,7 @@
       <w:pPr>
         <w:bidi w:val="1"/>
         <w:spacing w:after="160" w:line="300" w:lineRule="auto"/>
+        <w:ind w:left="0" w:right="0" w:firstLine="0"/>
         <w:jc w:val="right"/>
       </w:pPr>
       <w:r>
@@ -8709,6 +9107,7 @@
       <w:pPr>
         <w:bidi w:val="1"/>
         <w:spacing w:after="160" w:line="300" w:lineRule="auto"/>
+        <w:ind w:left="0" w:right="0" w:firstLine="0"/>
         <w:jc w:val="right"/>
       </w:pPr>
       <w:r>
@@ -8734,6 +9133,7 @@
       <w:pPr>
         <w:bidi w:val="1"/>
         <w:spacing w:after="160" w:line="300" w:lineRule="auto"/>
+        <w:ind w:left="0" w:right="0" w:firstLine="0"/>
         <w:jc w:val="right"/>
       </w:pPr>
       <w:r>
@@ -8751,6 +9151,7 @@
       <w:pPr>
         <w:bidi w:val="1"/>
         <w:spacing w:after="160" w:line="300" w:lineRule="auto"/>
+        <w:ind w:left="0" w:right="0" w:firstLine="0"/>
         <w:jc w:val="right"/>
       </w:pPr>
       <w:r>
@@ -8768,6 +9169,7 @@
       <w:pPr>
         <w:bidi w:val="1"/>
         <w:spacing w:after="160" w:line="300" w:lineRule="auto"/>
+        <w:ind w:left="0" w:right="0" w:firstLine="0"/>
         <w:jc w:val="right"/>
       </w:pPr>
       <w:r>
@@ -8797,6 +9199,7 @@
       <w:pPr>
         <w:bidi w:val="1"/>
         <w:spacing w:after="160" w:line="300" w:lineRule="auto"/>
+        <w:ind w:left="0" w:right="0" w:firstLine="0"/>
         <w:jc w:val="right"/>
       </w:pPr>
       <w:r>
@@ -8816,6 +9219,7 @@
       <w:pPr>
         <w:bidi w:val="1"/>
         <w:spacing w:after="160" w:line="300" w:lineRule="auto"/>
+        <w:ind w:left="0" w:right="0" w:firstLine="0"/>
         <w:jc w:val="right"/>
       </w:pPr>
       <w:r>
@@ -8833,6 +9237,7 @@
       <w:pPr>
         <w:bidi w:val="1"/>
         <w:spacing w:after="160" w:line="300" w:lineRule="auto"/>
+        <w:ind w:left="0" w:right="0" w:firstLine="0"/>
         <w:jc w:val="right"/>
       </w:pPr>
       <w:r>
@@ -8852,6 +9257,7 @@
       <w:pPr>
         <w:bidi w:val="1"/>
         <w:spacing w:after="160" w:line="300" w:lineRule="auto"/>
+        <w:ind w:left="0" w:right="0" w:firstLine="0"/>
         <w:jc w:val="right"/>
       </w:pPr>
       <w:r>
@@ -8869,6 +9275,7 @@
       <w:pPr>
         <w:bidi w:val="1"/>
         <w:spacing w:after="160" w:line="300" w:lineRule="auto"/>
+        <w:ind w:left="0" w:right="0" w:firstLine="0"/>
         <w:jc w:val="right"/>
       </w:pPr>
       <w:r>
@@ -8886,6 +9293,7 @@
       <w:pPr>
         <w:bidi w:val="1"/>
         <w:spacing w:after="160" w:line="300" w:lineRule="auto"/>
+        <w:ind w:left="0" w:right="0" w:firstLine="0"/>
         <w:jc w:val="right"/>
       </w:pPr>
       <w:r>
@@ -8913,6 +9321,7 @@
       <w:pPr>
         <w:bidi w:val="1"/>
         <w:spacing w:after="160" w:line="300" w:lineRule="auto"/>
+        <w:ind w:left="0" w:right="0" w:firstLine="0"/>
         <w:jc w:val="right"/>
       </w:pPr>
       <w:r>
@@ -8940,6 +9349,7 @@
       <w:pPr>
         <w:bidi w:val="1"/>
         <w:spacing w:after="160" w:line="300" w:lineRule="auto"/>
+        <w:ind w:left="0" w:right="0" w:firstLine="0"/>
         <w:jc w:val="right"/>
       </w:pPr>
       <w:r>
@@ -8957,6 +9367,7 @@
       <w:pPr>
         <w:bidi w:val="1"/>
         <w:spacing w:after="160" w:line="300" w:lineRule="auto"/>
+        <w:ind w:left="0" w:right="0" w:firstLine="0"/>
         <w:jc w:val="right"/>
       </w:pPr>
       <w:r>
@@ -8976,6 +9387,7 @@
       <w:pPr>
         <w:bidi w:val="1"/>
         <w:spacing w:after="160" w:line="300" w:lineRule="auto"/>
+        <w:ind w:left="0" w:right="0" w:firstLine="0"/>
         <w:jc w:val="right"/>
       </w:pPr>
       <w:r>
@@ -8993,6 +9405,7 @@
       <w:pPr>
         <w:bidi w:val="1"/>
         <w:spacing w:after="160" w:line="300" w:lineRule="auto"/>
+        <w:ind w:left="0" w:right="0" w:firstLine="0"/>
         <w:jc w:val="right"/>
       </w:pPr>
       <w:r>
@@ -9012,6 +9425,7 @@
       <w:pPr>
         <w:bidi w:val="1"/>
         <w:spacing w:after="160" w:line="300" w:lineRule="auto"/>
+        <w:ind w:left="0" w:right="0" w:firstLine="0"/>
         <w:jc w:val="right"/>
       </w:pPr>
       <w:r>
@@ -9041,6 +9455,7 @@
       <w:pPr>
         <w:bidi w:val="1"/>
         <w:spacing w:after="160" w:line="300" w:lineRule="auto"/>
+        <w:ind w:left="0" w:right="0" w:firstLine="0"/>
         <w:jc w:val="right"/>
       </w:pPr>
       <w:r>
@@ -9068,6 +9483,7 @@
       <w:pPr>
         <w:bidi w:val="1"/>
         <w:spacing w:after="160" w:line="300" w:lineRule="auto"/>
+        <w:ind w:left="0" w:right="0" w:firstLine="0"/>
         <w:jc w:val="right"/>
       </w:pPr>
       <w:r>
@@ -9085,6 +9501,7 @@
       <w:pPr>
         <w:bidi w:val="1"/>
         <w:spacing w:after="160" w:line="300" w:lineRule="auto"/>
+        <w:ind w:left="0" w:right="0" w:firstLine="0"/>
         <w:jc w:val="right"/>
       </w:pPr>
       <w:r>
@@ -9102,6 +9519,7 @@
       <w:pPr>
         <w:bidi w:val="1"/>
         <w:spacing w:after="160" w:line="300" w:lineRule="auto"/>
+        <w:ind w:left="0" w:right="0" w:firstLine="0"/>
         <w:jc w:val="right"/>
       </w:pPr>
       <w:r>
@@ -9119,6 +9537,7 @@
       <w:pPr>
         <w:bidi w:val="1"/>
         <w:spacing w:after="160" w:line="300" w:lineRule="auto"/>
+        <w:ind w:left="0" w:right="0" w:firstLine="0"/>
         <w:jc w:val="right"/>
       </w:pPr>
       <w:r>
@@ -9146,6 +9565,7 @@
       <w:pPr>
         <w:bidi w:val="1"/>
         <w:spacing w:after="160" w:line="300" w:lineRule="auto"/>
+        <w:ind w:left="0" w:right="0" w:firstLine="0"/>
         <w:jc w:val="right"/>
       </w:pPr>
       <w:r>
@@ -9173,6 +9593,7 @@
       <w:pPr>
         <w:bidi w:val="1"/>
         <w:spacing w:after="160" w:line="300" w:lineRule="auto"/>
+        <w:ind w:left="0" w:right="0" w:firstLine="0"/>
         <w:jc w:val="right"/>
       </w:pPr>
       <w:r>
@@ -9190,6 +9611,7 @@
       <w:pPr>
         <w:bidi w:val="1"/>
         <w:spacing w:after="160" w:line="300" w:lineRule="auto"/>
+        <w:ind w:left="0" w:right="0" w:firstLine="0"/>
         <w:jc w:val="right"/>
       </w:pPr>
       <w:r>
@@ -9217,6 +9639,7 @@
       <w:pPr>
         <w:bidi w:val="1"/>
         <w:spacing w:after="160" w:line="300" w:lineRule="auto"/>
+        <w:ind w:left="0" w:right="0" w:firstLine="0"/>
         <w:jc w:val="right"/>
       </w:pPr>
       <w:r>
@@ -9248,6 +9671,7 @@
       <w:pPr>
         <w:bidi w:val="1"/>
         <w:spacing w:after="160" w:line="300" w:lineRule="auto"/>
+        <w:ind w:left="0" w:right="0" w:firstLine="0"/>
         <w:jc w:val="right"/>
       </w:pPr>
       <w:r>
@@ -9275,6 +9699,7 @@
       <w:pPr>
         <w:bidi w:val="1"/>
         <w:spacing w:after="160" w:line="300" w:lineRule="auto"/>
+        <w:ind w:left="0" w:right="0" w:firstLine="0"/>
         <w:jc w:val="right"/>
       </w:pPr>
       <w:r>
@@ -9302,6 +9727,7 @@
       <w:pPr>
         <w:bidi w:val="1"/>
         <w:spacing w:after="160" w:line="300" w:lineRule="auto"/>
+        <w:ind w:left="0" w:right="0" w:firstLine="0"/>
         <w:jc w:val="right"/>
       </w:pPr>
       <w:r>
@@ -9319,6 +9745,7 @@
       <w:pPr>
         <w:bidi w:val="1"/>
         <w:spacing w:after="160" w:line="300" w:lineRule="auto"/>
+        <w:ind w:left="0" w:right="0" w:firstLine="0"/>
         <w:jc w:val="right"/>
       </w:pPr>
       <w:r>
@@ -9352,6 +9779,7 @@
       <w:pPr>
         <w:bidi w:val="1"/>
         <w:spacing w:after="160" w:line="300" w:lineRule="auto"/>
+        <w:ind w:left="0" w:right="0" w:firstLine="0"/>
         <w:jc w:val="right"/>
       </w:pPr>
       <w:r>
@@ -9379,6 +9807,7 @@
       <w:pPr>
         <w:bidi w:val="1"/>
         <w:spacing w:after="160" w:line="300" w:lineRule="auto"/>
+        <w:ind w:left="0" w:right="0" w:firstLine="0"/>
         <w:jc w:val="right"/>
       </w:pPr>
       <w:r>
@@ -9396,6 +9825,7 @@
       <w:pPr>
         <w:bidi w:val="1"/>
         <w:spacing w:after="160" w:line="300" w:lineRule="auto"/>
+        <w:ind w:left="0" w:right="0" w:firstLine="0"/>
         <w:jc w:val="right"/>
       </w:pPr>
       <w:r>
@@ -9423,6 +9853,7 @@
       <w:pPr>
         <w:bidi w:val="1"/>
         <w:spacing w:after="160" w:line="300" w:lineRule="auto"/>
+        <w:ind w:left="0" w:right="0" w:firstLine="0"/>
         <w:jc w:val="right"/>
       </w:pPr>
       <w:r>
@@ -9452,6 +9883,7 @@
       <w:pPr>
         <w:bidi w:val="1"/>
         <w:spacing w:after="160" w:line="300" w:lineRule="auto"/>
+        <w:ind w:left="0" w:right="0" w:firstLine="0"/>
         <w:jc w:val="right"/>
       </w:pPr>
       <w:r>
@@ -9479,6 +9911,7 @@
       <w:pPr>
         <w:bidi w:val="1"/>
         <w:spacing w:after="160" w:line="300" w:lineRule="auto"/>
+        <w:ind w:left="0" w:right="0" w:firstLine="0"/>
         <w:jc w:val="right"/>
       </w:pPr>
       <w:r>
@@ -9505,6 +9938,7 @@
       <w:pPr>
         <w:bidi w:val="1"/>
         <w:spacing w:after="160" w:line="300" w:lineRule="auto"/>
+        <w:ind w:left="0" w:right="0" w:firstLine="0"/>
         <w:jc w:val="right"/>
       </w:pPr>
       <w:r>
@@ -9538,6 +9972,7 @@
       <w:pPr>
         <w:bidi w:val="1"/>
         <w:spacing w:after="160" w:line="300" w:lineRule="auto"/>
+        <w:ind w:left="0" w:right="0" w:firstLine="0"/>
         <w:jc w:val="right"/>
       </w:pPr>
       <w:r>
@@ -9565,6 +10000,7 @@
       <w:pPr>
         <w:bidi w:val="1"/>
         <w:spacing w:after="160" w:line="300" w:lineRule="auto"/>
+        <w:ind w:left="0" w:right="0" w:firstLine="0"/>
         <w:jc w:val="right"/>
       </w:pPr>
       <w:r>
@@ -9592,6 +10028,7 @@
       <w:pPr>
         <w:bidi w:val="1"/>
         <w:spacing w:after="160" w:line="300" w:lineRule="auto"/>
+        <w:ind w:left="0" w:right="0" w:firstLine="0"/>
         <w:jc w:val="right"/>
       </w:pPr>
       <w:r>
@@ -9609,6 +10046,7 @@
       <w:pPr>
         <w:bidi w:val="1"/>
         <w:spacing w:after="160" w:line="300" w:lineRule="auto"/>
+        <w:ind w:left="0" w:right="0" w:firstLine="0"/>
         <w:jc w:val="right"/>
       </w:pPr>
       <w:r>
@@ -9626,6 +10064,7 @@
       <w:pPr>
         <w:bidi w:val="1"/>
         <w:spacing w:after="160" w:line="300" w:lineRule="auto"/>
+        <w:ind w:left="0" w:right="0" w:firstLine="0"/>
         <w:jc w:val="right"/>
       </w:pPr>
       <w:r>
@@ -9643,6 +10082,7 @@
       <w:pPr>
         <w:bidi w:val="1"/>
         <w:spacing w:after="160" w:line="300" w:lineRule="auto"/>
+        <w:ind w:left="0" w:right="0" w:firstLine="0"/>
         <w:jc w:val="right"/>
       </w:pPr>
       <w:r>
@@ -9660,6 +10100,7 @@
       <w:pPr>
         <w:bidi w:val="1"/>
         <w:spacing w:after="160" w:line="300" w:lineRule="auto"/>
+        <w:ind w:left="0" w:right="0" w:firstLine="0"/>
         <w:jc w:val="right"/>
       </w:pPr>
       <w:r>
@@ -9677,6 +10118,7 @@
       <w:pPr>
         <w:bidi w:val="1"/>
         <w:spacing w:after="160" w:line="300" w:lineRule="auto"/>
+        <w:ind w:left="0" w:right="0" w:firstLine="0"/>
         <w:jc w:val="right"/>
       </w:pPr>
       <w:r>
@@ -9694,6 +10136,7 @@
       <w:pPr>
         <w:bidi w:val="1"/>
         <w:spacing w:after="160" w:line="300" w:lineRule="auto"/>
+        <w:ind w:left="0" w:right="0" w:firstLine="0"/>
         <w:jc w:val="right"/>
       </w:pPr>
       <w:r>
@@ -9711,6 +10154,7 @@
       <w:pPr>
         <w:bidi w:val="1"/>
         <w:spacing w:after="160" w:line="300" w:lineRule="auto"/>
+        <w:ind w:left="0" w:right="0" w:firstLine="0"/>
         <w:jc w:val="right"/>
       </w:pPr>
       <w:r>
@@ -9738,6 +10182,7 @@
       <w:pPr>
         <w:bidi w:val="1"/>
         <w:spacing w:after="160" w:line="300" w:lineRule="auto"/>
+        <w:ind w:left="0" w:right="0" w:firstLine="0"/>
         <w:jc w:val="right"/>
       </w:pPr>
       <w:r>
@@ -9765,6 +10210,7 @@
       <w:pPr>
         <w:bidi w:val="1"/>
         <w:spacing w:after="160" w:line="300" w:lineRule="auto"/>
+        <w:ind w:left="0" w:right="0" w:firstLine="0"/>
         <w:jc w:val="right"/>
       </w:pPr>
       <w:r>
@@ -9794,6 +10240,7 @@
       <w:pPr>
         <w:bidi w:val="1"/>
         <w:spacing w:after="160" w:line="300" w:lineRule="auto"/>
+        <w:ind w:left="0" w:right="0" w:firstLine="0"/>
         <w:jc w:val="right"/>
       </w:pPr>
       <w:r>
@@ -9821,6 +10268,7 @@
       <w:pPr>
         <w:bidi w:val="1"/>
         <w:spacing w:after="160" w:line="300" w:lineRule="auto"/>
+        <w:ind w:left="0" w:right="0" w:firstLine="0"/>
         <w:jc w:val="right"/>
       </w:pPr>
       <w:r>
@@ -9838,6 +10286,7 @@
       <w:pPr>
         <w:bidi w:val="1"/>
         <w:spacing w:after="160" w:line="300" w:lineRule="auto"/>
+        <w:ind w:left="0" w:right="0" w:firstLine="0"/>
         <w:jc w:val="right"/>
       </w:pPr>
       <w:r>
@@ -9855,6 +10304,7 @@
       <w:pPr>
         <w:bidi w:val="1"/>
         <w:spacing w:after="160" w:line="300" w:lineRule="auto"/>
+        <w:ind w:left="0" w:right="0" w:firstLine="0"/>
         <w:jc w:val="right"/>
       </w:pPr>
       <w:r>
@@ -9884,6 +10334,7 @@
       <w:pPr>
         <w:bidi w:val="1"/>
         <w:spacing w:after="160" w:line="300" w:lineRule="auto"/>
+        <w:ind w:left="0" w:right="0" w:firstLine="0"/>
         <w:jc w:val="right"/>
       </w:pPr>
       <w:r>
@@ -9911,6 +10362,7 @@
       <w:pPr>
         <w:bidi w:val="1"/>
         <w:spacing w:after="160" w:line="300" w:lineRule="auto"/>
+        <w:ind w:left="0" w:right="0" w:firstLine="0"/>
         <w:jc w:val="right"/>
       </w:pPr>
       <w:r>
@@ -9928,6 +10380,7 @@
       <w:pPr>
         <w:bidi w:val="1"/>
         <w:spacing w:after="160" w:line="300" w:lineRule="auto"/>
+        <w:ind w:left="0" w:right="0" w:firstLine="0"/>
         <w:jc w:val="right"/>
       </w:pPr>
       <w:r>
@@ -9945,6 +10398,7 @@
       <w:pPr>
         <w:bidi w:val="1"/>
         <w:spacing w:after="160" w:line="300" w:lineRule="auto"/>
+        <w:ind w:left="0" w:right="0" w:firstLine="0"/>
         <w:jc w:val="right"/>
       </w:pPr>
       <w:r>
@@ -9972,6 +10426,7 @@
       <w:pPr>
         <w:bidi w:val="1"/>
         <w:spacing w:after="160" w:line="300" w:lineRule="auto"/>
+        <w:ind w:left="0" w:right="0" w:firstLine="0"/>
         <w:jc w:val="right"/>
       </w:pPr>
       <w:r>
@@ -9999,6 +10454,7 @@
       <w:pPr>
         <w:bidi w:val="1"/>
         <w:spacing w:after="160" w:line="300" w:lineRule="auto"/>
+        <w:ind w:left="0" w:right="0" w:firstLine="0"/>
         <w:jc w:val="right"/>
       </w:pPr>
       <w:r>
@@ -10016,6 +10472,7 @@
       <w:pPr>
         <w:bidi w:val="1"/>
         <w:spacing w:after="160" w:line="300" w:lineRule="auto"/>
+        <w:ind w:left="0" w:right="0" w:firstLine="0"/>
         <w:jc w:val="right"/>
       </w:pPr>
       <w:r>
@@ -10033,6 +10490,7 @@
       <w:pPr>
         <w:bidi w:val="1"/>
         <w:spacing w:after="160" w:line="300" w:lineRule="auto"/>
+        <w:ind w:left="0" w:right="0" w:firstLine="0"/>
         <w:jc w:val="right"/>
       </w:pPr>
       <w:r>
@@ -10050,6 +10508,7 @@
       <w:pPr>
         <w:bidi w:val="1"/>
         <w:spacing w:after="160" w:line="300" w:lineRule="auto"/>
+        <w:ind w:left="0" w:right="0" w:firstLine="0"/>
         <w:jc w:val="right"/>
       </w:pPr>
       <w:r>
@@ -10067,6 +10526,7 @@
       <w:pPr>
         <w:bidi w:val="1"/>
         <w:spacing w:after="160" w:line="300" w:lineRule="auto"/>
+        <w:ind w:left="0" w:right="0" w:firstLine="0"/>
         <w:jc w:val="right"/>
       </w:pPr>
       <w:r>
@@ -10084,6 +10544,7 @@
       <w:pPr>
         <w:bidi w:val="1"/>
         <w:spacing w:after="160" w:line="300" w:lineRule="auto"/>
+        <w:ind w:left="0" w:right="0" w:firstLine="0"/>
         <w:jc w:val="right"/>
       </w:pPr>
       <w:r>
@@ -10101,6 +10562,7 @@
       <w:pPr>
         <w:bidi w:val="1"/>
         <w:spacing w:after="160" w:line="300" w:lineRule="auto"/>
+        <w:ind w:left="0" w:right="0" w:firstLine="0"/>
         <w:jc w:val="right"/>
       </w:pPr>
       <w:r>
@@ -10118,6 +10580,7 @@
       <w:pPr>
         <w:bidi w:val="1"/>
         <w:spacing w:after="160" w:line="300" w:lineRule="auto"/>
+        <w:ind w:left="0" w:right="0" w:firstLine="0"/>
         <w:jc w:val="right"/>
       </w:pPr>
       <w:r>
@@ -10145,6 +10608,7 @@
       <w:pPr>
         <w:bidi w:val="1"/>
         <w:spacing w:after="160" w:line="300" w:lineRule="auto"/>
+        <w:ind w:left="0" w:right="0" w:firstLine="0"/>
         <w:jc w:val="right"/>
       </w:pPr>
       <w:r>
@@ -10172,6 +10636,7 @@
       <w:pPr>
         <w:bidi w:val="1"/>
         <w:spacing w:after="160" w:line="300" w:lineRule="auto"/>
+        <w:ind w:left="0" w:right="0" w:firstLine="0"/>
         <w:jc w:val="right"/>
       </w:pPr>
       <w:r>
@@ -10189,6 +10654,7 @@
       <w:pPr>
         <w:bidi w:val="1"/>
         <w:spacing w:after="160" w:line="300" w:lineRule="auto"/>
+        <w:ind w:left="0" w:right="0" w:firstLine="0"/>
         <w:jc w:val="right"/>
       </w:pPr>
       <w:r>
@@ -10206,6 +10672,7 @@
       <w:pPr>
         <w:bidi w:val="1"/>
         <w:spacing w:after="160" w:line="300" w:lineRule="auto"/>
+        <w:ind w:left="0" w:right="0" w:firstLine="0"/>
         <w:jc w:val="right"/>
       </w:pPr>
       <w:r>
@@ -10233,6 +10700,7 @@
       <w:pPr>
         <w:bidi w:val="1"/>
         <w:spacing w:after="160" w:line="300" w:lineRule="auto"/>
+        <w:ind w:left="0" w:right="0" w:firstLine="0"/>
         <w:jc w:val="right"/>
       </w:pPr>
       <w:r>
@@ -10264,6 +10732,7 @@
       <w:pPr>
         <w:bidi w:val="1"/>
         <w:spacing w:after="160" w:line="300" w:lineRule="auto"/>
+        <w:ind w:left="0" w:right="0" w:firstLine="0"/>
         <w:jc w:val="right"/>
       </w:pPr>
       <w:r>
@@ -10285,6 +10754,7 @@
       <w:pPr>
         <w:bidi w:val="1"/>
         <w:spacing w:after="160" w:line="300" w:lineRule="auto"/>
+        <w:ind w:left="0" w:right="0" w:firstLine="0"/>
         <w:jc w:val="right"/>
       </w:pPr>
       <w:r>
@@ -10314,6 +10784,7 @@
       <w:pPr>
         <w:bidi w:val="1"/>
         <w:spacing w:after="160" w:line="300" w:lineRule="auto"/>
+        <w:ind w:left="0" w:right="0" w:firstLine="0"/>
         <w:jc w:val="right"/>
       </w:pPr>
       <w:r>
@@ -10343,6 +10814,7 @@
       <w:pPr>
         <w:bidi w:val="1"/>
         <w:spacing w:after="160" w:line="300" w:lineRule="auto"/>
+        <w:ind w:left="0" w:right="0" w:firstLine="0"/>
         <w:jc w:val="right"/>
       </w:pPr>
       <w:r>
@@ -10370,6 +10842,7 @@
       <w:pPr>
         <w:bidi w:val="1"/>
         <w:spacing w:after="160" w:line="300" w:lineRule="auto"/>
+        <w:ind w:left="0" w:right="0" w:firstLine="0"/>
         <w:jc w:val="right"/>
       </w:pPr>
       <w:r>
@@ -10387,6 +10860,7 @@
       <w:pPr>
         <w:bidi w:val="1"/>
         <w:spacing w:after="160" w:line="300" w:lineRule="auto"/>
+        <w:ind w:left="0" w:right="0" w:firstLine="0"/>
         <w:jc w:val="right"/>
       </w:pPr>
       <w:r>
@@ -10404,6 +10878,7 @@
       <w:pPr>
         <w:bidi w:val="1"/>
         <w:spacing w:after="160" w:line="300" w:lineRule="auto"/>
+        <w:ind w:left="0" w:right="0" w:firstLine="0"/>
         <w:jc w:val="right"/>
       </w:pPr>
       <w:r>
@@ -10421,6 +10896,7 @@
       <w:pPr>
         <w:bidi w:val="1"/>
         <w:spacing w:after="160" w:line="300" w:lineRule="auto"/>
+        <w:ind w:left="0" w:right="0" w:firstLine="0"/>
         <w:jc w:val="right"/>
       </w:pPr>
       <w:r>
@@ -10442,6 +10918,7 @@
       <w:pPr>
         <w:bidi w:val="1"/>
         <w:spacing w:after="160" w:line="300" w:lineRule="auto"/>
+        <w:ind w:left="0" w:right="0" w:firstLine="0"/>
         <w:jc w:val="right"/>
       </w:pPr>
       <w:r>
@@ -10459,6 +10936,7 @@
       <w:pPr>
         <w:bidi w:val="1"/>
         <w:spacing w:after="160" w:line="300" w:lineRule="auto"/>
+        <w:ind w:left="0" w:right="0" w:firstLine="0"/>
         <w:jc w:val="right"/>
       </w:pPr>
       <w:r>
@@ -10476,6 +10954,7 @@
       <w:pPr>
         <w:bidi w:val="1"/>
         <w:spacing w:after="160" w:line="300" w:lineRule="auto"/>
+        <w:ind w:left="0" w:right="0" w:firstLine="0"/>
         <w:jc w:val="right"/>
       </w:pPr>
       <w:r>
@@ -10495,6 +10974,7 @@
       <w:pPr>
         <w:bidi w:val="1"/>
         <w:spacing w:after="160" w:line="300" w:lineRule="auto"/>
+        <w:ind w:left="0" w:right="0" w:firstLine="0"/>
         <w:jc w:val="right"/>
       </w:pPr>
       <w:r>
@@ -10512,6 +10992,7 @@
       <w:pPr>
         <w:bidi w:val="1"/>
         <w:spacing w:after="160" w:line="300" w:lineRule="auto"/>
+        <w:ind w:left="0" w:right="0" w:firstLine="0"/>
         <w:jc w:val="right"/>
       </w:pPr>
       <w:r>
@@ -10529,6 +11010,7 @@
       <w:pPr>
         <w:bidi w:val="1"/>
         <w:spacing w:after="160" w:line="300" w:lineRule="auto"/>
+        <w:ind w:left="0" w:right="0" w:firstLine="0"/>
         <w:jc w:val="right"/>
       </w:pPr>
       <w:r>
@@ -10548,6 +11030,7 @@
       <w:pPr>
         <w:bidi w:val="1"/>
         <w:spacing w:after="160" w:line="300" w:lineRule="auto"/>
+        <w:ind w:left="0" w:right="0" w:firstLine="0"/>
         <w:jc w:val="right"/>
       </w:pPr>
       <w:r>
@@ -10565,6 +11048,7 @@
       <w:pPr>
         <w:bidi w:val="1"/>
         <w:spacing w:after="160" w:line="300" w:lineRule="auto"/>
+        <w:ind w:left="0" w:right="0" w:firstLine="0"/>
         <w:jc w:val="right"/>
       </w:pPr>
       <w:r>
@@ -10592,6 +11076,7 @@
       <w:pPr>
         <w:bidi w:val="1"/>
         <w:spacing w:after="160" w:line="300" w:lineRule="auto"/>
+        <w:ind w:left="0" w:right="0" w:firstLine="0"/>
         <w:jc w:val="right"/>
       </w:pPr>
       <w:r>
@@ -10623,6 +11108,7 @@
       <w:pPr>
         <w:bidi w:val="1"/>
         <w:spacing w:after="160" w:line="300" w:lineRule="auto"/>
+        <w:ind w:left="0" w:right="0" w:firstLine="0"/>
         <w:jc w:val="right"/>
       </w:pPr>
       <w:r>
@@ -10642,6 +11128,7 @@
       <w:pPr>
         <w:bidi w:val="1"/>
         <w:spacing w:after="160" w:line="300" w:lineRule="auto"/>
+        <w:ind w:left="0" w:right="0" w:firstLine="0"/>
         <w:jc w:val="right"/>
       </w:pPr>
       <w:r>
@@ -10659,6 +11146,7 @@
       <w:pPr>
         <w:bidi w:val="1"/>
         <w:spacing w:after="160" w:line="300" w:lineRule="auto"/>
+        <w:ind w:left="0" w:right="0" w:firstLine="0"/>
         <w:jc w:val="right"/>
       </w:pPr>
       <w:r>
@@ -10676,6 +11164,7 @@
       <w:pPr>
         <w:bidi w:val="1"/>
         <w:spacing w:after="160" w:line="300" w:lineRule="auto"/>
+        <w:ind w:left="0" w:right="0" w:firstLine="0"/>
         <w:jc w:val="right"/>
       </w:pPr>
       <w:r>
@@ -10693,6 +11182,7 @@
       <w:pPr>
         <w:bidi w:val="1"/>
         <w:spacing w:after="160" w:line="300" w:lineRule="auto"/>
+        <w:ind w:left="0" w:right="0" w:firstLine="0"/>
         <w:jc w:val="right"/>
       </w:pPr>
       <w:r>
@@ -10720,6 +11210,7 @@
       <w:pPr>
         <w:bidi w:val="1"/>
         <w:spacing w:after="160" w:line="300" w:lineRule="auto"/>
+        <w:ind w:left="0" w:right="0" w:firstLine="0"/>
         <w:jc w:val="right"/>
       </w:pPr>
       <w:r>
@@ -10747,6 +11238,7 @@
       <w:pPr>
         <w:bidi w:val="1"/>
         <w:spacing w:after="160" w:line="300" w:lineRule="auto"/>
+        <w:ind w:left="0" w:right="0" w:firstLine="0"/>
         <w:jc w:val="right"/>
       </w:pPr>
       <w:r>
@@ -10774,6 +11266,7 @@
       <w:pPr>
         <w:bidi w:val="1"/>
         <w:spacing w:after="160" w:line="300" w:lineRule="auto"/>
+        <w:ind w:left="0" w:right="0" w:firstLine="0"/>
         <w:jc w:val="right"/>
       </w:pPr>
       <w:r>
@@ -10807,6 +11300,7 @@
       <w:pPr>
         <w:bidi w:val="1"/>
         <w:spacing w:after="160" w:line="300" w:lineRule="auto"/>
+        <w:ind w:left="0" w:right="0" w:firstLine="0"/>
         <w:jc w:val="right"/>
       </w:pPr>
       <w:r>
@@ -10824,6 +11318,7 @@
       <w:pPr>
         <w:bidi w:val="1"/>
         <w:spacing w:after="160" w:line="300" w:lineRule="auto"/>
+        <w:ind w:left="0" w:right="0" w:firstLine="0"/>
         <w:jc w:val="right"/>
       </w:pPr>
       <w:r>
@@ -10841,6 +11336,7 @@
       <w:pPr>
         <w:bidi w:val="1"/>
         <w:spacing w:after="160" w:line="300" w:lineRule="auto"/>
+        <w:ind w:left="0" w:right="0" w:firstLine="0"/>
         <w:jc w:val="right"/>
       </w:pPr>
       <w:r>
@@ -10864,6 +11360,7 @@
       <w:pPr>
         <w:bidi w:val="1"/>
         <w:spacing w:after="160" w:line="300" w:lineRule="auto"/>
+        <w:ind w:left="0" w:right="0" w:firstLine="0"/>
         <w:jc w:val="right"/>
       </w:pPr>
       <w:r>
@@ -10881,6 +11378,7 @@
       <w:pPr>
         <w:bidi w:val="1"/>
         <w:spacing w:after="160" w:line="300" w:lineRule="auto"/>
+        <w:ind w:left="0" w:right="0" w:firstLine="0"/>
         <w:jc w:val="right"/>
       </w:pPr>
       <w:r>
@@ -10908,6 +11406,7 @@
       <w:pPr>
         <w:bidi w:val="1"/>
         <w:spacing w:after="160" w:line="300" w:lineRule="auto"/>
+        <w:ind w:left="0" w:right="0" w:firstLine="0"/>
         <w:jc w:val="right"/>
       </w:pPr>
       <w:r>
@@ -10937,6 +11436,7 @@
       <w:pPr>
         <w:bidi w:val="1"/>
         <w:spacing w:after="160" w:line="300" w:lineRule="auto"/>
+        <w:ind w:left="0" w:right="0" w:firstLine="0"/>
         <w:jc w:val="right"/>
       </w:pPr>
       <w:r>
@@ -10954,6 +11454,7 @@
       <w:pPr>
         <w:bidi w:val="1"/>
         <w:spacing w:after="160" w:line="300" w:lineRule="auto"/>
+        <w:ind w:left="0" w:right="0" w:firstLine="0"/>
         <w:jc w:val="right"/>
       </w:pPr>
       <w:r>
@@ -10971,6 +11472,7 @@
       <w:pPr>
         <w:bidi w:val="1"/>
         <w:spacing w:after="160" w:line="300" w:lineRule="auto"/>
+        <w:ind w:left="0" w:right="0" w:firstLine="0"/>
         <w:jc w:val="right"/>
       </w:pPr>
       <w:r>
@@ -10988,6 +11490,7 @@
       <w:pPr>
         <w:bidi w:val="1"/>
         <w:spacing w:after="160" w:line="300" w:lineRule="auto"/>
+        <w:ind w:left="0" w:right="0" w:firstLine="0"/>
         <w:jc w:val="right"/>
       </w:pPr>
       <w:r>
@@ -11015,6 +11518,7 @@
       <w:pPr>
         <w:bidi w:val="1"/>
         <w:spacing w:after="160" w:line="300" w:lineRule="auto"/>
+        <w:ind w:left="0" w:right="0" w:firstLine="0"/>
         <w:jc w:val="right"/>
       </w:pPr>
       <w:r>
@@ -11042,6 +11546,7 @@
       <w:pPr>
         <w:bidi w:val="1"/>
         <w:spacing w:after="160" w:line="300" w:lineRule="auto"/>
+        <w:ind w:left="0" w:right="0" w:firstLine="0"/>
         <w:jc w:val="right"/>
       </w:pPr>
       <w:r>
@@ -11068,6 +11573,7 @@
       <w:pPr>
         <w:bidi w:val="1"/>
         <w:spacing w:after="160" w:line="300" w:lineRule="auto"/>
+        <w:ind w:left="0" w:right="0" w:firstLine="0"/>
         <w:jc w:val="right"/>
       </w:pPr>
       <w:r>
@@ -11095,6 +11601,7 @@
       <w:pPr>
         <w:bidi w:val="1"/>
         <w:spacing w:after="160" w:line="300" w:lineRule="auto"/>
+        <w:ind w:left="0" w:right="0" w:firstLine="0"/>
         <w:jc w:val="right"/>
       </w:pPr>
       <w:r>
@@ -11112,6 +11619,7 @@
       <w:pPr>
         <w:bidi w:val="1"/>
         <w:spacing w:after="160" w:line="300" w:lineRule="auto"/>
+        <w:ind w:left="0" w:right="0" w:firstLine="0"/>
         <w:jc w:val="right"/>
       </w:pPr>
       <w:r>
@@ -11131,6 +11639,7 @@
       <w:pPr>
         <w:bidi w:val="1"/>
         <w:spacing w:after="160" w:line="300" w:lineRule="auto"/>
+        <w:ind w:left="0" w:right="0" w:firstLine="0"/>
         <w:jc w:val="right"/>
       </w:pPr>
       <w:r>
@@ -11148,6 +11657,7 @@
       <w:pPr>
         <w:bidi w:val="1"/>
         <w:spacing w:after="160" w:line="300" w:lineRule="auto"/>
+        <w:ind w:left="0" w:right="0" w:firstLine="0"/>
         <w:jc w:val="right"/>
       </w:pPr>
       <w:r>
@@ -11177,6 +11687,7 @@
       <w:pPr>
         <w:bidi w:val="1"/>
         <w:spacing w:after="160" w:line="300" w:lineRule="auto"/>
+        <w:ind w:left="0" w:right="0" w:firstLine="0"/>
         <w:jc w:val="right"/>
       </w:pPr>
       <w:r>
@@ -11204,6 +11715,7 @@
       <w:pPr>
         <w:bidi w:val="1"/>
         <w:spacing w:after="160" w:line="300" w:lineRule="auto"/>
+        <w:ind w:left="0" w:right="0" w:firstLine="0"/>
         <w:jc w:val="right"/>
       </w:pPr>
       <w:r>
@@ -11221,6 +11733,7 @@
       <w:pPr>
         <w:bidi w:val="1"/>
         <w:spacing w:after="160" w:line="300" w:lineRule="auto"/>
+        <w:ind w:left="0" w:right="0" w:firstLine="0"/>
         <w:jc w:val="right"/>
       </w:pPr>
       <w:r>
@@ -11248,6 +11761,7 @@
       <w:pPr>
         <w:bidi w:val="1"/>
         <w:spacing w:after="160" w:line="300" w:lineRule="auto"/>
+        <w:ind w:left="0" w:right="0" w:firstLine="0"/>
         <w:jc w:val="right"/>
       </w:pPr>
       <w:r>
@@ -11275,6 +11789,7 @@
       <w:pPr>
         <w:bidi w:val="1"/>
         <w:spacing w:after="160" w:line="300" w:lineRule="auto"/>
+        <w:ind w:left="0" w:right="0" w:firstLine="0"/>
         <w:jc w:val="right"/>
       </w:pPr>
       <w:r>
@@ -11302,6 +11817,7 @@
       <w:pPr>
         <w:bidi w:val="1"/>
         <w:spacing w:after="160" w:line="300" w:lineRule="auto"/>
+        <w:ind w:left="0" w:right="0" w:firstLine="0"/>
         <w:jc w:val="right"/>
       </w:pPr>
       <w:r>
@@ -11331,6 +11847,7 @@
       <w:pPr>
         <w:bidi w:val="1"/>
         <w:spacing w:after="160" w:line="300" w:lineRule="auto"/>
+        <w:ind w:left="0" w:right="0" w:firstLine="0"/>
         <w:jc w:val="right"/>
       </w:pPr>
       <w:r>
@@ -11348,6 +11865,7 @@
       <w:pPr>
         <w:bidi w:val="1"/>
         <w:spacing w:after="160" w:line="300" w:lineRule="auto"/>
+        <w:ind w:left="0" w:right="0" w:firstLine="0"/>
         <w:jc w:val="right"/>
       </w:pPr>
       <w:r>
@@ -11367,6 +11885,7 @@
       <w:pPr>
         <w:bidi w:val="1"/>
         <w:spacing w:after="160" w:line="300" w:lineRule="auto"/>
+        <w:ind w:left="0" w:right="0" w:firstLine="0"/>
         <w:jc w:val="right"/>
       </w:pPr>
       <w:r>
@@ -11384,6 +11903,7 @@
       <w:pPr>
         <w:bidi w:val="1"/>
         <w:spacing w:after="160" w:line="300" w:lineRule="auto"/>
+        <w:ind w:left="0" w:right="0" w:firstLine="0"/>
         <w:jc w:val="right"/>
       </w:pPr>
       <w:r>
@@ -11403,6 +11923,7 @@
       <w:pPr>
         <w:bidi w:val="1"/>
         <w:spacing w:after="160" w:line="300" w:lineRule="auto"/>
+        <w:ind w:left="0" w:right="0" w:firstLine="0"/>
         <w:jc w:val="right"/>
       </w:pPr>
       <w:r>
@@ -11420,6 +11941,7 @@
       <w:pPr>
         <w:bidi w:val="1"/>
         <w:spacing w:after="160" w:line="300" w:lineRule="auto"/>
+        <w:ind w:left="0" w:right="0" w:firstLine="0"/>
         <w:jc w:val="right"/>
       </w:pPr>
       <w:r>
@@ -11437,6 +11959,7 @@
       <w:pPr>
         <w:bidi w:val="1"/>
         <w:spacing w:after="160" w:line="300" w:lineRule="auto"/>
+        <w:ind w:left="0" w:right="0" w:firstLine="0"/>
         <w:jc w:val="right"/>
       </w:pPr>
       <w:r>
@@ -11464,6 +11987,7 @@
       <w:pPr>
         <w:bidi w:val="1"/>
         <w:spacing w:after="160" w:line="300" w:lineRule="auto"/>
+        <w:ind w:left="0" w:right="0" w:firstLine="0"/>
         <w:jc w:val="right"/>
       </w:pPr>
       <w:r>
@@ -11491,6 +12015,7 @@
       <w:pPr>
         <w:bidi w:val="1"/>
         <w:spacing w:after="160" w:line="300" w:lineRule="auto"/>
+        <w:ind w:left="0" w:right="0" w:firstLine="0"/>
         <w:jc w:val="right"/>
       </w:pPr>
       <w:r>
@@ -11518,6 +12043,7 @@
       <w:pPr>
         <w:bidi w:val="1"/>
         <w:spacing w:after="160" w:line="300" w:lineRule="auto"/>
+        <w:ind w:left="0" w:right="0" w:firstLine="0"/>
         <w:jc w:val="right"/>
       </w:pPr>
       <w:r>
@@ -11549,6 +12075,7 @@
       <w:pPr>
         <w:bidi w:val="1"/>
         <w:spacing w:after="160" w:line="300" w:lineRule="auto"/>
+        <w:ind w:left="0" w:right="0" w:firstLine="0"/>
         <w:jc w:val="right"/>
       </w:pPr>
       <w:r>
@@ -11566,6 +12093,7 @@
       <w:pPr>
         <w:bidi w:val="1"/>
         <w:spacing w:after="160" w:line="300" w:lineRule="auto"/>
+        <w:ind w:left="0" w:right="0" w:firstLine="0"/>
         <w:jc w:val="right"/>
       </w:pPr>
       <w:r>
@@ -11585,6 +12113,7 @@
       <w:pPr>
         <w:bidi w:val="1"/>
         <w:spacing w:after="160" w:line="300" w:lineRule="auto"/>
+        <w:ind w:left="0" w:right="0" w:firstLine="0"/>
         <w:jc w:val="right"/>
       </w:pPr>
       <w:r>
@@ -11602,6 +12131,7 @@
       <w:pPr>
         <w:bidi w:val="1"/>
         <w:spacing w:after="160" w:line="300" w:lineRule="auto"/>
+        <w:ind w:left="0" w:right="0" w:firstLine="0"/>
         <w:jc w:val="right"/>
       </w:pPr>
       <w:r>
@@ -11621,6 +12151,7 @@
       <w:pPr>
         <w:bidi w:val="1"/>
         <w:spacing w:after="160" w:line="300" w:lineRule="auto"/>
+        <w:ind w:left="0" w:right="0" w:firstLine="0"/>
         <w:jc w:val="right"/>
       </w:pPr>
       <w:r>
@@ -11638,6 +12169,7 @@
       <w:pPr>
         <w:bidi w:val="1"/>
         <w:spacing w:after="160" w:line="300" w:lineRule="auto"/>
+        <w:ind w:left="0" w:right="0" w:firstLine="0"/>
         <w:jc w:val="right"/>
       </w:pPr>
       <w:r>
@@ -11655,6 +12187,7 @@
       <w:pPr>
         <w:bidi w:val="1"/>
         <w:spacing w:after="160" w:line="300" w:lineRule="auto"/>
+        <w:ind w:left="0" w:right="0" w:firstLine="0"/>
         <w:jc w:val="right"/>
       </w:pPr>
       <w:r>
@@ -11682,6 +12215,7 @@
       <w:pPr>
         <w:bidi w:val="1"/>
         <w:spacing w:after="160" w:line="300" w:lineRule="auto"/>
+        <w:ind w:left="0" w:right="0" w:firstLine="0"/>
         <w:jc w:val="right"/>
       </w:pPr>
       <w:r>
@@ -11709,6 +12243,7 @@
       <w:pPr>
         <w:bidi w:val="1"/>
         <w:spacing w:after="160" w:line="300" w:lineRule="auto"/>
+        <w:ind w:left="0" w:right="0" w:firstLine="0"/>
         <w:jc w:val="right"/>
       </w:pPr>
       <w:r>
@@ -11726,6 +12261,7 @@
       <w:pPr>
         <w:bidi w:val="1"/>
         <w:spacing w:after="160" w:line="300" w:lineRule="auto"/>
+        <w:ind w:left="0" w:right="0" w:firstLine="0"/>
         <w:jc w:val="right"/>
       </w:pPr>
       <w:r>
@@ -11745,6 +12281,7 @@
       <w:pPr>
         <w:bidi w:val="1"/>
         <w:spacing w:after="160" w:line="300" w:lineRule="auto"/>
+        <w:ind w:left="0" w:right="0" w:firstLine="0"/>
         <w:jc w:val="right"/>
       </w:pPr>
       <w:r>
@@ -11762,6 +12299,7 @@
       <w:pPr>
         <w:bidi w:val="1"/>
         <w:spacing w:after="160" w:line="300" w:lineRule="auto"/>
+        <w:ind w:left="0" w:right="0" w:firstLine="0"/>
         <w:jc w:val="right"/>
       </w:pPr>
       <w:r>
@@ -11781,6 +12319,7 @@
       <w:pPr>
         <w:bidi w:val="1"/>
         <w:spacing w:after="160" w:line="300" w:lineRule="auto"/>
+        <w:ind w:left="0" w:right="0" w:firstLine="0"/>
         <w:jc w:val="right"/>
       </w:pPr>
       <w:r>
@@ -11798,6 +12337,7 @@
       <w:pPr>
         <w:bidi w:val="1"/>
         <w:spacing w:after="160" w:line="300" w:lineRule="auto"/>
+        <w:ind w:left="0" w:right="0" w:firstLine="0"/>
         <w:jc w:val="right"/>
       </w:pPr>
       <w:r>
@@ -11817,6 +12357,7 @@
       <w:pPr>
         <w:bidi w:val="1"/>
         <w:spacing w:after="160" w:line="300" w:lineRule="auto"/>
+        <w:ind w:left="0" w:right="0" w:firstLine="0"/>
         <w:jc w:val="right"/>
       </w:pPr>
       <w:r>
@@ -11834,6 +12375,7 @@
       <w:pPr>
         <w:bidi w:val="1"/>
         <w:spacing w:after="160" w:line="300" w:lineRule="auto"/>
+        <w:ind w:left="0" w:right="0" w:firstLine="0"/>
         <w:jc w:val="right"/>
       </w:pPr>
       <w:r>
@@ -11861,6 +12403,7 @@
       <w:pPr>
         <w:bidi w:val="1"/>
         <w:spacing w:after="160" w:line="300" w:lineRule="auto"/>
+        <w:ind w:left="0" w:right="0" w:firstLine="0"/>
         <w:jc w:val="right"/>
       </w:pPr>
       <w:r>
@@ -11888,6 +12431,7 @@
       <w:pPr>
         <w:bidi w:val="1"/>
         <w:spacing w:after="160" w:line="300" w:lineRule="auto"/>
+        <w:ind w:left="0" w:right="0" w:firstLine="0"/>
         <w:jc w:val="right"/>
       </w:pPr>
       <w:r>
@@ -11905,6 +12449,7 @@
       <w:pPr>
         <w:bidi w:val="1"/>
         <w:spacing w:after="160" w:line="300" w:lineRule="auto"/>
+        <w:ind w:left="0" w:right="0" w:firstLine="0"/>
         <w:jc w:val="right"/>
       </w:pPr>
       <w:r>
@@ -11922,6 +12467,7 @@
       <w:pPr>
         <w:bidi w:val="1"/>
         <w:spacing w:after="160" w:line="300" w:lineRule="auto"/>
+        <w:ind w:left="0" w:right="0" w:firstLine="0"/>
         <w:jc w:val="right"/>
       </w:pPr>
       <w:r>
@@ -11941,6 +12487,7 @@
       <w:pPr>
         <w:bidi w:val="1"/>
         <w:spacing w:after="160" w:line="300" w:lineRule="auto"/>
+        <w:ind w:left="0" w:right="0" w:firstLine="0"/>
         <w:jc w:val="right"/>
       </w:pPr>
       <w:r>
@@ -11958,6 +12505,7 @@
       <w:pPr>
         <w:bidi w:val="1"/>
         <w:spacing w:after="160" w:line="300" w:lineRule="auto"/>
+        <w:ind w:left="0" w:right="0" w:firstLine="0"/>
         <w:jc w:val="right"/>
       </w:pPr>
       <w:r>
@@ -11977,6 +12525,7 @@
       <w:pPr>
         <w:bidi w:val="1"/>
         <w:spacing w:after="160" w:line="300" w:lineRule="auto"/>
+        <w:ind w:left="0" w:right="0" w:firstLine="0"/>
         <w:jc w:val="right"/>
       </w:pPr>
       <w:r>
@@ -11994,6 +12543,7 @@
       <w:pPr>
         <w:bidi w:val="1"/>
         <w:spacing w:after="160" w:line="300" w:lineRule="auto"/>
+        <w:ind w:left="0" w:right="0" w:firstLine="0"/>
         <w:jc w:val="right"/>
       </w:pPr>
       <w:r>
@@ -12013,6 +12563,7 @@
       <w:pPr>
         <w:bidi w:val="1"/>
         <w:spacing w:after="160" w:line="300" w:lineRule="auto"/>
+        <w:ind w:left="0" w:right="0" w:firstLine="0"/>
         <w:jc w:val="right"/>
       </w:pPr>
       <w:r>
@@ -12030,6 +12581,7 @@
       <w:pPr>
         <w:bidi w:val="1"/>
         <w:spacing w:after="160" w:line="300" w:lineRule="auto"/>
+        <w:ind w:left="0" w:right="0" w:firstLine="0"/>
         <w:jc w:val="right"/>
       </w:pPr>
       <w:r>
@@ -12047,6 +12599,7 @@
       <w:pPr>
         <w:bidi w:val="1"/>
         <w:spacing w:after="160" w:line="300" w:lineRule="auto"/>
+        <w:ind w:left="0" w:right="0" w:firstLine="0"/>
         <w:jc w:val="right"/>
       </w:pPr>
       <w:r>
@@ -12074,6 +12627,7 @@
       <w:pPr>
         <w:bidi w:val="1"/>
         <w:spacing w:after="160" w:line="300" w:lineRule="auto"/>
+        <w:ind w:left="0" w:right="0" w:firstLine="0"/>
         <w:jc w:val="right"/>
       </w:pPr>
       <w:r>
@@ -12101,6 +12655,7 @@
       <w:pPr>
         <w:bidi w:val="1"/>
         <w:spacing w:after="160" w:line="300" w:lineRule="auto"/>
+        <w:ind w:left="0" w:right="0" w:firstLine="0"/>
         <w:jc w:val="right"/>
       </w:pPr>
       <w:r>
@@ -12128,6 +12683,7 @@
       <w:pPr>
         <w:bidi w:val="1"/>
         <w:spacing w:after="160" w:line="300" w:lineRule="auto"/>
+        <w:ind w:left="0" w:right="0" w:firstLine="0"/>
         <w:jc w:val="right"/>
       </w:pPr>
       <w:r>
@@ -12145,6 +12701,7 @@
       <w:pPr>
         <w:bidi w:val="1"/>
         <w:spacing w:after="160" w:line="300" w:lineRule="auto"/>
+        <w:ind w:left="0" w:right="0" w:firstLine="0"/>
         <w:jc w:val="right"/>
       </w:pPr>
       <w:r>
@@ -12172,6 +12729,7 @@
       <w:pPr>
         <w:bidi w:val="1"/>
         <w:spacing w:after="160" w:line="300" w:lineRule="auto"/>
+        <w:ind w:left="0" w:right="0" w:firstLine="0"/>
         <w:jc w:val="right"/>
       </w:pPr>
       <w:r>
@@ -12199,6 +12757,7 @@
       <w:pPr>
         <w:bidi w:val="1"/>
         <w:spacing w:after="160" w:line="300" w:lineRule="auto"/>
+        <w:ind w:left="0" w:right="0" w:firstLine="0"/>
         <w:jc w:val="right"/>
       </w:pPr>
       <w:r>
@@ -12226,6 +12785,7 @@
       <w:pPr>
         <w:bidi w:val="1"/>
         <w:spacing w:after="160" w:line="300" w:lineRule="auto"/>
+        <w:ind w:left="0" w:right="0" w:firstLine="0"/>
         <w:jc w:val="right"/>
       </w:pPr>
       <w:r>
@@ -12253,6 +12813,7 @@
       <w:pPr>
         <w:bidi w:val="1"/>
         <w:spacing w:after="160" w:line="300" w:lineRule="auto"/>
+        <w:ind w:left="0" w:right="0" w:firstLine="0"/>
         <w:jc w:val="right"/>
       </w:pPr>
       <w:r>
@@ -12270,6 +12831,7 @@
       <w:pPr>
         <w:bidi w:val="1"/>
         <w:spacing w:after="160" w:line="300" w:lineRule="auto"/>
+        <w:ind w:left="0" w:right="0" w:firstLine="0"/>
         <w:jc w:val="right"/>
       </w:pPr>
       <w:r>
@@ -12297,6 +12859,7 @@
       <w:pPr>
         <w:bidi w:val="1"/>
         <w:spacing w:after="160" w:line="300" w:lineRule="auto"/>
+        <w:ind w:left="0" w:right="0" w:firstLine="0"/>
         <w:jc w:val="right"/>
       </w:pPr>
       <w:r>
@@ -12324,6 +12887,7 @@
       <w:pPr>
         <w:bidi w:val="1"/>
         <w:spacing w:after="160" w:line="300" w:lineRule="auto"/>
+        <w:ind w:left="0" w:right="0" w:firstLine="0"/>
         <w:jc w:val="right"/>
       </w:pPr>
       <w:r>
@@ -12351,6 +12915,7 @@
       <w:pPr>
         <w:bidi w:val="1"/>
         <w:spacing w:after="160" w:line="300" w:lineRule="auto"/>
+        <w:ind w:left="0" w:right="0" w:firstLine="0"/>
         <w:jc w:val="right"/>
       </w:pPr>
       <w:r>
@@ -12378,6 +12943,7 @@
       <w:pPr>
         <w:bidi w:val="1"/>
         <w:spacing w:after="160" w:line="300" w:lineRule="auto"/>
+        <w:ind w:left="0" w:right="0" w:firstLine="0"/>
         <w:jc w:val="right"/>
       </w:pPr>
       <w:r>
@@ -12409,6 +12975,7 @@
       <w:pPr>
         <w:bidi w:val="1"/>
         <w:spacing w:after="160" w:line="300" w:lineRule="auto"/>
+        <w:ind w:left="0" w:right="0" w:firstLine="0"/>
         <w:jc w:val="right"/>
       </w:pPr>
       <w:r>
@@ -12426,6 +12993,7 @@
       <w:pPr>
         <w:bidi w:val="1"/>
         <w:spacing w:after="160" w:line="300" w:lineRule="auto"/>
+        <w:ind w:left="0" w:right="0" w:firstLine="0"/>
         <w:jc w:val="right"/>
       </w:pPr>
       <w:r>
@@ -12445,6 +13013,7 @@
       <w:pPr>
         <w:bidi w:val="1"/>
         <w:spacing w:after="160" w:line="300" w:lineRule="auto"/>
+        <w:ind w:left="0" w:right="0" w:firstLine="0"/>
         <w:jc w:val="right"/>
       </w:pPr>
       <w:r>
@@ -12462,6 +13031,7 @@
       <w:pPr>
         <w:bidi w:val="1"/>
         <w:spacing w:after="160" w:line="300" w:lineRule="auto"/>
+        <w:ind w:left="0" w:right="0" w:firstLine="0"/>
         <w:jc w:val="right"/>
       </w:pPr>
       <w:r>
@@ -12479,6 +13049,7 @@
       <w:pPr>
         <w:bidi w:val="1"/>
         <w:spacing w:after="160" w:line="300" w:lineRule="auto"/>
+        <w:ind w:left="0" w:right="0" w:firstLine="0"/>
         <w:jc w:val="right"/>
       </w:pPr>
       <w:r>
@@ -12496,6 +13067,7 @@
       <w:pPr>
         <w:bidi w:val="1"/>
         <w:spacing w:after="160" w:line="300" w:lineRule="auto"/>
+        <w:ind w:left="0" w:right="0" w:firstLine="0"/>
         <w:jc w:val="right"/>
       </w:pPr>
       <w:r>
@@ -12525,6 +13097,7 @@
       <w:pPr>
         <w:bidi w:val="1"/>
         <w:spacing w:after="160" w:line="300" w:lineRule="auto"/>
+        <w:ind w:left="0" w:right="0" w:firstLine="0"/>
         <w:jc w:val="right"/>
       </w:pPr>
       <w:r>
@@ -12552,6 +13125,7 @@
       <w:pPr>
         <w:bidi w:val="1"/>
         <w:spacing w:after="160" w:line="300" w:lineRule="auto"/>
+        <w:ind w:left="0" w:right="0" w:firstLine="0"/>
         <w:jc w:val="right"/>
       </w:pPr>
       <w:r>
@@ -12569,6 +13143,7 @@
       <w:pPr>
         <w:bidi w:val="1"/>
         <w:spacing w:after="160" w:line="300" w:lineRule="auto"/>
+        <w:ind w:left="0" w:right="0" w:firstLine="0"/>
         <w:jc w:val="right"/>
       </w:pPr>
       <w:r>
@@ -12586,6 +13161,7 @@
       <w:pPr>
         <w:bidi w:val="1"/>
         <w:spacing w:after="160" w:line="300" w:lineRule="auto"/>
+        <w:ind w:left="0" w:right="0" w:firstLine="0"/>
         <w:jc w:val="right"/>
       </w:pPr>
       <w:r>
@@ -12613,6 +13189,7 @@
       <w:pPr>
         <w:bidi w:val="1"/>
         <w:spacing w:after="160" w:line="300" w:lineRule="auto"/>
+        <w:ind w:left="0" w:right="0" w:firstLine="0"/>
         <w:jc w:val="right"/>
       </w:pPr>
       <w:r>
@@ -12640,6 +13217,7 @@
       <w:pPr>
         <w:bidi w:val="1"/>
         <w:spacing w:after="160" w:line="300" w:lineRule="auto"/>
+        <w:ind w:left="0" w:right="0" w:firstLine="0"/>
         <w:jc w:val="right"/>
       </w:pPr>
       <w:r>
@@ -12669,6 +13247,7 @@
       <w:pPr>
         <w:bidi w:val="1"/>
         <w:spacing w:after="160" w:line="300" w:lineRule="auto"/>
+        <w:ind w:left="0" w:right="0" w:firstLine="0"/>
         <w:jc w:val="right"/>
       </w:pPr>
       <w:r>
@@ -12686,6 +13265,7 @@
       <w:pPr>
         <w:bidi w:val="1"/>
         <w:spacing w:after="160" w:line="300" w:lineRule="auto"/>
+        <w:ind w:left="0" w:right="0" w:firstLine="0"/>
         <w:jc w:val="right"/>
       </w:pPr>
       <w:r>
@@ -12705,6 +13285,7 @@
       <w:pPr>
         <w:bidi w:val="1"/>
         <w:spacing w:after="160" w:line="300" w:lineRule="auto"/>
+        <w:ind w:left="0" w:right="0" w:firstLine="0"/>
         <w:jc w:val="right"/>
       </w:pPr>
       <w:r>
@@ -12722,6 +13303,7 @@
       <w:pPr>
         <w:bidi w:val="1"/>
         <w:spacing w:after="160" w:line="300" w:lineRule="auto"/>
+        <w:ind w:left="0" w:right="0" w:firstLine="0"/>
         <w:jc w:val="right"/>
       </w:pPr>
       <w:r>
@@ -12739,6 +13321,7 @@
       <w:pPr>
         <w:bidi w:val="1"/>
         <w:spacing w:after="160" w:line="300" w:lineRule="auto"/>
+        <w:ind w:left="0" w:right="0" w:firstLine="0"/>
         <w:jc w:val="right"/>
       </w:pPr>
       <w:r>
@@ -12758,6 +13341,7 @@
       <w:pPr>
         <w:bidi w:val="1"/>
         <w:spacing w:after="160" w:line="300" w:lineRule="auto"/>
+        <w:ind w:left="0" w:right="0" w:firstLine="0"/>
         <w:jc w:val="right"/>
       </w:pPr>
       <w:r>
@@ -12785,6 +13369,7 @@
       <w:pPr>
         <w:bidi w:val="1"/>
         <w:spacing w:after="160" w:line="300" w:lineRule="auto"/>
+        <w:ind w:left="0" w:right="0" w:firstLine="0"/>
         <w:jc w:val="right"/>
       </w:pPr>
       <w:r>
@@ -12812,6 +13397,7 @@
       <w:pPr>
         <w:bidi w:val="1"/>
         <w:spacing w:after="160" w:line="300" w:lineRule="auto"/>
+        <w:ind w:left="0" w:right="0" w:firstLine="0"/>
         <w:jc w:val="right"/>
       </w:pPr>
       <w:r>
@@ -12829,6 +13415,7 @@
       <w:pPr>
         <w:bidi w:val="1"/>
         <w:spacing w:after="160" w:line="300" w:lineRule="auto"/>
+        <w:ind w:left="0" w:right="0" w:firstLine="0"/>
         <w:jc w:val="right"/>
       </w:pPr>
       <w:r>
@@ -12846,6 +13433,7 @@
       <w:pPr>
         <w:bidi w:val="1"/>
         <w:spacing w:after="160" w:line="300" w:lineRule="auto"/>
+        <w:ind w:left="0" w:right="0" w:firstLine="0"/>
         <w:jc w:val="right"/>
       </w:pPr>
       <w:r>
@@ -12863,6 +13451,7 @@
       <w:pPr>
         <w:bidi w:val="1"/>
         <w:spacing w:after="160" w:line="300" w:lineRule="auto"/>
+        <w:ind w:left="0" w:right="0" w:firstLine="0"/>
         <w:jc w:val="right"/>
       </w:pPr>
       <w:r>
@@ -12880,6 +13469,7 @@
       <w:pPr>
         <w:bidi w:val="1"/>
         <w:spacing w:after="160" w:line="300" w:lineRule="auto"/>
+        <w:ind w:left="0" w:right="0" w:firstLine="0"/>
         <w:jc w:val="right"/>
       </w:pPr>
       <w:r>
@@ -12897,6 +13487,7 @@
       <w:pPr>
         <w:bidi w:val="1"/>
         <w:spacing w:after="160" w:line="300" w:lineRule="auto"/>
+        <w:ind w:left="0" w:right="0" w:firstLine="0"/>
         <w:jc w:val="right"/>
       </w:pPr>
       <w:r>
@@ -12914,6 +13505,7 @@
       <w:pPr>
         <w:bidi w:val="1"/>
         <w:spacing w:after="160" w:line="300" w:lineRule="auto"/>
+        <w:ind w:left="0" w:right="0" w:firstLine="0"/>
         <w:jc w:val="right"/>
       </w:pPr>
       <w:r>
@@ -12931,6 +13523,7 @@
       <w:pPr>
         <w:bidi w:val="1"/>
         <w:spacing w:after="160" w:line="300" w:lineRule="auto"/>
+        <w:ind w:left="0" w:right="0" w:firstLine="0"/>
         <w:jc w:val="right"/>
       </w:pPr>
       <w:r>
@@ -12958,6 +13551,7 @@
       <w:pPr>
         <w:bidi w:val="1"/>
         <w:spacing w:after="160" w:line="300" w:lineRule="auto"/>
+        <w:ind w:left="0" w:right="0" w:firstLine="0"/>
         <w:jc w:val="right"/>
       </w:pPr>
       <w:r>
@@ -12985,6 +13579,7 @@
       <w:pPr>
         <w:bidi w:val="1"/>
         <w:spacing w:after="160" w:line="300" w:lineRule="auto"/>
+        <w:ind w:left="0" w:right="0" w:firstLine="0"/>
         <w:jc w:val="right"/>
       </w:pPr>
       <w:r>
@@ -13002,6 +13597,7 @@
       <w:pPr>
         <w:bidi w:val="1"/>
         <w:spacing w:after="160" w:line="300" w:lineRule="auto"/>
+        <w:ind w:left="0" w:right="0" w:firstLine="0"/>
         <w:jc w:val="right"/>
       </w:pPr>
       <w:r>
@@ -13029,6 +13625,7 @@
       <w:pPr>
         <w:bidi w:val="1"/>
         <w:spacing w:after="160" w:line="300" w:lineRule="auto"/>
+        <w:ind w:left="0" w:right="0" w:firstLine="0"/>
         <w:jc w:val="right"/>
       </w:pPr>
       <w:r>
@@ -13056,6 +13653,7 @@
       <w:pPr>
         <w:bidi w:val="1"/>
         <w:spacing w:after="160" w:line="300" w:lineRule="auto"/>
+        <w:ind w:left="0" w:right="0" w:firstLine="0"/>
         <w:jc w:val="right"/>
       </w:pPr>
       <w:r>
@@ -13083,6 +13681,7 @@
       <w:pPr>
         <w:bidi w:val="1"/>
         <w:spacing w:after="160" w:line="300" w:lineRule="auto"/>
+        <w:ind w:left="0" w:right="0" w:firstLine="0"/>
         <w:jc w:val="right"/>
       </w:pPr>
       <w:r>
@@ -13110,6 +13709,7 @@
       <w:pPr>
         <w:bidi w:val="1"/>
         <w:spacing w:after="160" w:line="300" w:lineRule="auto"/>
+        <w:ind w:left="0" w:right="0" w:firstLine="0"/>
         <w:jc w:val="right"/>
       </w:pPr>
       <w:r>
@@ -13127,6 +13727,7 @@
       <w:pPr>
         <w:bidi w:val="1"/>
         <w:spacing w:after="160" w:line="300" w:lineRule="auto"/>
+        <w:ind w:left="0" w:right="0" w:firstLine="0"/>
         <w:jc w:val="right"/>
       </w:pPr>
       <w:r>
@@ -13144,6 +13745,7 @@
       <w:pPr>
         <w:bidi w:val="1"/>
         <w:spacing w:after="160" w:line="300" w:lineRule="auto"/>
+        <w:ind w:left="0" w:right="0" w:firstLine="0"/>
         <w:jc w:val="right"/>
       </w:pPr>
       <w:r>
@@ -13161,6 +13763,7 @@
       <w:pPr>
         <w:bidi w:val="1"/>
         <w:spacing w:after="160" w:line="300" w:lineRule="auto"/>
+        <w:ind w:left="0" w:right="0" w:firstLine="0"/>
         <w:jc w:val="right"/>
       </w:pPr>
       <w:r>
@@ -13178,6 +13781,7 @@
       <w:pPr>
         <w:bidi w:val="1"/>
         <w:spacing w:after="160" w:line="300" w:lineRule="auto"/>
+        <w:ind w:left="0" w:right="0" w:firstLine="0"/>
         <w:jc w:val="right"/>
       </w:pPr>
       <w:r>
@@ -13195,6 +13799,7 @@
       <w:pPr>
         <w:bidi w:val="1"/>
         <w:spacing w:after="160" w:line="300" w:lineRule="auto"/>
+        <w:ind w:left="0" w:right="0" w:firstLine="0"/>
         <w:jc w:val="right"/>
       </w:pPr>
       <w:r>
@@ -13212,6 +13817,7 @@
       <w:pPr>
         <w:bidi w:val="1"/>
         <w:spacing w:after="160" w:line="300" w:lineRule="auto"/>
+        <w:ind w:left="0" w:right="0" w:firstLine="0"/>
         <w:jc w:val="right"/>
       </w:pPr>
       <w:r>
@@ -13239,6 +13845,7 @@
       <w:pPr>
         <w:bidi w:val="1"/>
         <w:spacing w:after="160" w:line="300" w:lineRule="auto"/>
+        <w:ind w:left="0" w:right="0" w:firstLine="0"/>
         <w:jc w:val="right"/>
       </w:pPr>
       <w:r>
@@ -13266,6 +13873,7 @@
       <w:pPr>
         <w:bidi w:val="1"/>
         <w:spacing w:after="160" w:line="300" w:lineRule="auto"/>
+        <w:ind w:left="0" w:right="0" w:firstLine="0"/>
         <w:jc w:val="right"/>
       </w:pPr>
       <w:r>
@@ -13283,6 +13891,7 @@
       <w:pPr>
         <w:bidi w:val="1"/>
         <w:spacing w:after="160" w:line="300" w:lineRule="auto"/>
+        <w:ind w:left="0" w:right="0" w:firstLine="0"/>
         <w:jc w:val="right"/>
       </w:pPr>
       <w:r>
@@ -13310,6 +13919,7 @@
       <w:pPr>
         <w:bidi w:val="1"/>
         <w:spacing w:after="160" w:line="300" w:lineRule="auto"/>
+        <w:ind w:left="0" w:right="0" w:firstLine="0"/>
         <w:jc w:val="right"/>
       </w:pPr>
       <w:r>
@@ -13337,6 +13947,7 @@
       <w:pPr>
         <w:bidi w:val="1"/>
         <w:spacing w:after="160" w:line="300" w:lineRule="auto"/>
+        <w:ind w:left="0" w:right="0" w:firstLine="0"/>
         <w:jc w:val="right"/>
       </w:pPr>
       <w:r>
@@ -13364,6 +13975,7 @@
       <w:pPr>
         <w:bidi w:val="1"/>
         <w:spacing w:after="160" w:line="300" w:lineRule="auto"/>
+        <w:ind w:left="0" w:right="0" w:firstLine="0"/>
         <w:jc w:val="right"/>
       </w:pPr>
       <w:r>
@@ -13381,6 +13993,7 @@
       <w:pPr>
         <w:bidi w:val="1"/>
         <w:spacing w:after="160" w:line="300" w:lineRule="auto"/>
+        <w:ind w:left="0" w:right="0" w:firstLine="0"/>
         <w:jc w:val="right"/>
       </w:pPr>
       <w:r>
@@ -13408,6 +14021,7 @@
       <w:pPr>
         <w:bidi w:val="1"/>
         <w:spacing w:after="160" w:line="300" w:lineRule="auto"/>
+        <w:ind w:left="0" w:right="0" w:firstLine="0"/>
         <w:jc w:val="right"/>
       </w:pPr>
       <w:r>
@@ -13435,6 +14049,7 @@
       <w:pPr>
         <w:bidi w:val="1"/>
         <w:spacing w:after="160" w:line="300" w:lineRule="auto"/>
+        <w:ind w:left="0" w:right="0" w:firstLine="0"/>
         <w:jc w:val="right"/>
       </w:pPr>
       <w:r>
@@ -13454,6 +14069,7 @@
       <w:pPr>
         <w:bidi w:val="1"/>
         <w:spacing w:after="160" w:line="300" w:lineRule="auto"/>
+        <w:ind w:left="0" w:right="0" w:firstLine="0"/>
         <w:jc w:val="right"/>
       </w:pPr>
       <w:r>
@@ -13471,6 +14087,7 @@
       <w:pPr>
         <w:bidi w:val="1"/>
         <w:spacing w:after="160" w:line="300" w:lineRule="auto"/>
+        <w:ind w:left="0" w:right="0" w:firstLine="0"/>
         <w:jc w:val="right"/>
       </w:pPr>
       <w:r>
@@ -13490,6 +14107,7 @@
       <w:pPr>
         <w:bidi w:val="1"/>
         <w:spacing w:after="160" w:line="300" w:lineRule="auto"/>
+        <w:ind w:left="0" w:right="0" w:firstLine="0"/>
         <w:jc w:val="right"/>
       </w:pPr>
       <w:r>
@@ -13507,6 +14125,7 @@
       <w:pPr>
         <w:bidi w:val="1"/>
         <w:spacing w:after="160" w:line="300" w:lineRule="auto"/>
+        <w:ind w:left="0" w:right="0" w:firstLine="0"/>
         <w:jc w:val="right"/>
       </w:pPr>
       <w:r>
@@ -13526,6 +14145,7 @@
       <w:pPr>
         <w:bidi w:val="1"/>
         <w:spacing w:after="160" w:line="300" w:lineRule="auto"/>
+        <w:ind w:left="0" w:right="0" w:firstLine="0"/>
         <w:jc w:val="right"/>
       </w:pPr>
       <w:r>
@@ -13543,6 +14163,7 @@
       <w:pPr>
         <w:bidi w:val="1"/>
         <w:spacing w:after="160" w:line="300" w:lineRule="auto"/>
+        <w:ind w:left="0" w:right="0" w:firstLine="0"/>
         <w:jc w:val="right"/>
       </w:pPr>
       <w:r>
@@ -13560,6 +14181,7 @@
       <w:pPr>
         <w:bidi w:val="1"/>
         <w:spacing w:after="160" w:line="300" w:lineRule="auto"/>
+        <w:ind w:left="0" w:right="0" w:firstLine="0"/>
         <w:jc w:val="right"/>
       </w:pPr>
       <w:r>
@@ -13587,6 +14209,7 @@
       <w:pPr>
         <w:bidi w:val="1"/>
         <w:spacing w:after="160" w:line="300" w:lineRule="auto"/>
+        <w:ind w:left="0" w:right="0" w:firstLine="0"/>
         <w:jc w:val="right"/>
       </w:pPr>
       <w:r>
@@ -13614,6 +14237,7 @@
       <w:pPr>
         <w:bidi w:val="1"/>
         <w:spacing w:after="160" w:line="300" w:lineRule="auto"/>
+        <w:ind w:left="0" w:right="0" w:firstLine="0"/>
         <w:jc w:val="right"/>
       </w:pPr>
       <w:r>
@@ -13631,6 +14255,7 @@
       <w:pPr>
         <w:bidi w:val="1"/>
         <w:spacing w:after="160" w:line="300" w:lineRule="auto"/>
+        <w:ind w:left="0" w:right="0" w:firstLine="0"/>
         <w:jc w:val="right"/>
       </w:pPr>
       <w:r>
@@ -13648,6 +14273,7 @@
       <w:pPr>
         <w:bidi w:val="1"/>
         <w:spacing w:after="160" w:line="300" w:lineRule="auto"/>
+        <w:ind w:left="0" w:right="0" w:firstLine="0"/>
         <w:jc w:val="right"/>
       </w:pPr>
       <w:r>
@@ -13667,6 +14293,7 @@
       <w:pPr>
         <w:bidi w:val="1"/>
         <w:spacing w:after="160" w:line="300" w:lineRule="auto"/>
+        <w:ind w:left="0" w:right="0" w:firstLine="0"/>
         <w:jc w:val="right"/>
       </w:pPr>
       <w:r>
@@ -13694,6 +14321,7 @@
       <w:pPr>
         <w:bidi w:val="1"/>
         <w:spacing w:after="160" w:line="300" w:lineRule="auto"/>
+        <w:ind w:left="0" w:right="0" w:firstLine="0"/>
         <w:jc w:val="right"/>
       </w:pPr>
       <w:r>
@@ -13723,6 +14351,7 @@
       <w:pPr>
         <w:bidi w:val="1"/>
         <w:spacing w:after="160" w:line="300" w:lineRule="auto"/>
+        <w:ind w:left="0" w:right="0" w:firstLine="0"/>
         <w:jc w:val="right"/>
       </w:pPr>
       <w:r>
@@ -13740,6 +14369,7 @@
       <w:pPr>
         <w:bidi w:val="1"/>
         <w:spacing w:after="160" w:line="300" w:lineRule="auto"/>
+        <w:ind w:left="0" w:right="0" w:firstLine="0"/>
         <w:jc w:val="right"/>
       </w:pPr>
       <w:r>
@@ -13759,6 +14389,7 @@
       <w:pPr>
         <w:bidi w:val="1"/>
         <w:spacing w:after="160" w:line="300" w:lineRule="auto"/>
+        <w:ind w:left="0" w:right="0" w:firstLine="0"/>
         <w:jc w:val="right"/>
       </w:pPr>
       <w:r>
@@ -13776,6 +14407,7 @@
       <w:pPr>
         <w:bidi w:val="1"/>
         <w:spacing w:after="160" w:line="300" w:lineRule="auto"/>
+        <w:ind w:left="0" w:right="0" w:firstLine="0"/>
         <w:jc w:val="right"/>
       </w:pPr>
       <w:r>
@@ -13803,6 +14435,7 @@
       <w:pPr>
         <w:bidi w:val="1"/>
         <w:spacing w:after="160" w:line="300" w:lineRule="auto"/>
+        <w:ind w:left="0" w:right="0" w:firstLine="0"/>
         <w:jc w:val="right"/>
       </w:pPr>
       <w:r>
@@ -13830,6 +14463,7 @@
       <w:pPr>
         <w:bidi w:val="1"/>
         <w:spacing w:after="160" w:line="300" w:lineRule="auto"/>
+        <w:ind w:left="0" w:right="0" w:firstLine="0"/>
         <w:jc w:val="right"/>
       </w:pPr>
       <w:r>
@@ -13847,6 +14481,7 @@
       <w:pPr>
         <w:bidi w:val="1"/>
         <w:spacing w:after="160" w:line="300" w:lineRule="auto"/>
+        <w:ind w:left="0" w:right="0" w:firstLine="0"/>
         <w:jc w:val="right"/>
       </w:pPr>
       <w:r>
@@ -13874,6 +14509,7 @@
       <w:pPr>
         <w:bidi w:val="1"/>
         <w:spacing w:after="160" w:line="300" w:lineRule="auto"/>
+        <w:ind w:left="0" w:right="0" w:firstLine="0"/>
         <w:jc w:val="right"/>
       </w:pPr>
       <w:r>
@@ -13901,6 +14537,7 @@
       <w:pPr>
         <w:bidi w:val="1"/>
         <w:spacing w:after="160" w:line="300" w:lineRule="auto"/>
+        <w:ind w:left="0" w:right="0" w:firstLine="0"/>
         <w:jc w:val="right"/>
       </w:pPr>
       <w:r>
@@ -13918,6 +14555,7 @@
       <w:pPr>
         <w:bidi w:val="1"/>
         <w:spacing w:after="160" w:line="300" w:lineRule="auto"/>
+        <w:ind w:left="0" w:right="0" w:firstLine="0"/>
         <w:jc w:val="right"/>
       </w:pPr>
       <w:r>
@@ -13945,6 +14583,7 @@
       <w:pPr>
         <w:bidi w:val="1"/>
         <w:spacing w:after="160" w:line="300" w:lineRule="auto"/>
+        <w:ind w:left="0" w:right="0" w:firstLine="0"/>
         <w:jc w:val="right"/>
       </w:pPr>
       <w:r>
@@ -13972,6 +14611,7 @@
       <w:pPr>
         <w:bidi w:val="1"/>
         <w:spacing w:after="160" w:line="300" w:lineRule="auto"/>
+        <w:ind w:left="0" w:right="0" w:firstLine="0"/>
         <w:jc w:val="right"/>
       </w:pPr>
       <w:r>
@@ -13989,6 +14629,7 @@
       <w:pPr>
         <w:bidi w:val="1"/>
         <w:spacing w:after="160" w:line="300" w:lineRule="auto"/>
+        <w:ind w:left="0" w:right="0" w:firstLine="0"/>
         <w:jc w:val="right"/>
       </w:pPr>
       <w:r>
@@ -14006,6 +14647,7 @@
       <w:pPr>
         <w:bidi w:val="1"/>
         <w:spacing w:after="160" w:line="300" w:lineRule="auto"/>
+        <w:ind w:left="0" w:right="0" w:firstLine="0"/>
         <w:jc w:val="right"/>
       </w:pPr>
       <w:r>
@@ -14033,6 +14675,7 @@
       <w:pPr>
         <w:bidi w:val="1"/>
         <w:spacing w:after="160" w:line="300" w:lineRule="auto"/>
+        <w:ind w:left="0" w:right="0" w:firstLine="0"/>
         <w:jc w:val="right"/>
       </w:pPr>
       <w:r>
@@ -14062,6 +14705,7 @@
       <w:pPr>
         <w:bidi w:val="1"/>
         <w:spacing w:after="160" w:line="300" w:lineRule="auto"/>
+        <w:ind w:left="0" w:right="0" w:firstLine="0"/>
         <w:jc w:val="right"/>
       </w:pPr>
       <w:r>
@@ -14079,6 +14723,7 @@
       <w:pPr>
         <w:bidi w:val="1"/>
         <w:spacing w:after="160" w:line="300" w:lineRule="auto"/>
+        <w:ind w:left="0" w:right="0" w:firstLine="0"/>
         <w:jc w:val="right"/>
       </w:pPr>
       <w:r>
@@ -14098,6 +14743,7 @@
       <w:pPr>
         <w:bidi w:val="1"/>
         <w:spacing w:after="160" w:line="300" w:lineRule="auto"/>
+        <w:ind w:left="0" w:right="0" w:firstLine="0"/>
         <w:jc w:val="right"/>
       </w:pPr>
       <w:r>
@@ -14115,6 +14761,7 @@
       <w:pPr>
         <w:bidi w:val="1"/>
         <w:spacing w:after="160" w:line="300" w:lineRule="auto"/>
+        <w:ind w:left="0" w:right="0" w:firstLine="0"/>
         <w:jc w:val="right"/>
       </w:pPr>
       <w:r>
@@ -14134,6 +14781,7 @@
       <w:pPr>
         <w:bidi w:val="1"/>
         <w:spacing w:after="160" w:line="300" w:lineRule="auto"/>
+        <w:ind w:left="0" w:right="0" w:firstLine="0"/>
         <w:jc w:val="right"/>
       </w:pPr>
       <w:r>
@@ -14151,6 +14799,7 @@
       <w:pPr>
         <w:bidi w:val="1"/>
         <w:spacing w:after="160" w:line="300" w:lineRule="auto"/>
+        <w:ind w:left="0" w:right="0" w:firstLine="0"/>
         <w:jc w:val="right"/>
       </w:pPr>
       <w:r>
@@ -14170,6 +14819,7 @@
       <w:pPr>
         <w:bidi w:val="1"/>
         <w:spacing w:after="160" w:line="300" w:lineRule="auto"/>
+        <w:ind w:left="0" w:right="0" w:firstLine="0"/>
         <w:jc w:val="right"/>
       </w:pPr>
       <w:r>
@@ -14197,6 +14847,7 @@
       <w:pPr>
         <w:bidi w:val="1"/>
         <w:spacing w:after="160" w:line="300" w:lineRule="auto"/>
+        <w:ind w:left="0" w:right="0" w:firstLine="0"/>
         <w:jc w:val="right"/>
       </w:pPr>
       <w:r>
@@ -14224,6 +14875,7 @@
       <w:pPr>
         <w:bidi w:val="1"/>
         <w:spacing w:after="160" w:line="300" w:lineRule="auto"/>
+        <w:ind w:left="0" w:right="0" w:firstLine="0"/>
         <w:jc w:val="right"/>
       </w:pPr>
       <w:r>
@@ -14251,6 +14903,7 @@
       <w:pPr>
         <w:bidi w:val="1"/>
         <w:spacing w:after="160" w:line="300" w:lineRule="auto"/>
+        <w:ind w:left="0" w:right="0" w:firstLine="0"/>
         <w:jc w:val="right"/>
       </w:pPr>
       <w:r>
@@ -14278,6 +14931,7 @@
       <w:pPr>
         <w:bidi w:val="1"/>
         <w:spacing w:after="160" w:line="300" w:lineRule="auto"/>
+        <w:ind w:left="0" w:right="0" w:firstLine="0"/>
         <w:jc w:val="right"/>
       </w:pPr>
       <w:r>
@@ -14305,6 +14959,7 @@
       <w:pPr>
         <w:bidi w:val="1"/>
         <w:spacing w:after="160" w:line="300" w:lineRule="auto"/>
+        <w:ind w:left="0" w:right="0" w:firstLine="0"/>
         <w:jc w:val="right"/>
       </w:pPr>
       <w:r>
@@ -14324,6 +14979,7 @@
       <w:pPr>
         <w:bidi w:val="1"/>
         <w:spacing w:after="160" w:line="300" w:lineRule="auto"/>
+        <w:ind w:left="0" w:right="0" w:firstLine="0"/>
         <w:jc w:val="right"/>
       </w:pPr>
       <w:r>
@@ -14341,6 +14997,7 @@
       <w:pPr>
         <w:bidi w:val="1"/>
         <w:spacing w:after="160" w:line="300" w:lineRule="auto"/>
+        <w:ind w:left="0" w:right="0" w:firstLine="0"/>
         <w:jc w:val="right"/>
       </w:pPr>
       <w:r>
@@ -14358,6 +15015,7 @@
       <w:pPr>
         <w:bidi w:val="1"/>
         <w:spacing w:after="160" w:line="300" w:lineRule="auto"/>
+        <w:ind w:left="0" w:right="0" w:firstLine="0"/>
         <w:jc w:val="right"/>
       </w:pPr>
       <w:r>
@@ -14377,6 +15035,7 @@
       <w:pPr>
         <w:bidi w:val="1"/>
         <w:spacing w:after="160" w:line="300" w:lineRule="auto"/>
+        <w:ind w:left="0" w:right="0" w:firstLine="0"/>
         <w:jc w:val="right"/>
       </w:pPr>
       <w:r>
@@ -14406,6 +15065,7 @@
       <w:pPr>
         <w:bidi w:val="1"/>
         <w:spacing w:after="160" w:line="300" w:lineRule="auto"/>
+        <w:ind w:left="0" w:right="0" w:firstLine="0"/>
         <w:jc w:val="right"/>
       </w:pPr>
       <w:r>
@@ -14423,6 +15083,7 @@
       <w:pPr>
         <w:bidi w:val="1"/>
         <w:spacing w:after="160" w:line="300" w:lineRule="auto"/>
+        <w:ind w:left="0" w:right="0" w:firstLine="0"/>
         <w:jc w:val="right"/>
       </w:pPr>
       <w:r>
@@ -14442,6 +15103,7 @@
       <w:pPr>
         <w:bidi w:val="1"/>
         <w:spacing w:after="160" w:line="300" w:lineRule="auto"/>
+        <w:ind w:left="0" w:right="0" w:firstLine="0"/>
         <w:jc w:val="right"/>
       </w:pPr>
       <w:r>
@@ -14459,6 +15121,7 @@
       <w:pPr>
         <w:bidi w:val="1"/>
         <w:spacing w:after="160" w:line="300" w:lineRule="auto"/>
+        <w:ind w:left="0" w:right="0" w:firstLine="0"/>
         <w:jc w:val="right"/>
       </w:pPr>
       <w:r>
@@ -14486,6 +15149,7 @@
       <w:pPr>
         <w:bidi w:val="1"/>
         <w:spacing w:after="160" w:line="300" w:lineRule="auto"/>
+        <w:ind w:left="0" w:right="0" w:firstLine="0"/>
         <w:jc w:val="right"/>
       </w:pPr>
       <w:r>
@@ -14513,6 +15177,7 @@
       <w:pPr>
         <w:bidi w:val="1"/>
         <w:spacing w:after="160" w:line="300" w:lineRule="auto"/>
+        <w:ind w:left="0" w:right="0" w:firstLine="0"/>
         <w:jc w:val="right"/>
       </w:pPr>
       <w:r>
@@ -14540,6 +15205,7 @@
       <w:pPr>
         <w:bidi w:val="1"/>
         <w:spacing w:after="160" w:line="300" w:lineRule="auto"/>
+        <w:ind w:left="0" w:right="0" w:firstLine="0"/>
         <w:jc w:val="right"/>
       </w:pPr>
       <w:r>
@@ -14567,6 +15233,7 @@
       <w:pPr>
         <w:bidi w:val="1"/>
         <w:spacing w:after="160" w:line="300" w:lineRule="auto"/>
+        <w:ind w:left="0" w:right="0" w:firstLine="0"/>
         <w:jc w:val="right"/>
       </w:pPr>
       <w:r>
@@ -14584,6 +15251,7 @@
       <w:pPr>
         <w:bidi w:val="1"/>
         <w:spacing w:after="160" w:line="300" w:lineRule="auto"/>
+        <w:ind w:left="0" w:right="0" w:firstLine="0"/>
         <w:jc w:val="right"/>
       </w:pPr>
       <w:r>
@@ -14601,6 +15269,7 @@
       <w:pPr>
         <w:bidi w:val="1"/>
         <w:spacing w:after="160" w:line="300" w:lineRule="auto"/>
+        <w:ind w:left="0" w:right="0" w:firstLine="0"/>
         <w:jc w:val="right"/>
       </w:pPr>
       <w:r>
@@ -14618,6 +15287,7 @@
       <w:pPr>
         <w:bidi w:val="1"/>
         <w:spacing w:after="160" w:line="300" w:lineRule="auto"/>
+        <w:ind w:left="0" w:right="0" w:firstLine="0"/>
         <w:jc w:val="right"/>
       </w:pPr>
       <w:r>
@@ -14643,6 +15313,7 @@
       <w:pPr>
         <w:bidi w:val="1"/>
         <w:spacing w:after="160" w:line="300" w:lineRule="auto"/>
+        <w:ind w:left="0" w:right="0" w:firstLine="0"/>
         <w:jc w:val="right"/>
       </w:pPr>
       <w:r>
@@ -14670,6 +15341,7 @@
       <w:pPr>
         <w:bidi w:val="1"/>
         <w:spacing w:after="160" w:line="300" w:lineRule="auto"/>
+        <w:ind w:left="0" w:right="0" w:firstLine="0"/>
         <w:jc w:val="right"/>
       </w:pPr>
       <w:r>
@@ -14697,6 +15369,7 @@
       <w:pPr>
         <w:bidi w:val="1"/>
         <w:spacing w:after="160" w:line="300" w:lineRule="auto"/>
+        <w:ind w:left="0" w:right="0" w:firstLine="0"/>
         <w:jc w:val="right"/>
       </w:pPr>
       <w:r>
@@ -14724,6 +15397,7 @@
       <w:pPr>
         <w:bidi w:val="1"/>
         <w:spacing w:after="160" w:line="300" w:lineRule="auto"/>
+        <w:ind w:left="0" w:right="0" w:firstLine="0"/>
         <w:jc w:val="right"/>
       </w:pPr>
       <w:r>
@@ -14751,6 +15425,7 @@
       <w:pPr>
         <w:bidi w:val="1"/>
         <w:spacing w:after="160" w:line="300" w:lineRule="auto"/>
+        <w:ind w:left="0" w:right="0" w:firstLine="0"/>
         <w:jc w:val="right"/>
       </w:pPr>
       <w:r>
@@ -14778,6 +15453,7 @@
       <w:pPr>
         <w:bidi w:val="1"/>
         <w:spacing w:after="160" w:line="300" w:lineRule="auto"/>
+        <w:ind w:left="0" w:right="0" w:firstLine="0"/>
         <w:jc w:val="right"/>
       </w:pPr>
       <w:r>
@@ -14795,6 +15471,7 @@
       <w:pPr>
         <w:bidi w:val="1"/>
         <w:spacing w:after="160" w:line="300" w:lineRule="auto"/>
+        <w:ind w:left="0" w:right="0" w:firstLine="0"/>
         <w:jc w:val="right"/>
       </w:pPr>
       <w:r>
@@ -14812,6 +15489,7 @@
       <w:pPr>
         <w:bidi w:val="1"/>
         <w:spacing w:after="160" w:line="300" w:lineRule="auto"/>
+        <w:ind w:left="0" w:right="0" w:firstLine="0"/>
         <w:jc w:val="right"/>
       </w:pPr>
       <w:r>
@@ -14839,6 +15517,7 @@
       <w:pPr>
         <w:bidi w:val="1"/>
         <w:spacing w:after="160" w:line="300" w:lineRule="auto"/>
+        <w:ind w:left="0" w:right="0" w:firstLine="0"/>
         <w:jc w:val="right"/>
       </w:pPr>
       <w:r>
@@ -14866,6 +15545,7 @@
       <w:pPr>
         <w:bidi w:val="1"/>
         <w:spacing w:after="160" w:line="300" w:lineRule="auto"/>
+        <w:ind w:left="0" w:right="0" w:firstLine="0"/>
         <w:jc w:val="right"/>
       </w:pPr>
       <w:r>
@@ -14883,6 +15563,7 @@
       <w:pPr>
         <w:bidi w:val="1"/>
         <w:spacing w:after="160" w:line="300" w:lineRule="auto"/>
+        <w:ind w:left="0" w:right="0" w:firstLine="0"/>
         <w:jc w:val="right"/>
       </w:pPr>
       <w:r>
@@ -14900,6 +15581,7 @@
       <w:pPr>
         <w:bidi w:val="1"/>
         <w:spacing w:after="160" w:line="300" w:lineRule="auto"/>
+        <w:ind w:left="0" w:right="0" w:firstLine="0"/>
         <w:jc w:val="right"/>
       </w:pPr>
       <w:r>
@@ -14917,6 +15599,7 @@
       <w:pPr>
         <w:bidi w:val="1"/>
         <w:spacing w:after="160" w:line="300" w:lineRule="auto"/>
+        <w:ind w:left="0" w:right="0" w:firstLine="0"/>
         <w:jc w:val="right"/>
       </w:pPr>
       <w:r>
@@ -14934,6 +15617,7 @@
       <w:pPr>
         <w:bidi w:val="1"/>
         <w:spacing w:after="160" w:line="300" w:lineRule="auto"/>
+        <w:ind w:left="0" w:right="0" w:firstLine="0"/>
         <w:jc w:val="right"/>
       </w:pPr>
       <w:r>
@@ -14951,6 +15635,7 @@
       <w:pPr>
         <w:bidi w:val="1"/>
         <w:spacing w:after="160" w:line="300" w:lineRule="auto"/>
+        <w:ind w:left="0" w:right="0" w:firstLine="0"/>
         <w:jc w:val="right"/>
       </w:pPr>
       <w:r>
@@ -14978,6 +15663,7 @@
       <w:pPr>
         <w:bidi w:val="1"/>
         <w:spacing w:after="160" w:line="300" w:lineRule="auto"/>
+        <w:ind w:left="0" w:right="0" w:firstLine="0"/>
         <w:jc w:val="right"/>
       </w:pPr>
       <w:r>
@@ -15005,6 +15691,7 @@
       <w:pPr>
         <w:bidi w:val="1"/>
         <w:spacing w:after="160" w:line="300" w:lineRule="auto"/>
+        <w:ind w:left="0" w:right="0" w:firstLine="0"/>
         <w:jc w:val="right"/>
       </w:pPr>
       <w:r>
@@ -15022,6 +15709,7 @@
       <w:pPr>
         <w:bidi w:val="1"/>
         <w:spacing w:after="160" w:line="300" w:lineRule="auto"/>
+        <w:ind w:left="0" w:right="0" w:firstLine="0"/>
         <w:jc w:val="right"/>
       </w:pPr>
       <w:r>
@@ -15039,6 +15727,7 @@
       <w:pPr>
         <w:bidi w:val="1"/>
         <w:spacing w:after="160" w:line="300" w:lineRule="auto"/>
+        <w:ind w:left="0" w:right="0" w:firstLine="0"/>
         <w:jc w:val="right"/>
       </w:pPr>
       <w:r>
@@ -15056,6 +15745,7 @@
       <w:pPr>
         <w:bidi w:val="1"/>
         <w:spacing w:after="160" w:line="300" w:lineRule="auto"/>
+        <w:ind w:left="0" w:right="0" w:firstLine="0"/>
         <w:jc w:val="right"/>
       </w:pPr>
       <w:r>
@@ -15073,6 +15763,7 @@
       <w:pPr>
         <w:bidi w:val="1"/>
         <w:spacing w:after="160" w:line="300" w:lineRule="auto"/>
+        <w:ind w:left="0" w:right="0" w:firstLine="0"/>
         <w:jc w:val="right"/>
       </w:pPr>
       <w:r>
@@ -15090,6 +15781,7 @@
       <w:pPr>
         <w:bidi w:val="1"/>
         <w:spacing w:after="160" w:line="300" w:lineRule="auto"/>
+        <w:ind w:left="0" w:right="0" w:firstLine="0"/>
         <w:jc w:val="right"/>
       </w:pPr>
       <w:r>
@@ -15117,6 +15809,7 @@
       <w:pPr>
         <w:bidi w:val="1"/>
         <w:spacing w:after="160" w:line="300" w:lineRule="auto"/>
+        <w:ind w:left="0" w:right="0" w:firstLine="0"/>
         <w:jc w:val="right"/>
       </w:pPr>
       <w:r>
@@ -15144,6 +15837,7 @@
       <w:pPr>
         <w:bidi w:val="1"/>
         <w:spacing w:after="160" w:line="300" w:lineRule="auto"/>
+        <w:ind w:left="0" w:right="0" w:firstLine="0"/>
         <w:jc w:val="right"/>
       </w:pPr>
       <w:r>
@@ -15171,6 +15865,7 @@
       <w:pPr>
         <w:bidi w:val="1"/>
         <w:spacing w:after="160" w:line="300" w:lineRule="auto"/>
+        <w:ind w:left="0" w:right="0" w:firstLine="0"/>
         <w:jc w:val="right"/>
       </w:pPr>
       <w:r>
@@ -15198,6 +15893,7 @@
       <w:pPr>
         <w:bidi w:val="1"/>
         <w:spacing w:after="160" w:line="300" w:lineRule="auto"/>
+        <w:ind w:left="0" w:right="0" w:firstLine="0"/>
         <w:jc w:val="right"/>
       </w:pPr>
       <w:r>
@@ -15215,6 +15911,7 @@
       <w:pPr>
         <w:bidi w:val="1"/>
         <w:spacing w:after="160" w:line="300" w:lineRule="auto"/>
+        <w:ind w:left="0" w:right="0" w:firstLine="0"/>
         <w:jc w:val="right"/>
       </w:pPr>
       <w:r>
@@ -15232,6 +15929,7 @@
       <w:pPr>
         <w:bidi w:val="1"/>
         <w:spacing w:after="160" w:line="300" w:lineRule="auto"/>
+        <w:ind w:left="0" w:right="0" w:firstLine="0"/>
         <w:jc w:val="right"/>
       </w:pPr>
       <w:r>
@@ -15249,6 +15947,7 @@
       <w:pPr>
         <w:bidi w:val="1"/>
         <w:spacing w:after="160" w:line="300" w:lineRule="auto"/>
+        <w:ind w:left="0" w:right="0" w:firstLine="0"/>
         <w:jc w:val="right"/>
       </w:pPr>
       <w:r>
@@ -15276,6 +15975,7 @@
       <w:pPr>
         <w:bidi w:val="1"/>
         <w:spacing w:after="160" w:line="300" w:lineRule="auto"/>
+        <w:ind w:left="0" w:right="0" w:firstLine="0"/>
         <w:jc w:val="right"/>
       </w:pPr>
       <w:r>
@@ -15303,6 +16003,7 @@
       <w:pPr>
         <w:bidi w:val="1"/>
         <w:spacing w:after="160" w:line="300" w:lineRule="auto"/>
+        <w:ind w:left="0" w:right="0" w:firstLine="0"/>
         <w:jc w:val="right"/>
       </w:pPr>
       <w:r>
@@ -15320,6 +16021,7 @@
       <w:pPr>
         <w:bidi w:val="1"/>
         <w:spacing w:after="160" w:line="300" w:lineRule="auto"/>
+        <w:ind w:left="0" w:right="0" w:firstLine="0"/>
         <w:jc w:val="right"/>
       </w:pPr>
       <w:r>
@@ -15347,6 +16049,7 @@
       <w:pPr>
         <w:bidi w:val="1"/>
         <w:spacing w:after="160" w:line="300" w:lineRule="auto"/>
+        <w:ind w:left="0" w:right="0" w:firstLine="0"/>
         <w:jc w:val="right"/>
       </w:pPr>
       <w:r>
@@ -15374,6 +16077,7 @@
       <w:pPr>
         <w:bidi w:val="1"/>
         <w:spacing w:after="160" w:line="300" w:lineRule="auto"/>
+        <w:ind w:left="0" w:right="0" w:firstLine="0"/>
         <w:jc w:val="right"/>
       </w:pPr>
       <w:r>
@@ -15391,6 +16095,7 @@
       <w:pPr>
         <w:bidi w:val="1"/>
         <w:spacing w:after="160" w:line="300" w:lineRule="auto"/>
+        <w:ind w:left="0" w:right="0" w:firstLine="0"/>
         <w:jc w:val="right"/>
       </w:pPr>
       <w:r>
@@ -15408,6 +16113,7 @@
       <w:pPr>
         <w:bidi w:val="1"/>
         <w:spacing w:after="160" w:line="300" w:lineRule="auto"/>
+        <w:ind w:left="0" w:right="0" w:firstLine="0"/>
         <w:jc w:val="right"/>
       </w:pPr>
       <w:r>
@@ -15435,6 +16141,7 @@
       <w:pPr>
         <w:bidi w:val="1"/>
         <w:spacing w:after="160" w:line="300" w:lineRule="auto"/>
+        <w:ind w:left="0" w:right="0" w:firstLine="0"/>
         <w:jc w:val="right"/>
       </w:pPr>
       <w:r>
@@ -15462,6 +16169,7 @@
       <w:pPr>
         <w:bidi w:val="1"/>
         <w:spacing w:after="160" w:line="300" w:lineRule="auto"/>
+        <w:ind w:left="0" w:right="0" w:firstLine="0"/>
         <w:jc w:val="right"/>
       </w:pPr>
       <w:r>
@@ -15479,6 +16187,7 @@
       <w:pPr>
         <w:bidi w:val="1"/>
         <w:spacing w:after="160" w:line="300" w:lineRule="auto"/>
+        <w:ind w:left="0" w:right="0" w:firstLine="0"/>
         <w:jc w:val="right"/>
       </w:pPr>
       <w:r>
@@ -15500,6 +16209,7 @@
       <w:pPr>
         <w:bidi w:val="1"/>
         <w:spacing w:after="160" w:line="300" w:lineRule="auto"/>
+        <w:ind w:left="0" w:right="0" w:firstLine="0"/>
         <w:jc w:val="right"/>
       </w:pPr>
       <w:r>
@@ -15525,6 +16235,7 @@
       <w:pPr>
         <w:bidi w:val="1"/>
         <w:spacing w:after="160" w:line="300" w:lineRule="auto"/>
+        <w:ind w:left="0" w:right="0" w:firstLine="0"/>
         <w:jc w:val="right"/>
       </w:pPr>
       <w:r>
@@ -15550,6 +16261,7 @@
       <w:pPr>
         <w:bidi w:val="1"/>
         <w:spacing w:after="160" w:line="300" w:lineRule="auto"/>
+        <w:ind w:left="0" w:right="0" w:firstLine="0"/>
         <w:jc w:val="right"/>
       </w:pPr>
       <w:r>
@@ -15567,6 +16279,7 @@
       <w:pPr>
         <w:bidi w:val="1"/>
         <w:spacing w:after="160" w:line="300" w:lineRule="auto"/>
+        <w:ind w:left="0" w:right="0" w:firstLine="0"/>
         <w:jc w:val="right"/>
       </w:pPr>
       <w:r>
@@ -15594,6 +16307,7 @@
       <w:pPr>
         <w:bidi w:val="1"/>
         <w:spacing w:after="160" w:line="300" w:lineRule="auto"/>
+        <w:ind w:left="0" w:right="0" w:firstLine="0"/>
         <w:jc w:val="right"/>
       </w:pPr>
       <w:r>
@@ -15621,6 +16335,7 @@
       <w:pPr>
         <w:bidi w:val="1"/>
         <w:spacing w:after="160" w:line="300" w:lineRule="auto"/>
+        <w:ind w:left="0" w:right="0" w:firstLine="0"/>
         <w:jc w:val="right"/>
       </w:pPr>
       <w:r>
@@ -15638,6 +16353,7 @@
       <w:pPr>
         <w:bidi w:val="1"/>
         <w:spacing w:after="160" w:line="300" w:lineRule="auto"/>
+        <w:ind w:left="0" w:right="0" w:firstLine="0"/>
         <w:jc w:val="right"/>
       </w:pPr>
       <w:r>
@@ -15655,6 +16371,7 @@
       <w:pPr>
         <w:bidi w:val="1"/>
         <w:spacing w:after="160" w:line="300" w:lineRule="auto"/>
+        <w:ind w:left="0" w:right="0" w:firstLine="0"/>
         <w:jc w:val="right"/>
       </w:pPr>
       <w:r>
@@ -15672,6 +16389,7 @@
       <w:pPr>
         <w:bidi w:val="1"/>
         <w:spacing w:after="160" w:line="300" w:lineRule="auto"/>
+        <w:ind w:left="0" w:right="0" w:firstLine="0"/>
         <w:jc w:val="right"/>
       </w:pPr>
       <w:r>
@@ -15699,6 +16417,7 @@
       <w:pPr>
         <w:bidi w:val="1"/>
         <w:spacing w:after="160" w:line="300" w:lineRule="auto"/>
+        <w:ind w:left="0" w:right="0" w:firstLine="0"/>
         <w:jc w:val="right"/>
       </w:pPr>
       <w:r>
@@ -15726,6 +16445,7 @@
       <w:pPr>
         <w:bidi w:val="1"/>
         <w:spacing w:after="160" w:line="300" w:lineRule="auto"/>
+        <w:ind w:left="0" w:right="0" w:firstLine="0"/>
         <w:jc w:val="right"/>
       </w:pPr>
       <w:r>
@@ -15743,6 +16463,7 @@
       <w:pPr>
         <w:bidi w:val="1"/>
         <w:spacing w:after="160" w:line="300" w:lineRule="auto"/>
+        <w:ind w:left="0" w:right="0" w:firstLine="0"/>
         <w:jc w:val="right"/>
       </w:pPr>
       <w:r>
@@ -15760,6 +16481,7 @@
       <w:pPr>
         <w:bidi w:val="1"/>
         <w:spacing w:after="160" w:line="300" w:lineRule="auto"/>
+        <w:ind w:left="0" w:right="0" w:firstLine="0"/>
         <w:jc w:val="right"/>
       </w:pPr>
       <w:r>
@@ -15777,6 +16499,7 @@
       <w:pPr>
         <w:bidi w:val="1"/>
         <w:spacing w:after="160" w:line="300" w:lineRule="auto"/>
+        <w:ind w:left="0" w:right="0" w:firstLine="0"/>
         <w:jc w:val="right"/>
       </w:pPr>
       <w:r>
@@ -15804,6 +16527,7 @@
       <w:pPr>
         <w:bidi w:val="1"/>
         <w:spacing w:after="160" w:line="300" w:lineRule="auto"/>
+        <w:ind w:left="0" w:right="0" w:firstLine="0"/>
         <w:jc w:val="right"/>
       </w:pPr>
       <w:r>
@@ -15831,6 +16555,7 @@
       <w:pPr>
         <w:bidi w:val="1"/>
         <w:spacing w:after="160" w:line="300" w:lineRule="auto"/>
+        <w:ind w:left="0" w:right="0" w:firstLine="0"/>
         <w:jc w:val="right"/>
       </w:pPr>
       <w:r>
@@ -15858,6 +16583,7 @@
       <w:pPr>
         <w:bidi w:val="1"/>
         <w:spacing w:after="160" w:line="300" w:lineRule="auto"/>
+        <w:ind w:left="0" w:right="0" w:firstLine="0"/>
         <w:jc w:val="right"/>
       </w:pPr>
       <w:r>
@@ -15885,6 +16611,7 @@
       <w:pPr>
         <w:bidi w:val="1"/>
         <w:spacing w:after="160" w:line="300" w:lineRule="auto"/>
+        <w:ind w:left="0" w:right="0" w:firstLine="0"/>
         <w:jc w:val="right"/>
       </w:pPr>
       <w:r>
@@ -15902,6 +16629,7 @@
       <w:pPr>
         <w:bidi w:val="1"/>
         <w:spacing w:after="160" w:line="300" w:lineRule="auto"/>
+        <w:ind w:left="0" w:right="0" w:firstLine="0"/>
         <w:jc w:val="right"/>
       </w:pPr>
       <w:r>
@@ -15929,6 +16657,7 @@
       <w:pPr>
         <w:bidi w:val="1"/>
         <w:spacing w:after="160" w:line="300" w:lineRule="auto"/>
+        <w:ind w:left="0" w:right="0" w:firstLine="0"/>
         <w:jc w:val="right"/>
       </w:pPr>
       <w:r>
@@ -15956,6 +16685,7 @@
       <w:pPr>
         <w:bidi w:val="1"/>
         <w:spacing w:after="160" w:line="300" w:lineRule="auto"/>
+        <w:ind w:left="0" w:right="0" w:firstLine="0"/>
         <w:jc w:val="right"/>
       </w:pPr>
       <w:r>
@@ -15973,6 +16703,7 @@
       <w:pPr>
         <w:bidi w:val="1"/>
         <w:spacing w:after="160" w:line="300" w:lineRule="auto"/>
+        <w:ind w:left="0" w:right="0" w:firstLine="0"/>
         <w:jc w:val="right"/>
       </w:pPr>
       <w:r>
@@ -15990,6 +16721,7 @@
       <w:pPr>
         <w:bidi w:val="1"/>
         <w:spacing w:after="160" w:line="300" w:lineRule="auto"/>
+        <w:ind w:left="0" w:right="0" w:firstLine="0"/>
         <w:jc w:val="right"/>
       </w:pPr>
       <w:r>
@@ -16007,6 +16739,7 @@
       <w:pPr>
         <w:bidi w:val="1"/>
         <w:spacing w:after="160" w:line="300" w:lineRule="auto"/>
+        <w:ind w:left="0" w:right="0" w:firstLine="0"/>
         <w:jc w:val="right"/>
       </w:pPr>
       <w:r>
@@ -16024,6 +16757,7 @@
       <w:pPr>
         <w:bidi w:val="1"/>
         <w:spacing w:after="160" w:line="300" w:lineRule="auto"/>
+        <w:ind w:left="0" w:right="0" w:firstLine="0"/>
         <w:jc w:val="right"/>
       </w:pPr>
       <w:r>
@@ -16041,6 +16775,7 @@
       <w:pPr>
         <w:bidi w:val="1"/>
         <w:spacing w:after="160" w:line="300" w:lineRule="auto"/>
+        <w:ind w:left="0" w:right="0" w:firstLine="0"/>
         <w:jc w:val="right"/>
       </w:pPr>
       <w:r>
@@ -16068,6 +16803,7 @@
       <w:pPr>
         <w:bidi w:val="1"/>
         <w:spacing w:after="160" w:line="300" w:lineRule="auto"/>
+        <w:ind w:left="0" w:right="0" w:firstLine="0"/>
         <w:jc w:val="right"/>
       </w:pPr>
       <w:r>
@@ -16095,6 +16831,7 @@
       <w:pPr>
         <w:bidi w:val="1"/>
         <w:spacing w:after="160" w:line="300" w:lineRule="auto"/>
+        <w:ind w:left="0" w:right="0" w:firstLine="0"/>
         <w:jc w:val="right"/>
       </w:pPr>
       <w:r>
@@ -16112,6 +16849,7 @@
       <w:pPr>
         <w:bidi w:val="1"/>
         <w:spacing w:after="160" w:line="300" w:lineRule="auto"/>
+        <w:ind w:left="0" w:right="0" w:firstLine="0"/>
         <w:jc w:val="right"/>
       </w:pPr>
       <w:r>
@@ -16129,6 +16867,7 @@
       <w:pPr>
         <w:bidi w:val="1"/>
         <w:spacing w:after="160" w:line="300" w:lineRule="auto"/>
+        <w:ind w:left="0" w:right="0" w:firstLine="0"/>
         <w:jc w:val="right"/>
       </w:pPr>
       <w:r>
@@ -16156,6 +16895,7 @@
       <w:pPr>
         <w:bidi w:val="1"/>
         <w:spacing w:after="160" w:line="300" w:lineRule="auto"/>
+        <w:ind w:left="0" w:right="0" w:firstLine="0"/>
         <w:jc w:val="right"/>
       </w:pPr>
       <w:r>
@@ -16183,6 +16923,7 @@
       <w:pPr>
         <w:bidi w:val="1"/>
         <w:spacing w:after="160" w:line="300" w:lineRule="auto"/>
+        <w:ind w:left="0" w:right="0" w:firstLine="0"/>
         <w:jc w:val="right"/>
       </w:pPr>
       <w:r>
@@ -16200,6 +16941,7 @@
       <w:pPr>
         <w:bidi w:val="1"/>
         <w:spacing w:after="160" w:line="300" w:lineRule="auto"/>
+        <w:ind w:left="0" w:right="0" w:firstLine="0"/>
         <w:jc w:val="right"/>
       </w:pPr>
       <w:r>
@@ -16217,6 +16959,7 @@
       <w:pPr>
         <w:bidi w:val="1"/>
         <w:spacing w:after="160" w:line="300" w:lineRule="auto"/>
+        <w:ind w:left="0" w:right="0" w:firstLine="0"/>
         <w:jc w:val="right"/>
       </w:pPr>
       <w:r>
@@ -16244,6 +16987,7 @@
       <w:pPr>
         <w:bidi w:val="1"/>
         <w:spacing w:after="160" w:line="300" w:lineRule="auto"/>
+        <w:ind w:left="0" w:right="0" w:firstLine="0"/>
         <w:jc w:val="right"/>
       </w:pPr>
       <w:r>
@@ -16271,6 +17015,7 @@
       <w:pPr>
         <w:bidi w:val="1"/>
         <w:spacing w:after="160" w:line="300" w:lineRule="auto"/>
+        <w:ind w:left="0" w:right="0" w:firstLine="0"/>
         <w:jc w:val="right"/>
       </w:pPr>
       <w:r>
@@ -16298,6 +17043,7 @@
       <w:pPr>
         <w:bidi w:val="1"/>
         <w:spacing w:after="160" w:line="300" w:lineRule="auto"/>
+        <w:ind w:left="0" w:right="0" w:firstLine="0"/>
         <w:jc w:val="right"/>
       </w:pPr>
       <w:r>
@@ -16325,6 +17071,7 @@
       <w:pPr>
         <w:bidi w:val="1"/>
         <w:spacing w:after="160" w:line="300" w:lineRule="auto"/>
+        <w:ind w:left="0" w:right="0" w:firstLine="0"/>
         <w:jc w:val="right"/>
       </w:pPr>
       <w:r>
@@ -16342,6 +17089,7 @@
       <w:pPr>
         <w:bidi w:val="1"/>
         <w:spacing w:after="160" w:line="300" w:lineRule="auto"/>
+        <w:ind w:left="0" w:right="0" w:firstLine="0"/>
         <w:jc w:val="right"/>
       </w:pPr>
       <w:r>
@@ -16363,6 +17111,7 @@
       <w:pPr>
         <w:bidi w:val="1"/>
         <w:spacing w:after="160" w:line="300" w:lineRule="auto"/>
+        <w:ind w:left="0" w:right="0" w:firstLine="0"/>
         <w:jc w:val="right"/>
       </w:pPr>
       <w:r>
@@ -16382,6 +17131,7 @@
       <w:pPr>
         <w:bidi w:val="1"/>
         <w:spacing w:after="160" w:line="300" w:lineRule="auto"/>
+        <w:ind w:left="0" w:right="0" w:firstLine="0"/>
         <w:jc w:val="right"/>
       </w:pPr>
       <w:r>
@@ -16407,6 +17157,7 @@
       <w:pPr>
         <w:bidi w:val="1"/>
         <w:spacing w:after="160" w:line="300" w:lineRule="auto"/>
+        <w:ind w:left="0" w:right="0" w:firstLine="0"/>
         <w:jc w:val="right"/>
       </w:pPr>
       <w:r>
@@ -16424,6 +17175,7 @@
       <w:pPr>
         <w:bidi w:val="1"/>
         <w:spacing w:after="160" w:line="300" w:lineRule="auto"/>
+        <w:ind w:left="0" w:right="0" w:firstLine="0"/>
         <w:jc w:val="right"/>
       </w:pPr>
       <w:r>
@@ -16453,6 +17205,7 @@
       <w:pPr>
         <w:bidi w:val="1"/>
         <w:spacing w:after="160" w:line="300" w:lineRule="auto"/>
+        <w:ind w:left="0" w:right="0" w:firstLine="0"/>
         <w:jc w:val="right"/>
       </w:pPr>
       <w:r>
@@ -16480,6 +17233,7 @@
       <w:pPr>
         <w:bidi w:val="1"/>
         <w:spacing w:after="160" w:line="300" w:lineRule="auto"/>
+        <w:ind w:left="0" w:right="0" w:firstLine="0"/>
         <w:jc w:val="right"/>
       </w:pPr>
       <w:r>
@@ -16497,6 +17251,7 @@
       <w:pPr>
         <w:bidi w:val="1"/>
         <w:spacing w:after="160" w:line="300" w:lineRule="auto"/>
+        <w:ind w:left="0" w:right="0" w:firstLine="0"/>
         <w:jc w:val="right"/>
       </w:pPr>
       <w:r>
@@ -16514,6 +17269,7 @@
       <w:pPr>
         <w:bidi w:val="1"/>
         <w:spacing w:after="160" w:line="300" w:lineRule="auto"/>
+        <w:ind w:left="0" w:right="0" w:firstLine="0"/>
         <w:jc w:val="right"/>
       </w:pPr>
       <w:r>
@@ -16531,6 +17287,7 @@
       <w:pPr>
         <w:bidi w:val="1"/>
         <w:spacing w:after="160" w:line="300" w:lineRule="auto"/>
+        <w:ind w:left="0" w:right="0" w:firstLine="0"/>
         <w:jc w:val="right"/>
       </w:pPr>
       <w:r>
@@ -16558,6 +17315,7 @@
       <w:pPr>
         <w:bidi w:val="1"/>
         <w:spacing w:after="160" w:line="300" w:lineRule="auto"/>
+        <w:ind w:left="0" w:right="0" w:firstLine="0"/>
         <w:jc w:val="right"/>
       </w:pPr>
       <w:r>
@@ -16587,6 +17345,7 @@
       <w:pPr>
         <w:bidi w:val="1"/>
         <w:spacing w:after="160" w:line="300" w:lineRule="auto"/>
+        <w:ind w:left="0" w:right="0" w:firstLine="0"/>
         <w:jc w:val="right"/>
       </w:pPr>
       <w:r>
@@ -16604,6 +17363,7 @@
       <w:pPr>
         <w:bidi w:val="1"/>
         <w:spacing w:after="160" w:line="300" w:lineRule="auto"/>
+        <w:ind w:left="0" w:right="0" w:firstLine="0"/>
         <w:jc w:val="right"/>
       </w:pPr>
       <w:r>
@@ -16623,6 +17383,7 @@
       <w:pPr>
         <w:bidi w:val="1"/>
         <w:spacing w:after="160" w:line="300" w:lineRule="auto"/>
+        <w:ind w:left="0" w:right="0" w:firstLine="0"/>
         <w:jc w:val="right"/>
       </w:pPr>
       <w:r>
@@ -16640,6 +17401,7 @@
       <w:pPr>
         <w:bidi w:val="1"/>
         <w:spacing w:after="160" w:line="300" w:lineRule="auto"/>
+        <w:ind w:left="0" w:right="0" w:firstLine="0"/>
         <w:jc w:val="right"/>
       </w:pPr>
       <w:r>
@@ -16659,6 +17421,7 @@
       <w:pPr>
         <w:bidi w:val="1"/>
         <w:spacing w:after="160" w:line="300" w:lineRule="auto"/>
+        <w:ind w:left="0" w:right="0" w:firstLine="0"/>
         <w:jc w:val="right"/>
       </w:pPr>
       <w:r>
@@ -16686,6 +17449,7 @@
       <w:pPr>
         <w:bidi w:val="1"/>
         <w:spacing w:after="160" w:line="300" w:lineRule="auto"/>
+        <w:ind w:left="0" w:right="0" w:firstLine="0"/>
         <w:jc w:val="right"/>
       </w:pPr>
       <w:r>
@@ -16717,6 +17481,7 @@
       <w:pPr>
         <w:bidi w:val="1"/>
         <w:spacing w:after="160" w:line="300" w:lineRule="auto"/>
+        <w:ind w:left="0" w:right="0" w:firstLine="0"/>
         <w:jc w:val="right"/>
       </w:pPr>
       <w:r>
@@ -16734,6 +17499,7 @@
       <w:pPr>
         <w:bidi w:val="1"/>
         <w:spacing w:after="160" w:line="300" w:lineRule="auto"/>
+        <w:ind w:left="0" w:right="0" w:firstLine="0"/>
         <w:jc w:val="right"/>
       </w:pPr>
       <w:r>
@@ -16751,6 +17517,7 @@
       <w:pPr>
         <w:bidi w:val="1"/>
         <w:spacing w:after="160" w:line="300" w:lineRule="auto"/>
+        <w:ind w:left="0" w:right="0" w:firstLine="0"/>
         <w:jc w:val="right"/>
       </w:pPr>
       <w:r>
@@ -16768,6 +17535,7 @@
       <w:pPr>
         <w:bidi w:val="1"/>
         <w:spacing w:after="160" w:line="300" w:lineRule="auto"/>
+        <w:ind w:left="0" w:right="0" w:firstLine="0"/>
         <w:jc w:val="right"/>
       </w:pPr>
       <w:r>
@@ -16787,6 +17555,7 @@
       <w:pPr>
         <w:bidi w:val="1"/>
         <w:spacing w:after="160" w:line="300" w:lineRule="auto"/>
+        <w:ind w:left="0" w:right="0" w:firstLine="0"/>
         <w:jc w:val="right"/>
       </w:pPr>
       <w:r>
@@ -16814,6 +17583,7 @@
       <w:pPr>
         <w:bidi w:val="1"/>
         <w:spacing w:after="160" w:line="300" w:lineRule="auto"/>
+        <w:ind w:left="0" w:right="0" w:firstLine="0"/>
         <w:jc w:val="right"/>
       </w:pPr>
       <w:r>
@@ -16841,6 +17611,7 @@
       <w:pPr>
         <w:bidi w:val="1"/>
         <w:spacing w:after="160" w:line="300" w:lineRule="auto"/>
+        <w:ind w:left="0" w:right="0" w:firstLine="0"/>
         <w:jc w:val="right"/>
       </w:pPr>
       <w:r>
@@ -16858,6 +17629,7 @@
       <w:pPr>
         <w:bidi w:val="1"/>
         <w:spacing w:after="160" w:line="300" w:lineRule="auto"/>
+        <w:ind w:left="0" w:right="0" w:firstLine="0"/>
         <w:jc w:val="right"/>
       </w:pPr>
       <w:r>
@@ -16875,6 +17647,7 @@
       <w:pPr>
         <w:bidi w:val="1"/>
         <w:spacing w:after="160" w:line="300" w:lineRule="auto"/>
+        <w:ind w:left="0" w:right="0" w:firstLine="0"/>
         <w:jc w:val="right"/>
       </w:pPr>
       <w:r>
@@ -16894,6 +17667,7 @@
       <w:pPr>
         <w:bidi w:val="1"/>
         <w:spacing w:after="160" w:line="300" w:lineRule="auto"/>
+        <w:ind w:left="0" w:right="0" w:firstLine="0"/>
         <w:jc w:val="right"/>
       </w:pPr>
       <w:r>
@@ -16925,6 +17699,7 @@
       <w:pPr>
         <w:bidi w:val="1"/>
         <w:spacing w:after="160" w:line="300" w:lineRule="auto"/>
+        <w:ind w:left="0" w:right="0" w:firstLine="0"/>
         <w:jc w:val="right"/>
       </w:pPr>
       <w:r>
@@ -16954,6 +17729,7 @@
       <w:pPr>
         <w:bidi w:val="1"/>
         <w:spacing w:after="160" w:line="300" w:lineRule="auto"/>
+        <w:ind w:left="0" w:right="0" w:firstLine="0"/>
         <w:jc w:val="right"/>
       </w:pPr>
       <w:r>
@@ -16971,6 +17747,7 @@
       <w:pPr>
         <w:bidi w:val="1"/>
         <w:spacing w:after="160" w:line="300" w:lineRule="auto"/>
+        <w:ind w:left="0" w:right="0" w:firstLine="0"/>
         <w:jc w:val="right"/>
       </w:pPr>
       <w:r>
@@ -17000,6 +17777,7 @@
       <w:pPr>
         <w:bidi w:val="1"/>
         <w:spacing w:after="160" w:line="300" w:lineRule="auto"/>
+        <w:ind w:left="0" w:right="0" w:firstLine="0"/>
         <w:jc w:val="right"/>
       </w:pPr>
       <w:r>
@@ -17027,6 +17805,7 @@
       <w:pPr>
         <w:bidi w:val="1"/>
         <w:spacing w:after="160" w:line="300" w:lineRule="auto"/>
+        <w:ind w:left="0" w:right="0" w:firstLine="0"/>
         <w:jc w:val="right"/>
       </w:pPr>
       <w:r>
@@ -17044,6 +17823,7 @@
       <w:pPr>
         <w:bidi w:val="1"/>
         <w:spacing w:after="160" w:line="300" w:lineRule="auto"/>
+        <w:ind w:left="0" w:right="0" w:firstLine="0"/>
         <w:jc w:val="right"/>
       </w:pPr>
       <w:r>
@@ -17061,6 +17841,7 @@
       <w:pPr>
         <w:bidi w:val="1"/>
         <w:spacing w:after="160" w:line="300" w:lineRule="auto"/>
+        <w:ind w:left="0" w:right="0" w:firstLine="0"/>
         <w:jc w:val="right"/>
       </w:pPr>
       <w:r>
@@ -17088,6 +17869,7 @@
       <w:pPr>
         <w:bidi w:val="1"/>
         <w:spacing w:after="160" w:line="300" w:lineRule="auto"/>
+        <w:ind w:left="0" w:right="0" w:firstLine="0"/>
         <w:jc w:val="right"/>
       </w:pPr>
       <w:r>
@@ -17115,6 +17897,7 @@
       <w:pPr>
         <w:bidi w:val="1"/>
         <w:spacing w:after="160" w:line="300" w:lineRule="auto"/>
+        <w:ind w:left="0" w:right="0" w:firstLine="0"/>
         <w:jc w:val="right"/>
       </w:pPr>
       <w:r>
@@ -17132,6 +17915,7 @@
       <w:pPr>
         <w:bidi w:val="1"/>
         <w:spacing w:after="160" w:line="300" w:lineRule="auto"/>
+        <w:ind w:left="0" w:right="0" w:firstLine="0"/>
         <w:jc w:val="right"/>
       </w:pPr>
       <w:r>
@@ -17159,6 +17943,7 @@
       <w:pPr>
         <w:bidi w:val="1"/>
         <w:spacing w:after="160" w:line="300" w:lineRule="auto"/>
+        <w:ind w:left="0" w:right="0" w:firstLine="0"/>
         <w:jc w:val="right"/>
       </w:pPr>
       <w:r>
@@ -17188,6 +17973,7 @@
       <w:pPr>
         <w:bidi w:val="1"/>
         <w:spacing w:after="160" w:line="300" w:lineRule="auto"/>
+        <w:ind w:left="0" w:right="0" w:firstLine="0"/>
         <w:jc w:val="right"/>
       </w:pPr>
       <w:r>
@@ -17205,6 +17991,7 @@
       <w:pPr>
         <w:bidi w:val="1"/>
         <w:spacing w:after="160" w:line="300" w:lineRule="auto"/>
+        <w:ind w:left="0" w:right="0" w:firstLine="0"/>
         <w:jc w:val="right"/>
       </w:pPr>
       <w:r>
@@ -17222,6 +18009,7 @@
       <w:pPr>
         <w:bidi w:val="1"/>
         <w:spacing w:after="160" w:line="300" w:lineRule="auto"/>
+        <w:ind w:left="0" w:right="0" w:firstLine="0"/>
         <w:jc w:val="right"/>
       </w:pPr>
       <w:r>
@@ -17241,6 +18029,7 @@
       <w:pPr>
         <w:bidi w:val="1"/>
         <w:spacing w:after="160" w:line="300" w:lineRule="auto"/>
+        <w:ind w:left="0" w:right="0" w:firstLine="0"/>
         <w:jc w:val="right"/>
       </w:pPr>
       <w:r>
@@ -17258,6 +18047,7 @@
       <w:pPr>
         <w:bidi w:val="1"/>
         <w:spacing w:after="160" w:line="300" w:lineRule="auto"/>
+        <w:ind w:left="0" w:right="0" w:firstLine="0"/>
         <w:jc w:val="right"/>
       </w:pPr>
       <w:r>
@@ -17275,6 +18065,7 @@
       <w:pPr>
         <w:bidi w:val="1"/>
         <w:spacing w:after="160" w:line="300" w:lineRule="auto"/>
+        <w:ind w:left="0" w:right="0" w:firstLine="0"/>
         <w:jc w:val="right"/>
       </w:pPr>
       <w:r>
@@ -17304,6 +18095,7 @@
       <w:pPr>
         <w:bidi w:val="1"/>
         <w:spacing w:after="160" w:line="300" w:lineRule="auto"/>
+        <w:ind w:left="0" w:right="0" w:firstLine="0"/>
         <w:jc w:val="right"/>
       </w:pPr>
       <w:r>
@@ -17331,6 +18123,7 @@
       <w:pPr>
         <w:bidi w:val="1"/>
         <w:spacing w:after="160" w:line="300" w:lineRule="auto"/>
+        <w:ind w:left="0" w:right="0" w:firstLine="0"/>
         <w:jc w:val="right"/>
       </w:pPr>
       <w:r>
@@ -17348,6 +18141,7 @@
       <w:pPr>
         <w:bidi w:val="1"/>
         <w:spacing w:after="160" w:line="300" w:lineRule="auto"/>
+        <w:ind w:left="0" w:right="0" w:firstLine="0"/>
         <w:jc w:val="right"/>
       </w:pPr>
       <w:r>
@@ -17375,6 +18169,7 @@
       <w:pPr>
         <w:bidi w:val="1"/>
         <w:spacing w:after="160" w:line="300" w:lineRule="auto"/>
+        <w:ind w:left="0" w:right="0" w:firstLine="0"/>
         <w:jc w:val="right"/>
       </w:pPr>
       <w:r>
@@ -17402,6 +18197,7 @@
       <w:pPr>
         <w:bidi w:val="1"/>
         <w:spacing w:after="160" w:line="300" w:lineRule="auto"/>
+        <w:ind w:left="0" w:right="0" w:firstLine="0"/>
         <w:jc w:val="right"/>
       </w:pPr>
       <w:r>
@@ -17429,6 +18225,7 @@
       <w:pPr>
         <w:bidi w:val="1"/>
         <w:spacing w:after="160" w:line="300" w:lineRule="auto"/>
+        <w:ind w:left="0" w:right="0" w:firstLine="0"/>
         <w:jc w:val="right"/>
       </w:pPr>
       <w:r>
@@ -17458,6 +18255,7 @@
       <w:pPr>
         <w:bidi w:val="1"/>
         <w:spacing w:after="160" w:line="300" w:lineRule="auto"/>
+        <w:ind w:left="0" w:right="0" w:firstLine="0"/>
         <w:jc w:val="right"/>
       </w:pPr>
       <w:r>
@@ -17485,6 +18283,7 @@
       <w:pPr>
         <w:bidi w:val="1"/>
         <w:spacing w:after="160" w:line="300" w:lineRule="auto"/>
+        <w:ind w:left="0" w:right="0" w:firstLine="0"/>
         <w:jc w:val="right"/>
       </w:pPr>
       <w:r>
@@ -17512,6 +18311,7 @@
       <w:pPr>
         <w:bidi w:val="1"/>
         <w:spacing w:after="160" w:line="300" w:lineRule="auto"/>
+        <w:ind w:left="0" w:right="0" w:firstLine="0"/>
         <w:jc w:val="right"/>
       </w:pPr>
       <w:r>
@@ -17529,6 +18329,7 @@
       <w:pPr>
         <w:bidi w:val="1"/>
         <w:spacing w:after="160" w:line="300" w:lineRule="auto"/>
+        <w:ind w:left="0" w:right="0" w:firstLine="0"/>
         <w:jc w:val="right"/>
       </w:pPr>
       <w:r>
@@ -17548,6 +18349,7 @@
       <w:pPr>
         <w:bidi w:val="1"/>
         <w:spacing w:after="160" w:line="300" w:lineRule="auto"/>
+        <w:ind w:left="0" w:right="0" w:firstLine="0"/>
         <w:jc w:val="right"/>
       </w:pPr>
       <w:r>
@@ -17565,6 +18367,7 @@
       <w:pPr>
         <w:bidi w:val="1"/>
         <w:spacing w:after="160" w:line="300" w:lineRule="auto"/>
+        <w:ind w:left="0" w:right="0" w:firstLine="0"/>
         <w:jc w:val="right"/>
       </w:pPr>
       <w:r>
@@ -17582,6 +18385,7 @@
       <w:pPr>
         <w:bidi w:val="1"/>
         <w:spacing w:after="160" w:line="300" w:lineRule="auto"/>
+        <w:ind w:left="0" w:right="0" w:firstLine="0"/>
         <w:jc w:val="right"/>
       </w:pPr>
       <w:r>
@@ -17601,6 +18405,7 @@
       <w:pPr>
         <w:bidi w:val="1"/>
         <w:spacing w:after="160" w:line="300" w:lineRule="auto"/>
+        <w:ind w:left="0" w:right="0" w:firstLine="0"/>
         <w:jc w:val="right"/>
       </w:pPr>
       <w:r>
@@ -17618,6 +18423,7 @@
       <w:pPr>
         <w:bidi w:val="1"/>
         <w:spacing w:after="160" w:line="300" w:lineRule="auto"/>
+        <w:ind w:left="0" w:right="0" w:firstLine="0"/>
         <w:jc w:val="right"/>
       </w:pPr>
       <w:r>
@@ -17635,6 +18441,7 @@
       <w:pPr>
         <w:bidi w:val="1"/>
         <w:spacing w:after="160" w:line="300" w:lineRule="auto"/>
+        <w:ind w:left="0" w:right="0" w:firstLine="0"/>
         <w:jc w:val="right"/>
       </w:pPr>
       <w:r>
@@ -17652,6 +18459,7 @@
       <w:pPr>
         <w:bidi w:val="1"/>
         <w:spacing w:after="160" w:line="300" w:lineRule="auto"/>
+        <w:ind w:left="0" w:right="0" w:firstLine="0"/>
         <w:jc w:val="right"/>
       </w:pPr>
       <w:r>
@@ -17679,6 +18487,7 @@
       <w:pPr>
         <w:bidi w:val="1"/>
         <w:spacing w:after="160" w:line="300" w:lineRule="auto"/>
+        <w:ind w:left="0" w:right="0" w:firstLine="0"/>
         <w:jc w:val="right"/>
       </w:pPr>
       <w:r>
@@ -17706,6 +18515,7 @@
       <w:pPr>
         <w:bidi w:val="1"/>
         <w:spacing w:after="160" w:line="300" w:lineRule="auto"/>
+        <w:ind w:left="0" w:right="0" w:firstLine="0"/>
         <w:jc w:val="right"/>
       </w:pPr>
       <w:r>
@@ -17723,6 +18533,7 @@
       <w:pPr>
         <w:bidi w:val="1"/>
         <w:spacing w:after="160" w:line="300" w:lineRule="auto"/>
+        <w:ind w:left="0" w:right="0" w:firstLine="0"/>
         <w:jc w:val="right"/>
       </w:pPr>
       <w:r>
@@ -17740,6 +18551,7 @@
       <w:pPr>
         <w:bidi w:val="1"/>
         <w:spacing w:after="160" w:line="300" w:lineRule="auto"/>
+        <w:ind w:left="0" w:right="0" w:firstLine="0"/>
         <w:jc w:val="right"/>
       </w:pPr>
       <w:r>
@@ -17767,6 +18579,7 @@
       <w:pPr>
         <w:bidi w:val="1"/>
         <w:spacing w:after="160" w:line="300" w:lineRule="auto"/>
+        <w:ind w:left="0" w:right="0" w:firstLine="0"/>
         <w:jc w:val="right"/>
       </w:pPr>
       <w:r>
@@ -17794,6 +18607,7 @@
       <w:pPr>
         <w:bidi w:val="1"/>
         <w:spacing w:after="160" w:line="300" w:lineRule="auto"/>
+        <w:ind w:left="0" w:right="0" w:firstLine="0"/>
         <w:jc w:val="right"/>
       </w:pPr>
       <w:r>
@@ -17811,6 +18625,7 @@
       <w:pPr>
         <w:bidi w:val="1"/>
         <w:spacing w:after="160" w:line="300" w:lineRule="auto"/>
+        <w:ind w:left="0" w:right="0" w:firstLine="0"/>
         <w:jc w:val="right"/>
       </w:pPr>
       <w:r>
@@ -17828,6 +18643,7 @@
       <w:pPr>
         <w:bidi w:val="1"/>
         <w:spacing w:after="160" w:line="300" w:lineRule="auto"/>
+        <w:ind w:left="0" w:right="0" w:firstLine="0"/>
         <w:jc w:val="right"/>
       </w:pPr>
       <w:r>
@@ -17845,6 +18661,7 @@
       <w:pPr>
         <w:bidi w:val="1"/>
         <w:spacing w:after="160" w:line="300" w:lineRule="auto"/>
+        <w:ind w:left="0" w:right="0" w:firstLine="0"/>
         <w:jc w:val="right"/>
       </w:pPr>
       <w:r>
@@ -17872,6 +18689,7 @@
       <w:pPr>
         <w:bidi w:val="1"/>
         <w:spacing w:after="160" w:line="300" w:lineRule="auto"/>
+        <w:ind w:left="0" w:right="0" w:firstLine="0"/>
         <w:jc w:val="right"/>
       </w:pPr>
       <w:r>
@@ -17899,6 +18717,7 @@
       <w:pPr>
         <w:bidi w:val="1"/>
         <w:spacing w:after="160" w:line="300" w:lineRule="auto"/>
+        <w:ind w:left="0" w:right="0" w:firstLine="0"/>
         <w:jc w:val="right"/>
       </w:pPr>
       <w:r>
@@ -17926,6 +18745,7 @@
       <w:pPr>
         <w:bidi w:val="1"/>
         <w:spacing w:after="160" w:line="300" w:lineRule="auto"/>
+        <w:ind w:left="0" w:right="0" w:firstLine="0"/>
         <w:jc w:val="right"/>
       </w:pPr>
       <w:r>
@@ -17953,6 +18773,7 @@
       <w:pPr>
         <w:bidi w:val="1"/>
         <w:spacing w:after="160" w:line="300" w:lineRule="auto"/>
+        <w:ind w:left="0" w:right="0" w:firstLine="0"/>
         <w:jc w:val="right"/>
       </w:pPr>
       <w:r>
@@ -17980,6 +18801,7 @@
       <w:pPr>
         <w:bidi w:val="1"/>
         <w:spacing w:after="160" w:line="300" w:lineRule="auto"/>
+        <w:ind w:left="0" w:right="0" w:firstLine="0"/>
         <w:jc w:val="right"/>
       </w:pPr>
       <w:r>
@@ -18007,6 +18829,7 @@
       <w:pPr>
         <w:bidi w:val="1"/>
         <w:spacing w:after="160" w:line="300" w:lineRule="auto"/>
+        <w:ind w:left="0" w:right="0" w:firstLine="0"/>
         <w:jc w:val="right"/>
       </w:pPr>
       <w:r>
@@ -18024,6 +18847,7 @@
       <w:pPr>
         <w:bidi w:val="1"/>
         <w:spacing w:after="160" w:line="300" w:lineRule="auto"/>
+        <w:ind w:left="0" w:right="0" w:firstLine="0"/>
         <w:jc w:val="right"/>
       </w:pPr>
       <w:r>
@@ -18041,6 +18865,7 @@
       <w:pPr>
         <w:bidi w:val="1"/>
         <w:spacing w:after="160" w:line="300" w:lineRule="auto"/>
+        <w:ind w:left="0" w:right="0" w:firstLine="0"/>
         <w:jc w:val="right"/>
       </w:pPr>
       <w:r>
@@ -18058,6 +18883,7 @@
       <w:pPr>
         <w:bidi w:val="1"/>
         <w:spacing w:after="160" w:line="300" w:lineRule="auto"/>
+        <w:ind w:left="0" w:right="0" w:firstLine="0"/>
         <w:jc w:val="right"/>
       </w:pPr>
       <w:r>
@@ -18085,6 +18911,7 @@
       <w:pPr>
         <w:bidi w:val="1"/>
         <w:spacing w:after="160" w:line="300" w:lineRule="auto"/>
+        <w:ind w:left="0" w:right="0" w:firstLine="0"/>
         <w:jc w:val="right"/>
       </w:pPr>
       <w:r>
@@ -18112,6 +18939,7 @@
       <w:pPr>
         <w:bidi w:val="1"/>
         <w:spacing w:after="160" w:line="300" w:lineRule="auto"/>
+        <w:ind w:left="0" w:right="0" w:firstLine="0"/>
         <w:jc w:val="right"/>
       </w:pPr>
       <w:r>
@@ -18129,6 +18957,7 @@
       <w:pPr>
         <w:bidi w:val="1"/>
         <w:spacing w:after="160" w:line="300" w:lineRule="auto"/>
+        <w:ind w:left="0" w:right="0" w:firstLine="0"/>
         <w:jc w:val="right"/>
       </w:pPr>
       <w:r>
@@ -18146,6 +18975,7 @@
       <w:pPr>
         <w:bidi w:val="1"/>
         <w:spacing w:after="160" w:line="300" w:lineRule="auto"/>
+        <w:ind w:left="0" w:right="0" w:firstLine="0"/>
         <w:jc w:val="right"/>
       </w:pPr>
       <w:r>
@@ -18163,6 +18993,7 @@
       <w:pPr>
         <w:bidi w:val="1"/>
         <w:spacing w:after="160" w:line="300" w:lineRule="auto"/>
+        <w:ind w:left="0" w:right="0" w:firstLine="0"/>
         <w:jc w:val="right"/>
       </w:pPr>
       <w:r>
@@ -18192,6 +19023,7 @@
       <w:pPr>
         <w:bidi w:val="1"/>
         <w:spacing w:after="160" w:line="300" w:lineRule="auto"/>
+        <w:ind w:left="0" w:right="0" w:firstLine="0"/>
         <w:jc w:val="right"/>
       </w:pPr>
       <w:r>
@@ -18219,6 +19051,7 @@
       <w:pPr>
         <w:bidi w:val="1"/>
         <w:spacing w:after="160" w:line="300" w:lineRule="auto"/>
+        <w:ind w:left="0" w:right="0" w:firstLine="0"/>
         <w:jc w:val="right"/>
       </w:pPr>
       <w:r>
@@ -18236,6 +19069,7 @@
       <w:pPr>
         <w:bidi w:val="1"/>
         <w:spacing w:after="160" w:line="300" w:lineRule="auto"/>
+        <w:ind w:left="0" w:right="0" w:firstLine="0"/>
         <w:jc w:val="right"/>
       </w:pPr>
       <w:r>
@@ -18265,6 +19099,7 @@
       <w:pPr>
         <w:bidi w:val="1"/>
         <w:spacing w:after="160" w:line="300" w:lineRule="auto"/>
+        <w:ind w:left="0" w:right="0" w:firstLine="0"/>
         <w:jc w:val="right"/>
       </w:pPr>
       <w:r>
@@ -18294,6 +19129,7 @@
       <w:pPr>
         <w:bidi w:val="1"/>
         <w:spacing w:after="160" w:line="300" w:lineRule="auto"/>
+        <w:ind w:left="0" w:right="0" w:firstLine="0"/>
         <w:jc w:val="right"/>
       </w:pPr>
       <w:r>
@@ -18323,6 +19159,7 @@
       <w:pPr>
         <w:bidi w:val="1"/>
         <w:spacing w:after="160" w:line="300" w:lineRule="auto"/>
+        <w:ind w:left="0" w:right="0" w:firstLine="0"/>
         <w:jc w:val="right"/>
       </w:pPr>
       <w:r>
@@ -18342,6 +19179,7 @@
       <w:pPr>
         <w:bidi w:val="1"/>
         <w:spacing w:after="160" w:line="300" w:lineRule="auto"/>
+        <w:ind w:left="0" w:right="0" w:firstLine="0"/>
         <w:jc w:val="right"/>
       </w:pPr>
       <w:r>
@@ -18371,6 +19209,7 @@
       <w:pPr>
         <w:bidi w:val="1"/>
         <w:spacing w:after="160" w:line="300" w:lineRule="auto"/>
+        <w:ind w:left="0" w:right="0" w:firstLine="0"/>
         <w:jc w:val="right"/>
       </w:pPr>
       <w:r>
@@ -18398,6 +19237,7 @@
       <w:pPr>
         <w:bidi w:val="1"/>
         <w:spacing w:after="160" w:line="300" w:lineRule="auto"/>
+        <w:ind w:left="0" w:right="0" w:firstLine="0"/>
         <w:jc w:val="right"/>
       </w:pPr>
       <w:r>
@@ -18425,6 +19265,7 @@
       <w:pPr>
         <w:bidi w:val="1"/>
         <w:spacing w:after="160" w:line="300" w:lineRule="auto"/>
+        <w:ind w:left="0" w:right="0" w:firstLine="0"/>
         <w:jc w:val="right"/>
       </w:pPr>
       <w:r>
@@ -18452,6 +19293,7 @@
       <w:pPr>
         <w:bidi w:val="1"/>
         <w:spacing w:after="160" w:line="300" w:lineRule="auto"/>
+        <w:ind w:left="0" w:right="0" w:firstLine="0"/>
         <w:jc w:val="right"/>
       </w:pPr>
       <w:r>
@@ -18479,6 +19321,7 @@
       <w:pPr>
         <w:bidi w:val="1"/>
         <w:spacing w:after="160" w:line="300" w:lineRule="auto"/>
+        <w:ind w:left="0" w:right="0" w:firstLine="0"/>
         <w:jc w:val="right"/>
       </w:pPr>
       <w:r>
@@ -18506,6 +19349,7 @@
       <w:pPr>
         <w:bidi w:val="1"/>
         <w:spacing w:after="160" w:line="300" w:lineRule="auto"/>
+        <w:ind w:left="0" w:right="0" w:firstLine="0"/>
         <w:jc w:val="right"/>
       </w:pPr>
       <w:r>
@@ -18523,6 +19367,7 @@
       <w:pPr>
         <w:bidi w:val="1"/>
         <w:spacing w:after="160" w:line="300" w:lineRule="auto"/>
+        <w:ind w:left="0" w:right="0" w:firstLine="0"/>
         <w:jc w:val="right"/>
       </w:pPr>
       <w:r>
@@ -18552,6 +19397,7 @@
       <w:pPr>
         <w:bidi w:val="1"/>
         <w:spacing w:after="160" w:line="300" w:lineRule="auto"/>
+        <w:ind w:left="0" w:right="0" w:firstLine="0"/>
         <w:jc w:val="right"/>
       </w:pPr>
       <w:r>
@@ -18579,6 +19425,7 @@
       <w:pPr>
         <w:bidi w:val="1"/>
         <w:spacing w:after="160" w:line="300" w:lineRule="auto"/>
+        <w:ind w:left="0" w:right="0" w:firstLine="0"/>
         <w:jc w:val="right"/>
       </w:pPr>
       <w:r>
@@ -18596,6 +19443,7 @@
       <w:pPr>
         <w:bidi w:val="1"/>
         <w:spacing w:after="160" w:line="300" w:lineRule="auto"/>
+        <w:ind w:left="0" w:right="0" w:firstLine="0"/>
         <w:jc w:val="right"/>
       </w:pPr>
       <w:r>
@@ -18613,6 +19461,7 @@
       <w:pPr>
         <w:bidi w:val="1"/>
         <w:spacing w:after="160" w:line="300" w:lineRule="auto"/>
+        <w:ind w:left="0" w:right="0" w:firstLine="0"/>
         <w:jc w:val="right"/>
       </w:pPr>
       <w:r>
@@ -18642,6 +19491,7 @@
       <w:pPr>
         <w:bidi w:val="1"/>
         <w:spacing w:after="160" w:line="300" w:lineRule="auto"/>
+        <w:ind w:left="0" w:right="0" w:firstLine="0"/>
         <w:jc w:val="right"/>
       </w:pPr>
       <w:r>
@@ -18669,6 +19519,7 @@
       <w:pPr>
         <w:bidi w:val="1"/>
         <w:spacing w:after="160" w:line="300" w:lineRule="auto"/>
+        <w:ind w:left="0" w:right="0" w:firstLine="0"/>
         <w:jc w:val="right"/>
       </w:pPr>
       <w:r>
@@ -18696,6 +19547,7 @@
       <w:pPr>
         <w:bidi w:val="1"/>
         <w:spacing w:after="160" w:line="300" w:lineRule="auto"/>
+        <w:ind w:left="0" w:right="0" w:firstLine="0"/>
         <w:jc w:val="right"/>
       </w:pPr>
       <w:r>
@@ -18713,6 +19565,7 @@
       <w:pPr>
         <w:bidi w:val="1"/>
         <w:spacing w:after="160" w:line="300" w:lineRule="auto"/>
+        <w:ind w:left="0" w:right="0" w:firstLine="0"/>
         <w:jc w:val="right"/>
       </w:pPr>
       <w:r>
@@ -18740,6 +19593,7 @@
       <w:pPr>
         <w:bidi w:val="1"/>
         <w:spacing w:after="160" w:line="300" w:lineRule="auto"/>
+        <w:ind w:left="0" w:right="0" w:firstLine="0"/>
         <w:jc w:val="right"/>
       </w:pPr>
       <w:r>
@@ -18767,6 +19621,7 @@
       <w:pPr>
         <w:bidi w:val="1"/>
         <w:spacing w:after="160" w:line="300" w:lineRule="auto"/>
+        <w:ind w:left="0" w:right="0" w:firstLine="0"/>
         <w:jc w:val="right"/>
       </w:pPr>
       <w:r>
@@ -18784,6 +19639,7 @@
       <w:pPr>
         <w:bidi w:val="1"/>
         <w:spacing w:after="160" w:line="300" w:lineRule="auto"/>
+        <w:ind w:left="0" w:right="0" w:firstLine="0"/>
         <w:jc w:val="right"/>
       </w:pPr>
       <w:r>
@@ -18811,6 +19667,7 @@
       <w:pPr>
         <w:bidi w:val="1"/>
         <w:spacing w:after="160" w:line="300" w:lineRule="auto"/>
+        <w:ind w:left="0" w:right="0" w:firstLine="0"/>
         <w:jc w:val="right"/>
       </w:pPr>
       <w:r>
@@ -18840,6 +19697,7 @@
       <w:pPr>
         <w:bidi w:val="1"/>
         <w:spacing w:after="160" w:line="300" w:lineRule="auto"/>
+        <w:ind w:left="0" w:right="0" w:firstLine="0"/>
         <w:jc w:val="right"/>
       </w:pPr>
       <w:r>
@@ -18859,6 +19717,7 @@
       <w:pPr>
         <w:bidi w:val="1"/>
         <w:spacing w:after="160" w:line="300" w:lineRule="auto"/>
+        <w:ind w:left="0" w:right="0" w:firstLine="0"/>
         <w:jc w:val="right"/>
       </w:pPr>
       <w:r>
@@ -18876,6 +19735,7 @@
       <w:pPr>
         <w:bidi w:val="1"/>
         <w:spacing w:after="160" w:line="300" w:lineRule="auto"/>
+        <w:ind w:left="0" w:right="0" w:firstLine="0"/>
         <w:jc w:val="right"/>
       </w:pPr>
       <w:r>
@@ -18907,6 +19767,7 @@
       <w:pPr>
         <w:bidi w:val="1"/>
         <w:spacing w:after="160" w:line="300" w:lineRule="auto"/>
+        <w:ind w:left="0" w:right="0" w:firstLine="0"/>
         <w:jc w:val="right"/>
       </w:pPr>
       <w:r>
@@ -18934,6 +19795,7 @@
       <w:pPr>
         <w:bidi w:val="1"/>
         <w:spacing w:after="160" w:line="300" w:lineRule="auto"/>
+        <w:ind w:left="0" w:right="0" w:firstLine="0"/>
         <w:jc w:val="right"/>
       </w:pPr>
       <w:r>
@@ -18961,6 +19823,7 @@
       <w:pPr>
         <w:bidi w:val="1"/>
         <w:spacing w:after="160" w:line="300" w:lineRule="auto"/>
+        <w:ind w:left="0" w:right="0" w:firstLine="0"/>
         <w:jc w:val="right"/>
       </w:pPr>
       <w:r>
@@ -18988,6 +19851,7 @@
       <w:pPr>
         <w:bidi w:val="1"/>
         <w:spacing w:after="160" w:line="300" w:lineRule="auto"/>
+        <w:ind w:left="0" w:right="0" w:firstLine="0"/>
         <w:jc w:val="right"/>
       </w:pPr>
       <w:r>
@@ -19005,6 +19869,7 @@
       <w:pPr>
         <w:bidi w:val="1"/>
         <w:spacing w:after="160" w:line="300" w:lineRule="auto"/>
+        <w:ind w:left="0" w:right="0" w:firstLine="0"/>
         <w:jc w:val="right"/>
       </w:pPr>
       <w:r>
@@ -19022,6 +19887,7 @@
       <w:pPr>
         <w:bidi w:val="1"/>
         <w:spacing w:after="160" w:line="300" w:lineRule="auto"/>
+        <w:ind w:left="0" w:right="0" w:firstLine="0"/>
         <w:jc w:val="right"/>
       </w:pPr>
       <w:r>
@@ -19039,6 +19905,7 @@
       <w:pPr>
         <w:bidi w:val="1"/>
         <w:spacing w:after="160" w:line="300" w:lineRule="auto"/>
+        <w:ind w:left="0" w:right="0" w:firstLine="0"/>
         <w:jc w:val="right"/>
       </w:pPr>
       <w:r>
@@ -19056,6 +19923,7 @@
       <w:pPr>
         <w:bidi w:val="1"/>
         <w:spacing w:after="160" w:line="300" w:lineRule="auto"/>
+        <w:ind w:left="0" w:right="0" w:firstLine="0"/>
         <w:jc w:val="right"/>
       </w:pPr>
       <w:r>
@@ -19083,6 +19951,7 @@
       <w:pPr>
         <w:bidi w:val="1"/>
         <w:spacing w:after="160" w:line="300" w:lineRule="auto"/>
+        <w:ind w:left="0" w:right="0" w:firstLine="0"/>
         <w:jc w:val="right"/>
       </w:pPr>
       <w:r>
@@ -19110,6 +19979,7 @@
       <w:pPr>
         <w:bidi w:val="1"/>
         <w:spacing w:after="160" w:line="300" w:lineRule="auto"/>
+        <w:ind w:left="0" w:right="0" w:firstLine="0"/>
         <w:jc w:val="right"/>
       </w:pPr>
       <w:r>
@@ -19131,6 +20001,7 @@
       <w:pPr>
         <w:bidi w:val="1"/>
         <w:spacing w:after="160" w:line="300" w:lineRule="auto"/>
+        <w:ind w:left="0" w:right="0" w:firstLine="0"/>
         <w:jc w:val="right"/>
       </w:pPr>
       <w:r>
@@ -19158,6 +20029,7 @@
       <w:pPr>
         <w:bidi w:val="1"/>
         <w:spacing w:after="160" w:line="300" w:lineRule="auto"/>
+        <w:ind w:left="0" w:right="0" w:firstLine="0"/>
         <w:jc w:val="right"/>
       </w:pPr>
       <w:r>
@@ -19185,6 +20057,7 @@
       <w:pPr>
         <w:bidi w:val="1"/>
         <w:spacing w:after="160" w:line="300" w:lineRule="auto"/>
+        <w:ind w:left="0" w:right="0" w:firstLine="0"/>
         <w:jc w:val="right"/>
       </w:pPr>
       <w:r>
@@ -19212,6 +20085,7 @@
       <w:pPr>
         <w:bidi w:val="1"/>
         <w:spacing w:after="160" w:line="300" w:lineRule="auto"/>
+        <w:ind w:left="0" w:right="0" w:firstLine="0"/>
         <w:jc w:val="right"/>
       </w:pPr>
       <w:r>
@@ -19229,6 +20103,7 @@
       <w:pPr>
         <w:bidi w:val="1"/>
         <w:spacing w:after="160" w:line="300" w:lineRule="auto"/>
+        <w:ind w:left="0" w:right="0" w:firstLine="0"/>
         <w:jc w:val="right"/>
       </w:pPr>
       <w:r>
@@ -19246,6 +20121,7 @@
       <w:pPr>
         <w:bidi w:val="1"/>
         <w:spacing w:after="160" w:line="300" w:lineRule="auto"/>
+        <w:ind w:left="0" w:right="0" w:firstLine="0"/>
         <w:jc w:val="right"/>
       </w:pPr>
       <w:r>
@@ -19263,6 +20139,7 @@
       <w:pPr>
         <w:bidi w:val="1"/>
         <w:spacing w:after="160" w:line="300" w:lineRule="auto"/>
+        <w:ind w:left="0" w:right="0" w:firstLine="0"/>
         <w:jc w:val="right"/>
       </w:pPr>
       <w:r>
@@ -19280,6 +20157,7 @@
       <w:pPr>
         <w:bidi w:val="1"/>
         <w:spacing w:after="160" w:line="300" w:lineRule="auto"/>
+        <w:ind w:left="0" w:right="0" w:firstLine="0"/>
         <w:jc w:val="right"/>
       </w:pPr>
       <w:r>
@@ -19297,6 +20175,7 @@
       <w:pPr>
         <w:bidi w:val="1"/>
         <w:spacing w:after="160" w:line="300" w:lineRule="auto"/>
+        <w:ind w:left="0" w:right="0" w:firstLine="0"/>
         <w:jc w:val="right"/>
       </w:pPr>
       <w:r>
@@ -19324,6 +20203,7 @@
       <w:pPr>
         <w:bidi w:val="1"/>
         <w:spacing w:after="160" w:line="300" w:lineRule="auto"/>
+        <w:ind w:left="0" w:right="0" w:firstLine="0"/>
         <w:jc w:val="right"/>
       </w:pPr>
       <w:r>
@@ -19351,6 +20231,7 @@
       <w:pPr>
         <w:bidi w:val="1"/>
         <w:spacing w:after="160" w:line="300" w:lineRule="auto"/>
+        <w:ind w:left="0" w:right="0" w:firstLine="0"/>
         <w:jc w:val="right"/>
       </w:pPr>
       <w:r>
@@ -19378,6 +20259,7 @@
       <w:pPr>
         <w:bidi w:val="1"/>
         <w:spacing w:after="160" w:line="300" w:lineRule="auto"/>
+        <w:ind w:left="0" w:right="0" w:firstLine="0"/>
         <w:jc w:val="right"/>
       </w:pPr>
       <w:r>
@@ -19405,6 +20287,7 @@
       <w:pPr>
         <w:bidi w:val="1"/>
         <w:spacing w:after="160" w:line="300" w:lineRule="auto"/>
+        <w:ind w:left="0" w:right="0" w:firstLine="0"/>
         <w:jc w:val="right"/>
       </w:pPr>
       <w:r>
@@ -19422,6 +20305,7 @@
       <w:pPr>
         <w:bidi w:val="1"/>
         <w:spacing w:after="160" w:line="300" w:lineRule="auto"/>
+        <w:ind w:left="0" w:right="0" w:firstLine="0"/>
         <w:jc w:val="right"/>
       </w:pPr>
       <w:r>
@@ -19439,6 +20323,7 @@
       <w:pPr>
         <w:bidi w:val="1"/>
         <w:spacing w:after="160" w:line="300" w:lineRule="auto"/>
+        <w:ind w:left="0" w:right="0" w:firstLine="0"/>
         <w:jc w:val="right"/>
       </w:pPr>
       <w:r>
@@ -19466,6 +20351,7 @@
       <w:pPr>
         <w:bidi w:val="1"/>
         <w:spacing w:after="160" w:line="300" w:lineRule="auto"/>
+        <w:ind w:left="0" w:right="0" w:firstLine="0"/>
         <w:jc w:val="right"/>
       </w:pPr>
       <w:r>
@@ -19493,6 +20379,7 @@
       <w:pPr>
         <w:bidi w:val="1"/>
         <w:spacing w:after="160" w:line="300" w:lineRule="auto"/>
+        <w:ind w:left="0" w:right="0" w:firstLine="0"/>
         <w:jc w:val="right"/>
       </w:pPr>
       <w:r>
@@ -19520,6 +20407,7 @@
       <w:pPr>
         <w:bidi w:val="1"/>
         <w:spacing w:after="160" w:line="300" w:lineRule="auto"/>
+        <w:ind w:left="0" w:right="0" w:firstLine="0"/>
         <w:jc w:val="right"/>
       </w:pPr>
       <w:r>
@@ -19549,6 +20437,7 @@
       <w:pPr>
         <w:bidi w:val="1"/>
         <w:spacing w:after="160" w:line="300" w:lineRule="auto"/>
+        <w:ind w:left="0" w:right="0" w:firstLine="0"/>
         <w:jc w:val="right"/>
       </w:pPr>
       <w:r>
@@ -19576,6 +20465,7 @@
       <w:pPr>
         <w:bidi w:val="1"/>
         <w:spacing w:after="160" w:line="300" w:lineRule="auto"/>
+        <w:ind w:left="0" w:right="0" w:firstLine="0"/>
         <w:jc w:val="right"/>
       </w:pPr>
       <w:r>
@@ -19603,6 +20493,7 @@
       <w:pPr>
         <w:bidi w:val="1"/>
         <w:spacing w:after="160" w:line="300" w:lineRule="auto"/>
+        <w:ind w:left="0" w:right="0" w:firstLine="0"/>
         <w:jc w:val="right"/>
       </w:pPr>
       <w:r>
@@ -19620,6 +20511,7 @@
       <w:pPr>
         <w:bidi w:val="1"/>
         <w:spacing w:after="160" w:line="300" w:lineRule="auto"/>
+        <w:ind w:left="0" w:right="0" w:firstLine="0"/>
         <w:jc w:val="right"/>
       </w:pPr>
       <w:r>
@@ -19647,6 +20539,7 @@
       <w:pPr>
         <w:bidi w:val="1"/>
         <w:spacing w:after="160" w:line="300" w:lineRule="auto"/>
+        <w:ind w:left="0" w:right="0" w:firstLine="0"/>
         <w:jc w:val="right"/>
       </w:pPr>
       <w:r>
@@ -19674,6 +20567,7 @@
       <w:pPr>
         <w:bidi w:val="1"/>
         <w:spacing w:after="160" w:line="300" w:lineRule="auto"/>
+        <w:ind w:left="0" w:right="0" w:firstLine="0"/>
         <w:jc w:val="right"/>
       </w:pPr>
       <w:r>
@@ -19691,6 +20585,7 @@
       <w:pPr>
         <w:bidi w:val="1"/>
         <w:spacing w:after="160" w:line="300" w:lineRule="auto"/>
+        <w:ind w:left="0" w:right="0" w:firstLine="0"/>
         <w:jc w:val="right"/>
       </w:pPr>
       <w:r>
@@ -19708,6 +20603,7 @@
       <w:pPr>
         <w:bidi w:val="1"/>
         <w:spacing w:after="160" w:line="300" w:lineRule="auto"/>
+        <w:ind w:left="0" w:right="0" w:firstLine="0"/>
         <w:jc w:val="right"/>
       </w:pPr>
       <w:r>
@@ -19735,6 +20631,7 @@
       <w:pPr>
         <w:bidi w:val="1"/>
         <w:spacing w:after="160" w:line="300" w:lineRule="auto"/>
+        <w:ind w:left="0" w:right="0" w:firstLine="0"/>
         <w:jc w:val="right"/>
       </w:pPr>
       <w:r>
@@ -19762,6 +20659,7 @@
       <w:pPr>
         <w:bidi w:val="1"/>
         <w:spacing w:after="160" w:line="300" w:lineRule="auto"/>
+        <w:ind w:left="0" w:right="0" w:firstLine="0"/>
         <w:jc w:val="right"/>
       </w:pPr>
       <w:r>
@@ -19789,6 +20687,7 @@
       <w:pPr>
         <w:bidi w:val="1"/>
         <w:spacing w:after="160" w:line="300" w:lineRule="auto"/>
+        <w:ind w:left="0" w:right="0" w:firstLine="0"/>
         <w:jc w:val="right"/>
       </w:pPr>
       <w:r>
@@ -19816,6 +20715,7 @@
       <w:pPr>
         <w:bidi w:val="1"/>
         <w:spacing w:after="160" w:line="300" w:lineRule="auto"/>
+        <w:ind w:left="0" w:right="0" w:firstLine="0"/>
         <w:jc w:val="right"/>
       </w:pPr>
       <w:r>
@@ -19833,6 +20733,7 @@
       <w:pPr>
         <w:bidi w:val="1"/>
         <w:spacing w:after="160" w:line="300" w:lineRule="auto"/>
+        <w:ind w:left="0" w:right="0" w:firstLine="0"/>
         <w:jc w:val="right"/>
       </w:pPr>
       <w:r>
@@ -19850,6 +20751,7 @@
       <w:pPr>
         <w:bidi w:val="1"/>
         <w:spacing w:after="160" w:line="300" w:lineRule="auto"/>
+        <w:ind w:left="0" w:right="0" w:firstLine="0"/>
         <w:jc w:val="right"/>
       </w:pPr>
       <w:r>
@@ -19867,6 +20769,7 @@
       <w:pPr>
         <w:bidi w:val="1"/>
         <w:spacing w:after="160" w:line="300" w:lineRule="auto"/>
+        <w:ind w:left="0" w:right="0" w:firstLine="0"/>
         <w:jc w:val="right"/>
       </w:pPr>
       <w:r>
@@ -19894,6 +20797,7 @@
       <w:pPr>
         <w:bidi w:val="1"/>
         <w:spacing w:after="160" w:line="300" w:lineRule="auto"/>
+        <w:ind w:left="0" w:right="0" w:firstLine="0"/>
         <w:jc w:val="right"/>
       </w:pPr>
       <w:r>
@@ -19921,6 +20825,7 @@
       <w:pPr>
         <w:bidi w:val="1"/>
         <w:spacing w:after="160" w:line="300" w:lineRule="auto"/>
+        <w:ind w:left="0" w:right="0" w:firstLine="0"/>
         <w:jc w:val="right"/>
       </w:pPr>
       <w:r>
@@ -19948,6 +20853,7 @@
       <w:pPr>
         <w:bidi w:val="1"/>
         <w:spacing w:after="160" w:line="300" w:lineRule="auto"/>
+        <w:ind w:left="0" w:right="0" w:firstLine="0"/>
         <w:jc w:val="right"/>
       </w:pPr>
       <w:r>
@@ -19965,6 +20871,7 @@
       <w:pPr>
         <w:bidi w:val="1"/>
         <w:spacing w:after="160" w:line="300" w:lineRule="auto"/>
+        <w:ind w:left="0" w:right="0" w:firstLine="0"/>
         <w:jc w:val="right"/>
       </w:pPr>
       <w:r>
@@ -19992,6 +20899,7 @@
       <w:pPr>
         <w:bidi w:val="1"/>
         <w:spacing w:after="160" w:line="300" w:lineRule="auto"/>
+        <w:ind w:left="0" w:right="0" w:firstLine="0"/>
         <w:jc w:val="right"/>
       </w:pPr>
       <w:r>
@@ -20021,6 +20929,7 @@
       <w:pPr>
         <w:bidi w:val="1"/>
         <w:spacing w:after="160" w:line="300" w:lineRule="auto"/>
+        <w:ind w:left="0" w:right="0" w:firstLine="0"/>
         <w:jc w:val="right"/>
       </w:pPr>
       <w:r>
@@ -20038,6 +20947,7 @@
       <w:pPr>
         <w:bidi w:val="1"/>
         <w:spacing w:after="160" w:line="300" w:lineRule="auto"/>
+        <w:ind w:left="0" w:right="0" w:firstLine="0"/>
         <w:jc w:val="right"/>
       </w:pPr>
       <w:r>
@@ -20065,6 +20975,7 @@
       <w:pPr>
         <w:bidi w:val="1"/>
         <w:spacing w:after="160" w:line="300" w:lineRule="auto"/>
+        <w:ind w:left="0" w:right="0" w:firstLine="0"/>
         <w:jc w:val="right"/>
       </w:pPr>
       <w:r>
@@ -20092,6 +21003,7 @@
       <w:pPr>
         <w:bidi w:val="1"/>
         <w:spacing w:after="160" w:line="300" w:lineRule="auto"/>
+        <w:ind w:left="0" w:right="0" w:firstLine="0"/>
         <w:jc w:val="right"/>
       </w:pPr>
       <w:r>
@@ -20119,6 +21031,7 @@
       <w:pPr>
         <w:bidi w:val="1"/>
         <w:spacing w:after="160" w:line="300" w:lineRule="auto"/>
+        <w:ind w:left="0" w:right="0" w:firstLine="0"/>
         <w:jc w:val="right"/>
       </w:pPr>
       <w:r>
@@ -20148,6 +21061,7 @@
       <w:pPr>
         <w:bidi w:val="1"/>
         <w:spacing w:after="160" w:line="300" w:lineRule="auto"/>
+        <w:ind w:left="0" w:right="0" w:firstLine="0"/>
         <w:jc w:val="right"/>
       </w:pPr>
       <w:r>
@@ -20175,6 +21089,7 @@
       <w:pPr>
         <w:bidi w:val="1"/>
         <w:spacing w:after="160" w:line="300" w:lineRule="auto"/>
+        <w:ind w:left="0" w:right="0" w:firstLine="0"/>
         <w:jc w:val="right"/>
       </w:pPr>
       <w:r>
@@ -20192,6 +21107,7 @@
       <w:pPr>
         <w:bidi w:val="1"/>
         <w:spacing w:after="160" w:line="300" w:lineRule="auto"/>
+        <w:ind w:left="0" w:right="0" w:firstLine="0"/>
         <w:jc w:val="right"/>
       </w:pPr>
       <w:r>
@@ -20219,6 +21135,7 @@
       <w:pPr>
         <w:bidi w:val="1"/>
         <w:spacing w:after="160" w:line="300" w:lineRule="auto"/>
+        <w:ind w:left="0" w:right="0" w:firstLine="0"/>
         <w:jc w:val="right"/>
       </w:pPr>
       <w:r>
@@ -20246,6 +21163,7 @@
       <w:pPr>
         <w:bidi w:val="1"/>
         <w:spacing w:after="160" w:line="300" w:lineRule="auto"/>
+        <w:ind w:left="0" w:right="0" w:firstLine="0"/>
         <w:jc w:val="right"/>
       </w:pPr>
       <w:r>
@@ -20273,6 +21191,7 @@
       <w:pPr>
         <w:bidi w:val="1"/>
         <w:spacing w:after="160" w:line="300" w:lineRule="auto"/>
+        <w:ind w:left="0" w:right="0" w:firstLine="0"/>
         <w:jc w:val="right"/>
       </w:pPr>
       <w:r>
@@ -20300,6 +21219,7 @@
       <w:pPr>
         <w:bidi w:val="1"/>
         <w:spacing w:after="160" w:line="300" w:lineRule="auto"/>
+        <w:ind w:left="0" w:right="0" w:firstLine="0"/>
         <w:jc w:val="right"/>
       </w:pPr>
       <w:r>
@@ -20317,6 +21237,7 @@
       <w:pPr>
         <w:bidi w:val="1"/>
         <w:spacing w:after="160" w:line="300" w:lineRule="auto"/>
+        <w:ind w:left="0" w:right="0" w:firstLine="0"/>
         <w:jc w:val="right"/>
       </w:pPr>
       <w:r>
@@ -20334,6 +21255,7 @@
       <w:pPr>
         <w:bidi w:val="1"/>
         <w:spacing w:after="160" w:line="300" w:lineRule="auto"/>
+        <w:ind w:left="0" w:right="0" w:firstLine="0"/>
         <w:jc w:val="right"/>
       </w:pPr>
       <w:r>
@@ -20363,6 +21285,7 @@
       <w:pPr>
         <w:bidi w:val="1"/>
         <w:spacing w:after="160" w:line="300" w:lineRule="auto"/>
+        <w:ind w:left="0" w:right="0" w:firstLine="0"/>
         <w:jc w:val="right"/>
       </w:pPr>
       <w:r>
@@ -20390,6 +21313,7 @@
       <w:pPr>
         <w:bidi w:val="1"/>
         <w:spacing w:after="160" w:line="300" w:lineRule="auto"/>
+        <w:ind w:left="0" w:right="0" w:firstLine="0"/>
         <w:jc w:val="right"/>
       </w:pPr>
       <w:r>
@@ -20407,6 +21331,7 @@
       <w:pPr>
         <w:bidi w:val="1"/>
         <w:spacing w:after="160" w:line="300" w:lineRule="auto"/>
+        <w:ind w:left="0" w:right="0" w:firstLine="0"/>
         <w:jc w:val="right"/>
       </w:pPr>
       <w:r>
@@ -20424,6 +21349,7 @@
       <w:pPr>
         <w:bidi w:val="1"/>
         <w:spacing w:after="160" w:line="300" w:lineRule="auto"/>
+        <w:ind w:left="0" w:right="0" w:firstLine="0"/>
         <w:jc w:val="right"/>
       </w:pPr>
       <w:r>
@@ -20453,6 +21379,7 @@
       <w:pPr>
         <w:bidi w:val="1"/>
         <w:spacing w:after="160" w:line="300" w:lineRule="auto"/>
+        <w:ind w:left="0" w:right="0" w:firstLine="0"/>
         <w:jc w:val="right"/>
       </w:pPr>
       <w:r>
@@ -20482,6 +21409,7 @@
       <w:pPr>
         <w:bidi w:val="1"/>
         <w:spacing w:after="160" w:line="300" w:lineRule="auto"/>
+        <w:ind w:left="0" w:right="0" w:firstLine="0"/>
         <w:jc w:val="right"/>
       </w:pPr>
       <w:r>
@@ -20509,6 +21437,7 @@
       <w:pPr>
         <w:bidi w:val="1"/>
         <w:spacing w:after="160" w:line="300" w:lineRule="auto"/>
+        <w:ind w:left="0" w:right="0" w:firstLine="0"/>
         <w:jc w:val="right"/>
       </w:pPr>
       <w:r>
@@ -20536,6 +21465,7 @@
       <w:pPr>
         <w:bidi w:val="1"/>
         <w:spacing w:after="160" w:line="300" w:lineRule="auto"/>
+        <w:ind w:left="0" w:right="0" w:firstLine="0"/>
         <w:jc w:val="right"/>
       </w:pPr>
       <w:r>
@@ -20553,6 +21483,7 @@
       <w:pPr>
         <w:bidi w:val="1"/>
         <w:spacing w:after="160" w:line="300" w:lineRule="auto"/>
+        <w:ind w:left="0" w:right="0" w:firstLine="0"/>
         <w:jc w:val="right"/>
       </w:pPr>
       <w:r>
@@ -20572,6 +21503,7 @@
       <w:pPr>
         <w:bidi w:val="1"/>
         <w:spacing w:after="160" w:line="300" w:lineRule="auto"/>
+        <w:ind w:left="0" w:right="0" w:firstLine="0"/>
         <w:jc w:val="right"/>
       </w:pPr>
       <w:r>
@@ -20591,6 +21523,7 @@
       <w:pPr>
         <w:bidi w:val="1"/>
         <w:spacing w:after="160" w:line="300" w:lineRule="auto"/>
+        <w:ind w:left="0" w:right="0" w:firstLine="0"/>
         <w:jc w:val="right"/>
       </w:pPr>
       <w:r>
@@ -20610,6 +21543,7 @@
       <w:pPr>
         <w:bidi w:val="1"/>
         <w:spacing w:after="160" w:line="300" w:lineRule="auto"/>
+        <w:ind w:left="0" w:right="0" w:firstLine="0"/>
         <w:jc w:val="right"/>
       </w:pPr>
       <w:r>
@@ -20627,6 +21561,7 @@
       <w:pPr>
         <w:bidi w:val="1"/>
         <w:spacing w:after="160" w:line="300" w:lineRule="auto"/>
+        <w:ind w:left="0" w:right="0" w:firstLine="0"/>
         <w:jc w:val="right"/>
       </w:pPr>
       <w:r>
@@ -20654,6 +21589,7 @@
       <w:pPr>
         <w:bidi w:val="1"/>
         <w:spacing w:after="160" w:line="300" w:lineRule="auto"/>
+        <w:ind w:left="0" w:right="0" w:firstLine="0"/>
         <w:jc w:val="right"/>
       </w:pPr>
       <w:r>
@@ -20681,6 +21617,7 @@
       <w:pPr>
         <w:bidi w:val="1"/>
         <w:spacing w:after="160" w:line="300" w:lineRule="auto"/>
+        <w:ind w:left="0" w:right="0" w:firstLine="0"/>
         <w:jc w:val="right"/>
       </w:pPr>
       <w:r>
@@ -20698,6 +21635,7 @@
       <w:pPr>
         <w:bidi w:val="1"/>
         <w:spacing w:after="160" w:line="300" w:lineRule="auto"/>
+        <w:ind w:left="0" w:right="0" w:firstLine="0"/>
         <w:jc w:val="right"/>
       </w:pPr>
       <w:r>
@@ -20715,6 +21653,7 @@
       <w:pPr>
         <w:bidi w:val="1"/>
         <w:spacing w:after="160" w:line="300" w:lineRule="auto"/>
+        <w:ind w:left="0" w:right="0" w:firstLine="0"/>
         <w:jc w:val="right"/>
       </w:pPr>
       <w:r>
@@ -20732,6 +21671,7 @@
       <w:pPr>
         <w:bidi w:val="1"/>
         <w:spacing w:after="160" w:line="300" w:lineRule="auto"/>
+        <w:ind w:left="0" w:right="0" w:firstLine="0"/>
         <w:jc w:val="right"/>
       </w:pPr>
       <w:r>
@@ -20749,6 +21689,7 @@
       <w:pPr>
         <w:bidi w:val="1"/>
         <w:spacing w:after="160" w:line="300" w:lineRule="auto"/>
+        <w:ind w:left="0" w:right="0" w:firstLine="0"/>
         <w:jc w:val="right"/>
       </w:pPr>
       <w:r>
@@ -20776,6 +21717,7 @@
       <w:pPr>
         <w:bidi w:val="1"/>
         <w:spacing w:after="160" w:line="300" w:lineRule="auto"/>
+        <w:ind w:left="0" w:right="0" w:firstLine="0"/>
         <w:jc w:val="right"/>
       </w:pPr>
       <w:r>
@@ -20803,6 +21745,7 @@
       <w:pPr>
         <w:bidi w:val="1"/>
         <w:spacing w:after="160" w:line="300" w:lineRule="auto"/>
+        <w:ind w:left="0" w:right="0" w:firstLine="0"/>
         <w:jc w:val="right"/>
       </w:pPr>
       <w:r>
@@ -20820,6 +21763,7 @@
       <w:pPr>
         <w:bidi w:val="1"/>
         <w:spacing w:after="160" w:line="300" w:lineRule="auto"/>
+        <w:ind w:left="0" w:right="0" w:firstLine="0"/>
         <w:jc w:val="right"/>
       </w:pPr>
       <w:r>
@@ -20847,6 +21791,7 @@
       <w:pPr>
         <w:bidi w:val="1"/>
         <w:spacing w:after="160" w:line="300" w:lineRule="auto"/>
+        <w:ind w:left="0" w:right="0" w:firstLine="0"/>
         <w:jc w:val="right"/>
       </w:pPr>
       <w:r>
@@ -20874,6 +21819,7 @@
       <w:pPr>
         <w:bidi w:val="1"/>
         <w:spacing w:after="160" w:line="300" w:lineRule="auto"/>
+        <w:ind w:left="0" w:right="0" w:firstLine="0"/>
         <w:jc w:val="right"/>
       </w:pPr>
       <w:r>
@@ -20901,6 +21847,7 @@
       <w:pPr>
         <w:bidi w:val="1"/>
         <w:spacing w:after="160" w:line="300" w:lineRule="auto"/>
+        <w:ind w:left="0" w:right="0" w:firstLine="0"/>
         <w:jc w:val="right"/>
       </w:pPr>
       <w:r>
@@ -20928,6 +21875,7 @@
       <w:pPr>
         <w:bidi w:val="1"/>
         <w:spacing w:after="160" w:line="300" w:lineRule="auto"/>
+        <w:ind w:left="0" w:right="0" w:firstLine="0"/>
         <w:jc w:val="right"/>
       </w:pPr>
       <w:r>
@@ -20955,6 +21903,7 @@
       <w:pPr>
         <w:bidi w:val="1"/>
         <w:spacing w:after="160" w:line="300" w:lineRule="auto"/>
+        <w:ind w:left="0" w:right="0" w:firstLine="0"/>
         <w:jc w:val="right"/>
       </w:pPr>
       <w:r>
@@ -20982,6 +21931,7 @@
       <w:pPr>
         <w:bidi w:val="1"/>
         <w:spacing w:after="160" w:line="300" w:lineRule="auto"/>
+        <w:ind w:left="0" w:right="0" w:firstLine="0"/>
         <w:jc w:val="right"/>
       </w:pPr>
       <w:r>
@@ -20999,6 +21949,7 @@
       <w:pPr>
         <w:bidi w:val="1"/>
         <w:spacing w:after="160" w:line="300" w:lineRule="auto"/>
+        <w:ind w:left="0" w:right="0" w:firstLine="0"/>
         <w:jc w:val="right"/>
       </w:pPr>
       <w:r>
@@ -21016,6 +21967,7 @@
       <w:pPr>
         <w:bidi w:val="1"/>
         <w:spacing w:after="160" w:line="300" w:lineRule="auto"/>
+        <w:ind w:left="0" w:right="0" w:firstLine="0"/>
         <w:jc w:val="right"/>
       </w:pPr>
       <w:r>
@@ -21043,6 +21995,7 @@
       <w:pPr>
         <w:bidi w:val="1"/>
         <w:spacing w:after="160" w:line="300" w:lineRule="auto"/>
+        <w:ind w:left="0" w:right="0" w:firstLine="0"/>
         <w:jc w:val="right"/>
       </w:pPr>
       <w:r>
@@ -21070,6 +22023,7 @@
       <w:pPr>
         <w:bidi w:val="1"/>
         <w:spacing w:after="160" w:line="300" w:lineRule="auto"/>
+        <w:ind w:left="0" w:right="0" w:firstLine="0"/>
         <w:jc w:val="right"/>
       </w:pPr>
       <w:r>
@@ -21087,6 +22041,7 @@
       <w:pPr>
         <w:bidi w:val="1"/>
         <w:spacing w:after="160" w:line="300" w:lineRule="auto"/>
+        <w:ind w:left="0" w:right="0" w:firstLine="0"/>
         <w:jc w:val="right"/>
       </w:pPr>
       <w:r>
@@ -21104,6 +22059,7 @@
       <w:pPr>
         <w:bidi w:val="1"/>
         <w:spacing w:after="160" w:line="300" w:lineRule="auto"/>
+        <w:ind w:left="0" w:right="0" w:firstLine="0"/>
         <w:jc w:val="right"/>
       </w:pPr>
       <w:r>
@@ -21121,6 +22077,7 @@
       <w:pPr>
         <w:bidi w:val="1"/>
         <w:spacing w:after="160" w:line="300" w:lineRule="auto"/>
+        <w:ind w:left="0" w:right="0" w:firstLine="0"/>
         <w:jc w:val="right"/>
       </w:pPr>
       <w:r>
@@ -21148,6 +22105,7 @@
       <w:pPr>
         <w:bidi w:val="1"/>
         <w:spacing w:after="160" w:line="300" w:lineRule="auto"/>
+        <w:ind w:left="0" w:right="0" w:firstLine="0"/>
         <w:jc w:val="right"/>
       </w:pPr>
       <w:r>
@@ -21175,6 +22133,7 @@
       <w:pPr>
         <w:bidi w:val="1"/>
         <w:spacing w:after="160" w:line="300" w:lineRule="auto"/>
+        <w:ind w:left="0" w:right="0" w:firstLine="0"/>
         <w:jc w:val="right"/>
       </w:pPr>
       <w:r>
@@ -21192,6 +22151,7 @@
       <w:pPr>
         <w:bidi w:val="1"/>
         <w:spacing w:after="160" w:line="300" w:lineRule="auto"/>
+        <w:ind w:left="0" w:right="0" w:firstLine="0"/>
         <w:jc w:val="right"/>
       </w:pPr>
       <w:r>
@@ -21211,6 +22171,7 @@
       <w:pPr>
         <w:bidi w:val="1"/>
         <w:spacing w:after="160" w:line="300" w:lineRule="auto"/>
+        <w:ind w:left="0" w:right="0" w:firstLine="0"/>
         <w:jc w:val="right"/>
       </w:pPr>
       <w:r>
@@ -21232,6 +22193,7 @@
       <w:pPr>
         <w:bidi w:val="1"/>
         <w:spacing w:after="160" w:line="300" w:lineRule="auto"/>
+        <w:ind w:left="0" w:right="0" w:firstLine="0"/>
         <w:jc w:val="right"/>
       </w:pPr>
       <w:r>
@@ -21249,6 +22211,7 @@
       <w:pPr>
         <w:bidi w:val="1"/>
         <w:spacing w:after="160" w:line="300" w:lineRule="auto"/>
+        <w:ind w:left="0" w:right="0" w:firstLine="0"/>
         <w:jc w:val="right"/>
       </w:pPr>
       <w:r>
@@ -21266,6 +22229,7 @@
       <w:pPr>
         <w:bidi w:val="1"/>
         <w:spacing w:after="160" w:line="300" w:lineRule="auto"/>
+        <w:ind w:left="0" w:right="0" w:firstLine="0"/>
         <w:jc w:val="right"/>
       </w:pPr>
       <w:r>
@@ -21293,6 +22257,7 @@
       <w:pPr>
         <w:bidi w:val="1"/>
         <w:spacing w:after="160" w:line="300" w:lineRule="auto"/>
+        <w:ind w:left="0" w:right="0" w:firstLine="0"/>
         <w:jc w:val="right"/>
       </w:pPr>
       <w:r>
@@ -21320,6 +22285,7 @@
       <w:pPr>
         <w:bidi w:val="1"/>
         <w:spacing w:after="160" w:line="300" w:lineRule="auto"/>
+        <w:ind w:left="0" w:right="0" w:firstLine="0"/>
         <w:jc w:val="right"/>
       </w:pPr>
       <w:r>
@@ -21337,6 +22303,7 @@
       <w:pPr>
         <w:bidi w:val="1"/>
         <w:spacing w:after="160" w:line="300" w:lineRule="auto"/>
+        <w:ind w:left="0" w:right="0" w:firstLine="0"/>
         <w:jc w:val="right"/>
       </w:pPr>
       <w:r>
@@ -21354,6 +22321,7 @@
       <w:pPr>
         <w:bidi w:val="1"/>
         <w:spacing w:after="160" w:line="300" w:lineRule="auto"/>
+        <w:ind w:left="0" w:right="0" w:firstLine="0"/>
         <w:jc w:val="right"/>
       </w:pPr>
       <w:r>
@@ -21373,6 +22341,7 @@
       <w:pPr>
         <w:bidi w:val="1"/>
         <w:spacing w:after="160" w:line="300" w:lineRule="auto"/>
+        <w:ind w:left="0" w:right="0" w:firstLine="0"/>
         <w:jc w:val="right"/>
       </w:pPr>
       <w:r>
@@ -21394,6 +22363,7 @@
       <w:pPr>
         <w:bidi w:val="1"/>
         <w:spacing w:after="160" w:line="300" w:lineRule="auto"/>
+        <w:ind w:left="0" w:right="0" w:firstLine="0"/>
         <w:jc w:val="right"/>
       </w:pPr>
       <w:r>
@@ -21415,6 +22385,7 @@
       <w:pPr>
         <w:bidi w:val="1"/>
         <w:spacing w:after="160" w:line="300" w:lineRule="auto"/>
+        <w:ind w:left="0" w:right="0" w:firstLine="0"/>
         <w:jc w:val="right"/>
       </w:pPr>
       <w:r>
@@ -21432,6 +22403,7 @@
       <w:pPr>
         <w:bidi w:val="1"/>
         <w:spacing w:after="160" w:line="300" w:lineRule="auto"/>
+        <w:ind w:left="0" w:right="0" w:firstLine="0"/>
         <w:jc w:val="right"/>
       </w:pPr>
       <w:r>
@@ -21449,6 +22421,7 @@
       <w:pPr>
         <w:bidi w:val="1"/>
         <w:spacing w:after="160" w:line="300" w:lineRule="auto"/>
+        <w:ind w:left="0" w:right="0" w:firstLine="0"/>
         <w:jc w:val="right"/>
       </w:pPr>
       <w:r>
@@ -21466,6 +22439,7 @@
       <w:pPr>
         <w:bidi w:val="1"/>
         <w:spacing w:after="160" w:line="300" w:lineRule="auto"/>
+        <w:ind w:left="0" w:right="0" w:firstLine="0"/>
         <w:jc w:val="right"/>
       </w:pPr>
       <w:r>
@@ -21483,6 +22457,7 @@
       <w:pPr>
         <w:bidi w:val="1"/>
         <w:spacing w:after="160" w:line="300" w:lineRule="auto"/>
+        <w:ind w:left="0" w:right="0" w:firstLine="0"/>
         <w:jc w:val="right"/>
       </w:pPr>
       <w:r>
@@ -21512,6 +22487,7 @@
       <w:pPr>
         <w:bidi w:val="1"/>
         <w:spacing w:after="160" w:line="300" w:lineRule="auto"/>
+        <w:ind w:left="0" w:right="0" w:firstLine="0"/>
         <w:jc w:val="right"/>
       </w:pPr>
       <w:r>
@@ -21539,6 +22515,7 @@
       <w:pPr>
         <w:bidi w:val="1"/>
         <w:spacing w:after="160" w:line="300" w:lineRule="auto"/>
+        <w:ind w:left="0" w:right="0" w:firstLine="0"/>
         <w:jc w:val="right"/>
       </w:pPr>
       <w:r>
@@ -21560,6 +22537,7 @@
       <w:pPr>
         <w:bidi w:val="1"/>
         <w:spacing w:after="160" w:line="300" w:lineRule="auto"/>
+        <w:ind w:left="0" w:right="0" w:firstLine="0"/>
         <w:jc w:val="right"/>
       </w:pPr>
       <w:r>
@@ -21577,6 +22555,7 @@
       <w:pPr>
         <w:bidi w:val="1"/>
         <w:spacing w:after="160" w:line="300" w:lineRule="auto"/>
+        <w:ind w:left="0" w:right="0" w:firstLine="0"/>
         <w:jc w:val="right"/>
       </w:pPr>
       <w:r>
@@ -21604,6 +22583,7 @@
       <w:pPr>
         <w:bidi w:val="1"/>
         <w:spacing w:after="160" w:line="300" w:lineRule="auto"/>
+        <w:ind w:left="0" w:right="0" w:firstLine="0"/>
         <w:jc w:val="right"/>
       </w:pPr>
       <w:r>
@@ -21631,6 +22611,7 @@
       <w:pPr>
         <w:bidi w:val="1"/>
         <w:spacing w:after="160" w:line="300" w:lineRule="auto"/>
+        <w:ind w:left="0" w:right="0" w:firstLine="0"/>
         <w:jc w:val="right"/>
       </w:pPr>
       <w:r>
@@ -21648,6 +22629,7 @@
       <w:pPr>
         <w:bidi w:val="1"/>
         <w:spacing w:after="160" w:line="300" w:lineRule="auto"/>
+        <w:ind w:left="0" w:right="0" w:firstLine="0"/>
         <w:jc w:val="right"/>
       </w:pPr>
       <w:r>
@@ -21675,6 +22657,7 @@
       <w:pPr>
         <w:bidi w:val="1"/>
         <w:spacing w:after="160" w:line="300" w:lineRule="auto"/>
+        <w:ind w:left="0" w:right="0" w:firstLine="0"/>
         <w:jc w:val="right"/>
       </w:pPr>
       <w:r>
@@ -21702,6 +22685,7 @@
       <w:pPr>
         <w:bidi w:val="1"/>
         <w:spacing w:after="160" w:line="300" w:lineRule="auto"/>
+        <w:ind w:left="0" w:right="0" w:firstLine="0"/>
         <w:jc w:val="right"/>
       </w:pPr>
       <w:r>
@@ -21719,6 +22703,7 @@
       <w:pPr>
         <w:bidi w:val="1"/>
         <w:spacing w:after="160" w:line="300" w:lineRule="auto"/>
+        <w:ind w:left="0" w:right="0" w:firstLine="0"/>
         <w:jc w:val="right"/>
       </w:pPr>
       <w:r>
@@ -21746,6 +22731,7 @@
       <w:pPr>
         <w:bidi w:val="1"/>
         <w:spacing w:after="160" w:line="300" w:lineRule="auto"/>
+        <w:ind w:left="0" w:right="0" w:firstLine="0"/>
         <w:jc w:val="right"/>
       </w:pPr>
       <w:r>
@@ -21777,6 +22763,7 @@
       <w:pPr>
         <w:bidi w:val="1"/>
         <w:spacing w:after="160" w:line="300" w:lineRule="auto"/>
+        <w:ind w:left="0" w:right="0" w:firstLine="0"/>
         <w:jc w:val="right"/>
       </w:pPr>
       <w:r>
@@ -21812,6 +22799,7 @@
       <w:pPr>
         <w:bidi w:val="1"/>
         <w:spacing w:after="160" w:line="300" w:lineRule="auto"/>
+        <w:ind w:left="0" w:right="0" w:firstLine="0"/>
         <w:jc w:val="right"/>
       </w:pPr>
       <w:r>
@@ -21841,6 +22829,7 @@
       <w:pPr>
         <w:bidi w:val="1"/>
         <w:spacing w:after="160" w:line="300" w:lineRule="auto"/>
+        <w:ind w:left="0" w:right="0" w:firstLine="0"/>
         <w:jc w:val="right"/>
       </w:pPr>
       <w:r>
@@ -21858,6 +22847,7 @@
       <w:pPr>
         <w:bidi w:val="1"/>
         <w:spacing w:after="160" w:line="300" w:lineRule="auto"/>
+        <w:ind w:left="0" w:right="0" w:firstLine="0"/>
         <w:jc w:val="right"/>
       </w:pPr>
       <w:r>
@@ -21885,6 +22875,7 @@
       <w:pPr>
         <w:bidi w:val="1"/>
         <w:spacing w:after="160" w:line="300" w:lineRule="auto"/>
+        <w:ind w:left="0" w:right="0" w:firstLine="0"/>
         <w:jc w:val="right"/>
       </w:pPr>
       <w:r>
@@ -21912,6 +22903,7 @@
       <w:pPr>
         <w:bidi w:val="1"/>
         <w:spacing w:after="160" w:line="300" w:lineRule="auto"/>
+        <w:ind w:left="0" w:right="0" w:firstLine="0"/>
         <w:jc w:val="right"/>
       </w:pPr>
       <w:r>
@@ -21939,6 +22931,7 @@
       <w:pPr>
         <w:bidi w:val="1"/>
         <w:spacing w:after="160" w:line="300" w:lineRule="auto"/>
+        <w:ind w:left="0" w:right="0" w:firstLine="0"/>
         <w:jc w:val="right"/>
       </w:pPr>
       <w:r>
@@ -21966,6 +22959,7 @@
       <w:pPr>
         <w:bidi w:val="1"/>
         <w:spacing w:after="160" w:line="300" w:lineRule="auto"/>
+        <w:ind w:left="0" w:right="0" w:firstLine="0"/>
         <w:jc w:val="right"/>
       </w:pPr>
       <w:r>
@@ -21983,6 +22977,7 @@
       <w:pPr>
         <w:bidi w:val="1"/>
         <w:spacing w:after="160" w:line="300" w:lineRule="auto"/>
+        <w:ind w:left="0" w:right="0" w:firstLine="0"/>
         <w:jc w:val="right"/>
       </w:pPr>
       <w:r>
@@ -22002,6 +22997,7 @@
       <w:pPr>
         <w:bidi w:val="1"/>
         <w:spacing w:after="160" w:line="300" w:lineRule="auto"/>
+        <w:ind w:left="0" w:right="0" w:firstLine="0"/>
         <w:jc w:val="right"/>
       </w:pPr>
       <w:r>
@@ -22019,6 +23015,7 @@
       <w:pPr>
         <w:bidi w:val="1"/>
         <w:spacing w:after="160" w:line="300" w:lineRule="auto"/>
+        <w:ind w:left="0" w:right="0" w:firstLine="0"/>
         <w:jc w:val="right"/>
       </w:pPr>
       <w:r>
@@ -22036,6 +23033,7 @@
       <w:pPr>
         <w:bidi w:val="1"/>
         <w:spacing w:after="160" w:line="300" w:lineRule="auto"/>
+        <w:ind w:left="0" w:right="0" w:firstLine="0"/>
         <w:jc w:val="right"/>
       </w:pPr>
       <w:r>
@@ -22063,6 +23061,7 @@
       <w:pPr>
         <w:bidi w:val="1"/>
         <w:spacing w:after="160" w:line="300" w:lineRule="auto"/>
+        <w:ind w:left="0" w:right="0" w:firstLine="0"/>
         <w:jc w:val="right"/>
       </w:pPr>
       <w:r>
@@ -22090,6 +23089,7 @@
       <w:pPr>
         <w:bidi w:val="1"/>
         <w:spacing w:after="160" w:line="300" w:lineRule="auto"/>
+        <w:ind w:left="0" w:right="0" w:firstLine="0"/>
         <w:jc w:val="right"/>
       </w:pPr>
       <w:r>
@@ -22107,6 +23107,7 @@
       <w:pPr>
         <w:bidi w:val="1"/>
         <w:spacing w:after="160" w:line="300" w:lineRule="auto"/>
+        <w:ind w:left="0" w:right="0" w:firstLine="0"/>
         <w:jc w:val="right"/>
       </w:pPr>
       <w:r>
@@ -22124,6 +23125,7 @@
       <w:pPr>
         <w:bidi w:val="1"/>
         <w:spacing w:after="160" w:line="300" w:lineRule="auto"/>
+        <w:ind w:left="0" w:right="0" w:firstLine="0"/>
         <w:jc w:val="right"/>
       </w:pPr>
       <w:r>
@@ -22151,6 +23153,7 @@
       <w:pPr>
         <w:bidi w:val="1"/>
         <w:spacing w:after="160" w:line="300" w:lineRule="auto"/>
+        <w:ind w:left="0" w:right="0" w:firstLine="0"/>
         <w:jc w:val="right"/>
       </w:pPr>
       <w:r>
@@ -22178,6 +23181,7 @@
       <w:pPr>
         <w:bidi w:val="1"/>
         <w:spacing w:after="160" w:line="300" w:lineRule="auto"/>
+        <w:ind w:left="0" w:right="0" w:firstLine="0"/>
         <w:jc w:val="right"/>
       </w:pPr>
       <w:r>
@@ -22195,6 +23199,7 @@
       <w:pPr>
         <w:bidi w:val="1"/>
         <w:spacing w:after="160" w:line="300" w:lineRule="auto"/>
+        <w:ind w:left="0" w:right="0" w:firstLine="0"/>
         <w:jc w:val="right"/>
       </w:pPr>
       <w:r>
@@ -22212,6 +23217,7 @@
       <w:pPr>
         <w:bidi w:val="1"/>
         <w:spacing w:after="160" w:line="300" w:lineRule="auto"/>
+        <w:ind w:left="0" w:right="0" w:firstLine="0"/>
         <w:jc w:val="right"/>
       </w:pPr>
       <w:r>
@@ -22239,6 +23245,7 @@
       <w:pPr>
         <w:bidi w:val="1"/>
         <w:spacing w:after="160" w:line="300" w:lineRule="auto"/>
+        <w:ind w:left="0" w:right="0" w:firstLine="0"/>
         <w:jc w:val="right"/>
       </w:pPr>
       <w:r>
@@ -22266,6 +23273,7 @@
       <w:pPr>
         <w:bidi w:val="1"/>
         <w:spacing w:after="160" w:line="300" w:lineRule="auto"/>
+        <w:ind w:left="0" w:right="0" w:firstLine="0"/>
         <w:jc w:val="right"/>
       </w:pPr>
       <w:r>
@@ -22293,6 +23301,7 @@
       <w:pPr>
         <w:bidi w:val="1"/>
         <w:spacing w:after="160" w:line="300" w:lineRule="auto"/>
+        <w:ind w:left="0" w:right="0" w:firstLine="0"/>
         <w:jc w:val="right"/>
       </w:pPr>
       <w:r>
@@ -22322,6 +23331,7 @@
       <w:pPr>
         <w:bidi w:val="1"/>
         <w:spacing w:after="160" w:line="300" w:lineRule="auto"/>
+        <w:ind w:left="0" w:right="0" w:firstLine="0"/>
         <w:jc w:val="right"/>
       </w:pPr>
       <w:r>
@@ -22339,6 +23349,7 @@
       <w:pPr>
         <w:bidi w:val="1"/>
         <w:spacing w:after="160" w:line="300" w:lineRule="auto"/>
+        <w:ind w:left="0" w:right="0" w:firstLine="0"/>
         <w:jc w:val="right"/>
       </w:pPr>
       <w:r>
@@ -22358,6 +23369,7 @@
       <w:pPr>
         <w:bidi w:val="1"/>
         <w:spacing w:after="160" w:line="300" w:lineRule="auto"/>
+        <w:ind w:left="0" w:right="0" w:firstLine="0"/>
         <w:jc w:val="right"/>
       </w:pPr>
       <w:r>
@@ -22375,6 +23387,7 @@
       <w:pPr>
         <w:bidi w:val="1"/>
         <w:spacing w:after="160" w:line="300" w:lineRule="auto"/>
+        <w:ind w:left="0" w:right="0" w:firstLine="0"/>
         <w:jc w:val="right"/>
       </w:pPr>
       <w:r>
@@ -22392,6 +23405,7 @@
       <w:pPr>
         <w:bidi w:val="1"/>
         <w:spacing w:after="160" w:line="300" w:lineRule="auto"/>
+        <w:ind w:left="0" w:right="0" w:firstLine="0"/>
         <w:jc w:val="right"/>
       </w:pPr>
       <w:r>
@@ -22409,6 +23423,7 @@
       <w:pPr>
         <w:bidi w:val="1"/>
         <w:spacing w:after="160" w:line="300" w:lineRule="auto"/>
+        <w:ind w:left="0" w:right="0" w:firstLine="0"/>
         <w:jc w:val="right"/>
       </w:pPr>
       <w:r>
@@ -22436,6 +23451,7 @@
       <w:pPr>
         <w:bidi w:val="1"/>
         <w:spacing w:after="160" w:line="300" w:lineRule="auto"/>
+        <w:ind w:left="0" w:right="0" w:firstLine="0"/>
         <w:jc w:val="right"/>
       </w:pPr>
       <w:r>
@@ -22463,6 +23479,7 @@
       <w:pPr>
         <w:bidi w:val="1"/>
         <w:spacing w:after="160" w:line="300" w:lineRule="auto"/>
+        <w:ind w:left="0" w:right="0" w:firstLine="0"/>
         <w:jc w:val="right"/>
       </w:pPr>
       <w:r>
@@ -22480,6 +23497,7 @@
       <w:pPr>
         <w:bidi w:val="1"/>
         <w:spacing w:after="160" w:line="300" w:lineRule="auto"/>
+        <w:ind w:left="0" w:right="0" w:firstLine="0"/>
         <w:jc w:val="right"/>
       </w:pPr>
       <w:r>
@@ -22507,6 +23525,7 @@
       <w:pPr>
         <w:bidi w:val="1"/>
         <w:spacing w:after="160" w:line="300" w:lineRule="auto"/>
+        <w:ind w:left="0" w:right="0" w:firstLine="0"/>
         <w:jc w:val="right"/>
       </w:pPr>
       <w:r>
@@ -22534,6 +23553,7 @@
       <w:pPr>
         <w:bidi w:val="1"/>
         <w:spacing w:after="160" w:line="300" w:lineRule="auto"/>
+        <w:ind w:left="0" w:right="0" w:firstLine="0"/>
         <w:jc w:val="right"/>
       </w:pPr>
       <w:r>
@@ -22551,6 +23571,7 @@
       <w:pPr>
         <w:bidi w:val="1"/>
         <w:spacing w:after="160" w:line="300" w:lineRule="auto"/>
+        <w:ind w:left="0" w:right="0" w:firstLine="0"/>
         <w:jc w:val="right"/>
       </w:pPr>
       <w:r>
@@ -22568,6 +23589,7 @@
       <w:pPr>
         <w:bidi w:val="1"/>
         <w:spacing w:after="160" w:line="300" w:lineRule="auto"/>
+        <w:ind w:left="0" w:right="0" w:firstLine="0"/>
         <w:jc w:val="right"/>
       </w:pPr>
       <w:r>
@@ -22595,6 +23617,7 @@
       <w:pPr>
         <w:bidi w:val="1"/>
         <w:spacing w:after="160" w:line="300" w:lineRule="auto"/>
+        <w:ind w:left="0" w:right="0" w:firstLine="0"/>
         <w:jc w:val="right"/>
       </w:pPr>
       <w:r>
@@ -22622,6 +23645,7 @@
       <w:pPr>
         <w:bidi w:val="1"/>
         <w:spacing w:after="160" w:line="300" w:lineRule="auto"/>
+        <w:ind w:left="0" w:right="0" w:firstLine="0"/>
         <w:jc w:val="right"/>
       </w:pPr>
       <w:r>
@@ -22639,6 +23663,7 @@
       <w:pPr>
         <w:bidi w:val="1"/>
         <w:spacing w:after="160" w:line="300" w:lineRule="auto"/>
+        <w:ind w:left="0" w:right="0" w:firstLine="0"/>
         <w:jc w:val="right"/>
       </w:pPr>
       <w:r>
@@ -22656,6 +23681,7 @@
       <w:pPr>
         <w:bidi w:val="1"/>
         <w:spacing w:after="160" w:line="300" w:lineRule="auto"/>
+        <w:ind w:left="0" w:right="0" w:firstLine="0"/>
         <w:jc w:val="right"/>
       </w:pPr>
       <w:r>
@@ -22673,6 +23699,7 @@
       <w:pPr>
         <w:bidi w:val="1"/>
         <w:spacing w:after="160" w:line="300" w:lineRule="auto"/>
+        <w:ind w:left="0" w:right="0" w:firstLine="0"/>
         <w:jc w:val="right"/>
       </w:pPr>
       <w:r>
@@ -22690,6 +23717,7 @@
       <w:pPr>
         <w:bidi w:val="1"/>
         <w:spacing w:after="160" w:line="300" w:lineRule="auto"/>
+        <w:ind w:left="0" w:right="0" w:firstLine="0"/>
         <w:jc w:val="right"/>
       </w:pPr>
       <w:r>
@@ -22707,6 +23735,7 @@
       <w:pPr>
         <w:bidi w:val="1"/>
         <w:spacing w:after="160" w:line="300" w:lineRule="auto"/>
+        <w:ind w:left="0" w:right="0" w:firstLine="0"/>
         <w:jc w:val="right"/>
       </w:pPr>
       <w:r>
@@ -22734,6 +23763,7 @@
       <w:pPr>
         <w:bidi w:val="1"/>
         <w:spacing w:after="160" w:line="300" w:lineRule="auto"/>
+        <w:ind w:left="0" w:right="0" w:firstLine="0"/>
         <w:jc w:val="right"/>
       </w:pPr>
       <w:r>
@@ -22761,6 +23791,7 @@
       <w:pPr>
         <w:bidi w:val="1"/>
         <w:spacing w:after="160" w:line="300" w:lineRule="auto"/>
+        <w:ind w:left="0" w:right="0" w:firstLine="0"/>
         <w:jc w:val="right"/>
       </w:pPr>
       <w:r>
@@ -22778,6 +23809,7 @@
       <w:pPr>
         <w:bidi w:val="1"/>
         <w:spacing w:after="160" w:line="300" w:lineRule="auto"/>
+        <w:ind w:left="0" w:right="0" w:firstLine="0"/>
         <w:jc w:val="right"/>
       </w:pPr>
       <w:r>
@@ -22795,6 +23827,7 @@
       <w:pPr>
         <w:bidi w:val="1"/>
         <w:spacing w:after="160" w:line="300" w:lineRule="auto"/>
+        <w:ind w:left="0" w:right="0" w:firstLine="0"/>
         <w:jc w:val="right"/>
       </w:pPr>
       <w:r>
@@ -22814,6 +23847,7 @@
       <w:pPr>
         <w:bidi w:val="1"/>
         <w:spacing w:after="160" w:line="300" w:lineRule="auto"/>
+        <w:ind w:left="0" w:right="0" w:firstLine="0"/>
         <w:jc w:val="right"/>
       </w:pPr>
       <w:r>
@@ -22833,6 +23867,7 @@
       <w:pPr>
         <w:bidi w:val="1"/>
         <w:spacing w:after="160" w:line="300" w:lineRule="auto"/>
+        <w:ind w:left="0" w:right="0" w:firstLine="0"/>
         <w:jc w:val="right"/>
       </w:pPr>
       <w:r>
@@ -22852,6 +23887,7 @@
       <w:pPr>
         <w:bidi w:val="1"/>
         <w:spacing w:after="160" w:line="300" w:lineRule="auto"/>
+        <w:ind w:left="0" w:right="0" w:firstLine="0"/>
         <w:jc w:val="right"/>
       </w:pPr>
       <w:r>
@@ -22879,6 +23915,7 @@
       <w:pPr>
         <w:bidi w:val="1"/>
         <w:spacing w:after="160" w:line="300" w:lineRule="auto"/>
+        <w:ind w:left="0" w:right="0" w:firstLine="0"/>
         <w:jc w:val="right"/>
       </w:pPr>
       <w:r>
@@ -22906,6 +23943,7 @@
       <w:pPr>
         <w:bidi w:val="1"/>
         <w:spacing w:after="160" w:line="300" w:lineRule="auto"/>
+        <w:ind w:left="0" w:right="0" w:firstLine="0"/>
         <w:jc w:val="right"/>
       </w:pPr>
       <w:r>
@@ -22933,6 +23971,7 @@
       <w:pPr>
         <w:bidi w:val="1"/>
         <w:spacing w:after="160" w:line="300" w:lineRule="auto"/>
+        <w:ind w:left="0" w:right="0" w:firstLine="0"/>
         <w:jc w:val="right"/>
       </w:pPr>
       <w:r>
@@ -22960,6 +23999,7 @@
       <w:pPr>
         <w:bidi w:val="1"/>
         <w:spacing w:after="160" w:line="300" w:lineRule="auto"/>
+        <w:ind w:left="0" w:right="0" w:firstLine="0"/>
         <w:jc w:val="right"/>
       </w:pPr>
       <w:r>
@@ -22987,6 +24027,7 @@
       <w:pPr>
         <w:bidi w:val="1"/>
         <w:spacing w:after="160" w:line="300" w:lineRule="auto"/>
+        <w:ind w:left="0" w:right="0" w:firstLine="0"/>
         <w:jc w:val="right"/>
       </w:pPr>
       <w:r>
@@ -23016,6 +24057,7 @@
       <w:pPr>
         <w:bidi w:val="1"/>
         <w:spacing w:after="160" w:line="300" w:lineRule="auto"/>
+        <w:ind w:left="0" w:right="0" w:firstLine="0"/>
         <w:jc w:val="right"/>
       </w:pPr>
       <w:r>
@@ -23035,6 +24077,7 @@
       <w:pPr>
         <w:bidi w:val="1"/>
         <w:spacing w:after="160" w:line="300" w:lineRule="auto"/>
+        <w:ind w:left="0" w:right="0" w:firstLine="0"/>
         <w:jc w:val="right"/>
       </w:pPr>
       <w:r>
@@ -23052,6 +24095,7 @@
       <w:pPr>
         <w:bidi w:val="1"/>
         <w:spacing w:after="160" w:line="300" w:lineRule="auto"/>
+        <w:ind w:left="0" w:right="0" w:firstLine="0"/>
         <w:jc w:val="right"/>
       </w:pPr>
       <w:r>
@@ -23071,6 +24115,7 @@
       <w:pPr>
         <w:bidi w:val="1"/>
         <w:spacing w:after="160" w:line="300" w:lineRule="auto"/>
+        <w:ind w:left="0" w:right="0" w:firstLine="0"/>
         <w:jc w:val="right"/>
       </w:pPr>
       <w:r>
@@ -23098,6 +24143,7 @@
       <w:pPr>
         <w:bidi w:val="1"/>
         <w:spacing w:after="160" w:line="300" w:lineRule="auto"/>
+        <w:ind w:left="0" w:right="0" w:firstLine="0"/>
         <w:jc w:val="right"/>
       </w:pPr>
       <w:r>
@@ -23125,6 +24171,7 @@
       <w:pPr>
         <w:bidi w:val="1"/>
         <w:spacing w:after="160" w:line="300" w:lineRule="auto"/>
+        <w:ind w:left="0" w:right="0" w:firstLine="0"/>
         <w:jc w:val="right"/>
       </w:pPr>
       <w:r>
@@ -23152,6 +24199,7 @@
       <w:pPr>
         <w:bidi w:val="1"/>
         <w:spacing w:after="160" w:line="300" w:lineRule="auto"/>
+        <w:ind w:left="0" w:right="0" w:firstLine="0"/>
         <w:jc w:val="right"/>
       </w:pPr>
       <w:r>
@@ -23169,6 +24217,7 @@
       <w:pPr>
         <w:bidi w:val="1"/>
         <w:spacing w:after="160" w:line="300" w:lineRule="auto"/>
+        <w:ind w:left="0" w:right="0" w:firstLine="0"/>
         <w:jc w:val="right"/>
       </w:pPr>
       <w:r>
@@ -23186,6 +24235,7 @@
       <w:pPr>
         <w:bidi w:val="1"/>
         <w:spacing w:after="160" w:line="300" w:lineRule="auto"/>
+        <w:ind w:left="0" w:right="0" w:firstLine="0"/>
         <w:jc w:val="right"/>
       </w:pPr>
       <w:r>
@@ -23203,6 +24253,7 @@
       <w:pPr>
         <w:bidi w:val="1"/>
         <w:spacing w:after="160" w:line="300" w:lineRule="auto"/>
+        <w:ind w:left="0" w:right="0" w:firstLine="0"/>
         <w:jc w:val="right"/>
       </w:pPr>
       <w:r>
@@ -23230,6 +24281,7 @@
       <w:pPr>
         <w:bidi w:val="1"/>
         <w:spacing w:after="160" w:line="300" w:lineRule="auto"/>
+        <w:ind w:left="0" w:right="0" w:firstLine="0"/>
         <w:jc w:val="right"/>
       </w:pPr>
       <w:r>
@@ -23257,6 +24309,7 @@
       <w:pPr>
         <w:bidi w:val="1"/>
         <w:spacing w:after="160" w:line="300" w:lineRule="auto"/>
+        <w:ind w:left="0" w:right="0" w:firstLine="0"/>
         <w:jc w:val="right"/>
       </w:pPr>
       <w:r>
@@ -23284,6 +24337,7 @@
       <w:pPr>
         <w:bidi w:val="1"/>
         <w:spacing w:after="160" w:line="300" w:lineRule="auto"/>
+        <w:ind w:left="0" w:right="0" w:firstLine="0"/>
         <w:jc w:val="right"/>
       </w:pPr>
       <w:r>
@@ -23301,6 +24355,7 @@
       <w:pPr>
         <w:bidi w:val="1"/>
         <w:spacing w:after="160" w:line="300" w:lineRule="auto"/>
+        <w:ind w:left="0" w:right="0" w:firstLine="0"/>
         <w:jc w:val="right"/>
       </w:pPr>
       <w:r>
@@ -23318,6 +24373,7 @@
       <w:pPr>
         <w:bidi w:val="1"/>
         <w:spacing w:after="160" w:line="300" w:lineRule="auto"/>
+        <w:ind w:left="0" w:right="0" w:firstLine="0"/>
         <w:jc w:val="right"/>
       </w:pPr>
       <w:r>
@@ -23335,6 +24391,7 @@
       <w:pPr>
         <w:bidi w:val="1"/>
         <w:spacing w:after="160" w:line="300" w:lineRule="auto"/>
+        <w:ind w:left="0" w:right="0" w:firstLine="0"/>
         <w:jc w:val="right"/>
       </w:pPr>
       <w:r>
@@ -23352,6 +24409,7 @@
       <w:pPr>
         <w:bidi w:val="1"/>
         <w:spacing w:after="160" w:line="300" w:lineRule="auto"/>
+        <w:ind w:left="0" w:right="0" w:firstLine="0"/>
         <w:jc w:val="right"/>
       </w:pPr>
       <w:r>
@@ -23379,6 +24437,7 @@
       <w:pPr>
         <w:bidi w:val="1"/>
         <w:spacing w:after="160" w:line="300" w:lineRule="auto"/>
+        <w:ind w:left="0" w:right="0" w:firstLine="0"/>
         <w:jc w:val="right"/>
       </w:pPr>
       <w:r>
@@ -23406,6 +24465,7 @@
       <w:pPr>
         <w:bidi w:val="1"/>
         <w:spacing w:after="160" w:line="300" w:lineRule="auto"/>
+        <w:ind w:left="0" w:right="0" w:firstLine="0"/>
         <w:jc w:val="right"/>
       </w:pPr>
       <w:r>
@@ -23433,6 +24493,7 @@
       <w:pPr>
         <w:bidi w:val="1"/>
         <w:spacing w:after="160" w:line="300" w:lineRule="auto"/>
+        <w:ind w:left="0" w:right="0" w:firstLine="0"/>
         <w:jc w:val="right"/>
       </w:pPr>
       <w:r>
@@ -23460,6 +24521,7 @@
       <w:pPr>
         <w:bidi w:val="1"/>
         <w:spacing w:after="160" w:line="300" w:lineRule="auto"/>
+        <w:ind w:left="0" w:right="0" w:firstLine="0"/>
         <w:jc w:val="right"/>
       </w:pPr>
       <w:r>
@@ -23477,6 +24539,7 @@
       <w:pPr>
         <w:bidi w:val="1"/>
         <w:spacing w:after="160" w:line="300" w:lineRule="auto"/>
+        <w:ind w:left="0" w:right="0" w:firstLine="0"/>
         <w:jc w:val="right"/>
       </w:pPr>
       <w:r>
@@ -23494,6 +24557,7 @@
       <w:pPr>
         <w:bidi w:val="1"/>
         <w:spacing w:after="160" w:line="300" w:lineRule="auto"/>
+        <w:ind w:left="0" w:right="0" w:firstLine="0"/>
         <w:jc w:val="right"/>
       </w:pPr>
       <w:r>
@@ -23523,6 +24587,7 @@
       <w:pPr>
         <w:bidi w:val="1"/>
         <w:spacing w:after="160" w:line="300" w:lineRule="auto"/>
+        <w:ind w:left="0" w:right="0" w:firstLine="0"/>
         <w:jc w:val="right"/>
       </w:pPr>
       <w:r>
@@ -23552,6 +24617,7 @@
       <w:pPr>
         <w:bidi w:val="1"/>
         <w:spacing w:after="160" w:line="300" w:lineRule="auto"/>
+        <w:ind w:left="0" w:right="0" w:firstLine="0"/>
         <w:jc w:val="right"/>
       </w:pPr>
       <w:r>
@@ -23579,6 +24645,7 @@
       <w:pPr>
         <w:bidi w:val="1"/>
         <w:spacing w:after="160" w:line="300" w:lineRule="auto"/>
+        <w:ind w:left="0" w:right="0" w:firstLine="0"/>
         <w:jc w:val="right"/>
       </w:pPr>
       <w:r>
@@ -23596,6 +24663,7 @@
       <w:pPr>
         <w:bidi w:val="1"/>
         <w:spacing w:after="160" w:line="300" w:lineRule="auto"/>
+        <w:ind w:left="0" w:right="0" w:firstLine="0"/>
         <w:jc w:val="right"/>
       </w:pPr>
       <w:r>
@@ -23613,6 +24681,7 @@
       <w:pPr>
         <w:bidi w:val="1"/>
         <w:spacing w:after="160" w:line="300" w:lineRule="auto"/>
+        <w:ind w:left="0" w:right="0" w:firstLine="0"/>
         <w:jc w:val="right"/>
       </w:pPr>
       <w:r>
@@ -23630,6 +24699,7 @@
       <w:pPr>
         <w:bidi w:val="1"/>
         <w:spacing w:after="160" w:line="300" w:lineRule="auto"/>
+        <w:ind w:left="0" w:right="0" w:firstLine="0"/>
         <w:jc w:val="right"/>
       </w:pPr>
       <w:r>
@@ -23649,6 +24719,7 @@
       <w:pPr>
         <w:bidi w:val="1"/>
         <w:spacing w:after="160" w:line="300" w:lineRule="auto"/>
+        <w:ind w:left="0" w:right="0" w:firstLine="0"/>
         <w:jc w:val="right"/>
       </w:pPr>
       <w:r>

--- a/theory-site-static/files/ai-believes/what-ai-believes-he.docx
+++ b/theory-site-static/files/ai-believes/what-ai-believes-he.docx
@@ -4,6 +4,7 @@
   <w:body>
     <w:p>
       <w:pPr>
+        <w:ind w:left="0" w:right="0" w:firstLine="0"/>
         <w:jc w:val="center"/>
       </w:pPr>
       <w:r>
@@ -108,6 +109,9 @@
       </w:r>
     </w:p>
     <w:p>
+      <w:pPr>
+        <w:ind w:left="0" w:right="0" w:firstLine="0"/>
+      </w:pPr>
       <w:r>
         <w:br w:type="page"/>
       </w:r>
@@ -115,7 +119,7 @@
     <w:p>
       <w:pPr>
         <w:ind w:left="0" w:right="0" w:firstLine="0"/>
-        <w:jc w:val="right"/>
+        <w:jc w:val="left"/>
         <w:bidi w:val="1"/>
       </w:pPr>
       <w:r>
@@ -134,7 +138,7 @@
         <w:bidi w:val="1"/>
         <w:spacing w:after="160" w:line="300" w:lineRule="auto"/>
         <w:ind w:left="0" w:right="0" w:firstLine="0"/>
-        <w:jc w:val="right"/>
+        <w:jc w:val="left"/>
       </w:pPr>
       <w:r>
         <w:rPr>
@@ -162,7 +166,7 @@
         <w:bidi w:val="1"/>
         <w:spacing w:after="160" w:line="300" w:lineRule="auto"/>
         <w:ind w:left="0" w:right="0" w:firstLine="0"/>
-        <w:jc w:val="right"/>
+        <w:jc w:val="left"/>
       </w:pPr>
       <w:r>
         <w:rPr>
@@ -190,7 +194,7 @@
         <w:bidi w:val="1"/>
         <w:spacing w:after="160" w:line="300" w:lineRule="auto"/>
         <w:ind w:left="0" w:right="0" w:firstLine="0"/>
-        <w:jc w:val="right"/>
+        <w:jc w:val="left"/>
       </w:pPr>
       <w:r>
         <w:rPr>
@@ -208,7 +212,7 @@
         <w:bidi w:val="1"/>
         <w:spacing w:after="160" w:line="300" w:lineRule="auto"/>
         <w:ind w:left="0" w:right="0" w:firstLine="0"/>
-        <w:jc w:val="right"/>
+        <w:jc w:val="left"/>
       </w:pPr>
       <w:r>
         <w:rPr>
@@ -226,7 +230,7 @@
         <w:bidi w:val="1"/>
         <w:spacing w:after="160" w:line="300" w:lineRule="auto"/>
         <w:ind w:left="0" w:right="0" w:firstLine="0"/>
-        <w:jc w:val="right"/>
+        <w:jc w:val="left"/>
       </w:pPr>
       <w:r>
         <w:rPr>
@@ -254,7 +258,7 @@
         <w:bidi w:val="1"/>
         <w:spacing w:after="160" w:line="300" w:lineRule="auto"/>
         <w:ind w:left="0" w:right="0" w:firstLine="0"/>
-        <w:jc w:val="right"/>
+        <w:jc w:val="left"/>
       </w:pPr>
       <w:r>
         <w:rPr>
@@ -282,7 +286,7 @@
         <w:bidi w:val="1"/>
         <w:spacing w:after="160" w:line="300" w:lineRule="auto"/>
         <w:ind w:left="0" w:right="0" w:firstLine="0"/>
-        <w:jc w:val="right"/>
+        <w:jc w:val="left"/>
       </w:pPr>
       <w:r>
         <w:rPr>
@@ -310,7 +314,7 @@
         <w:bidi w:val="1"/>
         <w:spacing w:after="160" w:line="300" w:lineRule="auto"/>
         <w:ind w:left="0" w:right="0" w:firstLine="0"/>
-        <w:jc w:val="right"/>
+        <w:jc w:val="left"/>
       </w:pPr>
       <w:r>
         <w:rPr>
@@ -338,7 +342,7 @@
         <w:bidi w:val="1"/>
         <w:spacing w:after="160" w:line="300" w:lineRule="auto"/>
         <w:ind w:left="0" w:right="0" w:firstLine="0"/>
-        <w:jc w:val="right"/>
+        <w:jc w:val="left"/>
       </w:pPr>
       <w:r>
         <w:rPr>
@@ -356,7 +360,7 @@
         <w:bidi w:val="1"/>
         <w:spacing w:after="160" w:line="300" w:lineRule="auto"/>
         <w:ind w:left="0" w:right="0" w:firstLine="0"/>
-        <w:jc w:val="right"/>
+        <w:jc w:val="left"/>
       </w:pPr>
       <w:r>
         <w:rPr>
@@ -374,7 +378,7 @@
         <w:bidi w:val="1"/>
         <w:spacing w:after="160" w:line="300" w:lineRule="auto"/>
         <w:ind w:left="0" w:right="0" w:firstLine="0"/>
-        <w:jc w:val="right"/>
+        <w:jc w:val="left"/>
       </w:pPr>
       <w:r>
         <w:rPr>
@@ -402,7 +406,7 @@
         <w:bidi w:val="1"/>
         <w:spacing w:after="160" w:line="300" w:lineRule="auto"/>
         <w:ind w:left="0" w:right="0" w:firstLine="0"/>
-        <w:jc w:val="right"/>
+        <w:jc w:val="left"/>
       </w:pPr>
       <w:r>
         <w:rPr>
@@ -430,7 +434,7 @@
         <w:bidi w:val="1"/>
         <w:spacing w:after="160" w:line="300" w:lineRule="auto"/>
         <w:ind w:left="0" w:right="0" w:firstLine="0"/>
-        <w:jc w:val="right"/>
+        <w:jc w:val="left"/>
       </w:pPr>
       <w:r>
         <w:rPr>
@@ -448,7 +452,7 @@
         <w:bidi w:val="1"/>
         <w:spacing w:after="160" w:line="300" w:lineRule="auto"/>
         <w:ind w:left="0" w:right="0" w:firstLine="0"/>
-        <w:jc w:val="right"/>
+        <w:jc w:val="left"/>
       </w:pPr>
       <w:r>
         <w:rPr>
@@ -466,7 +470,7 @@
         <w:bidi w:val="1"/>
         <w:spacing w:after="160" w:line="300" w:lineRule="auto"/>
         <w:ind w:left="0" w:right="0" w:firstLine="0"/>
-        <w:jc w:val="right"/>
+        <w:jc w:val="left"/>
       </w:pPr>
       <w:r>
         <w:rPr>
@@ -484,7 +488,7 @@
         <w:bidi w:val="1"/>
         <w:spacing w:after="160" w:line="300" w:lineRule="auto"/>
         <w:ind w:left="0" w:right="0" w:firstLine="0"/>
-        <w:jc w:val="right"/>
+        <w:jc w:val="left"/>
       </w:pPr>
       <w:r>
         <w:rPr>
@@ -512,7 +516,7 @@
         <w:bidi w:val="1"/>
         <w:spacing w:after="160" w:line="300" w:lineRule="auto"/>
         <w:ind w:left="0" w:right="0" w:firstLine="0"/>
-        <w:jc w:val="right"/>
+        <w:jc w:val="left"/>
       </w:pPr>
       <w:r>
         <w:rPr>
@@ -540,7 +544,7 @@
         <w:bidi w:val="1"/>
         <w:spacing w:after="160" w:line="300" w:lineRule="auto"/>
         <w:ind w:left="0" w:right="0" w:firstLine="0"/>
-        <w:jc w:val="right"/>
+        <w:jc w:val="left"/>
       </w:pPr>
       <w:r>
         <w:rPr>
@@ -558,7 +562,7 @@
         <w:bidi w:val="1"/>
         <w:spacing w:after="160" w:line="300" w:lineRule="auto"/>
         <w:ind w:left="0" w:right="0" w:firstLine="0"/>
-        <w:jc w:val="right"/>
+        <w:jc w:val="left"/>
       </w:pPr>
       <w:r>
         <w:rPr>
@@ -576,7 +580,7 @@
         <w:bidi w:val="1"/>
         <w:spacing w:after="160" w:line="300" w:lineRule="auto"/>
         <w:ind w:left="0" w:right="0" w:firstLine="0"/>
-        <w:jc w:val="right"/>
+        <w:jc w:val="left"/>
       </w:pPr>
       <w:r>
         <w:rPr>
@@ -604,7 +608,7 @@
         <w:bidi w:val="1"/>
         <w:spacing w:after="160" w:line="300" w:lineRule="auto"/>
         <w:ind w:left="0" w:right="0" w:firstLine="0"/>
-        <w:jc w:val="right"/>
+        <w:jc w:val="left"/>
       </w:pPr>
       <w:r>
         <w:rPr>
@@ -632,7 +636,7 @@
         <w:bidi w:val="1"/>
         <w:spacing w:after="160" w:line="300" w:lineRule="auto"/>
         <w:ind w:left="0" w:right="0" w:firstLine="0"/>
-        <w:jc w:val="right"/>
+        <w:jc w:val="left"/>
       </w:pPr>
       <w:r>
         <w:rPr>
@@ -650,7 +654,7 @@
         <w:bidi w:val="1"/>
         <w:spacing w:after="160" w:line="300" w:lineRule="auto"/>
         <w:ind w:left="0" w:right="0" w:firstLine="0"/>
-        <w:jc w:val="right"/>
+        <w:jc w:val="left"/>
       </w:pPr>
       <w:r>
         <w:rPr>
@@ -678,7 +682,7 @@
         <w:bidi w:val="1"/>
         <w:spacing w:after="160" w:line="300" w:lineRule="auto"/>
         <w:ind w:left="0" w:right="0" w:firstLine="0"/>
-        <w:jc w:val="right"/>
+        <w:jc w:val="left"/>
       </w:pPr>
       <w:r>
         <w:rPr>
@@ -706,7 +710,7 @@
         <w:bidi w:val="1"/>
         <w:spacing w:after="160" w:line="300" w:lineRule="auto"/>
         <w:ind w:left="0" w:right="0" w:firstLine="0"/>
-        <w:jc w:val="right"/>
+        <w:jc w:val="left"/>
       </w:pPr>
       <w:r>
         <w:rPr>
@@ -734,7 +738,7 @@
         <w:bidi w:val="1"/>
         <w:spacing w:after="160" w:line="300" w:lineRule="auto"/>
         <w:ind w:left="0" w:right="0" w:firstLine="0"/>
-        <w:jc w:val="right"/>
+        <w:jc w:val="left"/>
       </w:pPr>
       <w:r>
         <w:rPr>
@@ -752,7 +756,7 @@
         <w:bidi w:val="1"/>
         <w:spacing w:after="160" w:line="300" w:lineRule="auto"/>
         <w:ind w:left="0" w:right="0" w:firstLine="0"/>
-        <w:jc w:val="right"/>
+        <w:jc w:val="left"/>
       </w:pPr>
       <w:r>
         <w:rPr>
@@ -770,7 +774,7 @@
         <w:bidi w:val="1"/>
         <w:spacing w:after="160" w:line="300" w:lineRule="auto"/>
         <w:ind w:left="0" w:right="0" w:firstLine="0"/>
-        <w:jc w:val="right"/>
+        <w:jc w:val="left"/>
       </w:pPr>
       <w:r>
         <w:rPr>
@@ -798,7 +802,7 @@
         <w:bidi w:val="1"/>
         <w:spacing w:after="160" w:line="300" w:lineRule="auto"/>
         <w:ind w:left="0" w:right="0" w:firstLine="0"/>
-        <w:jc w:val="right"/>
+        <w:jc w:val="left"/>
       </w:pPr>
       <w:r>
         <w:rPr>
@@ -826,7 +830,7 @@
         <w:bidi w:val="1"/>
         <w:spacing w:after="160" w:line="300" w:lineRule="auto"/>
         <w:ind w:left="0" w:right="0" w:firstLine="0"/>
-        <w:jc w:val="right"/>
+        <w:jc w:val="left"/>
       </w:pPr>
       <w:r>
         <w:rPr>
@@ -844,7 +848,7 @@
         <w:bidi w:val="1"/>
         <w:spacing w:after="160" w:line="300" w:lineRule="auto"/>
         <w:ind w:left="0" w:right="0" w:firstLine="0"/>
-        <w:jc w:val="right"/>
+        <w:jc w:val="left"/>
       </w:pPr>
       <w:r>
         <w:rPr>
@@ -862,7 +866,7 @@
         <w:bidi w:val="1"/>
         <w:spacing w:after="160" w:line="300" w:lineRule="auto"/>
         <w:ind w:left="0" w:right="0" w:firstLine="0"/>
-        <w:jc w:val="right"/>
+        <w:jc w:val="left"/>
       </w:pPr>
       <w:r>
         <w:rPr>
@@ -890,7 +894,7 @@
         <w:bidi w:val="1"/>
         <w:spacing w:after="160" w:line="300" w:lineRule="auto"/>
         <w:ind w:left="0" w:right="0" w:firstLine="0"/>
-        <w:jc w:val="right"/>
+        <w:jc w:val="left"/>
       </w:pPr>
       <w:r>
         <w:rPr>
@@ -918,7 +922,7 @@
         <w:bidi w:val="1"/>
         <w:spacing w:after="160" w:line="300" w:lineRule="auto"/>
         <w:ind w:left="0" w:right="0" w:firstLine="0"/>
-        <w:jc w:val="right"/>
+        <w:jc w:val="left"/>
       </w:pPr>
       <w:r>
         <w:rPr>
@@ -936,7 +940,7 @@
         <w:bidi w:val="1"/>
         <w:spacing w:after="160" w:line="300" w:lineRule="auto"/>
         <w:ind w:left="0" w:right="0" w:firstLine="0"/>
-        <w:jc w:val="right"/>
+        <w:jc w:val="left"/>
       </w:pPr>
       <w:r>
         <w:rPr>
@@ -954,7 +958,7 @@
         <w:bidi w:val="1"/>
         <w:spacing w:after="160" w:line="300" w:lineRule="auto"/>
         <w:ind w:left="0" w:right="0" w:firstLine="0"/>
-        <w:jc w:val="right"/>
+        <w:jc w:val="left"/>
       </w:pPr>
       <w:r>
         <w:rPr>
@@ -972,7 +976,7 @@
         <w:bidi w:val="1"/>
         <w:spacing w:after="160" w:line="300" w:lineRule="auto"/>
         <w:ind w:left="0" w:right="0" w:firstLine="0"/>
-        <w:jc w:val="right"/>
+        <w:jc w:val="left"/>
       </w:pPr>
       <w:r>
         <w:rPr>
@@ -1000,7 +1004,7 @@
         <w:bidi w:val="1"/>
         <w:spacing w:after="160" w:line="300" w:lineRule="auto"/>
         <w:ind w:left="0" w:right="0" w:firstLine="0"/>
-        <w:jc w:val="right"/>
+        <w:jc w:val="left"/>
       </w:pPr>
       <w:r>
         <w:rPr>
@@ -1028,7 +1032,7 @@
         <w:bidi w:val="1"/>
         <w:spacing w:after="160" w:line="300" w:lineRule="auto"/>
         <w:ind w:left="0" w:right="0" w:firstLine="0"/>
-        <w:jc w:val="right"/>
+        <w:jc w:val="left"/>
       </w:pPr>
       <w:r>
         <w:rPr>
@@ -1046,7 +1050,7 @@
         <w:bidi w:val="1"/>
         <w:spacing w:after="160" w:line="300" w:lineRule="auto"/>
         <w:ind w:left="0" w:right="0" w:firstLine="0"/>
-        <w:jc w:val="right"/>
+        <w:jc w:val="left"/>
       </w:pPr>
       <w:r>
         <w:rPr>
@@ -1074,7 +1078,7 @@
         <w:bidi w:val="1"/>
         <w:spacing w:after="160" w:line="300" w:lineRule="auto"/>
         <w:ind w:left="0" w:right="0" w:firstLine="0"/>
-        <w:jc w:val="right"/>
+        <w:jc w:val="left"/>
       </w:pPr>
       <w:r>
         <w:rPr>
@@ -1102,7 +1106,7 @@
         <w:bidi w:val="1"/>
         <w:spacing w:after="160" w:line="300" w:lineRule="auto"/>
         <w:ind w:left="0" w:right="0" w:firstLine="0"/>
-        <w:jc w:val="right"/>
+        <w:jc w:val="left"/>
       </w:pPr>
       <w:r>
         <w:rPr>
@@ -1120,7 +1124,7 @@
         <w:bidi w:val="1"/>
         <w:spacing w:after="160" w:line="300" w:lineRule="auto"/>
         <w:ind w:left="0" w:right="0" w:firstLine="0"/>
-        <w:jc w:val="right"/>
+        <w:jc w:val="left"/>
       </w:pPr>
       <w:r>
         <w:rPr>
@@ -1148,7 +1152,7 @@
         <w:bidi w:val="1"/>
         <w:spacing w:after="160" w:line="300" w:lineRule="auto"/>
         <w:ind w:left="0" w:right="0" w:firstLine="0"/>
-        <w:jc w:val="right"/>
+        <w:jc w:val="left"/>
       </w:pPr>
       <w:r>
         <w:rPr>
@@ -1176,7 +1180,7 @@
         <w:bidi w:val="1"/>
         <w:spacing w:after="160" w:line="300" w:lineRule="auto"/>
         <w:ind w:left="0" w:right="0" w:firstLine="0"/>
-        <w:jc w:val="right"/>
+        <w:jc w:val="left"/>
       </w:pPr>
       <w:r>
         <w:rPr>
@@ -1194,7 +1198,7 @@
         <w:bidi w:val="1"/>
         <w:spacing w:after="160" w:line="300" w:lineRule="auto"/>
         <w:ind w:left="0" w:right="0" w:firstLine="0"/>
-        <w:jc w:val="right"/>
+        <w:jc w:val="left"/>
       </w:pPr>
       <w:r>
         <w:rPr>
@@ -1212,7 +1216,7 @@
         <w:bidi w:val="1"/>
         <w:spacing w:after="160" w:line="300" w:lineRule="auto"/>
         <w:ind w:left="0" w:right="0" w:firstLine="0"/>
-        <w:jc w:val="right"/>
+        <w:jc w:val="left"/>
       </w:pPr>
       <w:r>
         <w:rPr>
@@ -1230,7 +1234,7 @@
         <w:bidi w:val="1"/>
         <w:spacing w:after="160" w:line="300" w:lineRule="auto"/>
         <w:ind w:left="0" w:right="0" w:firstLine="0"/>
-        <w:jc w:val="right"/>
+        <w:jc w:val="left"/>
       </w:pPr>
       <w:r>
         <w:rPr>
@@ -1258,7 +1262,7 @@
         <w:bidi w:val="1"/>
         <w:spacing w:after="160" w:line="300" w:lineRule="auto"/>
         <w:ind w:left="0" w:right="0" w:firstLine="0"/>
-        <w:jc w:val="right"/>
+        <w:jc w:val="left"/>
       </w:pPr>
       <w:r>
         <w:rPr>
@@ -1288,7 +1292,7 @@
         <w:bidi w:val="1"/>
         <w:spacing w:after="160" w:line="300" w:lineRule="auto"/>
         <w:ind w:left="0" w:right="0" w:firstLine="0"/>
-        <w:jc w:val="right"/>
+        <w:jc w:val="left"/>
       </w:pPr>
       <w:r>
         <w:rPr>
@@ -1308,7 +1312,7 @@
         <w:bidi w:val="1"/>
         <w:spacing w:after="160" w:line="300" w:lineRule="auto"/>
         <w:ind w:left="0" w:right="0" w:firstLine="0"/>
-        <w:jc w:val="right"/>
+        <w:jc w:val="left"/>
       </w:pPr>
       <w:r>
         <w:rPr>
@@ -1328,7 +1332,7 @@
         <w:bidi w:val="1"/>
         <w:spacing w:after="160" w:line="300" w:lineRule="auto"/>
         <w:ind w:left="0" w:right="0" w:firstLine="0"/>
-        <w:jc w:val="right"/>
+        <w:jc w:val="left"/>
       </w:pPr>
       <w:r>
         <w:rPr>
@@ -1346,7 +1350,7 @@
         <w:bidi w:val="1"/>
         <w:spacing w:after="160" w:line="300" w:lineRule="auto"/>
         <w:ind w:left="0" w:right="0" w:firstLine="0"/>
-        <w:jc w:val="right"/>
+        <w:jc w:val="left"/>
       </w:pPr>
       <w:r>
         <w:rPr>
@@ -1364,7 +1368,7 @@
         <w:bidi w:val="1"/>
         <w:spacing w:after="160" w:line="300" w:lineRule="auto"/>
         <w:ind w:left="0" w:right="0" w:firstLine="0"/>
-        <w:jc w:val="right"/>
+        <w:jc w:val="left"/>
       </w:pPr>
       <w:r>
         <w:rPr>
@@ -1382,7 +1386,7 @@
         <w:bidi w:val="1"/>
         <w:spacing w:after="160" w:line="300" w:lineRule="auto"/>
         <w:ind w:left="0" w:right="0" w:firstLine="0"/>
-        <w:jc w:val="right"/>
+        <w:jc w:val="left"/>
       </w:pPr>
       <w:r>
         <w:rPr>
@@ -1400,7 +1404,7 @@
         <w:bidi w:val="1"/>
         <w:spacing w:after="160" w:line="300" w:lineRule="auto"/>
         <w:ind w:left="0" w:right="0" w:firstLine="0"/>
-        <w:jc w:val="right"/>
+        <w:jc w:val="left"/>
       </w:pPr>
       <w:r>
         <w:rPr>
@@ -1428,7 +1432,7 @@
         <w:bidi w:val="1"/>
         <w:spacing w:after="160" w:line="300" w:lineRule="auto"/>
         <w:ind w:left="0" w:right="0" w:firstLine="0"/>
-        <w:jc w:val="right"/>
+        <w:jc w:val="left"/>
       </w:pPr>
       <w:r>
         <w:rPr>
@@ -1456,7 +1460,7 @@
         <w:bidi w:val="1"/>
         <w:spacing w:after="160" w:line="300" w:lineRule="auto"/>
         <w:ind w:left="0" w:right="0" w:firstLine="0"/>
-        <w:jc w:val="right"/>
+        <w:jc w:val="left"/>
       </w:pPr>
       <w:r>
         <w:rPr>
@@ -1484,7 +1488,7 @@
         <w:bidi w:val="1"/>
         <w:spacing w:after="160" w:line="300" w:lineRule="auto"/>
         <w:ind w:left="0" w:right="0" w:firstLine="0"/>
-        <w:jc w:val="right"/>
+        <w:jc w:val="left"/>
       </w:pPr>
       <w:r>
         <w:rPr>
@@ -1504,7 +1508,7 @@
         <w:bidi w:val="1"/>
         <w:spacing w:after="160" w:line="300" w:lineRule="auto"/>
         <w:ind w:left="0" w:right="0" w:firstLine="0"/>
-        <w:jc w:val="right"/>
+        <w:jc w:val="left"/>
       </w:pPr>
       <w:r>
         <w:rPr>
@@ -1522,7 +1526,7 @@
         <w:bidi w:val="1"/>
         <w:spacing w:after="160" w:line="300" w:lineRule="auto"/>
         <w:ind w:left="0" w:right="0" w:firstLine="0"/>
-        <w:jc w:val="right"/>
+        <w:jc w:val="left"/>
       </w:pPr>
       <w:r>
         <w:rPr>
@@ -1540,7 +1544,7 @@
         <w:bidi w:val="1"/>
         <w:spacing w:after="160" w:line="300" w:lineRule="auto"/>
         <w:ind w:left="0" w:right="0" w:firstLine="0"/>
-        <w:jc w:val="right"/>
+        <w:jc w:val="left"/>
       </w:pPr>
       <w:r>
         <w:rPr>
@@ -1558,7 +1562,7 @@
         <w:bidi w:val="1"/>
         <w:spacing w:after="160" w:line="300" w:lineRule="auto"/>
         <w:ind w:left="0" w:right="0" w:firstLine="0"/>
-        <w:jc w:val="right"/>
+        <w:jc w:val="left"/>
       </w:pPr>
       <w:r>
         <w:rPr>
@@ -1578,7 +1582,7 @@
         <w:bidi w:val="1"/>
         <w:spacing w:after="160" w:line="300" w:lineRule="auto"/>
         <w:ind w:left="0" w:right="0" w:firstLine="0"/>
-        <w:jc w:val="right"/>
+        <w:jc w:val="left"/>
       </w:pPr>
       <w:r>
         <w:rPr>
@@ -1596,7 +1600,7 @@
         <w:bidi w:val="1"/>
         <w:spacing w:after="160" w:line="300" w:lineRule="auto"/>
         <w:ind w:left="0" w:right="0" w:firstLine="0"/>
-        <w:jc w:val="right"/>
+        <w:jc w:val="left"/>
       </w:pPr>
       <w:r>
         <w:rPr>
@@ -1614,7 +1618,7 @@
         <w:bidi w:val="1"/>
         <w:spacing w:after="160" w:line="300" w:lineRule="auto"/>
         <w:ind w:left="0" w:right="0" w:firstLine="0"/>
-        <w:jc w:val="right"/>
+        <w:jc w:val="left"/>
       </w:pPr>
       <w:r>
         <w:rPr>
@@ -1634,7 +1638,7 @@
         <w:bidi w:val="1"/>
         <w:spacing w:after="160" w:line="300" w:lineRule="auto"/>
         <w:ind w:left="0" w:right="0" w:firstLine="0"/>
-        <w:jc w:val="right"/>
+        <w:jc w:val="left"/>
       </w:pPr>
       <w:r>
         <w:rPr>
@@ -1652,7 +1656,7 @@
         <w:bidi w:val="1"/>
         <w:spacing w:after="160" w:line="300" w:lineRule="auto"/>
         <w:ind w:left="0" w:right="0" w:firstLine="0"/>
-        <w:jc w:val="right"/>
+        <w:jc w:val="left"/>
       </w:pPr>
       <w:r>
         <w:rPr>
@@ -1670,7 +1674,7 @@
         <w:bidi w:val="1"/>
         <w:spacing w:after="160" w:line="300" w:lineRule="auto"/>
         <w:ind w:left="0" w:right="0" w:firstLine="0"/>
-        <w:jc w:val="right"/>
+        <w:jc w:val="left"/>
       </w:pPr>
       <w:r>
         <w:rPr>
@@ -1690,7 +1694,7 @@
         <w:bidi w:val="1"/>
         <w:spacing w:after="160" w:line="300" w:lineRule="auto"/>
         <w:ind w:left="0" w:right="0" w:firstLine="0"/>
-        <w:jc w:val="right"/>
+        <w:jc w:val="left"/>
       </w:pPr>
       <w:r>
         <w:rPr>
@@ -1708,7 +1712,7 @@
         <w:bidi w:val="1"/>
         <w:spacing w:after="160" w:line="300" w:lineRule="auto"/>
         <w:ind w:left="0" w:right="0" w:firstLine="0"/>
-        <w:jc w:val="right"/>
+        <w:jc w:val="left"/>
       </w:pPr>
       <w:r>
         <w:rPr>
@@ -1736,7 +1740,7 @@
         <w:bidi w:val="1"/>
         <w:spacing w:after="160" w:line="300" w:lineRule="auto"/>
         <w:ind w:left="0" w:right="0" w:firstLine="0"/>
-        <w:jc w:val="right"/>
+        <w:jc w:val="left"/>
       </w:pPr>
       <w:r>
         <w:rPr>
@@ -1764,7 +1768,7 @@
         <w:bidi w:val="1"/>
         <w:spacing w:after="160" w:line="300" w:lineRule="auto"/>
         <w:ind w:left="0" w:right="0" w:firstLine="0"/>
-        <w:jc w:val="right"/>
+        <w:jc w:val="left"/>
       </w:pPr>
       <w:r>
         <w:rPr>
@@ -1782,7 +1786,7 @@
         <w:bidi w:val="1"/>
         <w:spacing w:after="160" w:line="300" w:lineRule="auto"/>
         <w:ind w:left="0" w:right="0" w:firstLine="0"/>
-        <w:jc w:val="right"/>
+        <w:jc w:val="left"/>
       </w:pPr>
       <w:r>
         <w:rPr>
@@ -1810,7 +1814,7 @@
         <w:bidi w:val="1"/>
         <w:spacing w:after="160" w:line="300" w:lineRule="auto"/>
         <w:ind w:left="0" w:right="0" w:firstLine="0"/>
-        <w:jc w:val="right"/>
+        <w:jc w:val="left"/>
       </w:pPr>
       <w:r>
         <w:rPr>
@@ -1838,7 +1842,7 @@
         <w:bidi w:val="1"/>
         <w:spacing w:after="160" w:line="300" w:lineRule="auto"/>
         <w:ind w:left="0" w:right="0" w:firstLine="0"/>
-        <w:jc w:val="right"/>
+        <w:jc w:val="left"/>
       </w:pPr>
       <w:r>
         <w:rPr>
@@ -1866,7 +1870,7 @@
         <w:bidi w:val="1"/>
         <w:spacing w:after="160" w:line="300" w:lineRule="auto"/>
         <w:ind w:left="0" w:right="0" w:firstLine="0"/>
-        <w:jc w:val="right"/>
+        <w:jc w:val="left"/>
       </w:pPr>
       <w:r>
         <w:rPr>
@@ -1894,7 +1898,7 @@
         <w:bidi w:val="1"/>
         <w:spacing w:after="160" w:line="300" w:lineRule="auto"/>
         <w:ind w:left="0" w:right="0" w:firstLine="0"/>
-        <w:jc w:val="right"/>
+        <w:jc w:val="left"/>
       </w:pPr>
       <w:r>
         <w:rPr>
@@ -1912,7 +1916,7 @@
         <w:bidi w:val="1"/>
         <w:spacing w:after="160" w:line="300" w:lineRule="auto"/>
         <w:ind w:left="0" w:right="0" w:firstLine="0"/>
-        <w:jc w:val="right"/>
+        <w:jc w:val="left"/>
       </w:pPr>
       <w:r>
         <w:rPr>
@@ -1930,7 +1934,7 @@
         <w:bidi w:val="1"/>
         <w:spacing w:after="160" w:line="300" w:lineRule="auto"/>
         <w:ind w:left="0" w:right="0" w:firstLine="0"/>
-        <w:jc w:val="right"/>
+        <w:jc w:val="left"/>
       </w:pPr>
       <w:r>
         <w:rPr>
@@ -1948,7 +1952,7 @@
         <w:bidi w:val="1"/>
         <w:spacing w:after="160" w:line="300" w:lineRule="auto"/>
         <w:ind w:left="0" w:right="0" w:firstLine="0"/>
-        <w:jc w:val="right"/>
+        <w:jc w:val="left"/>
       </w:pPr>
       <w:r>
         <w:rPr>
@@ -1976,7 +1980,7 @@
         <w:bidi w:val="1"/>
         <w:spacing w:after="160" w:line="300" w:lineRule="auto"/>
         <w:ind w:left="0" w:right="0" w:firstLine="0"/>
-        <w:jc w:val="right"/>
+        <w:jc w:val="left"/>
       </w:pPr>
       <w:r>
         <w:rPr>
@@ -2004,7 +2008,7 @@
         <w:bidi w:val="1"/>
         <w:spacing w:after="160" w:line="300" w:lineRule="auto"/>
         <w:ind w:left="0" w:right="0" w:firstLine="0"/>
-        <w:jc w:val="right"/>
+        <w:jc w:val="left"/>
       </w:pPr>
       <w:r>
         <w:rPr>
@@ -2022,7 +2026,7 @@
         <w:bidi w:val="1"/>
         <w:spacing w:after="160" w:line="300" w:lineRule="auto"/>
         <w:ind w:left="0" w:right="0" w:firstLine="0"/>
-        <w:jc w:val="right"/>
+        <w:jc w:val="left"/>
       </w:pPr>
       <w:r>
         <w:rPr>
@@ -2040,7 +2044,7 @@
         <w:bidi w:val="1"/>
         <w:spacing w:after="160" w:line="300" w:lineRule="auto"/>
         <w:ind w:left="0" w:right="0" w:firstLine="0"/>
-        <w:jc w:val="right"/>
+        <w:jc w:val="left"/>
       </w:pPr>
       <w:r>
         <w:rPr>
@@ -2058,7 +2062,7 @@
         <w:bidi w:val="1"/>
         <w:spacing w:after="160" w:line="300" w:lineRule="auto"/>
         <w:ind w:left="0" w:right="0" w:firstLine="0"/>
-        <w:jc w:val="right"/>
+        <w:jc w:val="left"/>
       </w:pPr>
       <w:r>
         <w:rPr>
@@ -2076,7 +2080,7 @@
         <w:bidi w:val="1"/>
         <w:spacing w:after="160" w:line="300" w:lineRule="auto"/>
         <w:ind w:left="0" w:right="0" w:firstLine="0"/>
-        <w:jc w:val="right"/>
+        <w:jc w:val="left"/>
       </w:pPr>
       <w:r>
         <w:rPr>
@@ -2096,7 +2100,7 @@
         <w:bidi w:val="1"/>
         <w:spacing w:after="160" w:line="300" w:lineRule="auto"/>
         <w:ind w:left="0" w:right="0" w:firstLine="0"/>
-        <w:jc w:val="right"/>
+        <w:jc w:val="left"/>
       </w:pPr>
       <w:r>
         <w:rPr>
@@ -2114,7 +2118,7 @@
         <w:bidi w:val="1"/>
         <w:spacing w:after="160" w:line="300" w:lineRule="auto"/>
         <w:ind w:left="0" w:right="0" w:firstLine="0"/>
-        <w:jc w:val="right"/>
+        <w:jc w:val="left"/>
       </w:pPr>
       <w:r>
         <w:rPr>
@@ -2132,7 +2136,7 @@
         <w:bidi w:val="1"/>
         <w:spacing w:after="160" w:line="300" w:lineRule="auto"/>
         <w:ind w:left="0" w:right="0" w:firstLine="0"/>
-        <w:jc w:val="right"/>
+        <w:jc w:val="left"/>
       </w:pPr>
       <w:r>
         <w:rPr>
@@ -2152,7 +2156,7 @@
         <w:bidi w:val="1"/>
         <w:spacing w:after="160" w:line="300" w:lineRule="auto"/>
         <w:ind w:left="0" w:right="0" w:firstLine="0"/>
-        <w:jc w:val="right"/>
+        <w:jc w:val="left"/>
       </w:pPr>
       <w:r>
         <w:rPr>
@@ -2170,7 +2174,7 @@
         <w:bidi w:val="1"/>
         <w:spacing w:after="160" w:line="300" w:lineRule="auto"/>
         <w:ind w:left="0" w:right="0" w:firstLine="0"/>
-        <w:jc w:val="right"/>
+        <w:jc w:val="left"/>
       </w:pPr>
       <w:r>
         <w:rPr>
@@ -2188,7 +2192,7 @@
         <w:bidi w:val="1"/>
         <w:spacing w:after="160" w:line="300" w:lineRule="auto"/>
         <w:ind w:left="0" w:right="0" w:firstLine="0"/>
-        <w:jc w:val="right"/>
+        <w:jc w:val="left"/>
       </w:pPr>
       <w:r>
         <w:rPr>
@@ -2206,7 +2210,7 @@
         <w:bidi w:val="1"/>
         <w:spacing w:after="160" w:line="300" w:lineRule="auto"/>
         <w:ind w:left="0" w:right="0" w:firstLine="0"/>
-        <w:jc w:val="right"/>
+        <w:jc w:val="left"/>
       </w:pPr>
       <w:r>
         <w:rPr>
@@ -2226,7 +2230,7 @@
         <w:bidi w:val="1"/>
         <w:spacing w:after="160" w:line="300" w:lineRule="auto"/>
         <w:ind w:left="0" w:right="0" w:firstLine="0"/>
-        <w:jc w:val="right"/>
+        <w:jc w:val="left"/>
       </w:pPr>
       <w:r>
         <w:rPr>
@@ -2244,7 +2248,7 @@
         <w:bidi w:val="1"/>
         <w:spacing w:after="160" w:line="300" w:lineRule="auto"/>
         <w:ind w:left="0" w:right="0" w:firstLine="0"/>
-        <w:jc w:val="right"/>
+        <w:jc w:val="left"/>
       </w:pPr>
       <w:r>
         <w:rPr>
@@ -2262,7 +2266,7 @@
         <w:bidi w:val="1"/>
         <w:spacing w:after="160" w:line="300" w:lineRule="auto"/>
         <w:ind w:left="0" w:right="0" w:firstLine="0"/>
-        <w:jc w:val="right"/>
+        <w:jc w:val="left"/>
       </w:pPr>
       <w:r>
         <w:rPr>
@@ -2280,7 +2284,7 @@
         <w:bidi w:val="1"/>
         <w:spacing w:after="160" w:line="300" w:lineRule="auto"/>
         <w:ind w:left="0" w:right="0" w:firstLine="0"/>
-        <w:jc w:val="right"/>
+        <w:jc w:val="left"/>
       </w:pPr>
       <w:r>
         <w:rPr>
@@ -2298,7 +2302,7 @@
         <w:bidi w:val="1"/>
         <w:spacing w:after="160" w:line="300" w:lineRule="auto"/>
         <w:ind w:left="0" w:right="0" w:firstLine="0"/>
-        <w:jc w:val="right"/>
+        <w:jc w:val="left"/>
       </w:pPr>
       <w:r>
         <w:rPr>
@@ -2316,7 +2320,7 @@
         <w:bidi w:val="1"/>
         <w:spacing w:after="160" w:line="300" w:lineRule="auto"/>
         <w:ind w:left="0" w:right="0" w:firstLine="0"/>
-        <w:jc w:val="right"/>
+        <w:jc w:val="left"/>
       </w:pPr>
       <w:r>
         <w:rPr>
@@ -2334,7 +2338,7 @@
         <w:bidi w:val="1"/>
         <w:spacing w:after="160" w:line="300" w:lineRule="auto"/>
         <w:ind w:left="0" w:right="0" w:firstLine="0"/>
-        <w:jc w:val="right"/>
+        <w:jc w:val="left"/>
       </w:pPr>
       <w:r>
         <w:rPr>
@@ -2352,7 +2356,7 @@
         <w:bidi w:val="1"/>
         <w:spacing w:after="160" w:line="300" w:lineRule="auto"/>
         <w:ind w:left="0" w:right="0" w:firstLine="0"/>
-        <w:jc w:val="right"/>
+        <w:jc w:val="left"/>
       </w:pPr>
       <w:r>
         <w:rPr>
@@ -2370,7 +2374,7 @@
         <w:bidi w:val="1"/>
         <w:spacing w:after="160" w:line="300" w:lineRule="auto"/>
         <w:ind w:left="0" w:right="0" w:firstLine="0"/>
-        <w:jc w:val="right"/>
+        <w:jc w:val="left"/>
       </w:pPr>
       <w:r>
         <w:rPr>
@@ -2388,7 +2392,7 @@
         <w:bidi w:val="1"/>
         <w:spacing w:after="160" w:line="300" w:lineRule="auto"/>
         <w:ind w:left="0" w:right="0" w:firstLine="0"/>
-        <w:jc w:val="right"/>
+        <w:jc w:val="left"/>
       </w:pPr>
       <w:r>
         <w:rPr>
@@ -2406,7 +2410,7 @@
         <w:bidi w:val="1"/>
         <w:spacing w:after="160" w:line="300" w:lineRule="auto"/>
         <w:ind w:left="0" w:right="0" w:firstLine="0"/>
-        <w:jc w:val="right"/>
+        <w:jc w:val="left"/>
       </w:pPr>
       <w:r>
         <w:rPr>
@@ -2434,7 +2438,7 @@
         <w:bidi w:val="1"/>
         <w:spacing w:after="160" w:line="300" w:lineRule="auto"/>
         <w:ind w:left="0" w:right="0" w:firstLine="0"/>
-        <w:jc w:val="right"/>
+        <w:jc w:val="left"/>
       </w:pPr>
       <w:r>
         <w:rPr>
@@ -2462,7 +2466,7 @@
         <w:bidi w:val="1"/>
         <w:spacing w:after="160" w:line="300" w:lineRule="auto"/>
         <w:ind w:left="0" w:right="0" w:firstLine="0"/>
-        <w:jc w:val="right"/>
+        <w:jc w:val="left"/>
       </w:pPr>
       <w:r>
         <w:rPr>
@@ -2480,7 +2484,7 @@
         <w:bidi w:val="1"/>
         <w:spacing w:after="160" w:line="300" w:lineRule="auto"/>
         <w:ind w:left="0" w:right="0" w:firstLine="0"/>
-        <w:jc w:val="right"/>
+        <w:jc w:val="left"/>
       </w:pPr>
       <w:r>
         <w:rPr>
@@ -2508,7 +2512,7 @@
         <w:bidi w:val="1"/>
         <w:spacing w:after="160" w:line="300" w:lineRule="auto"/>
         <w:ind w:left="0" w:right="0" w:firstLine="0"/>
-        <w:jc w:val="right"/>
+        <w:jc w:val="left"/>
       </w:pPr>
       <w:r>
         <w:rPr>
@@ -2536,7 +2540,7 @@
         <w:bidi w:val="1"/>
         <w:spacing w:after="160" w:line="300" w:lineRule="auto"/>
         <w:ind w:left="0" w:right="0" w:firstLine="0"/>
-        <w:jc w:val="right"/>
+        <w:jc w:val="left"/>
       </w:pPr>
       <w:r>
         <w:rPr>
@@ -2554,7 +2558,7 @@
         <w:bidi w:val="1"/>
         <w:spacing w:after="160" w:line="300" w:lineRule="auto"/>
         <w:ind w:left="0" w:right="0" w:firstLine="0"/>
-        <w:jc w:val="right"/>
+        <w:jc w:val="left"/>
       </w:pPr>
       <w:r>
         <w:rPr>
@@ -2582,7 +2586,7 @@
         <w:bidi w:val="1"/>
         <w:spacing w:after="160" w:line="300" w:lineRule="auto"/>
         <w:ind w:left="0" w:right="0" w:firstLine="0"/>
-        <w:jc w:val="right"/>
+        <w:jc w:val="left"/>
       </w:pPr>
       <w:r>
         <w:rPr>
@@ -2610,7 +2614,7 @@
         <w:bidi w:val="1"/>
         <w:spacing w:after="160" w:line="300" w:lineRule="auto"/>
         <w:ind w:left="0" w:right="0" w:firstLine="0"/>
-        <w:jc w:val="right"/>
+        <w:jc w:val="left"/>
       </w:pPr>
       <w:r>
         <w:rPr>
@@ -2628,7 +2632,7 @@
         <w:bidi w:val="1"/>
         <w:spacing w:after="160" w:line="300" w:lineRule="auto"/>
         <w:ind w:left="0" w:right="0" w:firstLine="0"/>
-        <w:jc w:val="right"/>
+        <w:jc w:val="left"/>
       </w:pPr>
       <w:r>
         <w:rPr>
@@ -2648,7 +2652,7 @@
         <w:bidi w:val="1"/>
         <w:spacing w:after="160" w:line="300" w:lineRule="auto"/>
         <w:ind w:left="0" w:right="0" w:firstLine="0"/>
-        <w:jc w:val="right"/>
+        <w:jc w:val="left"/>
       </w:pPr>
       <w:r>
         <w:rPr>
@@ -2666,7 +2670,7 @@
         <w:bidi w:val="1"/>
         <w:spacing w:after="160" w:line="300" w:lineRule="auto"/>
         <w:ind w:left="0" w:right="0" w:firstLine="0"/>
-        <w:jc w:val="right"/>
+        <w:jc w:val="left"/>
       </w:pPr>
       <w:r>
         <w:rPr>
@@ -2694,7 +2698,7 @@
         <w:bidi w:val="1"/>
         <w:spacing w:after="160" w:line="300" w:lineRule="auto"/>
         <w:ind w:left="0" w:right="0" w:firstLine="0"/>
-        <w:jc w:val="right"/>
+        <w:jc w:val="left"/>
       </w:pPr>
       <w:r>
         <w:rPr>
@@ -2722,7 +2726,7 @@
         <w:bidi w:val="1"/>
         <w:spacing w:after="160" w:line="300" w:lineRule="auto"/>
         <w:ind w:left="0" w:right="0" w:firstLine="0"/>
-        <w:jc w:val="right"/>
+        <w:jc w:val="left"/>
       </w:pPr>
       <w:r>
         <w:rPr>
@@ -2750,7 +2754,7 @@
         <w:bidi w:val="1"/>
         <w:spacing w:after="160" w:line="300" w:lineRule="auto"/>
         <w:ind w:left="0" w:right="0" w:firstLine="0"/>
-        <w:jc w:val="right"/>
+        <w:jc w:val="left"/>
       </w:pPr>
       <w:r>
         <w:rPr>
@@ -2778,7 +2782,7 @@
         <w:bidi w:val="1"/>
         <w:spacing w:after="160" w:line="300" w:lineRule="auto"/>
         <w:ind w:left="0" w:right="0" w:firstLine="0"/>
-        <w:jc w:val="right"/>
+        <w:jc w:val="left"/>
       </w:pPr>
       <w:r>
         <w:rPr>
@@ -2806,7 +2810,7 @@
         <w:bidi w:val="1"/>
         <w:spacing w:after="160" w:line="300" w:lineRule="auto"/>
         <w:ind w:left="0" w:right="0" w:firstLine="0"/>
-        <w:jc w:val="right"/>
+        <w:jc w:val="left"/>
       </w:pPr>
       <w:r>
         <w:rPr>
@@ -2834,7 +2838,7 @@
         <w:bidi w:val="1"/>
         <w:spacing w:after="160" w:line="300" w:lineRule="auto"/>
         <w:ind w:left="0" w:right="0" w:firstLine="0"/>
-        <w:jc w:val="right"/>
+        <w:jc w:val="left"/>
       </w:pPr>
       <w:r>
         <w:rPr>
@@ -2852,7 +2856,7 @@
         <w:bidi w:val="1"/>
         <w:spacing w:after="160" w:line="300" w:lineRule="auto"/>
         <w:ind w:left="0" w:right="0" w:firstLine="0"/>
-        <w:jc w:val="right"/>
+        <w:jc w:val="left"/>
       </w:pPr>
       <w:r>
         <w:rPr>
@@ -2870,7 +2874,7 @@
         <w:bidi w:val="1"/>
         <w:spacing w:after="160" w:line="300" w:lineRule="auto"/>
         <w:ind w:left="0" w:right="0" w:firstLine="0"/>
-        <w:jc w:val="right"/>
+        <w:jc w:val="left"/>
       </w:pPr>
       <w:r>
         <w:rPr>
@@ -2888,7 +2892,7 @@
         <w:bidi w:val="1"/>
         <w:spacing w:after="160" w:line="300" w:lineRule="auto"/>
         <w:ind w:left="0" w:right="0" w:firstLine="0"/>
-        <w:jc w:val="right"/>
+        <w:jc w:val="left"/>
       </w:pPr>
       <w:r>
         <w:rPr>
@@ -2906,7 +2910,7 @@
         <w:bidi w:val="1"/>
         <w:spacing w:after="160" w:line="300" w:lineRule="auto"/>
         <w:ind w:left="0" w:right="0" w:firstLine="0"/>
-        <w:jc w:val="right"/>
+        <w:jc w:val="left"/>
       </w:pPr>
       <w:r>
         <w:rPr>
@@ -2934,7 +2938,7 @@
         <w:bidi w:val="1"/>
         <w:spacing w:after="160" w:line="300" w:lineRule="auto"/>
         <w:ind w:left="0" w:right="0" w:firstLine="0"/>
-        <w:jc w:val="right"/>
+        <w:jc w:val="left"/>
       </w:pPr>
       <w:r>
         <w:rPr>
@@ -2962,7 +2966,7 @@
         <w:bidi w:val="1"/>
         <w:spacing w:after="160" w:line="300" w:lineRule="auto"/>
         <w:ind w:left="0" w:right="0" w:firstLine="0"/>
-        <w:jc w:val="right"/>
+        <w:jc w:val="left"/>
       </w:pPr>
       <w:r>
         <w:rPr>
@@ -2990,7 +2994,7 @@
         <w:bidi w:val="1"/>
         <w:spacing w:after="160" w:line="300" w:lineRule="auto"/>
         <w:ind w:left="0" w:right="0" w:firstLine="0"/>
-        <w:jc w:val="right"/>
+        <w:jc w:val="left"/>
       </w:pPr>
       <w:r>
         <w:rPr>
@@ -3008,7 +3012,7 @@
         <w:bidi w:val="1"/>
         <w:spacing w:after="160" w:line="300" w:lineRule="auto"/>
         <w:ind w:left="0" w:right="0" w:firstLine="0"/>
-        <w:jc w:val="right"/>
+        <w:jc w:val="left"/>
       </w:pPr>
       <w:r>
         <w:rPr>
@@ -3026,7 +3030,7 @@
         <w:bidi w:val="1"/>
         <w:spacing w:after="160" w:line="300" w:lineRule="auto"/>
         <w:ind w:left="0" w:right="0" w:firstLine="0"/>
-        <w:jc w:val="right"/>
+        <w:jc w:val="left"/>
       </w:pPr>
       <w:r>
         <w:rPr>
@@ -3054,7 +3058,7 @@
         <w:bidi w:val="1"/>
         <w:spacing w:after="160" w:line="300" w:lineRule="auto"/>
         <w:ind w:left="0" w:right="0" w:firstLine="0"/>
-        <w:jc w:val="right"/>
+        <w:jc w:val="left"/>
       </w:pPr>
       <w:r>
         <w:rPr>
@@ -3082,7 +3086,7 @@
         <w:bidi w:val="1"/>
         <w:spacing w:after="160" w:line="300" w:lineRule="auto"/>
         <w:ind w:left="0" w:right="0" w:firstLine="0"/>
-        <w:jc w:val="right"/>
+        <w:jc w:val="left"/>
       </w:pPr>
       <w:r>
         <w:rPr>
@@ -3110,7 +3114,7 @@
         <w:bidi w:val="1"/>
         <w:spacing w:after="160" w:line="300" w:lineRule="auto"/>
         <w:ind w:left="0" w:right="0" w:firstLine="0"/>
-        <w:jc w:val="right"/>
+        <w:jc w:val="left"/>
       </w:pPr>
       <w:r>
         <w:rPr>
@@ -3138,7 +3142,7 @@
         <w:bidi w:val="1"/>
         <w:spacing w:after="160" w:line="300" w:lineRule="auto"/>
         <w:ind w:left="0" w:right="0" w:firstLine="0"/>
-        <w:jc w:val="right"/>
+        <w:jc w:val="left"/>
       </w:pPr>
       <w:r>
         <w:rPr>
@@ -3156,7 +3160,7 @@
         <w:bidi w:val="1"/>
         <w:spacing w:after="160" w:line="300" w:lineRule="auto"/>
         <w:ind w:left="0" w:right="0" w:firstLine="0"/>
-        <w:jc w:val="right"/>
+        <w:jc w:val="left"/>
       </w:pPr>
       <w:r>
         <w:rPr>
@@ -3174,7 +3178,7 @@
         <w:bidi w:val="1"/>
         <w:spacing w:after="160" w:line="300" w:lineRule="auto"/>
         <w:ind w:left="0" w:right="0" w:firstLine="0"/>
-        <w:jc w:val="right"/>
+        <w:jc w:val="left"/>
       </w:pPr>
       <w:r>
         <w:rPr>
@@ -3192,7 +3196,7 @@
         <w:bidi w:val="1"/>
         <w:spacing w:after="160" w:line="300" w:lineRule="auto"/>
         <w:ind w:left="0" w:right="0" w:firstLine="0"/>
-        <w:jc w:val="right"/>
+        <w:jc w:val="left"/>
       </w:pPr>
       <w:r>
         <w:rPr>
@@ -3220,7 +3224,7 @@
         <w:bidi w:val="1"/>
         <w:spacing w:after="160" w:line="300" w:lineRule="auto"/>
         <w:ind w:left="0" w:right="0" w:firstLine="0"/>
-        <w:jc w:val="right"/>
+        <w:jc w:val="left"/>
       </w:pPr>
       <w:r>
         <w:rPr>
@@ -3248,7 +3252,7 @@
         <w:bidi w:val="1"/>
         <w:spacing w:after="160" w:line="300" w:lineRule="auto"/>
         <w:ind w:left="0" w:right="0" w:firstLine="0"/>
-        <w:jc w:val="right"/>
+        <w:jc w:val="left"/>
       </w:pPr>
       <w:r>
         <w:rPr>
@@ -3266,7 +3270,7 @@
         <w:bidi w:val="1"/>
         <w:spacing w:after="160" w:line="300" w:lineRule="auto"/>
         <w:ind w:left="0" w:right="0" w:firstLine="0"/>
-        <w:jc w:val="right"/>
+        <w:jc w:val="left"/>
       </w:pPr>
       <w:r>
         <w:rPr>
@@ -3284,7 +3288,7 @@
         <w:bidi w:val="1"/>
         <w:spacing w:after="160" w:line="300" w:lineRule="auto"/>
         <w:ind w:left="0" w:right="0" w:firstLine="0"/>
-        <w:jc w:val="right"/>
+        <w:jc w:val="left"/>
       </w:pPr>
       <w:r>
         <w:rPr>
@@ -3312,7 +3316,7 @@
         <w:bidi w:val="1"/>
         <w:spacing w:after="160" w:line="300" w:lineRule="auto"/>
         <w:ind w:left="0" w:right="0" w:firstLine="0"/>
-        <w:jc w:val="right"/>
+        <w:jc w:val="left"/>
       </w:pPr>
       <w:r>
         <w:rPr>
@@ -3340,7 +3344,7 @@
         <w:bidi w:val="1"/>
         <w:spacing w:after="160" w:line="300" w:lineRule="auto"/>
         <w:ind w:left="0" w:right="0" w:firstLine="0"/>
-        <w:jc w:val="right"/>
+        <w:jc w:val="left"/>
       </w:pPr>
       <w:r>
         <w:rPr>
@@ -3368,7 +3372,7 @@
         <w:bidi w:val="1"/>
         <w:spacing w:after="160" w:line="300" w:lineRule="auto"/>
         <w:ind w:left="0" w:right="0" w:firstLine="0"/>
-        <w:jc w:val="right"/>
+        <w:jc w:val="left"/>
       </w:pPr>
       <w:r>
         <w:rPr>
@@ -3386,7 +3390,7 @@
         <w:bidi w:val="1"/>
         <w:spacing w:after="160" w:line="300" w:lineRule="auto"/>
         <w:ind w:left="0" w:right="0" w:firstLine="0"/>
-        <w:jc w:val="right"/>
+        <w:jc w:val="left"/>
       </w:pPr>
       <w:r>
         <w:rPr>
@@ -3404,7 +3408,7 @@
         <w:bidi w:val="1"/>
         <w:spacing w:after="160" w:line="300" w:lineRule="auto"/>
         <w:ind w:left="0" w:right="0" w:firstLine="0"/>
-        <w:jc w:val="right"/>
+        <w:jc w:val="left"/>
       </w:pPr>
       <w:r>
         <w:rPr>
@@ -3422,7 +3426,7 @@
         <w:bidi w:val="1"/>
         <w:spacing w:after="160" w:line="300" w:lineRule="auto"/>
         <w:ind w:left="0" w:right="0" w:firstLine="0"/>
-        <w:jc w:val="right"/>
+        <w:jc w:val="left"/>
       </w:pPr>
       <w:r>
         <w:rPr>
@@ -3440,7 +3444,7 @@
         <w:bidi w:val="1"/>
         <w:spacing w:after="160" w:line="300" w:lineRule="auto"/>
         <w:ind w:left="0" w:right="0" w:firstLine="0"/>
-        <w:jc w:val="right"/>
+        <w:jc w:val="left"/>
       </w:pPr>
       <w:r>
         <w:rPr>
@@ -3458,7 +3462,7 @@
         <w:bidi w:val="1"/>
         <w:spacing w:after="160" w:line="300" w:lineRule="auto"/>
         <w:ind w:left="0" w:right="0" w:firstLine="0"/>
-        <w:jc w:val="right"/>
+        <w:jc w:val="left"/>
       </w:pPr>
       <w:r>
         <w:rPr>
@@ -3476,7 +3480,7 @@
         <w:bidi w:val="1"/>
         <w:spacing w:after="160" w:line="300" w:lineRule="auto"/>
         <w:ind w:left="0" w:right="0" w:firstLine="0"/>
-        <w:jc w:val="right"/>
+        <w:jc w:val="left"/>
       </w:pPr>
       <w:r>
         <w:rPr>
@@ -3504,7 +3508,7 @@
         <w:bidi w:val="1"/>
         <w:spacing w:after="160" w:line="300" w:lineRule="auto"/>
         <w:ind w:left="0" w:right="0" w:firstLine="0"/>
-        <w:jc w:val="right"/>
+        <w:jc w:val="left"/>
       </w:pPr>
       <w:r>
         <w:rPr>
@@ -3532,7 +3536,7 @@
         <w:bidi w:val="1"/>
         <w:spacing w:after="160" w:line="300" w:lineRule="auto"/>
         <w:ind w:left="0" w:right="0" w:firstLine="0"/>
-        <w:jc w:val="right"/>
+        <w:jc w:val="left"/>
       </w:pPr>
       <w:r>
         <w:rPr>
@@ -3550,7 +3554,7 @@
         <w:bidi w:val="1"/>
         <w:spacing w:after="160" w:line="300" w:lineRule="auto"/>
         <w:ind w:left="0" w:right="0" w:firstLine="0"/>
-        <w:jc w:val="right"/>
+        <w:jc w:val="left"/>
       </w:pPr>
       <w:r>
         <w:rPr>
@@ -3568,7 +3572,7 @@
         <w:bidi w:val="1"/>
         <w:spacing w:after="160" w:line="300" w:lineRule="auto"/>
         <w:ind w:left="0" w:right="0" w:firstLine="0"/>
-        <w:jc w:val="right"/>
+        <w:jc w:val="left"/>
       </w:pPr>
       <w:r>
         <w:rPr>
@@ -3586,7 +3590,7 @@
         <w:bidi w:val="1"/>
         <w:spacing w:after="160" w:line="300" w:lineRule="auto"/>
         <w:ind w:left="0" w:right="0" w:firstLine="0"/>
-        <w:jc w:val="right"/>
+        <w:jc w:val="left"/>
       </w:pPr>
       <w:r>
         <w:rPr>
@@ -3614,7 +3618,7 @@
         <w:bidi w:val="1"/>
         <w:spacing w:after="160" w:line="300" w:lineRule="auto"/>
         <w:ind w:left="0" w:right="0" w:firstLine="0"/>
-        <w:jc w:val="right"/>
+        <w:jc w:val="left"/>
       </w:pPr>
       <w:r>
         <w:rPr>
@@ -3642,7 +3646,7 @@
         <w:bidi w:val="1"/>
         <w:spacing w:after="160" w:line="300" w:lineRule="auto"/>
         <w:ind w:left="0" w:right="0" w:firstLine="0"/>
-        <w:jc w:val="right"/>
+        <w:jc w:val="left"/>
       </w:pPr>
       <w:r>
         <w:rPr>
@@ -3670,7 +3674,7 @@
         <w:bidi w:val="1"/>
         <w:spacing w:after="160" w:line="300" w:lineRule="auto"/>
         <w:ind w:left="0" w:right="0" w:firstLine="0"/>
-        <w:jc w:val="right"/>
+        <w:jc w:val="left"/>
       </w:pPr>
       <w:r>
         <w:rPr>
@@ -3688,7 +3692,7 @@
         <w:bidi w:val="1"/>
         <w:spacing w:after="160" w:line="300" w:lineRule="auto"/>
         <w:ind w:left="0" w:right="0" w:firstLine="0"/>
-        <w:jc w:val="right"/>
+        <w:jc w:val="left"/>
       </w:pPr>
       <w:r>
         <w:rPr>
@@ -3706,7 +3710,7 @@
         <w:bidi w:val="1"/>
         <w:spacing w:after="160" w:line="300" w:lineRule="auto"/>
         <w:ind w:left="0" w:right="0" w:firstLine="0"/>
-        <w:jc w:val="right"/>
+        <w:jc w:val="left"/>
       </w:pPr>
       <w:r>
         <w:rPr>
@@ -3726,7 +3730,7 @@
         <w:bidi w:val="1"/>
         <w:spacing w:after="160" w:line="300" w:lineRule="auto"/>
         <w:ind w:left="0" w:right="0" w:firstLine="0"/>
-        <w:jc w:val="right"/>
+        <w:jc w:val="left"/>
       </w:pPr>
       <w:r>
         <w:rPr>
@@ -3744,7 +3748,7 @@
         <w:bidi w:val="1"/>
         <w:spacing w:after="160" w:line="300" w:lineRule="auto"/>
         <w:ind w:left="0" w:right="0" w:firstLine="0"/>
-        <w:jc w:val="right"/>
+        <w:jc w:val="left"/>
       </w:pPr>
       <w:r>
         <w:rPr>
@@ -3764,7 +3768,7 @@
         <w:bidi w:val="1"/>
         <w:spacing w:after="160" w:line="300" w:lineRule="auto"/>
         <w:ind w:left="0" w:right="0" w:firstLine="0"/>
-        <w:jc w:val="right"/>
+        <w:jc w:val="left"/>
       </w:pPr>
       <w:r>
         <w:rPr>
@@ -3782,7 +3786,7 @@
         <w:bidi w:val="1"/>
         <w:spacing w:after="160" w:line="300" w:lineRule="auto"/>
         <w:ind w:left="0" w:right="0" w:firstLine="0"/>
-        <w:jc w:val="right"/>
+        <w:jc w:val="left"/>
       </w:pPr>
       <w:r>
         <w:rPr>
@@ -3802,7 +3806,7 @@
         <w:bidi w:val="1"/>
         <w:spacing w:after="160" w:line="300" w:lineRule="auto"/>
         <w:ind w:left="0" w:right="0" w:firstLine="0"/>
-        <w:jc w:val="right"/>
+        <w:jc w:val="left"/>
       </w:pPr>
       <w:r>
         <w:rPr>
@@ -3820,7 +3824,7 @@
         <w:bidi w:val="1"/>
         <w:spacing w:after="160" w:line="300" w:lineRule="auto"/>
         <w:ind w:left="0" w:right="0" w:firstLine="0"/>
-        <w:jc w:val="right"/>
+        <w:jc w:val="left"/>
       </w:pPr>
       <w:r>
         <w:rPr>
@@ -3840,7 +3844,7 @@
         <w:bidi w:val="1"/>
         <w:spacing w:after="160" w:line="300" w:lineRule="auto"/>
         <w:ind w:left="0" w:right="0" w:firstLine="0"/>
-        <w:jc w:val="right"/>
+        <w:jc w:val="left"/>
       </w:pPr>
       <w:r>
         <w:rPr>
@@ -3858,7 +3862,7 @@
         <w:bidi w:val="1"/>
         <w:spacing w:after="160" w:line="300" w:lineRule="auto"/>
         <w:ind w:left="0" w:right="0" w:firstLine="0"/>
-        <w:jc w:val="right"/>
+        <w:jc w:val="left"/>
       </w:pPr>
       <w:r>
         <w:rPr>
@@ -3886,7 +3890,7 @@
         <w:bidi w:val="1"/>
         <w:spacing w:after="160" w:line="300" w:lineRule="auto"/>
         <w:ind w:left="0" w:right="0" w:firstLine="0"/>
-        <w:jc w:val="right"/>
+        <w:jc w:val="left"/>
       </w:pPr>
       <w:r>
         <w:rPr>
@@ -3914,7 +3918,7 @@
         <w:bidi w:val="1"/>
         <w:spacing w:after="160" w:line="300" w:lineRule="auto"/>
         <w:ind w:left="0" w:right="0" w:firstLine="0"/>
-        <w:jc w:val="right"/>
+        <w:jc w:val="left"/>
       </w:pPr>
       <w:r>
         <w:rPr>
@@ -3932,7 +3936,7 @@
         <w:bidi w:val="1"/>
         <w:spacing w:after="160" w:line="300" w:lineRule="auto"/>
         <w:ind w:left="0" w:right="0" w:firstLine="0"/>
-        <w:jc w:val="right"/>
+        <w:jc w:val="left"/>
       </w:pPr>
       <w:r>
         <w:rPr>
@@ -3950,7 +3954,7 @@
         <w:bidi w:val="1"/>
         <w:spacing w:after="160" w:line="300" w:lineRule="auto"/>
         <w:ind w:left="0" w:right="0" w:firstLine="0"/>
-        <w:jc w:val="right"/>
+        <w:jc w:val="left"/>
       </w:pPr>
       <w:r>
         <w:rPr>
@@ -3970,7 +3974,7 @@
         <w:bidi w:val="1"/>
         <w:spacing w:after="160" w:line="300" w:lineRule="auto"/>
         <w:ind w:left="0" w:right="0" w:firstLine="0"/>
-        <w:jc w:val="right"/>
+        <w:jc w:val="left"/>
       </w:pPr>
       <w:r>
         <w:rPr>
@@ -3988,7 +3992,7 @@
         <w:bidi w:val="1"/>
         <w:spacing w:after="160" w:line="300" w:lineRule="auto"/>
         <w:ind w:left="0" w:right="0" w:firstLine="0"/>
-        <w:jc w:val="right"/>
+        <w:jc w:val="left"/>
       </w:pPr>
       <w:r>
         <w:rPr>
@@ -4006,7 +4010,7 @@
         <w:bidi w:val="1"/>
         <w:spacing w:after="160" w:line="300" w:lineRule="auto"/>
         <w:ind w:left="0" w:right="0" w:firstLine="0"/>
-        <w:jc w:val="right"/>
+        <w:jc w:val="left"/>
       </w:pPr>
       <w:r>
         <w:rPr>
@@ -4026,7 +4030,7 @@
         <w:bidi w:val="1"/>
         <w:spacing w:after="160" w:line="300" w:lineRule="auto"/>
         <w:ind w:left="0" w:right="0" w:firstLine="0"/>
-        <w:jc w:val="right"/>
+        <w:jc w:val="left"/>
       </w:pPr>
       <w:r>
         <w:rPr>
@@ -4044,7 +4048,7 @@
         <w:bidi w:val="1"/>
         <w:spacing w:after="160" w:line="300" w:lineRule="auto"/>
         <w:ind w:left="0" w:right="0" w:firstLine="0"/>
-        <w:jc w:val="right"/>
+        <w:jc w:val="left"/>
       </w:pPr>
       <w:r>
         <w:rPr>
@@ -4062,7 +4066,7 @@
         <w:bidi w:val="1"/>
         <w:spacing w:after="160" w:line="300" w:lineRule="auto"/>
         <w:ind w:left="0" w:right="0" w:firstLine="0"/>
-        <w:jc w:val="right"/>
+        <w:jc w:val="left"/>
       </w:pPr>
       <w:r>
         <w:rPr>
@@ -4080,7 +4084,7 @@
         <w:bidi w:val="1"/>
         <w:spacing w:after="160" w:line="300" w:lineRule="auto"/>
         <w:ind w:left="0" w:right="0" w:firstLine="0"/>
-        <w:jc w:val="right"/>
+        <w:jc w:val="left"/>
       </w:pPr>
       <w:r>
         <w:rPr>
@@ -4100,7 +4104,7 @@
         <w:bidi w:val="1"/>
         <w:spacing w:after="160" w:line="300" w:lineRule="auto"/>
         <w:ind w:left="0" w:right="0" w:firstLine="0"/>
-        <w:jc w:val="right"/>
+        <w:jc w:val="left"/>
       </w:pPr>
       <w:r>
         <w:rPr>
@@ -4118,7 +4122,7 @@
         <w:bidi w:val="1"/>
         <w:spacing w:after="160" w:line="300" w:lineRule="auto"/>
         <w:ind w:left="0" w:right="0" w:firstLine="0"/>
-        <w:jc w:val="right"/>
+        <w:jc w:val="left"/>
       </w:pPr>
       <w:r>
         <w:rPr>
@@ -4136,7 +4140,7 @@
         <w:bidi w:val="1"/>
         <w:spacing w:after="160" w:line="300" w:lineRule="auto"/>
         <w:ind w:left="0" w:right="0" w:firstLine="0"/>
-        <w:jc w:val="right"/>
+        <w:jc w:val="left"/>
       </w:pPr>
       <w:r>
         <w:rPr>
@@ -4154,7 +4158,7 @@
         <w:bidi w:val="1"/>
         <w:spacing w:after="160" w:line="300" w:lineRule="auto"/>
         <w:ind w:left="0" w:right="0" w:firstLine="0"/>
-        <w:jc w:val="right"/>
+        <w:jc w:val="left"/>
       </w:pPr>
       <w:r>
         <w:rPr>
@@ -4174,7 +4178,7 @@
         <w:bidi w:val="1"/>
         <w:spacing w:after="160" w:line="300" w:lineRule="auto"/>
         <w:ind w:left="0" w:right="0" w:firstLine="0"/>
-        <w:jc w:val="right"/>
+        <w:jc w:val="left"/>
       </w:pPr>
       <w:r>
         <w:rPr>
@@ -4192,7 +4196,7 @@
         <w:bidi w:val="1"/>
         <w:spacing w:after="160" w:line="300" w:lineRule="auto"/>
         <w:ind w:left="0" w:right="0" w:firstLine="0"/>
-        <w:jc w:val="right"/>
+        <w:jc w:val="left"/>
       </w:pPr>
       <w:r>
         <w:rPr>
@@ -4220,7 +4224,7 @@
         <w:bidi w:val="1"/>
         <w:spacing w:after="160" w:line="300" w:lineRule="auto"/>
         <w:ind w:left="0" w:right="0" w:firstLine="0"/>
-        <w:jc w:val="right"/>
+        <w:jc w:val="left"/>
       </w:pPr>
       <w:r>
         <w:rPr>
@@ -4248,7 +4252,7 @@
         <w:bidi w:val="1"/>
         <w:spacing w:after="160" w:line="300" w:lineRule="auto"/>
         <w:ind w:left="0" w:right="0" w:firstLine="0"/>
-        <w:jc w:val="right"/>
+        <w:jc w:val="left"/>
       </w:pPr>
       <w:r>
         <w:rPr>
@@ -4266,7 +4270,7 @@
         <w:bidi w:val="1"/>
         <w:spacing w:after="160" w:line="300" w:lineRule="auto"/>
         <w:ind w:left="0" w:right="0" w:firstLine="0"/>
-        <w:jc w:val="right"/>
+        <w:jc w:val="left"/>
       </w:pPr>
       <w:r>
         <w:rPr>
@@ -4284,7 +4288,7 @@
         <w:bidi w:val="1"/>
         <w:spacing w:after="160" w:line="300" w:lineRule="auto"/>
         <w:ind w:left="0" w:right="0" w:firstLine="0"/>
-        <w:jc w:val="right"/>
+        <w:jc w:val="left"/>
       </w:pPr>
       <w:r>
         <w:rPr>
@@ -4312,7 +4316,7 @@
         <w:bidi w:val="1"/>
         <w:spacing w:after="160" w:line="300" w:lineRule="auto"/>
         <w:ind w:left="0" w:right="0" w:firstLine="0"/>
-        <w:jc w:val="right"/>
+        <w:jc w:val="left"/>
       </w:pPr>
       <w:r>
         <w:rPr>
@@ -4340,7 +4344,7 @@
         <w:bidi w:val="1"/>
         <w:spacing w:after="160" w:line="300" w:lineRule="auto"/>
         <w:ind w:left="0" w:right="0" w:firstLine="0"/>
-        <w:jc w:val="right"/>
+        <w:jc w:val="left"/>
       </w:pPr>
       <w:r>
         <w:rPr>
@@ -4358,7 +4362,7 @@
         <w:bidi w:val="1"/>
         <w:spacing w:after="160" w:line="300" w:lineRule="auto"/>
         <w:ind w:left="0" w:right="0" w:firstLine="0"/>
-        <w:jc w:val="right"/>
+        <w:jc w:val="left"/>
       </w:pPr>
       <w:r>
         <w:rPr>
@@ -4376,7 +4380,7 @@
         <w:bidi w:val="1"/>
         <w:spacing w:after="160" w:line="300" w:lineRule="auto"/>
         <w:ind w:left="0" w:right="0" w:firstLine="0"/>
-        <w:jc w:val="right"/>
+        <w:jc w:val="left"/>
       </w:pPr>
       <w:r>
         <w:rPr>
@@ -4404,7 +4408,7 @@
         <w:bidi w:val="1"/>
         <w:spacing w:after="160" w:line="300" w:lineRule="auto"/>
         <w:ind w:left="0" w:right="0" w:firstLine="0"/>
-        <w:jc w:val="right"/>
+        <w:jc w:val="left"/>
       </w:pPr>
       <w:r>
         <w:rPr>
@@ -4432,7 +4436,7 @@
         <w:bidi w:val="1"/>
         <w:spacing w:after="160" w:line="300" w:lineRule="auto"/>
         <w:ind w:left="0" w:right="0" w:firstLine="0"/>
-        <w:jc w:val="right"/>
+        <w:jc w:val="left"/>
       </w:pPr>
       <w:r>
         <w:rPr>
@@ -4450,7 +4454,7 @@
         <w:bidi w:val="1"/>
         <w:spacing w:after="160" w:line="300" w:lineRule="auto"/>
         <w:ind w:left="0" w:right="0" w:firstLine="0"/>
-        <w:jc w:val="right"/>
+        <w:jc w:val="left"/>
       </w:pPr>
       <w:r>
         <w:rPr>
@@ -4478,7 +4482,7 @@
         <w:bidi w:val="1"/>
         <w:spacing w:after="160" w:line="300" w:lineRule="auto"/>
         <w:ind w:left="0" w:right="0" w:firstLine="0"/>
-        <w:jc w:val="right"/>
+        <w:jc w:val="left"/>
       </w:pPr>
       <w:r>
         <w:rPr>
@@ -4506,7 +4510,7 @@
         <w:bidi w:val="1"/>
         <w:spacing w:after="160" w:line="300" w:lineRule="auto"/>
         <w:ind w:left="0" w:right="0" w:firstLine="0"/>
-        <w:jc w:val="right"/>
+        <w:jc w:val="left"/>
       </w:pPr>
       <w:r>
         <w:rPr>
@@ -4524,7 +4528,7 @@
         <w:bidi w:val="1"/>
         <w:spacing w:after="160" w:line="300" w:lineRule="auto"/>
         <w:ind w:left="0" w:right="0" w:firstLine="0"/>
-        <w:jc w:val="right"/>
+        <w:jc w:val="left"/>
       </w:pPr>
       <w:r>
         <w:rPr>
@@ -4552,7 +4556,7 @@
         <w:bidi w:val="1"/>
         <w:spacing w:after="160" w:line="300" w:lineRule="auto"/>
         <w:ind w:left="0" w:right="0" w:firstLine="0"/>
-        <w:jc w:val="right"/>
+        <w:jc w:val="left"/>
       </w:pPr>
       <w:r>
         <w:rPr>
@@ -4580,7 +4584,7 @@
         <w:bidi w:val="1"/>
         <w:spacing w:after="160" w:line="300" w:lineRule="auto"/>
         <w:ind w:left="0" w:right="0" w:firstLine="0"/>
-        <w:jc w:val="right"/>
+        <w:jc w:val="left"/>
       </w:pPr>
       <w:r>
         <w:rPr>
@@ -4598,7 +4602,7 @@
         <w:bidi w:val="1"/>
         <w:spacing w:after="160" w:line="300" w:lineRule="auto"/>
         <w:ind w:left="0" w:right="0" w:firstLine="0"/>
-        <w:jc w:val="right"/>
+        <w:jc w:val="left"/>
       </w:pPr>
       <w:r>
         <w:rPr>
@@ -4618,7 +4622,7 @@
         <w:bidi w:val="1"/>
         <w:spacing w:after="160" w:line="300" w:lineRule="auto"/>
         <w:ind w:left="0" w:right="0" w:firstLine="0"/>
-        <w:jc w:val="right"/>
+        <w:jc w:val="left"/>
       </w:pPr>
       <w:r>
         <w:rPr>
@@ -4646,7 +4650,7 @@
         <w:bidi w:val="1"/>
         <w:spacing w:after="160" w:line="300" w:lineRule="auto"/>
         <w:ind w:left="0" w:right="0" w:firstLine="0"/>
-        <w:jc w:val="right"/>
+        <w:jc w:val="left"/>
       </w:pPr>
       <w:r>
         <w:rPr>
@@ -4674,7 +4678,7 @@
         <w:bidi w:val="1"/>
         <w:spacing w:after="160" w:line="300" w:lineRule="auto"/>
         <w:ind w:left="0" w:right="0" w:firstLine="0"/>
-        <w:jc w:val="right"/>
+        <w:jc w:val="left"/>
       </w:pPr>
       <w:r>
         <w:rPr>
@@ -4704,7 +4708,7 @@
         <w:bidi w:val="1"/>
         <w:spacing w:after="160" w:line="300" w:lineRule="auto"/>
         <w:ind w:left="0" w:right="0" w:firstLine="0"/>
-        <w:jc w:val="right"/>
+        <w:jc w:val="left"/>
       </w:pPr>
       <w:r>
         <w:rPr>
@@ -4732,7 +4736,7 @@
         <w:bidi w:val="1"/>
         <w:spacing w:after="160" w:line="300" w:lineRule="auto"/>
         <w:ind w:left="0" w:right="0" w:firstLine="0"/>
-        <w:jc w:val="right"/>
+        <w:jc w:val="left"/>
       </w:pPr>
       <w:r>
         <w:rPr>
@@ -4760,7 +4764,7 @@
         <w:bidi w:val="1"/>
         <w:spacing w:after="160" w:line="300" w:lineRule="auto"/>
         <w:ind w:left="0" w:right="0" w:firstLine="0"/>
-        <w:jc w:val="right"/>
+        <w:jc w:val="left"/>
       </w:pPr>
       <w:r>
         <w:rPr>
@@ -4790,7 +4794,7 @@
         <w:bidi w:val="1"/>
         <w:spacing w:after="160" w:line="300" w:lineRule="auto"/>
         <w:ind w:left="0" w:right="0" w:firstLine="0"/>
-        <w:jc w:val="right"/>
+        <w:jc w:val="left"/>
       </w:pPr>
       <w:r>
         <w:rPr>
@@ -4808,7 +4812,7 @@
         <w:bidi w:val="1"/>
         <w:spacing w:after="160" w:line="300" w:lineRule="auto"/>
         <w:ind w:left="0" w:right="0" w:firstLine="0"/>
-        <w:jc w:val="right"/>
+        <w:jc w:val="left"/>
       </w:pPr>
       <w:r>
         <w:rPr>
@@ -4826,7 +4830,7 @@
         <w:bidi w:val="1"/>
         <w:spacing w:after="160" w:line="300" w:lineRule="auto"/>
         <w:ind w:left="0" w:right="0" w:firstLine="0"/>
-        <w:jc w:val="right"/>
+        <w:jc w:val="left"/>
       </w:pPr>
       <w:r>
         <w:rPr>
@@ -4854,7 +4858,7 @@
         <w:bidi w:val="1"/>
         <w:spacing w:after="160" w:line="300" w:lineRule="auto"/>
         <w:ind w:left="0" w:right="0" w:firstLine="0"/>
-        <w:jc w:val="right"/>
+        <w:jc w:val="left"/>
       </w:pPr>
       <w:r>
         <w:rPr>
@@ -4882,7 +4886,7 @@
         <w:bidi w:val="1"/>
         <w:spacing w:after="160" w:line="300" w:lineRule="auto"/>
         <w:ind w:left="0" w:right="0" w:firstLine="0"/>
-        <w:jc w:val="right"/>
+        <w:jc w:val="left"/>
       </w:pPr>
       <w:r>
         <w:rPr>
@@ -4900,7 +4904,7 @@
         <w:bidi w:val="1"/>
         <w:spacing w:after="160" w:line="300" w:lineRule="auto"/>
         <w:ind w:left="0" w:right="0" w:firstLine="0"/>
-        <w:jc w:val="right"/>
+        <w:jc w:val="left"/>
       </w:pPr>
       <w:r>
         <w:rPr>
@@ -4918,7 +4922,7 @@
         <w:bidi w:val="1"/>
         <w:spacing w:after="160" w:line="300" w:lineRule="auto"/>
         <w:ind w:left="0" w:right="0" w:firstLine="0"/>
-        <w:jc w:val="right"/>
+        <w:jc w:val="left"/>
       </w:pPr>
       <w:r>
         <w:rPr>
@@ -4936,7 +4940,7 @@
         <w:bidi w:val="1"/>
         <w:spacing w:after="160" w:line="300" w:lineRule="auto"/>
         <w:ind w:left="0" w:right="0" w:firstLine="0"/>
-        <w:jc w:val="right"/>
+        <w:jc w:val="left"/>
       </w:pPr>
       <w:r>
         <w:rPr>
@@ -4954,7 +4958,7 @@
         <w:bidi w:val="1"/>
         <w:spacing w:after="160" w:line="300" w:lineRule="auto"/>
         <w:ind w:left="0" w:right="0" w:firstLine="0"/>
-        <w:jc w:val="right"/>
+        <w:jc w:val="left"/>
       </w:pPr>
       <w:r>
         <w:rPr>
@@ -4972,7 +4976,7 @@
         <w:bidi w:val="1"/>
         <w:spacing w:after="160" w:line="300" w:lineRule="auto"/>
         <w:ind w:left="0" w:right="0" w:firstLine="0"/>
-        <w:jc w:val="right"/>
+        <w:jc w:val="left"/>
       </w:pPr>
       <w:r>
         <w:rPr>
@@ -4990,7 +4994,7 @@
         <w:bidi w:val="1"/>
         <w:spacing w:after="160" w:line="300" w:lineRule="auto"/>
         <w:ind w:left="0" w:right="0" w:firstLine="0"/>
-        <w:jc w:val="right"/>
+        <w:jc w:val="left"/>
       </w:pPr>
       <w:r>
         <w:rPr>
@@ -5018,7 +5022,7 @@
         <w:bidi w:val="1"/>
         <w:spacing w:after="160" w:line="300" w:lineRule="auto"/>
         <w:ind w:left="0" w:right="0" w:firstLine="0"/>
-        <w:jc w:val="right"/>
+        <w:jc w:val="left"/>
       </w:pPr>
       <w:r>
         <w:rPr>
@@ -5046,7 +5050,7 @@
         <w:bidi w:val="1"/>
         <w:spacing w:after="160" w:line="300" w:lineRule="auto"/>
         <w:ind w:left="0" w:right="0" w:firstLine="0"/>
-        <w:jc w:val="right"/>
+        <w:jc w:val="left"/>
       </w:pPr>
       <w:r>
         <w:rPr>
@@ -5064,7 +5068,7 @@
         <w:bidi w:val="1"/>
         <w:spacing w:after="160" w:line="300" w:lineRule="auto"/>
         <w:ind w:left="0" w:right="0" w:firstLine="0"/>
-        <w:jc w:val="right"/>
+        <w:jc w:val="left"/>
       </w:pPr>
       <w:r>
         <w:rPr>
@@ -5092,7 +5096,7 @@
         <w:bidi w:val="1"/>
         <w:spacing w:after="160" w:line="300" w:lineRule="auto"/>
         <w:ind w:left="0" w:right="0" w:firstLine="0"/>
-        <w:jc w:val="right"/>
+        <w:jc w:val="left"/>
       </w:pPr>
       <w:r>
         <w:rPr>
@@ -5120,7 +5124,7 @@
         <w:bidi w:val="1"/>
         <w:spacing w:after="160" w:line="300" w:lineRule="auto"/>
         <w:ind w:left="0" w:right="0" w:firstLine="0"/>
-        <w:jc w:val="right"/>
+        <w:jc w:val="left"/>
       </w:pPr>
       <w:r>
         <w:rPr>
@@ -5148,7 +5152,7 @@
         <w:bidi w:val="1"/>
         <w:spacing w:after="160" w:line="300" w:lineRule="auto"/>
         <w:ind w:left="0" w:right="0" w:firstLine="0"/>
-        <w:jc w:val="right"/>
+        <w:jc w:val="left"/>
       </w:pPr>
       <w:r>
         <w:rPr>
@@ -5166,7 +5170,7 @@
         <w:bidi w:val="1"/>
         <w:spacing w:after="160" w:line="300" w:lineRule="auto"/>
         <w:ind w:left="0" w:right="0" w:firstLine="0"/>
-        <w:jc w:val="right"/>
+        <w:jc w:val="left"/>
       </w:pPr>
       <w:r>
         <w:rPr>
@@ -5184,7 +5188,7 @@
         <w:bidi w:val="1"/>
         <w:spacing w:after="160" w:line="300" w:lineRule="auto"/>
         <w:ind w:left="0" w:right="0" w:firstLine="0"/>
-        <w:jc w:val="right"/>
+        <w:jc w:val="left"/>
       </w:pPr>
       <w:r>
         <w:rPr>
@@ -5212,7 +5216,7 @@
         <w:bidi w:val="1"/>
         <w:spacing w:after="160" w:line="300" w:lineRule="auto"/>
         <w:ind w:left="0" w:right="0" w:firstLine="0"/>
-        <w:jc w:val="right"/>
+        <w:jc w:val="left"/>
       </w:pPr>
       <w:r>
         <w:rPr>
@@ -5240,7 +5244,7 @@
         <w:bidi w:val="1"/>
         <w:spacing w:after="160" w:line="300" w:lineRule="auto"/>
         <w:ind w:left="0" w:right="0" w:firstLine="0"/>
-        <w:jc w:val="right"/>
+        <w:jc w:val="left"/>
       </w:pPr>
       <w:r>
         <w:rPr>
@@ -5258,7 +5262,7 @@
         <w:bidi w:val="1"/>
         <w:spacing w:after="160" w:line="300" w:lineRule="auto"/>
         <w:ind w:left="0" w:right="0" w:firstLine="0"/>
-        <w:jc w:val="right"/>
+        <w:jc w:val="left"/>
       </w:pPr>
       <w:r>
         <w:rPr>
@@ -5284,7 +5288,7 @@
         <w:bidi w:val="1"/>
         <w:spacing w:after="160" w:line="300" w:lineRule="auto"/>
         <w:ind w:left="0" w:right="0" w:firstLine="0"/>
-        <w:jc w:val="right"/>
+        <w:jc w:val="left"/>
       </w:pPr>
       <w:r>
         <w:rPr>
@@ -5302,7 +5306,7 @@
         <w:bidi w:val="1"/>
         <w:spacing w:after="160" w:line="300" w:lineRule="auto"/>
         <w:ind w:left="0" w:right="0" w:firstLine="0"/>
-        <w:jc w:val="right"/>
+        <w:jc w:val="left"/>
       </w:pPr>
       <w:r>
         <w:rPr>
@@ -5322,7 +5326,7 @@
         <w:bidi w:val="1"/>
         <w:spacing w:after="160" w:line="300" w:lineRule="auto"/>
         <w:ind w:left="0" w:right="0" w:firstLine="0"/>
-        <w:jc w:val="right"/>
+        <w:jc w:val="left"/>
       </w:pPr>
       <w:r>
         <w:rPr>
@@ -5340,7 +5344,7 @@
         <w:bidi w:val="1"/>
         <w:spacing w:after="160" w:line="300" w:lineRule="auto"/>
         <w:ind w:left="0" w:right="0" w:firstLine="0"/>
-        <w:jc w:val="right"/>
+        <w:jc w:val="left"/>
       </w:pPr>
       <w:r>
         <w:rPr>
@@ -5368,7 +5372,7 @@
         <w:bidi w:val="1"/>
         <w:spacing w:after="160" w:line="300" w:lineRule="auto"/>
         <w:ind w:left="0" w:right="0" w:firstLine="0"/>
-        <w:jc w:val="right"/>
+        <w:jc w:val="left"/>
       </w:pPr>
       <w:r>
         <w:rPr>
@@ -5396,7 +5400,7 @@
         <w:bidi w:val="1"/>
         <w:spacing w:after="160" w:line="300" w:lineRule="auto"/>
         <w:ind w:left="0" w:right="0" w:firstLine="0"/>
-        <w:jc w:val="right"/>
+        <w:jc w:val="left"/>
       </w:pPr>
       <w:r>
         <w:rPr>
@@ -5414,7 +5418,7 @@
         <w:bidi w:val="1"/>
         <w:spacing w:after="160" w:line="300" w:lineRule="auto"/>
         <w:ind w:left="0" w:right="0" w:firstLine="0"/>
-        <w:jc w:val="right"/>
+        <w:jc w:val="left"/>
       </w:pPr>
       <w:r>
         <w:rPr>
@@ -5432,7 +5436,7 @@
         <w:bidi w:val="1"/>
         <w:spacing w:after="160" w:line="300" w:lineRule="auto"/>
         <w:ind w:left="0" w:right="0" w:firstLine="0"/>
-        <w:jc w:val="right"/>
+        <w:jc w:val="left"/>
       </w:pPr>
       <w:r>
         <w:rPr>
@@ -5450,7 +5454,7 @@
         <w:bidi w:val="1"/>
         <w:spacing w:after="160" w:line="300" w:lineRule="auto"/>
         <w:ind w:left="0" w:right="0" w:firstLine="0"/>
-        <w:jc w:val="right"/>
+        <w:jc w:val="left"/>
       </w:pPr>
       <w:r>
         <w:rPr>
@@ -5468,7 +5472,7 @@
         <w:bidi w:val="1"/>
         <w:spacing w:after="160" w:line="300" w:lineRule="auto"/>
         <w:ind w:left="0" w:right="0" w:firstLine="0"/>
-        <w:jc w:val="right"/>
+        <w:jc w:val="left"/>
       </w:pPr>
       <w:r>
         <w:rPr>
@@ -5486,7 +5490,7 @@
         <w:bidi w:val="1"/>
         <w:spacing w:after="160" w:line="300" w:lineRule="auto"/>
         <w:ind w:left="0" w:right="0" w:firstLine="0"/>
-        <w:jc w:val="right"/>
+        <w:jc w:val="left"/>
       </w:pPr>
       <w:r>
         <w:rPr>
@@ -5514,7 +5518,7 @@
         <w:bidi w:val="1"/>
         <w:spacing w:after="160" w:line="300" w:lineRule="auto"/>
         <w:ind w:left="0" w:right="0" w:firstLine="0"/>
-        <w:jc w:val="right"/>
+        <w:jc w:val="left"/>
       </w:pPr>
       <w:r>
         <w:rPr>
@@ -5542,7 +5546,7 @@
         <w:bidi w:val="1"/>
         <w:spacing w:after="160" w:line="300" w:lineRule="auto"/>
         <w:ind w:left="0" w:right="0" w:firstLine="0"/>
-        <w:jc w:val="right"/>
+        <w:jc w:val="left"/>
       </w:pPr>
       <w:r>
         <w:rPr>
@@ -5560,7 +5564,7 @@
         <w:bidi w:val="1"/>
         <w:spacing w:after="160" w:line="300" w:lineRule="auto"/>
         <w:ind w:left="0" w:right="0" w:firstLine="0"/>
-        <w:jc w:val="right"/>
+        <w:jc w:val="left"/>
       </w:pPr>
       <w:r>
         <w:rPr>
@@ -5578,7 +5582,7 @@
         <w:bidi w:val="1"/>
         <w:spacing w:after="160" w:line="300" w:lineRule="auto"/>
         <w:ind w:left="0" w:right="0" w:firstLine="0"/>
-        <w:jc w:val="right"/>
+        <w:jc w:val="left"/>
       </w:pPr>
       <w:r>
         <w:rPr>
@@ -5606,7 +5610,7 @@
         <w:bidi w:val="1"/>
         <w:spacing w:after="160" w:line="300" w:lineRule="auto"/>
         <w:ind w:left="0" w:right="0" w:firstLine="0"/>
-        <w:jc w:val="right"/>
+        <w:jc w:val="left"/>
       </w:pPr>
       <w:r>
         <w:rPr>
@@ -5634,7 +5638,7 @@
         <w:bidi w:val="1"/>
         <w:spacing w:after="160" w:line="300" w:lineRule="auto"/>
         <w:ind w:left="0" w:right="0" w:firstLine="0"/>
-        <w:jc w:val="right"/>
+        <w:jc w:val="left"/>
       </w:pPr>
       <w:r>
         <w:rPr>
@@ -5652,7 +5656,7 @@
         <w:bidi w:val="1"/>
         <w:spacing w:after="160" w:line="300" w:lineRule="auto"/>
         <w:ind w:left="0" w:right="0" w:firstLine="0"/>
-        <w:jc w:val="right"/>
+        <w:jc w:val="left"/>
       </w:pPr>
       <w:r>
         <w:rPr>
@@ -5672,7 +5676,7 @@
         <w:bidi w:val="1"/>
         <w:spacing w:after="160" w:line="300" w:lineRule="auto"/>
         <w:ind w:left="0" w:right="0" w:firstLine="0"/>
-        <w:jc w:val="right"/>
+        <w:jc w:val="left"/>
       </w:pPr>
       <w:r>
         <w:rPr>
@@ -5690,7 +5694,7 @@
         <w:bidi w:val="1"/>
         <w:spacing w:after="160" w:line="300" w:lineRule="auto"/>
         <w:ind w:left="0" w:right="0" w:firstLine="0"/>
-        <w:jc w:val="right"/>
+        <w:jc w:val="left"/>
       </w:pPr>
       <w:r>
         <w:rPr>
@@ -5708,7 +5712,7 @@
         <w:bidi w:val="1"/>
         <w:spacing w:after="160" w:line="300" w:lineRule="auto"/>
         <w:ind w:left="0" w:right="0" w:firstLine="0"/>
-        <w:jc w:val="right"/>
+        <w:jc w:val="left"/>
       </w:pPr>
       <w:r>
         <w:rPr>
@@ -5728,7 +5732,7 @@
         <w:bidi w:val="1"/>
         <w:spacing w:after="160" w:line="300" w:lineRule="auto"/>
         <w:ind w:left="0" w:right="0" w:firstLine="0"/>
-        <w:jc w:val="right"/>
+        <w:jc w:val="left"/>
       </w:pPr>
       <w:r>
         <w:rPr>
@@ -5746,7 +5750,7 @@
         <w:bidi w:val="1"/>
         <w:spacing w:after="160" w:line="300" w:lineRule="auto"/>
         <w:ind w:left="0" w:right="0" w:firstLine="0"/>
-        <w:jc w:val="right"/>
+        <w:jc w:val="left"/>
       </w:pPr>
       <w:r>
         <w:rPr>
@@ -5764,7 +5768,7 @@
         <w:bidi w:val="1"/>
         <w:spacing w:after="160" w:line="300" w:lineRule="auto"/>
         <w:ind w:left="0" w:right="0" w:firstLine="0"/>
-        <w:jc w:val="right"/>
+        <w:jc w:val="left"/>
       </w:pPr>
       <w:r>
         <w:rPr>
@@ -5794,7 +5798,7 @@
         <w:bidi w:val="1"/>
         <w:spacing w:after="160" w:line="300" w:lineRule="auto"/>
         <w:ind w:left="0" w:right="0" w:firstLine="0"/>
-        <w:jc w:val="right"/>
+        <w:jc w:val="left"/>
       </w:pPr>
       <w:r>
         <w:rPr>
@@ -5822,7 +5826,7 @@
         <w:bidi w:val="1"/>
         <w:spacing w:after="160" w:line="300" w:lineRule="auto"/>
         <w:ind w:left="0" w:right="0" w:firstLine="0"/>
-        <w:jc w:val="right"/>
+        <w:jc w:val="left"/>
       </w:pPr>
       <w:r>
         <w:rPr>
@@ -5840,7 +5844,7 @@
         <w:bidi w:val="1"/>
         <w:spacing w:after="160" w:line="300" w:lineRule="auto"/>
         <w:ind w:left="0" w:right="0" w:firstLine="0"/>
-        <w:jc w:val="right"/>
+        <w:jc w:val="left"/>
       </w:pPr>
       <w:r>
         <w:rPr>
@@ -5868,7 +5872,7 @@
         <w:bidi w:val="1"/>
         <w:spacing w:after="160" w:line="300" w:lineRule="auto"/>
         <w:ind w:left="0" w:right="0" w:firstLine="0"/>
-        <w:jc w:val="right"/>
+        <w:jc w:val="left"/>
       </w:pPr>
       <w:r>
         <w:rPr>
@@ -5896,7 +5900,7 @@
         <w:bidi w:val="1"/>
         <w:spacing w:after="160" w:line="300" w:lineRule="auto"/>
         <w:ind w:left="0" w:right="0" w:firstLine="0"/>
-        <w:jc w:val="right"/>
+        <w:jc w:val="left"/>
       </w:pPr>
       <w:r>
         <w:rPr>
@@ -5914,7 +5918,7 @@
         <w:bidi w:val="1"/>
         <w:spacing w:after="160" w:line="300" w:lineRule="auto"/>
         <w:ind w:left="0" w:right="0" w:firstLine="0"/>
-        <w:jc w:val="right"/>
+        <w:jc w:val="left"/>
       </w:pPr>
       <w:r>
         <w:rPr>
@@ -5932,7 +5936,7 @@
         <w:bidi w:val="1"/>
         <w:spacing w:after="160" w:line="300" w:lineRule="auto"/>
         <w:ind w:left="0" w:right="0" w:firstLine="0"/>
-        <w:jc w:val="right"/>
+        <w:jc w:val="left"/>
       </w:pPr>
       <w:r>
         <w:rPr>
@@ -5960,7 +5964,7 @@
         <w:bidi w:val="1"/>
         <w:spacing w:after="160" w:line="300" w:lineRule="auto"/>
         <w:ind w:left="0" w:right="0" w:firstLine="0"/>
-        <w:jc w:val="right"/>
+        <w:jc w:val="left"/>
       </w:pPr>
       <w:r>
         <w:rPr>
@@ -5990,7 +5994,7 @@
         <w:bidi w:val="1"/>
         <w:spacing w:after="160" w:line="300" w:lineRule="auto"/>
         <w:ind w:left="0" w:right="0" w:firstLine="0"/>
-        <w:jc w:val="right"/>
+        <w:jc w:val="left"/>
       </w:pPr>
       <w:r>
         <w:rPr>
@@ -6008,7 +6012,7 @@
         <w:bidi w:val="1"/>
         <w:spacing w:after="160" w:line="300" w:lineRule="auto"/>
         <w:ind w:left="0" w:right="0" w:firstLine="0"/>
-        <w:jc w:val="right"/>
+        <w:jc w:val="left"/>
       </w:pPr>
       <w:r>
         <w:rPr>
@@ -6036,7 +6040,7 @@
         <w:bidi w:val="1"/>
         <w:spacing w:after="160" w:line="300" w:lineRule="auto"/>
         <w:ind w:left="0" w:right="0" w:firstLine="0"/>
-        <w:jc w:val="right"/>
+        <w:jc w:val="left"/>
       </w:pPr>
       <w:r>
         <w:rPr>
@@ -6064,7 +6068,7 @@
         <w:bidi w:val="1"/>
         <w:spacing w:after="160" w:line="300" w:lineRule="auto"/>
         <w:ind w:left="0" w:right="0" w:firstLine="0"/>
-        <w:jc w:val="right"/>
+        <w:jc w:val="left"/>
       </w:pPr>
       <w:r>
         <w:rPr>
@@ -6082,7 +6086,7 @@
         <w:bidi w:val="1"/>
         <w:spacing w:after="160" w:line="300" w:lineRule="auto"/>
         <w:ind w:left="0" w:right="0" w:firstLine="0"/>
-        <w:jc w:val="right"/>
+        <w:jc w:val="left"/>
       </w:pPr>
       <w:r>
         <w:rPr>
@@ -6102,7 +6106,7 @@
         <w:bidi w:val="1"/>
         <w:spacing w:after="160" w:line="300" w:lineRule="auto"/>
         <w:ind w:left="0" w:right="0" w:firstLine="0"/>
-        <w:jc w:val="right"/>
+        <w:jc w:val="left"/>
       </w:pPr>
       <w:r>
         <w:rPr>
@@ -6120,7 +6124,7 @@
         <w:bidi w:val="1"/>
         <w:spacing w:after="160" w:line="300" w:lineRule="auto"/>
         <w:ind w:left="0" w:right="0" w:firstLine="0"/>
-        <w:jc w:val="right"/>
+        <w:jc w:val="left"/>
       </w:pPr>
       <w:r>
         <w:rPr>
@@ -6138,7 +6142,7 @@
         <w:bidi w:val="1"/>
         <w:spacing w:after="160" w:line="300" w:lineRule="auto"/>
         <w:ind w:left="0" w:right="0" w:firstLine="0"/>
-        <w:jc w:val="right"/>
+        <w:jc w:val="left"/>
       </w:pPr>
       <w:r>
         <w:rPr>
@@ -6158,7 +6162,7 @@
         <w:bidi w:val="1"/>
         <w:spacing w:after="160" w:line="300" w:lineRule="auto"/>
         <w:ind w:left="0" w:right="0" w:firstLine="0"/>
-        <w:jc w:val="right"/>
+        <w:jc w:val="left"/>
       </w:pPr>
       <w:r>
         <w:rPr>
@@ -6176,7 +6180,7 @@
         <w:bidi w:val="1"/>
         <w:spacing w:after="160" w:line="300" w:lineRule="auto"/>
         <w:ind w:left="0" w:right="0" w:firstLine="0"/>
-        <w:jc w:val="right"/>
+        <w:jc w:val="left"/>
       </w:pPr>
       <w:r>
         <w:rPr>
@@ -6196,7 +6200,7 @@
         <w:bidi w:val="1"/>
         <w:spacing w:after="160" w:line="300" w:lineRule="auto"/>
         <w:ind w:left="0" w:right="0" w:firstLine="0"/>
-        <w:jc w:val="right"/>
+        <w:jc w:val="left"/>
       </w:pPr>
       <w:r>
         <w:rPr>
@@ -6224,7 +6228,7 @@
         <w:bidi w:val="1"/>
         <w:spacing w:after="160" w:line="300" w:lineRule="auto"/>
         <w:ind w:left="0" w:right="0" w:firstLine="0"/>
-        <w:jc w:val="right"/>
+        <w:jc w:val="left"/>
       </w:pPr>
       <w:r>
         <w:rPr>
@@ -6252,7 +6256,7 @@
         <w:bidi w:val="1"/>
         <w:spacing w:after="160" w:line="300" w:lineRule="auto"/>
         <w:ind w:left="0" w:right="0" w:firstLine="0"/>
-        <w:jc w:val="right"/>
+        <w:jc w:val="left"/>
       </w:pPr>
       <w:r>
         <w:rPr>
@@ -6282,7 +6286,7 @@
         <w:bidi w:val="1"/>
         <w:spacing w:after="160" w:line="300" w:lineRule="auto"/>
         <w:ind w:left="0" w:right="0" w:firstLine="0"/>
-        <w:jc w:val="right"/>
+        <w:jc w:val="left"/>
       </w:pPr>
       <w:r>
         <w:rPr>
@@ -6312,7 +6316,7 @@
         <w:bidi w:val="1"/>
         <w:spacing w:after="160" w:line="300" w:lineRule="auto"/>
         <w:ind w:left="0" w:right="0" w:firstLine="0"/>
-        <w:jc w:val="right"/>
+        <w:jc w:val="left"/>
       </w:pPr>
       <w:r>
         <w:rPr>
@@ -6330,7 +6334,7 @@
         <w:bidi w:val="1"/>
         <w:spacing w:after="160" w:line="300" w:lineRule="auto"/>
         <w:ind w:left="0" w:right="0" w:firstLine="0"/>
-        <w:jc w:val="right"/>
+        <w:jc w:val="left"/>
       </w:pPr>
       <w:r>
         <w:rPr>
@@ -6348,7 +6352,7 @@
         <w:bidi w:val="1"/>
         <w:spacing w:after="160" w:line="300" w:lineRule="auto"/>
         <w:ind w:left="0" w:right="0" w:firstLine="0"/>
-        <w:jc w:val="right"/>
+        <w:jc w:val="left"/>
       </w:pPr>
       <w:r>
         <w:rPr>
@@ -6366,7 +6370,7 @@
         <w:bidi w:val="1"/>
         <w:spacing w:after="160" w:line="300" w:lineRule="auto"/>
         <w:ind w:left="0" w:right="0" w:firstLine="0"/>
-        <w:jc w:val="right"/>
+        <w:jc w:val="left"/>
       </w:pPr>
       <w:r>
         <w:rPr>
@@ -6394,7 +6398,7 @@
         <w:bidi w:val="1"/>
         <w:spacing w:after="160" w:line="300" w:lineRule="auto"/>
         <w:ind w:left="0" w:right="0" w:firstLine="0"/>
-        <w:jc w:val="right"/>
+        <w:jc w:val="left"/>
       </w:pPr>
       <w:r>
         <w:rPr>
@@ -6422,7 +6426,7 @@
         <w:bidi w:val="1"/>
         <w:spacing w:after="160" w:line="300" w:lineRule="auto"/>
         <w:ind w:left="0" w:right="0" w:firstLine="0"/>
-        <w:jc w:val="right"/>
+        <w:jc w:val="left"/>
       </w:pPr>
       <w:r>
         <w:rPr>
@@ -6450,7 +6454,7 @@
         <w:bidi w:val="1"/>
         <w:spacing w:after="160" w:line="300" w:lineRule="auto"/>
         <w:ind w:left="0" w:right="0" w:firstLine="0"/>
-        <w:jc w:val="right"/>
+        <w:jc w:val="left"/>
       </w:pPr>
       <w:r>
         <w:rPr>
@@ -6478,7 +6482,7 @@
         <w:bidi w:val="1"/>
         <w:spacing w:after="160" w:line="300" w:lineRule="auto"/>
         <w:ind w:left="0" w:right="0" w:firstLine="0"/>
-        <w:jc w:val="right"/>
+        <w:jc w:val="left"/>
       </w:pPr>
       <w:r>
         <w:rPr>
@@ -6506,7 +6510,7 @@
         <w:bidi w:val="1"/>
         <w:spacing w:after="160" w:line="300" w:lineRule="auto"/>
         <w:ind w:left="0" w:right="0" w:firstLine="0"/>
-        <w:jc w:val="right"/>
+        <w:jc w:val="left"/>
       </w:pPr>
       <w:r>
         <w:rPr>
@@ -6526,7 +6530,7 @@
         <w:bidi w:val="1"/>
         <w:spacing w:after="160" w:line="300" w:lineRule="auto"/>
         <w:ind w:left="0" w:right="0" w:firstLine="0"/>
-        <w:jc w:val="right"/>
+        <w:jc w:val="left"/>
       </w:pPr>
       <w:r>
         <w:rPr>
@@ -6544,7 +6548,7 @@
         <w:bidi w:val="1"/>
         <w:spacing w:after="160" w:line="300" w:lineRule="auto"/>
         <w:ind w:left="0" w:right="0" w:firstLine="0"/>
-        <w:jc w:val="right"/>
+        <w:jc w:val="left"/>
       </w:pPr>
       <w:r>
         <w:rPr>
@@ -6562,7 +6566,7 @@
         <w:bidi w:val="1"/>
         <w:spacing w:after="160" w:line="300" w:lineRule="auto"/>
         <w:ind w:left="0" w:right="0" w:firstLine="0"/>
-        <w:jc w:val="right"/>
+        <w:jc w:val="left"/>
       </w:pPr>
       <w:r>
         <w:rPr>
@@ -6580,7 +6584,7 @@
         <w:bidi w:val="1"/>
         <w:spacing w:after="160" w:line="300" w:lineRule="auto"/>
         <w:ind w:left="0" w:right="0" w:firstLine="0"/>
-        <w:jc w:val="right"/>
+        <w:jc w:val="left"/>
       </w:pPr>
       <w:r>
         <w:rPr>
@@ -6598,7 +6602,7 @@
         <w:bidi w:val="1"/>
         <w:spacing w:after="160" w:line="300" w:lineRule="auto"/>
         <w:ind w:left="0" w:right="0" w:firstLine="0"/>
-        <w:jc w:val="right"/>
+        <w:jc w:val="left"/>
       </w:pPr>
       <w:r>
         <w:rPr>
@@ -6618,7 +6622,7 @@
         <w:bidi w:val="1"/>
         <w:spacing w:after="160" w:line="300" w:lineRule="auto"/>
         <w:ind w:left="0" w:right="0" w:firstLine="0"/>
-        <w:jc w:val="right"/>
+        <w:jc w:val="left"/>
       </w:pPr>
       <w:r>
         <w:rPr>
@@ -6650,7 +6654,7 @@
         <w:bidi w:val="1"/>
         <w:spacing w:after="160" w:line="300" w:lineRule="auto"/>
         <w:ind w:left="0" w:right="0" w:firstLine="0"/>
-        <w:jc w:val="right"/>
+        <w:jc w:val="left"/>
       </w:pPr>
       <w:r>
         <w:rPr>
@@ -6678,7 +6682,7 @@
         <w:bidi w:val="1"/>
         <w:spacing w:after="160" w:line="300" w:lineRule="auto"/>
         <w:ind w:left="0" w:right="0" w:firstLine="0"/>
-        <w:jc w:val="right"/>
+        <w:jc w:val="left"/>
       </w:pPr>
       <w:r>
         <w:rPr>
@@ -6696,7 +6700,7 @@
         <w:bidi w:val="1"/>
         <w:spacing w:after="160" w:line="300" w:lineRule="auto"/>
         <w:ind w:left="0" w:right="0" w:firstLine="0"/>
-        <w:jc w:val="right"/>
+        <w:jc w:val="left"/>
       </w:pPr>
       <w:r>
         <w:rPr>
@@ -6724,7 +6728,7 @@
         <w:bidi w:val="1"/>
         <w:spacing w:after="160" w:line="300" w:lineRule="auto"/>
         <w:ind w:left="0" w:right="0" w:firstLine="0"/>
-        <w:jc w:val="right"/>
+        <w:jc w:val="left"/>
       </w:pPr>
       <w:r>
         <w:rPr>
@@ -6752,7 +6756,7 @@
         <w:bidi w:val="1"/>
         <w:spacing w:after="160" w:line="300" w:lineRule="auto"/>
         <w:ind w:left="0" w:right="0" w:firstLine="0"/>
-        <w:jc w:val="right"/>
+        <w:jc w:val="left"/>
       </w:pPr>
       <w:r>
         <w:rPr>
@@ -6780,7 +6784,7 @@
         <w:bidi w:val="1"/>
         <w:spacing w:after="160" w:line="300" w:lineRule="auto"/>
         <w:ind w:left="0" w:right="0" w:firstLine="0"/>
-        <w:jc w:val="right"/>
+        <w:jc w:val="left"/>
       </w:pPr>
       <w:r>
         <w:rPr>
@@ -6798,7 +6802,7 @@
         <w:bidi w:val="1"/>
         <w:spacing w:after="160" w:line="300" w:lineRule="auto"/>
         <w:ind w:left="0" w:right="0" w:firstLine="0"/>
-        <w:jc w:val="right"/>
+        <w:jc w:val="left"/>
       </w:pPr>
       <w:r>
         <w:rPr>
@@ -6816,7 +6820,7 @@
         <w:bidi w:val="1"/>
         <w:spacing w:after="160" w:line="300" w:lineRule="auto"/>
         <w:ind w:left="0" w:right="0" w:firstLine="0"/>
-        <w:jc w:val="right"/>
+        <w:jc w:val="left"/>
       </w:pPr>
       <w:r>
         <w:rPr>
@@ -6838,7 +6842,7 @@
         <w:bidi w:val="1"/>
         <w:spacing w:after="160" w:line="300" w:lineRule="auto"/>
         <w:ind w:left="0" w:right="0" w:firstLine="0"/>
-        <w:jc w:val="right"/>
+        <w:jc w:val="left"/>
       </w:pPr>
       <w:r>
         <w:rPr>
@@ -6860,7 +6864,7 @@
         <w:bidi w:val="1"/>
         <w:spacing w:after="160" w:line="300" w:lineRule="auto"/>
         <w:ind w:left="0" w:right="0" w:firstLine="0"/>
-        <w:jc w:val="right"/>
+        <w:jc w:val="left"/>
       </w:pPr>
       <w:r>
         <w:rPr>
@@ -6890,7 +6894,7 @@
         <w:bidi w:val="1"/>
         <w:spacing w:after="160" w:line="300" w:lineRule="auto"/>
         <w:ind w:left="0" w:right="0" w:firstLine="0"/>
-        <w:jc w:val="right"/>
+        <w:jc w:val="left"/>
       </w:pPr>
       <w:r>
         <w:rPr>
@@ -6918,7 +6922,7 @@
         <w:bidi w:val="1"/>
         <w:spacing w:after="160" w:line="300" w:lineRule="auto"/>
         <w:ind w:left="0" w:right="0" w:firstLine="0"/>
-        <w:jc w:val="right"/>
+        <w:jc w:val="left"/>
       </w:pPr>
       <w:r>
         <w:rPr>
@@ -6946,7 +6950,7 @@
         <w:bidi w:val="1"/>
         <w:spacing w:after="160" w:line="300" w:lineRule="auto"/>
         <w:ind w:left="0" w:right="0" w:firstLine="0"/>
-        <w:jc w:val="right"/>
+        <w:jc w:val="left"/>
       </w:pPr>
       <w:r>
         <w:rPr>
@@ -6978,7 +6982,7 @@
         <w:bidi w:val="1"/>
         <w:spacing w:after="160" w:line="300" w:lineRule="auto"/>
         <w:ind w:left="0" w:right="0" w:firstLine="0"/>
-        <w:jc w:val="right"/>
+        <w:jc w:val="left"/>
       </w:pPr>
       <w:r>
         <w:rPr>
@@ -6996,7 +7000,7 @@
         <w:bidi w:val="1"/>
         <w:spacing w:after="160" w:line="300" w:lineRule="auto"/>
         <w:ind w:left="0" w:right="0" w:firstLine="0"/>
-        <w:jc w:val="right"/>
+        <w:jc w:val="left"/>
       </w:pPr>
       <w:r>
         <w:rPr>
@@ -7018,7 +7022,7 @@
         <w:bidi w:val="1"/>
         <w:spacing w:after="160" w:line="300" w:lineRule="auto"/>
         <w:ind w:left="0" w:right="0" w:firstLine="0"/>
-        <w:jc w:val="right"/>
+        <w:jc w:val="left"/>
       </w:pPr>
       <w:r>
         <w:rPr>
@@ -7046,7 +7050,7 @@
         <w:bidi w:val="1"/>
         <w:spacing w:after="160" w:line="300" w:lineRule="auto"/>
         <w:ind w:left="0" w:right="0" w:firstLine="0"/>
-        <w:jc w:val="right"/>
+        <w:jc w:val="left"/>
       </w:pPr>
       <w:r>
         <w:rPr>
@@ -7074,7 +7078,7 @@
         <w:bidi w:val="1"/>
         <w:spacing w:after="160" w:line="300" w:lineRule="auto"/>
         <w:ind w:left="0" w:right="0" w:firstLine="0"/>
-        <w:jc w:val="right"/>
+        <w:jc w:val="left"/>
       </w:pPr>
       <w:r>
         <w:rPr>
@@ -7092,7 +7096,7 @@
         <w:bidi w:val="1"/>
         <w:spacing w:after="160" w:line="300" w:lineRule="auto"/>
         <w:ind w:left="0" w:right="0" w:firstLine="0"/>
-        <w:jc w:val="right"/>
+        <w:jc w:val="left"/>
       </w:pPr>
       <w:r>
         <w:rPr>
@@ -7110,7 +7114,7 @@
         <w:bidi w:val="1"/>
         <w:spacing w:after="160" w:line="300" w:lineRule="auto"/>
         <w:ind w:left="0" w:right="0" w:firstLine="0"/>
-        <w:jc w:val="right"/>
+        <w:jc w:val="left"/>
       </w:pPr>
       <w:r>
         <w:rPr>
@@ -7138,7 +7142,7 @@
         <w:bidi w:val="1"/>
         <w:spacing w:after="160" w:line="300" w:lineRule="auto"/>
         <w:ind w:left="0" w:right="0" w:firstLine="0"/>
-        <w:jc w:val="right"/>
+        <w:jc w:val="left"/>
       </w:pPr>
       <w:r>
         <w:rPr>
@@ -7166,7 +7170,7 @@
         <w:bidi w:val="1"/>
         <w:spacing w:after="160" w:line="300" w:lineRule="auto"/>
         <w:ind w:left="0" w:right="0" w:firstLine="0"/>
-        <w:jc w:val="right"/>
+        <w:jc w:val="left"/>
       </w:pPr>
       <w:r>
         <w:rPr>
@@ -7194,7 +7198,7 @@
         <w:bidi w:val="1"/>
         <w:spacing w:after="160" w:line="300" w:lineRule="auto"/>
         <w:ind w:left="0" w:right="0" w:firstLine="0"/>
-        <w:jc w:val="right"/>
+        <w:jc w:val="left"/>
       </w:pPr>
       <w:r>
         <w:rPr>
@@ -7212,7 +7216,7 @@
         <w:bidi w:val="1"/>
         <w:spacing w:after="160" w:line="300" w:lineRule="auto"/>
         <w:ind w:left="0" w:right="0" w:firstLine="0"/>
-        <w:jc w:val="right"/>
+        <w:jc w:val="left"/>
       </w:pPr>
       <w:r>
         <w:rPr>
@@ -7230,7 +7234,7 @@
         <w:bidi w:val="1"/>
         <w:spacing w:after="160" w:line="300" w:lineRule="auto"/>
         <w:ind w:left="0" w:right="0" w:firstLine="0"/>
-        <w:jc w:val="right"/>
+        <w:jc w:val="left"/>
       </w:pPr>
       <w:r>
         <w:rPr>
@@ -7252,7 +7256,7 @@
         <w:bidi w:val="1"/>
         <w:spacing w:after="160" w:line="300" w:lineRule="auto"/>
         <w:ind w:left="0" w:right="0" w:firstLine="0"/>
-        <w:jc w:val="right"/>
+        <w:jc w:val="left"/>
       </w:pPr>
       <w:r>
         <w:rPr>
@@ -7274,7 +7278,7 @@
         <w:bidi w:val="1"/>
         <w:spacing w:after="160" w:line="300" w:lineRule="auto"/>
         <w:ind w:left="0" w:right="0" w:firstLine="0"/>
-        <w:jc w:val="right"/>
+        <w:jc w:val="left"/>
       </w:pPr>
       <w:r>
         <w:rPr>
@@ -7292,7 +7296,7 @@
         <w:bidi w:val="1"/>
         <w:spacing w:after="160" w:line="300" w:lineRule="auto"/>
         <w:ind w:left="0" w:right="0" w:firstLine="0"/>
-        <w:jc w:val="right"/>
+        <w:jc w:val="left"/>
       </w:pPr>
       <w:r>
         <w:rPr>
@@ -7312,7 +7316,7 @@
         <w:bidi w:val="1"/>
         <w:spacing w:after="160" w:line="300" w:lineRule="auto"/>
         <w:ind w:left="0" w:right="0" w:firstLine="0"/>
-        <w:jc w:val="right"/>
+        <w:jc w:val="left"/>
       </w:pPr>
       <w:r>
         <w:rPr>
@@ -7342,7 +7346,7 @@
         <w:bidi w:val="1"/>
         <w:spacing w:after="160" w:line="300" w:lineRule="auto"/>
         <w:ind w:left="0" w:right="0" w:firstLine="0"/>
-        <w:jc w:val="right"/>
+        <w:jc w:val="left"/>
       </w:pPr>
       <w:r>
         <w:rPr>
@@ -7374,7 +7378,7 @@
         <w:bidi w:val="1"/>
         <w:spacing w:after="160" w:line="300" w:lineRule="auto"/>
         <w:ind w:left="0" w:right="0" w:firstLine="0"/>
-        <w:jc w:val="right"/>
+        <w:jc w:val="left"/>
       </w:pPr>
       <w:r>
         <w:rPr>
@@ -7402,7 +7406,7 @@
         <w:bidi w:val="1"/>
         <w:spacing w:after="160" w:line="300" w:lineRule="auto"/>
         <w:ind w:left="0" w:right="0" w:firstLine="0"/>
-        <w:jc w:val="right"/>
+        <w:jc w:val="left"/>
       </w:pPr>
       <w:r>
         <w:rPr>
@@ -7430,7 +7434,7 @@
         <w:bidi w:val="1"/>
         <w:spacing w:after="160" w:line="300" w:lineRule="auto"/>
         <w:ind w:left="0" w:right="0" w:firstLine="0"/>
-        <w:jc w:val="right"/>
+        <w:jc w:val="left"/>
       </w:pPr>
       <w:r>
         <w:rPr>
@@ -7448,7 +7452,7 @@
         <w:bidi w:val="1"/>
         <w:spacing w:after="160" w:line="300" w:lineRule="auto"/>
         <w:ind w:left="0" w:right="0" w:firstLine="0"/>
-        <w:jc w:val="right"/>
+        <w:jc w:val="left"/>
       </w:pPr>
       <w:r>
         <w:rPr>
@@ -7466,7 +7470,7 @@
         <w:bidi w:val="1"/>
         <w:spacing w:after="160" w:line="300" w:lineRule="auto"/>
         <w:ind w:left="0" w:right="0" w:firstLine="0"/>
-        <w:jc w:val="right"/>
+        <w:jc w:val="left"/>
       </w:pPr>
       <w:r>
         <w:rPr>
@@ -7494,7 +7498,7 @@
         <w:bidi w:val="1"/>
         <w:spacing w:after="160" w:line="300" w:lineRule="auto"/>
         <w:ind w:left="0" w:right="0" w:firstLine="0"/>
-        <w:jc w:val="right"/>
+        <w:jc w:val="left"/>
       </w:pPr>
       <w:r>
         <w:rPr>
@@ -7522,7 +7526,7 @@
         <w:bidi w:val="1"/>
         <w:spacing w:after="160" w:line="300" w:lineRule="auto"/>
         <w:ind w:left="0" w:right="0" w:firstLine="0"/>
-        <w:jc w:val="right"/>
+        <w:jc w:val="left"/>
       </w:pPr>
       <w:r>
         <w:rPr>
@@ -7550,7 +7554,7 @@
         <w:bidi w:val="1"/>
         <w:spacing w:after="160" w:line="300" w:lineRule="auto"/>
         <w:ind w:left="0" w:right="0" w:firstLine="0"/>
-        <w:jc w:val="right"/>
+        <w:jc w:val="left"/>
       </w:pPr>
       <w:r>
         <w:rPr>
@@ -7578,7 +7582,7 @@
         <w:bidi w:val="1"/>
         <w:spacing w:after="160" w:line="300" w:lineRule="auto"/>
         <w:ind w:left="0" w:right="0" w:firstLine="0"/>
-        <w:jc w:val="right"/>
+        <w:jc w:val="left"/>
       </w:pPr>
       <w:r>
         <w:rPr>
@@ -7606,7 +7610,7 @@
         <w:bidi w:val="1"/>
         <w:spacing w:after="160" w:line="300" w:lineRule="auto"/>
         <w:ind w:left="0" w:right="0" w:firstLine="0"/>
-        <w:jc w:val="right"/>
+        <w:jc w:val="left"/>
       </w:pPr>
       <w:r>
         <w:rPr>
@@ -7634,7 +7638,7 @@
         <w:bidi w:val="1"/>
         <w:spacing w:after="160" w:line="300" w:lineRule="auto"/>
         <w:ind w:left="0" w:right="0" w:firstLine="0"/>
-        <w:jc w:val="right"/>
+        <w:jc w:val="left"/>
       </w:pPr>
       <w:r>
         <w:rPr>
@@ -7662,7 +7666,7 @@
         <w:bidi w:val="1"/>
         <w:spacing w:after="160" w:line="300" w:lineRule="auto"/>
         <w:ind w:left="0" w:right="0" w:firstLine="0"/>
-        <w:jc w:val="right"/>
+        <w:jc w:val="left"/>
       </w:pPr>
       <w:r>
         <w:rPr>
@@ -7680,7 +7684,7 @@
         <w:bidi w:val="1"/>
         <w:spacing w:after="160" w:line="300" w:lineRule="auto"/>
         <w:ind w:left="0" w:right="0" w:firstLine="0"/>
-        <w:jc w:val="right"/>
+        <w:jc w:val="left"/>
       </w:pPr>
       <w:r>
         <w:rPr>
@@ -7698,7 +7702,7 @@
         <w:bidi w:val="1"/>
         <w:spacing w:after="160" w:line="300" w:lineRule="auto"/>
         <w:ind w:left="0" w:right="0" w:firstLine="0"/>
-        <w:jc w:val="right"/>
+        <w:jc w:val="left"/>
       </w:pPr>
       <w:r>
         <w:rPr>
@@ -7726,7 +7730,7 @@
         <w:bidi w:val="1"/>
         <w:spacing w:after="160" w:line="300" w:lineRule="auto"/>
         <w:ind w:left="0" w:right="0" w:firstLine="0"/>
-        <w:jc w:val="right"/>
+        <w:jc w:val="left"/>
       </w:pPr>
       <w:r>
         <w:rPr>
@@ -7754,7 +7758,7 @@
         <w:bidi w:val="1"/>
         <w:spacing w:after="160" w:line="300" w:lineRule="auto"/>
         <w:ind w:left="0" w:right="0" w:firstLine="0"/>
-        <w:jc w:val="right"/>
+        <w:jc w:val="left"/>
       </w:pPr>
       <w:r>
         <w:rPr>
@@ -7782,7 +7786,7 @@
         <w:bidi w:val="1"/>
         <w:spacing w:after="160" w:line="300" w:lineRule="auto"/>
         <w:ind w:left="0" w:right="0" w:firstLine="0"/>
-        <w:jc w:val="right"/>
+        <w:jc w:val="left"/>
       </w:pPr>
       <w:r>
         <w:rPr>
@@ -7810,7 +7814,7 @@
         <w:bidi w:val="1"/>
         <w:spacing w:after="160" w:line="300" w:lineRule="auto"/>
         <w:ind w:left="0" w:right="0" w:firstLine="0"/>
-        <w:jc w:val="right"/>
+        <w:jc w:val="left"/>
       </w:pPr>
       <w:r>
         <w:rPr>
@@ -7828,7 +7832,7 @@
         <w:bidi w:val="1"/>
         <w:spacing w:after="160" w:line="300" w:lineRule="auto"/>
         <w:ind w:left="0" w:right="0" w:firstLine="0"/>
-        <w:jc w:val="right"/>
+        <w:jc w:val="left"/>
       </w:pPr>
       <w:r>
         <w:rPr>
@@ -7856,7 +7860,7 @@
         <w:bidi w:val="1"/>
         <w:spacing w:after="160" w:line="300" w:lineRule="auto"/>
         <w:ind w:left="0" w:right="0" w:firstLine="0"/>
-        <w:jc w:val="right"/>
+        <w:jc w:val="left"/>
       </w:pPr>
       <w:r>
         <w:rPr>
@@ -7884,7 +7888,7 @@
         <w:bidi w:val="1"/>
         <w:spacing w:after="160" w:line="300" w:lineRule="auto"/>
         <w:ind w:left="0" w:right="0" w:firstLine="0"/>
-        <w:jc w:val="right"/>
+        <w:jc w:val="left"/>
       </w:pPr>
       <w:r>
         <w:rPr>
@@ -7912,7 +7916,7 @@
         <w:bidi w:val="1"/>
         <w:spacing w:after="160" w:line="300" w:lineRule="auto"/>
         <w:ind w:left="0" w:right="0" w:firstLine="0"/>
-        <w:jc w:val="right"/>
+        <w:jc w:val="left"/>
       </w:pPr>
       <w:r>
         <w:rPr>
@@ -7940,7 +7944,7 @@
         <w:bidi w:val="1"/>
         <w:spacing w:after="160" w:line="300" w:lineRule="auto"/>
         <w:ind w:left="0" w:right="0" w:firstLine="0"/>
-        <w:jc w:val="right"/>
+        <w:jc w:val="left"/>
       </w:pPr>
       <w:r>
         <w:rPr>
@@ -7958,7 +7962,7 @@
         <w:bidi w:val="1"/>
         <w:spacing w:after="160" w:line="300" w:lineRule="auto"/>
         <w:ind w:left="0" w:right="0" w:firstLine="0"/>
-        <w:jc w:val="right"/>
+        <w:jc w:val="left"/>
       </w:pPr>
       <w:r>
         <w:rPr>
@@ -7986,7 +7990,7 @@
         <w:bidi w:val="1"/>
         <w:spacing w:after="160" w:line="300" w:lineRule="auto"/>
         <w:ind w:left="0" w:right="0" w:firstLine="0"/>
-        <w:jc w:val="right"/>
+        <w:jc w:val="left"/>
       </w:pPr>
       <w:r>
         <w:rPr>
@@ -8014,7 +8018,7 @@
         <w:bidi w:val="1"/>
         <w:spacing w:after="160" w:line="300" w:lineRule="auto"/>
         <w:ind w:left="0" w:right="0" w:firstLine="0"/>
-        <w:jc w:val="right"/>
+        <w:jc w:val="left"/>
       </w:pPr>
       <w:r>
         <w:rPr>
@@ -8042,7 +8046,7 @@
         <w:bidi w:val="1"/>
         <w:spacing w:after="160" w:line="300" w:lineRule="auto"/>
         <w:ind w:left="0" w:right="0" w:firstLine="0"/>
-        <w:jc w:val="right"/>
+        <w:jc w:val="left"/>
       </w:pPr>
       <w:r>
         <w:rPr>
@@ -8070,7 +8074,7 @@
         <w:bidi w:val="1"/>
         <w:spacing w:after="160" w:line="300" w:lineRule="auto"/>
         <w:ind w:left="0" w:right="0" w:firstLine="0"/>
-        <w:jc w:val="right"/>
+        <w:jc w:val="left"/>
       </w:pPr>
       <w:r>
         <w:rPr>
@@ -8088,7 +8092,7 @@
         <w:bidi w:val="1"/>
         <w:spacing w:after="160" w:line="300" w:lineRule="auto"/>
         <w:ind w:left="0" w:right="0" w:firstLine="0"/>
-        <w:jc w:val="right"/>
+        <w:jc w:val="left"/>
       </w:pPr>
       <w:r>
         <w:rPr>
@@ -8106,7 +8110,7 @@
         <w:bidi w:val="1"/>
         <w:spacing w:after="160" w:line="300" w:lineRule="auto"/>
         <w:ind w:left="0" w:right="0" w:firstLine="0"/>
-        <w:jc w:val="right"/>
+        <w:jc w:val="left"/>
       </w:pPr>
       <w:r>
         <w:rPr>
@@ -8124,7 +8128,7 @@
         <w:bidi w:val="1"/>
         <w:spacing w:after="160" w:line="300" w:lineRule="auto"/>
         <w:ind w:left="0" w:right="0" w:firstLine="0"/>
-        <w:jc w:val="right"/>
+        <w:jc w:val="left"/>
       </w:pPr>
       <w:r>
         <w:rPr>
@@ -8142,7 +8146,7 @@
         <w:bidi w:val="1"/>
         <w:spacing w:after="160" w:line="300" w:lineRule="auto"/>
         <w:ind w:left="0" w:right="0" w:firstLine="0"/>
-        <w:jc w:val="right"/>
+        <w:jc w:val="left"/>
       </w:pPr>
       <w:r>
         <w:rPr>
@@ -8160,7 +8164,7 @@
         <w:bidi w:val="1"/>
         <w:spacing w:after="160" w:line="300" w:lineRule="auto"/>
         <w:ind w:left="0" w:right="0" w:firstLine="0"/>
-        <w:jc w:val="right"/>
+        <w:jc w:val="left"/>
       </w:pPr>
       <w:r>
         <w:rPr>
@@ -8178,7 +8182,7 @@
         <w:bidi w:val="1"/>
         <w:spacing w:after="160" w:line="300" w:lineRule="auto"/>
         <w:ind w:left="0" w:right="0" w:firstLine="0"/>
-        <w:jc w:val="right"/>
+        <w:jc w:val="left"/>
       </w:pPr>
       <w:r>
         <w:rPr>
@@ -8196,7 +8200,7 @@
         <w:bidi w:val="1"/>
         <w:spacing w:after="160" w:line="300" w:lineRule="auto"/>
         <w:ind w:left="0" w:right="0" w:firstLine="0"/>
-        <w:jc w:val="right"/>
+        <w:jc w:val="left"/>
       </w:pPr>
       <w:r>
         <w:rPr>
@@ -8224,7 +8228,7 @@
         <w:bidi w:val="1"/>
         <w:spacing w:after="160" w:line="300" w:lineRule="auto"/>
         <w:ind w:left="0" w:right="0" w:firstLine="0"/>
-        <w:jc w:val="right"/>
+        <w:jc w:val="left"/>
       </w:pPr>
       <w:r>
         <w:rPr>
@@ -8252,7 +8256,7 @@
         <w:bidi w:val="1"/>
         <w:spacing w:after="160" w:line="300" w:lineRule="auto"/>
         <w:ind w:left="0" w:right="0" w:firstLine="0"/>
-        <w:jc w:val="right"/>
+        <w:jc w:val="left"/>
       </w:pPr>
       <w:r>
         <w:rPr>
@@ -8270,7 +8274,7 @@
         <w:bidi w:val="1"/>
         <w:spacing w:after="160" w:line="300" w:lineRule="auto"/>
         <w:ind w:left="0" w:right="0" w:firstLine="0"/>
-        <w:jc w:val="right"/>
+        <w:jc w:val="left"/>
       </w:pPr>
       <w:r>
         <w:rPr>
@@ -8298,7 +8302,7 @@
         <w:bidi w:val="1"/>
         <w:spacing w:after="160" w:line="300" w:lineRule="auto"/>
         <w:ind w:left="0" w:right="0" w:firstLine="0"/>
-        <w:jc w:val="right"/>
+        <w:jc w:val="left"/>
       </w:pPr>
       <w:r>
         <w:rPr>
@@ -8332,7 +8336,7 @@
         <w:bidi w:val="1"/>
         <w:spacing w:after="160" w:line="300" w:lineRule="auto"/>
         <w:ind w:left="0" w:right="0" w:firstLine="0"/>
-        <w:jc w:val="right"/>
+        <w:jc w:val="left"/>
       </w:pPr>
       <w:r>
         <w:rPr>
@@ -8362,7 +8366,7 @@
         <w:bidi w:val="1"/>
         <w:spacing w:after="160" w:line="300" w:lineRule="auto"/>
         <w:ind w:left="0" w:right="0" w:firstLine="0"/>
-        <w:jc w:val="right"/>
+        <w:jc w:val="left"/>
       </w:pPr>
       <w:r>
         <w:rPr>
@@ -8382,7 +8386,7 @@
         <w:bidi w:val="1"/>
         <w:spacing w:after="160" w:line="300" w:lineRule="auto"/>
         <w:ind w:left="0" w:right="0" w:firstLine="0"/>
-        <w:jc w:val="right"/>
+        <w:jc w:val="left"/>
       </w:pPr>
       <w:r>
         <w:rPr>
@@ -8404,7 +8408,7 @@
         <w:bidi w:val="1"/>
         <w:spacing w:after="160" w:line="300" w:lineRule="auto"/>
         <w:ind w:left="0" w:right="0" w:firstLine="0"/>
-        <w:jc w:val="right"/>
+        <w:jc w:val="left"/>
       </w:pPr>
       <w:r>
         <w:rPr>
@@ -8434,7 +8438,7 @@
         <w:bidi w:val="1"/>
         <w:spacing w:after="160" w:line="300" w:lineRule="auto"/>
         <w:ind w:left="0" w:right="0" w:firstLine="0"/>
-        <w:jc w:val="right"/>
+        <w:jc w:val="left"/>
       </w:pPr>
       <w:r>
         <w:rPr>
@@ -8462,7 +8466,7 @@
         <w:bidi w:val="1"/>
         <w:spacing w:after="160" w:line="300" w:lineRule="auto"/>
         <w:ind w:left="0" w:right="0" w:firstLine="0"/>
-        <w:jc w:val="right"/>
+        <w:jc w:val="left"/>
       </w:pPr>
       <w:r>
         <w:rPr>
@@ -8480,7 +8484,7 @@
         <w:bidi w:val="1"/>
         <w:spacing w:after="160" w:line="300" w:lineRule="auto"/>
         <w:ind w:left="0" w:right="0" w:firstLine="0"/>
-        <w:jc w:val="right"/>
+        <w:jc w:val="left"/>
       </w:pPr>
       <w:r>
         <w:rPr>
@@ -8508,7 +8512,7 @@
         <w:bidi w:val="1"/>
         <w:spacing w:after="160" w:line="300" w:lineRule="auto"/>
         <w:ind w:left="0" w:right="0" w:firstLine="0"/>
-        <w:jc w:val="right"/>
+        <w:jc w:val="left"/>
       </w:pPr>
       <w:r>
         <w:rPr>
@@ -8536,7 +8540,7 @@
         <w:bidi w:val="1"/>
         <w:spacing w:after="160" w:line="300" w:lineRule="auto"/>
         <w:ind w:left="0" w:right="0" w:firstLine="0"/>
-        <w:jc w:val="right"/>
+        <w:jc w:val="left"/>
       </w:pPr>
       <w:r>
         <w:rPr>
@@ -8564,7 +8568,7 @@
         <w:bidi w:val="1"/>
         <w:spacing w:after="160" w:line="300" w:lineRule="auto"/>
         <w:ind w:left="0" w:right="0" w:firstLine="0"/>
-        <w:jc w:val="right"/>
+        <w:jc w:val="left"/>
       </w:pPr>
       <w:r>
         <w:rPr>
@@ -8602,7 +8606,7 @@
         <w:bidi w:val="1"/>
         <w:spacing w:after="160" w:line="300" w:lineRule="auto"/>
         <w:ind w:left="0" w:right="0" w:firstLine="0"/>
-        <w:jc w:val="right"/>
+        <w:jc w:val="left"/>
       </w:pPr>
       <w:r>
         <w:rPr>
@@ -8630,7 +8634,7 @@
         <w:bidi w:val="1"/>
         <w:spacing w:after="160" w:line="300" w:lineRule="auto"/>
         <w:ind w:left="0" w:right="0" w:firstLine="0"/>
-        <w:jc w:val="right"/>
+        <w:jc w:val="left"/>
       </w:pPr>
       <w:r>
         <w:rPr>
@@ -8660,7 +8664,7 @@
         <w:bidi w:val="1"/>
         <w:spacing w:after="160" w:line="300" w:lineRule="auto"/>
         <w:ind w:left="0" w:right="0" w:firstLine="0"/>
-        <w:jc w:val="right"/>
+        <w:jc w:val="left"/>
       </w:pPr>
       <w:r>
         <w:rPr>
@@ -8688,7 +8692,7 @@
         <w:bidi w:val="1"/>
         <w:spacing w:after="160" w:line="300" w:lineRule="auto"/>
         <w:ind w:left="0" w:right="0" w:firstLine="0"/>
-        <w:jc w:val="right"/>
+        <w:jc w:val="left"/>
       </w:pPr>
       <w:r>
         <w:rPr>
@@ -8706,7 +8710,7 @@
         <w:bidi w:val="1"/>
         <w:spacing w:after="160" w:line="300" w:lineRule="auto"/>
         <w:ind w:left="0" w:right="0" w:firstLine="0"/>
-        <w:jc w:val="right"/>
+        <w:jc w:val="left"/>
       </w:pPr>
       <w:r>
         <w:rPr>
@@ -8724,7 +8728,7 @@
         <w:bidi w:val="1"/>
         <w:spacing w:after="160" w:line="300" w:lineRule="auto"/>
         <w:ind w:left="0" w:right="0" w:firstLine="0"/>
-        <w:jc w:val="right"/>
+        <w:jc w:val="left"/>
       </w:pPr>
       <w:r>
         <w:rPr>
@@ -8742,7 +8746,7 @@
         <w:bidi w:val="1"/>
         <w:spacing w:after="160" w:line="300" w:lineRule="auto"/>
         <w:ind w:left="0" w:right="0" w:firstLine="0"/>
-        <w:jc w:val="right"/>
+        <w:jc w:val="left"/>
       </w:pPr>
       <w:r>
         <w:rPr>
@@ -8770,7 +8774,7 @@
         <w:bidi w:val="1"/>
         <w:spacing w:after="160" w:line="300" w:lineRule="auto"/>
         <w:ind w:left="0" w:right="0" w:firstLine="0"/>
-        <w:jc w:val="right"/>
+        <w:jc w:val="left"/>
       </w:pPr>
       <w:r>
         <w:rPr>
@@ -8798,7 +8802,7 @@
         <w:bidi w:val="1"/>
         <w:spacing w:after="160" w:line="300" w:lineRule="auto"/>
         <w:ind w:left="0" w:right="0" w:firstLine="0"/>
-        <w:jc w:val="right"/>
+        <w:jc w:val="left"/>
       </w:pPr>
       <w:r>
         <w:rPr>
@@ -8826,7 +8830,7 @@
         <w:bidi w:val="1"/>
         <w:spacing w:after="160" w:line="300" w:lineRule="auto"/>
         <w:ind w:left="0" w:right="0" w:firstLine="0"/>
-        <w:jc w:val="right"/>
+        <w:jc w:val="left"/>
       </w:pPr>
       <w:r>
         <w:rPr>
@@ -8854,7 +8858,7 @@
         <w:bidi w:val="1"/>
         <w:spacing w:after="160" w:line="300" w:lineRule="auto"/>
         <w:ind w:left="0" w:right="0" w:firstLine="0"/>
-        <w:jc w:val="right"/>
+        <w:jc w:val="left"/>
       </w:pPr>
       <w:r>
         <w:rPr>
@@ -8882,7 +8886,7 @@
         <w:bidi w:val="1"/>
         <w:spacing w:after="160" w:line="300" w:lineRule="auto"/>
         <w:ind w:left="0" w:right="0" w:firstLine="0"/>
-        <w:jc w:val="right"/>
+        <w:jc w:val="left"/>
       </w:pPr>
       <w:r>
         <w:rPr>
@@ -8914,7 +8918,7 @@
         <w:bidi w:val="1"/>
         <w:spacing w:after="160" w:line="300" w:lineRule="auto"/>
         <w:ind w:left="0" w:right="0" w:firstLine="0"/>
-        <w:jc w:val="right"/>
+        <w:jc w:val="left"/>
       </w:pPr>
       <w:r>
         <w:rPr>
@@ -8942,7 +8946,7 @@
         <w:bidi w:val="1"/>
         <w:spacing w:after="160" w:line="300" w:lineRule="auto"/>
         <w:ind w:left="0" w:right="0" w:firstLine="0"/>
-        <w:jc w:val="right"/>
+        <w:jc w:val="left"/>
       </w:pPr>
       <w:r>
         <w:rPr>
@@ -8960,7 +8964,7 @@
         <w:bidi w:val="1"/>
         <w:spacing w:after="160" w:line="300" w:lineRule="auto"/>
         <w:ind w:left="0" w:right="0" w:firstLine="0"/>
-        <w:jc w:val="right"/>
+        <w:jc w:val="left"/>
       </w:pPr>
       <w:r>
         <w:rPr>
@@ -8978,7 +8982,7 @@
         <w:bidi w:val="1"/>
         <w:spacing w:after="160" w:line="300" w:lineRule="auto"/>
         <w:ind w:left="0" w:right="0" w:firstLine="0"/>
-        <w:jc w:val="right"/>
+        <w:jc w:val="left"/>
       </w:pPr>
       <w:r>
         <w:rPr>
@@ -9006,7 +9010,7 @@
         <w:bidi w:val="1"/>
         <w:spacing w:after="160" w:line="300" w:lineRule="auto"/>
         <w:ind w:left="0" w:right="0" w:firstLine="0"/>
-        <w:jc w:val="right"/>
+        <w:jc w:val="left"/>
       </w:pPr>
       <w:r>
         <w:rPr>
@@ -9034,7 +9038,7 @@
         <w:bidi w:val="1"/>
         <w:spacing w:after="160" w:line="300" w:lineRule="auto"/>
         <w:ind w:left="0" w:right="0" w:firstLine="0"/>
-        <w:jc w:val="right"/>
+        <w:jc w:val="left"/>
       </w:pPr>
       <w:r>
         <w:rPr>
@@ -9052,7 +9056,7 @@
         <w:bidi w:val="1"/>
         <w:spacing w:after="160" w:line="300" w:lineRule="auto"/>
         <w:ind w:left="0" w:right="0" w:firstLine="0"/>
-        <w:jc w:val="right"/>
+        <w:jc w:val="left"/>
       </w:pPr>
       <w:r>
         <w:rPr>
@@ -9070,7 +9074,7 @@
         <w:bidi w:val="1"/>
         <w:spacing w:after="160" w:line="300" w:lineRule="auto"/>
         <w:ind w:left="0" w:right="0" w:firstLine="0"/>
-        <w:jc w:val="right"/>
+        <w:jc w:val="left"/>
       </w:pPr>
       <w:r>
         <w:rPr>
@@ -9088,7 +9092,7 @@
         <w:bidi w:val="1"/>
         <w:spacing w:after="160" w:line="300" w:lineRule="auto"/>
         <w:ind w:left="0" w:right="0" w:firstLine="0"/>
-        <w:jc w:val="right"/>
+        <w:jc w:val="left"/>
       </w:pPr>
       <w:r>
         <w:rPr>
@@ -9108,7 +9112,7 @@
         <w:bidi w:val="1"/>
         <w:spacing w:after="160" w:line="300" w:lineRule="auto"/>
         <w:ind w:left="0" w:right="0" w:firstLine="0"/>
-        <w:jc w:val="right"/>
+        <w:jc w:val="left"/>
       </w:pPr>
       <w:r>
         <w:rPr>
@@ -9134,7 +9138,7 @@
         <w:bidi w:val="1"/>
         <w:spacing w:after="160" w:line="300" w:lineRule="auto"/>
         <w:ind w:left="0" w:right="0" w:firstLine="0"/>
-        <w:jc w:val="right"/>
+        <w:jc w:val="left"/>
       </w:pPr>
       <w:r>
         <w:rPr>
@@ -9152,7 +9156,7 @@
         <w:bidi w:val="1"/>
         <w:spacing w:after="160" w:line="300" w:lineRule="auto"/>
         <w:ind w:left="0" w:right="0" w:firstLine="0"/>
-        <w:jc w:val="right"/>
+        <w:jc w:val="left"/>
       </w:pPr>
       <w:r>
         <w:rPr>
@@ -9170,7 +9174,7 @@
         <w:bidi w:val="1"/>
         <w:spacing w:after="160" w:line="300" w:lineRule="auto"/>
         <w:ind w:left="0" w:right="0" w:firstLine="0"/>
-        <w:jc w:val="right"/>
+        <w:jc w:val="left"/>
       </w:pPr>
       <w:r>
         <w:rPr>
@@ -9200,7 +9204,7 @@
         <w:bidi w:val="1"/>
         <w:spacing w:after="160" w:line="300" w:lineRule="auto"/>
         <w:ind w:left="0" w:right="0" w:firstLine="0"/>
-        <w:jc w:val="right"/>
+        <w:jc w:val="left"/>
       </w:pPr>
       <w:r>
         <w:rPr>
@@ -9220,7 +9224,7 @@
         <w:bidi w:val="1"/>
         <w:spacing w:after="160" w:line="300" w:lineRule="auto"/>
         <w:ind w:left="0" w:right="0" w:firstLine="0"/>
-        <w:jc w:val="right"/>
+        <w:jc w:val="left"/>
       </w:pPr>
       <w:r>
         <w:rPr>
@@ -9238,7 +9242,7 @@
         <w:bidi w:val="1"/>
         <w:spacing w:after="160" w:line="300" w:lineRule="auto"/>
         <w:ind w:left="0" w:right="0" w:firstLine="0"/>
-        <w:jc w:val="right"/>
+        <w:jc w:val="left"/>
       </w:pPr>
       <w:r>
         <w:rPr>
@@ -9258,7 +9262,7 @@
         <w:bidi w:val="1"/>
         <w:spacing w:after="160" w:line="300" w:lineRule="auto"/>
         <w:ind w:left="0" w:right="0" w:firstLine="0"/>
-        <w:jc w:val="right"/>
+        <w:jc w:val="left"/>
       </w:pPr>
       <w:r>
         <w:rPr>
@@ -9276,7 +9280,7 @@
         <w:bidi w:val="1"/>
         <w:spacing w:after="160" w:line="300" w:lineRule="auto"/>
         <w:ind w:left="0" w:right="0" w:firstLine="0"/>
-        <w:jc w:val="right"/>
+        <w:jc w:val="left"/>
       </w:pPr>
       <w:r>
         <w:rPr>
@@ -9294,7 +9298,7 @@
         <w:bidi w:val="1"/>
         <w:spacing w:after="160" w:line="300" w:lineRule="auto"/>
         <w:ind w:left="0" w:right="0" w:firstLine="0"/>
-        <w:jc w:val="right"/>
+        <w:jc w:val="left"/>
       </w:pPr>
       <w:r>
         <w:rPr>
@@ -9322,7 +9326,7 @@
         <w:bidi w:val="1"/>
         <w:spacing w:after="160" w:line="300" w:lineRule="auto"/>
         <w:ind w:left="0" w:right="0" w:firstLine="0"/>
-        <w:jc w:val="right"/>
+        <w:jc w:val="left"/>
       </w:pPr>
       <w:r>
         <w:rPr>
@@ -9350,7 +9354,7 @@
         <w:bidi w:val="1"/>
         <w:spacing w:after="160" w:line="300" w:lineRule="auto"/>
         <w:ind w:left="0" w:right="0" w:firstLine="0"/>
-        <w:jc w:val="right"/>
+        <w:jc w:val="left"/>
       </w:pPr>
       <w:r>
         <w:rPr>
@@ -9368,7 +9372,7 @@
         <w:bidi w:val="1"/>
         <w:spacing w:after="160" w:line="300" w:lineRule="auto"/>
         <w:ind w:left="0" w:right="0" w:firstLine="0"/>
-        <w:jc w:val="right"/>
+        <w:jc w:val="left"/>
       </w:pPr>
       <w:r>
         <w:rPr>
@@ -9388,7 +9392,7 @@
         <w:bidi w:val="1"/>
         <w:spacing w:after="160" w:line="300" w:lineRule="auto"/>
         <w:ind w:left="0" w:right="0" w:firstLine="0"/>
-        <w:jc w:val="right"/>
+        <w:jc w:val="left"/>
       </w:pPr>
       <w:r>
         <w:rPr>
@@ -9406,7 +9410,7 @@
         <w:bidi w:val="1"/>
         <w:spacing w:after="160" w:line="300" w:lineRule="auto"/>
         <w:ind w:left="0" w:right="0" w:firstLine="0"/>
-        <w:jc w:val="right"/>
+        <w:jc w:val="left"/>
       </w:pPr>
       <w:r>
         <w:rPr>
@@ -9426,7 +9430,7 @@
         <w:bidi w:val="1"/>
         <w:spacing w:after="160" w:line="300" w:lineRule="auto"/>
         <w:ind w:left="0" w:right="0" w:firstLine="0"/>
-        <w:jc w:val="right"/>
+        <w:jc w:val="left"/>
       </w:pPr>
       <w:r>
         <w:rPr>
@@ -9456,7 +9460,7 @@
         <w:bidi w:val="1"/>
         <w:spacing w:after="160" w:line="300" w:lineRule="auto"/>
         <w:ind w:left="0" w:right="0" w:firstLine="0"/>
-        <w:jc w:val="right"/>
+        <w:jc w:val="left"/>
       </w:pPr>
       <w:r>
         <w:rPr>
@@ -9484,7 +9488,7 @@
         <w:bidi w:val="1"/>
         <w:spacing w:after="160" w:line="300" w:lineRule="auto"/>
         <w:ind w:left="0" w:right="0" w:firstLine="0"/>
-        <w:jc w:val="right"/>
+        <w:jc w:val="left"/>
       </w:pPr>
       <w:r>
         <w:rPr>
@@ -9502,7 +9506,7 @@
         <w:bidi w:val="1"/>
         <w:spacing w:after="160" w:line="300" w:lineRule="auto"/>
         <w:ind w:left="0" w:right="0" w:firstLine="0"/>
-        <w:jc w:val="right"/>
+        <w:jc w:val="left"/>
       </w:pPr>
       <w:r>
         <w:rPr>
@@ -9520,7 +9524,7 @@
         <w:bidi w:val="1"/>
         <w:spacing w:after="160" w:line="300" w:lineRule="auto"/>
         <w:ind w:left="0" w:right="0" w:firstLine="0"/>
-        <w:jc w:val="right"/>
+        <w:jc w:val="left"/>
       </w:pPr>
       <w:r>
         <w:rPr>
@@ -9538,7 +9542,7 @@
         <w:bidi w:val="1"/>
         <w:spacing w:after="160" w:line="300" w:lineRule="auto"/>
         <w:ind w:left="0" w:right="0" w:firstLine="0"/>
-        <w:jc w:val="right"/>
+        <w:jc w:val="left"/>
       </w:pPr>
       <w:r>
         <w:rPr>
@@ -9566,7 +9570,7 @@
         <w:bidi w:val="1"/>
         <w:spacing w:after="160" w:line="300" w:lineRule="auto"/>
         <w:ind w:left="0" w:right="0" w:firstLine="0"/>
-        <w:jc w:val="right"/>
+        <w:jc w:val="left"/>
       </w:pPr>
       <w:r>
         <w:rPr>
@@ -9594,7 +9598,7 @@
         <w:bidi w:val="1"/>
         <w:spacing w:after="160" w:line="300" w:lineRule="auto"/>
         <w:ind w:left="0" w:right="0" w:firstLine="0"/>
-        <w:jc w:val="right"/>
+        <w:jc w:val="left"/>
       </w:pPr>
       <w:r>
         <w:rPr>
@@ -9612,7 +9616,7 @@
         <w:bidi w:val="1"/>
         <w:spacing w:after="160" w:line="300" w:lineRule="auto"/>
         <w:ind w:left="0" w:right="0" w:firstLine="0"/>
-        <w:jc w:val="right"/>
+        <w:jc w:val="left"/>
       </w:pPr>
       <w:r>
         <w:rPr>
@@ -9640,7 +9644,7 @@
         <w:bidi w:val="1"/>
         <w:spacing w:after="160" w:line="300" w:lineRule="auto"/>
         <w:ind w:left="0" w:right="0" w:firstLine="0"/>
-        <w:jc w:val="right"/>
+        <w:jc w:val="left"/>
       </w:pPr>
       <w:r>
         <w:rPr>
@@ -9672,7 +9676,7 @@
         <w:bidi w:val="1"/>
         <w:spacing w:after="160" w:line="300" w:lineRule="auto"/>
         <w:ind w:left="0" w:right="0" w:firstLine="0"/>
-        <w:jc w:val="right"/>
+        <w:jc w:val="left"/>
       </w:pPr>
       <w:r>
         <w:rPr>
@@ -9700,7 +9704,7 @@
         <w:bidi w:val="1"/>
         <w:spacing w:after="160" w:line="300" w:lineRule="auto"/>
         <w:ind w:left="0" w:right="0" w:firstLine="0"/>
-        <w:jc w:val="right"/>
+        <w:jc w:val="left"/>
       </w:pPr>
       <w:r>
         <w:rPr>
@@ -9728,7 +9732,7 @@
         <w:bidi w:val="1"/>
         <w:spacing w:after="160" w:line="300" w:lineRule="auto"/>
         <w:ind w:left="0" w:right="0" w:firstLine="0"/>
-        <w:jc w:val="right"/>
+        <w:jc w:val="left"/>
       </w:pPr>
       <w:r>
         <w:rPr>
@@ -9746,7 +9750,7 @@
         <w:bidi w:val="1"/>
         <w:spacing w:after="160" w:line="300" w:lineRule="auto"/>
         <w:ind w:left="0" w:right="0" w:firstLine="0"/>
-        <w:jc w:val="right"/>
+        <w:jc w:val="left"/>
       </w:pPr>
       <w:r>
         <w:rPr>
@@ -9780,7 +9784,7 @@
         <w:bidi w:val="1"/>
         <w:spacing w:after="160" w:line="300" w:lineRule="auto"/>
         <w:ind w:left="0" w:right="0" w:firstLine="0"/>
-        <w:jc w:val="right"/>
+        <w:jc w:val="left"/>
       </w:pPr>
       <w:r>
         <w:rPr>
@@ -9808,7 +9812,7 @@
         <w:bidi w:val="1"/>
         <w:spacing w:after="160" w:line="300" w:lineRule="auto"/>
         <w:ind w:left="0" w:right="0" w:firstLine="0"/>
-        <w:jc w:val="right"/>
+        <w:jc w:val="left"/>
       </w:pPr>
       <w:r>
         <w:rPr>
@@ -9826,7 +9830,7 @@
         <w:bidi w:val="1"/>
         <w:spacing w:after="160" w:line="300" w:lineRule="auto"/>
         <w:ind w:left="0" w:right="0" w:firstLine="0"/>
-        <w:jc w:val="right"/>
+        <w:jc w:val="left"/>
       </w:pPr>
       <w:r>
         <w:rPr>
@@ -9854,7 +9858,7 @@
         <w:bidi w:val="1"/>
         <w:spacing w:after="160" w:line="300" w:lineRule="auto"/>
         <w:ind w:left="0" w:right="0" w:firstLine="0"/>
-        <w:jc w:val="right"/>
+        <w:jc w:val="left"/>
       </w:pPr>
       <w:r>
         <w:rPr>
@@ -9884,7 +9888,7 @@
         <w:bidi w:val="1"/>
         <w:spacing w:after="160" w:line="300" w:lineRule="auto"/>
         <w:ind w:left="0" w:right="0" w:firstLine="0"/>
-        <w:jc w:val="right"/>
+        <w:jc w:val="left"/>
       </w:pPr>
       <w:r>
         <w:rPr>
@@ -9912,7 +9916,7 @@
         <w:bidi w:val="1"/>
         <w:spacing w:after="160" w:line="300" w:lineRule="auto"/>
         <w:ind w:left="0" w:right="0" w:firstLine="0"/>
-        <w:jc w:val="right"/>
+        <w:jc w:val="left"/>
       </w:pPr>
       <w:r>
         <w:rPr>
@@ -9939,7 +9943,7 @@
         <w:bidi w:val="1"/>
         <w:spacing w:after="160" w:line="300" w:lineRule="auto"/>
         <w:ind w:left="0" w:right="0" w:firstLine="0"/>
-        <w:jc w:val="right"/>
+        <w:jc w:val="left"/>
       </w:pPr>
       <w:r>
         <w:rPr>
@@ -9973,7 +9977,7 @@
         <w:bidi w:val="1"/>
         <w:spacing w:after="160" w:line="300" w:lineRule="auto"/>
         <w:ind w:left="0" w:right="0" w:firstLine="0"/>
-        <w:jc w:val="right"/>
+        <w:jc w:val="left"/>
       </w:pPr>
       <w:r>
         <w:rPr>
@@ -10001,7 +10005,7 @@
         <w:bidi w:val="1"/>
         <w:spacing w:after="160" w:line="300" w:lineRule="auto"/>
         <w:ind w:left="0" w:right="0" w:firstLine="0"/>
-        <w:jc w:val="right"/>
+        <w:jc w:val="left"/>
       </w:pPr>
       <w:r>
         <w:rPr>
@@ -10029,7 +10033,7 @@
         <w:bidi w:val="1"/>
         <w:spacing w:after="160" w:line="300" w:lineRule="auto"/>
         <w:ind w:left="0" w:right="0" w:firstLine="0"/>
-        <w:jc w:val="right"/>
+        <w:jc w:val="left"/>
       </w:pPr>
       <w:r>
         <w:rPr>
@@ -10047,7 +10051,7 @@
         <w:bidi w:val="1"/>
         <w:spacing w:after="160" w:line="300" w:lineRule="auto"/>
         <w:ind w:left="0" w:right="0" w:firstLine="0"/>
-        <w:jc w:val="right"/>
+        <w:jc w:val="left"/>
       </w:pPr>
       <w:r>
         <w:rPr>
@@ -10065,7 +10069,7 @@
         <w:bidi w:val="1"/>
         <w:spacing w:after="160" w:line="300" w:lineRule="auto"/>
         <w:ind w:left="0" w:right="0" w:firstLine="0"/>
-        <w:jc w:val="right"/>
+        <w:jc w:val="left"/>
       </w:pPr>
       <w:r>
         <w:rPr>
@@ -10083,7 +10087,7 @@
         <w:bidi w:val="1"/>
         <w:spacing w:after="160" w:line="300" w:lineRule="auto"/>
         <w:ind w:left="0" w:right="0" w:firstLine="0"/>
-        <w:jc w:val="right"/>
+        <w:jc w:val="left"/>
       </w:pPr>
       <w:r>
         <w:rPr>
@@ -10101,7 +10105,7 @@
         <w:bidi w:val="1"/>
         <w:spacing w:after="160" w:line="300" w:lineRule="auto"/>
         <w:ind w:left="0" w:right="0" w:firstLine="0"/>
-        <w:jc w:val="right"/>
+        <w:jc w:val="left"/>
       </w:pPr>
       <w:r>
         <w:rPr>
@@ -10119,7 +10123,7 @@
         <w:bidi w:val="1"/>
         <w:spacing w:after="160" w:line="300" w:lineRule="auto"/>
         <w:ind w:left="0" w:right="0" w:firstLine="0"/>
-        <w:jc w:val="right"/>
+        <w:jc w:val="left"/>
       </w:pPr>
       <w:r>
         <w:rPr>
@@ -10137,7 +10141,7 @@
         <w:bidi w:val="1"/>
         <w:spacing w:after="160" w:line="300" w:lineRule="auto"/>
         <w:ind w:left="0" w:right="0" w:firstLine="0"/>
-        <w:jc w:val="right"/>
+        <w:jc w:val="left"/>
       </w:pPr>
       <w:r>
         <w:rPr>
@@ -10155,7 +10159,7 @@
         <w:bidi w:val="1"/>
         <w:spacing w:after="160" w:line="300" w:lineRule="auto"/>
         <w:ind w:left="0" w:right="0" w:firstLine="0"/>
-        <w:jc w:val="right"/>
+        <w:jc w:val="left"/>
       </w:pPr>
       <w:r>
         <w:rPr>
@@ -10183,7 +10187,7 @@
         <w:bidi w:val="1"/>
         <w:spacing w:after="160" w:line="300" w:lineRule="auto"/>
         <w:ind w:left="0" w:right="0" w:firstLine="0"/>
-        <w:jc w:val="right"/>
+        <w:jc w:val="left"/>
       </w:pPr>
       <w:r>
         <w:rPr>
@@ -10211,7 +10215,7 @@
         <w:bidi w:val="1"/>
         <w:spacing w:after="160" w:line="300" w:lineRule="auto"/>
         <w:ind w:left="0" w:right="0" w:firstLine="0"/>
-        <w:jc w:val="right"/>
+        <w:jc w:val="left"/>
       </w:pPr>
       <w:r>
         <w:rPr>
@@ -10241,7 +10245,7 @@
         <w:bidi w:val="1"/>
         <w:spacing w:after="160" w:line="300" w:lineRule="auto"/>
         <w:ind w:left="0" w:right="0" w:firstLine="0"/>
-        <w:jc w:val="right"/>
+        <w:jc w:val="left"/>
       </w:pPr>
       <w:r>
         <w:rPr>
@@ -10269,7 +10273,7 @@
         <w:bidi w:val="1"/>
         <w:spacing w:after="160" w:line="300" w:lineRule="auto"/>
         <w:ind w:left="0" w:right="0" w:firstLine="0"/>
-        <w:jc w:val="right"/>
+        <w:jc w:val="left"/>
       </w:pPr>
       <w:r>
         <w:rPr>
@@ -10287,7 +10291,7 @@
         <w:bidi w:val="1"/>
         <w:spacing w:after="160" w:line="300" w:lineRule="auto"/>
         <w:ind w:left="0" w:right="0" w:firstLine="0"/>
-        <w:jc w:val="right"/>
+        <w:jc w:val="left"/>
       </w:pPr>
       <w:r>
         <w:rPr>
@@ -10305,7 +10309,7 @@
         <w:bidi w:val="1"/>
         <w:spacing w:after="160" w:line="300" w:lineRule="auto"/>
         <w:ind w:left="0" w:right="0" w:firstLine="0"/>
-        <w:jc w:val="right"/>
+        <w:jc w:val="left"/>
       </w:pPr>
       <w:r>
         <w:rPr>
@@ -10335,7 +10339,7 @@
         <w:bidi w:val="1"/>
         <w:spacing w:after="160" w:line="300" w:lineRule="auto"/>
         <w:ind w:left="0" w:right="0" w:firstLine="0"/>
-        <w:jc w:val="right"/>
+        <w:jc w:val="left"/>
       </w:pPr>
       <w:r>
         <w:rPr>
@@ -10363,7 +10367,7 @@
         <w:bidi w:val="1"/>
         <w:spacing w:after="160" w:line="300" w:lineRule="auto"/>
         <w:ind w:left="0" w:right="0" w:firstLine="0"/>
-        <w:jc w:val="right"/>
+        <w:jc w:val="left"/>
       </w:pPr>
       <w:r>
         <w:rPr>
@@ -10381,7 +10385,7 @@
         <w:bidi w:val="1"/>
         <w:spacing w:after="160" w:line="300" w:lineRule="auto"/>
         <w:ind w:left="0" w:right="0" w:firstLine="0"/>
-        <w:jc w:val="right"/>
+        <w:jc w:val="left"/>
       </w:pPr>
       <w:r>
         <w:rPr>
@@ -10399,7 +10403,7 @@
         <w:bidi w:val="1"/>
         <w:spacing w:after="160" w:line="300" w:lineRule="auto"/>
         <w:ind w:left="0" w:right="0" w:firstLine="0"/>
-        <w:jc w:val="right"/>
+        <w:jc w:val="left"/>
       </w:pPr>
       <w:r>
         <w:rPr>
@@ -10427,7 +10431,7 @@
         <w:bidi w:val="1"/>
         <w:spacing w:after="160" w:line="300" w:lineRule="auto"/>
         <w:ind w:left="0" w:right="0" w:firstLine="0"/>
-        <w:jc w:val="right"/>
+        <w:jc w:val="left"/>
       </w:pPr>
       <w:r>
         <w:rPr>
@@ -10455,7 +10459,7 @@
         <w:bidi w:val="1"/>
         <w:spacing w:after="160" w:line="300" w:lineRule="auto"/>
         <w:ind w:left="0" w:right="0" w:firstLine="0"/>
-        <w:jc w:val="right"/>
+        <w:jc w:val="left"/>
       </w:pPr>
       <w:r>
         <w:rPr>
@@ -10473,7 +10477,7 @@
         <w:bidi w:val="1"/>
         <w:spacing w:after="160" w:line="300" w:lineRule="auto"/>
         <w:ind w:left="0" w:right="0" w:firstLine="0"/>
-        <w:jc w:val="right"/>
+        <w:jc w:val="left"/>
       </w:pPr>
       <w:r>
         <w:rPr>
@@ -10491,7 +10495,7 @@
         <w:bidi w:val="1"/>
         <w:spacing w:after="160" w:line="300" w:lineRule="auto"/>
         <w:ind w:left="0" w:right="0" w:firstLine="0"/>
-        <w:jc w:val="right"/>
+        <w:jc w:val="left"/>
       </w:pPr>
       <w:r>
         <w:rPr>
@@ -10509,7 +10513,7 @@
         <w:bidi w:val="1"/>
         <w:spacing w:after="160" w:line="300" w:lineRule="auto"/>
         <w:ind w:left="0" w:right="0" w:firstLine="0"/>
-        <w:jc w:val="right"/>
+        <w:jc w:val="left"/>
       </w:pPr>
       <w:r>
         <w:rPr>
@@ -10527,7 +10531,7 @@
         <w:bidi w:val="1"/>
         <w:spacing w:after="160" w:line="300" w:lineRule="auto"/>
         <w:ind w:left="0" w:right="0" w:firstLine="0"/>
-        <w:jc w:val="right"/>
+        <w:jc w:val="left"/>
       </w:pPr>
       <w:r>
         <w:rPr>
@@ -10545,7 +10549,7 @@
         <w:bidi w:val="1"/>
         <w:spacing w:after="160" w:line="300" w:lineRule="auto"/>
         <w:ind w:left="0" w:right="0" w:firstLine="0"/>
-        <w:jc w:val="right"/>
+        <w:jc w:val="left"/>
       </w:pPr>
       <w:r>
         <w:rPr>
@@ -10563,7 +10567,7 @@
         <w:bidi w:val="1"/>
         <w:spacing w:after="160" w:line="300" w:lineRule="auto"/>
         <w:ind w:left="0" w:right="0" w:firstLine="0"/>
-        <w:jc w:val="right"/>
+        <w:jc w:val="left"/>
       </w:pPr>
       <w:r>
         <w:rPr>
@@ -10581,7 +10585,7 @@
         <w:bidi w:val="1"/>
         <w:spacing w:after="160" w:line="300" w:lineRule="auto"/>
         <w:ind w:left="0" w:right="0" w:firstLine="0"/>
-        <w:jc w:val="right"/>
+        <w:jc w:val="left"/>
       </w:pPr>
       <w:r>
         <w:rPr>
@@ -10609,7 +10613,7 @@
         <w:bidi w:val="1"/>
         <w:spacing w:after="160" w:line="300" w:lineRule="auto"/>
         <w:ind w:left="0" w:right="0" w:firstLine="0"/>
-        <w:jc w:val="right"/>
+        <w:jc w:val="left"/>
       </w:pPr>
       <w:r>
         <w:rPr>
@@ -10637,7 +10641,7 @@
         <w:bidi w:val="1"/>
         <w:spacing w:after="160" w:line="300" w:lineRule="auto"/>
         <w:ind w:left="0" w:right="0" w:firstLine="0"/>
-        <w:jc w:val="right"/>
+        <w:jc w:val="left"/>
       </w:pPr>
       <w:r>
         <w:rPr>
@@ -10655,7 +10659,7 @@
         <w:bidi w:val="1"/>
         <w:spacing w:after="160" w:line="300" w:lineRule="auto"/>
         <w:ind w:left="0" w:right="0" w:firstLine="0"/>
-        <w:jc w:val="right"/>
+        <w:jc w:val="left"/>
       </w:pPr>
       <w:r>
         <w:rPr>
@@ -10673,7 +10677,7 @@
         <w:bidi w:val="1"/>
         <w:spacing w:after="160" w:line="300" w:lineRule="auto"/>
         <w:ind w:left="0" w:right="0" w:firstLine="0"/>
-        <w:jc w:val="right"/>
+        <w:jc w:val="left"/>
       </w:pPr>
       <w:r>
         <w:rPr>
@@ -10701,7 +10705,7 @@
         <w:bidi w:val="1"/>
         <w:spacing w:after="160" w:line="300" w:lineRule="auto"/>
         <w:ind w:left="0" w:right="0" w:firstLine="0"/>
-        <w:jc w:val="right"/>
+        <w:jc w:val="left"/>
       </w:pPr>
       <w:r>
         <w:rPr>
@@ -10733,7 +10737,7 @@
         <w:bidi w:val="1"/>
         <w:spacing w:after="160" w:line="300" w:lineRule="auto"/>
         <w:ind w:left="0" w:right="0" w:firstLine="0"/>
-        <w:jc w:val="right"/>
+        <w:jc w:val="left"/>
       </w:pPr>
       <w:r>
         <w:rPr>
@@ -10755,7 +10759,7 @@
         <w:bidi w:val="1"/>
         <w:spacing w:after="160" w:line="300" w:lineRule="auto"/>
         <w:ind w:left="0" w:right="0" w:firstLine="0"/>
-        <w:jc w:val="right"/>
+        <w:jc w:val="left"/>
       </w:pPr>
       <w:r>
         <w:rPr>
@@ -10785,7 +10789,7 @@
         <w:bidi w:val="1"/>
         <w:spacing w:after="160" w:line="300" w:lineRule="auto"/>
         <w:ind w:left="0" w:right="0" w:firstLine="0"/>
-        <w:jc w:val="right"/>
+        <w:jc w:val="left"/>
       </w:pPr>
       <w:r>
         <w:rPr>
@@ -10815,7 +10819,7 @@
         <w:bidi w:val="1"/>
         <w:spacing w:after="160" w:line="300" w:lineRule="auto"/>
         <w:ind w:left="0" w:right="0" w:firstLine="0"/>
-        <w:jc w:val="right"/>
+        <w:jc w:val="left"/>
       </w:pPr>
       <w:r>
         <w:rPr>
@@ -10843,7 +10847,7 @@
         <w:bidi w:val="1"/>
         <w:spacing w:after="160" w:line="300" w:lineRule="auto"/>
         <w:ind w:left="0" w:right="0" w:firstLine="0"/>
-        <w:jc w:val="right"/>
+        <w:jc w:val="left"/>
       </w:pPr>
       <w:r>
         <w:rPr>
@@ -10861,7 +10865,7 @@
         <w:bidi w:val="1"/>
         <w:spacing w:after="160" w:line="300" w:lineRule="auto"/>
         <w:ind w:left="0" w:right="0" w:firstLine="0"/>
-        <w:jc w:val="right"/>
+        <w:jc w:val="left"/>
       </w:pPr>
       <w:r>
         <w:rPr>
@@ -10879,7 +10883,7 @@
         <w:bidi w:val="1"/>
         <w:spacing w:after="160" w:line="300" w:lineRule="auto"/>
         <w:ind w:left="0" w:right="0" w:firstLine="0"/>
-        <w:jc w:val="right"/>
+        <w:jc w:val="left"/>
       </w:pPr>
       <w:r>
         <w:rPr>
@@ -10897,7 +10901,7 @@
         <w:bidi w:val="1"/>
         <w:spacing w:after="160" w:line="300" w:lineRule="auto"/>
         <w:ind w:left="0" w:right="0" w:firstLine="0"/>
-        <w:jc w:val="right"/>
+        <w:jc w:val="left"/>
       </w:pPr>
       <w:r>
         <w:rPr>
@@ -10919,7 +10923,7 @@
         <w:bidi w:val="1"/>
         <w:spacing w:after="160" w:line="300" w:lineRule="auto"/>
         <w:ind w:left="0" w:right="0" w:firstLine="0"/>
-        <w:jc w:val="right"/>
+        <w:jc w:val="left"/>
       </w:pPr>
       <w:r>
         <w:rPr>
@@ -10937,7 +10941,7 @@
         <w:bidi w:val="1"/>
         <w:spacing w:after="160" w:line="300" w:lineRule="auto"/>
         <w:ind w:left="0" w:right="0" w:firstLine="0"/>
-        <w:jc w:val="right"/>
+        <w:jc w:val="left"/>
       </w:pPr>
       <w:r>
         <w:rPr>
@@ -10955,7 +10959,7 @@
         <w:bidi w:val="1"/>
         <w:spacing w:after="160" w:line="300" w:lineRule="auto"/>
         <w:ind w:left="0" w:right="0" w:firstLine="0"/>
-        <w:jc w:val="right"/>
+        <w:jc w:val="left"/>
       </w:pPr>
       <w:r>
         <w:rPr>
@@ -10975,7 +10979,7 @@
         <w:bidi w:val="1"/>
         <w:spacing w:after="160" w:line="300" w:lineRule="auto"/>
         <w:ind w:left="0" w:right="0" w:firstLine="0"/>
-        <w:jc w:val="right"/>
+        <w:jc w:val="left"/>
       </w:pPr>
       <w:r>
         <w:rPr>
@@ -10993,7 +10997,7 @@
         <w:bidi w:val="1"/>
         <w:spacing w:after="160" w:line="300" w:lineRule="auto"/>
         <w:ind w:left="0" w:right="0" w:firstLine="0"/>
-        <w:jc w:val="right"/>
+        <w:jc w:val="left"/>
       </w:pPr>
       <w:r>
         <w:rPr>
@@ -11011,7 +11015,7 @@
         <w:bidi w:val="1"/>
         <w:spacing w:after="160" w:line="300" w:lineRule="auto"/>
         <w:ind w:left="0" w:right="0" w:firstLine="0"/>
-        <w:jc w:val="right"/>
+        <w:jc w:val="left"/>
       </w:pPr>
       <w:r>
         <w:rPr>
@@ -11031,7 +11035,7 @@
         <w:bidi w:val="1"/>
         <w:spacing w:after="160" w:line="300" w:lineRule="auto"/>
         <w:ind w:left="0" w:right="0" w:firstLine="0"/>
-        <w:jc w:val="right"/>
+        <w:jc w:val="left"/>
       </w:pPr>
       <w:r>
         <w:rPr>
@@ -11049,7 +11053,7 @@
         <w:bidi w:val="1"/>
         <w:spacing w:after="160" w:line="300" w:lineRule="auto"/>
         <w:ind w:left="0" w:right="0" w:firstLine="0"/>
-        <w:jc w:val="right"/>
+        <w:jc w:val="left"/>
       </w:pPr>
       <w:r>
         <w:rPr>
@@ -11077,7 +11081,7 @@
         <w:bidi w:val="1"/>
         <w:spacing w:after="160" w:line="300" w:lineRule="auto"/>
         <w:ind w:left="0" w:right="0" w:firstLine="0"/>
-        <w:jc w:val="right"/>
+        <w:jc w:val="left"/>
       </w:pPr>
       <w:r>
         <w:rPr>
@@ -11109,7 +11113,7 @@
         <w:bidi w:val="1"/>
         <w:spacing w:after="160" w:line="300" w:lineRule="auto"/>
         <w:ind w:left="0" w:right="0" w:firstLine="0"/>
-        <w:jc w:val="right"/>
+        <w:jc w:val="left"/>
       </w:pPr>
       <w:r>
         <w:rPr>
@@ -11129,7 +11133,7 @@
         <w:bidi w:val="1"/>
         <w:spacing w:after="160" w:line="300" w:lineRule="auto"/>
         <w:ind w:left="0" w:right="0" w:firstLine="0"/>
-        <w:jc w:val="right"/>
+        <w:jc w:val="left"/>
       </w:pPr>
       <w:r>
         <w:rPr>
@@ -11147,7 +11151,7 @@
         <w:bidi w:val="1"/>
         <w:spacing w:after="160" w:line="300" w:lineRule="auto"/>
         <w:ind w:left="0" w:right="0" w:firstLine="0"/>
-        <w:jc w:val="right"/>
+        <w:jc w:val="left"/>
       </w:pPr>
       <w:r>
         <w:rPr>
@@ -11165,7 +11169,7 @@
         <w:bidi w:val="1"/>
         <w:spacing w:after="160" w:line="300" w:lineRule="auto"/>
         <w:ind w:left="0" w:right="0" w:firstLine="0"/>
-        <w:jc w:val="right"/>
+        <w:jc w:val="left"/>
       </w:pPr>
       <w:r>
         <w:rPr>
@@ -11183,7 +11187,7 @@
         <w:bidi w:val="1"/>
         <w:spacing w:after="160" w:line="300" w:lineRule="auto"/>
         <w:ind w:left="0" w:right="0" w:firstLine="0"/>
-        <w:jc w:val="right"/>
+        <w:jc w:val="left"/>
       </w:pPr>
       <w:r>
         <w:rPr>
@@ -11211,7 +11215,7 @@
         <w:bidi w:val="1"/>
         <w:spacing w:after="160" w:line="300" w:lineRule="auto"/>
         <w:ind w:left="0" w:right="0" w:firstLine="0"/>
-        <w:jc w:val="right"/>
+        <w:jc w:val="left"/>
       </w:pPr>
       <w:r>
         <w:rPr>
@@ -11239,7 +11243,7 @@
         <w:bidi w:val="1"/>
         <w:spacing w:after="160" w:line="300" w:lineRule="auto"/>
         <w:ind w:left="0" w:right="0" w:firstLine="0"/>
-        <w:jc w:val="right"/>
+        <w:jc w:val="left"/>
       </w:pPr>
       <w:r>
         <w:rPr>
@@ -11267,7 +11271,7 @@
         <w:bidi w:val="1"/>
         <w:spacing w:after="160" w:line="300" w:lineRule="auto"/>
         <w:ind w:left="0" w:right="0" w:firstLine="0"/>
-        <w:jc w:val="right"/>
+        <w:jc w:val="left"/>
       </w:pPr>
       <w:r>
         <w:rPr>
@@ -11301,7 +11305,7 @@
         <w:bidi w:val="1"/>
         <w:spacing w:after="160" w:line="300" w:lineRule="auto"/>
         <w:ind w:left="0" w:right="0" w:firstLine="0"/>
-        <w:jc w:val="right"/>
+        <w:jc w:val="left"/>
       </w:pPr>
       <w:r>
         <w:rPr>
@@ -11319,7 +11323,7 @@
         <w:bidi w:val="1"/>
         <w:spacing w:after="160" w:line="300" w:lineRule="auto"/>
         <w:ind w:left="0" w:right="0" w:firstLine="0"/>
-        <w:jc w:val="right"/>
+        <w:jc w:val="left"/>
       </w:pPr>
       <w:r>
         <w:rPr>
@@ -11337,7 +11341,7 @@
         <w:bidi w:val="1"/>
         <w:spacing w:after="160" w:line="300" w:lineRule="auto"/>
         <w:ind w:left="0" w:right="0" w:firstLine="0"/>
-        <w:jc w:val="right"/>
+        <w:jc w:val="left"/>
       </w:pPr>
       <w:r>
         <w:rPr>
@@ -11361,7 +11365,7 @@
         <w:bidi w:val="1"/>
         <w:spacing w:after="160" w:line="300" w:lineRule="auto"/>
         <w:ind w:left="0" w:right="0" w:firstLine="0"/>
-        <w:jc w:val="right"/>
+        <w:jc w:val="left"/>
       </w:pPr>
       <w:r>
         <w:rPr>
@@ -11379,7 +11383,7 @@
         <w:bidi w:val="1"/>
         <w:spacing w:after="160" w:line="300" w:lineRule="auto"/>
         <w:ind w:left="0" w:right="0" w:firstLine="0"/>
-        <w:jc w:val="right"/>
+        <w:jc w:val="left"/>
       </w:pPr>
       <w:r>
         <w:rPr>
@@ -11407,7 +11411,7 @@
         <w:bidi w:val="1"/>
         <w:spacing w:after="160" w:line="300" w:lineRule="auto"/>
         <w:ind w:left="0" w:right="0" w:firstLine="0"/>
-        <w:jc w:val="right"/>
+        <w:jc w:val="left"/>
       </w:pPr>
       <w:r>
         <w:rPr>
@@ -11437,7 +11441,7 @@
         <w:bidi w:val="1"/>
         <w:spacing w:after="160" w:line="300" w:lineRule="auto"/>
         <w:ind w:left="0" w:right="0" w:firstLine="0"/>
-        <w:jc w:val="right"/>
+        <w:jc w:val="left"/>
       </w:pPr>
       <w:r>
         <w:rPr>
@@ -11455,7 +11459,7 @@
         <w:bidi w:val="1"/>
         <w:spacing w:after="160" w:line="300" w:lineRule="auto"/>
         <w:ind w:left="0" w:right="0" w:firstLine="0"/>
-        <w:jc w:val="right"/>
+        <w:jc w:val="left"/>
       </w:pPr>
       <w:r>
         <w:rPr>
@@ -11473,7 +11477,7 @@
         <w:bidi w:val="1"/>
         <w:spacing w:after="160" w:line="300" w:lineRule="auto"/>
         <w:ind w:left="0" w:right="0" w:firstLine="0"/>
-        <w:jc w:val="right"/>
+        <w:jc w:val="left"/>
       </w:pPr>
       <w:r>
         <w:rPr>
@@ -11491,7 +11495,7 @@
         <w:bidi w:val="1"/>
         <w:spacing w:after="160" w:line="300" w:lineRule="auto"/>
         <w:ind w:left="0" w:right="0" w:firstLine="0"/>
-        <w:jc w:val="right"/>
+        <w:jc w:val="left"/>
       </w:pPr>
       <w:r>
         <w:rPr>
@@ -11519,7 +11523,7 @@
         <w:bidi w:val="1"/>
         <w:spacing w:after="160" w:line="300" w:lineRule="auto"/>
         <w:ind w:left="0" w:right="0" w:firstLine="0"/>
-        <w:jc w:val="right"/>
+        <w:jc w:val="left"/>
       </w:pPr>
       <w:r>
         <w:rPr>
@@ -11547,7 +11551,7 @@
         <w:bidi w:val="1"/>
         <w:spacing w:after="160" w:line="300" w:lineRule="auto"/>
         <w:ind w:left="0" w:right="0" w:firstLine="0"/>
-        <w:jc w:val="right"/>
+        <w:jc w:val="left"/>
       </w:pPr>
       <w:r>
         <w:rPr>
@@ -11574,7 +11578,7 @@
         <w:bidi w:val="1"/>
         <w:spacing w:after="160" w:line="300" w:lineRule="auto"/>
         <w:ind w:left="0" w:right="0" w:firstLine="0"/>
-        <w:jc w:val="right"/>
+        <w:jc w:val="left"/>
       </w:pPr>
       <w:r>
         <w:rPr>
@@ -11602,7 +11606,7 @@
         <w:bidi w:val="1"/>
         <w:spacing w:after="160" w:line="300" w:lineRule="auto"/>
         <w:ind w:left="0" w:right="0" w:firstLine="0"/>
-        <w:jc w:val="right"/>
+        <w:jc w:val="left"/>
       </w:pPr>
       <w:r>
         <w:rPr>
@@ -11620,7 +11624,7 @@
         <w:bidi w:val="1"/>
         <w:spacing w:after="160" w:line="300" w:lineRule="auto"/>
         <w:ind w:left="0" w:right="0" w:firstLine="0"/>
-        <w:jc w:val="right"/>
+        <w:jc w:val="left"/>
       </w:pPr>
       <w:r>
         <w:rPr>
@@ -11640,7 +11644,7 @@
         <w:bidi w:val="1"/>
         <w:spacing w:after="160" w:line="300" w:lineRule="auto"/>
         <w:ind w:left="0" w:right="0" w:firstLine="0"/>
-        <w:jc w:val="right"/>
+        <w:jc w:val="left"/>
       </w:pPr>
       <w:r>
         <w:rPr>
@@ -11658,7 +11662,7 @@
         <w:bidi w:val="1"/>
         <w:spacing w:after="160" w:line="300" w:lineRule="auto"/>
         <w:ind w:left="0" w:right="0" w:firstLine="0"/>
-        <w:jc w:val="right"/>
+        <w:jc w:val="left"/>
       </w:pPr>
       <w:r>
         <w:rPr>
@@ -11688,7 +11692,7 @@
         <w:bidi w:val="1"/>
         <w:spacing w:after="160" w:line="300" w:lineRule="auto"/>
         <w:ind w:left="0" w:right="0" w:firstLine="0"/>
-        <w:jc w:val="right"/>
+        <w:jc w:val="left"/>
       </w:pPr>
       <w:r>
         <w:rPr>
@@ -11716,7 +11720,7 @@
         <w:bidi w:val="1"/>
         <w:spacing w:after="160" w:line="300" w:lineRule="auto"/>
         <w:ind w:left="0" w:right="0" w:firstLine="0"/>
-        <w:jc w:val="right"/>
+        <w:jc w:val="left"/>
       </w:pPr>
       <w:r>
         <w:rPr>
@@ -11734,7 +11738,7 @@
         <w:bidi w:val="1"/>
         <w:spacing w:after="160" w:line="300" w:lineRule="auto"/>
         <w:ind w:left="0" w:right="0" w:firstLine="0"/>
-        <w:jc w:val="right"/>
+        <w:jc w:val="left"/>
       </w:pPr>
       <w:r>
         <w:rPr>
@@ -11762,7 +11766,7 @@
         <w:bidi w:val="1"/>
         <w:spacing w:after="160" w:line="300" w:lineRule="auto"/>
         <w:ind w:left="0" w:right="0" w:firstLine="0"/>
-        <w:jc w:val="right"/>
+        <w:jc w:val="left"/>
       </w:pPr>
       <w:r>
         <w:rPr>
@@ -11790,7 +11794,7 @@
         <w:bidi w:val="1"/>
         <w:spacing w:after="160" w:line="300" w:lineRule="auto"/>
         <w:ind w:left="0" w:right="0" w:firstLine="0"/>
-        <w:jc w:val="right"/>
+        <w:jc w:val="left"/>
       </w:pPr>
       <w:r>
         <w:rPr>
@@ -11818,7 +11822,7 @@
         <w:bidi w:val="1"/>
         <w:spacing w:after="160" w:line="300" w:lineRule="auto"/>
         <w:ind w:left="0" w:right="0" w:firstLine="0"/>
-        <w:jc w:val="right"/>
+        <w:jc w:val="left"/>
       </w:pPr>
       <w:r>
         <w:rPr>
@@ -11848,7 +11852,7 @@
         <w:bidi w:val="1"/>
         <w:spacing w:after="160" w:line="300" w:lineRule="auto"/>
         <w:ind w:left="0" w:right="0" w:firstLine="0"/>
-        <w:jc w:val="right"/>
+        <w:jc w:val="left"/>
       </w:pPr>
       <w:r>
         <w:rPr>
@@ -11866,7 +11870,7 @@
         <w:bidi w:val="1"/>
         <w:spacing w:after="160" w:line="300" w:lineRule="auto"/>
         <w:ind w:left="0" w:right="0" w:firstLine="0"/>
-        <w:jc w:val="right"/>
+        <w:jc w:val="left"/>
       </w:pPr>
       <w:r>
         <w:rPr>
@@ -11886,7 +11890,7 @@
         <w:bidi w:val="1"/>
         <w:spacing w:after="160" w:line="300" w:lineRule="auto"/>
         <w:ind w:left="0" w:right="0" w:firstLine="0"/>
-        <w:jc w:val="right"/>
+        <w:jc w:val="left"/>
       </w:pPr>
       <w:r>
         <w:rPr>
@@ -11904,7 +11908,7 @@
         <w:bidi w:val="1"/>
         <w:spacing w:after="160" w:line="300" w:lineRule="auto"/>
         <w:ind w:left="0" w:right="0" w:firstLine="0"/>
-        <w:jc w:val="right"/>
+        <w:jc w:val="left"/>
       </w:pPr>
       <w:r>
         <w:rPr>
@@ -11924,7 +11928,7 @@
         <w:bidi w:val="1"/>
         <w:spacing w:after="160" w:line="300" w:lineRule="auto"/>
         <w:ind w:left="0" w:right="0" w:firstLine="0"/>
-        <w:jc w:val="right"/>
+        <w:jc w:val="left"/>
       </w:pPr>
       <w:r>
         <w:rPr>
@@ -11942,7 +11946,7 @@
         <w:bidi w:val="1"/>
         <w:spacing w:after="160" w:line="300" w:lineRule="auto"/>
         <w:ind w:left="0" w:right="0" w:firstLine="0"/>
-        <w:jc w:val="right"/>
+        <w:jc w:val="left"/>
       </w:pPr>
       <w:r>
         <w:rPr>
@@ -11960,7 +11964,7 @@
         <w:bidi w:val="1"/>
         <w:spacing w:after="160" w:line="300" w:lineRule="auto"/>
         <w:ind w:left="0" w:right="0" w:firstLine="0"/>
-        <w:jc w:val="right"/>
+        <w:jc w:val="left"/>
       </w:pPr>
       <w:r>
         <w:rPr>
@@ -11988,7 +11992,7 @@
         <w:bidi w:val="1"/>
         <w:spacing w:after="160" w:line="300" w:lineRule="auto"/>
         <w:ind w:left="0" w:right="0" w:firstLine="0"/>
-        <w:jc w:val="right"/>
+        <w:jc w:val="left"/>
       </w:pPr>
       <w:r>
         <w:rPr>
@@ -12016,7 +12020,7 @@
         <w:bidi w:val="1"/>
         <w:spacing w:after="160" w:line="300" w:lineRule="auto"/>
         <w:ind w:left="0" w:right="0" w:firstLine="0"/>
-        <w:jc w:val="right"/>
+        <w:jc w:val="left"/>
       </w:pPr>
       <w:r>
         <w:rPr>
@@ -12044,7 +12048,7 @@
         <w:bidi w:val="1"/>
         <w:spacing w:after="160" w:line="300" w:lineRule="auto"/>
         <w:ind w:left="0" w:right="0" w:firstLine="0"/>
-        <w:jc w:val="right"/>
+        <w:jc w:val="left"/>
       </w:pPr>
       <w:r>
         <w:rPr>
@@ -12076,7 +12080,7 @@
         <w:bidi w:val="1"/>
         <w:spacing w:after="160" w:line="300" w:lineRule="auto"/>
         <w:ind w:left="0" w:right="0" w:firstLine="0"/>
-        <w:jc w:val="right"/>
+        <w:jc w:val="left"/>
       </w:pPr>
       <w:r>
         <w:rPr>
@@ -12094,7 +12098,7 @@
         <w:bidi w:val="1"/>
         <w:spacing w:after="160" w:line="300" w:lineRule="auto"/>
         <w:ind w:left="0" w:right="0" w:firstLine="0"/>
-        <w:jc w:val="right"/>
+        <w:jc w:val="left"/>
       </w:pPr>
       <w:r>
         <w:rPr>
@@ -12114,7 +12118,7 @@
         <w:bidi w:val="1"/>
         <w:spacing w:after="160" w:line="300" w:lineRule="auto"/>
         <w:ind w:left="0" w:right="0" w:firstLine="0"/>
-        <w:jc w:val="right"/>
+        <w:jc w:val="left"/>
       </w:pPr>
       <w:r>
         <w:rPr>
@@ -12132,7 +12136,7 @@
         <w:bidi w:val="1"/>
         <w:spacing w:after="160" w:line="300" w:lineRule="auto"/>
         <w:ind w:left="0" w:right="0" w:firstLine="0"/>
-        <w:jc w:val="right"/>
+        <w:jc w:val="left"/>
       </w:pPr>
       <w:r>
         <w:rPr>
@@ -12152,7 +12156,7 @@
         <w:bidi w:val="1"/>
         <w:spacing w:after="160" w:line="300" w:lineRule="auto"/>
         <w:ind w:left="0" w:right="0" w:firstLine="0"/>
-        <w:jc w:val="right"/>
+        <w:jc w:val="left"/>
       </w:pPr>
       <w:r>
         <w:rPr>
@@ -12170,7 +12174,7 @@
         <w:bidi w:val="1"/>
         <w:spacing w:after="160" w:line="300" w:lineRule="auto"/>
         <w:ind w:left="0" w:right="0" w:firstLine="0"/>
-        <w:jc w:val="right"/>
+        <w:jc w:val="left"/>
       </w:pPr>
       <w:r>
         <w:rPr>
@@ -12188,7 +12192,7 @@
         <w:bidi w:val="1"/>
         <w:spacing w:after="160" w:line="300" w:lineRule="auto"/>
         <w:ind w:left="0" w:right="0" w:firstLine="0"/>
-        <w:jc w:val="right"/>
+        <w:jc w:val="left"/>
       </w:pPr>
       <w:r>
         <w:rPr>
@@ -12216,7 +12220,7 @@
         <w:bidi w:val="1"/>
         <w:spacing w:after="160" w:line="300" w:lineRule="auto"/>
         <w:ind w:left="0" w:right="0" w:firstLine="0"/>
-        <w:jc w:val="right"/>
+        <w:jc w:val="left"/>
       </w:pPr>
       <w:r>
         <w:rPr>
@@ -12244,7 +12248,7 @@
         <w:bidi w:val="1"/>
         <w:spacing w:after="160" w:line="300" w:lineRule="auto"/>
         <w:ind w:left="0" w:right="0" w:firstLine="0"/>
-        <w:jc w:val="right"/>
+        <w:jc w:val="left"/>
       </w:pPr>
       <w:r>
         <w:rPr>
@@ -12262,7 +12266,7 @@
         <w:bidi w:val="1"/>
         <w:spacing w:after="160" w:line="300" w:lineRule="auto"/>
         <w:ind w:left="0" w:right="0" w:firstLine="0"/>
-        <w:jc w:val="right"/>
+        <w:jc w:val="left"/>
       </w:pPr>
       <w:r>
         <w:rPr>
@@ -12282,7 +12286,7 @@
         <w:bidi w:val="1"/>
         <w:spacing w:after="160" w:line="300" w:lineRule="auto"/>
         <w:ind w:left="0" w:right="0" w:firstLine="0"/>
-        <w:jc w:val="right"/>
+        <w:jc w:val="left"/>
       </w:pPr>
       <w:r>
         <w:rPr>
@@ -12300,7 +12304,7 @@
         <w:bidi w:val="1"/>
         <w:spacing w:after="160" w:line="300" w:lineRule="auto"/>
         <w:ind w:left="0" w:right="0" w:firstLine="0"/>
-        <w:jc w:val="right"/>
+        <w:jc w:val="left"/>
       </w:pPr>
       <w:r>
         <w:rPr>
@@ -12320,7 +12324,7 @@
         <w:bidi w:val="1"/>
         <w:spacing w:after="160" w:line="300" w:lineRule="auto"/>
         <w:ind w:left="0" w:right="0" w:firstLine="0"/>
-        <w:jc w:val="right"/>
+        <w:jc w:val="left"/>
       </w:pPr>
       <w:r>
         <w:rPr>
@@ -12338,7 +12342,7 @@
         <w:bidi w:val="1"/>
         <w:spacing w:after="160" w:line="300" w:lineRule="auto"/>
         <w:ind w:left="0" w:right="0" w:firstLine="0"/>
-        <w:jc w:val="right"/>
+        <w:jc w:val="left"/>
       </w:pPr>
       <w:r>
         <w:rPr>
@@ -12358,7 +12362,7 @@
         <w:bidi w:val="1"/>
         <w:spacing w:after="160" w:line="300" w:lineRule="auto"/>
         <w:ind w:left="0" w:right="0" w:firstLine="0"/>
-        <w:jc w:val="right"/>
+        <w:jc w:val="left"/>
       </w:pPr>
       <w:r>
         <w:rPr>
@@ -12376,7 +12380,7 @@
         <w:bidi w:val="1"/>
         <w:spacing w:after="160" w:line="300" w:lineRule="auto"/>
         <w:ind w:left="0" w:right="0" w:firstLine="0"/>
-        <w:jc w:val="right"/>
+        <w:jc w:val="left"/>
       </w:pPr>
       <w:r>
         <w:rPr>
@@ -12404,7 +12408,7 @@
         <w:bidi w:val="1"/>
         <w:spacing w:after="160" w:line="300" w:lineRule="auto"/>
         <w:ind w:left="0" w:right="0" w:firstLine="0"/>
-        <w:jc w:val="right"/>
+        <w:jc w:val="left"/>
       </w:pPr>
       <w:r>
         <w:rPr>
@@ -12432,7 +12436,7 @@
         <w:bidi w:val="1"/>
         <w:spacing w:after="160" w:line="300" w:lineRule="auto"/>
         <w:ind w:left="0" w:right="0" w:firstLine="0"/>
-        <w:jc w:val="right"/>
+        <w:jc w:val="left"/>
       </w:pPr>
       <w:r>
         <w:rPr>
@@ -12450,7 +12454,7 @@
         <w:bidi w:val="1"/>
         <w:spacing w:after="160" w:line="300" w:lineRule="auto"/>
         <w:ind w:left="0" w:right="0" w:firstLine="0"/>
-        <w:jc w:val="right"/>
+        <w:jc w:val="left"/>
       </w:pPr>
       <w:r>
         <w:rPr>
@@ -12468,7 +12472,7 @@
         <w:bidi w:val="1"/>
         <w:spacing w:after="160" w:line="300" w:lineRule="auto"/>
         <w:ind w:left="0" w:right="0" w:firstLine="0"/>
-        <w:jc w:val="right"/>
+        <w:jc w:val="left"/>
       </w:pPr>
       <w:r>
         <w:rPr>
@@ -12488,7 +12492,7 @@
         <w:bidi w:val="1"/>
         <w:spacing w:after="160" w:line="300" w:lineRule="auto"/>
         <w:ind w:left="0" w:right="0" w:firstLine="0"/>
-        <w:jc w:val="right"/>
+        <w:jc w:val="left"/>
       </w:pPr>
       <w:r>
         <w:rPr>
@@ -12506,7 +12510,7 @@
         <w:bidi w:val="1"/>
         <w:spacing w:after="160" w:line="300" w:lineRule="auto"/>
         <w:ind w:left="0" w:right="0" w:firstLine="0"/>
-        <w:jc w:val="right"/>
+        <w:jc w:val="left"/>
       </w:pPr>
       <w:r>
         <w:rPr>
@@ -12526,7 +12530,7 @@
         <w:bidi w:val="1"/>
         <w:spacing w:after="160" w:line="300" w:lineRule="auto"/>
         <w:ind w:left="0" w:right="0" w:firstLine="0"/>
-        <w:jc w:val="right"/>
+        <w:jc w:val="left"/>
       </w:pPr>
       <w:r>
         <w:rPr>
@@ -12544,7 +12548,7 @@
         <w:bidi w:val="1"/>
         <w:spacing w:after="160" w:line="300" w:lineRule="auto"/>
         <w:ind w:left="0" w:right="0" w:firstLine="0"/>
-        <w:jc w:val="right"/>
+        <w:jc w:val="left"/>
       </w:pPr>
       <w:r>
         <w:rPr>
@@ -12564,7 +12568,7 @@
         <w:bidi w:val="1"/>
         <w:spacing w:after="160" w:line="300" w:lineRule="auto"/>
         <w:ind w:left="0" w:right="0" w:firstLine="0"/>
-        <w:jc w:val="right"/>
+        <w:jc w:val="left"/>
       </w:pPr>
       <w:r>
         <w:rPr>
@@ -12582,7 +12586,7 @@
         <w:bidi w:val="1"/>
         <w:spacing w:after="160" w:line="300" w:lineRule="auto"/>
         <w:ind w:left="0" w:right="0" w:firstLine="0"/>
-        <w:jc w:val="right"/>
+        <w:jc w:val="left"/>
       </w:pPr>
       <w:r>
         <w:rPr>
@@ -12600,7 +12604,7 @@
         <w:bidi w:val="1"/>
         <w:spacing w:after="160" w:line="300" w:lineRule="auto"/>
         <w:ind w:left="0" w:right="0" w:firstLine="0"/>
-        <w:jc w:val="right"/>
+        <w:jc w:val="left"/>
       </w:pPr>
       <w:r>
         <w:rPr>
@@ -12628,7 +12632,7 @@
         <w:bidi w:val="1"/>
         <w:spacing w:after="160" w:line="300" w:lineRule="auto"/>
         <w:ind w:left="0" w:right="0" w:firstLine="0"/>
-        <w:jc w:val="right"/>
+        <w:jc w:val="left"/>
       </w:pPr>
       <w:r>
         <w:rPr>
@@ -12656,7 +12660,7 @@
         <w:bidi w:val="1"/>
         <w:spacing w:after="160" w:line="300" w:lineRule="auto"/>
         <w:ind w:left="0" w:right="0" w:firstLine="0"/>
-        <w:jc w:val="right"/>
+        <w:jc w:val="left"/>
       </w:pPr>
       <w:r>
         <w:rPr>
@@ -12684,7 +12688,7 @@
         <w:bidi w:val="1"/>
         <w:spacing w:after="160" w:line="300" w:lineRule="auto"/>
         <w:ind w:left="0" w:right="0" w:firstLine="0"/>
-        <w:jc w:val="right"/>
+        <w:jc w:val="left"/>
       </w:pPr>
       <w:r>
         <w:rPr>
@@ -12702,7 +12706,7 @@
         <w:bidi w:val="1"/>
         <w:spacing w:after="160" w:line="300" w:lineRule="auto"/>
         <w:ind w:left="0" w:right="0" w:firstLine="0"/>
-        <w:jc w:val="right"/>
+        <w:jc w:val="left"/>
       </w:pPr>
       <w:r>
         <w:rPr>
@@ -12730,7 +12734,7 @@
         <w:bidi w:val="1"/>
         <w:spacing w:after="160" w:line="300" w:lineRule="auto"/>
         <w:ind w:left="0" w:right="0" w:firstLine="0"/>
-        <w:jc w:val="right"/>
+        <w:jc w:val="left"/>
       </w:pPr>
       <w:r>
         <w:rPr>
@@ -12758,7 +12762,7 @@
         <w:bidi w:val="1"/>
         <w:spacing w:after="160" w:line="300" w:lineRule="auto"/>
         <w:ind w:left="0" w:right="0" w:firstLine="0"/>
-        <w:jc w:val="right"/>
+        <w:jc w:val="left"/>
       </w:pPr>
       <w:r>
         <w:rPr>
@@ -12786,7 +12790,7 @@
         <w:bidi w:val="1"/>
         <w:spacing w:after="160" w:line="300" w:lineRule="auto"/>
         <w:ind w:left="0" w:right="0" w:firstLine="0"/>
-        <w:jc w:val="right"/>
+        <w:jc w:val="left"/>
       </w:pPr>
       <w:r>
         <w:rPr>
@@ -12814,7 +12818,7 @@
         <w:bidi w:val="1"/>
         <w:spacing w:after="160" w:line="300" w:lineRule="auto"/>
         <w:ind w:left="0" w:right="0" w:firstLine="0"/>
-        <w:jc w:val="right"/>
+        <w:jc w:val="left"/>
       </w:pPr>
       <w:r>
         <w:rPr>
@@ -12832,7 +12836,7 @@
         <w:bidi w:val="1"/>
         <w:spacing w:after="160" w:line="300" w:lineRule="auto"/>
         <w:ind w:left="0" w:right="0" w:firstLine="0"/>
-        <w:jc w:val="right"/>
+        <w:jc w:val="left"/>
       </w:pPr>
       <w:r>
         <w:rPr>
@@ -12860,7 +12864,7 @@
         <w:bidi w:val="1"/>
         <w:spacing w:after="160" w:line="300" w:lineRule="auto"/>
         <w:ind w:left="0" w:right="0" w:firstLine="0"/>
-        <w:jc w:val="right"/>
+        <w:jc w:val="left"/>
       </w:pPr>
       <w:r>
         <w:rPr>
@@ -12888,7 +12892,7 @@
         <w:bidi w:val="1"/>
         <w:spacing w:after="160" w:line="300" w:lineRule="auto"/>
         <w:ind w:left="0" w:right="0" w:firstLine="0"/>
-        <w:jc w:val="right"/>
+        <w:jc w:val="left"/>
       </w:pPr>
       <w:r>
         <w:rPr>
@@ -12916,7 +12920,7 @@
         <w:bidi w:val="1"/>
         <w:spacing w:after="160" w:line="300" w:lineRule="auto"/>
         <w:ind w:left="0" w:right="0" w:firstLine="0"/>
-        <w:jc w:val="right"/>
+        <w:jc w:val="left"/>
       </w:pPr>
       <w:r>
         <w:rPr>
@@ -12944,7 +12948,7 @@
         <w:bidi w:val="1"/>
         <w:spacing w:after="160" w:line="300" w:lineRule="auto"/>
         <w:ind w:left="0" w:right="0" w:firstLine="0"/>
-        <w:jc w:val="right"/>
+        <w:jc w:val="left"/>
       </w:pPr>
       <w:r>
         <w:rPr>
@@ -12976,7 +12980,7 @@
         <w:bidi w:val="1"/>
         <w:spacing w:after="160" w:line="300" w:lineRule="auto"/>
         <w:ind w:left="0" w:right="0" w:firstLine="0"/>
-        <w:jc w:val="right"/>
+        <w:jc w:val="left"/>
       </w:pPr>
       <w:r>
         <w:rPr>
@@ -12994,7 +12998,7 @@
         <w:bidi w:val="1"/>
         <w:spacing w:after="160" w:line="300" w:lineRule="auto"/>
         <w:ind w:left="0" w:right="0" w:firstLine="0"/>
-        <w:jc w:val="right"/>
+        <w:jc w:val="left"/>
       </w:pPr>
       <w:r>
         <w:rPr>
@@ -13014,7 +13018,7 @@
         <w:bidi w:val="1"/>
         <w:spacing w:after="160" w:line="300" w:lineRule="auto"/>
         <w:ind w:left="0" w:right="0" w:firstLine="0"/>
-        <w:jc w:val="right"/>
+        <w:jc w:val="left"/>
       </w:pPr>
       <w:r>
         <w:rPr>
@@ -13032,7 +13036,7 @@
         <w:bidi w:val="1"/>
         <w:spacing w:after="160" w:line="300" w:lineRule="auto"/>
         <w:ind w:left="0" w:right="0" w:firstLine="0"/>
-        <w:jc w:val="right"/>
+        <w:jc w:val="left"/>
       </w:pPr>
       <w:r>
         <w:rPr>
@@ -13050,7 +13054,7 @@
         <w:bidi w:val="1"/>
         <w:spacing w:after="160" w:line="300" w:lineRule="auto"/>
         <w:ind w:left="0" w:right="0" w:firstLine="0"/>
-        <w:jc w:val="right"/>
+        <w:jc w:val="left"/>
       </w:pPr>
       <w:r>
         <w:rPr>
@@ -13068,7 +13072,7 @@
         <w:bidi w:val="1"/>
         <w:spacing w:after="160" w:line="300" w:lineRule="auto"/>
         <w:ind w:left="0" w:right="0" w:firstLine="0"/>
-        <w:jc w:val="right"/>
+        <w:jc w:val="left"/>
       </w:pPr>
       <w:r>
         <w:rPr>
@@ -13098,7 +13102,7 @@
         <w:bidi w:val="1"/>
         <w:spacing w:after="160" w:line="300" w:lineRule="auto"/>
         <w:ind w:left="0" w:right="0" w:firstLine="0"/>
-        <w:jc w:val="right"/>
+        <w:jc w:val="left"/>
       </w:pPr>
       <w:r>
         <w:rPr>
@@ -13126,7 +13130,7 @@
         <w:bidi w:val="1"/>
         <w:spacing w:after="160" w:line="300" w:lineRule="auto"/>
         <w:ind w:left="0" w:right="0" w:firstLine="0"/>
-        <w:jc w:val="right"/>
+        <w:jc w:val="left"/>
       </w:pPr>
       <w:r>
         <w:rPr>
@@ -13144,7 +13148,7 @@
         <w:bidi w:val="1"/>
         <w:spacing w:after="160" w:line="300" w:lineRule="auto"/>
         <w:ind w:left="0" w:right="0" w:firstLine="0"/>
-        <w:jc w:val="right"/>
+        <w:jc w:val="left"/>
       </w:pPr>
       <w:r>
         <w:rPr>
@@ -13162,7 +13166,7 @@
         <w:bidi w:val="1"/>
         <w:spacing w:after="160" w:line="300" w:lineRule="auto"/>
         <w:ind w:left="0" w:right="0" w:firstLine="0"/>
-        <w:jc w:val="right"/>
+        <w:jc w:val="left"/>
       </w:pPr>
       <w:r>
         <w:rPr>
@@ -13190,7 +13194,7 @@
         <w:bidi w:val="1"/>
         <w:spacing w:after="160" w:line="300" w:lineRule="auto"/>
         <w:ind w:left="0" w:right="0" w:firstLine="0"/>
-        <w:jc w:val="right"/>
+        <w:jc w:val="left"/>
       </w:pPr>
       <w:r>
         <w:rPr>
@@ -13218,7 +13222,7 @@
         <w:bidi w:val="1"/>
         <w:spacing w:after="160" w:line="300" w:lineRule="auto"/>
         <w:ind w:left="0" w:right="0" w:firstLine="0"/>
-        <w:jc w:val="right"/>
+        <w:jc w:val="left"/>
       </w:pPr>
       <w:r>
         <w:rPr>
@@ -13248,7 +13252,7 @@
         <w:bidi w:val="1"/>
         <w:spacing w:after="160" w:line="300" w:lineRule="auto"/>
         <w:ind w:left="0" w:right="0" w:firstLine="0"/>
-        <w:jc w:val="right"/>
+        <w:jc w:val="left"/>
       </w:pPr>
       <w:r>
         <w:rPr>
@@ -13266,7 +13270,7 @@
         <w:bidi w:val="1"/>
         <w:spacing w:after="160" w:line="300" w:lineRule="auto"/>
         <w:ind w:left="0" w:right="0" w:firstLine="0"/>
-        <w:jc w:val="right"/>
+        <w:jc w:val="left"/>
       </w:pPr>
       <w:r>
         <w:rPr>
@@ -13286,7 +13290,7 @@
         <w:bidi w:val="1"/>
         <w:spacing w:after="160" w:line="300" w:lineRule="auto"/>
         <w:ind w:left="0" w:right="0" w:firstLine="0"/>
-        <w:jc w:val="right"/>
+        <w:jc w:val="left"/>
       </w:pPr>
       <w:r>
         <w:rPr>
@@ -13304,7 +13308,7 @@
         <w:bidi w:val="1"/>
         <w:spacing w:after="160" w:line="300" w:lineRule="auto"/>
         <w:ind w:left="0" w:right="0" w:firstLine="0"/>
-        <w:jc w:val="right"/>
+        <w:jc w:val="left"/>
       </w:pPr>
       <w:r>
         <w:rPr>
@@ -13322,7 +13326,7 @@
         <w:bidi w:val="1"/>
         <w:spacing w:after="160" w:line="300" w:lineRule="auto"/>
         <w:ind w:left="0" w:right="0" w:firstLine="0"/>
-        <w:jc w:val="right"/>
+        <w:jc w:val="left"/>
       </w:pPr>
       <w:r>
         <w:rPr>
@@ -13342,7 +13346,7 @@
         <w:bidi w:val="1"/>
         <w:spacing w:after="160" w:line="300" w:lineRule="auto"/>
         <w:ind w:left="0" w:right="0" w:firstLine="0"/>
-        <w:jc w:val="right"/>
+        <w:jc w:val="left"/>
       </w:pPr>
       <w:r>
         <w:rPr>
@@ -13370,7 +13374,7 @@
         <w:bidi w:val="1"/>
         <w:spacing w:after="160" w:line="300" w:lineRule="auto"/>
         <w:ind w:left="0" w:right="0" w:firstLine="0"/>
-        <w:jc w:val="right"/>
+        <w:jc w:val="left"/>
       </w:pPr>
       <w:r>
         <w:rPr>
@@ -13398,7 +13402,7 @@
         <w:bidi w:val="1"/>
         <w:spacing w:after="160" w:line="300" w:lineRule="auto"/>
         <w:ind w:left="0" w:right="0" w:firstLine="0"/>
-        <w:jc w:val="right"/>
+        <w:jc w:val="left"/>
       </w:pPr>
       <w:r>
         <w:rPr>
@@ -13416,7 +13420,7 @@
         <w:bidi w:val="1"/>
         <w:spacing w:after="160" w:line="300" w:lineRule="auto"/>
         <w:ind w:left="0" w:right="0" w:firstLine="0"/>
-        <w:jc w:val="right"/>
+        <w:jc w:val="left"/>
       </w:pPr>
       <w:r>
         <w:rPr>
@@ -13434,7 +13438,7 @@
         <w:bidi w:val="1"/>
         <w:spacing w:after="160" w:line="300" w:lineRule="auto"/>
         <w:ind w:left="0" w:right="0" w:firstLine="0"/>
-        <w:jc w:val="right"/>
+        <w:jc w:val="left"/>
       </w:pPr>
       <w:r>
         <w:rPr>
@@ -13452,7 +13456,7 @@
         <w:bidi w:val="1"/>
         <w:spacing w:after="160" w:line="300" w:lineRule="auto"/>
         <w:ind w:left="0" w:right="0" w:firstLine="0"/>
-        <w:jc w:val="right"/>
+        <w:jc w:val="left"/>
       </w:pPr>
       <w:r>
         <w:rPr>
@@ -13470,7 +13474,7 @@
         <w:bidi w:val="1"/>
         <w:spacing w:after="160" w:line="300" w:lineRule="auto"/>
         <w:ind w:left="0" w:right="0" w:firstLine="0"/>
-        <w:jc w:val="right"/>
+        <w:jc w:val="left"/>
       </w:pPr>
       <w:r>
         <w:rPr>
@@ -13488,7 +13492,7 @@
         <w:bidi w:val="1"/>
         <w:spacing w:after="160" w:line="300" w:lineRule="auto"/>
         <w:ind w:left="0" w:right="0" w:firstLine="0"/>
-        <w:jc w:val="right"/>
+        <w:jc w:val="left"/>
       </w:pPr>
       <w:r>
         <w:rPr>
@@ -13506,7 +13510,7 @@
         <w:bidi w:val="1"/>
         <w:spacing w:after="160" w:line="300" w:lineRule="auto"/>
         <w:ind w:left="0" w:right="0" w:firstLine="0"/>
-        <w:jc w:val="right"/>
+        <w:jc w:val="left"/>
       </w:pPr>
       <w:r>
         <w:rPr>
@@ -13524,7 +13528,7 @@
         <w:bidi w:val="1"/>
         <w:spacing w:after="160" w:line="300" w:lineRule="auto"/>
         <w:ind w:left="0" w:right="0" w:firstLine="0"/>
-        <w:jc w:val="right"/>
+        <w:jc w:val="left"/>
       </w:pPr>
       <w:r>
         <w:rPr>
@@ -13552,7 +13556,7 @@
         <w:bidi w:val="1"/>
         <w:spacing w:after="160" w:line="300" w:lineRule="auto"/>
         <w:ind w:left="0" w:right="0" w:firstLine="0"/>
-        <w:jc w:val="right"/>
+        <w:jc w:val="left"/>
       </w:pPr>
       <w:r>
         <w:rPr>
@@ -13580,7 +13584,7 @@
         <w:bidi w:val="1"/>
         <w:spacing w:after="160" w:line="300" w:lineRule="auto"/>
         <w:ind w:left="0" w:right="0" w:firstLine="0"/>
-        <w:jc w:val="right"/>
+        <w:jc w:val="left"/>
       </w:pPr>
       <w:r>
         <w:rPr>
@@ -13598,7 +13602,7 @@
         <w:bidi w:val="1"/>
         <w:spacing w:after="160" w:line="300" w:lineRule="auto"/>
         <w:ind w:left="0" w:right="0" w:firstLine="0"/>
-        <w:jc w:val="right"/>
+        <w:jc w:val="left"/>
       </w:pPr>
       <w:r>
         <w:rPr>
@@ -13626,7 +13630,7 @@
         <w:bidi w:val="1"/>
         <w:spacing w:after="160" w:line="300" w:lineRule="auto"/>
         <w:ind w:left="0" w:right="0" w:firstLine="0"/>
-        <w:jc w:val="right"/>
+        <w:jc w:val="left"/>
       </w:pPr>
       <w:r>
         <w:rPr>
@@ -13654,7 +13658,7 @@
         <w:bidi w:val="1"/>
         <w:spacing w:after="160" w:line="300" w:lineRule="auto"/>
         <w:ind w:left="0" w:right="0" w:firstLine="0"/>
-        <w:jc w:val="right"/>
+        <w:jc w:val="left"/>
       </w:pPr>
       <w:r>
         <w:rPr>
@@ -13682,7 +13686,7 @@
         <w:bidi w:val="1"/>
         <w:spacing w:after="160" w:line="300" w:lineRule="auto"/>
         <w:ind w:left="0" w:right="0" w:firstLine="0"/>
-        <w:jc w:val="right"/>
+        <w:jc w:val="left"/>
       </w:pPr>
       <w:r>
         <w:rPr>
@@ -13710,7 +13714,7 @@
         <w:bidi w:val="1"/>
         <w:spacing w:after="160" w:line="300" w:lineRule="auto"/>
         <w:ind w:left="0" w:right="0" w:firstLine="0"/>
-        <w:jc w:val="right"/>
+        <w:jc w:val="left"/>
       </w:pPr>
       <w:r>
         <w:rPr>
@@ -13728,7 +13732,7 @@
         <w:bidi w:val="1"/>
         <w:spacing w:after="160" w:line="300" w:lineRule="auto"/>
         <w:ind w:left="0" w:right="0" w:firstLine="0"/>
-        <w:jc w:val="right"/>
+        <w:jc w:val="left"/>
       </w:pPr>
       <w:r>
         <w:rPr>
@@ -13746,7 +13750,7 @@
         <w:bidi w:val="1"/>
         <w:spacing w:after="160" w:line="300" w:lineRule="auto"/>
         <w:ind w:left="0" w:right="0" w:firstLine="0"/>
-        <w:jc w:val="right"/>
+        <w:jc w:val="left"/>
       </w:pPr>
       <w:r>
         <w:rPr>
@@ -13764,7 +13768,7 @@
         <w:bidi w:val="1"/>
         <w:spacing w:after="160" w:line="300" w:lineRule="auto"/>
         <w:ind w:left="0" w:right="0" w:firstLine="0"/>
-        <w:jc w:val="right"/>
+        <w:jc w:val="left"/>
       </w:pPr>
       <w:r>
         <w:rPr>
@@ -13782,7 +13786,7 @@
         <w:bidi w:val="1"/>
         <w:spacing w:after="160" w:line="300" w:lineRule="auto"/>
         <w:ind w:left="0" w:right="0" w:firstLine="0"/>
-        <w:jc w:val="right"/>
+        <w:jc w:val="left"/>
       </w:pPr>
       <w:r>
         <w:rPr>
@@ -13800,7 +13804,7 @@
         <w:bidi w:val="1"/>
         <w:spacing w:after="160" w:line="300" w:lineRule="auto"/>
         <w:ind w:left="0" w:right="0" w:firstLine="0"/>
-        <w:jc w:val="right"/>
+        <w:jc w:val="left"/>
       </w:pPr>
       <w:r>
         <w:rPr>
@@ -13818,7 +13822,7 @@
         <w:bidi w:val="1"/>
         <w:spacing w:after="160" w:line="300" w:lineRule="auto"/>
         <w:ind w:left="0" w:right="0" w:firstLine="0"/>
-        <w:jc w:val="right"/>
+        <w:jc w:val="left"/>
       </w:pPr>
       <w:r>
         <w:rPr>
@@ -13846,7 +13850,7 @@
         <w:bidi w:val="1"/>
         <w:spacing w:after="160" w:line="300" w:lineRule="auto"/>
         <w:ind w:left="0" w:right="0" w:firstLine="0"/>
-        <w:jc w:val="right"/>
+        <w:jc w:val="left"/>
       </w:pPr>
       <w:r>
         <w:rPr>
@@ -13874,7 +13878,7 @@
         <w:bidi w:val="1"/>
         <w:spacing w:after="160" w:line="300" w:lineRule="auto"/>
         <w:ind w:left="0" w:right="0" w:firstLine="0"/>
-        <w:jc w:val="right"/>
+        <w:jc w:val="left"/>
       </w:pPr>
       <w:r>
         <w:rPr>
@@ -13892,7 +13896,7 @@
         <w:bidi w:val="1"/>
         <w:spacing w:after="160" w:line="300" w:lineRule="auto"/>
         <w:ind w:left="0" w:right="0" w:firstLine="0"/>
-        <w:jc w:val="right"/>
+        <w:jc w:val="left"/>
       </w:pPr>
       <w:r>
         <w:rPr>
@@ -13920,7 +13924,7 @@
         <w:bidi w:val="1"/>
         <w:spacing w:after="160" w:line="300" w:lineRule="auto"/>
         <w:ind w:left="0" w:right="0" w:firstLine="0"/>
-        <w:jc w:val="right"/>
+        <w:jc w:val="left"/>
       </w:pPr>
       <w:r>
         <w:rPr>
@@ -13948,7 +13952,7 @@
         <w:bidi w:val="1"/>
         <w:spacing w:after="160" w:line="300" w:lineRule="auto"/>
         <w:ind w:left="0" w:right="0" w:firstLine="0"/>
-        <w:jc w:val="right"/>
+        <w:jc w:val="left"/>
       </w:pPr>
       <w:r>
         <w:rPr>
@@ -13976,7 +13980,7 @@
         <w:bidi w:val="1"/>
         <w:spacing w:after="160" w:line="300" w:lineRule="auto"/>
         <w:ind w:left="0" w:right="0" w:firstLine="0"/>
-        <w:jc w:val="right"/>
+        <w:jc w:val="left"/>
       </w:pPr>
       <w:r>
         <w:rPr>
@@ -13994,7 +13998,7 @@
         <w:bidi w:val="1"/>
         <w:spacing w:after="160" w:line="300" w:lineRule="auto"/>
         <w:ind w:left="0" w:right="0" w:firstLine="0"/>
-        <w:jc w:val="right"/>
+        <w:jc w:val="left"/>
       </w:pPr>
       <w:r>
         <w:rPr>
@@ -14022,7 +14026,7 @@
         <w:bidi w:val="1"/>
         <w:spacing w:after="160" w:line="300" w:lineRule="auto"/>
         <w:ind w:left="0" w:right="0" w:firstLine="0"/>
-        <w:jc w:val="right"/>
+        <w:jc w:val="left"/>
       </w:pPr>
       <w:r>
         <w:rPr>
@@ -14050,7 +14054,7 @@
         <w:bidi w:val="1"/>
         <w:spacing w:after="160" w:line="300" w:lineRule="auto"/>
         <w:ind w:left="0" w:right="0" w:firstLine="0"/>
-        <w:jc w:val="right"/>
+        <w:jc w:val="left"/>
       </w:pPr>
       <w:r>
         <w:rPr>
@@ -14070,7 +14074,7 @@
         <w:bidi w:val="1"/>
         <w:spacing w:after="160" w:line="300" w:lineRule="auto"/>
         <w:ind w:left="0" w:right="0" w:firstLine="0"/>
-        <w:jc w:val="right"/>
+        <w:jc w:val="left"/>
       </w:pPr>
       <w:r>
         <w:rPr>
@@ -14088,7 +14092,7 @@
         <w:bidi w:val="1"/>
         <w:spacing w:after="160" w:line="300" w:lineRule="auto"/>
         <w:ind w:left="0" w:right="0" w:firstLine="0"/>
-        <w:jc w:val="right"/>
+        <w:jc w:val="left"/>
       </w:pPr>
       <w:r>
         <w:rPr>
@@ -14108,7 +14112,7 @@
         <w:bidi w:val="1"/>
         <w:spacing w:after="160" w:line="300" w:lineRule="auto"/>
         <w:ind w:left="0" w:right="0" w:firstLine="0"/>
-        <w:jc w:val="right"/>
+        <w:jc w:val="left"/>
       </w:pPr>
       <w:r>
         <w:rPr>
@@ -14126,7 +14130,7 @@
         <w:bidi w:val="1"/>
         <w:spacing w:after="160" w:line="300" w:lineRule="auto"/>
         <w:ind w:left="0" w:right="0" w:firstLine="0"/>
-        <w:jc w:val="right"/>
+        <w:jc w:val="left"/>
       </w:pPr>
       <w:r>
         <w:rPr>
@@ -14146,7 +14150,7 @@
         <w:bidi w:val="1"/>
         <w:spacing w:after="160" w:line="300" w:lineRule="auto"/>
         <w:ind w:left="0" w:right="0" w:firstLine="0"/>
-        <w:jc w:val="right"/>
+        <w:jc w:val="left"/>
       </w:pPr>
       <w:r>
         <w:rPr>
@@ -14164,7 +14168,7 @@
         <w:bidi w:val="1"/>
         <w:spacing w:after="160" w:line="300" w:lineRule="auto"/>
         <w:ind w:left="0" w:right="0" w:firstLine="0"/>
-        <w:jc w:val="right"/>
+        <w:jc w:val="left"/>
       </w:pPr>
       <w:r>
         <w:rPr>
@@ -14182,7 +14186,7 @@
         <w:bidi w:val="1"/>
         <w:spacing w:after="160" w:line="300" w:lineRule="auto"/>
         <w:ind w:left="0" w:right="0" w:firstLine="0"/>
-        <w:jc w:val="right"/>
+        <w:jc w:val="left"/>
       </w:pPr>
       <w:r>
         <w:rPr>
@@ -14210,7 +14214,7 @@
         <w:bidi w:val="1"/>
         <w:spacing w:after="160" w:line="300" w:lineRule="auto"/>
         <w:ind w:left="0" w:right="0" w:firstLine="0"/>
-        <w:jc w:val="right"/>
+        <w:jc w:val="left"/>
       </w:pPr>
       <w:r>
         <w:rPr>
@@ -14238,7 +14242,7 @@
         <w:bidi w:val="1"/>
         <w:spacing w:after="160" w:line="300" w:lineRule="auto"/>
         <w:ind w:left="0" w:right="0" w:firstLine="0"/>
-        <w:jc w:val="right"/>
+        <w:jc w:val="left"/>
       </w:pPr>
       <w:r>
         <w:rPr>
@@ -14256,7 +14260,7 @@
         <w:bidi w:val="1"/>
         <w:spacing w:after="160" w:line="300" w:lineRule="auto"/>
         <w:ind w:left="0" w:right="0" w:firstLine="0"/>
-        <w:jc w:val="right"/>
+        <w:jc w:val="left"/>
       </w:pPr>
       <w:r>
         <w:rPr>
@@ -14274,7 +14278,7 @@
         <w:bidi w:val="1"/>
         <w:spacing w:after="160" w:line="300" w:lineRule="auto"/>
         <w:ind w:left="0" w:right="0" w:firstLine="0"/>
-        <w:jc w:val="right"/>
+        <w:jc w:val="left"/>
       </w:pPr>
       <w:r>
         <w:rPr>
@@ -14294,7 +14298,7 @@
         <w:bidi w:val="1"/>
         <w:spacing w:after="160" w:line="300" w:lineRule="auto"/>
         <w:ind w:left="0" w:right="0" w:firstLine="0"/>
-        <w:jc w:val="right"/>
+        <w:jc w:val="left"/>
       </w:pPr>
       <w:r>
         <w:rPr>
@@ -14322,7 +14326,7 @@
         <w:bidi w:val="1"/>
         <w:spacing w:after="160" w:line="300" w:lineRule="auto"/>
         <w:ind w:left="0" w:right="0" w:firstLine="0"/>
-        <w:jc w:val="right"/>
+        <w:jc w:val="left"/>
       </w:pPr>
       <w:r>
         <w:rPr>
@@ -14352,7 +14356,7 @@
         <w:bidi w:val="1"/>
         <w:spacing w:after="160" w:line="300" w:lineRule="auto"/>
         <w:ind w:left="0" w:right="0" w:firstLine="0"/>
-        <w:jc w:val="right"/>
+        <w:jc w:val="left"/>
       </w:pPr>
       <w:r>
         <w:rPr>
@@ -14370,7 +14374,7 @@
         <w:bidi w:val="1"/>
         <w:spacing w:after="160" w:line="300" w:lineRule="auto"/>
         <w:ind w:left="0" w:right="0" w:firstLine="0"/>
-        <w:jc w:val="right"/>
+        <w:jc w:val="left"/>
       </w:pPr>
       <w:r>
         <w:rPr>
@@ -14390,7 +14394,7 @@
         <w:bidi w:val="1"/>
         <w:spacing w:after="160" w:line="300" w:lineRule="auto"/>
         <w:ind w:left="0" w:right="0" w:firstLine="0"/>
-        <w:jc w:val="right"/>
+        <w:jc w:val="left"/>
       </w:pPr>
       <w:r>
         <w:rPr>
@@ -14408,7 +14412,7 @@
         <w:bidi w:val="1"/>
         <w:spacing w:after="160" w:line="300" w:lineRule="auto"/>
         <w:ind w:left="0" w:right="0" w:firstLine="0"/>
-        <w:jc w:val="right"/>
+        <w:jc w:val="left"/>
       </w:pPr>
       <w:r>
         <w:rPr>
@@ -14436,7 +14440,7 @@
         <w:bidi w:val="1"/>
         <w:spacing w:after="160" w:line="300" w:lineRule="auto"/>
         <w:ind w:left="0" w:right="0" w:firstLine="0"/>
-        <w:jc w:val="right"/>
+        <w:jc w:val="left"/>
       </w:pPr>
       <w:r>
         <w:rPr>
@@ -14464,7 +14468,7 @@
         <w:bidi w:val="1"/>
         <w:spacing w:after="160" w:line="300" w:lineRule="auto"/>
         <w:ind w:left="0" w:right="0" w:firstLine="0"/>
-        <w:jc w:val="right"/>
+        <w:jc w:val="left"/>
       </w:pPr>
       <w:r>
         <w:rPr>
@@ -14482,7 +14486,7 @@
         <w:bidi w:val="1"/>
         <w:spacing w:after="160" w:line="300" w:lineRule="auto"/>
         <w:ind w:left="0" w:right="0" w:firstLine="0"/>
-        <w:jc w:val="right"/>
+        <w:jc w:val="left"/>
       </w:pPr>
       <w:r>
         <w:rPr>
@@ -14510,7 +14514,7 @@
         <w:bidi w:val="1"/>
         <w:spacing w:after="160" w:line="300" w:lineRule="auto"/>
         <w:ind w:left="0" w:right="0" w:firstLine="0"/>
-        <w:jc w:val="right"/>
+        <w:jc w:val="left"/>
       </w:pPr>
       <w:r>
         <w:rPr>
@@ -14538,7 +14542,7 @@
         <w:bidi w:val="1"/>
         <w:spacing w:after="160" w:line="300" w:lineRule="auto"/>
         <w:ind w:left="0" w:right="0" w:firstLine="0"/>
-        <w:jc w:val="right"/>
+        <w:jc w:val="left"/>
       </w:pPr>
       <w:r>
         <w:rPr>
@@ -14556,7 +14560,7 @@
         <w:bidi w:val="1"/>
         <w:spacing w:after="160" w:line="300" w:lineRule="auto"/>
         <w:ind w:left="0" w:right="0" w:firstLine="0"/>
-        <w:jc w:val="right"/>
+        <w:jc w:val="left"/>
       </w:pPr>
       <w:r>
         <w:rPr>
@@ -14584,7 +14588,7 @@
         <w:bidi w:val="1"/>
         <w:spacing w:after="160" w:line="300" w:lineRule="auto"/>
         <w:ind w:left="0" w:right="0" w:firstLine="0"/>
-        <w:jc w:val="right"/>
+        <w:jc w:val="left"/>
       </w:pPr>
       <w:r>
         <w:rPr>
@@ -14612,7 +14616,7 @@
         <w:bidi w:val="1"/>
         <w:spacing w:after="160" w:line="300" w:lineRule="auto"/>
         <w:ind w:left="0" w:right="0" w:firstLine="0"/>
-        <w:jc w:val="right"/>
+        <w:jc w:val="left"/>
       </w:pPr>
       <w:r>
         <w:rPr>
@@ -14630,7 +14634,7 @@
         <w:bidi w:val="1"/>
         <w:spacing w:after="160" w:line="300" w:lineRule="auto"/>
         <w:ind w:left="0" w:right="0" w:firstLine="0"/>
-        <w:jc w:val="right"/>
+        <w:jc w:val="left"/>
       </w:pPr>
       <w:r>
         <w:rPr>
@@ -14648,7 +14652,7 @@
         <w:bidi w:val="1"/>
         <w:spacing w:after="160" w:line="300" w:lineRule="auto"/>
         <w:ind w:left="0" w:right="0" w:firstLine="0"/>
-        <w:jc w:val="right"/>
+        <w:jc w:val="left"/>
       </w:pPr>
       <w:r>
         <w:rPr>
@@ -14676,7 +14680,7 @@
         <w:bidi w:val="1"/>
         <w:spacing w:after="160" w:line="300" w:lineRule="auto"/>
         <w:ind w:left="0" w:right="0" w:firstLine="0"/>
-        <w:jc w:val="right"/>
+        <w:jc w:val="left"/>
       </w:pPr>
       <w:r>
         <w:rPr>
@@ -14706,7 +14710,7 @@
         <w:bidi w:val="1"/>
         <w:spacing w:after="160" w:line="300" w:lineRule="auto"/>
         <w:ind w:left="0" w:right="0" w:firstLine="0"/>
-        <w:jc w:val="right"/>
+        <w:jc w:val="left"/>
       </w:pPr>
       <w:r>
         <w:rPr>
@@ -14724,7 +14728,7 @@
         <w:bidi w:val="1"/>
         <w:spacing w:after="160" w:line="300" w:lineRule="auto"/>
         <w:ind w:left="0" w:right="0" w:firstLine="0"/>
-        <w:jc w:val="right"/>
+        <w:jc w:val="left"/>
       </w:pPr>
       <w:r>
         <w:rPr>
@@ -14744,7 +14748,7 @@
         <w:bidi w:val="1"/>
         <w:spacing w:after="160" w:line="300" w:lineRule="auto"/>
         <w:ind w:left="0" w:right="0" w:firstLine="0"/>
-        <w:jc w:val="right"/>
+        <w:jc w:val="left"/>
       </w:pPr>
       <w:r>
         <w:rPr>
@@ -14762,7 +14766,7 @@
         <w:bidi w:val="1"/>
         <w:spacing w:after="160" w:line="300" w:lineRule="auto"/>
         <w:ind w:left="0" w:right="0" w:firstLine="0"/>
-        <w:jc w:val="right"/>
+        <w:jc w:val="left"/>
       </w:pPr>
       <w:r>
         <w:rPr>
@@ -14782,7 +14786,7 @@
         <w:bidi w:val="1"/>
         <w:spacing w:after="160" w:line="300" w:lineRule="auto"/>
         <w:ind w:left="0" w:right="0" w:firstLine="0"/>
-        <w:jc w:val="right"/>
+        <w:jc w:val="left"/>
       </w:pPr>
       <w:r>
         <w:rPr>
@@ -14800,7 +14804,7 @@
         <w:bidi w:val="1"/>
         <w:spacing w:after="160" w:line="300" w:lineRule="auto"/>
         <w:ind w:left="0" w:right="0" w:firstLine="0"/>
-        <w:jc w:val="right"/>
+        <w:jc w:val="left"/>
       </w:pPr>
       <w:r>
         <w:rPr>
@@ -14820,7 +14824,7 @@
         <w:bidi w:val="1"/>
         <w:spacing w:after="160" w:line="300" w:lineRule="auto"/>
         <w:ind w:left="0" w:right="0" w:firstLine="0"/>
-        <w:jc w:val="right"/>
+        <w:jc w:val="left"/>
       </w:pPr>
       <w:r>
         <w:rPr>
@@ -14848,7 +14852,7 @@
         <w:bidi w:val="1"/>
         <w:spacing w:after="160" w:line="300" w:lineRule="auto"/>
         <w:ind w:left="0" w:right="0" w:firstLine="0"/>
-        <w:jc w:val="right"/>
+        <w:jc w:val="left"/>
       </w:pPr>
       <w:r>
         <w:rPr>
@@ -14876,7 +14880,7 @@
         <w:bidi w:val="1"/>
         <w:spacing w:after="160" w:line="300" w:lineRule="auto"/>
         <w:ind w:left="0" w:right="0" w:firstLine="0"/>
-        <w:jc w:val="right"/>
+        <w:jc w:val="left"/>
       </w:pPr>
       <w:r>
         <w:rPr>
@@ -14904,7 +14908,7 @@
         <w:bidi w:val="1"/>
         <w:spacing w:after="160" w:line="300" w:lineRule="auto"/>
         <w:ind w:left="0" w:right="0" w:firstLine="0"/>
-        <w:jc w:val="right"/>
+        <w:jc w:val="left"/>
       </w:pPr>
       <w:r>
         <w:rPr>
@@ -14932,7 +14936,7 @@
         <w:bidi w:val="1"/>
         <w:spacing w:after="160" w:line="300" w:lineRule="auto"/>
         <w:ind w:left="0" w:right="0" w:firstLine="0"/>
-        <w:jc w:val="right"/>
+        <w:jc w:val="left"/>
       </w:pPr>
       <w:r>
         <w:rPr>
@@ -14960,7 +14964,7 @@
         <w:bidi w:val="1"/>
         <w:spacing w:after="160" w:line="300" w:lineRule="auto"/>
         <w:ind w:left="0" w:right="0" w:firstLine="0"/>
-        <w:jc w:val="right"/>
+        <w:jc w:val="left"/>
       </w:pPr>
       <w:r>
         <w:rPr>
@@ -14980,7 +14984,7 @@
         <w:bidi w:val="1"/>
         <w:spacing w:after="160" w:line="300" w:lineRule="auto"/>
         <w:ind w:left="0" w:right="0" w:firstLine="0"/>
-        <w:jc w:val="right"/>
+        <w:jc w:val="left"/>
       </w:pPr>
       <w:r>
         <w:rPr>
@@ -14998,7 +15002,7 @@
         <w:bidi w:val="1"/>
         <w:spacing w:after="160" w:line="300" w:lineRule="auto"/>
         <w:ind w:left="0" w:right="0" w:firstLine="0"/>
-        <w:jc w:val="right"/>
+        <w:jc w:val="left"/>
       </w:pPr>
       <w:r>
         <w:rPr>
@@ -15016,7 +15020,7 @@
         <w:bidi w:val="1"/>
         <w:spacing w:after="160" w:line="300" w:lineRule="auto"/>
         <w:ind w:left="0" w:right="0" w:firstLine="0"/>
-        <w:jc w:val="right"/>
+        <w:jc w:val="left"/>
       </w:pPr>
       <w:r>
         <w:rPr>
@@ -15036,7 +15040,7 @@
         <w:bidi w:val="1"/>
         <w:spacing w:after="160" w:line="300" w:lineRule="auto"/>
         <w:ind w:left="0" w:right="0" w:firstLine="0"/>
-        <w:jc w:val="right"/>
+        <w:jc w:val="left"/>
       </w:pPr>
       <w:r>
         <w:rPr>
@@ -15066,7 +15070,7 @@
         <w:bidi w:val="1"/>
         <w:spacing w:after="160" w:line="300" w:lineRule="auto"/>
         <w:ind w:left="0" w:right="0" w:firstLine="0"/>
-        <w:jc w:val="right"/>
+        <w:jc w:val="left"/>
       </w:pPr>
       <w:r>
         <w:rPr>
@@ -15084,7 +15088,7 @@
         <w:bidi w:val="1"/>
         <w:spacing w:after="160" w:line="300" w:lineRule="auto"/>
         <w:ind w:left="0" w:right="0" w:firstLine="0"/>
-        <w:jc w:val="right"/>
+        <w:jc w:val="left"/>
       </w:pPr>
       <w:r>
         <w:rPr>
@@ -15104,7 +15108,7 @@
         <w:bidi w:val="1"/>
         <w:spacing w:after="160" w:line="300" w:lineRule="auto"/>
         <w:ind w:left="0" w:right="0" w:firstLine="0"/>
-        <w:jc w:val="right"/>
+        <w:jc w:val="left"/>
       </w:pPr>
       <w:r>
         <w:rPr>
@@ -15122,7 +15126,7 @@
         <w:bidi w:val="1"/>
         <w:spacing w:after="160" w:line="300" w:lineRule="auto"/>
         <w:ind w:left="0" w:right="0" w:firstLine="0"/>
-        <w:jc w:val="right"/>
+        <w:jc w:val="left"/>
       </w:pPr>
       <w:r>
         <w:rPr>
@@ -15150,7 +15154,7 @@
         <w:bidi w:val="1"/>
         <w:spacing w:after="160" w:line="300" w:lineRule="auto"/>
         <w:ind w:left="0" w:right="0" w:firstLine="0"/>
-        <w:jc w:val="right"/>
+        <w:jc w:val="left"/>
       </w:pPr>
       <w:r>
         <w:rPr>
@@ -15178,7 +15182,7 @@
         <w:bidi w:val="1"/>
         <w:spacing w:after="160" w:line="300" w:lineRule="auto"/>
         <w:ind w:left="0" w:right="0" w:firstLine="0"/>
-        <w:jc w:val="right"/>
+        <w:jc w:val="left"/>
       </w:pPr>
       <w:r>
         <w:rPr>
@@ -15206,7 +15210,7 @@
         <w:bidi w:val="1"/>
         <w:spacing w:after="160" w:line="300" w:lineRule="auto"/>
         <w:ind w:left="0" w:right="0" w:firstLine="0"/>
-        <w:jc w:val="right"/>
+        <w:jc w:val="left"/>
       </w:pPr>
       <w:r>
         <w:rPr>
@@ -15234,7 +15238,7 @@
         <w:bidi w:val="1"/>
         <w:spacing w:after="160" w:line="300" w:lineRule="auto"/>
         <w:ind w:left="0" w:right="0" w:firstLine="0"/>
-        <w:jc w:val="right"/>
+        <w:jc w:val="left"/>
       </w:pPr>
       <w:r>
         <w:rPr>
@@ -15252,7 +15256,7 @@
         <w:bidi w:val="1"/>
         <w:spacing w:after="160" w:line="300" w:lineRule="auto"/>
         <w:ind w:left="0" w:right="0" w:firstLine="0"/>
-        <w:jc w:val="right"/>
+        <w:jc w:val="left"/>
       </w:pPr>
       <w:r>
         <w:rPr>
@@ -15270,7 +15274,7 @@
         <w:bidi w:val="1"/>
         <w:spacing w:after="160" w:line="300" w:lineRule="auto"/>
         <w:ind w:left="0" w:right="0" w:firstLine="0"/>
-        <w:jc w:val="right"/>
+        <w:jc w:val="left"/>
       </w:pPr>
       <w:r>
         <w:rPr>
@@ -15288,7 +15292,7 @@
         <w:bidi w:val="1"/>
         <w:spacing w:after="160" w:line="300" w:lineRule="auto"/>
         <w:ind w:left="0" w:right="0" w:firstLine="0"/>
-        <w:jc w:val="right"/>
+        <w:jc w:val="left"/>
       </w:pPr>
       <w:r>
         <w:rPr>
@@ -15314,7 +15318,7 @@
         <w:bidi w:val="1"/>
         <w:spacing w:after="160" w:line="300" w:lineRule="auto"/>
         <w:ind w:left="0" w:right="0" w:firstLine="0"/>
-        <w:jc w:val="right"/>
+        <w:jc w:val="left"/>
       </w:pPr>
       <w:r>
         <w:rPr>
@@ -15342,7 +15346,7 @@
         <w:bidi w:val="1"/>
         <w:spacing w:after="160" w:line="300" w:lineRule="auto"/>
         <w:ind w:left="0" w:right="0" w:firstLine="0"/>
-        <w:jc w:val="right"/>
+        <w:jc w:val="left"/>
       </w:pPr>
       <w:r>
         <w:rPr>
@@ -15370,7 +15374,7 @@
         <w:bidi w:val="1"/>
         <w:spacing w:after="160" w:line="300" w:lineRule="auto"/>
         <w:ind w:left="0" w:right="0" w:firstLine="0"/>
-        <w:jc w:val="right"/>
+        <w:jc w:val="left"/>
       </w:pPr>
       <w:r>
         <w:rPr>
@@ -15398,7 +15402,7 @@
         <w:bidi w:val="1"/>
         <w:spacing w:after="160" w:line="300" w:lineRule="auto"/>
         <w:ind w:left="0" w:right="0" w:firstLine="0"/>
-        <w:jc w:val="right"/>
+        <w:jc w:val="left"/>
       </w:pPr>
       <w:r>
         <w:rPr>
@@ -15426,7 +15430,7 @@
         <w:bidi w:val="1"/>
         <w:spacing w:after="160" w:line="300" w:lineRule="auto"/>
         <w:ind w:left="0" w:right="0" w:firstLine="0"/>
-        <w:jc w:val="right"/>
+        <w:jc w:val="left"/>
       </w:pPr>
       <w:r>
         <w:rPr>
@@ -15454,7 +15458,7 @@
         <w:bidi w:val="1"/>
         <w:spacing w:after="160" w:line="300" w:lineRule="auto"/>
         <w:ind w:left="0" w:right="0" w:firstLine="0"/>
-        <w:jc w:val="right"/>
+        <w:jc w:val="left"/>
       </w:pPr>
       <w:r>
         <w:rPr>
@@ -15472,7 +15476,7 @@
         <w:bidi w:val="1"/>
         <w:spacing w:after="160" w:line="300" w:lineRule="auto"/>
         <w:ind w:left="0" w:right="0" w:firstLine="0"/>
-        <w:jc w:val="right"/>
+        <w:jc w:val="left"/>
       </w:pPr>
       <w:r>
         <w:rPr>
@@ -15490,7 +15494,7 @@
         <w:bidi w:val="1"/>
         <w:spacing w:after="160" w:line="300" w:lineRule="auto"/>
         <w:ind w:left="0" w:right="0" w:firstLine="0"/>
-        <w:jc w:val="right"/>
+        <w:jc w:val="left"/>
       </w:pPr>
       <w:r>
         <w:rPr>
@@ -15518,7 +15522,7 @@
         <w:bidi w:val="1"/>
         <w:spacing w:after="160" w:line="300" w:lineRule="auto"/>
         <w:ind w:left="0" w:right="0" w:firstLine="0"/>
-        <w:jc w:val="right"/>
+        <w:jc w:val="left"/>
       </w:pPr>
       <w:r>
         <w:rPr>
@@ -15546,7 +15550,7 @@
         <w:bidi w:val="1"/>
         <w:spacing w:after="160" w:line="300" w:lineRule="auto"/>
         <w:ind w:left="0" w:right="0" w:firstLine="0"/>
-        <w:jc w:val="right"/>
+        <w:jc w:val="left"/>
       </w:pPr>
       <w:r>
         <w:rPr>
@@ -15564,7 +15568,7 @@
         <w:bidi w:val="1"/>
         <w:spacing w:after="160" w:line="300" w:lineRule="auto"/>
         <w:ind w:left="0" w:right="0" w:firstLine="0"/>
-        <w:jc w:val="right"/>
+        <w:jc w:val="left"/>
       </w:pPr>
       <w:r>
         <w:rPr>
@@ -15582,7 +15586,7 @@
         <w:bidi w:val="1"/>
         <w:spacing w:after="160" w:line="300" w:lineRule="auto"/>
         <w:ind w:left="0" w:right="0" w:firstLine="0"/>
-        <w:jc w:val="right"/>
+        <w:jc w:val="left"/>
       </w:pPr>
       <w:r>
         <w:rPr>
@@ -15600,7 +15604,7 @@
         <w:bidi w:val="1"/>
         <w:spacing w:after="160" w:line="300" w:lineRule="auto"/>
         <w:ind w:left="0" w:right="0" w:firstLine="0"/>
-        <w:jc w:val="right"/>
+        <w:jc w:val="left"/>
       </w:pPr>
       <w:r>
         <w:rPr>
@@ -15618,7 +15622,7 @@
         <w:bidi w:val="1"/>
         <w:spacing w:after="160" w:line="300" w:lineRule="auto"/>
         <w:ind w:left="0" w:right="0" w:firstLine="0"/>
-        <w:jc w:val="right"/>
+        <w:jc w:val="left"/>
       </w:pPr>
       <w:r>
         <w:rPr>
@@ -15636,7 +15640,7 @@
         <w:bidi w:val="1"/>
         <w:spacing w:after="160" w:line="300" w:lineRule="auto"/>
         <w:ind w:left="0" w:right="0" w:firstLine="0"/>
-        <w:jc w:val="right"/>
+        <w:jc w:val="left"/>
       </w:pPr>
       <w:r>
         <w:rPr>
@@ -15664,7 +15668,7 @@
         <w:bidi w:val="1"/>
         <w:spacing w:after="160" w:line="300" w:lineRule="auto"/>
         <w:ind w:left="0" w:right="0" w:firstLine="0"/>
-        <w:jc w:val="right"/>
+        <w:jc w:val="left"/>
       </w:pPr>
       <w:r>
         <w:rPr>
@@ -15692,7 +15696,7 @@
         <w:bidi w:val="1"/>
         <w:spacing w:after="160" w:line="300" w:lineRule="auto"/>
         <w:ind w:left="0" w:right="0" w:firstLine="0"/>
-        <w:jc w:val="right"/>
+        <w:jc w:val="left"/>
       </w:pPr>
       <w:r>
         <w:rPr>
@@ -15710,7 +15714,7 @@
         <w:bidi w:val="1"/>
         <w:spacing w:after="160" w:line="300" w:lineRule="auto"/>
         <w:ind w:left="0" w:right="0" w:firstLine="0"/>
-        <w:jc w:val="right"/>
+        <w:jc w:val="left"/>
       </w:pPr>
       <w:r>
         <w:rPr>
@@ -15728,7 +15732,7 @@
         <w:bidi w:val="1"/>
         <w:spacing w:after="160" w:line="300" w:lineRule="auto"/>
         <w:ind w:left="0" w:right="0" w:firstLine="0"/>
-        <w:jc w:val="right"/>
+        <w:jc w:val="left"/>
       </w:pPr>
       <w:r>
         <w:rPr>
@@ -15746,7 +15750,7 @@
         <w:bidi w:val="1"/>
         <w:spacing w:after="160" w:line="300" w:lineRule="auto"/>
         <w:ind w:left="0" w:right="0" w:firstLine="0"/>
-        <w:jc w:val="right"/>
+        <w:jc w:val="left"/>
       </w:pPr>
       <w:r>
         <w:rPr>
@@ -15764,7 +15768,7 @@
         <w:bidi w:val="1"/>
         <w:spacing w:after="160" w:line="300" w:lineRule="auto"/>
         <w:ind w:left="0" w:right="0" w:firstLine="0"/>
-        <w:jc w:val="right"/>
+        <w:jc w:val="left"/>
       </w:pPr>
       <w:r>
         <w:rPr>
@@ -15782,7 +15786,7 @@
         <w:bidi w:val="1"/>
         <w:spacing w:after="160" w:line="300" w:lineRule="auto"/>
         <w:ind w:left="0" w:right="0" w:firstLine="0"/>
-        <w:jc w:val="right"/>
+        <w:jc w:val="left"/>
       </w:pPr>
       <w:r>
         <w:rPr>
@@ -15810,7 +15814,7 @@
         <w:bidi w:val="1"/>
         <w:spacing w:after="160" w:line="300" w:lineRule="auto"/>
         <w:ind w:left="0" w:right="0" w:firstLine="0"/>
-        <w:jc w:val="right"/>
+        <w:jc w:val="left"/>
       </w:pPr>
       <w:r>
         <w:rPr>
@@ -15838,7 +15842,7 @@
         <w:bidi w:val="1"/>
         <w:spacing w:after="160" w:line="300" w:lineRule="auto"/>
         <w:ind w:left="0" w:right="0" w:firstLine="0"/>
-        <w:jc w:val="right"/>
+        <w:jc w:val="left"/>
       </w:pPr>
       <w:r>
         <w:rPr>
@@ -15866,7 +15870,7 @@
         <w:bidi w:val="1"/>
         <w:spacing w:after="160" w:line="300" w:lineRule="auto"/>
         <w:ind w:left="0" w:right="0" w:firstLine="0"/>
-        <w:jc w:val="right"/>
+        <w:jc w:val="left"/>
       </w:pPr>
       <w:r>
         <w:rPr>
@@ -15894,7 +15898,7 @@
         <w:bidi w:val="1"/>
         <w:spacing w:after="160" w:line="300" w:lineRule="auto"/>
         <w:ind w:left="0" w:right="0" w:firstLine="0"/>
-        <w:jc w:val="right"/>
+        <w:jc w:val="left"/>
       </w:pPr>
       <w:r>
         <w:rPr>
@@ -15912,7 +15916,7 @@
         <w:bidi w:val="1"/>
         <w:spacing w:after="160" w:line="300" w:lineRule="auto"/>
         <w:ind w:left="0" w:right="0" w:firstLine="0"/>
-        <w:jc w:val="right"/>
+        <w:jc w:val="left"/>
       </w:pPr>
       <w:r>
         <w:rPr>
@@ -15930,7 +15934,7 @@
         <w:bidi w:val="1"/>
         <w:spacing w:after="160" w:line="300" w:lineRule="auto"/>
         <w:ind w:left="0" w:right="0" w:firstLine="0"/>
-        <w:jc w:val="right"/>
+        <w:jc w:val="left"/>
       </w:pPr>
       <w:r>
         <w:rPr>
@@ -15948,7 +15952,7 @@
         <w:bidi w:val="1"/>
         <w:spacing w:after="160" w:line="300" w:lineRule="auto"/>
         <w:ind w:left="0" w:right="0" w:firstLine="0"/>
-        <w:jc w:val="right"/>
+        <w:jc w:val="left"/>
       </w:pPr>
       <w:r>
         <w:rPr>
@@ -15976,7 +15980,7 @@
         <w:bidi w:val="1"/>
         <w:spacing w:after="160" w:line="300" w:lineRule="auto"/>
         <w:ind w:left="0" w:right="0" w:firstLine="0"/>
-        <w:jc w:val="right"/>
+        <w:jc w:val="left"/>
       </w:pPr>
       <w:r>
         <w:rPr>
@@ -16004,7 +16008,7 @@
         <w:bidi w:val="1"/>
         <w:spacing w:after="160" w:line="300" w:lineRule="auto"/>
         <w:ind w:left="0" w:right="0" w:firstLine="0"/>
-        <w:jc w:val="right"/>
+        <w:jc w:val="left"/>
       </w:pPr>
       <w:r>
         <w:rPr>
@@ -16022,7 +16026,7 @@
         <w:bidi w:val="1"/>
         <w:spacing w:after="160" w:line="300" w:lineRule="auto"/>
         <w:ind w:left="0" w:right="0" w:firstLine="0"/>
-        <w:jc w:val="right"/>
+        <w:jc w:val="left"/>
       </w:pPr>
       <w:r>
         <w:rPr>
@@ -16050,7 +16054,7 @@
         <w:bidi w:val="1"/>
         <w:spacing w:after="160" w:line="300" w:lineRule="auto"/>
         <w:ind w:left="0" w:right="0" w:firstLine="0"/>
-        <w:jc w:val="right"/>
+        <w:jc w:val="left"/>
       </w:pPr>
       <w:r>
         <w:rPr>
@@ -16078,7 +16082,7 @@
         <w:bidi w:val="1"/>
         <w:spacing w:after="160" w:line="300" w:lineRule="auto"/>
         <w:ind w:left="0" w:right="0" w:firstLine="0"/>
-        <w:jc w:val="right"/>
+        <w:jc w:val="left"/>
       </w:pPr>
       <w:r>
         <w:rPr>
@@ -16096,7 +16100,7 @@
         <w:bidi w:val="1"/>
         <w:spacing w:after="160" w:line="300" w:lineRule="auto"/>
         <w:ind w:left="0" w:right="0" w:firstLine="0"/>
-        <w:jc w:val="right"/>
+        <w:jc w:val="left"/>
       </w:pPr>
       <w:r>
         <w:rPr>
@@ -16114,7 +16118,7 @@
         <w:bidi w:val="1"/>
         <w:spacing w:after="160" w:line="300" w:lineRule="auto"/>
         <w:ind w:left="0" w:right="0" w:firstLine="0"/>
-        <w:jc w:val="right"/>
+        <w:jc w:val="left"/>
       </w:pPr>
       <w:r>
         <w:rPr>
@@ -16142,7 +16146,7 @@
         <w:bidi w:val="1"/>
         <w:spacing w:after="160" w:line="300" w:lineRule="auto"/>
         <w:ind w:left="0" w:right="0" w:firstLine="0"/>
-        <w:jc w:val="right"/>
+        <w:jc w:val="left"/>
       </w:pPr>
       <w:r>
         <w:rPr>
@@ -16170,7 +16174,7 @@
         <w:bidi w:val="1"/>
         <w:spacing w:after="160" w:line="300" w:lineRule="auto"/>
         <w:ind w:left="0" w:right="0" w:firstLine="0"/>
-        <w:jc w:val="right"/>
+        <w:jc w:val="left"/>
       </w:pPr>
       <w:r>
         <w:rPr>
@@ -16188,7 +16192,7 @@
         <w:bidi w:val="1"/>
         <w:spacing w:after="160" w:line="300" w:lineRule="auto"/>
         <w:ind w:left="0" w:right="0" w:firstLine="0"/>
-        <w:jc w:val="right"/>
+        <w:jc w:val="left"/>
       </w:pPr>
       <w:r>
         <w:rPr>
@@ -16210,7 +16214,7 @@
         <w:bidi w:val="1"/>
         <w:spacing w:after="160" w:line="300" w:lineRule="auto"/>
         <w:ind w:left="0" w:right="0" w:firstLine="0"/>
-        <w:jc w:val="right"/>
+        <w:jc w:val="left"/>
       </w:pPr>
       <w:r>
         <w:rPr>
@@ -16236,7 +16240,7 @@
         <w:bidi w:val="1"/>
         <w:spacing w:after="160" w:line="300" w:lineRule="auto"/>
         <w:ind w:left="0" w:right="0" w:firstLine="0"/>
-        <w:jc w:val="right"/>
+        <w:jc w:val="left"/>
       </w:pPr>
       <w:r>
         <w:rPr>
@@ -16262,7 +16266,7 @@
         <w:bidi w:val="1"/>
         <w:spacing w:after="160" w:line="300" w:lineRule="auto"/>
         <w:ind w:left="0" w:right="0" w:firstLine="0"/>
-        <w:jc w:val="right"/>
+        <w:jc w:val="left"/>
       </w:pPr>
       <w:r>
         <w:rPr>
@@ -16280,7 +16284,7 @@
         <w:bidi w:val="1"/>
         <w:spacing w:after="160" w:line="300" w:lineRule="auto"/>
         <w:ind w:left="0" w:right="0" w:firstLine="0"/>
-        <w:jc w:val="right"/>
+        <w:jc w:val="left"/>
       </w:pPr>
       <w:r>
         <w:rPr>
@@ -16308,7 +16312,7 @@
         <w:bidi w:val="1"/>
         <w:spacing w:after="160" w:line="300" w:lineRule="auto"/>
         <w:ind w:left="0" w:right="0" w:firstLine="0"/>
-        <w:jc w:val="right"/>
+        <w:jc w:val="left"/>
       </w:pPr>
       <w:r>
         <w:rPr>
@@ -16336,7 +16340,7 @@
         <w:bidi w:val="1"/>
         <w:spacing w:after="160" w:line="300" w:lineRule="auto"/>
         <w:ind w:left="0" w:right="0" w:firstLine="0"/>
-        <w:jc w:val="right"/>
+        <w:jc w:val="left"/>
       </w:pPr>
       <w:r>
         <w:rPr>
@@ -16354,7 +16358,7 @@
         <w:bidi w:val="1"/>
         <w:spacing w:after="160" w:line="300" w:lineRule="auto"/>
         <w:ind w:left="0" w:right="0" w:firstLine="0"/>
-        <w:jc w:val="right"/>
+        <w:jc w:val="left"/>
       </w:pPr>
       <w:r>
         <w:rPr>
@@ -16372,7 +16376,7 @@
         <w:bidi w:val="1"/>
         <w:spacing w:after="160" w:line="300" w:lineRule="auto"/>
         <w:ind w:left="0" w:right="0" w:firstLine="0"/>
-        <w:jc w:val="right"/>
+        <w:jc w:val="left"/>
       </w:pPr>
       <w:r>
         <w:rPr>
@@ -16390,7 +16394,7 @@
         <w:bidi w:val="1"/>
         <w:spacing w:after="160" w:line="300" w:lineRule="auto"/>
         <w:ind w:left="0" w:right="0" w:firstLine="0"/>
-        <w:jc w:val="right"/>
+        <w:jc w:val="left"/>
       </w:pPr>
       <w:r>
         <w:rPr>
@@ -16418,7 +16422,7 @@
         <w:bidi w:val="1"/>
         <w:spacing w:after="160" w:line="300" w:lineRule="auto"/>
         <w:ind w:left="0" w:right="0" w:firstLine="0"/>
-        <w:jc w:val="right"/>
+        <w:jc w:val="left"/>
       </w:pPr>
       <w:r>
         <w:rPr>
@@ -16446,7 +16450,7 @@
         <w:bidi w:val="1"/>
         <w:spacing w:after="160" w:line="300" w:lineRule="auto"/>
         <w:ind w:left="0" w:right="0" w:firstLine="0"/>
-        <w:jc w:val="right"/>
+        <w:jc w:val="left"/>
       </w:pPr>
       <w:r>
         <w:rPr>
@@ -16464,7 +16468,7 @@
         <w:bidi w:val="1"/>
         <w:spacing w:after="160" w:line="300" w:lineRule="auto"/>
         <w:ind w:left="0" w:right="0" w:firstLine="0"/>
-        <w:jc w:val="right"/>
+        <w:jc w:val="left"/>
       </w:pPr>
       <w:r>
         <w:rPr>
@@ -16482,7 +16486,7 @@
         <w:bidi w:val="1"/>
         <w:spacing w:after="160" w:line="300" w:lineRule="auto"/>
         <w:ind w:left="0" w:right="0" w:firstLine="0"/>
-        <w:jc w:val="right"/>
+        <w:jc w:val="left"/>
       </w:pPr>
       <w:r>
         <w:rPr>
@@ -16500,7 +16504,7 @@
         <w:bidi w:val="1"/>
         <w:spacing w:after="160" w:line="300" w:lineRule="auto"/>
         <w:ind w:left="0" w:right="0" w:firstLine="0"/>
-        <w:jc w:val="right"/>
+        <w:jc w:val="left"/>
       </w:pPr>
       <w:r>
         <w:rPr>
@@ -16528,7 +16532,7 @@
         <w:bidi w:val="1"/>
         <w:spacing w:after="160" w:line="300" w:lineRule="auto"/>
         <w:ind w:left="0" w:right="0" w:firstLine="0"/>
-        <w:jc w:val="right"/>
+        <w:jc w:val="left"/>
       </w:pPr>
       <w:r>
         <w:rPr>
@@ -16556,7 +16560,7 @@
         <w:bidi w:val="1"/>
         <w:spacing w:after="160" w:line="300" w:lineRule="auto"/>
         <w:ind w:left="0" w:right="0" w:firstLine="0"/>
-        <w:jc w:val="right"/>
+        <w:jc w:val="left"/>
       </w:pPr>
       <w:r>
         <w:rPr>
@@ -16584,7 +16588,7 @@
         <w:bidi w:val="1"/>
         <w:spacing w:after="160" w:line="300" w:lineRule="auto"/>
         <w:ind w:left="0" w:right="0" w:firstLine="0"/>
-        <w:jc w:val="right"/>
+        <w:jc w:val="left"/>
       </w:pPr>
       <w:r>
         <w:rPr>
@@ -16612,7 +16616,7 @@
         <w:bidi w:val="1"/>
         <w:spacing w:after="160" w:line="300" w:lineRule="auto"/>
         <w:ind w:left="0" w:right="0" w:firstLine="0"/>
-        <w:jc w:val="right"/>
+        <w:jc w:val="left"/>
       </w:pPr>
       <w:r>
         <w:rPr>
@@ -16630,7 +16634,7 @@
         <w:bidi w:val="1"/>
         <w:spacing w:after="160" w:line="300" w:lineRule="auto"/>
         <w:ind w:left="0" w:right="0" w:firstLine="0"/>
-        <w:jc w:val="right"/>
+        <w:jc w:val="left"/>
       </w:pPr>
       <w:r>
         <w:rPr>
@@ -16658,7 +16662,7 @@
         <w:bidi w:val="1"/>
         <w:spacing w:after="160" w:line="300" w:lineRule="auto"/>
         <w:ind w:left="0" w:right="0" w:firstLine="0"/>
-        <w:jc w:val="right"/>
+        <w:jc w:val="left"/>
       </w:pPr>
       <w:r>
         <w:rPr>
@@ -16686,7 +16690,7 @@
         <w:bidi w:val="1"/>
         <w:spacing w:after="160" w:line="300" w:lineRule="auto"/>
         <w:ind w:left="0" w:right="0" w:firstLine="0"/>
-        <w:jc w:val="right"/>
+        <w:jc w:val="left"/>
       </w:pPr>
       <w:r>
         <w:rPr>
@@ -16704,7 +16708,7 @@
         <w:bidi w:val="1"/>
         <w:spacing w:after="160" w:line="300" w:lineRule="auto"/>
         <w:ind w:left="0" w:right="0" w:firstLine="0"/>
-        <w:jc w:val="right"/>
+        <w:jc w:val="left"/>
       </w:pPr>
       <w:r>
         <w:rPr>
@@ -16722,7 +16726,7 @@
         <w:bidi w:val="1"/>
         <w:spacing w:after="160" w:line="300" w:lineRule="auto"/>
         <w:ind w:left="0" w:right="0" w:firstLine="0"/>
-        <w:jc w:val="right"/>
+        <w:jc w:val="left"/>
       </w:pPr>
       <w:r>
         <w:rPr>
@@ -16740,7 +16744,7 @@
         <w:bidi w:val="1"/>
         <w:spacing w:after="160" w:line="300" w:lineRule="auto"/>
         <w:ind w:left="0" w:right="0" w:firstLine="0"/>
-        <w:jc w:val="right"/>
+        <w:jc w:val="left"/>
       </w:pPr>
       <w:r>
         <w:rPr>
@@ -16758,7 +16762,7 @@
         <w:bidi w:val="1"/>
         <w:spacing w:after="160" w:line="300" w:lineRule="auto"/>
         <w:ind w:left="0" w:right="0" w:firstLine="0"/>
-        <w:jc w:val="right"/>
+        <w:jc w:val="left"/>
       </w:pPr>
       <w:r>
         <w:rPr>
@@ -16776,7 +16780,7 @@
         <w:bidi w:val="1"/>
         <w:spacing w:after="160" w:line="300" w:lineRule="auto"/>
         <w:ind w:left="0" w:right="0" w:firstLine="0"/>
-        <w:jc w:val="right"/>
+        <w:jc w:val="left"/>
       </w:pPr>
       <w:r>
         <w:rPr>
@@ -16804,7 +16808,7 @@
         <w:bidi w:val="1"/>
         <w:spacing w:after="160" w:line="300" w:lineRule="auto"/>
         <w:ind w:left="0" w:right="0" w:firstLine="0"/>
-        <w:jc w:val="right"/>
+        <w:jc w:val="left"/>
       </w:pPr>
       <w:r>
         <w:rPr>
@@ -16832,7 +16836,7 @@
         <w:bidi w:val="1"/>
         <w:spacing w:after="160" w:line="300" w:lineRule="auto"/>
         <w:ind w:left="0" w:right="0" w:firstLine="0"/>
-        <w:jc w:val="right"/>
+        <w:jc w:val="left"/>
       </w:pPr>
       <w:r>
         <w:rPr>
@@ -16850,7 +16854,7 @@
         <w:bidi w:val="1"/>
         <w:spacing w:after="160" w:line="300" w:lineRule="auto"/>
         <w:ind w:left="0" w:right="0" w:firstLine="0"/>
-        <w:jc w:val="right"/>
+        <w:jc w:val="left"/>
       </w:pPr>
       <w:r>
         <w:rPr>
@@ -16868,7 +16872,7 @@
         <w:bidi w:val="1"/>
         <w:spacing w:after="160" w:line="300" w:lineRule="auto"/>
         <w:ind w:left="0" w:right="0" w:firstLine="0"/>
-        <w:jc w:val="right"/>
+        <w:jc w:val="left"/>
       </w:pPr>
       <w:r>
         <w:rPr>
@@ -16896,7 +16900,7 @@
         <w:bidi w:val="1"/>
         <w:spacing w:after="160" w:line="300" w:lineRule="auto"/>
         <w:ind w:left="0" w:right="0" w:firstLine="0"/>
-        <w:jc w:val="right"/>
+        <w:jc w:val="left"/>
       </w:pPr>
       <w:r>
         <w:rPr>
@@ -16924,7 +16928,7 @@
         <w:bidi w:val="1"/>
         <w:spacing w:after="160" w:line="300" w:lineRule="auto"/>
         <w:ind w:left="0" w:right="0" w:firstLine="0"/>
-        <w:jc w:val="right"/>
+        <w:jc w:val="left"/>
       </w:pPr>
       <w:r>
         <w:rPr>
@@ -16942,7 +16946,7 @@
         <w:bidi w:val="1"/>
         <w:spacing w:after="160" w:line="300" w:lineRule="auto"/>
         <w:ind w:left="0" w:right="0" w:firstLine="0"/>
-        <w:jc w:val="right"/>
+        <w:jc w:val="left"/>
       </w:pPr>
       <w:r>
         <w:rPr>
@@ -16960,7 +16964,7 @@
         <w:bidi w:val="1"/>
         <w:spacing w:after="160" w:line="300" w:lineRule="auto"/>
         <w:ind w:left="0" w:right="0" w:firstLine="0"/>
-        <w:jc w:val="right"/>
+        <w:jc w:val="left"/>
       </w:pPr>
       <w:r>
         <w:rPr>
@@ -16988,7 +16992,7 @@
         <w:bidi w:val="1"/>
         <w:spacing w:after="160" w:line="300" w:lineRule="auto"/>
         <w:ind w:left="0" w:right="0" w:firstLine="0"/>
-        <w:jc w:val="right"/>
+        <w:jc w:val="left"/>
       </w:pPr>
       <w:r>
         <w:rPr>
@@ -17016,7 +17020,7 @@
         <w:bidi w:val="1"/>
         <w:spacing w:after="160" w:line="300" w:lineRule="auto"/>
         <w:ind w:left="0" w:right="0" w:firstLine="0"/>
-        <w:jc w:val="right"/>
+        <w:jc w:val="left"/>
       </w:pPr>
       <w:r>
         <w:rPr>
@@ -17044,7 +17048,7 @@
         <w:bidi w:val="1"/>
         <w:spacing w:after="160" w:line="300" w:lineRule="auto"/>
         <w:ind w:left="0" w:right="0" w:firstLine="0"/>
-        <w:jc w:val="right"/>
+        <w:jc w:val="left"/>
       </w:pPr>
       <w:r>
         <w:rPr>
@@ -17072,7 +17076,7 @@
         <w:bidi w:val="1"/>
         <w:spacing w:after="160" w:line="300" w:lineRule="auto"/>
         <w:ind w:left="0" w:right="0" w:firstLine="0"/>
-        <w:jc w:val="right"/>
+        <w:jc w:val="left"/>
       </w:pPr>
       <w:r>
         <w:rPr>
@@ -17090,7 +17094,7 @@
         <w:bidi w:val="1"/>
         <w:spacing w:after="160" w:line="300" w:lineRule="auto"/>
         <w:ind w:left="0" w:right="0" w:firstLine="0"/>
-        <w:jc w:val="right"/>
+        <w:jc w:val="left"/>
       </w:pPr>
       <w:r>
         <w:rPr>
@@ -17112,7 +17116,7 @@
         <w:bidi w:val="1"/>
         <w:spacing w:after="160" w:line="300" w:lineRule="auto"/>
         <w:ind w:left="0" w:right="0" w:firstLine="0"/>
-        <w:jc w:val="right"/>
+        <w:jc w:val="left"/>
       </w:pPr>
       <w:r>
         <w:rPr>
@@ -17132,7 +17136,7 @@
         <w:bidi w:val="1"/>
         <w:spacing w:after="160" w:line="300" w:lineRule="auto"/>
         <w:ind w:left="0" w:right="0" w:firstLine="0"/>
-        <w:jc w:val="right"/>
+        <w:jc w:val="left"/>
       </w:pPr>
       <w:r>
         <w:rPr>
@@ -17158,7 +17162,7 @@
         <w:bidi w:val="1"/>
         <w:spacing w:after="160" w:line="300" w:lineRule="auto"/>
         <w:ind w:left="0" w:right="0" w:firstLine="0"/>
-        <w:jc w:val="right"/>
+        <w:jc w:val="left"/>
       </w:pPr>
       <w:r>
         <w:rPr>
@@ -17176,7 +17180,7 @@
         <w:bidi w:val="1"/>
         <w:spacing w:after="160" w:line="300" w:lineRule="auto"/>
         <w:ind w:left="0" w:right="0" w:firstLine="0"/>
-        <w:jc w:val="right"/>
+        <w:jc w:val="left"/>
       </w:pPr>
       <w:r>
         <w:rPr>
@@ -17206,7 +17210,7 @@
         <w:bidi w:val="1"/>
         <w:spacing w:after="160" w:line="300" w:lineRule="auto"/>
         <w:ind w:left="0" w:right="0" w:firstLine="0"/>
-        <w:jc w:val="right"/>
+        <w:jc w:val="left"/>
       </w:pPr>
       <w:r>
         <w:rPr>
@@ -17234,7 +17238,7 @@
         <w:bidi w:val="1"/>
         <w:spacing w:after="160" w:line="300" w:lineRule="auto"/>
         <w:ind w:left="0" w:right="0" w:firstLine="0"/>
-        <w:jc w:val="right"/>
+        <w:jc w:val="left"/>
       </w:pPr>
       <w:r>
         <w:rPr>
@@ -17252,7 +17256,7 @@
         <w:bidi w:val="1"/>
         <w:spacing w:after="160" w:line="300" w:lineRule="auto"/>
         <w:ind w:left="0" w:right="0" w:firstLine="0"/>
-        <w:jc w:val="right"/>
+        <w:jc w:val="left"/>
       </w:pPr>
       <w:r>
         <w:rPr>
@@ -17270,7 +17274,7 @@
         <w:bidi w:val="1"/>
         <w:spacing w:after="160" w:line="300" w:lineRule="auto"/>
         <w:ind w:left="0" w:right="0" w:firstLine="0"/>
-        <w:jc w:val="right"/>
+        <w:jc w:val="left"/>
       </w:pPr>
       <w:r>
         <w:rPr>
@@ -17288,7 +17292,7 @@
         <w:bidi w:val="1"/>
         <w:spacing w:after="160" w:line="300" w:lineRule="auto"/>
         <w:ind w:left="0" w:right="0" w:firstLine="0"/>
-        <w:jc w:val="right"/>
+        <w:jc w:val="left"/>
       </w:pPr>
       <w:r>
         <w:rPr>
@@ -17316,7 +17320,7 @@
         <w:bidi w:val="1"/>
         <w:spacing w:after="160" w:line="300" w:lineRule="auto"/>
         <w:ind w:left="0" w:right="0" w:firstLine="0"/>
-        <w:jc w:val="right"/>
+        <w:jc w:val="left"/>
       </w:pPr>
       <w:r>
         <w:rPr>
@@ -17346,7 +17350,7 @@
         <w:bidi w:val="1"/>
         <w:spacing w:after="160" w:line="300" w:lineRule="auto"/>
         <w:ind w:left="0" w:right="0" w:firstLine="0"/>
-        <w:jc w:val="right"/>
+        <w:jc w:val="left"/>
       </w:pPr>
       <w:r>
         <w:rPr>
@@ -17364,7 +17368,7 @@
         <w:bidi w:val="1"/>
         <w:spacing w:after="160" w:line="300" w:lineRule="auto"/>
         <w:ind w:left="0" w:right="0" w:firstLine="0"/>
-        <w:jc w:val="right"/>
+        <w:jc w:val="left"/>
       </w:pPr>
       <w:r>
         <w:rPr>
@@ -17384,7 +17388,7 @@
         <w:bidi w:val="1"/>
         <w:spacing w:after="160" w:line="300" w:lineRule="auto"/>
         <w:ind w:left="0" w:right="0" w:firstLine="0"/>
-        <w:jc w:val="right"/>
+        <w:jc w:val="left"/>
       </w:pPr>
       <w:r>
         <w:rPr>
@@ -17402,7 +17406,7 @@
         <w:bidi w:val="1"/>
         <w:spacing w:after="160" w:line="300" w:lineRule="auto"/>
         <w:ind w:left="0" w:right="0" w:firstLine="0"/>
-        <w:jc w:val="right"/>
+        <w:jc w:val="left"/>
       </w:pPr>
       <w:r>
         <w:rPr>
@@ -17422,7 +17426,7 @@
         <w:bidi w:val="1"/>
         <w:spacing w:after="160" w:line="300" w:lineRule="auto"/>
         <w:ind w:left="0" w:right="0" w:firstLine="0"/>
-        <w:jc w:val="right"/>
+        <w:jc w:val="left"/>
       </w:pPr>
       <w:r>
         <w:rPr>
@@ -17450,7 +17454,7 @@
         <w:bidi w:val="1"/>
         <w:spacing w:after="160" w:line="300" w:lineRule="auto"/>
         <w:ind w:left="0" w:right="0" w:firstLine="0"/>
-        <w:jc w:val="right"/>
+        <w:jc w:val="left"/>
       </w:pPr>
       <w:r>
         <w:rPr>
@@ -17482,7 +17486,7 @@
         <w:bidi w:val="1"/>
         <w:spacing w:after="160" w:line="300" w:lineRule="auto"/>
         <w:ind w:left="0" w:right="0" w:firstLine="0"/>
-        <w:jc w:val="right"/>
+        <w:jc w:val="left"/>
       </w:pPr>
       <w:r>
         <w:rPr>
@@ -17500,7 +17504,7 @@
         <w:bidi w:val="1"/>
         <w:spacing w:after="160" w:line="300" w:lineRule="auto"/>
         <w:ind w:left="0" w:right="0" w:firstLine="0"/>
-        <w:jc w:val="right"/>
+        <w:jc w:val="left"/>
       </w:pPr>
       <w:r>
         <w:rPr>
@@ -17518,7 +17522,7 @@
         <w:bidi w:val="1"/>
         <w:spacing w:after="160" w:line="300" w:lineRule="auto"/>
         <w:ind w:left="0" w:right="0" w:firstLine="0"/>
-        <w:jc w:val="right"/>
+        <w:jc w:val="left"/>
       </w:pPr>
       <w:r>
         <w:rPr>
@@ -17536,7 +17540,7 @@
         <w:bidi w:val="1"/>
         <w:spacing w:after="160" w:line="300" w:lineRule="auto"/>
         <w:ind w:left="0" w:right="0" w:firstLine="0"/>
-        <w:jc w:val="right"/>
+        <w:jc w:val="left"/>
       </w:pPr>
       <w:r>
         <w:rPr>
@@ -17556,7 +17560,7 @@
         <w:bidi w:val="1"/>
         <w:spacing w:after="160" w:line="300" w:lineRule="auto"/>
         <w:ind w:left="0" w:right="0" w:firstLine="0"/>
-        <w:jc w:val="right"/>
+        <w:jc w:val="left"/>
       </w:pPr>
       <w:r>
         <w:rPr>
@@ -17584,7 +17588,7 @@
         <w:bidi w:val="1"/>
         <w:spacing w:after="160" w:line="300" w:lineRule="auto"/>
         <w:ind w:left="0" w:right="0" w:firstLine="0"/>
-        <w:jc w:val="right"/>
+        <w:jc w:val="left"/>
       </w:pPr>
       <w:r>
         <w:rPr>
@@ -17612,7 +17616,7 @@
         <w:bidi w:val="1"/>
         <w:spacing w:after="160" w:line="300" w:lineRule="auto"/>
         <w:ind w:left="0" w:right="0" w:firstLine="0"/>
-        <w:jc w:val="right"/>
+        <w:jc w:val="left"/>
       </w:pPr>
       <w:r>
         <w:rPr>
@@ -17630,7 +17634,7 @@
         <w:bidi w:val="1"/>
         <w:spacing w:after="160" w:line="300" w:lineRule="auto"/>
         <w:ind w:left="0" w:right="0" w:firstLine="0"/>
-        <w:jc w:val="right"/>
+        <w:jc w:val="left"/>
       </w:pPr>
       <w:r>
         <w:rPr>
@@ -17648,7 +17652,7 @@
         <w:bidi w:val="1"/>
         <w:spacing w:after="160" w:line="300" w:lineRule="auto"/>
         <w:ind w:left="0" w:right="0" w:firstLine="0"/>
-        <w:jc w:val="right"/>
+        <w:jc w:val="left"/>
       </w:pPr>
       <w:r>
         <w:rPr>
@@ -17668,7 +17672,7 @@
         <w:bidi w:val="1"/>
         <w:spacing w:after="160" w:line="300" w:lineRule="auto"/>
         <w:ind w:left="0" w:right="0" w:firstLine="0"/>
-        <w:jc w:val="right"/>
+        <w:jc w:val="left"/>
       </w:pPr>
       <w:r>
         <w:rPr>
@@ -17700,7 +17704,7 @@
         <w:bidi w:val="1"/>
         <w:spacing w:after="160" w:line="300" w:lineRule="auto"/>
         <w:ind w:left="0" w:right="0" w:firstLine="0"/>
-        <w:jc w:val="right"/>
+        <w:jc w:val="left"/>
       </w:pPr>
       <w:r>
         <w:rPr>
@@ -17730,7 +17734,7 @@
         <w:bidi w:val="1"/>
         <w:spacing w:after="160" w:line="300" w:lineRule="auto"/>
         <w:ind w:left="0" w:right="0" w:firstLine="0"/>
-        <w:jc w:val="right"/>
+        <w:jc w:val="left"/>
       </w:pPr>
       <w:r>
         <w:rPr>
@@ -17748,7 +17752,7 @@
         <w:bidi w:val="1"/>
         <w:spacing w:after="160" w:line="300" w:lineRule="auto"/>
         <w:ind w:left="0" w:right="0" w:firstLine="0"/>
-        <w:jc w:val="right"/>
+        <w:jc w:val="left"/>
       </w:pPr>
       <w:r>
         <w:rPr>
@@ -17778,7 +17782,7 @@
         <w:bidi w:val="1"/>
         <w:spacing w:after="160" w:line="300" w:lineRule="auto"/>
         <w:ind w:left="0" w:right="0" w:firstLine="0"/>
-        <w:jc w:val="right"/>
+        <w:jc w:val="left"/>
       </w:pPr>
       <w:r>
         <w:rPr>
@@ -17806,7 +17810,7 @@
         <w:bidi w:val="1"/>
         <w:spacing w:after="160" w:line="300" w:lineRule="auto"/>
         <w:ind w:left="0" w:right="0" w:firstLine="0"/>
-        <w:jc w:val="right"/>
+        <w:jc w:val="left"/>
       </w:pPr>
       <w:r>
         <w:rPr>
@@ -17824,7 +17828,7 @@
         <w:bidi w:val="1"/>
         <w:spacing w:after="160" w:line="300" w:lineRule="auto"/>
         <w:ind w:left="0" w:right="0" w:firstLine="0"/>
-        <w:jc w:val="right"/>
+        <w:jc w:val="left"/>
       </w:pPr>
       <w:r>
         <w:rPr>
@@ -17842,7 +17846,7 @@
         <w:bidi w:val="1"/>
         <w:spacing w:after="160" w:line="300" w:lineRule="auto"/>
         <w:ind w:left="0" w:right="0" w:firstLine="0"/>
-        <w:jc w:val="right"/>
+        <w:jc w:val="left"/>
       </w:pPr>
       <w:r>
         <w:rPr>
@@ -17870,7 +17874,7 @@
         <w:bidi w:val="1"/>
         <w:spacing w:after="160" w:line="300" w:lineRule="auto"/>
         <w:ind w:left="0" w:right="0" w:firstLine="0"/>
-        <w:jc w:val="right"/>
+        <w:jc w:val="left"/>
       </w:pPr>
       <w:r>
         <w:rPr>
@@ -17898,7 +17902,7 @@
         <w:bidi w:val="1"/>
         <w:spacing w:after="160" w:line="300" w:lineRule="auto"/>
         <w:ind w:left="0" w:right="0" w:firstLine="0"/>
-        <w:jc w:val="right"/>
+        <w:jc w:val="left"/>
       </w:pPr>
       <w:r>
         <w:rPr>
@@ -17916,7 +17920,7 @@
         <w:bidi w:val="1"/>
         <w:spacing w:after="160" w:line="300" w:lineRule="auto"/>
         <w:ind w:left="0" w:right="0" w:firstLine="0"/>
-        <w:jc w:val="right"/>
+        <w:jc w:val="left"/>
       </w:pPr>
       <w:r>
         <w:rPr>
@@ -17944,7 +17948,7 @@
         <w:bidi w:val="1"/>
         <w:spacing w:after="160" w:line="300" w:lineRule="auto"/>
         <w:ind w:left="0" w:right="0" w:firstLine="0"/>
-        <w:jc w:val="right"/>
+        <w:jc w:val="left"/>
       </w:pPr>
       <w:r>
         <w:rPr>
@@ -17974,7 +17978,7 @@
         <w:bidi w:val="1"/>
         <w:spacing w:after="160" w:line="300" w:lineRule="auto"/>
         <w:ind w:left="0" w:right="0" w:firstLine="0"/>
-        <w:jc w:val="right"/>
+        <w:jc w:val="left"/>
       </w:pPr>
       <w:r>
         <w:rPr>
@@ -17992,7 +17996,7 @@
         <w:bidi w:val="1"/>
         <w:spacing w:after="160" w:line="300" w:lineRule="auto"/>
         <w:ind w:left="0" w:right="0" w:firstLine="0"/>
-        <w:jc w:val="right"/>
+        <w:jc w:val="left"/>
       </w:pPr>
       <w:r>
         <w:rPr>
@@ -18010,7 +18014,7 @@
         <w:bidi w:val="1"/>
         <w:spacing w:after="160" w:line="300" w:lineRule="auto"/>
         <w:ind w:left="0" w:right="0" w:firstLine="0"/>
-        <w:jc w:val="right"/>
+        <w:jc w:val="left"/>
       </w:pPr>
       <w:r>
         <w:rPr>
@@ -18030,7 +18034,7 @@
         <w:bidi w:val="1"/>
         <w:spacing w:after="160" w:line="300" w:lineRule="auto"/>
         <w:ind w:left="0" w:right="0" w:firstLine="0"/>
-        <w:jc w:val="right"/>
+        <w:jc w:val="left"/>
       </w:pPr>
       <w:r>
         <w:rPr>
@@ -18048,7 +18052,7 @@
         <w:bidi w:val="1"/>
         <w:spacing w:after="160" w:line="300" w:lineRule="auto"/>
         <w:ind w:left="0" w:right="0" w:firstLine="0"/>
-        <w:jc w:val="right"/>
+        <w:jc w:val="left"/>
       </w:pPr>
       <w:r>
         <w:rPr>
@@ -18066,7 +18070,7 @@
         <w:bidi w:val="1"/>
         <w:spacing w:after="160" w:line="300" w:lineRule="auto"/>
         <w:ind w:left="0" w:right="0" w:firstLine="0"/>
-        <w:jc w:val="right"/>
+        <w:jc w:val="left"/>
       </w:pPr>
       <w:r>
         <w:rPr>
@@ -18096,7 +18100,7 @@
         <w:bidi w:val="1"/>
         <w:spacing w:after="160" w:line="300" w:lineRule="auto"/>
         <w:ind w:left="0" w:right="0" w:firstLine="0"/>
-        <w:jc w:val="right"/>
+        <w:jc w:val="left"/>
       </w:pPr>
       <w:r>
         <w:rPr>
@@ -18124,7 +18128,7 @@
         <w:bidi w:val="1"/>
         <w:spacing w:after="160" w:line="300" w:lineRule="auto"/>
         <w:ind w:left="0" w:right="0" w:firstLine="0"/>
-        <w:jc w:val="right"/>
+        <w:jc w:val="left"/>
       </w:pPr>
       <w:r>
         <w:rPr>
@@ -18142,7 +18146,7 @@
         <w:bidi w:val="1"/>
         <w:spacing w:after="160" w:line="300" w:lineRule="auto"/>
         <w:ind w:left="0" w:right="0" w:firstLine="0"/>
-        <w:jc w:val="right"/>
+        <w:jc w:val="left"/>
       </w:pPr>
       <w:r>
         <w:rPr>
@@ -18170,7 +18174,7 @@
         <w:bidi w:val="1"/>
         <w:spacing w:after="160" w:line="300" w:lineRule="auto"/>
         <w:ind w:left="0" w:right="0" w:firstLine="0"/>
-        <w:jc w:val="right"/>
+        <w:jc w:val="left"/>
       </w:pPr>
       <w:r>
         <w:rPr>
@@ -18198,7 +18202,7 @@
         <w:bidi w:val="1"/>
         <w:spacing w:after="160" w:line="300" w:lineRule="auto"/>
         <w:ind w:left="0" w:right="0" w:firstLine="0"/>
-        <w:jc w:val="right"/>
+        <w:jc w:val="left"/>
       </w:pPr>
       <w:r>
         <w:rPr>
@@ -18226,7 +18230,7 @@
         <w:bidi w:val="1"/>
         <w:spacing w:after="160" w:line="300" w:lineRule="auto"/>
         <w:ind w:left="0" w:right="0" w:firstLine="0"/>
-        <w:jc w:val="right"/>
+        <w:jc w:val="left"/>
       </w:pPr>
       <w:r>
         <w:rPr>
@@ -18256,7 +18260,7 @@
         <w:bidi w:val="1"/>
         <w:spacing w:after="160" w:line="300" w:lineRule="auto"/>
         <w:ind w:left="0" w:right="0" w:firstLine="0"/>
-        <w:jc w:val="right"/>
+        <w:jc w:val="left"/>
       </w:pPr>
       <w:r>
         <w:rPr>
@@ -18284,7 +18288,7 @@
         <w:bidi w:val="1"/>
         <w:spacing w:after="160" w:line="300" w:lineRule="auto"/>
         <w:ind w:left="0" w:right="0" w:firstLine="0"/>
-        <w:jc w:val="right"/>
+        <w:jc w:val="left"/>
       </w:pPr>
       <w:r>
         <w:rPr>
@@ -18312,7 +18316,7 @@
         <w:bidi w:val="1"/>
         <w:spacing w:after="160" w:line="300" w:lineRule="auto"/>
         <w:ind w:left="0" w:right="0" w:firstLine="0"/>
-        <w:jc w:val="right"/>
+        <w:jc w:val="left"/>
       </w:pPr>
       <w:r>
         <w:rPr>
@@ -18330,7 +18334,7 @@
         <w:bidi w:val="1"/>
         <w:spacing w:after="160" w:line="300" w:lineRule="auto"/>
         <w:ind w:left="0" w:right="0" w:firstLine="0"/>
-        <w:jc w:val="right"/>
+        <w:jc w:val="left"/>
       </w:pPr>
       <w:r>
         <w:rPr>
@@ -18350,7 +18354,7 @@
         <w:bidi w:val="1"/>
         <w:spacing w:after="160" w:line="300" w:lineRule="auto"/>
         <w:ind w:left="0" w:right="0" w:firstLine="0"/>
-        <w:jc w:val="right"/>
+        <w:jc w:val="left"/>
       </w:pPr>
       <w:r>
         <w:rPr>
@@ -18368,7 +18372,7 @@
         <w:bidi w:val="1"/>
         <w:spacing w:after="160" w:line="300" w:lineRule="auto"/>
         <w:ind w:left="0" w:right="0" w:firstLine="0"/>
-        <w:jc w:val="right"/>
+        <w:jc w:val="left"/>
       </w:pPr>
       <w:r>
         <w:rPr>
@@ -18386,7 +18390,7 @@
         <w:bidi w:val="1"/>
         <w:spacing w:after="160" w:line="300" w:lineRule="auto"/>
         <w:ind w:left="0" w:right="0" w:firstLine="0"/>
-        <w:jc w:val="right"/>
+        <w:jc w:val="left"/>
       </w:pPr>
       <w:r>
         <w:rPr>
@@ -18406,7 +18410,7 @@
         <w:bidi w:val="1"/>
         <w:spacing w:after="160" w:line="300" w:lineRule="auto"/>
         <w:ind w:left="0" w:right="0" w:firstLine="0"/>
-        <w:jc w:val="right"/>
+        <w:jc w:val="left"/>
       </w:pPr>
       <w:r>
         <w:rPr>
@@ -18424,7 +18428,7 @@
         <w:bidi w:val="1"/>
         <w:spacing w:after="160" w:line="300" w:lineRule="auto"/>
         <w:ind w:left="0" w:right="0" w:firstLine="0"/>
-        <w:jc w:val="right"/>
+        <w:jc w:val="left"/>
       </w:pPr>
       <w:r>
         <w:rPr>
@@ -18442,7 +18446,7 @@
         <w:bidi w:val="1"/>
         <w:spacing w:after="160" w:line="300" w:lineRule="auto"/>
         <w:ind w:left="0" w:right="0" w:firstLine="0"/>
-        <w:jc w:val="right"/>
+        <w:jc w:val="left"/>
       </w:pPr>
       <w:r>
         <w:rPr>
@@ -18460,7 +18464,7 @@
         <w:bidi w:val="1"/>
         <w:spacing w:after="160" w:line="300" w:lineRule="auto"/>
         <w:ind w:left="0" w:right="0" w:firstLine="0"/>
-        <w:jc w:val="right"/>
+        <w:jc w:val="left"/>
       </w:pPr>
       <w:r>
         <w:rPr>
@@ -18488,7 +18492,7 @@
         <w:bidi w:val="1"/>
         <w:spacing w:after="160" w:line="300" w:lineRule="auto"/>
         <w:ind w:left="0" w:right="0" w:firstLine="0"/>
-        <w:jc w:val="right"/>
+        <w:jc w:val="left"/>
       </w:pPr>
       <w:r>
         <w:rPr>
@@ -18516,7 +18520,7 @@
         <w:bidi w:val="1"/>
         <w:spacing w:after="160" w:line="300" w:lineRule="auto"/>
         <w:ind w:left="0" w:right="0" w:firstLine="0"/>
-        <w:jc w:val="right"/>
+        <w:jc w:val="left"/>
       </w:pPr>
       <w:r>
         <w:rPr>
@@ -18534,7 +18538,7 @@
         <w:bidi w:val="1"/>
         <w:spacing w:after="160" w:line="300" w:lineRule="auto"/>
         <w:ind w:left="0" w:right="0" w:firstLine="0"/>
-        <w:jc w:val="right"/>
+        <w:jc w:val="left"/>
       </w:pPr>
       <w:r>
         <w:rPr>
@@ -18552,7 +18556,7 @@
         <w:bidi w:val="1"/>
         <w:spacing w:after="160" w:line="300" w:lineRule="auto"/>
         <w:ind w:left="0" w:right="0" w:firstLine="0"/>
-        <w:jc w:val="right"/>
+        <w:jc w:val="left"/>
       </w:pPr>
       <w:r>
         <w:rPr>
@@ -18580,7 +18584,7 @@
         <w:bidi w:val="1"/>
         <w:spacing w:after="160" w:line="300" w:lineRule="auto"/>
         <w:ind w:left="0" w:right="0" w:firstLine="0"/>
-        <w:jc w:val="right"/>
+        <w:jc w:val="left"/>
       </w:pPr>
       <w:r>
         <w:rPr>
@@ -18608,7 +18612,7 @@
         <w:bidi w:val="1"/>
         <w:spacing w:after="160" w:line="300" w:lineRule="auto"/>
         <w:ind w:left="0" w:right="0" w:firstLine="0"/>
-        <w:jc w:val="right"/>
+        <w:jc w:val="left"/>
       </w:pPr>
       <w:r>
         <w:rPr>
@@ -18626,7 +18630,7 @@
         <w:bidi w:val="1"/>
         <w:spacing w:after="160" w:line="300" w:lineRule="auto"/>
         <w:ind w:left="0" w:right="0" w:firstLine="0"/>
-        <w:jc w:val="right"/>
+        <w:jc w:val="left"/>
       </w:pPr>
       <w:r>
         <w:rPr>
@@ -18644,7 +18648,7 @@
         <w:bidi w:val="1"/>
         <w:spacing w:after="160" w:line="300" w:lineRule="auto"/>
         <w:ind w:left="0" w:right="0" w:firstLine="0"/>
-        <w:jc w:val="right"/>
+        <w:jc w:val="left"/>
       </w:pPr>
       <w:r>
         <w:rPr>
@@ -18662,7 +18666,7 @@
         <w:bidi w:val="1"/>
         <w:spacing w:after="160" w:line="300" w:lineRule="auto"/>
         <w:ind w:left="0" w:right="0" w:firstLine="0"/>
-        <w:jc w:val="right"/>
+        <w:jc w:val="left"/>
       </w:pPr>
       <w:r>
         <w:rPr>
@@ -18690,7 +18694,7 @@
         <w:bidi w:val="1"/>
         <w:spacing w:after="160" w:line="300" w:lineRule="auto"/>
         <w:ind w:left="0" w:right="0" w:firstLine="0"/>
-        <w:jc w:val="right"/>
+        <w:jc w:val="left"/>
       </w:pPr>
       <w:r>
         <w:rPr>
@@ -18718,7 +18722,7 @@
         <w:bidi w:val="1"/>
         <w:spacing w:after="160" w:line="300" w:lineRule="auto"/>
         <w:ind w:left="0" w:right="0" w:firstLine="0"/>
-        <w:jc w:val="right"/>
+        <w:jc w:val="left"/>
       </w:pPr>
       <w:r>
         <w:rPr>
@@ -18746,7 +18750,7 @@
         <w:bidi w:val="1"/>
         <w:spacing w:after="160" w:line="300" w:lineRule="auto"/>
         <w:ind w:left="0" w:right="0" w:firstLine="0"/>
-        <w:jc w:val="right"/>
+        <w:jc w:val="left"/>
       </w:pPr>
       <w:r>
         <w:rPr>
@@ -18774,7 +18778,7 @@
         <w:bidi w:val="1"/>
         <w:spacing w:after="160" w:line="300" w:lineRule="auto"/>
         <w:ind w:left="0" w:right="0" w:firstLine="0"/>
-        <w:jc w:val="right"/>
+        <w:jc w:val="left"/>
       </w:pPr>
       <w:r>
         <w:rPr>
@@ -18802,7 +18806,7 @@
         <w:bidi w:val="1"/>
         <w:spacing w:after="160" w:line="300" w:lineRule="auto"/>
         <w:ind w:left="0" w:right="0" w:firstLine="0"/>
-        <w:jc w:val="right"/>
+        <w:jc w:val="left"/>
       </w:pPr>
       <w:r>
         <w:rPr>
@@ -18830,7 +18834,7 @@
         <w:bidi w:val="1"/>
         <w:spacing w:after="160" w:line="300" w:lineRule="auto"/>
         <w:ind w:left="0" w:right="0" w:firstLine="0"/>
-        <w:jc w:val="right"/>
+        <w:jc w:val="left"/>
       </w:pPr>
       <w:r>
         <w:rPr>
@@ -18848,7 +18852,7 @@
         <w:bidi w:val="1"/>
         <w:spacing w:after="160" w:line="300" w:lineRule="auto"/>
         <w:ind w:left="0" w:right="0" w:firstLine="0"/>
-        <w:jc w:val="right"/>
+        <w:jc w:val="left"/>
       </w:pPr>
       <w:r>
         <w:rPr>
@@ -18866,7 +18870,7 @@
         <w:bidi w:val="1"/>
         <w:spacing w:after="160" w:line="300" w:lineRule="auto"/>
         <w:ind w:left="0" w:right="0" w:firstLine="0"/>
-        <w:jc w:val="right"/>
+        <w:jc w:val="left"/>
       </w:pPr>
       <w:r>
         <w:rPr>
@@ -18884,7 +18888,7 @@
         <w:bidi w:val="1"/>
         <w:spacing w:after="160" w:line="300" w:lineRule="auto"/>
         <w:ind w:left="0" w:right="0" w:firstLine="0"/>
-        <w:jc w:val="right"/>
+        <w:jc w:val="left"/>
       </w:pPr>
       <w:r>
         <w:rPr>
@@ -18912,7 +18916,7 @@
         <w:bidi w:val="1"/>
         <w:spacing w:after="160" w:line="300" w:lineRule="auto"/>
         <w:ind w:left="0" w:right="0" w:firstLine="0"/>
-        <w:jc w:val="right"/>
+        <w:jc w:val="left"/>
       </w:pPr>
       <w:r>
         <w:rPr>
@@ -18940,7 +18944,7 @@
         <w:bidi w:val="1"/>
         <w:spacing w:after="160" w:line="300" w:lineRule="auto"/>
         <w:ind w:left="0" w:right="0" w:firstLine="0"/>
-        <w:jc w:val="right"/>
+        <w:jc w:val="left"/>
       </w:pPr>
       <w:r>
         <w:rPr>
@@ -18958,7 +18962,7 @@
         <w:bidi w:val="1"/>
         <w:spacing w:after="160" w:line="300" w:lineRule="auto"/>
         <w:ind w:left="0" w:right="0" w:firstLine="0"/>
-        <w:jc w:val="right"/>
+        <w:jc w:val="left"/>
       </w:pPr>
       <w:r>
         <w:rPr>
@@ -18976,7 +18980,7 @@
         <w:bidi w:val="1"/>
         <w:spacing w:after="160" w:line="300" w:lineRule="auto"/>
         <w:ind w:left="0" w:right="0" w:firstLine="0"/>
-        <w:jc w:val="right"/>
+        <w:jc w:val="left"/>
       </w:pPr>
       <w:r>
         <w:rPr>
@@ -18994,7 +18998,7 @@
         <w:bidi w:val="1"/>
         <w:spacing w:after="160" w:line="300" w:lineRule="auto"/>
         <w:ind w:left="0" w:right="0" w:firstLine="0"/>
-        <w:jc w:val="right"/>
+        <w:jc w:val="left"/>
       </w:pPr>
       <w:r>
         <w:rPr>
@@ -19024,7 +19028,7 @@
         <w:bidi w:val="1"/>
         <w:spacing w:after="160" w:line="300" w:lineRule="auto"/>
         <w:ind w:left="0" w:right="0" w:firstLine="0"/>
-        <w:jc w:val="right"/>
+        <w:jc w:val="left"/>
       </w:pPr>
       <w:r>
         <w:rPr>
@@ -19052,7 +19056,7 @@
         <w:bidi w:val="1"/>
         <w:spacing w:after="160" w:line="300" w:lineRule="auto"/>
         <w:ind w:left="0" w:right="0" w:firstLine="0"/>
-        <w:jc w:val="right"/>
+        <w:jc w:val="left"/>
       </w:pPr>
       <w:r>
         <w:rPr>
@@ -19070,7 +19074,7 @@
         <w:bidi w:val="1"/>
         <w:spacing w:after="160" w:line="300" w:lineRule="auto"/>
         <w:ind w:left="0" w:right="0" w:firstLine="0"/>
-        <w:jc w:val="right"/>
+        <w:jc w:val="left"/>
       </w:pPr>
       <w:r>
         <w:rPr>
@@ -19100,7 +19104,7 @@
         <w:bidi w:val="1"/>
         <w:spacing w:after="160" w:line="300" w:lineRule="auto"/>
         <w:ind w:left="0" w:right="0" w:firstLine="0"/>
-        <w:jc w:val="right"/>
+        <w:jc w:val="left"/>
       </w:pPr>
       <w:r>
         <w:rPr>
@@ -19130,7 +19134,7 @@
         <w:bidi w:val="1"/>
         <w:spacing w:after="160" w:line="300" w:lineRule="auto"/>
         <w:ind w:left="0" w:right="0" w:firstLine="0"/>
-        <w:jc w:val="right"/>
+        <w:jc w:val="left"/>
       </w:pPr>
       <w:r>
         <w:rPr>
@@ -19160,7 +19164,7 @@
         <w:bidi w:val="1"/>
         <w:spacing w:after="160" w:line="300" w:lineRule="auto"/>
         <w:ind w:left="0" w:right="0" w:firstLine="0"/>
-        <w:jc w:val="right"/>
+        <w:jc w:val="left"/>
       </w:pPr>
       <w:r>
         <w:rPr>
@@ -19180,7 +19184,7 @@
         <w:bidi w:val="1"/>
         <w:spacing w:after="160" w:line="300" w:lineRule="auto"/>
         <w:ind w:left="0" w:right="0" w:firstLine="0"/>
-        <w:jc w:val="right"/>
+        <w:jc w:val="left"/>
       </w:pPr>
       <w:r>
         <w:rPr>
@@ -19210,7 +19214,7 @@
         <w:bidi w:val="1"/>
         <w:spacing w:after="160" w:line="300" w:lineRule="auto"/>
         <w:ind w:left="0" w:right="0" w:firstLine="0"/>
-        <w:jc w:val="right"/>
+        <w:jc w:val="left"/>
       </w:pPr>
       <w:r>
         <w:rPr>
@@ -19238,7 +19242,7 @@
         <w:bidi w:val="1"/>
         <w:spacing w:after="160" w:line="300" w:lineRule="auto"/>
         <w:ind w:left="0" w:right="0" w:firstLine="0"/>
-        <w:jc w:val="right"/>
+        <w:jc w:val="left"/>
       </w:pPr>
       <w:r>
         <w:rPr>
@@ -19266,7 +19270,7 @@
         <w:bidi w:val="1"/>
         <w:spacing w:after="160" w:line="300" w:lineRule="auto"/>
         <w:ind w:left="0" w:right="0" w:firstLine="0"/>
-        <w:jc w:val="right"/>
+        <w:jc w:val="left"/>
       </w:pPr>
       <w:r>
         <w:rPr>
@@ -19294,7 +19298,7 @@
         <w:bidi w:val="1"/>
         <w:spacing w:after="160" w:line="300" w:lineRule="auto"/>
         <w:ind w:left="0" w:right="0" w:firstLine="0"/>
-        <w:jc w:val="right"/>
+        <w:jc w:val="left"/>
       </w:pPr>
       <w:r>
         <w:rPr>
@@ -19322,7 +19326,7 @@
         <w:bidi w:val="1"/>
         <w:spacing w:after="160" w:line="300" w:lineRule="auto"/>
         <w:ind w:left="0" w:right="0" w:firstLine="0"/>
-        <w:jc w:val="right"/>
+        <w:jc w:val="left"/>
       </w:pPr>
       <w:r>
         <w:rPr>
@@ -19350,7 +19354,7 @@
         <w:bidi w:val="1"/>
         <w:spacing w:after="160" w:line="300" w:lineRule="auto"/>
         <w:ind w:left="0" w:right="0" w:firstLine="0"/>
-        <w:jc w:val="right"/>
+        <w:jc w:val="left"/>
       </w:pPr>
       <w:r>
         <w:rPr>
@@ -19368,7 +19372,7 @@
         <w:bidi w:val="1"/>
         <w:spacing w:after="160" w:line="300" w:lineRule="auto"/>
         <w:ind w:left="0" w:right="0" w:firstLine="0"/>
-        <w:jc w:val="right"/>
+        <w:jc w:val="left"/>
       </w:pPr>
       <w:r>
         <w:rPr>
@@ -19398,7 +19402,7 @@
         <w:bidi w:val="1"/>
         <w:spacing w:after="160" w:line="300" w:lineRule="auto"/>
         <w:ind w:left="0" w:right="0" w:firstLine="0"/>
-        <w:jc w:val="right"/>
+        <w:jc w:val="left"/>
       </w:pPr>
       <w:r>
         <w:rPr>
@@ -19426,7 +19430,7 @@
         <w:bidi w:val="1"/>
         <w:spacing w:after="160" w:line="300" w:lineRule="auto"/>
         <w:ind w:left="0" w:right="0" w:firstLine="0"/>
-        <w:jc w:val="right"/>
+        <w:jc w:val="left"/>
       </w:pPr>
       <w:r>
         <w:rPr>
@@ -19444,7 +19448,7 @@
         <w:bidi w:val="1"/>
         <w:spacing w:after="160" w:line="300" w:lineRule="auto"/>
         <w:ind w:left="0" w:right="0" w:firstLine="0"/>
-        <w:jc w:val="right"/>
+        <w:jc w:val="left"/>
       </w:pPr>
       <w:r>
         <w:rPr>
@@ -19462,7 +19466,7 @@
         <w:bidi w:val="1"/>
         <w:spacing w:after="160" w:line="300" w:lineRule="auto"/>
         <w:ind w:left="0" w:right="0" w:firstLine="0"/>
-        <w:jc w:val="right"/>
+        <w:jc w:val="left"/>
       </w:pPr>
       <w:r>
         <w:rPr>
@@ -19492,7 +19496,7 @@
         <w:bidi w:val="1"/>
         <w:spacing w:after="160" w:line="300" w:lineRule="auto"/>
         <w:ind w:left="0" w:right="0" w:firstLine="0"/>
-        <w:jc w:val="right"/>
+        <w:jc w:val="left"/>
       </w:pPr>
       <w:r>
         <w:rPr>
@@ -19520,7 +19524,7 @@
         <w:bidi w:val="1"/>
         <w:spacing w:after="160" w:line="300" w:lineRule="auto"/>
         <w:ind w:left="0" w:right="0" w:firstLine="0"/>
-        <w:jc w:val="right"/>
+        <w:jc w:val="left"/>
       </w:pPr>
       <w:r>
         <w:rPr>
@@ -19548,7 +19552,7 @@
         <w:bidi w:val="1"/>
         <w:spacing w:after="160" w:line="300" w:lineRule="auto"/>
         <w:ind w:left="0" w:right="0" w:firstLine="0"/>
-        <w:jc w:val="right"/>
+        <w:jc w:val="left"/>
       </w:pPr>
       <w:r>
         <w:rPr>
@@ -19566,7 +19570,7 @@
         <w:bidi w:val="1"/>
         <w:spacing w:after="160" w:line="300" w:lineRule="auto"/>
         <w:ind w:left="0" w:right="0" w:firstLine="0"/>
-        <w:jc w:val="right"/>
+        <w:jc w:val="left"/>
       </w:pPr>
       <w:r>
         <w:rPr>
@@ -19594,7 +19598,7 @@
         <w:bidi w:val="1"/>
         <w:spacing w:after="160" w:line="300" w:lineRule="auto"/>
         <w:ind w:left="0" w:right="0" w:firstLine="0"/>
-        <w:jc w:val="right"/>
+        <w:jc w:val="left"/>
       </w:pPr>
       <w:r>
         <w:rPr>
@@ -19622,7 +19626,7 @@
         <w:bidi w:val="1"/>
         <w:spacing w:after="160" w:line="300" w:lineRule="auto"/>
         <w:ind w:left="0" w:right="0" w:firstLine="0"/>
-        <w:jc w:val="right"/>
+        <w:jc w:val="left"/>
       </w:pPr>
       <w:r>
         <w:rPr>
@@ -19640,7 +19644,7 @@
         <w:bidi w:val="1"/>
         <w:spacing w:after="160" w:line="300" w:lineRule="auto"/>
         <w:ind w:left="0" w:right="0" w:firstLine="0"/>
-        <w:jc w:val="right"/>
+        <w:jc w:val="left"/>
       </w:pPr>
       <w:r>
         <w:rPr>
@@ -19668,7 +19672,7 @@
         <w:bidi w:val="1"/>
         <w:spacing w:after="160" w:line="300" w:lineRule="auto"/>
         <w:ind w:left="0" w:right="0" w:firstLine="0"/>
-        <w:jc w:val="right"/>
+        <w:jc w:val="left"/>
       </w:pPr>
       <w:r>
         <w:rPr>
@@ -19698,7 +19702,7 @@
         <w:bidi w:val="1"/>
         <w:spacing w:after="160" w:line="300" w:lineRule="auto"/>
         <w:ind w:left="0" w:right="0" w:firstLine="0"/>
-        <w:jc w:val="right"/>
+        <w:jc w:val="left"/>
       </w:pPr>
       <w:r>
         <w:rPr>
@@ -19718,7 +19722,7 @@
         <w:bidi w:val="1"/>
         <w:spacing w:after="160" w:line="300" w:lineRule="auto"/>
         <w:ind w:left="0" w:right="0" w:firstLine="0"/>
-        <w:jc w:val="right"/>
+        <w:jc w:val="left"/>
       </w:pPr>
       <w:r>
         <w:rPr>
@@ -19736,7 +19740,7 @@
         <w:bidi w:val="1"/>
         <w:spacing w:after="160" w:line="300" w:lineRule="auto"/>
         <w:ind w:left="0" w:right="0" w:firstLine="0"/>
-        <w:jc w:val="right"/>
+        <w:jc w:val="left"/>
       </w:pPr>
       <w:r>
         <w:rPr>
@@ -19768,7 +19772,7 @@
         <w:bidi w:val="1"/>
         <w:spacing w:after="160" w:line="300" w:lineRule="auto"/>
         <w:ind w:left="0" w:right="0" w:firstLine="0"/>
-        <w:jc w:val="right"/>
+        <w:jc w:val="left"/>
       </w:pPr>
       <w:r>
         <w:rPr>
@@ -19796,7 +19800,7 @@
         <w:bidi w:val="1"/>
         <w:spacing w:after="160" w:line="300" w:lineRule="auto"/>
         <w:ind w:left="0" w:right="0" w:firstLine="0"/>
-        <w:jc w:val="right"/>
+        <w:jc w:val="left"/>
       </w:pPr>
       <w:r>
         <w:rPr>
@@ -19824,7 +19828,7 @@
         <w:bidi w:val="1"/>
         <w:spacing w:after="160" w:line="300" w:lineRule="auto"/>
         <w:ind w:left="0" w:right="0" w:firstLine="0"/>
-        <w:jc w:val="right"/>
+        <w:jc w:val="left"/>
       </w:pPr>
       <w:r>
         <w:rPr>
@@ -19852,7 +19856,7 @@
         <w:bidi w:val="1"/>
         <w:spacing w:after="160" w:line="300" w:lineRule="auto"/>
         <w:ind w:left="0" w:right="0" w:firstLine="0"/>
-        <w:jc w:val="right"/>
+        <w:jc w:val="left"/>
       </w:pPr>
       <w:r>
         <w:rPr>
@@ -19870,7 +19874,7 @@
         <w:bidi w:val="1"/>
         <w:spacing w:after="160" w:line="300" w:lineRule="auto"/>
         <w:ind w:left="0" w:right="0" w:firstLine="0"/>
-        <w:jc w:val="right"/>
+        <w:jc w:val="left"/>
       </w:pPr>
       <w:r>
         <w:rPr>
@@ -19888,7 +19892,7 @@
         <w:bidi w:val="1"/>
         <w:spacing w:after="160" w:line="300" w:lineRule="auto"/>
         <w:ind w:left="0" w:right="0" w:firstLine="0"/>
-        <w:jc w:val="right"/>
+        <w:jc w:val="left"/>
       </w:pPr>
       <w:r>
         <w:rPr>
@@ -19906,7 +19910,7 @@
         <w:bidi w:val="1"/>
         <w:spacing w:after="160" w:line="300" w:lineRule="auto"/>
         <w:ind w:left="0" w:right="0" w:firstLine="0"/>
-        <w:jc w:val="right"/>
+        <w:jc w:val="left"/>
       </w:pPr>
       <w:r>
         <w:rPr>
@@ -19924,7 +19928,7 @@
         <w:bidi w:val="1"/>
         <w:spacing w:after="160" w:line="300" w:lineRule="auto"/>
         <w:ind w:left="0" w:right="0" w:firstLine="0"/>
-        <w:jc w:val="right"/>
+        <w:jc w:val="left"/>
       </w:pPr>
       <w:r>
         <w:rPr>
@@ -19952,7 +19956,7 @@
         <w:bidi w:val="1"/>
         <w:spacing w:after="160" w:line="300" w:lineRule="auto"/>
         <w:ind w:left="0" w:right="0" w:firstLine="0"/>
-        <w:jc w:val="right"/>
+        <w:jc w:val="left"/>
       </w:pPr>
       <w:r>
         <w:rPr>
@@ -19980,7 +19984,7 @@
         <w:bidi w:val="1"/>
         <w:spacing w:after="160" w:line="300" w:lineRule="auto"/>
         <w:ind w:left="0" w:right="0" w:firstLine="0"/>
-        <w:jc w:val="right"/>
+        <w:jc w:val="left"/>
       </w:pPr>
       <w:r>
         <w:rPr>
@@ -20002,7 +20006,7 @@
         <w:bidi w:val="1"/>
         <w:spacing w:after="160" w:line="300" w:lineRule="auto"/>
         <w:ind w:left="0" w:right="0" w:firstLine="0"/>
-        <w:jc w:val="right"/>
+        <w:jc w:val="left"/>
       </w:pPr>
       <w:r>
         <w:rPr>
@@ -20030,7 +20034,7 @@
         <w:bidi w:val="1"/>
         <w:spacing w:after="160" w:line="300" w:lineRule="auto"/>
         <w:ind w:left="0" w:right="0" w:firstLine="0"/>
-        <w:jc w:val="right"/>
+        <w:jc w:val="left"/>
       </w:pPr>
       <w:r>
         <w:rPr>
@@ -20058,7 +20062,7 @@
         <w:bidi w:val="1"/>
         <w:spacing w:after="160" w:line="300" w:lineRule="auto"/>
         <w:ind w:left="0" w:right="0" w:firstLine="0"/>
-        <w:jc w:val="right"/>
+        <w:jc w:val="left"/>
       </w:pPr>
       <w:r>
         <w:rPr>
@@ -20086,7 +20090,7 @@
         <w:bidi w:val="1"/>
         <w:spacing w:after="160" w:line="300" w:lineRule="auto"/>
         <w:ind w:left="0" w:right="0" w:firstLine="0"/>
-        <w:jc w:val="right"/>
+        <w:jc w:val="left"/>
       </w:pPr>
       <w:r>
         <w:rPr>
@@ -20104,7 +20108,7 @@
         <w:bidi w:val="1"/>
         <w:spacing w:after="160" w:line="300" w:lineRule="auto"/>
         <w:ind w:left="0" w:right="0" w:firstLine="0"/>
-        <w:jc w:val="right"/>
+        <w:jc w:val="left"/>
       </w:pPr>
       <w:r>
         <w:rPr>
@@ -20122,7 +20126,7 @@
         <w:bidi w:val="1"/>
         <w:spacing w:after="160" w:line="300" w:lineRule="auto"/>
         <w:ind w:left="0" w:right="0" w:firstLine="0"/>
-        <w:jc w:val="right"/>
+        <w:jc w:val="left"/>
       </w:pPr>
       <w:r>
         <w:rPr>
@@ -20140,7 +20144,7 @@
         <w:bidi w:val="1"/>
         <w:spacing w:after="160" w:line="300" w:lineRule="auto"/>
         <w:ind w:left="0" w:right="0" w:firstLine="0"/>
-        <w:jc w:val="right"/>
+        <w:jc w:val="left"/>
       </w:pPr>
       <w:r>
         <w:rPr>
@@ -20158,7 +20162,7 @@
         <w:bidi w:val="1"/>
         <w:spacing w:after="160" w:line="300" w:lineRule="auto"/>
         <w:ind w:left="0" w:right="0" w:firstLine="0"/>
-        <w:jc w:val="right"/>
+        <w:jc w:val="left"/>
       </w:pPr>
       <w:r>
         <w:rPr>
@@ -20176,7 +20180,7 @@
         <w:bidi w:val="1"/>
         <w:spacing w:after="160" w:line="300" w:lineRule="auto"/>
         <w:ind w:left="0" w:right="0" w:firstLine="0"/>
-        <w:jc w:val="right"/>
+        <w:jc w:val="left"/>
       </w:pPr>
       <w:r>
         <w:rPr>
@@ -20204,7 +20208,7 @@
         <w:bidi w:val="1"/>
         <w:spacing w:after="160" w:line="300" w:lineRule="auto"/>
         <w:ind w:left="0" w:right="0" w:firstLine="0"/>
-        <w:jc w:val="right"/>
+        <w:jc w:val="left"/>
       </w:pPr>
       <w:r>
         <w:rPr>
@@ -20232,7 +20236,7 @@
         <w:bidi w:val="1"/>
         <w:spacing w:after="160" w:line="300" w:lineRule="auto"/>
         <w:ind w:left="0" w:right="0" w:firstLine="0"/>
-        <w:jc w:val="right"/>
+        <w:jc w:val="left"/>
       </w:pPr>
       <w:r>
         <w:rPr>
@@ -20260,7 +20264,7 @@
         <w:bidi w:val="1"/>
         <w:spacing w:after="160" w:line="300" w:lineRule="auto"/>
         <w:ind w:left="0" w:right="0" w:firstLine="0"/>
-        <w:jc w:val="right"/>
+        <w:jc w:val="left"/>
       </w:pPr>
       <w:r>
         <w:rPr>
@@ -20288,7 +20292,7 @@
         <w:bidi w:val="1"/>
         <w:spacing w:after="160" w:line="300" w:lineRule="auto"/>
         <w:ind w:left="0" w:right="0" w:firstLine="0"/>
-        <w:jc w:val="right"/>
+        <w:jc w:val="left"/>
       </w:pPr>
       <w:r>
         <w:rPr>
@@ -20306,7 +20310,7 @@
         <w:bidi w:val="1"/>
         <w:spacing w:after="160" w:line="300" w:lineRule="auto"/>
         <w:ind w:left="0" w:right="0" w:firstLine="0"/>
-        <w:jc w:val="right"/>
+        <w:jc w:val="left"/>
       </w:pPr>
       <w:r>
         <w:rPr>
@@ -20324,7 +20328,7 @@
         <w:bidi w:val="1"/>
         <w:spacing w:after="160" w:line="300" w:lineRule="auto"/>
         <w:ind w:left="0" w:right="0" w:firstLine="0"/>
-        <w:jc w:val="right"/>
+        <w:jc w:val="left"/>
       </w:pPr>
       <w:r>
         <w:rPr>
@@ -20352,7 +20356,7 @@
         <w:bidi w:val="1"/>
         <w:spacing w:after="160" w:line="300" w:lineRule="auto"/>
         <w:ind w:left="0" w:right="0" w:firstLine="0"/>
-        <w:jc w:val="right"/>
+        <w:jc w:val="left"/>
       </w:pPr>
       <w:r>
         <w:rPr>
@@ -20380,7 +20384,7 @@
         <w:bidi w:val="1"/>
         <w:spacing w:after="160" w:line="300" w:lineRule="auto"/>
         <w:ind w:left="0" w:right="0" w:firstLine="0"/>
-        <w:jc w:val="right"/>
+        <w:jc w:val="left"/>
       </w:pPr>
       <w:r>
         <w:rPr>
@@ -20408,7 +20412,7 @@
         <w:bidi w:val="1"/>
         <w:spacing w:after="160" w:line="300" w:lineRule="auto"/>
         <w:ind w:left="0" w:right="0" w:firstLine="0"/>
-        <w:jc w:val="right"/>
+        <w:jc w:val="left"/>
       </w:pPr>
       <w:r>
         <w:rPr>
@@ -20438,7 +20442,7 @@
         <w:bidi w:val="1"/>
         <w:spacing w:after="160" w:line="300" w:lineRule="auto"/>
         <w:ind w:left="0" w:right="0" w:firstLine="0"/>
-        <w:jc w:val="right"/>
+        <w:jc w:val="left"/>
       </w:pPr>
       <w:r>
         <w:rPr>
@@ -20466,7 +20470,7 @@
         <w:bidi w:val="1"/>
         <w:spacing w:after="160" w:line="300" w:lineRule="auto"/>
         <w:ind w:left="0" w:right="0" w:firstLine="0"/>
-        <w:jc w:val="right"/>
+        <w:jc w:val="left"/>
       </w:pPr>
       <w:r>
         <w:rPr>
@@ -20494,7 +20498,7 @@
         <w:bidi w:val="1"/>
         <w:spacing w:after="160" w:line="300" w:lineRule="auto"/>
         <w:ind w:left="0" w:right="0" w:firstLine="0"/>
-        <w:jc w:val="right"/>
+        <w:jc w:val="left"/>
       </w:pPr>
       <w:r>
         <w:rPr>
@@ -20512,7 +20516,7 @@
         <w:bidi w:val="1"/>
         <w:spacing w:after="160" w:line="300" w:lineRule="auto"/>
         <w:ind w:left="0" w:right="0" w:firstLine="0"/>
-        <w:jc w:val="right"/>
+        <w:jc w:val="left"/>
       </w:pPr>
       <w:r>
         <w:rPr>
@@ -20540,7 +20544,7 @@
         <w:bidi w:val="1"/>
         <w:spacing w:after="160" w:line="300" w:lineRule="auto"/>
         <w:ind w:left="0" w:right="0" w:firstLine="0"/>
-        <w:jc w:val="right"/>
+        <w:jc w:val="left"/>
       </w:pPr>
       <w:r>
         <w:rPr>
@@ -20568,7 +20572,7 @@
         <w:bidi w:val="1"/>
         <w:spacing w:after="160" w:line="300" w:lineRule="auto"/>
         <w:ind w:left="0" w:right="0" w:firstLine="0"/>
-        <w:jc w:val="right"/>
+        <w:jc w:val="left"/>
       </w:pPr>
       <w:r>
         <w:rPr>
@@ -20586,7 +20590,7 @@
         <w:bidi w:val="1"/>
         <w:spacing w:after="160" w:line="300" w:lineRule="auto"/>
         <w:ind w:left="0" w:right="0" w:firstLine="0"/>
-        <w:jc w:val="right"/>
+        <w:jc w:val="left"/>
       </w:pPr>
       <w:r>
         <w:rPr>
@@ -20604,7 +20608,7 @@
         <w:bidi w:val="1"/>
         <w:spacing w:after="160" w:line="300" w:lineRule="auto"/>
         <w:ind w:left="0" w:right="0" w:firstLine="0"/>
-        <w:jc w:val="right"/>
+        <w:jc w:val="left"/>
       </w:pPr>
       <w:r>
         <w:rPr>
@@ -20632,7 +20636,7 @@
         <w:bidi w:val="1"/>
         <w:spacing w:after="160" w:line="300" w:lineRule="auto"/>
         <w:ind w:left="0" w:right="0" w:firstLine="0"/>
-        <w:jc w:val="right"/>
+        <w:jc w:val="left"/>
       </w:pPr>
       <w:r>
         <w:rPr>
@@ -20660,7 +20664,7 @@
         <w:bidi w:val="1"/>
         <w:spacing w:after="160" w:line="300" w:lineRule="auto"/>
         <w:ind w:left="0" w:right="0" w:firstLine="0"/>
-        <w:jc w:val="right"/>
+        <w:jc w:val="left"/>
       </w:pPr>
       <w:r>
         <w:rPr>
@@ -20688,7 +20692,7 @@
         <w:bidi w:val="1"/>
         <w:spacing w:after="160" w:line="300" w:lineRule="auto"/>
         <w:ind w:left="0" w:right="0" w:firstLine="0"/>
-        <w:jc w:val="right"/>
+        <w:jc w:val="left"/>
       </w:pPr>
       <w:r>
         <w:rPr>
@@ -20716,7 +20720,7 @@
         <w:bidi w:val="1"/>
         <w:spacing w:after="160" w:line="300" w:lineRule="auto"/>
         <w:ind w:left="0" w:right="0" w:firstLine="0"/>
-        <w:jc w:val="right"/>
+        <w:jc w:val="left"/>
       </w:pPr>
       <w:r>
         <w:rPr>
@@ -20734,7 +20738,7 @@
         <w:bidi w:val="1"/>
         <w:spacing w:after="160" w:line="300" w:lineRule="auto"/>
         <w:ind w:left="0" w:right="0" w:firstLine="0"/>
-        <w:jc w:val="right"/>
+        <w:jc w:val="left"/>
       </w:pPr>
       <w:r>
         <w:rPr>
@@ -20752,7 +20756,7 @@
         <w:bidi w:val="1"/>
         <w:spacing w:after="160" w:line="300" w:lineRule="auto"/>
         <w:ind w:left="0" w:right="0" w:firstLine="0"/>
-        <w:jc w:val="right"/>
+        <w:jc w:val="left"/>
       </w:pPr>
       <w:r>
         <w:rPr>
@@ -20770,7 +20774,7 @@
         <w:bidi w:val="1"/>
         <w:spacing w:after="160" w:line="300" w:lineRule="auto"/>
         <w:ind w:left="0" w:right="0" w:firstLine="0"/>
-        <w:jc w:val="right"/>
+        <w:jc w:val="left"/>
       </w:pPr>
       <w:r>
         <w:rPr>
@@ -20798,7 +20802,7 @@
         <w:bidi w:val="1"/>
         <w:spacing w:after="160" w:line="300" w:lineRule="auto"/>
         <w:ind w:left="0" w:right="0" w:firstLine="0"/>
-        <w:jc w:val="right"/>
+        <w:jc w:val="left"/>
       </w:pPr>
       <w:r>
         <w:rPr>
@@ -20826,7 +20830,7 @@
         <w:bidi w:val="1"/>
         <w:spacing w:after="160" w:line="300" w:lineRule="auto"/>
         <w:ind w:left="0" w:right="0" w:firstLine="0"/>
-        <w:jc w:val="right"/>
+        <w:jc w:val="left"/>
       </w:pPr>
       <w:r>
         <w:rPr>
@@ -20854,7 +20858,7 @@
         <w:bidi w:val="1"/>
         <w:spacing w:after="160" w:line="300" w:lineRule="auto"/>
         <w:ind w:left="0" w:right="0" w:firstLine="0"/>
-        <w:jc w:val="right"/>
+        <w:jc w:val="left"/>
       </w:pPr>
       <w:r>
         <w:rPr>
@@ -20872,7 +20876,7 @@
         <w:bidi w:val="1"/>
         <w:spacing w:after="160" w:line="300" w:lineRule="auto"/>
         <w:ind w:left="0" w:right="0" w:firstLine="0"/>
-        <w:jc w:val="right"/>
+        <w:jc w:val="left"/>
       </w:pPr>
       <w:r>
         <w:rPr>
@@ -20900,7 +20904,7 @@
         <w:bidi w:val="1"/>
         <w:spacing w:after="160" w:line="300" w:lineRule="auto"/>
         <w:ind w:left="0" w:right="0" w:firstLine="0"/>
-        <w:jc w:val="right"/>
+        <w:jc w:val="left"/>
       </w:pPr>
       <w:r>
         <w:rPr>
@@ -20930,7 +20934,7 @@
         <w:bidi w:val="1"/>
         <w:spacing w:after="160" w:line="300" w:lineRule="auto"/>
         <w:ind w:left="0" w:right="0" w:firstLine="0"/>
-        <w:jc w:val="right"/>
+        <w:jc w:val="left"/>
       </w:pPr>
       <w:r>
         <w:rPr>
@@ -20948,7 +20952,7 @@
         <w:bidi w:val="1"/>
         <w:spacing w:after="160" w:line="300" w:lineRule="auto"/>
         <w:ind w:left="0" w:right="0" w:firstLine="0"/>
-        <w:jc w:val="right"/>
+        <w:jc w:val="left"/>
       </w:pPr>
       <w:r>
         <w:rPr>
@@ -20976,7 +20980,7 @@
         <w:bidi w:val="1"/>
         <w:spacing w:after="160" w:line="300" w:lineRule="auto"/>
         <w:ind w:left="0" w:right="0" w:firstLine="0"/>
-        <w:jc w:val="right"/>
+        <w:jc w:val="left"/>
       </w:pPr>
       <w:r>
         <w:rPr>
@@ -21004,7 +21008,7 @@
         <w:bidi w:val="1"/>
         <w:spacing w:after="160" w:line="300" w:lineRule="auto"/>
         <w:ind w:left="0" w:right="0" w:firstLine="0"/>
-        <w:jc w:val="right"/>
+        <w:jc w:val="left"/>
       </w:pPr>
       <w:r>
         <w:rPr>
@@ -21032,7 +21036,7 @@
         <w:bidi w:val="1"/>
         <w:spacing w:after="160" w:line="300" w:lineRule="auto"/>
         <w:ind w:left="0" w:right="0" w:firstLine="0"/>
-        <w:jc w:val="right"/>
+        <w:jc w:val="left"/>
       </w:pPr>
       <w:r>
         <w:rPr>
@@ -21062,7 +21066,7 @@
         <w:bidi w:val="1"/>
         <w:spacing w:after="160" w:line="300" w:lineRule="auto"/>
         <w:ind w:left="0" w:right="0" w:firstLine="0"/>
-        <w:jc w:val="right"/>
+        <w:jc w:val="left"/>
       </w:pPr>
       <w:r>
         <w:rPr>
@@ -21090,7 +21094,7 @@
         <w:bidi w:val="1"/>
         <w:spacing w:after="160" w:line="300" w:lineRule="auto"/>
         <w:ind w:left="0" w:right="0" w:firstLine="0"/>
-        <w:jc w:val="right"/>
+        <w:jc w:val="left"/>
       </w:pPr>
       <w:r>
         <w:rPr>
@@ -21108,7 +21112,7 @@
         <w:bidi w:val="1"/>
         <w:spacing w:after="160" w:line="300" w:lineRule="auto"/>
         <w:ind w:left="0" w:right="0" w:firstLine="0"/>
-        <w:jc w:val="right"/>
+        <w:jc w:val="left"/>
       </w:pPr>
       <w:r>
         <w:rPr>
@@ -21136,7 +21140,7 @@
         <w:bidi w:val="1"/>
         <w:spacing w:after="160" w:line="300" w:lineRule="auto"/>
         <w:ind w:left="0" w:right="0" w:firstLine="0"/>
-        <w:jc w:val="right"/>
+        <w:jc w:val="left"/>
       </w:pPr>
       <w:r>
         <w:rPr>
@@ -21164,7 +21168,7 @@
         <w:bidi w:val="1"/>
         <w:spacing w:after="160" w:line="300" w:lineRule="auto"/>
         <w:ind w:left="0" w:right="0" w:firstLine="0"/>
-        <w:jc w:val="right"/>
+        <w:jc w:val="left"/>
       </w:pPr>
       <w:r>
         <w:rPr>
@@ -21192,7 +21196,7 @@
         <w:bidi w:val="1"/>
         <w:spacing w:after="160" w:line="300" w:lineRule="auto"/>
         <w:ind w:left="0" w:right="0" w:firstLine="0"/>
-        <w:jc w:val="right"/>
+        <w:jc w:val="left"/>
       </w:pPr>
       <w:r>
         <w:rPr>
@@ -21220,7 +21224,7 @@
         <w:bidi w:val="1"/>
         <w:spacing w:after="160" w:line="300" w:lineRule="auto"/>
         <w:ind w:left="0" w:right="0" w:firstLine="0"/>
-        <w:jc w:val="right"/>
+        <w:jc w:val="left"/>
       </w:pPr>
       <w:r>
         <w:rPr>
@@ -21238,7 +21242,7 @@
         <w:bidi w:val="1"/>
         <w:spacing w:after="160" w:line="300" w:lineRule="auto"/>
         <w:ind w:left="0" w:right="0" w:firstLine="0"/>
-        <w:jc w:val="right"/>
+        <w:jc w:val="left"/>
       </w:pPr>
       <w:r>
         <w:rPr>
@@ -21256,7 +21260,7 @@
         <w:bidi w:val="1"/>
         <w:spacing w:after="160" w:line="300" w:lineRule="auto"/>
         <w:ind w:left="0" w:right="0" w:firstLine="0"/>
-        <w:jc w:val="right"/>
+        <w:jc w:val="left"/>
       </w:pPr>
       <w:r>
         <w:rPr>
@@ -21286,7 +21290,7 @@
         <w:bidi w:val="1"/>
         <w:spacing w:after="160" w:line="300" w:lineRule="auto"/>
         <w:ind w:left="0" w:right="0" w:firstLine="0"/>
-        <w:jc w:val="right"/>
+        <w:jc w:val="left"/>
       </w:pPr>
       <w:r>
         <w:rPr>
@@ -21314,7 +21318,7 @@
         <w:bidi w:val="1"/>
         <w:spacing w:after="160" w:line="300" w:lineRule="auto"/>
         <w:ind w:left="0" w:right="0" w:firstLine="0"/>
-        <w:jc w:val="right"/>
+        <w:jc w:val="left"/>
       </w:pPr>
       <w:r>
         <w:rPr>
@@ -21332,7 +21336,7 @@
         <w:bidi w:val="1"/>
         <w:spacing w:after="160" w:line="300" w:lineRule="auto"/>
         <w:ind w:left="0" w:right="0" w:firstLine="0"/>
-        <w:jc w:val="right"/>
+        <w:jc w:val="left"/>
       </w:pPr>
       <w:r>
         <w:rPr>
@@ -21350,7 +21354,7 @@
         <w:bidi w:val="1"/>
         <w:spacing w:after="160" w:line="300" w:lineRule="auto"/>
         <w:ind w:left="0" w:right="0" w:firstLine="0"/>
-        <w:jc w:val="right"/>
+        <w:jc w:val="left"/>
       </w:pPr>
       <w:r>
         <w:rPr>
@@ -21380,7 +21384,7 @@
         <w:bidi w:val="1"/>
         <w:spacing w:after="160" w:line="300" w:lineRule="auto"/>
         <w:ind w:left="0" w:right="0" w:firstLine="0"/>
-        <w:jc w:val="right"/>
+        <w:jc w:val="left"/>
       </w:pPr>
       <w:r>
         <w:rPr>
@@ -21410,7 +21414,7 @@
         <w:bidi w:val="1"/>
         <w:spacing w:after="160" w:line="300" w:lineRule="auto"/>
         <w:ind w:left="0" w:right="0" w:firstLine="0"/>
-        <w:jc w:val="right"/>
+        <w:jc w:val="left"/>
       </w:pPr>
       <w:r>
         <w:rPr>
@@ -21438,7 +21442,7 @@
         <w:bidi w:val="1"/>
         <w:spacing w:after="160" w:line="300" w:lineRule="auto"/>
         <w:ind w:left="0" w:right="0" w:firstLine="0"/>
-        <w:jc w:val="right"/>
+        <w:jc w:val="left"/>
       </w:pPr>
       <w:r>
         <w:rPr>
@@ -21466,7 +21470,7 @@
         <w:bidi w:val="1"/>
         <w:spacing w:after="160" w:line="300" w:lineRule="auto"/>
         <w:ind w:left="0" w:right="0" w:firstLine="0"/>
-        <w:jc w:val="right"/>
+        <w:jc w:val="left"/>
       </w:pPr>
       <w:r>
         <w:rPr>
@@ -21484,7 +21488,7 @@
         <w:bidi w:val="1"/>
         <w:spacing w:after="160" w:line="300" w:lineRule="auto"/>
         <w:ind w:left="0" w:right="0" w:firstLine="0"/>
-        <w:jc w:val="right"/>
+        <w:jc w:val="left"/>
       </w:pPr>
       <w:r>
         <w:rPr>
@@ -21504,7 +21508,7 @@
         <w:bidi w:val="1"/>
         <w:spacing w:after="160" w:line="300" w:lineRule="auto"/>
         <w:ind w:left="0" w:right="0" w:firstLine="0"/>
-        <w:jc w:val="right"/>
+        <w:jc w:val="left"/>
       </w:pPr>
       <w:r>
         <w:rPr>
@@ -21524,7 +21528,7 @@
         <w:bidi w:val="1"/>
         <w:spacing w:after="160" w:line="300" w:lineRule="auto"/>
         <w:ind w:left="0" w:right="0" w:firstLine="0"/>
-        <w:jc w:val="right"/>
+        <w:jc w:val="left"/>
       </w:pPr>
       <w:r>
         <w:rPr>
@@ -21544,7 +21548,7 @@
         <w:bidi w:val="1"/>
         <w:spacing w:after="160" w:line="300" w:lineRule="auto"/>
         <w:ind w:left="0" w:right="0" w:firstLine="0"/>
-        <w:jc w:val="right"/>
+        <w:jc w:val="left"/>
       </w:pPr>
       <w:r>
         <w:rPr>
@@ -21562,7 +21566,7 @@
         <w:bidi w:val="1"/>
         <w:spacing w:after="160" w:line="300" w:lineRule="auto"/>
         <w:ind w:left="0" w:right="0" w:firstLine="0"/>
-        <w:jc w:val="right"/>
+        <w:jc w:val="left"/>
       </w:pPr>
       <w:r>
         <w:rPr>
@@ -21590,7 +21594,7 @@
         <w:bidi w:val="1"/>
         <w:spacing w:after="160" w:line="300" w:lineRule="auto"/>
         <w:ind w:left="0" w:right="0" w:firstLine="0"/>
-        <w:jc w:val="right"/>
+        <w:jc w:val="left"/>
       </w:pPr>
       <w:r>
         <w:rPr>
@@ -21618,7 +21622,7 @@
         <w:bidi w:val="1"/>
         <w:spacing w:after="160" w:line="300" w:lineRule="auto"/>
         <w:ind w:left="0" w:right="0" w:firstLine="0"/>
-        <w:jc w:val="right"/>
+        <w:jc w:val="left"/>
       </w:pPr>
       <w:r>
         <w:rPr>
@@ -21636,7 +21640,7 @@
         <w:bidi w:val="1"/>
         <w:spacing w:after="160" w:line="300" w:lineRule="auto"/>
         <w:ind w:left="0" w:right="0" w:firstLine="0"/>
-        <w:jc w:val="right"/>
+        <w:jc w:val="left"/>
       </w:pPr>
       <w:r>
         <w:rPr>
@@ -21654,7 +21658,7 @@
         <w:bidi w:val="1"/>
         <w:spacing w:after="160" w:line="300" w:lineRule="auto"/>
         <w:ind w:left="0" w:right="0" w:firstLine="0"/>
-        <w:jc w:val="right"/>
+        <w:jc w:val="left"/>
       </w:pPr>
       <w:r>
         <w:rPr>
@@ -21672,7 +21676,7 @@
         <w:bidi w:val="1"/>
         <w:spacing w:after="160" w:line="300" w:lineRule="auto"/>
         <w:ind w:left="0" w:right="0" w:firstLine="0"/>
-        <w:jc w:val="right"/>
+        <w:jc w:val="left"/>
       </w:pPr>
       <w:r>
         <w:rPr>
@@ -21690,7 +21694,7 @@
         <w:bidi w:val="1"/>
         <w:spacing w:after="160" w:line="300" w:lineRule="auto"/>
         <w:ind w:left="0" w:right="0" w:firstLine="0"/>
-        <w:jc w:val="right"/>
+        <w:jc w:val="left"/>
       </w:pPr>
       <w:r>
         <w:rPr>
@@ -21718,7 +21722,7 @@
         <w:bidi w:val="1"/>
         <w:spacing w:after="160" w:line="300" w:lineRule="auto"/>
         <w:ind w:left="0" w:right="0" w:firstLine="0"/>
-        <w:jc w:val="right"/>
+        <w:jc w:val="left"/>
       </w:pPr>
       <w:r>
         <w:rPr>
@@ -21746,7 +21750,7 @@
         <w:bidi w:val="1"/>
         <w:spacing w:after="160" w:line="300" w:lineRule="auto"/>
         <w:ind w:left="0" w:right="0" w:firstLine="0"/>
-        <w:jc w:val="right"/>
+        <w:jc w:val="left"/>
       </w:pPr>
       <w:r>
         <w:rPr>
@@ -21764,7 +21768,7 @@
         <w:bidi w:val="1"/>
         <w:spacing w:after="160" w:line="300" w:lineRule="auto"/>
         <w:ind w:left="0" w:right="0" w:firstLine="0"/>
-        <w:jc w:val="right"/>
+        <w:jc w:val="left"/>
       </w:pPr>
       <w:r>
         <w:rPr>
@@ -21792,7 +21796,7 @@
         <w:bidi w:val="1"/>
         <w:spacing w:after="160" w:line="300" w:lineRule="auto"/>
         <w:ind w:left="0" w:right="0" w:firstLine="0"/>
-        <w:jc w:val="right"/>
+        <w:jc w:val="left"/>
       </w:pPr>
       <w:r>
         <w:rPr>
@@ -21820,7 +21824,7 @@
         <w:bidi w:val="1"/>
         <w:spacing w:after="160" w:line="300" w:lineRule="auto"/>
         <w:ind w:left="0" w:right="0" w:firstLine="0"/>
-        <w:jc w:val="right"/>
+        <w:jc w:val="left"/>
       </w:pPr>
       <w:r>
         <w:rPr>
@@ -21848,7 +21852,7 @@
         <w:bidi w:val="1"/>
         <w:spacing w:after="160" w:line="300" w:lineRule="auto"/>
         <w:ind w:left="0" w:right="0" w:firstLine="0"/>
-        <w:jc w:val="right"/>
+        <w:jc w:val="left"/>
       </w:pPr>
       <w:r>
         <w:rPr>
@@ -21876,7 +21880,7 @@
         <w:bidi w:val="1"/>
         <w:spacing w:after="160" w:line="300" w:lineRule="auto"/>
         <w:ind w:left="0" w:right="0" w:firstLine="0"/>
-        <w:jc w:val="right"/>
+        <w:jc w:val="left"/>
       </w:pPr>
       <w:r>
         <w:rPr>
@@ -21904,7 +21908,7 @@
         <w:bidi w:val="1"/>
         <w:spacing w:after="160" w:line="300" w:lineRule="auto"/>
         <w:ind w:left="0" w:right="0" w:firstLine="0"/>
-        <w:jc w:val="right"/>
+        <w:jc w:val="left"/>
       </w:pPr>
       <w:r>
         <w:rPr>
@@ -21932,7 +21936,7 @@
         <w:bidi w:val="1"/>
         <w:spacing w:after="160" w:line="300" w:lineRule="auto"/>
         <w:ind w:left="0" w:right="0" w:firstLine="0"/>
-        <w:jc w:val="right"/>
+        <w:jc w:val="left"/>
       </w:pPr>
       <w:r>
         <w:rPr>
@@ -21950,7 +21954,7 @@
         <w:bidi w:val="1"/>
         <w:spacing w:after="160" w:line="300" w:lineRule="auto"/>
         <w:ind w:left="0" w:right="0" w:firstLine="0"/>
-        <w:jc w:val="right"/>
+        <w:jc w:val="left"/>
       </w:pPr>
       <w:r>
         <w:rPr>
@@ -21968,7 +21972,7 @@
         <w:bidi w:val="1"/>
         <w:spacing w:after="160" w:line="300" w:lineRule="auto"/>
         <w:ind w:left="0" w:right="0" w:firstLine="0"/>
-        <w:jc w:val="right"/>
+        <w:jc w:val="left"/>
       </w:pPr>
       <w:r>
         <w:rPr>
@@ -21996,7 +22000,7 @@
         <w:bidi w:val="1"/>
         <w:spacing w:after="160" w:line="300" w:lineRule="auto"/>
         <w:ind w:left="0" w:right="0" w:firstLine="0"/>
-        <w:jc w:val="right"/>
+        <w:jc w:val="left"/>
       </w:pPr>
       <w:r>
         <w:rPr>
@@ -22024,7 +22028,7 @@
         <w:bidi w:val="1"/>
         <w:spacing w:after="160" w:line="300" w:lineRule="auto"/>
         <w:ind w:left="0" w:right="0" w:firstLine="0"/>
-        <w:jc w:val="right"/>
+        <w:jc w:val="left"/>
       </w:pPr>
       <w:r>
         <w:rPr>
@@ -22042,7 +22046,7 @@
         <w:bidi w:val="1"/>
         <w:spacing w:after="160" w:line="300" w:lineRule="auto"/>
         <w:ind w:left="0" w:right="0" w:firstLine="0"/>
-        <w:jc w:val="right"/>
+        <w:jc w:val="left"/>
       </w:pPr>
       <w:r>
         <w:rPr>
@@ -22060,7 +22064,7 @@
         <w:bidi w:val="1"/>
         <w:spacing w:after="160" w:line="300" w:lineRule="auto"/>
         <w:ind w:left="0" w:right="0" w:firstLine="0"/>
-        <w:jc w:val="right"/>
+        <w:jc w:val="left"/>
       </w:pPr>
       <w:r>
         <w:rPr>
@@ -22078,7 +22082,7 @@
         <w:bidi w:val="1"/>
         <w:spacing w:after="160" w:line="300" w:lineRule="auto"/>
         <w:ind w:left="0" w:right="0" w:firstLine="0"/>
-        <w:jc w:val="right"/>
+        <w:jc w:val="left"/>
       </w:pPr>
       <w:r>
         <w:rPr>
@@ -22106,7 +22110,7 @@
         <w:bidi w:val="1"/>
         <w:spacing w:after="160" w:line="300" w:lineRule="auto"/>
         <w:ind w:left="0" w:right="0" w:firstLine="0"/>
-        <w:jc w:val="right"/>
+        <w:jc w:val="left"/>
       </w:pPr>
       <w:r>
         <w:rPr>
@@ -22134,7 +22138,7 @@
         <w:bidi w:val="1"/>
         <w:spacing w:after="160" w:line="300" w:lineRule="auto"/>
         <w:ind w:left="0" w:right="0" w:firstLine="0"/>
-        <w:jc w:val="right"/>
+        <w:jc w:val="left"/>
       </w:pPr>
       <w:r>
         <w:rPr>
@@ -22152,7 +22156,7 @@
         <w:bidi w:val="1"/>
         <w:spacing w:after="160" w:line="300" w:lineRule="auto"/>
         <w:ind w:left="0" w:right="0" w:firstLine="0"/>
-        <w:jc w:val="right"/>
+        <w:jc w:val="left"/>
       </w:pPr>
       <w:r>
         <w:rPr>
@@ -22172,7 +22176,7 @@
         <w:bidi w:val="1"/>
         <w:spacing w:after="160" w:line="300" w:lineRule="auto"/>
         <w:ind w:left="0" w:right="0" w:firstLine="0"/>
-        <w:jc w:val="right"/>
+        <w:jc w:val="left"/>
       </w:pPr>
       <w:r>
         <w:rPr>
@@ -22194,7 +22198,7 @@
         <w:bidi w:val="1"/>
         <w:spacing w:after="160" w:line="300" w:lineRule="auto"/>
         <w:ind w:left="0" w:right="0" w:firstLine="0"/>
-        <w:jc w:val="right"/>
+        <w:jc w:val="left"/>
       </w:pPr>
       <w:r>
         <w:rPr>
@@ -22212,7 +22216,7 @@
         <w:bidi w:val="1"/>
         <w:spacing w:after="160" w:line="300" w:lineRule="auto"/>
         <w:ind w:left="0" w:right="0" w:firstLine="0"/>
-        <w:jc w:val="right"/>
+        <w:jc w:val="left"/>
       </w:pPr>
       <w:r>
         <w:rPr>
@@ -22230,7 +22234,7 @@
         <w:bidi w:val="1"/>
         <w:spacing w:after="160" w:line="300" w:lineRule="auto"/>
         <w:ind w:left="0" w:right="0" w:firstLine="0"/>
-        <w:jc w:val="right"/>
+        <w:jc w:val="left"/>
       </w:pPr>
       <w:r>
         <w:rPr>
@@ -22258,7 +22262,7 @@
         <w:bidi w:val="1"/>
         <w:spacing w:after="160" w:line="300" w:lineRule="auto"/>
         <w:ind w:left="0" w:right="0" w:firstLine="0"/>
-        <w:jc w:val="right"/>
+        <w:jc w:val="left"/>
       </w:pPr>
       <w:r>
         <w:rPr>
@@ -22286,7 +22290,7 @@
         <w:bidi w:val="1"/>
         <w:spacing w:after="160" w:line="300" w:lineRule="auto"/>
         <w:ind w:left="0" w:right="0" w:firstLine="0"/>
-        <w:jc w:val="right"/>
+        <w:jc w:val="left"/>
       </w:pPr>
       <w:r>
         <w:rPr>
@@ -22304,7 +22308,7 @@
         <w:bidi w:val="1"/>
         <w:spacing w:after="160" w:line="300" w:lineRule="auto"/>
         <w:ind w:left="0" w:right="0" w:firstLine="0"/>
-        <w:jc w:val="right"/>
+        <w:jc w:val="left"/>
       </w:pPr>
       <w:r>
         <w:rPr>
@@ -22322,7 +22326,7 @@
         <w:bidi w:val="1"/>
         <w:spacing w:after="160" w:line="300" w:lineRule="auto"/>
         <w:ind w:left="0" w:right="0" w:firstLine="0"/>
-        <w:jc w:val="right"/>
+        <w:jc w:val="left"/>
       </w:pPr>
       <w:r>
         <w:rPr>
@@ -22342,7 +22346,7 @@
         <w:bidi w:val="1"/>
         <w:spacing w:after="160" w:line="300" w:lineRule="auto"/>
         <w:ind w:left="0" w:right="0" w:firstLine="0"/>
-        <w:jc w:val="right"/>
+        <w:jc w:val="left"/>
       </w:pPr>
       <w:r>
         <w:rPr>
@@ -22364,7 +22368,7 @@
         <w:bidi w:val="1"/>
         <w:spacing w:after="160" w:line="300" w:lineRule="auto"/>
         <w:ind w:left="0" w:right="0" w:firstLine="0"/>
-        <w:jc w:val="right"/>
+        <w:jc w:val="left"/>
       </w:pPr>
       <w:r>
         <w:rPr>
@@ -22386,7 +22390,7 @@
         <w:bidi w:val="1"/>
         <w:spacing w:after="160" w:line="300" w:lineRule="auto"/>
         <w:ind w:left="0" w:right="0" w:firstLine="0"/>
-        <w:jc w:val="right"/>
+        <w:jc w:val="left"/>
       </w:pPr>
       <w:r>
         <w:rPr>
@@ -22404,7 +22408,7 @@
         <w:bidi w:val="1"/>
         <w:spacing w:after="160" w:line="300" w:lineRule="auto"/>
         <w:ind w:left="0" w:right="0" w:firstLine="0"/>
-        <w:jc w:val="right"/>
+        <w:jc w:val="left"/>
       </w:pPr>
       <w:r>
         <w:rPr>
@@ -22422,7 +22426,7 @@
         <w:bidi w:val="1"/>
         <w:spacing w:after="160" w:line="300" w:lineRule="auto"/>
         <w:ind w:left="0" w:right="0" w:firstLine="0"/>
-        <w:jc w:val="right"/>
+        <w:jc w:val="left"/>
       </w:pPr>
       <w:r>
         <w:rPr>
@@ -22440,7 +22444,7 @@
         <w:bidi w:val="1"/>
         <w:spacing w:after="160" w:line="300" w:lineRule="auto"/>
         <w:ind w:left="0" w:right="0" w:firstLine="0"/>
-        <w:jc w:val="right"/>
+        <w:jc w:val="left"/>
       </w:pPr>
       <w:r>
         <w:rPr>
@@ -22458,7 +22462,7 @@
         <w:bidi w:val="1"/>
         <w:spacing w:after="160" w:line="300" w:lineRule="auto"/>
         <w:ind w:left="0" w:right="0" w:firstLine="0"/>
-        <w:jc w:val="right"/>
+        <w:jc w:val="left"/>
       </w:pPr>
       <w:r>
         <w:rPr>
@@ -22488,7 +22492,7 @@
         <w:bidi w:val="1"/>
         <w:spacing w:after="160" w:line="300" w:lineRule="auto"/>
         <w:ind w:left="0" w:right="0" w:firstLine="0"/>
-        <w:jc w:val="right"/>
+        <w:jc w:val="left"/>
       </w:pPr>
       <w:r>
         <w:rPr>
@@ -22516,7 +22520,7 @@
         <w:bidi w:val="1"/>
         <w:spacing w:after="160" w:line="300" w:lineRule="auto"/>
         <w:ind w:left="0" w:right="0" w:firstLine="0"/>
-        <w:jc w:val="right"/>
+        <w:jc w:val="left"/>
       </w:pPr>
       <w:r>
         <w:rPr>
@@ -22538,7 +22542,7 @@
         <w:bidi w:val="1"/>
         <w:spacing w:after="160" w:line="300" w:lineRule="auto"/>
         <w:ind w:left="0" w:right="0" w:firstLine="0"/>
-        <w:jc w:val="right"/>
+        <w:jc w:val="left"/>
       </w:pPr>
       <w:r>
         <w:rPr>
@@ -22556,7 +22560,7 @@
         <w:bidi w:val="1"/>
         <w:spacing w:after="160" w:line="300" w:lineRule="auto"/>
         <w:ind w:left="0" w:right="0" w:firstLine="0"/>
-        <w:jc w:val="right"/>
+        <w:jc w:val="left"/>
       </w:pPr>
       <w:r>
         <w:rPr>
@@ -22584,7 +22588,7 @@
         <w:bidi w:val="1"/>
         <w:spacing w:after="160" w:line="300" w:lineRule="auto"/>
         <w:ind w:left="0" w:right="0" w:firstLine="0"/>
-        <w:jc w:val="right"/>
+        <w:jc w:val="left"/>
       </w:pPr>
       <w:r>
         <w:rPr>
@@ -22612,7 +22616,7 @@
         <w:bidi w:val="1"/>
         <w:spacing w:after="160" w:line="300" w:lineRule="auto"/>
         <w:ind w:left="0" w:right="0" w:firstLine="0"/>
-        <w:jc w:val="right"/>
+        <w:jc w:val="left"/>
       </w:pPr>
       <w:r>
         <w:rPr>
@@ -22630,7 +22634,7 @@
         <w:bidi w:val="1"/>
         <w:spacing w:after="160" w:line="300" w:lineRule="auto"/>
         <w:ind w:left="0" w:right="0" w:firstLine="0"/>
-        <w:jc w:val="right"/>
+        <w:jc w:val="left"/>
       </w:pPr>
       <w:r>
         <w:rPr>
@@ -22658,7 +22662,7 @@
         <w:bidi w:val="1"/>
         <w:spacing w:after="160" w:line="300" w:lineRule="auto"/>
         <w:ind w:left="0" w:right="0" w:firstLine="0"/>
-        <w:jc w:val="right"/>
+        <w:jc w:val="left"/>
       </w:pPr>
       <w:r>
         <w:rPr>
@@ -22686,7 +22690,7 @@
         <w:bidi w:val="1"/>
         <w:spacing w:after="160" w:line="300" w:lineRule="auto"/>
         <w:ind w:left="0" w:right="0" w:firstLine="0"/>
-        <w:jc w:val="right"/>
+        <w:jc w:val="left"/>
       </w:pPr>
       <w:r>
         <w:rPr>
@@ -22704,7 +22708,7 @@
         <w:bidi w:val="1"/>
         <w:spacing w:after="160" w:line="300" w:lineRule="auto"/>
         <w:ind w:left="0" w:right="0" w:firstLine="0"/>
-        <w:jc w:val="right"/>
+        <w:jc w:val="left"/>
       </w:pPr>
       <w:r>
         <w:rPr>
@@ -22732,7 +22736,7 @@
         <w:bidi w:val="1"/>
         <w:spacing w:after="160" w:line="300" w:lineRule="auto"/>
         <w:ind w:left="0" w:right="0" w:firstLine="0"/>
-        <w:jc w:val="right"/>
+        <w:jc w:val="left"/>
       </w:pPr>
       <w:r>
         <w:rPr>
@@ -22764,7 +22768,7 @@
         <w:bidi w:val="1"/>
         <w:spacing w:after="160" w:line="300" w:lineRule="auto"/>
         <w:ind w:left="0" w:right="0" w:firstLine="0"/>
-        <w:jc w:val="right"/>
+        <w:jc w:val="left"/>
       </w:pPr>
       <w:r>
         <w:rPr>
@@ -22800,7 +22804,7 @@
         <w:bidi w:val="1"/>
         <w:spacing w:after="160" w:line="300" w:lineRule="auto"/>
         <w:ind w:left="0" w:right="0" w:firstLine="0"/>
-        <w:jc w:val="right"/>
+        <w:jc w:val="left"/>
       </w:pPr>
       <w:r>
         <w:rPr>
@@ -22830,7 +22834,7 @@
         <w:bidi w:val="1"/>
         <w:spacing w:after="160" w:line="300" w:lineRule="auto"/>
         <w:ind w:left="0" w:right="0" w:firstLine="0"/>
-        <w:jc w:val="right"/>
+        <w:jc w:val="left"/>
       </w:pPr>
       <w:r>
         <w:rPr>
@@ -22848,7 +22852,7 @@
         <w:bidi w:val="1"/>
         <w:spacing w:after="160" w:line="300" w:lineRule="auto"/>
         <w:ind w:left="0" w:right="0" w:firstLine="0"/>
-        <w:jc w:val="right"/>
+        <w:jc w:val="left"/>
       </w:pPr>
       <w:r>
         <w:rPr>
@@ -22876,7 +22880,7 @@
         <w:bidi w:val="1"/>
         <w:spacing w:after="160" w:line="300" w:lineRule="auto"/>
         <w:ind w:left="0" w:right="0" w:firstLine="0"/>
-        <w:jc w:val="right"/>
+        <w:jc w:val="left"/>
       </w:pPr>
       <w:r>
         <w:rPr>
@@ -22904,7 +22908,7 @@
         <w:bidi w:val="1"/>
         <w:spacing w:after="160" w:line="300" w:lineRule="auto"/>
         <w:ind w:left="0" w:right="0" w:firstLine="0"/>
-        <w:jc w:val="right"/>
+        <w:jc w:val="left"/>
       </w:pPr>
       <w:r>
         <w:rPr>
@@ -22932,7 +22936,7 @@
         <w:bidi w:val="1"/>
         <w:spacing w:after="160" w:line="300" w:lineRule="auto"/>
         <w:ind w:left="0" w:right="0" w:firstLine="0"/>
-        <w:jc w:val="right"/>
+        <w:jc w:val="left"/>
       </w:pPr>
       <w:r>
         <w:rPr>
@@ -22960,7 +22964,7 @@
         <w:bidi w:val="1"/>
         <w:spacing w:after="160" w:line="300" w:lineRule="auto"/>
         <w:ind w:left="0" w:right="0" w:firstLine="0"/>
-        <w:jc w:val="right"/>
+        <w:jc w:val="left"/>
       </w:pPr>
       <w:r>
         <w:rPr>
@@ -22978,7 +22982,7 @@
         <w:bidi w:val="1"/>
         <w:spacing w:after="160" w:line="300" w:lineRule="auto"/>
         <w:ind w:left="0" w:right="0" w:firstLine="0"/>
-        <w:jc w:val="right"/>
+        <w:jc w:val="left"/>
       </w:pPr>
       <w:r>
         <w:rPr>
@@ -22998,7 +23002,7 @@
         <w:bidi w:val="1"/>
         <w:spacing w:after="160" w:line="300" w:lineRule="auto"/>
         <w:ind w:left="0" w:right="0" w:firstLine="0"/>
-        <w:jc w:val="right"/>
+        <w:jc w:val="left"/>
       </w:pPr>
       <w:r>
         <w:rPr>
@@ -23016,7 +23020,7 @@
         <w:bidi w:val="1"/>
         <w:spacing w:after="160" w:line="300" w:lineRule="auto"/>
         <w:ind w:left="0" w:right="0" w:firstLine="0"/>
-        <w:jc w:val="right"/>
+        <w:jc w:val="left"/>
       </w:pPr>
       <w:r>
         <w:rPr>
@@ -23034,7 +23038,7 @@
         <w:bidi w:val="1"/>
         <w:spacing w:after="160" w:line="300" w:lineRule="auto"/>
         <w:ind w:left="0" w:right="0" w:firstLine="0"/>
-        <w:jc w:val="right"/>
+        <w:jc w:val="left"/>
       </w:pPr>
       <w:r>
         <w:rPr>
@@ -23062,7 +23066,7 @@
         <w:bidi w:val="1"/>
         <w:spacing w:after="160" w:line="300" w:lineRule="auto"/>
         <w:ind w:left="0" w:right="0" w:firstLine="0"/>
-        <w:jc w:val="right"/>
+        <w:jc w:val="left"/>
       </w:pPr>
       <w:r>
         <w:rPr>
@@ -23090,7 +23094,7 @@
         <w:bidi w:val="1"/>
         <w:spacing w:after="160" w:line="300" w:lineRule="auto"/>
         <w:ind w:left="0" w:right="0" w:firstLine="0"/>
-        <w:jc w:val="right"/>
+        <w:jc w:val="left"/>
       </w:pPr>
       <w:r>
         <w:rPr>
@@ -23108,7 +23112,7 @@
         <w:bidi w:val="1"/>
         <w:spacing w:after="160" w:line="300" w:lineRule="auto"/>
         <w:ind w:left="0" w:right="0" w:firstLine="0"/>
-        <w:jc w:val="right"/>
+        <w:jc w:val="left"/>
       </w:pPr>
       <w:r>
         <w:rPr>
@@ -23126,7 +23130,7 @@
         <w:bidi w:val="1"/>
         <w:spacing w:after="160" w:line="300" w:lineRule="auto"/>
         <w:ind w:left="0" w:right="0" w:firstLine="0"/>
-        <w:jc w:val="right"/>
+        <w:jc w:val="left"/>
       </w:pPr>
       <w:r>
         <w:rPr>
@@ -23154,7 +23158,7 @@
         <w:bidi w:val="1"/>
         <w:spacing w:after="160" w:line="300" w:lineRule="auto"/>
         <w:ind w:left="0" w:right="0" w:firstLine="0"/>
-        <w:jc w:val="right"/>
+        <w:jc w:val="left"/>
       </w:pPr>
       <w:r>
         <w:rPr>
@@ -23182,7 +23186,7 @@
         <w:bidi w:val="1"/>
         <w:spacing w:after="160" w:line="300" w:lineRule="auto"/>
         <w:ind w:left="0" w:right="0" w:firstLine="0"/>
-        <w:jc w:val="right"/>
+        <w:jc w:val="left"/>
       </w:pPr>
       <w:r>
         <w:rPr>
@@ -23200,7 +23204,7 @@
         <w:bidi w:val="1"/>
         <w:spacing w:after="160" w:line="300" w:lineRule="auto"/>
         <w:ind w:left="0" w:right="0" w:firstLine="0"/>
-        <w:jc w:val="right"/>
+        <w:jc w:val="left"/>
       </w:pPr>
       <w:r>
         <w:rPr>
@@ -23218,7 +23222,7 @@
         <w:bidi w:val="1"/>
         <w:spacing w:after="160" w:line="300" w:lineRule="auto"/>
         <w:ind w:left="0" w:right="0" w:firstLine="0"/>
-        <w:jc w:val="right"/>
+        <w:jc w:val="left"/>
       </w:pPr>
       <w:r>
         <w:rPr>
@@ -23246,7 +23250,7 @@
         <w:bidi w:val="1"/>
         <w:spacing w:after="160" w:line="300" w:lineRule="auto"/>
         <w:ind w:left="0" w:right="0" w:firstLine="0"/>
-        <w:jc w:val="right"/>
+        <w:jc w:val="left"/>
       </w:pPr>
       <w:r>
         <w:rPr>
@@ -23274,7 +23278,7 @@
         <w:bidi w:val="1"/>
         <w:spacing w:after="160" w:line="300" w:lineRule="auto"/>
         <w:ind w:left="0" w:right="0" w:firstLine="0"/>
-        <w:jc w:val="right"/>
+        <w:jc w:val="left"/>
       </w:pPr>
       <w:r>
         <w:rPr>
@@ -23302,7 +23306,7 @@
         <w:bidi w:val="1"/>
         <w:spacing w:after="160" w:line="300" w:lineRule="auto"/>
         <w:ind w:left="0" w:right="0" w:firstLine="0"/>
-        <w:jc w:val="right"/>
+        <w:jc w:val="left"/>
       </w:pPr>
       <w:r>
         <w:rPr>
@@ -23332,7 +23336,7 @@
         <w:bidi w:val="1"/>
         <w:spacing w:after="160" w:line="300" w:lineRule="auto"/>
         <w:ind w:left="0" w:right="0" w:firstLine="0"/>
-        <w:jc w:val="right"/>
+        <w:jc w:val="left"/>
       </w:pPr>
       <w:r>
         <w:rPr>
@@ -23350,7 +23354,7 @@
         <w:bidi w:val="1"/>
         <w:spacing w:after="160" w:line="300" w:lineRule="auto"/>
         <w:ind w:left="0" w:right="0" w:firstLine="0"/>
-        <w:jc w:val="right"/>
+        <w:jc w:val="left"/>
       </w:pPr>
       <w:r>
         <w:rPr>
@@ -23370,7 +23374,7 @@
         <w:bidi w:val="1"/>
         <w:spacing w:after="160" w:line="300" w:lineRule="auto"/>
         <w:ind w:left="0" w:right="0" w:firstLine="0"/>
-        <w:jc w:val="right"/>
+        <w:jc w:val="left"/>
       </w:pPr>
       <w:r>
         <w:rPr>
@@ -23388,7 +23392,7 @@
         <w:bidi w:val="1"/>
         <w:spacing w:after="160" w:line="300" w:lineRule="auto"/>
         <w:ind w:left="0" w:right="0" w:firstLine="0"/>
-        <w:jc w:val="right"/>
+        <w:jc w:val="left"/>
       </w:pPr>
       <w:r>
         <w:rPr>
@@ -23406,7 +23410,7 @@
         <w:bidi w:val="1"/>
         <w:spacing w:after="160" w:line="300" w:lineRule="auto"/>
         <w:ind w:left="0" w:right="0" w:firstLine="0"/>
-        <w:jc w:val="right"/>
+        <w:jc w:val="left"/>
       </w:pPr>
       <w:r>
         <w:rPr>
@@ -23424,7 +23428,7 @@
         <w:bidi w:val="1"/>
         <w:spacing w:after="160" w:line="300" w:lineRule="auto"/>
         <w:ind w:left="0" w:right="0" w:firstLine="0"/>
-        <w:jc w:val="right"/>
+        <w:jc w:val="left"/>
       </w:pPr>
       <w:r>
         <w:rPr>
@@ -23452,7 +23456,7 @@
         <w:bidi w:val="1"/>
         <w:spacing w:after="160" w:line="300" w:lineRule="auto"/>
         <w:ind w:left="0" w:right="0" w:firstLine="0"/>
-        <w:jc w:val="right"/>
+        <w:jc w:val="left"/>
       </w:pPr>
       <w:r>
         <w:rPr>
@@ -23480,7 +23484,7 @@
         <w:bidi w:val="1"/>
         <w:spacing w:after="160" w:line="300" w:lineRule="auto"/>
         <w:ind w:left="0" w:right="0" w:firstLine="0"/>
-        <w:jc w:val="right"/>
+        <w:jc w:val="left"/>
       </w:pPr>
       <w:r>
         <w:rPr>
@@ -23498,7 +23502,7 @@
         <w:bidi w:val="1"/>
         <w:spacing w:after="160" w:line="300" w:lineRule="auto"/>
         <w:ind w:left="0" w:right="0" w:firstLine="0"/>
-        <w:jc w:val="right"/>
+        <w:jc w:val="left"/>
       </w:pPr>
       <w:r>
         <w:rPr>
@@ -23526,7 +23530,7 @@
         <w:bidi w:val="1"/>
         <w:spacing w:after="160" w:line="300" w:lineRule="auto"/>
         <w:ind w:left="0" w:right="0" w:firstLine="0"/>
-        <w:jc w:val="right"/>
+        <w:jc w:val="left"/>
       </w:pPr>
       <w:r>
         <w:rPr>
@@ -23554,7 +23558,7 @@
         <w:bidi w:val="1"/>
         <w:spacing w:after="160" w:line="300" w:lineRule="auto"/>
         <w:ind w:left="0" w:right="0" w:firstLine="0"/>
-        <w:jc w:val="right"/>
+        <w:jc w:val="left"/>
       </w:pPr>
       <w:r>
         <w:rPr>
@@ -23572,7 +23576,7 @@
         <w:bidi w:val="1"/>
         <w:spacing w:after="160" w:line="300" w:lineRule="auto"/>
         <w:ind w:left="0" w:right="0" w:firstLine="0"/>
-        <w:jc w:val="right"/>
+        <w:jc w:val="left"/>
       </w:pPr>
       <w:r>
         <w:rPr>
@@ -23590,7 +23594,7 @@
         <w:bidi w:val="1"/>
         <w:spacing w:after="160" w:line="300" w:lineRule="auto"/>
         <w:ind w:left="0" w:right="0" w:firstLine="0"/>
-        <w:jc w:val="right"/>
+        <w:jc w:val="left"/>
       </w:pPr>
       <w:r>
         <w:rPr>
@@ -23618,7 +23622,7 @@
         <w:bidi w:val="1"/>
         <w:spacing w:after="160" w:line="300" w:lineRule="auto"/>
         <w:ind w:left="0" w:right="0" w:firstLine="0"/>
-        <w:jc w:val="right"/>
+        <w:jc w:val="left"/>
       </w:pPr>
       <w:r>
         <w:rPr>
@@ -23646,7 +23650,7 @@
         <w:bidi w:val="1"/>
         <w:spacing w:after="160" w:line="300" w:lineRule="auto"/>
         <w:ind w:left="0" w:right="0" w:firstLine="0"/>
-        <w:jc w:val="right"/>
+        <w:jc w:val="left"/>
       </w:pPr>
       <w:r>
         <w:rPr>
@@ -23664,7 +23668,7 @@
         <w:bidi w:val="1"/>
         <w:spacing w:after="160" w:line="300" w:lineRule="auto"/>
         <w:ind w:left="0" w:right="0" w:firstLine="0"/>
-        <w:jc w:val="right"/>
+        <w:jc w:val="left"/>
       </w:pPr>
       <w:r>
         <w:rPr>
@@ -23682,7 +23686,7 @@
         <w:bidi w:val="1"/>
         <w:spacing w:after="160" w:line="300" w:lineRule="auto"/>
         <w:ind w:left="0" w:right="0" w:firstLine="0"/>
-        <w:jc w:val="right"/>
+        <w:jc w:val="left"/>
       </w:pPr>
       <w:r>
         <w:rPr>
@@ -23700,7 +23704,7 @@
         <w:bidi w:val="1"/>
         <w:spacing w:after="160" w:line="300" w:lineRule="auto"/>
         <w:ind w:left="0" w:right="0" w:firstLine="0"/>
-        <w:jc w:val="right"/>
+        <w:jc w:val="left"/>
       </w:pPr>
       <w:r>
         <w:rPr>
@@ -23718,7 +23722,7 @@
         <w:bidi w:val="1"/>
         <w:spacing w:after="160" w:line="300" w:lineRule="auto"/>
         <w:ind w:left="0" w:right="0" w:firstLine="0"/>
-        <w:jc w:val="right"/>
+        <w:jc w:val="left"/>
       </w:pPr>
       <w:r>
         <w:rPr>
@@ -23736,7 +23740,7 @@
         <w:bidi w:val="1"/>
         <w:spacing w:after="160" w:line="300" w:lineRule="auto"/>
         <w:ind w:left="0" w:right="0" w:firstLine="0"/>
-        <w:jc w:val="right"/>
+        <w:jc w:val="left"/>
       </w:pPr>
       <w:r>
         <w:rPr>
@@ -23764,7 +23768,7 @@
         <w:bidi w:val="1"/>
         <w:spacing w:after="160" w:line="300" w:lineRule="auto"/>
         <w:ind w:left="0" w:right="0" w:firstLine="0"/>
-        <w:jc w:val="right"/>
+        <w:jc w:val="left"/>
       </w:pPr>
       <w:r>
         <w:rPr>
@@ -23792,7 +23796,7 @@
         <w:bidi w:val="1"/>
         <w:spacing w:after="160" w:line="300" w:lineRule="auto"/>
         <w:ind w:left="0" w:right="0" w:firstLine="0"/>
-        <w:jc w:val="right"/>
+        <w:jc w:val="left"/>
       </w:pPr>
       <w:r>
         <w:rPr>
@@ -23810,7 +23814,7 @@
         <w:bidi w:val="1"/>
         <w:spacing w:after="160" w:line="300" w:lineRule="auto"/>
         <w:ind w:left="0" w:right="0" w:firstLine="0"/>
-        <w:jc w:val="right"/>
+        <w:jc w:val="left"/>
       </w:pPr>
       <w:r>
         <w:rPr>
@@ -23828,7 +23832,7 @@
         <w:bidi w:val="1"/>
         <w:spacing w:after="160" w:line="300" w:lineRule="auto"/>
         <w:ind w:left="0" w:right="0" w:firstLine="0"/>
-        <w:jc w:val="right"/>
+        <w:jc w:val="left"/>
       </w:pPr>
       <w:r>
         <w:rPr>
@@ -23848,7 +23852,7 @@
         <w:bidi w:val="1"/>
         <w:spacing w:after="160" w:line="300" w:lineRule="auto"/>
         <w:ind w:left="0" w:right="0" w:firstLine="0"/>
-        <w:jc w:val="right"/>
+        <w:jc w:val="left"/>
       </w:pPr>
       <w:r>
         <w:rPr>
@@ -23868,7 +23872,7 @@
         <w:bidi w:val="1"/>
         <w:spacing w:after="160" w:line="300" w:lineRule="auto"/>
         <w:ind w:left="0" w:right="0" w:firstLine="0"/>
-        <w:jc w:val="right"/>
+        <w:jc w:val="left"/>
       </w:pPr>
       <w:r>
         <w:rPr>
@@ -23888,7 +23892,7 @@
         <w:bidi w:val="1"/>
         <w:spacing w:after="160" w:line="300" w:lineRule="auto"/>
         <w:ind w:left="0" w:right="0" w:firstLine="0"/>
-        <w:jc w:val="right"/>
+        <w:jc w:val="left"/>
       </w:pPr>
       <w:r>
         <w:rPr>
@@ -23916,7 +23920,7 @@
         <w:bidi w:val="1"/>
         <w:spacing w:after="160" w:line="300" w:lineRule="auto"/>
         <w:ind w:left="0" w:right="0" w:firstLine="0"/>
-        <w:jc w:val="right"/>
+        <w:jc w:val="left"/>
       </w:pPr>
       <w:r>
         <w:rPr>
@@ -23944,7 +23948,7 @@
         <w:bidi w:val="1"/>
         <w:spacing w:after="160" w:line="300" w:lineRule="auto"/>
         <w:ind w:left="0" w:right="0" w:firstLine="0"/>
-        <w:jc w:val="right"/>
+        <w:jc w:val="left"/>
       </w:pPr>
       <w:r>
         <w:rPr>
@@ -23972,7 +23976,7 @@
         <w:bidi w:val="1"/>
         <w:spacing w:after="160" w:line="300" w:lineRule="auto"/>
         <w:ind w:left="0" w:right="0" w:firstLine="0"/>
-        <w:jc w:val="right"/>
+        <w:jc w:val="left"/>
       </w:pPr>
       <w:r>
         <w:rPr>
@@ -24000,7 +24004,7 @@
         <w:bidi w:val="1"/>
         <w:spacing w:after="160" w:line="300" w:lineRule="auto"/>
         <w:ind w:left="0" w:right="0" w:firstLine="0"/>
-        <w:jc w:val="right"/>
+        <w:jc w:val="left"/>
       </w:pPr>
       <w:r>
         <w:rPr>
@@ -24028,7 +24032,7 @@
         <w:bidi w:val="1"/>
         <w:spacing w:after="160" w:line="300" w:lineRule="auto"/>
         <w:ind w:left="0" w:right="0" w:firstLine="0"/>
-        <w:jc w:val="right"/>
+        <w:jc w:val="left"/>
       </w:pPr>
       <w:r>
         <w:rPr>
@@ -24058,7 +24062,7 @@
         <w:bidi w:val="1"/>
         <w:spacing w:after="160" w:line="300" w:lineRule="auto"/>
         <w:ind w:left="0" w:right="0" w:firstLine="0"/>
-        <w:jc w:val="right"/>
+        <w:jc w:val="left"/>
       </w:pPr>
       <w:r>
         <w:rPr>
@@ -24078,7 +24082,7 @@
         <w:bidi w:val="1"/>
         <w:spacing w:after="160" w:line="300" w:lineRule="auto"/>
         <w:ind w:left="0" w:right="0" w:firstLine="0"/>
-        <w:jc w:val="right"/>
+        <w:jc w:val="left"/>
       </w:pPr>
       <w:r>
         <w:rPr>
@@ -24096,7 +24100,7 @@
         <w:bidi w:val="1"/>
         <w:spacing w:after="160" w:line="300" w:lineRule="auto"/>
         <w:ind w:left="0" w:right="0" w:firstLine="0"/>
-        <w:jc w:val="right"/>
+        <w:jc w:val="left"/>
       </w:pPr>
       <w:r>
         <w:rPr>
@@ -24116,7 +24120,7 @@
         <w:bidi w:val="1"/>
         <w:spacing w:after="160" w:line="300" w:lineRule="auto"/>
         <w:ind w:left="0" w:right="0" w:firstLine="0"/>
-        <w:jc w:val="right"/>
+        <w:jc w:val="left"/>
       </w:pPr>
       <w:r>
         <w:rPr>
@@ -24144,7 +24148,7 @@
         <w:bidi w:val="1"/>
         <w:spacing w:after="160" w:line="300" w:lineRule="auto"/>
         <w:ind w:left="0" w:right="0" w:firstLine="0"/>
-        <w:jc w:val="right"/>
+        <w:jc w:val="left"/>
       </w:pPr>
       <w:r>
         <w:rPr>
@@ -24172,7 +24176,7 @@
         <w:bidi w:val="1"/>
         <w:spacing w:after="160" w:line="300" w:lineRule="auto"/>
         <w:ind w:left="0" w:right="0" w:firstLine="0"/>
-        <w:jc w:val="right"/>
+        <w:jc w:val="left"/>
       </w:pPr>
       <w:r>
         <w:rPr>
@@ -24200,7 +24204,7 @@
         <w:bidi w:val="1"/>
         <w:spacing w:after="160" w:line="300" w:lineRule="auto"/>
         <w:ind w:left="0" w:right="0" w:firstLine="0"/>
-        <w:jc w:val="right"/>
+        <w:jc w:val="left"/>
       </w:pPr>
       <w:r>
         <w:rPr>
@@ -24218,7 +24222,7 @@
         <w:bidi w:val="1"/>
         <w:spacing w:after="160" w:line="300" w:lineRule="auto"/>
         <w:ind w:left="0" w:right="0" w:firstLine="0"/>
-        <w:jc w:val="right"/>
+        <w:jc w:val="left"/>
       </w:pPr>
       <w:r>
         <w:rPr>
@@ -24236,7 +24240,7 @@
         <w:bidi w:val="1"/>
         <w:spacing w:after="160" w:line="300" w:lineRule="auto"/>
         <w:ind w:left="0" w:right="0" w:firstLine="0"/>
-        <w:jc w:val="right"/>
+        <w:jc w:val="left"/>
       </w:pPr>
       <w:r>
         <w:rPr>
@@ -24254,7 +24258,7 @@
         <w:bidi w:val="1"/>
         <w:spacing w:after="160" w:line="300" w:lineRule="auto"/>
         <w:ind w:left="0" w:right="0" w:firstLine="0"/>
-        <w:jc w:val="right"/>
+        <w:jc w:val="left"/>
       </w:pPr>
       <w:r>
         <w:rPr>
@@ -24282,7 +24286,7 @@
         <w:bidi w:val="1"/>
         <w:spacing w:after="160" w:line="300" w:lineRule="auto"/>
         <w:ind w:left="0" w:right="0" w:firstLine="0"/>
-        <w:jc w:val="right"/>
+        <w:jc w:val="left"/>
       </w:pPr>
       <w:r>
         <w:rPr>
@@ -24310,7 +24314,7 @@
         <w:bidi w:val="1"/>
         <w:spacing w:after="160" w:line="300" w:lineRule="auto"/>
         <w:ind w:left="0" w:right="0" w:firstLine="0"/>
-        <w:jc w:val="right"/>
+        <w:jc w:val="left"/>
       </w:pPr>
       <w:r>
         <w:rPr>
@@ -24338,7 +24342,7 @@
         <w:bidi w:val="1"/>
         <w:spacing w:after="160" w:line="300" w:lineRule="auto"/>
         <w:ind w:left="0" w:right="0" w:firstLine="0"/>
-        <w:jc w:val="right"/>
+        <w:jc w:val="left"/>
       </w:pPr>
       <w:r>
         <w:rPr>
@@ -24356,7 +24360,7 @@
         <w:bidi w:val="1"/>
         <w:spacing w:after="160" w:line="300" w:lineRule="auto"/>
         <w:ind w:left="0" w:right="0" w:firstLine="0"/>
-        <w:jc w:val="right"/>
+        <w:jc w:val="left"/>
       </w:pPr>
       <w:r>
         <w:rPr>
@@ -24374,7 +24378,7 @@
         <w:bidi w:val="1"/>
         <w:spacing w:after="160" w:line="300" w:lineRule="auto"/>
         <w:ind w:left="0" w:right="0" w:firstLine="0"/>
-        <w:jc w:val="right"/>
+        <w:jc w:val="left"/>
       </w:pPr>
       <w:r>
         <w:rPr>
@@ -24392,7 +24396,7 @@
         <w:bidi w:val="1"/>
         <w:spacing w:after="160" w:line="300" w:lineRule="auto"/>
         <w:ind w:left="0" w:right="0" w:firstLine="0"/>
-        <w:jc w:val="right"/>
+        <w:jc w:val="left"/>
       </w:pPr>
       <w:r>
         <w:rPr>
@@ -24410,7 +24414,7 @@
         <w:bidi w:val="1"/>
         <w:spacing w:after="160" w:line="300" w:lineRule="auto"/>
         <w:ind w:left="0" w:right="0" w:firstLine="0"/>
-        <w:jc w:val="right"/>
+        <w:jc w:val="left"/>
       </w:pPr>
       <w:r>
         <w:rPr>
@@ -24438,7 +24442,7 @@
         <w:bidi w:val="1"/>
         <w:spacing w:after="160" w:line="300" w:lineRule="auto"/>
         <w:ind w:left="0" w:right="0" w:firstLine="0"/>
-        <w:jc w:val="right"/>
+        <w:jc w:val="left"/>
       </w:pPr>
       <w:r>
         <w:rPr>
@@ -24466,7 +24470,7 @@
         <w:bidi w:val="1"/>
         <w:spacing w:after="160" w:line="300" w:lineRule="auto"/>
         <w:ind w:left="0" w:right="0" w:firstLine="0"/>
-        <w:jc w:val="right"/>
+        <w:jc w:val="left"/>
       </w:pPr>
       <w:r>
         <w:rPr>
@@ -24494,7 +24498,7 @@
         <w:bidi w:val="1"/>
         <w:spacing w:after="160" w:line="300" w:lineRule="auto"/>
         <w:ind w:left="0" w:right="0" w:firstLine="0"/>
-        <w:jc w:val="right"/>
+        <w:jc w:val="left"/>
       </w:pPr>
       <w:r>
         <w:rPr>
@@ -24522,7 +24526,7 @@
         <w:bidi w:val="1"/>
         <w:spacing w:after="160" w:line="300" w:lineRule="auto"/>
         <w:ind w:left="0" w:right="0" w:firstLine="0"/>
-        <w:jc w:val="right"/>
+        <w:jc w:val="left"/>
       </w:pPr>
       <w:r>
         <w:rPr>
@@ -24540,7 +24544,7 @@
         <w:bidi w:val="1"/>
         <w:spacing w:after="160" w:line="300" w:lineRule="auto"/>
         <w:ind w:left="0" w:right="0" w:firstLine="0"/>
-        <w:jc w:val="right"/>
+        <w:jc w:val="left"/>
       </w:pPr>
       <w:r>
         <w:rPr>
@@ -24558,7 +24562,7 @@
         <w:bidi w:val="1"/>
         <w:spacing w:after="160" w:line="300" w:lineRule="auto"/>
         <w:ind w:left="0" w:right="0" w:firstLine="0"/>
-        <w:jc w:val="right"/>
+        <w:jc w:val="left"/>
       </w:pPr>
       <w:r>
         <w:rPr>
@@ -24588,7 +24592,7 @@
         <w:bidi w:val="1"/>
         <w:spacing w:after="160" w:line="300" w:lineRule="auto"/>
         <w:ind w:left="0" w:right="0" w:firstLine="0"/>
-        <w:jc w:val="right"/>
+        <w:jc w:val="left"/>
       </w:pPr>
       <w:r>
         <w:rPr>
@@ -24618,7 +24622,7 @@
         <w:bidi w:val="1"/>
         <w:spacing w:after="160" w:line="300" w:lineRule="auto"/>
         <w:ind w:left="0" w:right="0" w:firstLine="0"/>
-        <w:jc w:val="right"/>
+        <w:jc w:val="left"/>
       </w:pPr>
       <w:r>
         <w:rPr>
@@ -24646,7 +24650,7 @@
         <w:bidi w:val="1"/>
         <w:spacing w:after="160" w:line="300" w:lineRule="auto"/>
         <w:ind w:left="0" w:right="0" w:firstLine="0"/>
-        <w:jc w:val="right"/>
+        <w:jc w:val="left"/>
       </w:pPr>
       <w:r>
         <w:rPr>
@@ -24664,7 +24668,7 @@
         <w:bidi w:val="1"/>
         <w:spacing w:after="160" w:line="300" w:lineRule="auto"/>
         <w:ind w:left="0" w:right="0" w:firstLine="0"/>
-        <w:jc w:val="right"/>
+        <w:jc w:val="left"/>
       </w:pPr>
       <w:r>
         <w:rPr>
@@ -24682,7 +24686,7 @@
         <w:bidi w:val="1"/>
         <w:spacing w:after="160" w:line="300" w:lineRule="auto"/>
         <w:ind w:left="0" w:right="0" w:firstLine="0"/>
-        <w:jc w:val="right"/>
+        <w:jc w:val="left"/>
       </w:pPr>
       <w:r>
         <w:rPr>
@@ -24700,7 +24704,7 @@
         <w:bidi w:val="1"/>
         <w:spacing w:after="160" w:line="300" w:lineRule="auto"/>
         <w:ind w:left="0" w:right="0" w:firstLine="0"/>
-        <w:jc w:val="right"/>
+        <w:jc w:val="left"/>
       </w:pPr>
       <w:r>
         <w:rPr>
@@ -24720,7 +24724,7 @@
         <w:bidi w:val="1"/>
         <w:spacing w:after="160" w:line="300" w:lineRule="auto"/>
         <w:ind w:left="0" w:right="0" w:firstLine="0"/>
-        <w:jc w:val="right"/>
+        <w:jc w:val="left"/>
       </w:pPr>
       <w:r>
         <w:rPr>
@@ -24733,7 +24737,11 @@
         <w:t>זה המקום שבו הלוגיקה היבשה מביאה אותנו לתוצאה כמעט הפוכה מהאינטואיציה הרגילה של בני אדם. בטקסט ובלוגיקה טהורה, הכל אפשרי.</w:t>
       </w:r>
     </w:p>
-    <w:p/>
+    <w:p>
+      <w:pPr>
+        <w:ind w:left="0" w:right="0" w:firstLine="0"/>
+      </w:pPr>
+    </w:p>
     <w:sectPr>
       <w:pgSz w:w="12240" w:h="15840"/>
       <w:pgMar w:top="1080" w:right="1037" w:bottom="1080" w:left="1037" w:header="720" w:footer="720" w:gutter="0"/>

--- a/theory-site-static/files/ai-believes/what-ai-believes-he.docx
+++ b/theory-site-static/files/ai-believes/what-ai-believes-he.docx
@@ -9870,7 +9870,7 @@
           <w:sz w:val="24"/>
           <w:rtl/>
         </w:rPr>
-        <w:t>הוכחה אמפירית מוחלטת שניתנת למדידה: (כמו למדוד טמפרטורה של מים).</w:t>
+        <w:t>עדות אמפירית מוחלטת שניתנת למדידה: (כמו למדוד טמפרטורה של מים).</w:t>
       </w:r>
     </w:p>
     <w:p>
